--- a/public/legal/SotsiaalAI_raamdokument.docx
+++ b/public/legal/SotsiaalAI_raamdokument.docx
@@ -11,37 +11,8 @@
       </w:r>
     </w:p>
     <w:p>
-      <w:proofErr w:type="spellStart"/>
-      <w:r>
-        <w:t>Kasutus</w:t>
-      </w:r>
-      <w:proofErr w:type="spellEnd"/>
-      <w:r>
-        <w:t xml:space="preserve">: </w:t>
-      </w:r>
-      <w:proofErr w:type="spellStart"/>
-      <w:r>
-        <w:t>täidetav</w:t>
-      </w:r>
-      <w:proofErr w:type="spellEnd"/>
-      <w:r>
-        <w:t xml:space="preserve"> </w:t>
-      </w:r>
-      <w:proofErr w:type="spellStart"/>
-      <w:r>
-        <w:t>ühenddokument</w:t>
-      </w:r>
-      <w:proofErr w:type="spellEnd"/>
-      <w:r>
-        <w:t xml:space="preserve"> </w:t>
-      </w:r>
-      <w:proofErr w:type="spellStart"/>
-      <w:r>
-        <w:t>organisatsioonile</w:t>
-      </w:r>
-      <w:proofErr w:type="spellEnd"/>
-      <w:r>
-        <w:t xml:space="preserve"> või tööandjale, kes soovib lubada töötajal kasutada SotsiaalAI platvormi töövahendina ning dokumenteerida tööalase kasutuse tingimused, vastutuse, andmekaitsekontrollid ja vajaduse korral volitatud töötleja tingimused ühes failis.</w:t>
+      <w:r>
+        <w:t>Kasutus: täidetav ühenddokument organisatsioonile või tööandjale, kes soovib lubada töötajal kasutada SotsiaalAI platvormi töövahendina ning dokumenteerida tööalase kasutuse tingimused, vastutuse, andmekaitsekontrollid ja vajaduse korral volitatud töötleja tingimused ühes failis.</w:t>
       </w:r>
     </w:p>
     <w:p>
@@ -59,184 +30,32 @@
     </w:p>
     <w:p>
       <w:r>
-        <w:t xml:space="preserve">• </w:t>
-      </w:r>
-      <w:proofErr w:type="spellStart"/>
-      <w:r>
-        <w:t>organisatsiooni</w:t>
-      </w:r>
-      <w:proofErr w:type="spellEnd"/>
-      <w:r>
-        <w:t xml:space="preserve"> </w:t>
-      </w:r>
-      <w:proofErr w:type="spellStart"/>
-      <w:r>
-        <w:t>tööalase</w:t>
-      </w:r>
-      <w:proofErr w:type="spellEnd"/>
-      <w:r>
-        <w:t xml:space="preserve"> </w:t>
-      </w:r>
-      <w:proofErr w:type="spellStart"/>
-      <w:r>
-        <w:t>kasutuse</w:t>
-      </w:r>
-      <w:proofErr w:type="spellEnd"/>
-      <w:r>
-        <w:t xml:space="preserve"> loa ja sisemised kasutusreeglid;</w:t>
-      </w:r>
-    </w:p>
-    <w:p>
-      <w:r>
-        <w:t xml:space="preserve">• </w:t>
-      </w:r>
-      <w:proofErr w:type="spellStart"/>
-      <w:r>
-        <w:t>töötaja</w:t>
-      </w:r>
-      <w:proofErr w:type="spellEnd"/>
-      <w:r>
-        <w:t xml:space="preserve"> </w:t>
-      </w:r>
-      <w:proofErr w:type="spellStart"/>
-      <w:r>
-        <w:t>kasutuskinnituse</w:t>
-      </w:r>
-      <w:proofErr w:type="spellEnd"/>
-      <w:r>
-        <w:t>;</w:t>
-      </w:r>
-    </w:p>
-    <w:p>
-      <w:r>
-        <w:t xml:space="preserve">• </w:t>
-      </w:r>
-      <w:proofErr w:type="spellStart"/>
-      <w:r>
-        <w:t>kontrollpunktid</w:t>
-      </w:r>
-      <w:proofErr w:type="spellEnd"/>
-      <w:r>
-        <w:t xml:space="preserve"> </w:t>
-      </w:r>
-      <w:proofErr w:type="spellStart"/>
-      <w:r>
-        <w:t>õigusliku</w:t>
-      </w:r>
-      <w:proofErr w:type="spellEnd"/>
-      <w:r>
-        <w:t xml:space="preserve"> </w:t>
-      </w:r>
-      <w:proofErr w:type="spellStart"/>
-      <w:r>
-        <w:t>aluse</w:t>
-      </w:r>
-      <w:proofErr w:type="spellEnd"/>
-      <w:r>
-        <w:t xml:space="preserve">, </w:t>
-      </w:r>
-      <w:proofErr w:type="spellStart"/>
-      <w:r>
-        <w:t>eriliigiliste</w:t>
-      </w:r>
-      <w:proofErr w:type="spellEnd"/>
-      <w:r>
-        <w:t xml:space="preserve"> andmete, DPIA ja lepingulise raamistiku hindamiseks;</w:t>
-      </w:r>
-    </w:p>
-    <w:p>
-      <w:r>
-        <w:t xml:space="preserve">• </w:t>
-      </w:r>
-      <w:proofErr w:type="spellStart"/>
-      <w:r>
-        <w:t>SotsiaalAI</w:t>
-      </w:r>
-      <w:proofErr w:type="spellEnd"/>
-      <w:r>
-        <w:t xml:space="preserve"> </w:t>
-      </w:r>
-      <w:proofErr w:type="spellStart"/>
-      <w:r>
-        <w:t>volitatud</w:t>
-      </w:r>
-      <w:proofErr w:type="spellEnd"/>
-      <w:r>
-        <w:t xml:space="preserve"> </w:t>
-      </w:r>
-      <w:proofErr w:type="spellStart"/>
-      <w:r>
-        <w:t>töötleja</w:t>
-      </w:r>
-      <w:proofErr w:type="spellEnd"/>
-      <w:r>
-        <w:t xml:space="preserve"> </w:t>
-      </w:r>
-      <w:proofErr w:type="spellStart"/>
-      <w:r>
-        <w:t>tingimused</w:t>
-      </w:r>
-      <w:proofErr w:type="spellEnd"/>
-      <w:r>
-        <w:t xml:space="preserve"> ulatuses, milles SotsiaalAI töötleb andmeid organisatsiooni nimel;</w:t>
-      </w:r>
-    </w:p>
-    <w:p>
-      <w:r>
-        <w:t xml:space="preserve">• </w:t>
-      </w:r>
-      <w:proofErr w:type="spellStart"/>
-      <w:r>
-        <w:t>tehniliste</w:t>
-      </w:r>
-      <w:proofErr w:type="spellEnd"/>
-      <w:r>
-        <w:t xml:space="preserve"> ja </w:t>
-      </w:r>
-      <w:proofErr w:type="spellStart"/>
-      <w:r>
-        <w:t>korralduslike</w:t>
-      </w:r>
-      <w:proofErr w:type="spellEnd"/>
-      <w:r>
-        <w:t xml:space="preserve"> </w:t>
-      </w:r>
-      <w:proofErr w:type="spellStart"/>
-      <w:r>
-        <w:t>turvameetmete</w:t>
-      </w:r>
-      <w:proofErr w:type="spellEnd"/>
-      <w:r>
-        <w:t xml:space="preserve"> kirjelduse;</w:t>
-      </w:r>
-    </w:p>
-    <w:p>
-      <w:r>
-        <w:t xml:space="preserve">• </w:t>
-      </w:r>
-      <w:proofErr w:type="spellStart"/>
-      <w:r>
-        <w:t>lühikese</w:t>
-      </w:r>
-      <w:proofErr w:type="spellEnd"/>
-      <w:r>
-        <w:t xml:space="preserve"> </w:t>
-      </w:r>
-      <w:proofErr w:type="spellStart"/>
-      <w:r>
-        <w:t>kasutuselevõtu</w:t>
-      </w:r>
-      <w:proofErr w:type="spellEnd"/>
-      <w:r>
-        <w:t xml:space="preserve"> </w:t>
-      </w:r>
-      <w:proofErr w:type="spellStart"/>
-      <w:r>
-        <w:t>kontroll-lehe</w:t>
-      </w:r>
-      <w:proofErr w:type="spellEnd"/>
-      <w:r>
-        <w:t>.</w:t>
+        <w:t>• organisatsiooni tööalase kasutuse loa ja sisemised kasutusreeglid;</w:t>
+      </w:r>
+    </w:p>
+    <w:p>
+      <w:r>
+        <w:t>• töötaja kasutuskinnituse;</w:t>
+      </w:r>
+    </w:p>
+    <w:p>
+      <w:r>
+        <w:t>• kontrollpunktid õigusliku aluse, eriliigiliste andmete, DPIA ja lepingulise raamistiku hindamiseks;</w:t>
+      </w:r>
+    </w:p>
+    <w:p>
+      <w:r>
+        <w:t>• SotsiaalAI volitatud töötleja tingimused ulatuses, milles SotsiaalAI töötleb andmeid organisatsiooni nimel;</w:t>
+      </w:r>
+    </w:p>
+    <w:p>
+      <w:r>
+        <w:t>• tehniliste ja korralduslike turvameetmete kirjelduse;</w:t>
+      </w:r>
+    </w:p>
+    <w:p>
+      <w:r>
+        <w:t>• lühikese kasutuselevõtu kontroll-lehe.</w:t>
       </w:r>
     </w:p>
     <w:p>
@@ -259,189 +78,37 @@
     </w:p>
     <w:p>
       <w:r>
-        <w:t xml:space="preserve">• </w:t>
-      </w:r>
-      <w:proofErr w:type="spellStart"/>
-      <w:r>
-        <w:t>tööalase</w:t>
-      </w:r>
-      <w:proofErr w:type="spellEnd"/>
-      <w:r>
-        <w:t xml:space="preserve"> </w:t>
-      </w:r>
-      <w:proofErr w:type="spellStart"/>
-      <w:r>
-        <w:t>kasutuse</w:t>
-      </w:r>
-      <w:proofErr w:type="spellEnd"/>
-      <w:r>
-        <w:t xml:space="preserve"> </w:t>
-      </w:r>
-      <w:proofErr w:type="spellStart"/>
-      <w:r>
-        <w:t>otsus</w:t>
-      </w:r>
-      <w:proofErr w:type="spellEnd"/>
-      <w:r>
-        <w:t>;</w:t>
-      </w:r>
-    </w:p>
-    <w:p>
-      <w:r>
-        <w:t xml:space="preserve">• </w:t>
-      </w:r>
-      <w:proofErr w:type="spellStart"/>
-      <w:r>
-        <w:t>kasutusreeglid</w:t>
-      </w:r>
-      <w:proofErr w:type="spellEnd"/>
-      <w:r>
-        <w:t xml:space="preserve"> ja </w:t>
-      </w:r>
-      <w:proofErr w:type="spellStart"/>
-      <w:r>
-        <w:t>piirangud</w:t>
-      </w:r>
-      <w:proofErr w:type="spellEnd"/>
-      <w:r>
-        <w:t>;</w:t>
-      </w:r>
-    </w:p>
-    <w:p>
-      <w:r>
-        <w:t xml:space="preserve">• </w:t>
-      </w:r>
-      <w:proofErr w:type="spellStart"/>
-      <w:r>
-        <w:t>rollide</w:t>
-      </w:r>
-      <w:proofErr w:type="spellEnd"/>
-      <w:r>
-        <w:t xml:space="preserve"> ja </w:t>
-      </w:r>
-      <w:proofErr w:type="spellStart"/>
-      <w:r>
-        <w:t>vastutuse</w:t>
-      </w:r>
-      <w:proofErr w:type="spellEnd"/>
-      <w:r>
-        <w:t xml:space="preserve"> </w:t>
-      </w:r>
-      <w:proofErr w:type="spellStart"/>
-      <w:r>
-        <w:t>jaotus</w:t>
-      </w:r>
-      <w:proofErr w:type="spellEnd"/>
-      <w:r>
-        <w:t>;</w:t>
-      </w:r>
-    </w:p>
-    <w:p>
-      <w:r>
-        <w:t xml:space="preserve">• </w:t>
-      </w:r>
-      <w:proofErr w:type="spellStart"/>
-      <w:r>
-        <w:t>töötaja</w:t>
-      </w:r>
-      <w:proofErr w:type="spellEnd"/>
-      <w:r>
-        <w:t xml:space="preserve"> </w:t>
-      </w:r>
-      <w:proofErr w:type="spellStart"/>
-      <w:r>
-        <w:t>juhised</w:t>
-      </w:r>
-      <w:proofErr w:type="spellEnd"/>
-      <w:r>
-        <w:t xml:space="preserve"> ja </w:t>
-      </w:r>
-      <w:proofErr w:type="spellStart"/>
-      <w:r>
-        <w:t>kasutuskinnitus</w:t>
-      </w:r>
-      <w:proofErr w:type="spellEnd"/>
-      <w:r>
-        <w:t>;</w:t>
-      </w:r>
-    </w:p>
-    <w:p>
-      <w:r>
-        <w:t xml:space="preserve">• </w:t>
-      </w:r>
-      <w:proofErr w:type="spellStart"/>
-      <w:r>
-        <w:t>andmekaitse</w:t>
-      </w:r>
-      <w:proofErr w:type="spellEnd"/>
-      <w:r>
-        <w:t xml:space="preserve"> </w:t>
-      </w:r>
-      <w:proofErr w:type="spellStart"/>
-      <w:r>
-        <w:t>kontrollid</w:t>
-      </w:r>
-      <w:proofErr w:type="spellEnd"/>
-      <w:r>
-        <w:t>;</w:t>
-      </w:r>
-    </w:p>
-    <w:p>
-      <w:r>
-        <w:t xml:space="preserve">• </w:t>
-      </w:r>
-      <w:proofErr w:type="spellStart"/>
-      <w:r>
-        <w:t>volitatud</w:t>
-      </w:r>
-      <w:proofErr w:type="spellEnd"/>
-      <w:r>
-        <w:t xml:space="preserve"> </w:t>
-      </w:r>
-      <w:proofErr w:type="spellStart"/>
-      <w:r>
-        <w:t>töötleja</w:t>
-      </w:r>
-      <w:proofErr w:type="spellEnd"/>
-      <w:r>
-        <w:t xml:space="preserve"> </w:t>
-      </w:r>
-      <w:proofErr w:type="spellStart"/>
-      <w:r>
-        <w:t>tingimused</w:t>
-      </w:r>
-      <w:proofErr w:type="spellEnd"/>
-      <w:r>
-        <w:t>;</w:t>
-      </w:r>
-    </w:p>
-    <w:p>
-      <w:r>
-        <w:t xml:space="preserve">• </w:t>
-      </w:r>
-      <w:proofErr w:type="spellStart"/>
-      <w:r>
-        <w:t>tehniliste</w:t>
-      </w:r>
-      <w:proofErr w:type="spellEnd"/>
-      <w:r>
-        <w:t xml:space="preserve"> ja </w:t>
-      </w:r>
-      <w:proofErr w:type="spellStart"/>
-      <w:r>
-        <w:t>korralduslike</w:t>
-      </w:r>
-      <w:proofErr w:type="spellEnd"/>
-      <w:r>
-        <w:t xml:space="preserve"> </w:t>
-      </w:r>
-      <w:proofErr w:type="spellStart"/>
-      <w:r>
-        <w:t>turvameetmete</w:t>
-      </w:r>
-      <w:proofErr w:type="spellEnd"/>
-      <w:r>
-        <w:t xml:space="preserve"> kirjeldus.</w:t>
+        <w:t>• tööalase kasutuse otsus;</w:t>
+      </w:r>
+    </w:p>
+    <w:p>
+      <w:r>
+        <w:t>• kasutusreeglid ja piirangud;</w:t>
+      </w:r>
+    </w:p>
+    <w:p>
+      <w:r>
+        <w:t>• rollide ja vastutuse jaotus;</w:t>
+      </w:r>
+    </w:p>
+    <w:p>
+      <w:r>
+        <w:t>• töötaja juhised ja kasutuskinnitus;</w:t>
+      </w:r>
+    </w:p>
+    <w:p>
+      <w:r>
+        <w:t>• andmekaitse kontrollid;</w:t>
+      </w:r>
+    </w:p>
+    <w:p>
+      <w:r>
+        <w:t>• volitatud töötleja tingimused;</w:t>
+      </w:r>
+    </w:p>
+    <w:p>
+      <w:r>
+        <w:t>• tehniliste ja korralduslike turvameetmete kirjeldus.</w:t>
       </w:r>
     </w:p>
     <w:p>
@@ -451,132 +118,28 @@
     </w:p>
     <w:p>
       <w:r>
-        <w:t xml:space="preserve">• </w:t>
-      </w:r>
-      <w:proofErr w:type="spellStart"/>
-      <w:r>
-        <w:t>dokumentide</w:t>
-      </w:r>
-      <w:proofErr w:type="spellEnd"/>
-      <w:r>
-        <w:t xml:space="preserve">, </w:t>
-      </w:r>
-      <w:proofErr w:type="spellStart"/>
-      <w:r>
-        <w:t>kirjade</w:t>
-      </w:r>
-      <w:proofErr w:type="spellEnd"/>
-      <w:r>
-        <w:t xml:space="preserve">, </w:t>
-      </w:r>
-      <w:proofErr w:type="spellStart"/>
-      <w:r>
-        <w:t>vastuste</w:t>
-      </w:r>
-      <w:proofErr w:type="spellEnd"/>
-      <w:r>
-        <w:t xml:space="preserve">, </w:t>
-      </w:r>
-      <w:proofErr w:type="spellStart"/>
-      <w:r>
-        <w:t>taotluste</w:t>
-      </w:r>
-      <w:proofErr w:type="spellEnd"/>
-      <w:r>
-        <w:t xml:space="preserve"> ja töömustandite koostamiseks;</w:t>
-      </w:r>
-    </w:p>
-    <w:p>
-      <w:r>
-        <w:t xml:space="preserve">• </w:t>
-      </w:r>
-      <w:proofErr w:type="spellStart"/>
-      <w:r>
-        <w:t>kokkuvõtete</w:t>
-      </w:r>
-      <w:proofErr w:type="spellEnd"/>
-      <w:r>
-        <w:t xml:space="preserve"> </w:t>
-      </w:r>
-      <w:proofErr w:type="spellStart"/>
-      <w:r>
-        <w:t>loomiseks</w:t>
-      </w:r>
-      <w:proofErr w:type="spellEnd"/>
-      <w:r>
-        <w:t>;</w:t>
-      </w:r>
-    </w:p>
-    <w:p>
-      <w:r>
-        <w:t xml:space="preserve">• </w:t>
-      </w:r>
-      <w:proofErr w:type="spellStart"/>
-      <w:r>
-        <w:t>tööprotsessi</w:t>
-      </w:r>
-      <w:proofErr w:type="spellEnd"/>
-      <w:r>
-        <w:t xml:space="preserve"> </w:t>
-      </w:r>
-      <w:proofErr w:type="spellStart"/>
-      <w:r>
-        <w:t>juhendamiseks</w:t>
-      </w:r>
-      <w:proofErr w:type="spellEnd"/>
-      <w:r>
-        <w:t>;</w:t>
+        <w:t>• dokumentide, kirjade, vastuste, taotluste ja töömustandite koostamiseks;</w:t>
+      </w:r>
+    </w:p>
+    <w:p>
+      <w:r>
+        <w:t>• kokkuvõtete loomiseks;</w:t>
+      </w:r>
+    </w:p>
+    <w:p>
+      <w:r>
+        <w:t>• tööprotsessi juhendamiseks;</w:t>
       </w:r>
     </w:p>
     <w:p>
       <w:r>
         <w:lastRenderedPageBreak/>
-        <w:t xml:space="preserve">• info </w:t>
-      </w:r>
-      <w:proofErr w:type="spellStart"/>
-      <w:r>
-        <w:t>struktureerimiseks</w:t>
-      </w:r>
-      <w:proofErr w:type="spellEnd"/>
-      <w:r>
-        <w:t>;</w:t>
-      </w:r>
-    </w:p>
-    <w:p>
-      <w:r>
-        <w:t xml:space="preserve">• </w:t>
-      </w:r>
-      <w:proofErr w:type="spellStart"/>
-      <w:r>
-        <w:t>lubatud</w:t>
-      </w:r>
-      <w:proofErr w:type="spellEnd"/>
-      <w:r>
-        <w:t xml:space="preserve"> </w:t>
-      </w:r>
-      <w:proofErr w:type="spellStart"/>
-      <w:r>
-        <w:t>töövoogudes</w:t>
-      </w:r>
-      <w:proofErr w:type="spellEnd"/>
-      <w:r>
-        <w:t xml:space="preserve"> </w:t>
-      </w:r>
-      <w:proofErr w:type="spellStart"/>
-      <w:r>
-        <w:t>dokumentide</w:t>
-      </w:r>
-      <w:proofErr w:type="spellEnd"/>
-      <w:r>
-        <w:t xml:space="preserve"> </w:t>
-      </w:r>
-      <w:proofErr w:type="spellStart"/>
-      <w:r>
-        <w:t>analüüsimiseks</w:t>
-      </w:r>
-      <w:proofErr w:type="spellEnd"/>
-      <w:r>
-        <w:t xml:space="preserve"> või praktiliste järgmiste sammude vormistamiseks.</w:t>
+        <w:t>• info struktureerimiseks;</w:t>
+      </w:r>
+    </w:p>
+    <w:p>
+      <w:r>
+        <w:t>• lubatud töövoogudes dokumentide analüüsimiseks või praktiliste järgmiste sammude vormistamiseks.</w:t>
       </w:r>
     </w:p>
     <w:p>
@@ -604,208 +167,32 @@
     </w:p>
     <w:p>
       <w:r>
-        <w:t xml:space="preserve">• </w:t>
-      </w:r>
-      <w:proofErr w:type="spellStart"/>
-      <w:r>
-        <w:t>Organisatsioon</w:t>
-      </w:r>
-      <w:proofErr w:type="spellEnd"/>
-      <w:r>
-        <w:t xml:space="preserve"> </w:t>
-      </w:r>
-      <w:proofErr w:type="spellStart"/>
-      <w:r>
-        <w:t>tähendab</w:t>
-      </w:r>
-      <w:proofErr w:type="spellEnd"/>
-      <w:r>
-        <w:t xml:space="preserve"> </w:t>
-      </w:r>
-      <w:proofErr w:type="spellStart"/>
-      <w:r>
-        <w:t>tööandjat</w:t>
-      </w:r>
-      <w:proofErr w:type="spellEnd"/>
-      <w:r>
-        <w:t xml:space="preserve">, </w:t>
-      </w:r>
-      <w:proofErr w:type="spellStart"/>
-      <w:r>
-        <w:t>asutust</w:t>
-      </w:r>
-      <w:proofErr w:type="spellEnd"/>
-      <w:r>
-        <w:t>, KOV-i või muud üksust, kes otsustab tööalase kasutuse lubamise üle ja määrab töötlemise eesmärgid oma tööprotsessides.</w:t>
-      </w:r>
-    </w:p>
-    <w:p>
-      <w:r>
-        <w:t xml:space="preserve">• </w:t>
-      </w:r>
-      <w:proofErr w:type="spellStart"/>
-      <w:r>
-        <w:t>Töötaja</w:t>
-      </w:r>
-      <w:proofErr w:type="spellEnd"/>
-      <w:r>
-        <w:t xml:space="preserve"> </w:t>
-      </w:r>
-      <w:proofErr w:type="spellStart"/>
-      <w:r>
-        <w:t>tähendab</w:t>
-      </w:r>
-      <w:proofErr w:type="spellEnd"/>
-      <w:r>
-        <w:t xml:space="preserve"> </w:t>
-      </w:r>
-      <w:proofErr w:type="spellStart"/>
-      <w:r>
-        <w:t>füüsilist</w:t>
-      </w:r>
-      <w:proofErr w:type="spellEnd"/>
-      <w:r>
-        <w:t xml:space="preserve"> </w:t>
-      </w:r>
-      <w:proofErr w:type="spellStart"/>
-      <w:r>
-        <w:t>isikut</w:t>
-      </w:r>
-      <w:proofErr w:type="spellEnd"/>
-      <w:r>
-        <w:t>, kellele organisatsioon annab õiguse kasutada SotsiaalAI platvormi töövahendina.</w:t>
-      </w:r>
-    </w:p>
-    <w:p>
-      <w:r>
-        <w:t xml:space="preserve">• </w:t>
-      </w:r>
-      <w:proofErr w:type="spellStart"/>
-      <w:r>
-        <w:t>SotsiaalAI</w:t>
-      </w:r>
-      <w:proofErr w:type="spellEnd"/>
-      <w:r>
-        <w:t xml:space="preserve"> </w:t>
-      </w:r>
-      <w:proofErr w:type="spellStart"/>
-      <w:r>
-        <w:t>tähendab</w:t>
-      </w:r>
-      <w:proofErr w:type="spellEnd"/>
-      <w:r>
-        <w:t xml:space="preserve"> </w:t>
-      </w:r>
-      <w:proofErr w:type="spellStart"/>
-      <w:r>
-        <w:t>SotsiaalAI</w:t>
-      </w:r>
-      <w:proofErr w:type="spellEnd"/>
-      <w:r>
-        <w:t xml:space="preserve"> OÜ hallatavat veebiplatvormi ning selle teenuse osutajat.</w:t>
-      </w:r>
-    </w:p>
-    <w:p>
-      <w:r>
-        <w:t xml:space="preserve">• Isikuandmed </w:t>
-      </w:r>
-      <w:proofErr w:type="spellStart"/>
-      <w:r>
-        <w:t>tähendab</w:t>
-      </w:r>
-      <w:proofErr w:type="spellEnd"/>
-      <w:r>
-        <w:t xml:space="preserve"> </w:t>
-      </w:r>
-      <w:proofErr w:type="spellStart"/>
-      <w:r>
-        <w:t>kõiki</w:t>
-      </w:r>
-      <w:proofErr w:type="spellEnd"/>
-      <w:r>
-        <w:t xml:space="preserve"> </w:t>
-      </w:r>
-      <w:proofErr w:type="spellStart"/>
-      <w:r>
-        <w:t>andmeid</w:t>
-      </w:r>
-      <w:proofErr w:type="spellEnd"/>
-      <w:r>
-        <w:t>, mis on seotud tuvastatud või tuvastatava füüsilise isikuga.</w:t>
-      </w:r>
-    </w:p>
-    <w:p>
-      <w:r>
-        <w:t xml:space="preserve">• </w:t>
-      </w:r>
-      <w:proofErr w:type="spellStart"/>
-      <w:r>
-        <w:t>Eriliigilised</w:t>
-      </w:r>
-      <w:proofErr w:type="spellEnd"/>
-      <w:r>
-        <w:t xml:space="preserve"> </w:t>
-      </w:r>
-      <w:proofErr w:type="spellStart"/>
-      <w:r>
-        <w:t>andmed</w:t>
-      </w:r>
-      <w:proofErr w:type="spellEnd"/>
-      <w:r>
-        <w:t xml:space="preserve"> </w:t>
-      </w:r>
-      <w:proofErr w:type="spellStart"/>
-      <w:r>
-        <w:t>tähendab</w:t>
-      </w:r>
-      <w:proofErr w:type="spellEnd"/>
-      <w:r>
-        <w:t xml:space="preserve"> </w:t>
-      </w:r>
-      <w:proofErr w:type="spellStart"/>
-      <w:r>
-        <w:t>eelkõige</w:t>
-      </w:r>
-      <w:proofErr w:type="spellEnd"/>
-      <w:r>
-        <w:t xml:space="preserve"> terviseandmeid, sotsiaalhoolekande andmeid ja muid GDPR artikli 9 alla kuuluvaid andmeid.</w:t>
-      </w:r>
-    </w:p>
-    <w:p>
-      <w:r>
-        <w:t xml:space="preserve">• </w:t>
-      </w:r>
-      <w:proofErr w:type="spellStart"/>
-      <w:r>
-        <w:t>Tööalane</w:t>
-      </w:r>
-      <w:proofErr w:type="spellEnd"/>
-      <w:r>
-        <w:t xml:space="preserve"> </w:t>
-      </w:r>
-      <w:proofErr w:type="spellStart"/>
-      <w:r>
-        <w:t>kasutus</w:t>
-      </w:r>
-      <w:proofErr w:type="spellEnd"/>
-      <w:r>
-        <w:t xml:space="preserve"> </w:t>
-      </w:r>
-      <w:proofErr w:type="spellStart"/>
-      <w:r>
-        <w:t>tähendab</w:t>
-      </w:r>
-      <w:proofErr w:type="spellEnd"/>
-      <w:r>
-        <w:t xml:space="preserve"> </w:t>
-      </w:r>
-      <w:proofErr w:type="spellStart"/>
-      <w:r>
-        <w:t>platvormi</w:t>
-      </w:r>
-      <w:proofErr w:type="spellEnd"/>
-      <w:r>
-        <w:t xml:space="preserve"> kasutamist tööülesannete täitmiseks organisatsiooni loal ning käesolevas dokumendis lubatud kasutusjuhtude piires.</w:t>
+        <w:t>• Organisatsioon tähendab tööandjat, asutust, KOV-i või muud üksust, kes otsustab tööalase kasutuse lubamise üle ja määrab töötlemise eesmärgid oma tööprotsessides.</w:t>
+      </w:r>
+    </w:p>
+    <w:p>
+      <w:r>
+        <w:t>• Töötaja tähendab füüsilist isikut, kellele organisatsioon annab õiguse kasutada SotsiaalAI platvormi töövahendina.</w:t>
+      </w:r>
+    </w:p>
+    <w:p>
+      <w:r>
+        <w:t>• SotsiaalAI tähendab SotsiaalAI OÜ hallatavat veebiplatvormi ning selle teenuse osutajat.</w:t>
+      </w:r>
+    </w:p>
+    <w:p>
+      <w:r>
+        <w:t>• Isikuandmed tähendab kõiki andmeid, mis on seotud tuvastatud või tuvastatava füüsilise isikuga.</w:t>
+      </w:r>
+    </w:p>
+    <w:p>
+      <w:r>
+        <w:t>• Eriliigilised andmed tähendab eelkõige terviseandmeid, sotsiaalhoolekande andmeid ja muid GDPR artikli 9 alla kuuluvaid andmeid.</w:t>
+      </w:r>
+    </w:p>
+    <w:p>
+      <w:r>
+        <w:t>• Tööalane kasutus tähendab platvormi kasutamist tööülesannete täitmiseks organisatsiooni loal ning käesolevas dokumendis lubatud kasutusjuhtude piires.</w:t>
       </w:r>
     </w:p>
     <w:p>
@@ -1034,229 +421,37 @@
     </w:p>
     <w:p>
       <w:r>
-        <w:t xml:space="preserve">• </w:t>
-      </w:r>
-      <w:proofErr w:type="spellStart"/>
-      <w:r>
-        <w:t>SotsiaalAI</w:t>
-      </w:r>
-      <w:proofErr w:type="spellEnd"/>
-      <w:r>
-        <w:t xml:space="preserve"> on </w:t>
-      </w:r>
-      <w:proofErr w:type="spellStart"/>
-      <w:r>
-        <w:t>töövahend</w:t>
-      </w:r>
-      <w:proofErr w:type="spellEnd"/>
-      <w:r>
-        <w:t xml:space="preserve">, </w:t>
-      </w:r>
-      <w:proofErr w:type="spellStart"/>
-      <w:r>
-        <w:t>mitte</w:t>
-      </w:r>
-      <w:proofErr w:type="spellEnd"/>
-      <w:r>
-        <w:t xml:space="preserve"> autonoomne otsustaja.</w:t>
-      </w:r>
-    </w:p>
-    <w:p>
-      <w:r>
-        <w:t xml:space="preserve">• </w:t>
-      </w:r>
-      <w:proofErr w:type="spellStart"/>
-      <w:r>
-        <w:t>Platvormi</w:t>
-      </w:r>
-      <w:proofErr w:type="spellEnd"/>
-      <w:r>
-        <w:t xml:space="preserve"> </w:t>
-      </w:r>
-      <w:proofErr w:type="spellStart"/>
-      <w:r>
-        <w:t>väljund</w:t>
-      </w:r>
-      <w:proofErr w:type="spellEnd"/>
-      <w:r>
-        <w:t xml:space="preserve"> on </w:t>
-      </w:r>
-      <w:proofErr w:type="spellStart"/>
-      <w:r>
-        <w:t>abistav</w:t>
-      </w:r>
-      <w:proofErr w:type="spellEnd"/>
-      <w:r>
-        <w:t xml:space="preserve"> tööversioon, mustand, kokkuvõte või juhendav sisend.</w:t>
-      </w:r>
-    </w:p>
-    <w:p>
-      <w:r>
-        <w:t xml:space="preserve">• </w:t>
-      </w:r>
-      <w:proofErr w:type="spellStart"/>
-      <w:r>
-        <w:t>Lõplik</w:t>
-      </w:r>
-      <w:proofErr w:type="spellEnd"/>
-      <w:r>
-        <w:t xml:space="preserve"> </w:t>
-      </w:r>
-      <w:proofErr w:type="spellStart"/>
-      <w:r>
-        <w:t>professionaalne</w:t>
-      </w:r>
-      <w:proofErr w:type="spellEnd"/>
-      <w:r>
-        <w:t xml:space="preserve"> </w:t>
-      </w:r>
-      <w:proofErr w:type="spellStart"/>
-      <w:r>
-        <w:t>hinnang</w:t>
-      </w:r>
-      <w:proofErr w:type="spellEnd"/>
-      <w:r>
-        <w:t xml:space="preserve">, </w:t>
-      </w:r>
-      <w:proofErr w:type="spellStart"/>
-      <w:r>
-        <w:t>haldusotsus</w:t>
-      </w:r>
-      <w:proofErr w:type="spellEnd"/>
-      <w:r>
-        <w:t>, soovitus või muu sisuline otsus jääb inimesele ning vajaduse korral organisatsioonile.</w:t>
-      </w:r>
-    </w:p>
-    <w:p>
-      <w:r>
-        <w:t xml:space="preserve">• </w:t>
-      </w:r>
-      <w:proofErr w:type="spellStart"/>
-      <w:r>
-        <w:t>Platvormi</w:t>
-      </w:r>
-      <w:proofErr w:type="spellEnd"/>
-      <w:r>
-        <w:t xml:space="preserve"> </w:t>
-      </w:r>
-      <w:proofErr w:type="spellStart"/>
-      <w:r>
-        <w:t>ei</w:t>
-      </w:r>
-      <w:proofErr w:type="spellEnd"/>
-      <w:r>
-        <w:t xml:space="preserve"> tohi </w:t>
-      </w:r>
-      <w:proofErr w:type="spellStart"/>
-      <w:r>
-        <w:t>kasutada</w:t>
-      </w:r>
-      <w:proofErr w:type="spellEnd"/>
-      <w:r>
-        <w:t xml:space="preserve"> ainsa alusena otsusele, millel on inimese õigustele, kohustustele või olukorrale õiguslik või samaväärselt oluline mõju.</w:t>
-      </w:r>
-    </w:p>
-    <w:p>
-      <w:r>
-        <w:t xml:space="preserve">• </w:t>
-      </w:r>
-      <w:proofErr w:type="spellStart"/>
-      <w:r>
-        <w:t>Kasutada</w:t>
-      </w:r>
-      <w:proofErr w:type="spellEnd"/>
-      <w:r>
-        <w:t xml:space="preserve"> </w:t>
-      </w:r>
-      <w:proofErr w:type="spellStart"/>
-      <w:r>
-        <w:t>tohib</w:t>
-      </w:r>
-      <w:proofErr w:type="spellEnd"/>
-      <w:r>
-        <w:t xml:space="preserve"> </w:t>
-      </w:r>
-      <w:proofErr w:type="spellStart"/>
-      <w:r>
-        <w:t>ainult</w:t>
-      </w:r>
-      <w:proofErr w:type="spellEnd"/>
-      <w:r>
-        <w:t xml:space="preserve"> </w:t>
-      </w:r>
-      <w:proofErr w:type="spellStart"/>
-      <w:r>
-        <w:t>neid</w:t>
-      </w:r>
-      <w:proofErr w:type="spellEnd"/>
-      <w:r>
-        <w:t xml:space="preserve"> andmeid, mis on konkreetse tööülesande täitmiseks vajalikud, proportsionaalsed ja minimaalsed.</w:t>
-      </w:r>
-    </w:p>
-    <w:p>
-      <w:r>
-        <w:t xml:space="preserve">• Kui </w:t>
-      </w:r>
-      <w:proofErr w:type="spellStart"/>
-      <w:r>
-        <w:t>organisatsioon</w:t>
-      </w:r>
-      <w:proofErr w:type="spellEnd"/>
-      <w:r>
-        <w:t xml:space="preserve"> </w:t>
-      </w:r>
-      <w:proofErr w:type="spellStart"/>
-      <w:r>
-        <w:t>ei</w:t>
-      </w:r>
-      <w:proofErr w:type="spellEnd"/>
-      <w:r>
-        <w:t xml:space="preserve"> ole </w:t>
-      </w:r>
-      <w:proofErr w:type="spellStart"/>
-      <w:r>
-        <w:t>andnud</w:t>
-      </w:r>
-      <w:proofErr w:type="spellEnd"/>
-      <w:r>
-        <w:t xml:space="preserve"> selget luba tuvastatavate kliendiandmete kasutamiseks, tuleb eelistada anonümiseeritud või pseudonümiseeritud sisendit.</w:t>
-      </w:r>
-    </w:p>
-    <w:p>
-      <w:r>
-        <w:t xml:space="preserve">• Kui </w:t>
-      </w:r>
-      <w:proofErr w:type="spellStart"/>
-      <w:r>
-        <w:t>töödeldakse</w:t>
-      </w:r>
-      <w:proofErr w:type="spellEnd"/>
-      <w:r>
-        <w:t xml:space="preserve"> </w:t>
-      </w:r>
-      <w:proofErr w:type="spellStart"/>
-      <w:r>
-        <w:t>eriliigilisi</w:t>
-      </w:r>
-      <w:proofErr w:type="spellEnd"/>
-      <w:r>
-        <w:t xml:space="preserve"> </w:t>
-      </w:r>
-      <w:proofErr w:type="spellStart"/>
-      <w:r>
-        <w:t>andmeid</w:t>
-      </w:r>
-      <w:proofErr w:type="spellEnd"/>
-      <w:r>
-        <w:t xml:space="preserve">, </w:t>
-      </w:r>
-      <w:proofErr w:type="spellStart"/>
-      <w:r>
-        <w:t>seaduses</w:t>
-      </w:r>
-      <w:proofErr w:type="spellEnd"/>
-      <w:r>
-        <w:t xml:space="preserve"> eraldi reguleeritud andmeid või muul viisil kõrgema riskiga andmeid, peab organisatsioon enne kasutamist kontrollima vastava õigusliku aluse ja vajalike lisakontrollide olemasolu.</w:t>
+        <w:t>• SotsiaalAI on töövahend, mitte autonoomne otsustaja.</w:t>
+      </w:r>
+    </w:p>
+    <w:p>
+      <w:r>
+        <w:t>• Platvormi väljund on abistav tööversioon, mustand, kokkuvõte või juhendav sisend.</w:t>
+      </w:r>
+    </w:p>
+    <w:p>
+      <w:r>
+        <w:t>• Lõplik professionaalne hinnang, haldusotsus, soovitus või muu sisuline otsus jääb inimesele ning vajaduse korral organisatsioonile.</w:t>
+      </w:r>
+    </w:p>
+    <w:p>
+      <w:r>
+        <w:t>• Platvormi ei tohi kasutada ainsa alusena otsusele, millel on inimese õigustele, kohustustele või olukorrale õiguslik või samaväärselt oluline mõju.</w:t>
+      </w:r>
+    </w:p>
+    <w:p>
+      <w:r>
+        <w:t>• Kasutada tohib ainult neid andmeid, mis on konkreetse tööülesande täitmiseks vajalikud, proportsionaalsed ja minimaalsed.</w:t>
+      </w:r>
+    </w:p>
+    <w:p>
+      <w:r>
+        <w:t>• Kui organisatsioon ei ole andnud selget luba tuvastatavate kliendiandmete kasutamiseks, tuleb eelistada anonümiseeritud või pseudonümiseeritud sisendit.</w:t>
+      </w:r>
+    </w:p>
+    <w:p>
+      <w:r>
+        <w:t>• Kui töödeldakse eriliigilisi andmeid, seaduses eraldi reguleeritud andmeid või muul viisil kõrgema riskiga andmeid, peab organisatsioon enne kasutamist kontrollima vastava õigusliku aluse ja vajalike lisakontrollide olemasolu.</w:t>
       </w:r>
     </w:p>
     <w:p>
@@ -1282,115 +477,27 @@
     </w:p>
     <w:p>
       <w:r>
-        <w:t xml:space="preserve">• </w:t>
-      </w:r>
-      <w:proofErr w:type="spellStart"/>
-      <w:r>
-        <w:t>tööülesannete</w:t>
-      </w:r>
-      <w:proofErr w:type="spellEnd"/>
-      <w:r>
-        <w:t xml:space="preserve"> ja </w:t>
-      </w:r>
-      <w:proofErr w:type="spellStart"/>
-      <w:r>
-        <w:t>sisekorrareeglitega</w:t>
-      </w:r>
-      <w:proofErr w:type="spellEnd"/>
-      <w:r>
-        <w:t>;</w:t>
-      </w:r>
-    </w:p>
-    <w:p>
-      <w:r>
-        <w:t xml:space="preserve">• </w:t>
-      </w:r>
-      <w:proofErr w:type="spellStart"/>
-      <w:r>
-        <w:t>kohaldatava</w:t>
-      </w:r>
-      <w:proofErr w:type="spellEnd"/>
-      <w:r>
-        <w:t xml:space="preserve"> </w:t>
-      </w:r>
-      <w:proofErr w:type="spellStart"/>
-      <w:r>
-        <w:t>õigusega</w:t>
-      </w:r>
-      <w:proofErr w:type="spellEnd"/>
-      <w:r>
-        <w:t>;</w:t>
-      </w:r>
-    </w:p>
-    <w:p>
-      <w:r>
-        <w:t xml:space="preserve">• </w:t>
-      </w:r>
-      <w:proofErr w:type="spellStart"/>
-      <w:r>
-        <w:t>andmekaitse</w:t>
-      </w:r>
-      <w:proofErr w:type="spellEnd"/>
-      <w:r>
-        <w:t xml:space="preserve"> </w:t>
-      </w:r>
-      <w:proofErr w:type="spellStart"/>
-      <w:r>
-        <w:t>nõuetega</w:t>
-      </w:r>
-      <w:proofErr w:type="spellEnd"/>
-      <w:r>
-        <w:t>;</w:t>
-      </w:r>
-    </w:p>
-    <w:p>
-      <w:r>
-        <w:t xml:space="preserve">• </w:t>
-      </w:r>
-      <w:proofErr w:type="spellStart"/>
-      <w:r>
-        <w:t>infoturbe</w:t>
-      </w:r>
-      <w:proofErr w:type="spellEnd"/>
-      <w:r>
-        <w:t xml:space="preserve"> </w:t>
-      </w:r>
-      <w:proofErr w:type="spellStart"/>
-      <w:r>
-        <w:t>reeglitega</w:t>
-      </w:r>
-      <w:proofErr w:type="spellEnd"/>
-      <w:r>
-        <w:t>;</w:t>
-      </w:r>
-    </w:p>
-    <w:p>
-      <w:r>
-        <w:t xml:space="preserve">• </w:t>
-      </w:r>
-      <w:proofErr w:type="spellStart"/>
-      <w:r>
-        <w:t>organisatsiooni</w:t>
-      </w:r>
-      <w:proofErr w:type="spellEnd"/>
-      <w:r>
-        <w:t xml:space="preserve"> </w:t>
-      </w:r>
-      <w:proofErr w:type="spellStart"/>
-      <w:r>
-        <w:t>sisemiste</w:t>
-      </w:r>
-      <w:proofErr w:type="spellEnd"/>
-      <w:r>
-        <w:t xml:space="preserve"> </w:t>
-      </w:r>
-      <w:proofErr w:type="spellStart"/>
-      <w:r>
-        <w:t>juhiste</w:t>
-      </w:r>
-      <w:proofErr w:type="spellEnd"/>
-      <w:r>
-        <w:t xml:space="preserve"> ja piirangutega.</w:t>
+        <w:t>• tööülesannete ja sisekorrareeglitega;</w:t>
+      </w:r>
+    </w:p>
+    <w:p>
+      <w:r>
+        <w:t>• kohaldatava õigusega;</w:t>
+      </w:r>
+    </w:p>
+    <w:p>
+      <w:r>
+        <w:t>• andmekaitse nõuetega;</w:t>
+      </w:r>
+    </w:p>
+    <w:p>
+      <w:r>
+        <w:t>• infoturbe reeglitega;</w:t>
+      </w:r>
+    </w:p>
+    <w:p>
+      <w:r>
+        <w:t>• organisatsiooni sisemiste juhiste ja piirangutega.</w:t>
       </w:r>
     </w:p>
     <w:p>
@@ -1413,126 +520,22 @@
     </w:p>
     <w:p>
       <w:r>
-        <w:t xml:space="preserve">• </w:t>
-      </w:r>
-      <w:proofErr w:type="spellStart"/>
-      <w:r>
-        <w:t>organisatsiooni</w:t>
-      </w:r>
-      <w:proofErr w:type="spellEnd"/>
-      <w:r>
-        <w:t xml:space="preserve"> </w:t>
-      </w:r>
-      <w:proofErr w:type="spellStart"/>
-      <w:r>
-        <w:t>lubatud</w:t>
-      </w:r>
-      <w:proofErr w:type="spellEnd"/>
-      <w:r>
-        <w:t xml:space="preserve"> </w:t>
-      </w:r>
-      <w:proofErr w:type="spellStart"/>
-      <w:r>
-        <w:t>kasutusjuhtude</w:t>
-      </w:r>
-      <w:proofErr w:type="spellEnd"/>
-      <w:r>
-        <w:t xml:space="preserve"> </w:t>
-      </w:r>
-      <w:proofErr w:type="spellStart"/>
-      <w:r>
-        <w:t>piires</w:t>
-      </w:r>
-      <w:proofErr w:type="spellEnd"/>
-      <w:r>
-        <w:t>;</w:t>
-      </w:r>
-    </w:p>
-    <w:p>
-      <w:r>
-        <w:t xml:space="preserve">• </w:t>
-      </w:r>
-      <w:proofErr w:type="spellStart"/>
-      <w:r>
-        <w:t>tööalase</w:t>
-      </w:r>
-      <w:proofErr w:type="spellEnd"/>
-      <w:r>
-        <w:t xml:space="preserve"> </w:t>
-      </w:r>
-      <w:proofErr w:type="spellStart"/>
-      <w:r>
-        <w:t>vajaduse</w:t>
-      </w:r>
-      <w:proofErr w:type="spellEnd"/>
-      <w:r>
-        <w:t xml:space="preserve"> </w:t>
-      </w:r>
-      <w:proofErr w:type="spellStart"/>
-      <w:r>
-        <w:t>olemasolul</w:t>
-      </w:r>
-      <w:proofErr w:type="spellEnd"/>
-      <w:r>
-        <w:t>;</w:t>
-      </w:r>
-    </w:p>
-    <w:p>
-      <w:r>
-        <w:t xml:space="preserve">• </w:t>
-      </w:r>
-      <w:proofErr w:type="spellStart"/>
-      <w:r>
-        <w:t>organisatsiooni</w:t>
-      </w:r>
-      <w:proofErr w:type="spellEnd"/>
-      <w:r>
-        <w:t xml:space="preserve"> </w:t>
-      </w:r>
-      <w:proofErr w:type="spellStart"/>
-      <w:r>
-        <w:t>juhiste</w:t>
-      </w:r>
-      <w:proofErr w:type="spellEnd"/>
-      <w:r>
-        <w:t xml:space="preserve"> </w:t>
-      </w:r>
-      <w:proofErr w:type="spellStart"/>
-      <w:r>
-        <w:t>kohaselt</w:t>
-      </w:r>
-      <w:proofErr w:type="spellEnd"/>
-      <w:r>
-        <w:t>;</w:t>
-      </w:r>
-    </w:p>
-    <w:p>
-      <w:r>
-        <w:t xml:space="preserve">• </w:t>
-      </w:r>
-      <w:proofErr w:type="spellStart"/>
-      <w:r>
-        <w:t>minimaalsuse</w:t>
-      </w:r>
-      <w:proofErr w:type="spellEnd"/>
-      <w:r>
-        <w:t xml:space="preserve"> </w:t>
-      </w:r>
-      <w:proofErr w:type="spellStart"/>
-      <w:r>
-        <w:t>põhimõtet</w:t>
-      </w:r>
-      <w:proofErr w:type="spellEnd"/>
-      <w:r>
-        <w:t xml:space="preserve"> </w:t>
-      </w:r>
-      <w:proofErr w:type="spellStart"/>
-      <w:r>
-        <w:t>järgides</w:t>
-      </w:r>
-      <w:proofErr w:type="spellEnd"/>
-      <w:r>
-        <w:t>.</w:t>
+        <w:t>• organisatsiooni lubatud kasutusjuhtude piires;</w:t>
+      </w:r>
+    </w:p>
+    <w:p>
+      <w:r>
+        <w:t>• tööalase vajaduse olemasolul;</w:t>
+      </w:r>
+    </w:p>
+    <w:p>
+      <w:r>
+        <w:t>• organisatsiooni juhiste kohaselt;</w:t>
+      </w:r>
+    </w:p>
+    <w:p>
+      <w:r>
+        <w:t>• minimaalsuse põhimõtet järgides.</w:t>
       </w:r>
     </w:p>
     <w:p>
@@ -1561,60 +564,12 @@
     </w:p>
     <w:p>
       <w:r>
-        <w:t xml:space="preserve">• </w:t>
-      </w:r>
-      <w:proofErr w:type="spellStart"/>
-      <w:r>
-        <w:t>SotsiaalAI</w:t>
-      </w:r>
-      <w:proofErr w:type="spellEnd"/>
-      <w:r>
-        <w:t xml:space="preserve"> on </w:t>
-      </w:r>
-      <w:proofErr w:type="spellStart"/>
-      <w:r>
-        <w:t>dokumendi</w:t>
-      </w:r>
-      <w:proofErr w:type="spellEnd"/>
-      <w:r>
-        <w:t xml:space="preserve"> </w:t>
-      </w:r>
-      <w:proofErr w:type="spellStart"/>
-      <w:r>
-        <w:t>allkirjastanud</w:t>
-      </w:r>
-      <w:proofErr w:type="spellEnd"/>
-      <w:r>
-        <w:t>;</w:t>
-      </w:r>
-    </w:p>
-    <w:p>
-      <w:r>
-        <w:t xml:space="preserve">• </w:t>
-      </w:r>
-      <w:proofErr w:type="spellStart"/>
-      <w:r>
-        <w:t>või</w:t>
-      </w:r>
-      <w:proofErr w:type="spellEnd"/>
-      <w:r>
-        <w:t xml:space="preserve"> on </w:t>
-      </w:r>
-      <w:proofErr w:type="spellStart"/>
-      <w:r>
-        <w:t>selle</w:t>
-      </w:r>
-      <w:proofErr w:type="spellEnd"/>
-      <w:r>
-        <w:t xml:space="preserve"> </w:t>
-      </w:r>
-      <w:proofErr w:type="spellStart"/>
-      <w:r>
-        <w:t>samaväärselt</w:t>
-      </w:r>
-      <w:proofErr w:type="spellEnd"/>
-      <w:r>
-        <w:t xml:space="preserve"> kirjalikult või elektrooniliselt aktsepteerinud.</w:t>
+        <w:t>• SotsiaalAI on dokumendi allkirjastanud;</w:t>
+      </w:r>
+    </w:p>
+    <w:p>
+      <w:r>
+        <w:t>• või on selle samaväärselt kirjalikult või elektrooniliselt aktsepteerinud.</w:t>
       </w:r>
     </w:p>
     <w:p>
@@ -1943,193 +898,33 @@
     </w:p>
     <w:p>
       <w:r>
-        <w:t xml:space="preserve">• </w:t>
-      </w:r>
-      <w:proofErr w:type="spellStart"/>
-      <w:r>
-        <w:t>mustandite</w:t>
-      </w:r>
-      <w:proofErr w:type="spellEnd"/>
-      <w:r>
-        <w:t xml:space="preserve"> </w:t>
-      </w:r>
-      <w:proofErr w:type="spellStart"/>
-      <w:r>
-        <w:t>koostamine</w:t>
-      </w:r>
-      <w:proofErr w:type="spellEnd"/>
-      <w:r>
-        <w:t>;</w:t>
+        <w:t>• mustandite koostamine;</w:t>
       </w:r>
     </w:p>
     <w:p>
       <w:r>
         <w:lastRenderedPageBreak/>
-        <w:t xml:space="preserve">• </w:t>
-      </w:r>
-      <w:proofErr w:type="spellStart"/>
-      <w:r>
-        <w:t>kokkuvõtete</w:t>
-      </w:r>
-      <w:proofErr w:type="spellEnd"/>
-      <w:r>
-        <w:t xml:space="preserve"> </w:t>
-      </w:r>
-      <w:proofErr w:type="spellStart"/>
-      <w:r>
-        <w:t>loomine</w:t>
-      </w:r>
-      <w:proofErr w:type="spellEnd"/>
-      <w:r>
-        <w:t>;</w:t>
-      </w:r>
-    </w:p>
-    <w:p>
-      <w:r>
-        <w:t xml:space="preserve">• </w:t>
-      </w:r>
-      <w:proofErr w:type="spellStart"/>
-      <w:r>
-        <w:t>struktuuri</w:t>
-      </w:r>
-      <w:proofErr w:type="spellEnd"/>
-      <w:r>
-        <w:t xml:space="preserve"> </w:t>
-      </w:r>
-      <w:proofErr w:type="spellStart"/>
-      <w:r>
-        <w:t>või</w:t>
-      </w:r>
-      <w:proofErr w:type="spellEnd"/>
-      <w:r>
-        <w:t xml:space="preserve"> </w:t>
-      </w:r>
-      <w:proofErr w:type="spellStart"/>
-      <w:r>
-        <w:t>sõnastuse</w:t>
-      </w:r>
-      <w:proofErr w:type="spellEnd"/>
-      <w:r>
-        <w:t xml:space="preserve"> </w:t>
-      </w:r>
-      <w:proofErr w:type="spellStart"/>
-      <w:r>
-        <w:t>abi</w:t>
-      </w:r>
-      <w:proofErr w:type="spellEnd"/>
-      <w:r>
-        <w:t>;</w:t>
-      </w:r>
-    </w:p>
-    <w:p>
-      <w:r>
-        <w:t xml:space="preserve">• </w:t>
-      </w:r>
-      <w:proofErr w:type="spellStart"/>
-      <w:r>
-        <w:t>õiguste</w:t>
-      </w:r>
-      <w:proofErr w:type="spellEnd"/>
-      <w:r>
-        <w:t xml:space="preserve">, </w:t>
-      </w:r>
-      <w:proofErr w:type="spellStart"/>
-      <w:r>
-        <w:t>toetuste</w:t>
-      </w:r>
-      <w:proofErr w:type="spellEnd"/>
-      <w:r>
-        <w:t xml:space="preserve">, </w:t>
-      </w:r>
-      <w:proofErr w:type="spellStart"/>
-      <w:r>
-        <w:t>teenuste</w:t>
-      </w:r>
-      <w:proofErr w:type="spellEnd"/>
-      <w:r>
-        <w:t xml:space="preserve"> </w:t>
-      </w:r>
-      <w:proofErr w:type="spellStart"/>
-      <w:r>
-        <w:t>või</w:t>
-      </w:r>
-      <w:proofErr w:type="spellEnd"/>
-      <w:r>
-        <w:t xml:space="preserve"> menetlusetappide selgitav kaardistus;</w:t>
-      </w:r>
-    </w:p>
-    <w:p>
-      <w:r>
-        <w:t xml:space="preserve">• </w:t>
-      </w:r>
-      <w:proofErr w:type="spellStart"/>
-      <w:r>
-        <w:t>organisatsiooni</w:t>
-      </w:r>
-      <w:proofErr w:type="spellEnd"/>
-      <w:r>
-        <w:t xml:space="preserve"> </w:t>
-      </w:r>
-      <w:proofErr w:type="spellStart"/>
-      <w:r>
-        <w:t>sisemiselt</w:t>
-      </w:r>
-      <w:proofErr w:type="spellEnd"/>
-      <w:r>
-        <w:t xml:space="preserve"> </w:t>
-      </w:r>
-      <w:proofErr w:type="spellStart"/>
-      <w:r>
-        <w:t>lubatud</w:t>
-      </w:r>
-      <w:proofErr w:type="spellEnd"/>
-      <w:r>
-        <w:t xml:space="preserve"> </w:t>
-      </w:r>
-      <w:proofErr w:type="spellStart"/>
-      <w:r>
-        <w:t>dokumentide</w:t>
-      </w:r>
-      <w:proofErr w:type="spellEnd"/>
-      <w:r>
-        <w:t xml:space="preserve"> ettevalmistamine;</w:t>
-      </w:r>
-    </w:p>
-    <w:p>
-      <w:r>
-        <w:t xml:space="preserve">• </w:t>
-      </w:r>
-      <w:proofErr w:type="spellStart"/>
-      <w:r>
-        <w:t>dokumendi</w:t>
-      </w:r>
-      <w:proofErr w:type="spellEnd"/>
-      <w:r>
-        <w:t xml:space="preserve"> </w:t>
-      </w:r>
-      <w:proofErr w:type="spellStart"/>
-      <w:r>
-        <w:t>koostamise</w:t>
-      </w:r>
-      <w:proofErr w:type="spellEnd"/>
-      <w:r>
-        <w:t xml:space="preserve"> </w:t>
-      </w:r>
-      <w:proofErr w:type="spellStart"/>
-      <w:r>
-        <w:t>töövoog</w:t>
-      </w:r>
-      <w:proofErr w:type="spellEnd"/>
-      <w:r>
-        <w:t xml:space="preserve"> </w:t>
-      </w:r>
-      <w:proofErr w:type="spellStart"/>
-      <w:r>
-        <w:t>organisatsiooni</w:t>
-      </w:r>
-      <w:proofErr w:type="spellEnd"/>
-      <w:r>
-        <w:t xml:space="preserve"> määratud tingimustel.</w:t>
+        <w:t>• kokkuvõtete loomine;</w:t>
+      </w:r>
+    </w:p>
+    <w:p>
+      <w:r>
+        <w:t>• struktuuri või sõnastuse abi;</w:t>
+      </w:r>
+    </w:p>
+    <w:p>
+      <w:r>
+        <w:t>• õiguste, toetuste, teenuste või menetlusetappide selgitav kaardistus;</w:t>
+      </w:r>
+    </w:p>
+    <w:p>
+      <w:r>
+        <w:t>• organisatsiooni sisemiselt lubatud dokumentide ettevalmistamine;</w:t>
+      </w:r>
+    </w:p>
+    <w:p>
+      <w:r>
+        <w:t>• dokumendi koostamise töövoog organisatsiooni määratud tingimustel.</w:t>
       </w:r>
     </w:p>
     <w:p>
@@ -2147,200 +942,32 @@
     </w:p>
     <w:p>
       <w:r>
-        <w:t xml:space="preserve">• </w:t>
-      </w:r>
-      <w:proofErr w:type="spellStart"/>
-      <w:r>
-        <w:t>autonoomse</w:t>
-      </w:r>
-      <w:proofErr w:type="spellEnd"/>
-      <w:r>
-        <w:t xml:space="preserve"> </w:t>
-      </w:r>
-      <w:proofErr w:type="spellStart"/>
-      <w:r>
-        <w:t>otsustamise</w:t>
-      </w:r>
-      <w:proofErr w:type="spellEnd"/>
-      <w:r>
-        <w:t xml:space="preserve"> </w:t>
-      </w:r>
-      <w:proofErr w:type="spellStart"/>
-      <w:r>
-        <w:t>vahendina</w:t>
-      </w:r>
-      <w:proofErr w:type="spellEnd"/>
-      <w:r>
-        <w:t>;</w:t>
-      </w:r>
-    </w:p>
-    <w:p>
-      <w:r>
-        <w:t xml:space="preserve">• </w:t>
-      </w:r>
-      <w:proofErr w:type="spellStart"/>
-      <w:r>
-        <w:t>ainsa</w:t>
-      </w:r>
-      <w:proofErr w:type="spellEnd"/>
-      <w:r>
-        <w:t xml:space="preserve"> </w:t>
-      </w:r>
-      <w:proofErr w:type="spellStart"/>
-      <w:r>
-        <w:t>alusena</w:t>
-      </w:r>
-      <w:proofErr w:type="spellEnd"/>
-      <w:r>
-        <w:t xml:space="preserve"> </w:t>
-      </w:r>
-      <w:proofErr w:type="spellStart"/>
-      <w:r>
-        <w:t>haldus</w:t>
-      </w:r>
-      <w:proofErr w:type="spellEnd"/>
-      <w:r>
-        <w:t xml:space="preserve">- </w:t>
-      </w:r>
-      <w:proofErr w:type="spellStart"/>
-      <w:r>
-        <w:t>või</w:t>
-      </w:r>
-      <w:proofErr w:type="spellEnd"/>
-      <w:r>
-        <w:t xml:space="preserve"> sisulise otsuse tegemiseks;</w:t>
-      </w:r>
-    </w:p>
-    <w:p>
-      <w:r>
-        <w:t xml:space="preserve">• </w:t>
-      </w:r>
-      <w:proofErr w:type="spellStart"/>
-      <w:r>
-        <w:t>põhjendamata</w:t>
-      </w:r>
-      <w:proofErr w:type="spellEnd"/>
-      <w:r>
-        <w:t xml:space="preserve"> </w:t>
-      </w:r>
-      <w:proofErr w:type="spellStart"/>
-      <w:r>
-        <w:t>profileerimiseks</w:t>
-      </w:r>
-      <w:proofErr w:type="spellEnd"/>
-      <w:r>
-        <w:t xml:space="preserve"> </w:t>
-      </w:r>
-      <w:proofErr w:type="spellStart"/>
-      <w:r>
-        <w:t>või</w:t>
-      </w:r>
-      <w:proofErr w:type="spellEnd"/>
-      <w:r>
-        <w:t xml:space="preserve"> </w:t>
-      </w:r>
-      <w:proofErr w:type="spellStart"/>
-      <w:r>
-        <w:t>järjestamiseks</w:t>
-      </w:r>
-      <w:proofErr w:type="spellEnd"/>
-      <w:r>
-        <w:t>;</w:t>
-      </w:r>
-    </w:p>
-    <w:p>
-      <w:r>
-        <w:t xml:space="preserve">• </w:t>
-      </w:r>
-      <w:proofErr w:type="spellStart"/>
-      <w:r>
-        <w:t>põhjendamatu</w:t>
-      </w:r>
-      <w:proofErr w:type="spellEnd"/>
-      <w:r>
-        <w:t xml:space="preserve"> </w:t>
-      </w:r>
-      <w:proofErr w:type="spellStart"/>
-      <w:r>
-        <w:t>tuvastatava</w:t>
-      </w:r>
-      <w:proofErr w:type="spellEnd"/>
-      <w:r>
-        <w:t xml:space="preserve"> </w:t>
-      </w:r>
-      <w:proofErr w:type="spellStart"/>
-      <w:r>
-        <w:t>või</w:t>
-      </w:r>
-      <w:proofErr w:type="spellEnd"/>
-      <w:r>
-        <w:t xml:space="preserve"> </w:t>
-      </w:r>
-      <w:proofErr w:type="spellStart"/>
-      <w:r>
-        <w:t>liigse</w:t>
-      </w:r>
-      <w:proofErr w:type="spellEnd"/>
-      <w:r>
-        <w:t xml:space="preserve"> isikuinfo sisestamiseks;</w:t>
-      </w:r>
-    </w:p>
-    <w:p>
-      <w:r>
-        <w:t xml:space="preserve">• </w:t>
-      </w:r>
-      <w:proofErr w:type="spellStart"/>
-      <w:r>
-        <w:t>paroolide</w:t>
-      </w:r>
-      <w:proofErr w:type="spellEnd"/>
-      <w:r>
-        <w:t xml:space="preserve">, </w:t>
-      </w:r>
-      <w:proofErr w:type="spellStart"/>
-      <w:r>
-        <w:t>autentimiskoodide</w:t>
-      </w:r>
-      <w:proofErr w:type="spellEnd"/>
-      <w:r>
-        <w:t xml:space="preserve">, </w:t>
-      </w:r>
-      <w:proofErr w:type="spellStart"/>
-      <w:r>
-        <w:t>maksekaartide</w:t>
-      </w:r>
-      <w:proofErr w:type="spellEnd"/>
-      <w:r>
-        <w:t>, API võtmete või muude saladuste sisestamiseks;</w:t>
-      </w:r>
-    </w:p>
-    <w:p>
-      <w:r>
-        <w:t xml:space="preserve">• </w:t>
-      </w:r>
-      <w:proofErr w:type="spellStart"/>
-      <w:r>
-        <w:t>kasutuseks</w:t>
-      </w:r>
-      <w:proofErr w:type="spellEnd"/>
-      <w:r>
-        <w:t xml:space="preserve">, </w:t>
-      </w:r>
-      <w:proofErr w:type="spellStart"/>
-      <w:r>
-        <w:t>mille</w:t>
-      </w:r>
-      <w:proofErr w:type="spellEnd"/>
-      <w:r>
-        <w:t xml:space="preserve"> </w:t>
-      </w:r>
-      <w:proofErr w:type="spellStart"/>
-      <w:r>
-        <w:t>organisatsioon</w:t>
-      </w:r>
-      <w:proofErr w:type="spellEnd"/>
-      <w:r>
-        <w:t xml:space="preserve"> on sõnaselgelt keelanud.</w:t>
+        <w:t>• autonoomse otsustamise vahendina;</w:t>
+      </w:r>
+    </w:p>
+    <w:p>
+      <w:r>
+        <w:t>• ainsa alusena haldus- või sisulise otsuse tegemiseks;</w:t>
+      </w:r>
+    </w:p>
+    <w:p>
+      <w:r>
+        <w:t>• põhjendamata profileerimiseks või järjestamiseks;</w:t>
+      </w:r>
+    </w:p>
+    <w:p>
+      <w:r>
+        <w:t>• põhjendamatu tuvastatava või liigse isikuinfo sisestamiseks;</w:t>
+      </w:r>
+    </w:p>
+    <w:p>
+      <w:r>
+        <w:t>• paroolide, autentimiskoodide, maksekaartide, API võtmete või muude saladuste sisestamiseks;</w:t>
+      </w:r>
+    </w:p>
+    <w:p>
+      <w:r>
+        <w:t>• kasutuseks, mille organisatsioon on sõnaselgelt keelanud.</w:t>
       </w:r>
     </w:p>
     <w:p>
@@ -2653,105 +1280,17 @@
     </w:p>
     <w:p>
       <w:r>
-        <w:t xml:space="preserve">• Kui </w:t>
-      </w:r>
-      <w:proofErr w:type="spellStart"/>
-      <w:r>
-        <w:t>töötaja</w:t>
-      </w:r>
-      <w:proofErr w:type="spellEnd"/>
-      <w:r>
-        <w:t xml:space="preserve"> </w:t>
-      </w:r>
-      <w:proofErr w:type="spellStart"/>
-      <w:r>
-        <w:t>kahtlustab</w:t>
-      </w:r>
-      <w:proofErr w:type="spellEnd"/>
-      <w:r>
-        <w:t xml:space="preserve">, et </w:t>
-      </w:r>
-      <w:proofErr w:type="spellStart"/>
-      <w:r>
-        <w:t>platvormi</w:t>
-      </w:r>
-      <w:proofErr w:type="spellEnd"/>
-      <w:r>
-        <w:t xml:space="preserve"> on sisestatud liigne, vale või loata teave, peab ta sellest viivitamata teavitama organisatsiooni määratud kontaktisikut.</w:t>
-      </w:r>
-    </w:p>
-    <w:p>
-      <w:r>
-        <w:t xml:space="preserve">• Kui </w:t>
-      </w:r>
-      <w:proofErr w:type="spellStart"/>
-      <w:r>
-        <w:t>tekib</w:t>
-      </w:r>
-      <w:proofErr w:type="spellEnd"/>
-      <w:r>
-        <w:t xml:space="preserve"> </w:t>
-      </w:r>
-      <w:proofErr w:type="spellStart"/>
-      <w:r>
-        <w:t>kahtlus</w:t>
-      </w:r>
-      <w:proofErr w:type="spellEnd"/>
-      <w:r>
-        <w:t xml:space="preserve"> </w:t>
-      </w:r>
-      <w:proofErr w:type="spellStart"/>
-      <w:r>
-        <w:t>isikuandmete</w:t>
-      </w:r>
-      <w:proofErr w:type="spellEnd"/>
-      <w:r>
-        <w:t xml:space="preserve"> </w:t>
-      </w:r>
-      <w:proofErr w:type="spellStart"/>
-      <w:r>
-        <w:t>rikkumisele</w:t>
-      </w:r>
-      <w:proofErr w:type="spellEnd"/>
-      <w:r>
-        <w:t>, tuleb järgida organisatsiooni rikkumiste käsitluse korda.</w:t>
-      </w:r>
-    </w:p>
-    <w:p>
-      <w:r>
-        <w:t xml:space="preserve">• Kui </w:t>
-      </w:r>
-      <w:proofErr w:type="spellStart"/>
-      <w:r>
-        <w:t>SotsiaalAI</w:t>
-      </w:r>
-      <w:proofErr w:type="spellEnd"/>
-      <w:r>
-        <w:t xml:space="preserve"> </w:t>
-      </w:r>
-      <w:proofErr w:type="spellStart"/>
-      <w:r>
-        <w:t>tegutseb</w:t>
-      </w:r>
-      <w:proofErr w:type="spellEnd"/>
-      <w:r>
-        <w:t xml:space="preserve"> </w:t>
-      </w:r>
-      <w:proofErr w:type="spellStart"/>
-      <w:r>
-        <w:t>volitatud</w:t>
-      </w:r>
-      <w:proofErr w:type="spellEnd"/>
-      <w:r>
-        <w:t xml:space="preserve"> </w:t>
-      </w:r>
-      <w:proofErr w:type="spellStart"/>
-      <w:r>
-        <w:t>töötlejana</w:t>
-      </w:r>
-      <w:proofErr w:type="spellEnd"/>
-      <w:r>
-        <w:t>, tuleb lähtuda ka käesoleva dokumendi lepingulises osas määratud teavituse ja koostöö korrast.</w:t>
+        <w:t>• Kui töötaja kahtlustab, et platvormi on sisestatud liigne, vale või loata teave, peab ta sellest viivitamata teavitama organisatsiooni määratud kontaktisikut.</w:t>
+      </w:r>
+    </w:p>
+    <w:p>
+      <w:r>
+        <w:t>• Kui tekib kahtlus isikuandmete rikkumisele, tuleb järgida organisatsiooni rikkumiste käsitluse korda.</w:t>
+      </w:r>
+    </w:p>
+    <w:p>
+      <w:r>
+        <w:t>• Kui SotsiaalAI tegutseb volitatud töötlejana, tuleb lähtuda ka käesoleva dokumendi lepingulises osas määratud teavituse ja koostöö korrast.</w:t>
       </w:r>
     </w:p>
     <w:p>
@@ -2769,52 +1308,12 @@
     </w:p>
     <w:p>
       <w:r>
-        <w:t xml:space="preserve">• </w:t>
-      </w:r>
-      <w:proofErr w:type="spellStart"/>
-      <w:r>
-        <w:t>organisatsioon</w:t>
-      </w:r>
-      <w:proofErr w:type="spellEnd"/>
-      <w:r>
-        <w:t xml:space="preserve"> on </w:t>
-      </w:r>
-      <w:proofErr w:type="spellStart"/>
-      <w:r>
-        <w:t>hinnanud</w:t>
-      </w:r>
-      <w:proofErr w:type="spellEnd"/>
-      <w:r>
-        <w:t>, et SotsiaalAI töötleb andmeid organisatsiooni nimel;</w:t>
-      </w:r>
-    </w:p>
-    <w:p>
-      <w:r>
-        <w:t xml:space="preserve">• </w:t>
-      </w:r>
-      <w:proofErr w:type="spellStart"/>
-      <w:r>
-        <w:t>ning</w:t>
-      </w:r>
-      <w:proofErr w:type="spellEnd"/>
-      <w:r>
-        <w:t xml:space="preserve"> </w:t>
-      </w:r>
-      <w:proofErr w:type="spellStart"/>
-      <w:r>
-        <w:t>SotsiaalAI</w:t>
-      </w:r>
-      <w:proofErr w:type="spellEnd"/>
-      <w:r>
-        <w:t xml:space="preserve"> on </w:t>
-      </w:r>
-      <w:proofErr w:type="spellStart"/>
-      <w:r>
-        <w:t>selle</w:t>
-      </w:r>
-      <w:proofErr w:type="spellEnd"/>
-      <w:r>
-        <w:t xml:space="preserve"> peatüki allkirjastanud või muul kirjalikul või elektroonilisel viisil aktsepteerinud.</w:t>
+        <w:t>• organisatsioon on hinnanud, et SotsiaalAI töötleb andmeid organisatsiooni nimel;</w:t>
+      </w:r>
+    </w:p>
+    <w:p>
+      <w:r>
+        <w:t>• ning SotsiaalAI on selle peatüki allkirjastanud või muul kirjalikul või elektroonilisel viisil aktsepteerinud.</w:t>
       </w:r>
     </w:p>
     <w:p>
@@ -2832,123 +1331,27 @@
     </w:p>
     <w:p>
       <w:r>
-        <w:t xml:space="preserve">• </w:t>
-      </w:r>
-      <w:proofErr w:type="spellStart"/>
-      <w:r>
-        <w:t>dokumentide</w:t>
-      </w:r>
-      <w:proofErr w:type="spellEnd"/>
-      <w:r>
-        <w:t xml:space="preserve"> </w:t>
-      </w:r>
-      <w:proofErr w:type="spellStart"/>
-      <w:r>
-        <w:t>koostamine</w:t>
-      </w:r>
-      <w:proofErr w:type="spellEnd"/>
-      <w:r>
-        <w:t>;</w:t>
-      </w:r>
-    </w:p>
-    <w:p>
-      <w:r>
-        <w:t xml:space="preserve">• </w:t>
-      </w:r>
-      <w:proofErr w:type="spellStart"/>
-      <w:r>
-        <w:t>kokkuvõtete</w:t>
-      </w:r>
-      <w:proofErr w:type="spellEnd"/>
-      <w:r>
-        <w:t xml:space="preserve"> </w:t>
-      </w:r>
-      <w:proofErr w:type="spellStart"/>
-      <w:r>
-        <w:t>loomine</w:t>
-      </w:r>
-      <w:proofErr w:type="spellEnd"/>
-      <w:r>
-        <w:t>;</w:t>
-      </w:r>
-    </w:p>
-    <w:p>
-      <w:r>
-        <w:t xml:space="preserve">• info </w:t>
-      </w:r>
-      <w:proofErr w:type="spellStart"/>
-      <w:r>
-        <w:t>struktureerimine</w:t>
-      </w:r>
-      <w:proofErr w:type="spellEnd"/>
-      <w:r>
-        <w:t>;</w:t>
-      </w:r>
-    </w:p>
-    <w:p>
-      <w:r>
-        <w:t xml:space="preserve">• </w:t>
-      </w:r>
-      <w:proofErr w:type="spellStart"/>
-      <w:r>
-        <w:t>lubatud</w:t>
-      </w:r>
-      <w:proofErr w:type="spellEnd"/>
-      <w:r>
-        <w:t xml:space="preserve"> </w:t>
-      </w:r>
-      <w:proofErr w:type="spellStart"/>
-      <w:r>
-        <w:t>töövoogude</w:t>
-      </w:r>
-      <w:proofErr w:type="spellEnd"/>
-      <w:r>
-        <w:t xml:space="preserve"> </w:t>
-      </w:r>
-      <w:proofErr w:type="spellStart"/>
-      <w:r>
-        <w:t>tehniline</w:t>
-      </w:r>
-      <w:proofErr w:type="spellEnd"/>
-      <w:r>
-        <w:t xml:space="preserve"> </w:t>
-      </w:r>
-      <w:proofErr w:type="spellStart"/>
-      <w:r>
-        <w:t>käitamine</w:t>
-      </w:r>
-      <w:proofErr w:type="spellEnd"/>
-      <w:r>
-        <w:t>;</w:t>
-      </w:r>
-    </w:p>
-    <w:p>
-      <w:r>
-        <w:t xml:space="preserve">• </w:t>
-      </w:r>
-      <w:proofErr w:type="spellStart"/>
-      <w:r>
-        <w:t>autentimine</w:t>
-      </w:r>
-      <w:proofErr w:type="spellEnd"/>
-      <w:r>
-        <w:t xml:space="preserve">, </w:t>
-      </w:r>
-      <w:proofErr w:type="spellStart"/>
-      <w:r>
-        <w:t>tehniline</w:t>
-      </w:r>
-      <w:proofErr w:type="spellEnd"/>
-      <w:r>
-        <w:t xml:space="preserve"> </w:t>
-      </w:r>
-      <w:proofErr w:type="spellStart"/>
-      <w:r>
-        <w:t>tugi</w:t>
-      </w:r>
-      <w:proofErr w:type="spellEnd"/>
-      <w:r>
-        <w:t>, turve ja töökindlus.</w:t>
+        <w:t>• dokumentide koostamine;</w:t>
+      </w:r>
+    </w:p>
+    <w:p>
+      <w:r>
+        <w:t>• kokkuvõtete loomine;</w:t>
+      </w:r>
+    </w:p>
+    <w:p>
+      <w:r>
+        <w:t>• info struktureerimine;</w:t>
+      </w:r>
+    </w:p>
+    <w:p>
+      <w:r>
+        <w:t>• lubatud töövoogude tehniline käitamine;</w:t>
+      </w:r>
+    </w:p>
+    <w:p>
+      <w:r>
+        <w:t>• autentimine, tehniline tugi, turve ja töökindlus.</w:t>
       </w:r>
     </w:p>
     <w:p>
@@ -2966,97 +1369,17 @@
     </w:p>
     <w:p>
       <w:r>
-        <w:t xml:space="preserve">• </w:t>
-      </w:r>
-      <w:proofErr w:type="spellStart"/>
-      <w:r>
-        <w:t>organisatsioon</w:t>
-      </w:r>
-      <w:proofErr w:type="spellEnd"/>
-      <w:r>
-        <w:t xml:space="preserve"> </w:t>
-      </w:r>
-      <w:proofErr w:type="spellStart"/>
-      <w:r>
-        <w:t>kasutab</w:t>
-      </w:r>
-      <w:proofErr w:type="spellEnd"/>
-      <w:r>
-        <w:t xml:space="preserve"> </w:t>
-      </w:r>
-      <w:proofErr w:type="spellStart"/>
-      <w:r>
-        <w:t>teenust</w:t>
-      </w:r>
-      <w:proofErr w:type="spellEnd"/>
-      <w:r>
-        <w:t>;</w:t>
-      </w:r>
-    </w:p>
-    <w:p>
-      <w:r>
-        <w:t xml:space="preserve">• </w:t>
-      </w:r>
-      <w:proofErr w:type="spellStart"/>
-      <w:r>
-        <w:t>töötlemine</w:t>
-      </w:r>
-      <w:proofErr w:type="spellEnd"/>
-      <w:r>
-        <w:t xml:space="preserve"> on </w:t>
-      </w:r>
-      <w:proofErr w:type="spellStart"/>
-      <w:r>
-        <w:t>vajalik</w:t>
-      </w:r>
-      <w:proofErr w:type="spellEnd"/>
-      <w:r>
-        <w:t xml:space="preserve"> </w:t>
-      </w:r>
-      <w:proofErr w:type="spellStart"/>
-      <w:r>
-        <w:t>teenuse</w:t>
-      </w:r>
-      <w:proofErr w:type="spellEnd"/>
-      <w:r>
-        <w:t xml:space="preserve"> osutamiseks;</w:t>
-      </w:r>
-    </w:p>
-    <w:p>
-      <w:r>
-        <w:t xml:space="preserve">• </w:t>
-      </w:r>
-      <w:proofErr w:type="spellStart"/>
-      <w:r>
-        <w:t>või</w:t>
-      </w:r>
-      <w:proofErr w:type="spellEnd"/>
-      <w:r>
-        <w:t xml:space="preserve"> </w:t>
-      </w:r>
-      <w:proofErr w:type="spellStart"/>
-      <w:r>
-        <w:t>seni</w:t>
-      </w:r>
-      <w:proofErr w:type="spellEnd"/>
-      <w:r>
-        <w:t xml:space="preserve">, </w:t>
-      </w:r>
-      <w:proofErr w:type="spellStart"/>
-      <w:r>
-        <w:t>kuni</w:t>
-      </w:r>
-      <w:proofErr w:type="spellEnd"/>
-      <w:r>
-        <w:t xml:space="preserve"> </w:t>
-      </w:r>
-      <w:proofErr w:type="spellStart"/>
-      <w:r>
-        <w:t>kohaldatavad</w:t>
-      </w:r>
-      <w:proofErr w:type="spellEnd"/>
-      <w:r>
-        <w:t xml:space="preserve"> säilitamisreeglid nõuavad konkreetse andmekategooria säilitamist.</w:t>
+        <w:t>• organisatsioon kasutab teenust;</w:t>
+      </w:r>
+    </w:p>
+    <w:p>
+      <w:r>
+        <w:t>• töötlemine on vajalik teenuse osutamiseks;</w:t>
+      </w:r>
+    </w:p>
+    <w:p>
+      <w:r>
+        <w:t>• või seni, kuni kohaldatavad säilitamisreeglid nõuavad konkreetse andmekategooria säilitamist.</w:t>
       </w:r>
     </w:p>
     <w:p>
@@ -3075,152 +1398,32 @@
     </w:p>
     <w:p>
       <w:r>
-        <w:t xml:space="preserve">• </w:t>
-      </w:r>
-      <w:proofErr w:type="spellStart"/>
-      <w:r>
-        <w:t>kliendi</w:t>
-      </w:r>
-      <w:proofErr w:type="spellEnd"/>
-      <w:r>
-        <w:t xml:space="preserve">- </w:t>
-      </w:r>
-      <w:proofErr w:type="spellStart"/>
-      <w:r>
-        <w:t>või</w:t>
-      </w:r>
-      <w:proofErr w:type="spellEnd"/>
-      <w:r>
-        <w:t xml:space="preserve"> </w:t>
-      </w:r>
-      <w:proofErr w:type="spellStart"/>
-      <w:r>
-        <w:t>juhtumipõhiseid</w:t>
-      </w:r>
-      <w:proofErr w:type="spellEnd"/>
-      <w:r>
-        <w:t xml:space="preserve"> </w:t>
-      </w:r>
-      <w:proofErr w:type="spellStart"/>
-      <w:r>
-        <w:t>tööandmeid</w:t>
-      </w:r>
-      <w:proofErr w:type="spellEnd"/>
-      <w:r>
-        <w:t>;</w:t>
-      </w:r>
-    </w:p>
-    <w:p>
-      <w:r>
-        <w:t xml:space="preserve">• </w:t>
-      </w:r>
-      <w:proofErr w:type="spellStart"/>
-      <w:r>
-        <w:t>dokumentide</w:t>
-      </w:r>
-      <w:proofErr w:type="spellEnd"/>
-      <w:r>
-        <w:t xml:space="preserve"> sisu;</w:t>
-      </w:r>
-    </w:p>
-    <w:p>
-      <w:r>
-        <w:t xml:space="preserve">• </w:t>
-      </w:r>
-      <w:proofErr w:type="spellStart"/>
-      <w:r>
-        <w:t>vestluse</w:t>
-      </w:r>
-      <w:proofErr w:type="spellEnd"/>
-      <w:r>
-        <w:t xml:space="preserve"> </w:t>
-      </w:r>
-      <w:proofErr w:type="spellStart"/>
-      <w:r>
-        <w:t>sisendeid</w:t>
-      </w:r>
-      <w:proofErr w:type="spellEnd"/>
-      <w:r>
-        <w:t>;</w:t>
-      </w:r>
-    </w:p>
-    <w:p>
-      <w:r>
-        <w:t xml:space="preserve">• </w:t>
-      </w:r>
-      <w:proofErr w:type="spellStart"/>
-      <w:r>
-        <w:t>kontaktandmeid</w:t>
-      </w:r>
-      <w:proofErr w:type="spellEnd"/>
-      <w:r>
-        <w:t>;</w:t>
-      </w:r>
-    </w:p>
-    <w:p>
-      <w:r>
-        <w:t xml:space="preserve">• </w:t>
-      </w:r>
-      <w:proofErr w:type="spellStart"/>
-      <w:r>
-        <w:t>sotsiaalhoolekande</w:t>
-      </w:r>
-      <w:proofErr w:type="spellEnd"/>
-      <w:r>
-        <w:t xml:space="preserve"> </w:t>
-      </w:r>
-      <w:proofErr w:type="spellStart"/>
-      <w:r>
-        <w:t>või</w:t>
-      </w:r>
-      <w:proofErr w:type="spellEnd"/>
-      <w:r>
-        <w:t xml:space="preserve"> </w:t>
-      </w:r>
-      <w:proofErr w:type="spellStart"/>
-      <w:r>
-        <w:t>tervisega</w:t>
-      </w:r>
-      <w:proofErr w:type="spellEnd"/>
-      <w:r>
-        <w:t xml:space="preserve"> </w:t>
-      </w:r>
-      <w:proofErr w:type="spellStart"/>
-      <w:r>
-        <w:t>seotud</w:t>
-      </w:r>
-      <w:proofErr w:type="spellEnd"/>
-      <w:r>
-        <w:t xml:space="preserve"> andmeid, kui organisatsioon on nende kasutuse eraldi lubanud ja õiguslikult hinnanud;</w:t>
-      </w:r>
-    </w:p>
-    <w:p>
-      <w:r>
-        <w:t xml:space="preserve">• </w:t>
-      </w:r>
-      <w:proofErr w:type="spellStart"/>
-      <w:r>
-        <w:t>kasutaja</w:t>
-      </w:r>
-      <w:proofErr w:type="spellEnd"/>
-      <w:r>
-        <w:t xml:space="preserve"> </w:t>
-      </w:r>
-      <w:proofErr w:type="spellStart"/>
-      <w:r>
-        <w:t>konto</w:t>
-      </w:r>
-      <w:proofErr w:type="spellEnd"/>
-      <w:r>
-        <w:t xml:space="preserve">- ja </w:t>
-      </w:r>
-      <w:proofErr w:type="spellStart"/>
-      <w:r>
-        <w:t>autentimisandmeid</w:t>
-      </w:r>
-      <w:proofErr w:type="spellEnd"/>
-      <w:r>
-        <w:t>.</w:t>
+        <w:t>• kliendi- või juhtumipõhiseid tööandmeid;</w:t>
+      </w:r>
+    </w:p>
+    <w:p>
+      <w:r>
+        <w:t>• dokumentide sisu;</w:t>
+      </w:r>
+    </w:p>
+    <w:p>
+      <w:r>
+        <w:t>• vestluse sisendeid;</w:t>
+      </w:r>
+    </w:p>
+    <w:p>
+      <w:r>
+        <w:t>• kontaktandmeid;</w:t>
+      </w:r>
+    </w:p>
+    <w:p>
+      <w:r>
+        <w:t>• sotsiaalhoolekande või tervisega seotud andmeid, kui organisatsioon on nende kasutuse eraldi lubanud ja õiguslikult hinnanud;</w:t>
+      </w:r>
+    </w:p>
+    <w:p>
+      <w:r>
+        <w:t>• kasutaja konto- ja autentimisandmeid.</w:t>
       </w:r>
     </w:p>
     <w:p>
@@ -3230,86 +1433,22 @@
     </w:p>
     <w:p>
       <w:r>
-        <w:t xml:space="preserve">• </w:t>
-      </w:r>
-      <w:proofErr w:type="spellStart"/>
-      <w:r>
-        <w:t>organisatsiooni</w:t>
-      </w:r>
-      <w:proofErr w:type="spellEnd"/>
-      <w:r>
-        <w:t xml:space="preserve"> </w:t>
-      </w:r>
-      <w:proofErr w:type="spellStart"/>
-      <w:r>
-        <w:t>kliente</w:t>
-      </w:r>
-      <w:proofErr w:type="spellEnd"/>
-      <w:r>
-        <w:t>;</w:t>
-      </w:r>
-    </w:p>
-    <w:p>
-      <w:r>
-        <w:t xml:space="preserve">• </w:t>
-      </w:r>
-      <w:proofErr w:type="spellStart"/>
-      <w:r>
-        <w:t>töötajaid</w:t>
-      </w:r>
-      <w:proofErr w:type="spellEnd"/>
-      <w:r>
-        <w:t>;</w:t>
-      </w:r>
-    </w:p>
-    <w:p>
-      <w:r>
-        <w:t xml:space="preserve">• </w:t>
-      </w:r>
-      <w:proofErr w:type="spellStart"/>
-      <w:r>
-        <w:t>koostööpartnereid</w:t>
-      </w:r>
-      <w:proofErr w:type="spellEnd"/>
-      <w:r>
-        <w:t>;</w:t>
-      </w:r>
-    </w:p>
-    <w:p>
-      <w:r>
-        <w:t xml:space="preserve">• </w:t>
-      </w:r>
-      <w:proofErr w:type="spellStart"/>
-      <w:r>
-        <w:t>teisi</w:t>
-      </w:r>
-      <w:proofErr w:type="spellEnd"/>
-      <w:r>
-        <w:t xml:space="preserve"> </w:t>
-      </w:r>
-      <w:proofErr w:type="spellStart"/>
-      <w:r>
-        <w:t>isikuid</w:t>
-      </w:r>
-      <w:proofErr w:type="spellEnd"/>
-      <w:r>
-        <w:t xml:space="preserve">, </w:t>
-      </w:r>
-      <w:proofErr w:type="spellStart"/>
-      <w:r>
-        <w:t>kelle</w:t>
-      </w:r>
-      <w:proofErr w:type="spellEnd"/>
-      <w:r>
-        <w:t xml:space="preserve"> </w:t>
-      </w:r>
-      <w:proofErr w:type="spellStart"/>
-      <w:r>
-        <w:t>andmeid</w:t>
-      </w:r>
-      <w:proofErr w:type="spellEnd"/>
-      <w:r>
-        <w:t xml:space="preserve"> organisatsioon seaduslikult töötleb.</w:t>
+        <w:t>• organisatsiooni kliente;</w:t>
+      </w:r>
+    </w:p>
+    <w:p>
+      <w:r>
+        <w:t>• töötajaid;</w:t>
+      </w:r>
+    </w:p>
+    <w:p>
+      <w:r>
+        <w:t>• koostööpartnereid;</w:t>
+      </w:r>
+    </w:p>
+    <w:p>
+      <w:r>
+        <w:t>• teisi isikuid, kelle andmeid organisatsioon seaduslikult töötleb.</w:t>
       </w:r>
     </w:p>
     <w:p>
@@ -3376,115 +1515,27 @@
     </w:p>
     <w:p>
       <w:r>
-        <w:t xml:space="preserve">• </w:t>
-      </w:r>
-      <w:proofErr w:type="spellStart"/>
-      <w:r>
-        <w:t>tehnilise</w:t>
-      </w:r>
-      <w:proofErr w:type="spellEnd"/>
-      <w:r>
-        <w:t xml:space="preserve"> </w:t>
-      </w:r>
-      <w:proofErr w:type="spellStart"/>
-      <w:r>
-        <w:t>majutuse</w:t>
-      </w:r>
-      <w:proofErr w:type="spellEnd"/>
-      <w:r>
-        <w:t xml:space="preserve"> ja </w:t>
-      </w:r>
-      <w:proofErr w:type="spellStart"/>
-      <w:r>
-        <w:t>serveriinfrastruktuuri</w:t>
-      </w:r>
-      <w:proofErr w:type="spellEnd"/>
-      <w:r>
-        <w:t xml:space="preserve"> teenuseid;</w:t>
-      </w:r>
-    </w:p>
-    <w:p>
-      <w:r>
-        <w:t xml:space="preserve">• </w:t>
-      </w:r>
-      <w:proofErr w:type="spellStart"/>
-      <w:r>
-        <w:t>makseteenuseid</w:t>
-      </w:r>
-      <w:proofErr w:type="spellEnd"/>
-      <w:r>
-        <w:t>;</w:t>
-      </w:r>
-    </w:p>
-    <w:p>
-      <w:r>
-        <w:t xml:space="preserve">• </w:t>
-      </w:r>
-      <w:proofErr w:type="spellStart"/>
-      <w:r>
-        <w:t>tehisintellekti</w:t>
-      </w:r>
-      <w:proofErr w:type="spellEnd"/>
-      <w:r>
-        <w:t xml:space="preserve">- ja </w:t>
-      </w:r>
-      <w:proofErr w:type="spellStart"/>
-      <w:r>
-        <w:t>kõneteenuseid</w:t>
-      </w:r>
-      <w:proofErr w:type="spellEnd"/>
-      <w:r>
-        <w:t>;</w:t>
-      </w:r>
-    </w:p>
-    <w:p>
-      <w:r>
-        <w:t>• e-</w:t>
-      </w:r>
-      <w:proofErr w:type="spellStart"/>
-      <w:r>
-        <w:t>posti</w:t>
-      </w:r>
-      <w:proofErr w:type="spellEnd"/>
-      <w:r>
-        <w:t xml:space="preserve"> </w:t>
-      </w:r>
-      <w:proofErr w:type="spellStart"/>
-      <w:r>
-        <w:t>teenuseid</w:t>
-      </w:r>
-      <w:proofErr w:type="spellEnd"/>
-      <w:r>
-        <w:t>;</w:t>
-      </w:r>
-    </w:p>
-    <w:p>
-      <w:r>
-        <w:t xml:space="preserve">• </w:t>
-      </w:r>
-      <w:proofErr w:type="spellStart"/>
-      <w:r>
-        <w:t>logimise</w:t>
-      </w:r>
-      <w:proofErr w:type="spellEnd"/>
-      <w:r>
-        <w:t xml:space="preserve"> ja </w:t>
-      </w:r>
-      <w:proofErr w:type="spellStart"/>
-      <w:r>
-        <w:t>monitooringu</w:t>
-      </w:r>
-      <w:proofErr w:type="spellEnd"/>
-      <w:r>
-        <w:t xml:space="preserve"> </w:t>
-      </w:r>
-      <w:proofErr w:type="spellStart"/>
-      <w:r>
-        <w:t>teenuseid</w:t>
-      </w:r>
-      <w:proofErr w:type="spellEnd"/>
-      <w:r>
-        <w:t>.</w:t>
+        <w:t>• tehnilise majutuse ja serveriinfrastruktuuri teenuseid;</w:t>
+      </w:r>
+    </w:p>
+    <w:p>
+      <w:r>
+        <w:t>• makseteenuseid;</w:t>
+      </w:r>
+    </w:p>
+    <w:p>
+      <w:r>
+        <w:t>• tehisintellekti- ja kõneteenuseid;</w:t>
+      </w:r>
+    </w:p>
+    <w:p>
+      <w:r>
+        <w:t>• e-posti teenuseid;</w:t>
+      </w:r>
+    </w:p>
+    <w:p>
+      <w:r>
+        <w:t>• logimise ja monitooringu teenuseid.</w:t>
       </w:r>
     </w:p>
     <w:p>
@@ -3513,134 +1564,22 @@
     </w:p>
     <w:p>
       <w:r>
-        <w:t xml:space="preserve">• </w:t>
-      </w:r>
-      <w:proofErr w:type="spellStart"/>
-      <w:r>
-        <w:t>andmesubjekti</w:t>
-      </w:r>
-      <w:proofErr w:type="spellEnd"/>
-      <w:r>
-        <w:t xml:space="preserve"> </w:t>
-      </w:r>
-      <w:proofErr w:type="spellStart"/>
-      <w:r>
-        <w:t>õiguste</w:t>
-      </w:r>
-      <w:proofErr w:type="spellEnd"/>
-      <w:r>
-        <w:t xml:space="preserve"> </w:t>
-      </w:r>
-      <w:proofErr w:type="spellStart"/>
-      <w:r>
-        <w:t>taotluste</w:t>
-      </w:r>
-      <w:proofErr w:type="spellEnd"/>
-      <w:r>
-        <w:t xml:space="preserve"> </w:t>
-      </w:r>
-      <w:proofErr w:type="spellStart"/>
-      <w:r>
-        <w:t>käsitlemisel</w:t>
-      </w:r>
-      <w:proofErr w:type="spellEnd"/>
-      <w:r>
-        <w:t>;</w:t>
-      </w:r>
-    </w:p>
-    <w:p>
-      <w:r>
-        <w:t xml:space="preserve">• </w:t>
-      </w:r>
-      <w:proofErr w:type="spellStart"/>
-      <w:r>
-        <w:t>turbeintsidentide</w:t>
-      </w:r>
-      <w:proofErr w:type="spellEnd"/>
-      <w:r>
-        <w:t xml:space="preserve"> ja </w:t>
-      </w:r>
-      <w:proofErr w:type="spellStart"/>
-      <w:r>
-        <w:t>rikkumiste</w:t>
-      </w:r>
-      <w:proofErr w:type="spellEnd"/>
-      <w:r>
-        <w:t xml:space="preserve"> </w:t>
-      </w:r>
-      <w:proofErr w:type="spellStart"/>
-      <w:r>
-        <w:t>hindamisel</w:t>
-      </w:r>
-      <w:proofErr w:type="spellEnd"/>
-      <w:r>
-        <w:t>;</w:t>
-      </w:r>
-    </w:p>
-    <w:p>
-      <w:r>
-        <w:t xml:space="preserve">• </w:t>
-      </w:r>
-      <w:proofErr w:type="spellStart"/>
-      <w:r>
-        <w:t>asjakohaste</w:t>
-      </w:r>
-      <w:proofErr w:type="spellEnd"/>
-      <w:r>
-        <w:t xml:space="preserve"> </w:t>
-      </w:r>
-      <w:proofErr w:type="spellStart"/>
-      <w:r>
-        <w:t>turvameetmete</w:t>
-      </w:r>
-      <w:proofErr w:type="spellEnd"/>
-      <w:r>
-        <w:t xml:space="preserve"> </w:t>
-      </w:r>
-      <w:proofErr w:type="spellStart"/>
-      <w:r>
-        <w:t>rakendamisel</w:t>
-      </w:r>
-      <w:proofErr w:type="spellEnd"/>
-      <w:r>
-        <w:t>;</w:t>
-      </w:r>
-    </w:p>
-    <w:p>
-      <w:r>
-        <w:t xml:space="preserve">• </w:t>
-      </w:r>
-      <w:proofErr w:type="spellStart"/>
-      <w:r>
-        <w:t>vajaduse</w:t>
-      </w:r>
-      <w:proofErr w:type="spellEnd"/>
-      <w:r>
-        <w:t xml:space="preserve"> </w:t>
-      </w:r>
-      <w:proofErr w:type="spellStart"/>
-      <w:r>
-        <w:t>korral</w:t>
-      </w:r>
-      <w:proofErr w:type="spellEnd"/>
-      <w:r>
-        <w:t xml:space="preserve"> </w:t>
-      </w:r>
-      <w:proofErr w:type="spellStart"/>
-      <w:r>
-        <w:t>andmekaitsealaste</w:t>
-      </w:r>
-      <w:proofErr w:type="spellEnd"/>
-      <w:r>
-        <w:t xml:space="preserve"> </w:t>
-      </w:r>
-      <w:proofErr w:type="spellStart"/>
-      <w:r>
-        <w:t>hindamiste</w:t>
-      </w:r>
-      <w:proofErr w:type="spellEnd"/>
-      <w:r>
-        <w:t xml:space="preserve"> ja konsultatsioonidega seotud koostöös ulatuses, mis on protsessori rolliga kooskõlas.</w:t>
+        <w:t>• andmesubjekti õiguste taotluste käsitlemisel;</w:t>
+      </w:r>
+    </w:p>
+    <w:p>
+      <w:r>
+        <w:t>• turbeintsidentide ja rikkumiste hindamisel;</w:t>
+      </w:r>
+    </w:p>
+    <w:p>
+      <w:r>
+        <w:t>• asjakohaste turvameetmete rakendamisel;</w:t>
+      </w:r>
+    </w:p>
+    <w:p>
+      <w:r>
+        <w:t>• vajaduse korral andmekaitsealaste hindamiste ja konsultatsioonidega seotud koostöös ulatuses, mis on protsessori rolliga kooskõlas.</w:t>
       </w:r>
     </w:p>
     <w:p>
@@ -3723,135 +1662,23 @@
     </w:p>
     <w:p>
       <w:r>
-        <w:t xml:space="preserve">• </w:t>
-      </w:r>
-      <w:proofErr w:type="spellStart"/>
-      <w:r>
-        <w:t>SotsiaalAI</w:t>
-      </w:r>
-      <w:proofErr w:type="spellEnd"/>
-      <w:r>
-        <w:t xml:space="preserve"> </w:t>
-      </w:r>
-      <w:proofErr w:type="spellStart"/>
-      <w:r>
-        <w:t>kasutab</w:t>
-      </w:r>
-      <w:proofErr w:type="spellEnd"/>
-      <w:r>
-        <w:t xml:space="preserve"> </w:t>
-      </w:r>
-      <w:proofErr w:type="spellStart"/>
-      <w:r>
-        <w:t>avaliku</w:t>
-      </w:r>
-      <w:proofErr w:type="spellEnd"/>
-      <w:r>
-        <w:t xml:space="preserve"> </w:t>
-      </w:r>
-      <w:proofErr w:type="spellStart"/>
-      <w:r>
-        <w:t>veebiliikluse</w:t>
-      </w:r>
-      <w:proofErr w:type="spellEnd"/>
-      <w:r>
-        <w:t xml:space="preserve"> kaitseks krüpteeritud ühendusi.</w:t>
-      </w:r>
-    </w:p>
-    <w:p>
-      <w:r>
-        <w:t xml:space="preserve">• </w:t>
-      </w:r>
-      <w:proofErr w:type="spellStart"/>
-      <w:r>
-        <w:t>Ühendusturbe</w:t>
-      </w:r>
-      <w:proofErr w:type="spellEnd"/>
-      <w:r>
-        <w:t xml:space="preserve"> </w:t>
-      </w:r>
-      <w:proofErr w:type="spellStart"/>
-      <w:r>
-        <w:t>seaded</w:t>
-      </w:r>
-      <w:proofErr w:type="spellEnd"/>
-      <w:r>
-        <w:t xml:space="preserve"> </w:t>
-      </w:r>
-      <w:proofErr w:type="spellStart"/>
-      <w:r>
-        <w:t>vaadatakse</w:t>
-      </w:r>
-      <w:proofErr w:type="spellEnd"/>
-      <w:r>
-        <w:t xml:space="preserve"> </w:t>
-      </w:r>
-      <w:proofErr w:type="spellStart"/>
-      <w:r>
-        <w:t>perioodiliselt</w:t>
-      </w:r>
-      <w:proofErr w:type="spellEnd"/>
-      <w:r>
-        <w:t xml:space="preserve"> üle ning ajakohastatakse vastavalt teenuse, tehnoloogia ja riskide muutumisele.</w:t>
-      </w:r>
-    </w:p>
-    <w:p>
-      <w:r>
-        <w:t xml:space="preserve">• </w:t>
-      </w:r>
-      <w:proofErr w:type="spellStart"/>
-      <w:r>
-        <w:t>Saladused</w:t>
-      </w:r>
-      <w:proofErr w:type="spellEnd"/>
-      <w:r>
-        <w:t xml:space="preserve">, </w:t>
-      </w:r>
-      <w:proofErr w:type="spellStart"/>
-      <w:r>
-        <w:t>autentimisvõtmed</w:t>
-      </w:r>
-      <w:proofErr w:type="spellEnd"/>
-      <w:r>
-        <w:t xml:space="preserve"> ja </w:t>
-      </w:r>
-      <w:proofErr w:type="spellStart"/>
-      <w:r>
-        <w:t>muud</w:t>
-      </w:r>
-      <w:proofErr w:type="spellEnd"/>
-      <w:r>
-        <w:t xml:space="preserve"> tundlikud süsteemiparameetrid hoitakse eraldi rakenduse lähtekoodist ning piiratud ligipääsuga keskkonnas.</w:t>
+        <w:t>• SotsiaalAI kasutab avaliku veebiliikluse kaitseks krüpteeritud ühendusi.</w:t>
+      </w:r>
+    </w:p>
+    <w:p>
+      <w:r>
+        <w:t>• Ühendusturbe seaded vaadatakse perioodiliselt üle ning ajakohastatakse vastavalt teenuse, tehnoloogia ja riskide muutumisele.</w:t>
+      </w:r>
+    </w:p>
+    <w:p>
+      <w:r>
+        <w:t>• Saladused, autentimisvõtmed ja muud tundlikud süsteemiparameetrid hoitakse eraldi rakenduse lähtekoodist ning piiratud ligipääsuga keskkonnas.</w:t>
       </w:r>
     </w:p>
     <w:p>
       <w:r>
         <w:lastRenderedPageBreak/>
-        <w:t xml:space="preserve">• </w:t>
-      </w:r>
-      <w:proofErr w:type="spellStart"/>
-      <w:r>
-        <w:t>Autentimis</w:t>
-      </w:r>
-      <w:proofErr w:type="spellEnd"/>
-      <w:r>
-        <w:t xml:space="preserve">- ja </w:t>
-      </w:r>
-      <w:proofErr w:type="spellStart"/>
-      <w:r>
-        <w:t>kinnituskirjeid</w:t>
-      </w:r>
-      <w:proofErr w:type="spellEnd"/>
-      <w:r>
-        <w:t xml:space="preserve"> </w:t>
-      </w:r>
-      <w:proofErr w:type="spellStart"/>
-      <w:r>
-        <w:t>kaitstakse</w:t>
-      </w:r>
-      <w:proofErr w:type="spellEnd"/>
-      <w:r>
-        <w:t xml:space="preserve"> asjakohaste tehniliste meetmetega, sealhulgas räsimise, pseudonüümimise või muu samaväärse kaitsega, kui see on vastava andmeliigi ja funktsiooni puhul kohane.</w:t>
+        <w:t>• Autentimis- ja kinnituskirjeid kaitstakse asjakohaste tehniliste meetmetega, sealhulgas räsimise, pseudonüümimise või muu samaväärse kaitsega, kui see on vastava andmeliigi ja funktsiooni puhul kohane.</w:t>
       </w:r>
     </w:p>
     <w:p>
@@ -3864,155 +1691,27 @@
     </w:p>
     <w:p>
       <w:r>
-        <w:t xml:space="preserve">• </w:t>
-      </w:r>
-      <w:proofErr w:type="spellStart"/>
-      <w:r>
-        <w:t>Ligipääs</w:t>
-      </w:r>
-      <w:proofErr w:type="spellEnd"/>
-      <w:r>
-        <w:t xml:space="preserve"> </w:t>
-      </w:r>
-      <w:proofErr w:type="spellStart"/>
-      <w:r>
-        <w:t>isikuandmetele</w:t>
-      </w:r>
-      <w:proofErr w:type="spellEnd"/>
-      <w:r>
-        <w:t xml:space="preserve"> on </w:t>
-      </w:r>
-      <w:proofErr w:type="spellStart"/>
-      <w:r>
-        <w:t>piiratud</w:t>
-      </w:r>
-      <w:proofErr w:type="spellEnd"/>
-      <w:r>
-        <w:t xml:space="preserve"> rolli, tööfunktsiooni ja süsteemivajaduse põhimõttel.</w:t>
-      </w:r>
-    </w:p>
-    <w:p>
-      <w:r>
-        <w:t xml:space="preserve">• </w:t>
-      </w:r>
-      <w:proofErr w:type="spellStart"/>
-      <w:r>
-        <w:t>Platvorm</w:t>
-      </w:r>
-      <w:proofErr w:type="spellEnd"/>
-      <w:r>
-        <w:t xml:space="preserve"> </w:t>
-      </w:r>
-      <w:proofErr w:type="spellStart"/>
-      <w:r>
-        <w:t>rakendab</w:t>
-      </w:r>
-      <w:proofErr w:type="spellEnd"/>
-      <w:r>
-        <w:t xml:space="preserve"> </w:t>
-      </w:r>
-      <w:proofErr w:type="spellStart"/>
-      <w:r>
-        <w:t>kasutajarollidest</w:t>
-      </w:r>
-      <w:proofErr w:type="spellEnd"/>
-      <w:r>
-        <w:t xml:space="preserve"> ja töövoogudest lähtuvaid õiguskontrolle, et piirata andmete nähtavust ja tegevusi vastavalt konkreetsele kasutusjuhule.</w:t>
-      </w:r>
-    </w:p>
-    <w:p>
-      <w:r>
-        <w:t xml:space="preserve">• </w:t>
-      </w:r>
-      <w:proofErr w:type="spellStart"/>
-      <w:r>
-        <w:t>Kõrgendatud</w:t>
-      </w:r>
-      <w:proofErr w:type="spellEnd"/>
-      <w:r>
-        <w:t xml:space="preserve"> </w:t>
-      </w:r>
-      <w:proofErr w:type="spellStart"/>
-      <w:r>
-        <w:t>õigusi</w:t>
-      </w:r>
-      <w:proofErr w:type="spellEnd"/>
-      <w:r>
-        <w:t xml:space="preserve"> </w:t>
-      </w:r>
-      <w:proofErr w:type="spellStart"/>
-      <w:r>
-        <w:t>kasutatakse</w:t>
-      </w:r>
-      <w:proofErr w:type="spellEnd"/>
-      <w:r>
-        <w:t xml:space="preserve"> </w:t>
-      </w:r>
-      <w:proofErr w:type="spellStart"/>
-      <w:r>
-        <w:t>piiratud</w:t>
-      </w:r>
-      <w:proofErr w:type="spellEnd"/>
-      <w:r>
-        <w:t xml:space="preserve"> ulatuses ning ainult põhjendatud vajaduse korral.</w:t>
-      </w:r>
-    </w:p>
-    <w:p>
-      <w:r>
-        <w:t xml:space="preserve">• </w:t>
-      </w:r>
-      <w:proofErr w:type="spellStart"/>
-      <w:r>
-        <w:t>Haldusligipääs</w:t>
-      </w:r>
-      <w:proofErr w:type="spellEnd"/>
-      <w:r>
-        <w:t xml:space="preserve"> on </w:t>
-      </w:r>
-      <w:proofErr w:type="spellStart"/>
-      <w:r>
-        <w:t>piiratud</w:t>
-      </w:r>
-      <w:proofErr w:type="spellEnd"/>
-      <w:r>
-        <w:t xml:space="preserve"> </w:t>
-      </w:r>
-      <w:proofErr w:type="spellStart"/>
-      <w:r>
-        <w:t>kontrollitud</w:t>
-      </w:r>
-      <w:proofErr w:type="spellEnd"/>
-      <w:r>
-        <w:t xml:space="preserve"> ja turvatud ligipääsukanalitega.</w:t>
-      </w:r>
-    </w:p>
-    <w:p>
-      <w:r>
-        <w:t xml:space="preserve">• </w:t>
-      </w:r>
-      <w:proofErr w:type="spellStart"/>
-      <w:r>
-        <w:t>Rakenduse</w:t>
-      </w:r>
-      <w:proofErr w:type="spellEnd"/>
-      <w:r>
-        <w:t xml:space="preserve"> ja </w:t>
-      </w:r>
-      <w:proofErr w:type="spellStart"/>
-      <w:r>
-        <w:t>tugiteenuste</w:t>
-      </w:r>
-      <w:proofErr w:type="spellEnd"/>
-      <w:r>
-        <w:t xml:space="preserve"> </w:t>
-      </w:r>
-      <w:proofErr w:type="spellStart"/>
-      <w:r>
-        <w:t>võrgutasandi</w:t>
-      </w:r>
-      <w:proofErr w:type="spellEnd"/>
-      <w:r>
-        <w:t xml:space="preserve"> ligipääsud on piiratud selliselt, et avalikust võrgust oleksid kättesaadavad üksnes teenuse toimimiseks vajalikud liidesed ja teenused.</w:t>
+        <w:t>• Ligipääs isikuandmetele on piiratud rolli, tööfunktsiooni ja süsteemivajaduse põhimõttel.</w:t>
+      </w:r>
+    </w:p>
+    <w:p>
+      <w:r>
+        <w:t>• Platvorm rakendab kasutajarollidest ja töövoogudest lähtuvaid õiguskontrolle, et piirata andmete nähtavust ja tegevusi vastavalt konkreetsele kasutusjuhule.</w:t>
+      </w:r>
+    </w:p>
+    <w:p>
+      <w:r>
+        <w:t>• Kõrgendatud õigusi kasutatakse piiratud ulatuses ning ainult põhjendatud vajaduse korral.</w:t>
+      </w:r>
+    </w:p>
+    <w:p>
+      <w:r>
+        <w:t>• Haldusligipääs on piiratud kontrollitud ja turvatud ligipääsukanalitega.</w:t>
+      </w:r>
+    </w:p>
+    <w:p>
+      <w:r>
+        <w:t>• Rakenduse ja tugiteenuste võrgutasandi ligipääsud on piiratud selliselt, et avalikust võrgust oleksid kättesaadavad üksnes teenuse toimimiseks vajalikud liidesed ja teenused.</w:t>
       </w:r>
     </w:p>
     <w:p>
@@ -4025,105 +1724,17 @@
     </w:p>
     <w:p>
       <w:r>
-        <w:t xml:space="preserve">• </w:t>
-      </w:r>
-      <w:proofErr w:type="spellStart"/>
-      <w:r>
-        <w:t>SotsiaalAI</w:t>
-      </w:r>
-      <w:proofErr w:type="spellEnd"/>
-      <w:r>
-        <w:t xml:space="preserve"> </w:t>
-      </w:r>
-      <w:proofErr w:type="spellStart"/>
-      <w:r>
-        <w:t>rakendab</w:t>
-      </w:r>
-      <w:proofErr w:type="spellEnd"/>
-      <w:r>
-        <w:t xml:space="preserve"> </w:t>
-      </w:r>
-      <w:proofErr w:type="spellStart"/>
-      <w:r>
-        <w:t>tehnilisi</w:t>
-      </w:r>
-      <w:proofErr w:type="spellEnd"/>
-      <w:r>
-        <w:t xml:space="preserve">, </w:t>
-      </w:r>
-      <w:proofErr w:type="spellStart"/>
-      <w:r>
-        <w:t>turbe</w:t>
-      </w:r>
-      <w:proofErr w:type="spellEnd"/>
-      <w:r>
-        <w:t>- ja töökindlusloge vigade, kuritarvituste, töökindluse probleemide ning turbesündmuste tuvastamiseks ja analüüsimiseks.</w:t>
-      </w:r>
-    </w:p>
-    <w:p>
-      <w:r>
-        <w:t xml:space="preserve">• </w:t>
-      </w:r>
-      <w:proofErr w:type="spellStart"/>
-      <w:r>
-        <w:t>Vajaduse</w:t>
-      </w:r>
-      <w:proofErr w:type="spellEnd"/>
-      <w:r>
-        <w:t xml:space="preserve"> </w:t>
-      </w:r>
-      <w:proofErr w:type="spellStart"/>
-      <w:r>
-        <w:t>korral</w:t>
-      </w:r>
-      <w:proofErr w:type="spellEnd"/>
-      <w:r>
-        <w:t xml:space="preserve"> </w:t>
-      </w:r>
-      <w:proofErr w:type="spellStart"/>
-      <w:r>
-        <w:t>säilitatakse</w:t>
-      </w:r>
-      <w:proofErr w:type="spellEnd"/>
-      <w:r>
-        <w:t xml:space="preserve"> </w:t>
-      </w:r>
-      <w:proofErr w:type="spellStart"/>
-      <w:r>
-        <w:t>auditikirjeid</w:t>
-      </w:r>
-      <w:proofErr w:type="spellEnd"/>
-      <w:r>
-        <w:t xml:space="preserve"> toimingute, dokumentide või maksetöötluse kontrollimiseks ja tõendamiseks.</w:t>
-      </w:r>
-    </w:p>
-    <w:p>
-      <w:r>
-        <w:t xml:space="preserve">• </w:t>
-      </w:r>
-      <w:proofErr w:type="spellStart"/>
-      <w:r>
-        <w:t>Ligipääs</w:t>
-      </w:r>
-      <w:proofErr w:type="spellEnd"/>
-      <w:r>
-        <w:t xml:space="preserve"> </w:t>
-      </w:r>
-      <w:proofErr w:type="spellStart"/>
-      <w:r>
-        <w:t>logidele</w:t>
-      </w:r>
-      <w:proofErr w:type="spellEnd"/>
-      <w:r>
-        <w:t xml:space="preserve"> on </w:t>
-      </w:r>
-      <w:proofErr w:type="spellStart"/>
-      <w:r>
-        <w:t>piiratud</w:t>
-      </w:r>
-      <w:proofErr w:type="spellEnd"/>
-      <w:r>
-        <w:t xml:space="preserve"> ning logisid ei kasutata turunduslikuks profileerimiseks.</w:t>
+        <w:t>• SotsiaalAI rakendab tehnilisi, turbe- ja töökindlusloge vigade, kuritarvituste, töökindluse probleemide ning turbesündmuste tuvastamiseks ja analüüsimiseks.</w:t>
+      </w:r>
+    </w:p>
+    <w:p>
+      <w:r>
+        <w:t>• Vajaduse korral säilitatakse auditikirjeid toimingute, dokumentide või maksetöötluse kontrollimiseks ja tõendamiseks.</w:t>
+      </w:r>
+    </w:p>
+    <w:p>
+      <w:r>
+        <w:t>• Ligipääs logidele on piiratud ning logisid ei kasutata turunduslikuks profileerimiseks.</w:t>
       </w:r>
     </w:p>
     <w:p>
@@ -4136,105 +1747,17 @@
     </w:p>
     <w:p>
       <w:r>
-        <w:t xml:space="preserve">• </w:t>
-      </w:r>
-      <w:proofErr w:type="spellStart"/>
-      <w:r>
-        <w:t>SotsiaalAI</w:t>
-      </w:r>
-      <w:proofErr w:type="spellEnd"/>
-      <w:r>
-        <w:t xml:space="preserve"> </w:t>
-      </w:r>
-      <w:proofErr w:type="spellStart"/>
-      <w:r>
-        <w:t>rakendab</w:t>
-      </w:r>
-      <w:proofErr w:type="spellEnd"/>
-      <w:r>
-        <w:t xml:space="preserve"> </w:t>
-      </w:r>
-      <w:proofErr w:type="spellStart"/>
-      <w:r>
-        <w:t>varundus</w:t>
-      </w:r>
-      <w:proofErr w:type="spellEnd"/>
-      <w:r>
-        <w:t>- ja taastamismeetmeid, et vähendada andmekao ja teenuse katkemise riski.</w:t>
-      </w:r>
-    </w:p>
-    <w:p>
-      <w:r>
-        <w:t xml:space="preserve">• </w:t>
-      </w:r>
-      <w:proofErr w:type="spellStart"/>
-      <w:r>
-        <w:t>Taastamisprotseduure</w:t>
-      </w:r>
-      <w:proofErr w:type="spellEnd"/>
-      <w:r>
-        <w:t xml:space="preserve"> </w:t>
-      </w:r>
-      <w:proofErr w:type="spellStart"/>
-      <w:r>
-        <w:t>vaadatakse</w:t>
-      </w:r>
-      <w:proofErr w:type="spellEnd"/>
-      <w:r>
-        <w:t xml:space="preserve"> </w:t>
-      </w:r>
-      <w:proofErr w:type="spellStart"/>
-      <w:r>
-        <w:t>perioodiliselt</w:t>
-      </w:r>
-      <w:proofErr w:type="spellEnd"/>
-      <w:r>
-        <w:t xml:space="preserve"> </w:t>
-      </w:r>
-      <w:proofErr w:type="spellStart"/>
-      <w:r>
-        <w:t>üle</w:t>
-      </w:r>
-      <w:proofErr w:type="spellEnd"/>
-      <w:r>
-        <w:t xml:space="preserve"> ning vajaduse korral testitakse nende toimivust.</w:t>
-      </w:r>
-    </w:p>
-    <w:p>
-      <w:r>
-        <w:t xml:space="preserve">• </w:t>
-      </w:r>
-      <w:proofErr w:type="spellStart"/>
-      <w:r>
-        <w:t>Varunduse</w:t>
-      </w:r>
-      <w:proofErr w:type="spellEnd"/>
-      <w:r>
-        <w:t xml:space="preserve"> </w:t>
-      </w:r>
-      <w:proofErr w:type="spellStart"/>
-      <w:r>
-        <w:t>täpsem</w:t>
-      </w:r>
-      <w:proofErr w:type="spellEnd"/>
-      <w:r>
-        <w:t xml:space="preserve"> </w:t>
-      </w:r>
-      <w:proofErr w:type="spellStart"/>
-      <w:r>
-        <w:t>ulatus</w:t>
-      </w:r>
-      <w:proofErr w:type="spellEnd"/>
-      <w:r>
-        <w:t xml:space="preserve">, </w:t>
-      </w:r>
-      <w:proofErr w:type="spellStart"/>
-      <w:r>
-        <w:t>sagedus</w:t>
-      </w:r>
-      <w:proofErr w:type="spellEnd"/>
-      <w:r>
-        <w:t xml:space="preserve"> ja muud teenusespetsiifilised parameetrid võidakse täpsustada põhilepingus, teenuse lisas, SLA-s või operatiivses dokumentatsioonis.</w:t>
+        <w:t>• SotsiaalAI rakendab varundus- ja taastamismeetmeid, et vähendada andmekao ja teenuse katkemise riski.</w:t>
+      </w:r>
+    </w:p>
+    <w:p>
+      <w:r>
+        <w:t>• Taastamisprotseduure vaadatakse perioodiliselt üle ning vajaduse korral testitakse nende toimivust.</w:t>
+      </w:r>
+    </w:p>
+    <w:p>
+      <w:r>
+        <w:t>• Varunduse täpsem ulatus, sagedus ja muud teenusespetsiifilised parameetrid võidakse täpsustada põhilepingus, teenuse lisas, SLA-s või operatiivses dokumentatsioonis.</w:t>
       </w:r>
     </w:p>
     <w:p>
@@ -4247,105 +1770,23 @@
     </w:p>
     <w:p>
       <w:r>
-        <w:t xml:space="preserve">• </w:t>
-      </w:r>
-      <w:proofErr w:type="spellStart"/>
-      <w:r>
-        <w:t>SotsiaalAI</w:t>
-      </w:r>
-      <w:proofErr w:type="spellEnd"/>
-      <w:r>
-        <w:t xml:space="preserve"> </w:t>
-      </w:r>
-      <w:proofErr w:type="spellStart"/>
-      <w:r>
-        <w:t>rakendab</w:t>
-      </w:r>
-      <w:proofErr w:type="spellEnd"/>
-      <w:r>
-        <w:t xml:space="preserve"> </w:t>
-      </w:r>
-      <w:proofErr w:type="spellStart"/>
-      <w:r>
-        <w:t>tarkvara</w:t>
-      </w:r>
-      <w:proofErr w:type="spellEnd"/>
-      <w:r>
-        <w:t xml:space="preserve">, </w:t>
-      </w:r>
-      <w:proofErr w:type="spellStart"/>
-      <w:r>
-        <w:t>sõltuvuste</w:t>
-      </w:r>
-      <w:proofErr w:type="spellEnd"/>
-      <w:r>
-        <w:t>, konfiguratsioonide ja infrastruktuuri ajakohastamise protsessi, et vähendada teadaolevate haavatavuste riski.</w:t>
-      </w:r>
-    </w:p>
-    <w:p>
-      <w:r>
-        <w:t xml:space="preserve">• </w:t>
-      </w:r>
-      <w:proofErr w:type="spellStart"/>
-      <w:r>
-        <w:t>Turvaparandused</w:t>
-      </w:r>
-      <w:proofErr w:type="spellEnd"/>
-      <w:r>
-        <w:t xml:space="preserve">, </w:t>
-      </w:r>
-      <w:proofErr w:type="spellStart"/>
-      <w:r>
-        <w:t>kriitilised</w:t>
-      </w:r>
-      <w:proofErr w:type="spellEnd"/>
-      <w:r>
-        <w:t xml:space="preserve"> </w:t>
-      </w:r>
-      <w:proofErr w:type="spellStart"/>
-      <w:r>
-        <w:t>uuendused</w:t>
-      </w:r>
-      <w:proofErr w:type="spellEnd"/>
-      <w:r>
-        <w:t xml:space="preserve"> ja asjakohased konfiguratsioonimuudatused rakendatakse mõistliku aja jooksul vastavalt riski tasemele ja teenuse mõjule.</w:t>
-      </w:r>
-    </w:p>
-    <w:p>
-      <w:r>
-        <w:t xml:space="preserve">• </w:t>
-      </w:r>
-      <w:proofErr w:type="spellStart"/>
-      <w:r>
-        <w:t>Avalikku</w:t>
-      </w:r>
-      <w:proofErr w:type="spellEnd"/>
-      <w:r>
-        <w:t xml:space="preserve"> </w:t>
-      </w:r>
-      <w:proofErr w:type="spellStart"/>
-      <w:r>
-        <w:t>rünnepinda</w:t>
-      </w:r>
-      <w:proofErr w:type="spellEnd"/>
-      <w:r>
-        <w:t xml:space="preserve"> </w:t>
-      </w:r>
-      <w:proofErr w:type="spellStart"/>
-      <w:r>
-        <w:t>piiratakse</w:t>
-      </w:r>
-      <w:proofErr w:type="spellEnd"/>
-      <w:r>
-        <w:t xml:space="preserve"> </w:t>
-      </w:r>
-      <w:proofErr w:type="spellStart"/>
-      <w:r>
-        <w:t>tulemüüri</w:t>
-      </w:r>
-      <w:proofErr w:type="spellEnd"/>
-      <w:r>
-        <w:t>-, ligipääsu- ja võrgutasandi kontrollidega ning avalikust võrgust lubatakse üksnes vajalikud teenused.</w:t>
+        <w:t>• SotsiaalAI rakendab tarkvara, sõltuvuste, konfiguratsioonide ja infrastruktuuri ajakohastamise protsessi, et vähendada teadaolevate haavatavuste riski.</w:t>
+      </w:r>
+    </w:p>
+    <w:p>
+      <w:r>
+        <w:t>• Turvaparandused, kriitilised uuendused ja asjakohased konfiguratsioonimuudatused rakendatakse mõistliku aja jooksul vastavalt riski tasemele ja teenuse mõjule.</w:t>
+      </w:r>
+    </w:p>
+    <w:p>
+      <w:r>
+        <w:t>• Avalikku rü</w:t>
+      </w:r>
+      <w:r>
+        <w:t>ndeala</w:t>
+      </w:r>
+      <w:r>
+        <w:t xml:space="preserve"> piiratakse tulemüüri-, ligipääsu- ja võrgutasandi kontrollidega ning avalikust võrgust lubatakse üksnes vajalikud teenused.</w:t>
       </w:r>
     </w:p>
     <w:p>
@@ -4358,113 +1799,17 @@
     </w:p>
     <w:p>
       <w:r>
-        <w:t xml:space="preserve">• </w:t>
-      </w:r>
-      <w:proofErr w:type="spellStart"/>
-      <w:r>
-        <w:t>SotsiaalAI</w:t>
-      </w:r>
-      <w:proofErr w:type="spellEnd"/>
-      <w:r>
-        <w:t xml:space="preserve"> </w:t>
-      </w:r>
-      <w:proofErr w:type="spellStart"/>
-      <w:r>
-        <w:t>hoiab</w:t>
-      </w:r>
-      <w:proofErr w:type="spellEnd"/>
-      <w:r>
-        <w:t xml:space="preserve"> </w:t>
-      </w:r>
-      <w:proofErr w:type="spellStart"/>
-      <w:r>
-        <w:t>protsessi</w:t>
-      </w:r>
-      <w:proofErr w:type="spellEnd"/>
-      <w:r>
-        <w:t xml:space="preserve"> </w:t>
-      </w:r>
-      <w:proofErr w:type="spellStart"/>
-      <w:r>
-        <w:t>turbeintsidentide</w:t>
-      </w:r>
-      <w:proofErr w:type="spellEnd"/>
-      <w:r>
-        <w:t xml:space="preserve"> tuvastamiseks, haldamiseks, mõju hindamiseks, ohjamiseks ja kõrvaldamiseks.</w:t>
-      </w:r>
-    </w:p>
-    <w:p>
-      <w:r>
-        <w:t xml:space="preserve">• </w:t>
-      </w:r>
-      <w:proofErr w:type="spellStart"/>
-      <w:r>
-        <w:t>Isikuandmetega</w:t>
-      </w:r>
-      <w:proofErr w:type="spellEnd"/>
-      <w:r>
-        <w:t xml:space="preserve"> </w:t>
-      </w:r>
-      <w:proofErr w:type="spellStart"/>
-      <w:r>
-        <w:t>seotud</w:t>
-      </w:r>
-      <w:proofErr w:type="spellEnd"/>
-      <w:r>
-        <w:t xml:space="preserve"> </w:t>
-      </w:r>
-      <w:proofErr w:type="spellStart"/>
-      <w:r>
-        <w:t>rikkumise</w:t>
-      </w:r>
-      <w:proofErr w:type="spellEnd"/>
-      <w:r>
-        <w:t xml:space="preserve"> </w:t>
-      </w:r>
-      <w:proofErr w:type="spellStart"/>
-      <w:r>
-        <w:t>kahtluse</w:t>
-      </w:r>
-      <w:proofErr w:type="spellEnd"/>
-      <w:r>
-        <w:t xml:space="preserve"> või kinnituse korral hinnatakse rikkumise olemust, ulatust, mõjutatud andmekategooriaid, võimalikke tagajärgi ning vajalikke kaitse- ja leevendusmeetmeid.</w:t>
-      </w:r>
-    </w:p>
-    <w:p>
-      <w:r>
-        <w:t xml:space="preserve">• Kui </w:t>
-      </w:r>
-      <w:proofErr w:type="spellStart"/>
-      <w:r>
-        <w:t>SotsiaalAI</w:t>
-      </w:r>
-      <w:proofErr w:type="spellEnd"/>
-      <w:r>
-        <w:t xml:space="preserve"> </w:t>
-      </w:r>
-      <w:proofErr w:type="spellStart"/>
-      <w:r>
-        <w:t>tegutseb</w:t>
-      </w:r>
-      <w:proofErr w:type="spellEnd"/>
-      <w:r>
-        <w:t xml:space="preserve"> </w:t>
-      </w:r>
-      <w:proofErr w:type="spellStart"/>
-      <w:r>
-        <w:t>volitatud</w:t>
-      </w:r>
-      <w:proofErr w:type="spellEnd"/>
-      <w:r>
-        <w:t xml:space="preserve"> </w:t>
-      </w:r>
-      <w:proofErr w:type="spellStart"/>
-      <w:r>
-        <w:t>töötlejana</w:t>
-      </w:r>
-      <w:proofErr w:type="spellEnd"/>
-      <w:r>
-        <w:t>, teavitab ta vastutavat töötlejat isikuandmete rikkumisest põhjendamatu viivituseta pärast rikkumisest teada saamist, välja arvatud juhul, kui kohaldatav õigus nõuab teisiti.</w:t>
+        <w:t>• SotsiaalAI hoiab protsessi turbeintsidentide tuvastamiseks, haldamiseks, mõju hindamiseks, ohjamiseks ja kõrvaldamiseks.</w:t>
+      </w:r>
+    </w:p>
+    <w:p>
+      <w:r>
+        <w:t>• Isikuandmetega seotud rikkumise kahtluse või kinnituse korral hinnatakse rikkumise olemust, ulatust, mõjutatud andmekategooriaid, võimalikke tagajärgi ning vajalikke kaitse- ja leevendusmeetmeid.</w:t>
+      </w:r>
+    </w:p>
+    <w:p>
+      <w:r>
+        <w:t>• Kui SotsiaalAI tegutseb volitatud töötlejana, teavitab ta vastutavat töötlejat isikuandmete rikkumisest põhjendamatu viivituseta pärast rikkumisest teada saamist, välja arvatud juhul, kui kohaldatav õigus nõuab teisiti.</w:t>
       </w:r>
     </w:p>
     <w:p>
@@ -4478,76 +1823,12 @@
     </w:p>
     <w:p>
       <w:r>
-        <w:t xml:space="preserve">• </w:t>
-      </w:r>
-      <w:proofErr w:type="spellStart"/>
-      <w:r>
-        <w:t>SotsiaalAI</w:t>
-      </w:r>
-      <w:proofErr w:type="spellEnd"/>
-      <w:r>
-        <w:t xml:space="preserve"> </w:t>
-      </w:r>
-      <w:proofErr w:type="spellStart"/>
-      <w:r>
-        <w:t>kasutab</w:t>
-      </w:r>
-      <w:proofErr w:type="spellEnd"/>
-      <w:r>
-        <w:t xml:space="preserve"> </w:t>
-      </w:r>
-      <w:proofErr w:type="spellStart"/>
-      <w:r>
-        <w:t>teenuse</w:t>
-      </w:r>
-      <w:proofErr w:type="spellEnd"/>
-      <w:r>
-        <w:t xml:space="preserve"> </w:t>
-      </w:r>
-      <w:proofErr w:type="spellStart"/>
-      <w:r>
-        <w:t>osutamiseks</w:t>
-      </w:r>
-      <w:proofErr w:type="spellEnd"/>
-      <w:r>
-        <w:t xml:space="preserve"> ainult selliseid alamvolitatud töötlejaid või teenusepakkujaid, kelle kasutamine on vajalik teenuse osutamiseks või tugifunktsioonide tagamiseks.</w:t>
-      </w:r>
-    </w:p>
-    <w:p>
-      <w:r>
-        <w:t xml:space="preserve">• </w:t>
-      </w:r>
-      <w:proofErr w:type="spellStart"/>
-      <w:r>
-        <w:t>Peamised</w:t>
-      </w:r>
-      <w:proofErr w:type="spellEnd"/>
-      <w:r>
-        <w:t xml:space="preserve"> </w:t>
-      </w:r>
-      <w:proofErr w:type="spellStart"/>
-      <w:r>
-        <w:t>teenusepakkujate</w:t>
-      </w:r>
-      <w:proofErr w:type="spellEnd"/>
-      <w:r>
-        <w:t xml:space="preserve"> </w:t>
-      </w:r>
-      <w:proofErr w:type="spellStart"/>
-      <w:r>
-        <w:t>kategooriad</w:t>
-      </w:r>
-      <w:proofErr w:type="spellEnd"/>
-      <w:r>
-        <w:t xml:space="preserve"> </w:t>
-      </w:r>
-      <w:proofErr w:type="spellStart"/>
-      <w:r>
-        <w:t>võivad</w:t>
-      </w:r>
-      <w:proofErr w:type="spellEnd"/>
-      <w:r>
-        <w:t xml:space="preserve"> hõlmata muu hulgas tehnilise majutuse ja serveriinfrastruktuuri teenuseid, makseteenuseid, tehisintellekti- ja kõneteenuseid, e-posti teenuseid, logimist, monitooringut ning muid teenuse toimimiseks vajalikke tugiteenuseid.</w:t>
+        <w:t>• SotsiaalAI kasutab teenuse osutamiseks ainult selliseid alamvolitatud töötlejaid või teenusepakkujaid, kelle kasutamine on vajalik teenuse osutamiseks või tugifunktsioonide tagamiseks.</w:t>
+      </w:r>
+    </w:p>
+    <w:p>
+      <w:r>
+        <w:t>• Peamised teenusepakkujate kategooriad võivad hõlmata muu hulgas tehnilise majutuse ja serveriinfrastruktuuri teenuseid, makseteenuseid, tehisintellekti- ja kõneteenuseid, e-posti teenuseid, logimist, monitooringut ning muid teenuse toimimiseks vajalikke tugiteenuseid.</w:t>
       </w:r>
     </w:p>
     <w:p>
@@ -4560,105 +1841,17 @@
     </w:p>
     <w:p>
       <w:r>
-        <w:t xml:space="preserve">• </w:t>
-      </w:r>
-      <w:proofErr w:type="spellStart"/>
-      <w:r>
-        <w:t>SotsiaalAI</w:t>
-      </w:r>
-      <w:proofErr w:type="spellEnd"/>
-      <w:r>
-        <w:t xml:space="preserve"> </w:t>
-      </w:r>
-      <w:proofErr w:type="spellStart"/>
-      <w:r>
-        <w:t>rakendab</w:t>
-      </w:r>
-      <w:proofErr w:type="spellEnd"/>
-      <w:r>
-        <w:t xml:space="preserve"> </w:t>
-      </w:r>
-      <w:proofErr w:type="spellStart"/>
-      <w:r>
-        <w:t>säilitamis</w:t>
-      </w:r>
-      <w:proofErr w:type="spellEnd"/>
-      <w:r>
-        <w:t>- ja kustutusreegleid, et andmeid ei hoitaks kauem, kui see on vajalik töötlemise eesmärgi, teenuse töövoo, turvalisuse või õigusliku kohustuse täitmiseks.</w:t>
-      </w:r>
-    </w:p>
-    <w:p>
-      <w:r>
-        <w:t xml:space="preserve">• </w:t>
-      </w:r>
-      <w:proofErr w:type="spellStart"/>
-      <w:r>
-        <w:t>Erinevatele</w:t>
-      </w:r>
-      <w:proofErr w:type="spellEnd"/>
-      <w:r>
-        <w:t xml:space="preserve"> </w:t>
-      </w:r>
-      <w:proofErr w:type="spellStart"/>
-      <w:r>
-        <w:t>andmekategooriatele</w:t>
-      </w:r>
-      <w:proofErr w:type="spellEnd"/>
-      <w:r>
-        <w:t xml:space="preserve"> </w:t>
-      </w:r>
-      <w:proofErr w:type="spellStart"/>
-      <w:r>
-        <w:t>võivad</w:t>
-      </w:r>
-      <w:proofErr w:type="spellEnd"/>
-      <w:r>
-        <w:t xml:space="preserve"> </w:t>
-      </w:r>
-      <w:proofErr w:type="spellStart"/>
-      <w:r>
-        <w:t>kehtida</w:t>
-      </w:r>
-      <w:proofErr w:type="spellEnd"/>
-      <w:r>
-        <w:t xml:space="preserve"> erinevad säilitustähtajad, sealhulgas kontoga seotud andmetele, vestlusajaloole, ruumide andmetele, dokumentidele, auditikirjetele ja maksetega seotud kirjetele.</w:t>
-      </w:r>
-    </w:p>
-    <w:p>
-      <w:r>
-        <w:t xml:space="preserve">• </w:t>
-      </w:r>
-      <w:proofErr w:type="spellStart"/>
-      <w:r>
-        <w:t>Platvormi</w:t>
-      </w:r>
-      <w:proofErr w:type="spellEnd"/>
-      <w:r>
-        <w:t xml:space="preserve"> </w:t>
-      </w:r>
-      <w:proofErr w:type="spellStart"/>
-      <w:r>
-        <w:t>tööandmete</w:t>
-      </w:r>
-      <w:proofErr w:type="spellEnd"/>
-      <w:r>
-        <w:t xml:space="preserve"> </w:t>
-      </w:r>
-      <w:proofErr w:type="spellStart"/>
-      <w:r>
-        <w:t>puhul</w:t>
-      </w:r>
-      <w:proofErr w:type="spellEnd"/>
-      <w:r>
-        <w:t xml:space="preserve"> </w:t>
-      </w:r>
-      <w:proofErr w:type="spellStart"/>
-      <w:r>
-        <w:t>kasutatakse</w:t>
-      </w:r>
-      <w:proofErr w:type="spellEnd"/>
-      <w:r>
-        <w:t xml:space="preserve"> üldjuhul lühikest säilitamisloogikat, mille kohaselt vestlused, ruumid, dokumendid, auditikirjed ja muud ajutisemad tööandmed säilivad üldjuhul kuni 90 päeva, kui seadus või konkreetne andmekategooria ei nõua teistsugust tähtaega.</w:t>
+        <w:t>• SotsiaalAI rakendab säilitamis- ja kustutusreegleid, et andmeid ei hoitaks kauem, kui see on vajalik töötlemise eesmärgi, teenuse töövoo, turvalisuse või õigusliku kohustuse täitmiseks.</w:t>
+      </w:r>
+    </w:p>
+    <w:p>
+      <w:r>
+        <w:t>• Erinevatele andmekategooriatele võivad kehtida erinevad säilitustähtajad, sealhulgas kontoga seotud andmetele, vestlusajaloole, ruumide andmetele, dokumentidele, auditikirjetele ja maksetega seotud kirjetele.</w:t>
+      </w:r>
+    </w:p>
+    <w:p>
+      <w:r>
+        <w:t>• Platvormi tööandmete puhul kasutatakse üldjuhul lühikest säilitamisloogikat, mille kohaselt vestlused, ruumid, dokumendid, auditikirjed ja muud ajutisemad tööandmed säilivad üldjuhul kuni 90 päeva, kui seadus või konkreetne andmekategooria ei nõua teistsugust tähtaega.</w:t>
       </w:r>
     </w:p>
     <w:p>
@@ -4671,113 +1864,23 @@
     </w:p>
     <w:p>
       <w:r>
-        <w:t xml:space="preserve">• </w:t>
-      </w:r>
-      <w:proofErr w:type="spellStart"/>
-      <w:r>
-        <w:t>SotsiaalAI</w:t>
-      </w:r>
-      <w:proofErr w:type="spellEnd"/>
-      <w:r>
-        <w:t xml:space="preserve"> </w:t>
-      </w:r>
-      <w:proofErr w:type="spellStart"/>
-      <w:r>
-        <w:t>põhihosting</w:t>
-      </w:r>
-      <w:proofErr w:type="spellEnd"/>
-      <w:r>
-        <w:t xml:space="preserve"> </w:t>
-      </w:r>
-      <w:proofErr w:type="spellStart"/>
-      <w:r>
-        <w:t>toimub</w:t>
-      </w:r>
-      <w:proofErr w:type="spellEnd"/>
-      <w:r>
-        <w:t xml:space="preserve"> VPS-</w:t>
-      </w:r>
-      <w:proofErr w:type="spellStart"/>
-      <w:r>
-        <w:t>põhises</w:t>
-      </w:r>
-      <w:proofErr w:type="spellEnd"/>
-      <w:r>
-        <w:t xml:space="preserve"> serverikeskkonnas.</w:t>
-      </w:r>
-    </w:p>
-    <w:p>
-      <w:r>
-        <w:t xml:space="preserve">• </w:t>
-      </w:r>
-      <w:proofErr w:type="spellStart"/>
-      <w:r>
-        <w:t>SotsiaalAI</w:t>
-      </w:r>
-      <w:proofErr w:type="spellEnd"/>
-      <w:r>
-        <w:t xml:space="preserve"> </w:t>
-      </w:r>
-      <w:proofErr w:type="spellStart"/>
-      <w:r>
-        <w:t>kasutab</w:t>
-      </w:r>
-      <w:proofErr w:type="spellEnd"/>
-      <w:r>
-        <w:t xml:space="preserve"> </w:t>
-      </w:r>
-      <w:proofErr w:type="spellStart"/>
-      <w:r>
-        <w:t>tehnilise</w:t>
-      </w:r>
-      <w:proofErr w:type="spellEnd"/>
-      <w:r>
-        <w:t xml:space="preserve"> </w:t>
-      </w:r>
-      <w:proofErr w:type="spellStart"/>
-      <w:r>
-        <w:t>majutuse</w:t>
-      </w:r>
-      <w:proofErr w:type="spellEnd"/>
-      <w:r>
-        <w:t xml:space="preserve"> ja serveriinfrastruktuuri teenusepakkujana Zone Media OÜ VPS-teenust, mille kaudu toimub platvormi majutamine Euroopa Majanduspiirkonnas, sealhulgas Eestis.</w:t>
-      </w:r>
-    </w:p>
-    <w:p>
-      <w:r>
-        <w:t xml:space="preserve">• </w:t>
-      </w:r>
-      <w:proofErr w:type="spellStart"/>
-      <w:r>
-        <w:t>Turvatundlikke</w:t>
-      </w:r>
-      <w:proofErr w:type="spellEnd"/>
-      <w:r>
-        <w:t xml:space="preserve"> </w:t>
-      </w:r>
-      <w:proofErr w:type="spellStart"/>
-      <w:r>
-        <w:t>üksikasju</w:t>
-      </w:r>
-      <w:proofErr w:type="spellEnd"/>
-      <w:r>
-        <w:t xml:space="preserve">, </w:t>
-      </w:r>
-      <w:proofErr w:type="spellStart"/>
-      <w:r>
-        <w:t>nagu</w:t>
-      </w:r>
-      <w:proofErr w:type="spellEnd"/>
-      <w:r>
-        <w:t xml:space="preserve"> </w:t>
-      </w:r>
-      <w:proofErr w:type="spellStart"/>
-      <w:r>
-        <w:t>sisevõrgu</w:t>
-      </w:r>
-      <w:proofErr w:type="spellEnd"/>
-      <w:r>
-        <w:t xml:space="preserve"> skeemid, konkreetsed IP-aadressid, täielikud konfiguratsioonid või detailne rünnepinna kirjeldus, ei pea käesolevas dokumendis avaldama.</w:t>
+        <w:t>• SotsiaalAI põhihosting toimub VPS-põhises serverikeskkonnas.</w:t>
+      </w:r>
+    </w:p>
+    <w:p>
+      <w:r>
+        <w:t>• SotsiaalAI kasutab tehnilise majutuse ja serveriinfrastruktuuri teenusepakkujana Zone Media OÜ VPS-teenust, mille kaudu toimub platvormi majutamine Euroopa Majanduspiirkonnas, sealhulgas Eestis.</w:t>
+      </w:r>
+    </w:p>
+    <w:p>
+      <w:r>
+        <w:t xml:space="preserve">• Turvatundlikke üksikasju, nagu sisevõrgu skeemid, konkreetsed IP-aadressid, täielikud konfiguratsioonid või detailne </w:t>
+      </w:r>
+      <w:r>
+        <w:t>ründeala</w:t>
+      </w:r>
+      <w:r>
+        <w:t xml:space="preserve"> kirjeldus, ei pea käesolevas dokumendis avaldama.</w:t>
       </w:r>
     </w:p>
     <w:p>
@@ -4790,68 +1893,12 @@
     </w:p>
     <w:p>
       <w:r>
-        <w:t xml:space="preserve">• Kui </w:t>
-      </w:r>
-      <w:proofErr w:type="spellStart"/>
-      <w:r>
-        <w:t>isikuandmeid</w:t>
-      </w:r>
-      <w:proofErr w:type="spellEnd"/>
-      <w:r>
-        <w:t xml:space="preserve"> </w:t>
-      </w:r>
-      <w:proofErr w:type="spellStart"/>
-      <w:r>
-        <w:t>töödeldakse</w:t>
-      </w:r>
-      <w:proofErr w:type="spellEnd"/>
-      <w:r>
-        <w:t xml:space="preserve"> </w:t>
-      </w:r>
-      <w:proofErr w:type="spellStart"/>
-      <w:r>
-        <w:t>või</w:t>
-      </w:r>
-      <w:proofErr w:type="spellEnd"/>
-      <w:r>
-        <w:t xml:space="preserve"> </w:t>
-      </w:r>
-      <w:proofErr w:type="spellStart"/>
-      <w:r>
-        <w:t>tehakse</w:t>
-      </w:r>
-      <w:proofErr w:type="spellEnd"/>
-      <w:r>
-        <w:t xml:space="preserve"> kättesaadavaks väljaspool EL-i või EMP-d, tugineb SotsiaalAI sobivale õiguslikule ülekandemehhanismile, näiteks Euroopa Komisjoni piisavusotsusele või standardsetele lepingutingimustele.</w:t>
-      </w:r>
-    </w:p>
-    <w:p>
-      <w:r>
-        <w:t xml:space="preserve">• </w:t>
-      </w:r>
-      <w:proofErr w:type="spellStart"/>
-      <w:r>
-        <w:t>Teatud</w:t>
-      </w:r>
-      <w:proofErr w:type="spellEnd"/>
-      <w:r>
-        <w:t xml:space="preserve"> AI- </w:t>
-      </w:r>
-      <w:proofErr w:type="spellStart"/>
-      <w:r>
-        <w:t>või</w:t>
-      </w:r>
-      <w:proofErr w:type="spellEnd"/>
-      <w:r>
-        <w:t xml:space="preserve"> </w:t>
-      </w:r>
-      <w:proofErr w:type="spellStart"/>
-      <w:r>
-        <w:t>kõneteenuste</w:t>
-      </w:r>
-      <w:proofErr w:type="spellEnd"/>
-      <w:r>
-        <w:t xml:space="preserve"> kasutamisel võib sõltuvalt valitud teenusepakkujast toimuda töötlemine või andmete edastus väljaspool EL-i või EMP-d; sellisel juhul rakendatakse sobivat ülekandemehhanismi ja vajaduse korral täiendavaid kaitsemeetmeid.</w:t>
+        <w:t>• Kui isikuandmeid töödeldakse või tehakse kättesaadavaks väljaspool EL-i või EMP-d, tugineb SotsiaalAI sobivale õiguslikule ülekandemehhanismile, näiteks Euroopa Komisjoni piisavusotsusele või standardsetele lepingutingimustele.</w:t>
+      </w:r>
+    </w:p>
+    <w:p>
+      <w:r>
+        <w:t>• Teatud AI- või kõneteenuste kasutamisel võib sõltuvalt valitud teenusepakkujast toimuda töötlemine või andmete edastus väljaspool EL-i või EMP-d; sellisel juhul rakendatakse sobivat ülekandemehhanismi ja vajaduse korral täiendavaid kaitsemeetmeid.</w:t>
       </w:r>
     </w:p>
     <w:p>
@@ -4864,113 +1911,17 @@
     </w:p>
     <w:p>
       <w:r>
-        <w:t xml:space="preserve">• </w:t>
-      </w:r>
-      <w:proofErr w:type="spellStart"/>
-      <w:r>
-        <w:t>SotsiaalAI</w:t>
-      </w:r>
-      <w:proofErr w:type="spellEnd"/>
-      <w:r>
-        <w:t xml:space="preserve"> </w:t>
-      </w:r>
-      <w:proofErr w:type="spellStart"/>
-      <w:r>
-        <w:t>vaatab</w:t>
-      </w:r>
-      <w:proofErr w:type="spellEnd"/>
-      <w:r>
-        <w:t xml:space="preserve"> </w:t>
-      </w:r>
-      <w:proofErr w:type="spellStart"/>
-      <w:r>
-        <w:t>turvameetmed</w:t>
-      </w:r>
-      <w:proofErr w:type="spellEnd"/>
-      <w:r>
-        <w:t xml:space="preserve"> </w:t>
-      </w:r>
-      <w:proofErr w:type="spellStart"/>
-      <w:r>
-        <w:t>perioodiliselt</w:t>
-      </w:r>
-      <w:proofErr w:type="spellEnd"/>
-      <w:r>
-        <w:t xml:space="preserve"> üle ning ajakohastab neid vastavalt tehnoloogia, riskide, teenuse funktsioonide ja õigusnõuete muutumisele.</w:t>
-      </w:r>
-    </w:p>
-    <w:p>
-      <w:r>
-        <w:t xml:space="preserve">• </w:t>
-      </w:r>
-      <w:proofErr w:type="spellStart"/>
-      <w:r>
-        <w:t>Vajaduse</w:t>
-      </w:r>
-      <w:proofErr w:type="spellEnd"/>
-      <w:r>
-        <w:t xml:space="preserve"> </w:t>
-      </w:r>
-      <w:proofErr w:type="spellStart"/>
-      <w:r>
-        <w:t>korral</w:t>
-      </w:r>
-      <w:proofErr w:type="spellEnd"/>
-      <w:r>
-        <w:t xml:space="preserve"> </w:t>
-      </w:r>
-      <w:proofErr w:type="spellStart"/>
-      <w:r>
-        <w:t>testitakse</w:t>
-      </w:r>
-      <w:proofErr w:type="spellEnd"/>
-      <w:r>
-        <w:t xml:space="preserve"> </w:t>
-      </w:r>
-      <w:proofErr w:type="spellStart"/>
-      <w:r>
-        <w:t>meetmete</w:t>
-      </w:r>
-      <w:proofErr w:type="spellEnd"/>
-      <w:r>
-        <w:t xml:space="preserve"> toimivust, sealhulgas taastatavust, õiguskontrollide toimimist ja muude asjakohaste kaitsemeetmete piisavust.</w:t>
-      </w:r>
-    </w:p>
-    <w:p>
-      <w:r>
-        <w:t xml:space="preserve">• </w:t>
-      </w:r>
-      <w:proofErr w:type="spellStart"/>
-      <w:r>
-        <w:t>Turvameetmete</w:t>
-      </w:r>
-      <w:proofErr w:type="spellEnd"/>
-      <w:r>
-        <w:t xml:space="preserve"> </w:t>
-      </w:r>
-      <w:proofErr w:type="spellStart"/>
-      <w:r>
-        <w:t>ülevaatus</w:t>
-      </w:r>
-      <w:proofErr w:type="spellEnd"/>
-      <w:r>
-        <w:t xml:space="preserve"> </w:t>
-      </w:r>
-      <w:proofErr w:type="spellStart"/>
-      <w:r>
-        <w:t>võib</w:t>
-      </w:r>
-      <w:proofErr w:type="spellEnd"/>
-      <w:r>
-        <w:t xml:space="preserve"> </w:t>
-      </w:r>
-      <w:proofErr w:type="spellStart"/>
-      <w:r>
-        <w:t>toimuda</w:t>
-      </w:r>
-      <w:proofErr w:type="spellEnd"/>
-      <w:r>
-        <w:t xml:space="preserve"> sisemiste kontrollide, tehniliste auditite, sündmuste analüüsi või muude asjakohaste hindamiste kaudu.</w:t>
+        <w:t>• SotsiaalAI vaatab turvameetmed perioodiliselt üle ning ajakohastab neid vastavalt tehnoloogia, riskide, teenuse funktsioonide ja õigusnõuete muutumisele.</w:t>
+      </w:r>
+    </w:p>
+    <w:p>
+      <w:r>
+        <w:t>• Vajaduse korral testitakse meetmete toimivust, sealhulgas taastatavust, õiguskontrollide toimimist ja muude asjakohaste kaitsemeetmete piisavust.</w:t>
+      </w:r>
+    </w:p>
+    <w:p>
+      <w:r>
+        <w:t>• Turvameetmete ülevaatus võib toimuda sisemiste kontrollide, tehniliste auditite, sündmuste analüüsi või muude asjakohaste hindamiste kaudu.</w:t>
       </w:r>
     </w:p>
     <w:p>

--- a/public/legal/SotsiaalAI_raamdokument.docx
+++ b/public/legal/SotsiaalAI_raamdokument.docx
@@ -5,2177 +5,730 @@
     <w:p>
       <w:pPr>
         <w:pStyle w:val="Pealkiri"/>
+        <w:jc w:val="center"/>
       </w:pPr>
       <w:r>
         <w:t>SotsiaalAI tööalase kasutuse ühenddokument</w:t>
       </w:r>
     </w:p>
+    <w:p/>
     <w:p>
+      <w:pPr>
+        <w:pStyle w:val="Pealkiri1"/>
+        <w:spacing w:before="200" w:after="80"/>
+      </w:pPr>
       <w:r>
-        <w:t>Kasutus: täidetav ühenddokument organisatsioonile või tööandjale, kes soovib lubada töötajal kasutada SotsiaalAI platvormi töövahendina ning dokumenteerida tööalase kasutuse tingimused, vastutuse, andmekaitsekontrollid ja vajaduse korral volitatud töötleja tingimused ühes failis.</w:t>
+        <w:t>1. Milleks see dokument on</w:t>
+      </w:r>
+    </w:p>
+    <w:p>
+      <w:pPr>
+        <w:spacing w:after="120" w:line="283" w:lineRule="auto"/>
+      </w:pPr>
+      <w:r>
+        <w:t>See dokument annab ühes failis organisatsiooni tööalase kasutuse loa, kasutamise põhireeglid, töötaja kinnituse ning organisatsiooni ja SotsiaalAI vahelise kokkuleppe andmete töötlemise kohta ulatuses, milles SotsiaalAI töötleb andmeid organisatsiooni nimel.</w:t>
+      </w:r>
+    </w:p>
+    <w:p>
+      <w:pPr>
+        <w:spacing w:after="120" w:line="283" w:lineRule="auto"/>
+      </w:pPr>
+      <w:r>
+        <w:t>SotsiaalAI on töövahend. Seda võib kasutada dokumentide, kirjade, kokkuvõtete, aruannete ja teiste töömustandite ettevalmistamiseks, info korrastamiseks ning tööks vajalike failide hoidmiseks ja kasutamiseks platvormis. SotsiaalAI aitab töötajat, kuid ei tee otsuseid inimese eest. Kõik oluline kontrollitakse enne kasutamist inimese poolt üle.</w:t>
+      </w:r>
+    </w:p>
+    <w:p>
+      <w:pPr>
+        <w:spacing w:after="120" w:line="283" w:lineRule="auto"/>
+      </w:pPr>
+      <w:r>
+        <w:t>See dokument ei anna iseenesest õigust kasutada isikuandmeid ükskõik kuidas. Organisatsioon peab enne kasutamist veenduma, et andmete kasutamine on vajalik, lubatud ja seadusega kooskõlas.</w:t>
       </w:r>
     </w:p>
     <w:p>
       <w:pPr>
         <w:pStyle w:val="Pealkiri1"/>
+        <w:spacing w:before="200" w:after="80"/>
       </w:pPr>
       <w:r>
-        <w:t>Oluline märkus</w:t>
+        <w:t>2. Kasutamise põhireeglid</w:t>
       </w:r>
     </w:p>
     <w:p>
+      <w:pPr>
+        <w:spacing w:after="120" w:line="283" w:lineRule="auto"/>
+      </w:pPr>
       <w:r>
-        <w:t>Käesolev dokument on mõeldud vähendama bürokraatiat, koondades ühte faili:</w:t>
+        <w:t>SotsiaalAI-d kasutatakse ainult tööalase vajaduse korral. Seda ei tohi kasutada ainsa alusena otsusele, mis mõjutab inimese õigusi, kohustusi, toetusi, teenuseid või muud olulist olukorda. Lõplik hinnang ja otsus jäävad alati inimesele ning vajaduse korral organisatsioonile.</w:t>
       </w:r>
     </w:p>
     <w:p>
+      <w:pPr>
+        <w:spacing w:after="120" w:line="283" w:lineRule="auto"/>
+      </w:pPr>
       <w:r>
-        <w:t>• organisatsiooni tööalase kasutuse loa ja sisemised kasutusreeglid;</w:t>
-      </w:r>
-    </w:p>
-    <w:p>
-      <w:r>
-        <w:t>• töötaja kasutuskinnituse;</w:t>
-      </w:r>
-    </w:p>
-    <w:p>
-      <w:r>
-        <w:t>• kontrollpunktid õigusliku aluse, eriliigiliste andmete, DPIA ja lepingulise raamistiku hindamiseks;</w:t>
-      </w:r>
-    </w:p>
-    <w:p>
-      <w:r>
-        <w:t>• SotsiaalAI volitatud töötleja tingimused ulatuses, milles SotsiaalAI töötleb andmeid organisatsiooni nimel;</w:t>
-      </w:r>
-    </w:p>
-    <w:p>
-      <w:r>
-        <w:t>• tehniliste ja korralduslike turvameetmete kirjelduse;</w:t>
-      </w:r>
-    </w:p>
-    <w:p>
-      <w:r>
-        <w:t>• lühikese kasutuselevõtu kontroll-lehe.</w:t>
-      </w:r>
-    </w:p>
-    <w:p>
-      <w:r>
-        <w:t>Käesolev dokument ei loo iseenesest õiguslikku alust isikuandmete töötlemiseks. Organisatsioon peab enne tööalase kasutuse lubamist eraldi kontrollima töötlemise eesmärki, õiguslikku alust, minimaalsust, eriliigiliste andmete töötlemise lubatavust, vajadust mõjuhinnanguks ning vajaduse korral kinnitama, et dokumendi lepinguline osa on SotsiaalAI poolt allkirjastatud või muul siduval viisil aktsepteeritud.</w:t>
+        <w:t>Platvormi võib kasutada tekstide sõnastamiseks, kokkuvõtete ja aruannete ettevalmistamiseks, töömustandite koostamiseks, info korrastamiseks ning tööks vajalike failide hoidmiseks ja kasutamiseks ühes keskkonnas.</w:t>
       </w:r>
     </w:p>
     <w:p>
       <w:pPr>
         <w:pStyle w:val="Pealkiri1"/>
+        <w:spacing w:before="200" w:after="80"/>
       </w:pPr>
       <w:r>
-        <w:t>1. Dokumendi eesmärk ja kasutusala</w:t>
+        <w:t>3. Andmete kasutamine</w:t>
       </w:r>
     </w:p>
     <w:p>
+      <w:pPr>
+        <w:spacing w:after="120" w:line="283" w:lineRule="auto"/>
+      </w:pPr>
       <w:r>
-        <w:t>Käesoleva ühenddokumendi eesmärk on anda organisatsioonile või tööandjale ühes kohas:</w:t>
+        <w:t>Platvormi sisestatakse ja seal hoitakse ainult nii palju infot, kui on töö tegemiseks vaja. Võimaluse korral kirjeldatakse olukorda üldisemalt ja nii, et inimest ei saaks kohe ära tunda.</w:t>
       </w:r>
     </w:p>
     <w:p>
+      <w:pPr>
+        <w:spacing w:after="120" w:line="283" w:lineRule="auto"/>
+      </w:pPr>
       <w:r>
-        <w:t>• tööalase kasutuse otsus;</w:t>
+        <w:t>Kui töö tegemiseks on siiski vaja kasutada tundlikke andmeid või inimese täpseid andmeid, tohib seda teha ainult siis, kui see on tööülesande täitmiseks vajalik ja organisatsiooni poolt lubatud. Ka siis kasutatakse ainult kõige vajalikumat osa.</w:t>
       </w:r>
     </w:p>
     <w:p>
+      <w:pPr>
+        <w:spacing w:after="120" w:line="283" w:lineRule="auto"/>
+      </w:pPr>
       <w:r>
-        <w:t>• kasutusreeglid ja piirangud;</w:t>
-      </w:r>
-    </w:p>
-    <w:p>
-      <w:r>
-        <w:t>• rollide ja vastutuse jaotus;</w:t>
-      </w:r>
-    </w:p>
-    <w:p>
-      <w:r>
-        <w:t>• töötaja juhised ja kasutuskinnitus;</w:t>
-      </w:r>
-    </w:p>
-    <w:p>
-      <w:r>
-        <w:t>• andmekaitse kontrollid;</w:t>
-      </w:r>
-    </w:p>
-    <w:p>
-      <w:r>
-        <w:t>• volitatud töötleja tingimused;</w:t>
-      </w:r>
-    </w:p>
-    <w:p>
-      <w:r>
-        <w:t>• tehniliste ja korralduslike turvameetmete kirjeldus.</w:t>
-      </w:r>
-    </w:p>
-    <w:p>
-      <w:r>
-        <w:t>Dokument on mõeldud kasutamiseks muu hulgas sotsiaaltöö, lastekaitse, kriminaalhoolduse, rehabilitatsiooni, kogukonnatöö, nõustamise ja muude sarnaste töövaldkondade puhul, kus töötaja võib kasutada SotsiaalAI platvormi näiteks:</w:t>
-      </w:r>
-    </w:p>
-    <w:p>
-      <w:r>
-        <w:t>• dokumentide, kirjade, vastuste, taotluste ja töömustandite koostamiseks;</w:t>
-      </w:r>
-    </w:p>
-    <w:p>
-      <w:r>
-        <w:t>• kokkuvõtete loomiseks;</w:t>
-      </w:r>
-    </w:p>
-    <w:p>
-      <w:r>
-        <w:t>• tööprotsessi juhendamiseks;</w:t>
-      </w:r>
-    </w:p>
-    <w:p>
-      <w:r>
-        <w:lastRenderedPageBreak/>
-        <w:t>• info struktureerimiseks;</w:t>
-      </w:r>
-    </w:p>
-    <w:p>
-      <w:r>
-        <w:t>• lubatud töövoogudes dokumentide analüüsimiseks või praktiliste järgmiste sammude vormistamiseks.</w:t>
-      </w:r>
-    </w:p>
-    <w:p>
-      <w:r>
-        <w:t>Dokumendi loogika eeldab, et töötaja kasutab platvormi oma tööalaseks tegevuseks organisatsiooni loal. Kui SotsiaalAI töötleb andmeid organisatsiooni nimel, kohaldub lisaks käesoleva dokumendi lepinguline osa ainult juhul, kui see on SotsiaalAI poolt allkirjastatud või muul siduval viisil aktsepteeritud.</w:t>
-      </w:r>
-    </w:p>
-    <w:p>
-      <w:r>
-        <w:t>SotsiaalAI-d võib kasutada vabalt eraisikuna ning töövahendina ka sellistes töövoogudes, kus ei sisestata kliendi või muu andmesubjekti tuvastatavaid isikuandmeid. Kui töötaja soovib kasutada SotsiaalAI-d tööandja nimel kliendi või muu andmesubjekti tuvastatavate isikuandmetega, peab selleks olema tööandja selge luba ning vajaduse korral tööandja ja SotsiaalAI vaheline siduv lepinguline andmetöötlusraamistik.</w:t>
+        <w:t>Platvormi ei tohi sisestada salasõnu, sisselogimiskoode, pangakaardiandmeid ega muid salajasi ligipääsuandmeid. Samuti ei tohi sinna lisada andmeid või faile viisil, mis oleks vastuolus seaduse, ametisaladuse, kutse-eetika või organisatsiooni sisekorraga.</w:t>
       </w:r>
     </w:p>
     <w:p>
       <w:pPr>
         <w:pStyle w:val="Pealkiri1"/>
+        <w:spacing w:before="200" w:after="80"/>
       </w:pPr>
       <w:r>
-        <w:t>2. Mõisted</w:t>
+        <w:t>4. Vastutus</w:t>
       </w:r>
     </w:p>
     <w:p>
+      <w:pPr>
+        <w:spacing w:after="120" w:line="283" w:lineRule="auto"/>
+      </w:pPr>
       <w:r>
-        <w:t>Käesolevas dokumendis kasutatakse järgmisi mõisteid:</w:t>
+        <w:t>Organisatsioon vastutab selle eest, et töötajale oleks selge, milleks tohib SotsiaalAI-d kasutada ja milleks mitte. Organisatsioon otsustab, millal võib kasutada tuvastatavaid või tundlikke andmeid ning kas vaja on täiendavaid kaitsemeetmeid.</w:t>
       </w:r>
     </w:p>
     <w:p>
+      <w:pPr>
+        <w:spacing w:after="120" w:line="283" w:lineRule="auto"/>
+      </w:pPr>
       <w:r>
-        <w:t>• Organisatsioon tähendab tööandjat, asutust, KOV-i või muud üksust, kes otsustab tööalase kasutuse lubamise üle ja määrab töötlemise eesmärgid oma tööprotsessides.</w:t>
-      </w:r>
-    </w:p>
-    <w:p>
-      <w:r>
-        <w:t>• Töötaja tähendab füüsilist isikut, kellele organisatsioon annab õiguse kasutada SotsiaalAI platvormi töövahendina.</w:t>
-      </w:r>
-    </w:p>
-    <w:p>
-      <w:r>
-        <w:t>• SotsiaalAI tähendab SotsiaalAI OÜ hallatavat veebiplatvormi ning selle teenuse osutajat.</w:t>
-      </w:r>
-    </w:p>
-    <w:p>
-      <w:r>
-        <w:t>• Isikuandmed tähendab kõiki andmeid, mis on seotud tuvastatud või tuvastatava füüsilise isikuga.</w:t>
-      </w:r>
-    </w:p>
-    <w:p>
-      <w:r>
-        <w:t>• Eriliigilised andmed tähendab eelkõige terviseandmeid, sotsiaalhoolekande andmeid ja muid GDPR artikli 9 alla kuuluvaid andmeid.</w:t>
-      </w:r>
-    </w:p>
-    <w:p>
-      <w:r>
-        <w:t>• Tööalane kasutus tähendab platvormi kasutamist tööülesannete täitmiseks organisatsiooni loal ning käesolevas dokumendis lubatud kasutusjuhtude piires.</w:t>
+        <w:lastRenderedPageBreak/>
+        <w:t>Töötaja kasutab SotsiaalAI-d ainult tööalase vajaduse korral ja organisatsiooni juhiste järgi. Töötaja vastutab selle eest, et ta ei sisesta rohkem andmeid kui vaja, kontrollib platvormi vastuse alati ise üle ning ei kasuta seda inimese kohta lõpliku otsuse tegemiseks.</w:t>
       </w:r>
     </w:p>
     <w:p>
       <w:pPr>
         <w:pStyle w:val="Pealkiri1"/>
+        <w:spacing w:before="200" w:after="80"/>
       </w:pPr>
       <w:r>
-        <w:t>3. Tööalase kasutuse lubamise otsus</w:t>
+        <w:t>5. Organisatsiooni eelkontroll</w:t>
       </w:r>
     </w:p>
     <w:p>
+      <w:pPr>
+        <w:spacing w:after="120" w:line="283" w:lineRule="auto"/>
+      </w:pPr>
       <w:r>
-        <w:t>Organisatsioon kinnitab käesoleva dokumendiga, et töötaja võib kasutada SotsiaalAI platvormi töövahendina ainult allpool kirjeldatud tingimustel, kontrollide olemasolul ja määratud kasutusjuhtude piires.</w:t>
+        <w:t>Organisatsioon kinnitab käesoleva dokumendi allkirjastamisega, et enne tuvastatavate või tundlike andmete kasutamist on läbi mõeldud vähemalt järgmised küsimused: mis on kasutamise eesmärk, mille alusel andmeid kasutatakse, kas selline kasutamine on lubatud, kas vaja on täiendavat hindamist ning kas töötajatele on antud piisavad juhised.</w:t>
+      </w:r>
+    </w:p>
+    <w:p>
+      <w:pPr>
+        <w:pStyle w:val="Pealkiri1"/>
+        <w:spacing w:before="200" w:after="80"/>
+      </w:pPr>
+      <w:r>
+        <w:t>6. Kokkulepe andmete töötlemise kohta</w:t>
+      </w:r>
+    </w:p>
+    <w:p>
+      <w:pPr>
+        <w:spacing w:after="120" w:line="283" w:lineRule="auto"/>
+      </w:pPr>
+      <w:r>
+        <w:t>Käesolev dokument on ühtlasi organisatsiooni ja SotsiaalAI vaheline kirjalik kokkulepe andmete töötlemise kohta ulatuses, milles SotsiaalAI töötleb isikuandmeid organisatsiooni nimel. See osa jõustub siis, kui organisatsioon ja SotsiaalAI on allkirjastanud sama sisuga faili.</w:t>
+      </w:r>
+    </w:p>
+    <w:p>
+      <w:pPr>
+        <w:spacing w:after="120" w:line="283" w:lineRule="auto"/>
+      </w:pPr>
+      <w:r>
+        <w:t>SotsiaalAI töötleb organisatsiooni nimel andmeid ulatuses, mis on vajalik teenuse osutamiseks. See võib hõlmata failide hoidmist, dokumentide, kokkuvõtete, aruannete ja muude töömustandite ettevalmistamist, info korrastamist, lubatud töövoogude tehnilist käitamist, kasutaja tuvastamist, tehnilist tuge, turvet ja teenuse töökindlust.</w:t>
+      </w:r>
+    </w:p>
+    <w:p>
+      <w:pPr>
+        <w:spacing w:after="120" w:line="283" w:lineRule="auto"/>
+      </w:pPr>
+      <w:r>
+        <w:t>Andmeid töödeldakse nii kaua, kui organisatsioon teenust kasutab, töötlemine on vajalik teenuse osutamiseks või säilitamine on vajalik seadusest või teenuse töökindlusest tuleneval põhjusel. Töödeldavad andmed võivad hõlmata töömaterjalide sisu, vestluste sisendeid, dokumente, kontaktandmeid, kasutajakonto andmeid ja muid andmeid, mida organisatsioon seaduslikult teenuses kasutab.</w:t>
+      </w:r>
+    </w:p>
+    <w:p>
+      <w:pPr>
+        <w:spacing w:after="120" w:line="283" w:lineRule="auto"/>
+      </w:pPr>
+      <w:r>
+        <w:t>SotsiaalAI töötleb andmeid organisatsiooni juhiste järgi, tagab konfidentsiaalsuse ning aitab mõistlikus ulatuses organisatsiooni andmesubjekti taotluste, rikkumiste hindamise ja muude andmekaitse küsimuste korral. Töötlemise lõppemisel kustutab või tagastab SotsiaalAI organisatsiooni andmed organisatsiooni juhiste kohaselt selles ulatuses, mis on tehniliselt võimalik ja kooskõlas säilitamiskohustustega.</w:t>
+      </w:r>
+    </w:p>
+    <w:p>
+      <w:pPr>
+        <w:pStyle w:val="Pealkiri1"/>
+        <w:spacing w:before="200" w:after="80"/>
+      </w:pPr>
+      <w:r>
+        <w:t>7. Turvalisus</w:t>
+      </w:r>
+    </w:p>
+    <w:p>
+      <w:pPr>
+        <w:spacing w:after="120" w:line="283" w:lineRule="auto"/>
+      </w:pPr>
+      <w:r>
+        <w:t>SotsiaalAI kaitseb andmeid tehniliste ja korralduslike meetmetega. Nende hulka kuuluvad turvalised ühendused, ligipääsu piiramine vastavalt rollile ja töövajadusele, logimine, varundamine, taastamine, uuenduste ja haavatavuste haldus, rikkumiste käsitlus ning andmete säilitamise ja kustutamise reeglid.</w:t>
+      </w:r>
+    </w:p>
+    <w:p>
+      <w:pPr>
+        <w:spacing w:after="120" w:line="283" w:lineRule="auto"/>
+      </w:pPr>
+      <w:r>
+        <w:t>Teenuse osutamiseks võib SotsiaalAI kasutada vajalikke teenusepakkujaid, näiteks majutuse, tehisintellekti, kõneteenuste, e-posti, logimise või monitooringu jaoks. Neid kasutatakse ainult teenuse toimimiseks vajalikus ulatuses. Kui andmeid edastatakse väljapoole Euroopa Liitu või Euroopa Majanduspiirkonda, rakendatakse selleks asjakohaseid kaitsemeetmeid.</w:t>
+      </w:r>
+    </w:p>
+    <w:p>
+      <w:pPr>
+        <w:spacing w:after="120" w:line="283" w:lineRule="auto"/>
+      </w:pPr>
+      <w:r>
+        <w:t>Platvormi põhimajutus toimub Euroopa Majanduspiirkonnas, sealhulgas Eestis, kui pooled ei lepi kirjalikult kokku teisiti.</w:t>
+      </w:r>
+    </w:p>
+    <w:p>
+      <w:pPr>
+        <w:pStyle w:val="Pealkiri1"/>
+        <w:spacing w:before="200" w:after="80"/>
+      </w:pPr>
+      <w:r>
+        <w:lastRenderedPageBreak/>
+        <w:t>8. Vead ja rikkumised</w:t>
+      </w:r>
+    </w:p>
+    <w:p>
+      <w:pPr>
+        <w:spacing w:after="120" w:line="283" w:lineRule="auto"/>
+      </w:pPr>
+      <w:r>
+        <w:t>Kui töötaja märkab või kahtlustab, et platvormi on sisestatud vale, liigne või loata info, peab ta sellest kohe teada andma organisatsiooni tavapärase korra järgi. Kui SotsiaalAI saab teada rikkumisest, mis puudutab organisatsiooni andmeid, teavitab ta organisatsiooni põhjendamatu viivituseta.</w:t>
+      </w:r>
+    </w:p>
+    <w:p>
+      <w:pPr>
+        <w:pStyle w:val="Pealkiri1"/>
+        <w:spacing w:before="200" w:after="80"/>
+      </w:pPr>
+      <w:r>
+        <w:t>9. Allkirjad ja jõustumine</w:t>
+      </w:r>
+    </w:p>
+    <w:p>
+      <w:pPr>
+        <w:spacing w:after="120" w:line="283" w:lineRule="auto"/>
+      </w:pPr>
+      <w:r>
+        <w:t>Käesolev dokument jõustub organisatsiooni sisemise tööalase kasutuse alusena siis, kui organisatsiooni esindaja ja töötaja on selle allkirjastanud. Käesoleva dokumendi lepinguline osa jõustub SotsiaalAI suhtes siis, kui SotsiaalAI ja organisatsioon on allkirjastanud sama sisuga faili.</w:t>
       </w:r>
     </w:p>
     <w:tbl>
       <w:tblPr>
         <w:tblW w:w="0" w:type="auto"/>
+        <w:jc w:val="center"/>
         <w:tblBorders>
-          <w:top w:val="single" w:sz="4" w:space="0" w:color="auto"/>
-          <w:left w:val="single" w:sz="4" w:space="0" w:color="auto"/>
-          <w:bottom w:val="single" w:sz="4" w:space="0" w:color="auto"/>
-          <w:right w:val="single" w:sz="4" w:space="0" w:color="auto"/>
-          <w:insideH w:val="single" w:sz="4" w:space="0" w:color="auto"/>
-          <w:insideV w:val="single" w:sz="4" w:space="0" w:color="auto"/>
+          <w:top w:val="single" w:sz="6" w:space="0" w:color="D8CBC5"/>
+          <w:left w:val="single" w:sz="6" w:space="0" w:color="D8CBC5"/>
+          <w:bottom w:val="single" w:sz="6" w:space="0" w:color="D8CBC5"/>
+          <w:right w:val="single" w:sz="6" w:space="0" w:color="D8CBC5"/>
+          <w:insideH w:val="single" w:sz="6" w:space="0" w:color="D8CBC5"/>
+          <w:insideV w:val="single" w:sz="6" w:space="0" w:color="D8CBC5"/>
         </w:tblBorders>
+        <w:tblLayout w:type="fixed"/>
         <w:tblLook w:val="04A0" w:firstRow="1" w:lastRow="0" w:firstColumn="1" w:lastColumn="0" w:noHBand="0" w:noVBand="1"/>
       </w:tblPr>
       <w:tblGrid>
-        <w:gridCol w:w="2843"/>
-        <w:gridCol w:w="7011"/>
+        <w:gridCol w:w="2948"/>
+        <w:gridCol w:w="5216"/>
       </w:tblGrid>
       <w:tr>
+        <w:trPr>
+          <w:trHeight w:val="360"/>
+          <w:jc w:val="center"/>
+        </w:trPr>
         <w:tc>
           <w:tcPr>
-            <w:tcW w:w="0" w:type="auto"/>
+            <w:tcW w:w="2948" w:type="dxa"/>
+            <w:shd w:val="clear" w:color="auto" w:fill="EFE7E3"/>
+            <w:tcMar>
+              <w:top w:w="85" w:type="dxa"/>
+              <w:left w:w="100" w:type="dxa"/>
+              <w:bottom w:w="85" w:type="dxa"/>
+              <w:right w:w="100" w:type="dxa"/>
+            </w:tcMar>
+            <w:vAlign w:val="center"/>
           </w:tcPr>
           <w:p>
+            <w:pPr>
+              <w:spacing w:after="0"/>
+            </w:pPr>
             <w:r>
               <w:rPr>
                 <w:b/>
               </w:rPr>
-              <w:t>Väli</w:t>
+              <w:t>Organisatsioon</w:t>
             </w:r>
           </w:p>
         </w:tc>
         <w:tc>
           <w:tcPr>
-            <w:tcW w:w="0" w:type="auto"/>
+            <w:tcW w:w="5216" w:type="dxa"/>
+            <w:tcMar>
+              <w:top w:w="85" w:type="dxa"/>
+              <w:left w:w="100" w:type="dxa"/>
+              <w:bottom w:w="85" w:type="dxa"/>
+              <w:right w:w="100" w:type="dxa"/>
+            </w:tcMar>
+            <w:vAlign w:val="center"/>
           </w:tcPr>
           <w:p>
+            <w:pPr>
+              <w:spacing w:after="0"/>
+            </w:pPr>
             <w:r>
-              <w:rPr>
-                <w:b/>
-              </w:rPr>
-              <w:t>Sisu</w:t>
+              <w:t xml:space="preserve"> </w:t>
             </w:r>
           </w:p>
         </w:tc>
       </w:tr>
       <w:tr>
+        <w:trPr>
+          <w:trHeight w:val="360"/>
+          <w:jc w:val="center"/>
+        </w:trPr>
         <w:tc>
           <w:tcPr>
-            <w:tcW w:w="0" w:type="auto"/>
+            <w:tcW w:w="2948" w:type="dxa"/>
+            <w:shd w:val="clear" w:color="auto" w:fill="EFE7E3"/>
+            <w:tcMar>
+              <w:top w:w="85" w:type="dxa"/>
+              <w:left w:w="100" w:type="dxa"/>
+              <w:bottom w:w="85" w:type="dxa"/>
+              <w:right w:w="100" w:type="dxa"/>
+            </w:tcMar>
+            <w:vAlign w:val="center"/>
           </w:tcPr>
           <w:p>
+            <w:pPr>
+              <w:spacing w:after="0"/>
+            </w:pPr>
             <w:r>
-              <w:t>Organisatsiooni nimi</w:t>
-            </w:r>
-          </w:p>
-        </w:tc>
-        <w:tc>
-          <w:tcPr>
-            <w:tcW w:w="0" w:type="auto"/>
-          </w:tcPr>
-          <w:p/>
-        </w:tc>
-      </w:tr>
-      <w:tr>
-        <w:tc>
-          <w:tcPr>
-            <w:tcW w:w="0" w:type="auto"/>
-          </w:tcPr>
-          <w:p>
-            <w:r>
-              <w:t>Valdkond / üksus</w:t>
-            </w:r>
-          </w:p>
-        </w:tc>
-        <w:tc>
-          <w:tcPr>
-            <w:tcW w:w="0" w:type="auto"/>
-          </w:tcPr>
-          <w:p/>
-        </w:tc>
-      </w:tr>
-      <w:tr>
-        <w:tc>
-          <w:tcPr>
-            <w:tcW w:w="0" w:type="auto"/>
-          </w:tcPr>
-          <w:p>
-            <w:r>
-              <w:t>Lubatud kasutajarollid</w:t>
-            </w:r>
-          </w:p>
-        </w:tc>
-        <w:tc>
-          <w:tcPr>
-            <w:tcW w:w="0" w:type="auto"/>
-          </w:tcPr>
-          <w:p>
-            <w:r>
-              <w:t>[täida, nt sotsiaaltöötaja, lastekaitsespetsialist, nõustaja]</w:t>
-            </w:r>
-          </w:p>
-        </w:tc>
-      </w:tr>
-      <w:tr>
-        <w:tc>
-          <w:tcPr>
-            <w:tcW w:w="0" w:type="auto"/>
-          </w:tcPr>
-          <w:p>
-            <w:r>
-              <w:t>Lubatud kasutusjuhtumid</w:t>
-            </w:r>
-          </w:p>
-        </w:tc>
-        <w:tc>
-          <w:tcPr>
-            <w:tcW w:w="0" w:type="auto"/>
-          </w:tcPr>
-          <w:p>
-            <w:r>
-              <w:t>[täida, nt mustandite koostamine, kokkuvõtete loomine, juhendamise tugi]</w:t>
-            </w:r>
-          </w:p>
-        </w:tc>
-      </w:tr>
-      <w:tr>
-        <w:tc>
-          <w:tcPr>
-            <w:tcW w:w="0" w:type="auto"/>
-          </w:tcPr>
-          <w:p>
-            <w:r>
-              <w:t>Keelatud kasutus</w:t>
-            </w:r>
-          </w:p>
-        </w:tc>
-        <w:tc>
-          <w:tcPr>
-            <w:tcW w:w="0" w:type="auto"/>
-          </w:tcPr>
-          <w:p>
-            <w:r>
-              <w:t>[täida, nt autonoomne otsustamine, põhjendamata profileerimine, liigne andmesisestus]</w:t>
-            </w:r>
-          </w:p>
-        </w:tc>
-      </w:tr>
-      <w:tr>
-        <w:tc>
-          <w:tcPr>
-            <w:tcW w:w="0" w:type="auto"/>
-          </w:tcPr>
-          <w:p>
-            <w:r>
+              <w:rPr>
+                <w:b/>
+              </w:rPr>
               <w:t>Jõustumise kuupäev</w:t>
             </w:r>
           </w:p>
         </w:tc>
         <w:tc>
           <w:tcPr>
-            <w:tcW w:w="0" w:type="auto"/>
+            <w:tcW w:w="5216" w:type="dxa"/>
+            <w:tcMar>
+              <w:top w:w="85" w:type="dxa"/>
+              <w:left w:w="100" w:type="dxa"/>
+              <w:bottom w:w="85" w:type="dxa"/>
+              <w:right w:w="100" w:type="dxa"/>
+            </w:tcMar>
+            <w:vAlign w:val="center"/>
           </w:tcPr>
-          <w:p/>
+          <w:p>
+            <w:pPr>
+              <w:spacing w:after="0"/>
+            </w:pPr>
+            <w:r>
+              <w:t xml:space="preserve"> </w:t>
+            </w:r>
+          </w:p>
         </w:tc>
       </w:tr>
+    </w:tbl>
+    <w:p>
+      <w:pPr>
+        <w:spacing w:after="120" w:line="283" w:lineRule="auto"/>
+      </w:pPr>
+    </w:p>
+    <w:tbl>
+      <w:tblPr>
+        <w:tblW w:w="0" w:type="auto"/>
+        <w:jc w:val="center"/>
+        <w:tblBorders>
+          <w:top w:val="single" w:sz="6" w:space="0" w:color="D8CBC5"/>
+          <w:left w:val="single" w:sz="6" w:space="0" w:color="D8CBC5"/>
+          <w:bottom w:val="single" w:sz="6" w:space="0" w:color="D8CBC5"/>
+          <w:right w:val="single" w:sz="6" w:space="0" w:color="D8CBC5"/>
+          <w:insideH w:val="single" w:sz="6" w:space="0" w:color="D8CBC5"/>
+          <w:insideV w:val="single" w:sz="6" w:space="0" w:color="D8CBC5"/>
+        </w:tblBorders>
+        <w:tblLayout w:type="fixed"/>
+        <w:tblLook w:val="04A0" w:firstRow="1" w:lastRow="0" w:firstColumn="1" w:lastColumn="0" w:noHBand="0" w:noVBand="1"/>
+      </w:tblPr>
+      <w:tblGrid>
+        <w:gridCol w:w="3118"/>
+        <w:gridCol w:w="2721"/>
+        <w:gridCol w:w="2324"/>
+      </w:tblGrid>
       <w:tr>
+        <w:trPr>
+          <w:trHeight w:val="320"/>
+          <w:jc w:val="center"/>
+        </w:trPr>
         <w:tc>
           <w:tcPr>
-            <w:tcW w:w="0" w:type="auto"/>
+            <w:tcW w:w="3118" w:type="dxa"/>
+            <w:shd w:val="clear" w:color="auto" w:fill="E7DDD7"/>
+            <w:tcMar>
+              <w:top w:w="70" w:type="dxa"/>
+              <w:left w:w="90" w:type="dxa"/>
+              <w:bottom w:w="70" w:type="dxa"/>
+              <w:right w:w="90" w:type="dxa"/>
+            </w:tcMar>
+            <w:vAlign w:val="center"/>
           </w:tcPr>
           <w:p>
+            <w:pPr>
+              <w:spacing w:after="0"/>
+            </w:pPr>
             <w:r>
-              <w:t>Vastutav kontaktisik</w:t>
+              <w:rPr>
+                <w:b/>
+                <w:sz w:val="21"/>
+              </w:rPr>
+              <w:t>Allkirjastaja</w:t>
             </w:r>
           </w:p>
         </w:tc>
         <w:tc>
           <w:tcPr>
-            <w:tcW w:w="0" w:type="auto"/>
-          </w:tcPr>
-          <w:p/>
-        </w:tc>
-      </w:tr>
-      <w:tr>
-        <w:tc>
-          <w:tcPr>
-            <w:tcW w:w="0" w:type="auto"/>
+            <w:tcW w:w="2721" w:type="dxa"/>
+            <w:shd w:val="clear" w:color="auto" w:fill="E7DDD7"/>
+            <w:tcMar>
+              <w:top w:w="70" w:type="dxa"/>
+              <w:left w:w="90" w:type="dxa"/>
+              <w:bottom w:w="70" w:type="dxa"/>
+              <w:right w:w="90" w:type="dxa"/>
+            </w:tcMar>
+            <w:vAlign w:val="center"/>
           </w:tcPr>
           <w:p>
+            <w:pPr>
+              <w:spacing w:after="0"/>
+            </w:pPr>
             <w:r>
-              <w:t>Andmekaitse / infoturbe kontakt</w:t>
+              <w:rPr>
+                <w:b/>
+                <w:sz w:val="21"/>
+              </w:rPr>
+              <w:t>Nimi ja ametikoht</w:t>
             </w:r>
           </w:p>
         </w:tc>
         <w:tc>
           <w:tcPr>
-            <w:tcW w:w="0" w:type="auto"/>
-          </w:tcPr>
-          <w:p/>
-        </w:tc>
-      </w:tr>
-    </w:tbl>
-    <w:p/>
-    <w:p>
-      <w:pPr>
-        <w:pStyle w:val="Pealkiri1"/>
-      </w:pPr>
-      <w:r>
-        <w:t>4. Kasutuse üldtingimused</w:t>
-      </w:r>
-    </w:p>
-    <w:p>
-      <w:r>
-        <w:t>• SotsiaalAI on töövahend, mitte autonoomne otsustaja.</w:t>
-      </w:r>
-    </w:p>
-    <w:p>
-      <w:r>
-        <w:t>• Platvormi väljund on abistav tööversioon, mustand, kokkuvõte või juhendav sisend.</w:t>
-      </w:r>
-    </w:p>
-    <w:p>
-      <w:r>
-        <w:t>• Lõplik professionaalne hinnang, haldusotsus, soovitus või muu sisuline otsus jääb inimesele ning vajaduse korral organisatsioonile.</w:t>
-      </w:r>
-    </w:p>
-    <w:p>
-      <w:r>
-        <w:t>• Platvormi ei tohi kasutada ainsa alusena otsusele, millel on inimese õigustele, kohustustele või olukorrale õiguslik või samaväärselt oluline mõju.</w:t>
-      </w:r>
-    </w:p>
-    <w:p>
-      <w:r>
-        <w:t>• Kasutada tohib ainult neid andmeid, mis on konkreetse tööülesande täitmiseks vajalikud, proportsionaalsed ja minimaalsed.</w:t>
-      </w:r>
-    </w:p>
-    <w:p>
-      <w:r>
-        <w:t>• Kui organisatsioon ei ole andnud selget luba tuvastatavate kliendiandmete kasutamiseks, tuleb eelistada anonümiseeritud või pseudonümiseeritud sisendit.</w:t>
-      </w:r>
-    </w:p>
-    <w:p>
-      <w:r>
-        <w:t>• Kui töödeldakse eriliigilisi andmeid, seaduses eraldi reguleeritud andmeid või muul viisil kõrgema riskiga andmeid, peab organisatsioon enne kasutamist kontrollima vastava õigusliku aluse ja vajalike lisakontrollide olemasolu.</w:t>
-      </w:r>
-    </w:p>
-    <w:p>
-      <w:pPr>
-        <w:pStyle w:val="Pealkiri1"/>
-      </w:pPr>
-      <w:r>
-        <w:t>5. Rollid ja vastutus</w:t>
-      </w:r>
-    </w:p>
-    <w:p>
-      <w:pPr>
-        <w:pStyle w:val="Pealkiri2"/>
-      </w:pPr>
-      <w:r>
-        <w:t>5.1 Organisatsioon</w:t>
-      </w:r>
-    </w:p>
-    <w:p>
-      <w:r>
-        <w:t>Organisatsioon vastutab selle eest, et SotsiaalAI kasutamine oleks kooskõlas:</w:t>
-      </w:r>
-    </w:p>
-    <w:p>
-      <w:r>
-        <w:t>• tööülesannete ja sisekorrareeglitega;</w:t>
-      </w:r>
-    </w:p>
-    <w:p>
-      <w:r>
-        <w:t>• kohaldatava õigusega;</w:t>
-      </w:r>
-    </w:p>
-    <w:p>
-      <w:r>
-        <w:t>• andmekaitse nõuetega;</w:t>
-      </w:r>
-    </w:p>
-    <w:p>
-      <w:r>
-        <w:t>• infoturbe reeglitega;</w:t>
-      </w:r>
-    </w:p>
-    <w:p>
-      <w:r>
-        <w:t>• organisatsiooni sisemiste juhiste ja piirangutega.</w:t>
-      </w:r>
-    </w:p>
-    <w:p>
-      <w:r>
-        <w:t>Organisatsioon hindab, millistes töövoogudes võib platvormi kasutada, milliseid andmekategooriaid võib sisestada, millal on vajalik täiendav kooskõlastus, mõjuhinnang, kirjalik lepinguline raamistik või täiendav kontroll.</w:t>
-      </w:r>
-    </w:p>
-    <w:p>
-      <w:pPr>
-        <w:pStyle w:val="Pealkiri2"/>
-      </w:pPr>
-      <w:r>
-        <w:t>5.2 Töötaja</w:t>
-      </w:r>
-    </w:p>
-    <w:p>
-      <w:r>
-        <w:t>Töötaja tohib SotsiaalAI-d kasutada ainult:</w:t>
-      </w:r>
-    </w:p>
-    <w:p>
-      <w:r>
-        <w:t>• organisatsiooni lubatud kasutusjuhtude piires;</w:t>
-      </w:r>
-    </w:p>
-    <w:p>
-      <w:r>
-        <w:t>• tööalase vajaduse olemasolul;</w:t>
-      </w:r>
-    </w:p>
-    <w:p>
-      <w:r>
-        <w:t>• organisatsiooni juhiste kohaselt;</w:t>
-      </w:r>
-    </w:p>
-    <w:p>
-      <w:r>
-        <w:t>• minimaalsuse põhimõtet järgides.</w:t>
-      </w:r>
-    </w:p>
-    <w:p>
-      <w:r>
-        <w:t>Töötaja vastutab selle eest, et ta ei sisesta rohkem andmeid kui tööülesande täitmiseks hädavajalik ning et ta ei kasuta platvormi viisil, mis oleks vastuolus organisatsiooni juhiste, kutse-eetika, saladuse hoidmise kohustuse või kohaldatava õigusega.</w:t>
-      </w:r>
-    </w:p>
-    <w:p>
-      <w:pPr>
-        <w:pStyle w:val="Pealkiri2"/>
-      </w:pPr>
-      <w:r>
-        <w:lastRenderedPageBreak/>
-        <w:t>5.3 SotsiaalAI</w:t>
-      </w:r>
-    </w:p>
-    <w:p>
-      <w:r>
-        <w:t>Tööandja ja töötaja allkirjad kinnitavad tööalase kasutuse sisereeglid ja kasutusloa, kuid ei loo iseenesest SotsiaalAI ja organisatsiooni vahelist volitatud töötleja suhet.</w:t>
-      </w:r>
-    </w:p>
-    <w:p>
-      <w:r>
-        <w:t>Kui SotsiaalAI töötleb andmeid organisatsiooni nimel, toimub see käesoleva dokumendi lepingulise osa alusel üksnes juhul, kui:</w:t>
-      </w:r>
-    </w:p>
-    <w:p>
-      <w:r>
-        <w:t>• SotsiaalAI on dokumendi allkirjastanud;</w:t>
-      </w:r>
-    </w:p>
-    <w:p>
-      <w:r>
-        <w:t>• või on selle samaväärselt kirjalikult või elektrooniliselt aktsepteerinud.</w:t>
-      </w:r>
-    </w:p>
-    <w:p>
-      <w:r>
-        <w:t>SotsiaalAI rakendab riskipõhiseid tehnilisi ja korralduslikke turvameetmeid, mis on kirjeldatud käesoleva dokumendi lisas.</w:t>
-      </w:r>
-    </w:p>
-    <w:p>
-      <w:pPr>
-        <w:pStyle w:val="Pealkiri1"/>
-      </w:pPr>
-      <w:r>
-        <w:t>6. Õigusliku aluse ja tööalase kasutuse lubatavuse kontroll</w:t>
-      </w:r>
-    </w:p>
-    <w:p>
-      <w:r>
-        <w:t>Enne tuvastatavate kliendiandmete või muude tööalaste isikuandmete sisestamist peab organisatsioon kinnitama, et allpool toodud kontrollid on tehtud.</w:t>
-      </w:r>
-    </w:p>
-    <w:tbl>
-      <w:tblPr>
-        <w:tblW w:w="0" w:type="auto"/>
-        <w:tblBorders>
-          <w:top w:val="single" w:sz="4" w:space="0" w:color="auto"/>
-          <w:left w:val="single" w:sz="4" w:space="0" w:color="auto"/>
-          <w:bottom w:val="single" w:sz="4" w:space="0" w:color="auto"/>
-          <w:right w:val="single" w:sz="4" w:space="0" w:color="auto"/>
-          <w:insideH w:val="single" w:sz="4" w:space="0" w:color="auto"/>
-          <w:insideV w:val="single" w:sz="4" w:space="0" w:color="auto"/>
-        </w:tblBorders>
-        <w:tblLook w:val="04A0" w:firstRow="1" w:lastRow="0" w:firstColumn="1" w:lastColumn="0" w:noHBand="0" w:noVBand="1"/>
-      </w:tblPr>
-      <w:tblGrid>
-        <w:gridCol w:w="6578"/>
-        <w:gridCol w:w="1847"/>
-        <w:gridCol w:w="1429"/>
-      </w:tblGrid>
-      <w:tr>
-        <w:tc>
-          <w:tcPr>
-            <w:tcW w:w="0" w:type="auto"/>
+            <w:tcW w:w="2324" w:type="dxa"/>
+            <w:shd w:val="clear" w:color="auto" w:fill="E7DDD7"/>
+            <w:tcMar>
+              <w:top w:w="70" w:type="dxa"/>
+              <w:left w:w="90" w:type="dxa"/>
+              <w:bottom w:w="70" w:type="dxa"/>
+              <w:right w:w="90" w:type="dxa"/>
+            </w:tcMar>
+            <w:vAlign w:val="center"/>
           </w:tcPr>
           <w:p>
+            <w:pPr>
+              <w:spacing w:after="0"/>
+            </w:pPr>
             <w:r>
               <w:rPr>
                 <w:b/>
+                <w:sz w:val="21"/>
               </w:rPr>
-              <w:t>Kontrollpunkt</w:t>
-            </w:r>
-          </w:p>
-        </w:tc>
-        <w:tc>
-          <w:tcPr>
-            <w:tcW w:w="0" w:type="auto"/>
-          </w:tcPr>
-          <w:p>
-            <w:r>
-              <w:rPr>
-                <w:b/>
-              </w:rPr>
-              <w:t>Staatus</w:t>
-            </w:r>
-          </w:p>
-        </w:tc>
-        <w:tc>
-          <w:tcPr>
-            <w:tcW w:w="0" w:type="auto"/>
-          </w:tcPr>
-          <w:p>
-            <w:r>
-              <w:rPr>
-                <w:b/>
-              </w:rPr>
-              <w:t>Märkused / viide</w:t>
+              <w:t>Kuupäev ja allkiri</w:t>
             </w:r>
           </w:p>
         </w:tc>
       </w:tr>
       <w:tr>
+        <w:trPr>
+          <w:trHeight w:val="320"/>
+          <w:jc w:val="center"/>
+        </w:trPr>
         <w:tc>
           <w:tcPr>
-            <w:tcW w:w="0" w:type="auto"/>
+            <w:tcW w:w="3118" w:type="dxa"/>
+            <w:tcMar>
+              <w:top w:w="70" w:type="dxa"/>
+              <w:left w:w="90" w:type="dxa"/>
+              <w:bottom w:w="70" w:type="dxa"/>
+              <w:right w:w="90" w:type="dxa"/>
+            </w:tcMar>
+            <w:vAlign w:val="center"/>
           </w:tcPr>
           <w:p>
-            <w:r>
-              <w:t>Töötlemise eesmärk on selgelt määratletud.</w:t>
-            </w:r>
-          </w:p>
-        </w:tc>
-        <w:tc>
-          <w:tcPr>
-            <w:tcW w:w="0" w:type="auto"/>
-          </w:tcPr>
-          <w:p>
-            <w:r>
-              <w:t>☐ tehtud ☐ ei kohaldu ☐ pooleli</w:t>
-            </w:r>
-          </w:p>
-        </w:tc>
-        <w:tc>
-          <w:tcPr>
-            <w:tcW w:w="0" w:type="auto"/>
-          </w:tcPr>
-          <w:p/>
-        </w:tc>
-      </w:tr>
-      <w:tr>
-        <w:tc>
-          <w:tcPr>
-            <w:tcW w:w="0" w:type="auto"/>
-          </w:tcPr>
-          <w:p>
-            <w:r>
-              <w:t>GDPR artikli 6 alune õiguslik alus on tuvastatud.</w:t>
-            </w:r>
-          </w:p>
-        </w:tc>
-        <w:tc>
-          <w:tcPr>
-            <w:tcW w:w="0" w:type="auto"/>
-          </w:tcPr>
-          <w:p>
-            <w:r>
-              <w:t>☐ tehtud ☐ ei kohaldu ☐ pooleli</w:t>
-            </w:r>
-          </w:p>
-        </w:tc>
-        <w:tc>
-          <w:tcPr>
-            <w:tcW w:w="0" w:type="auto"/>
-          </w:tcPr>
-          <w:p/>
-        </w:tc>
-      </w:tr>
-      <w:tr>
-        <w:tc>
-          <w:tcPr>
-            <w:tcW w:w="0" w:type="auto"/>
-          </w:tcPr>
-          <w:p>
-            <w:r>
-              <w:t>Kui tegemist on avaliku sektori ülesandega, on kontrollitud sobivat avaliku sektori õiguslikku alust.</w:t>
-            </w:r>
-          </w:p>
-        </w:tc>
-        <w:tc>
-          <w:tcPr>
-            <w:tcW w:w="0" w:type="auto"/>
-          </w:tcPr>
-          <w:p>
-            <w:r>
-              <w:t>☐ tehtud ☐ ei kohaldu ☐ pooleli</w:t>
-            </w:r>
-          </w:p>
-        </w:tc>
-        <w:tc>
-          <w:tcPr>
-            <w:tcW w:w="0" w:type="auto"/>
-          </w:tcPr>
-          <w:p/>
-        </w:tc>
-      </w:tr>
-      <w:tr>
-        <w:tc>
-          <w:tcPr>
-            <w:tcW w:w="0" w:type="auto"/>
-          </w:tcPr>
-          <w:p>
-            <w:r>
-              <w:t>Kui kasutatakse eriliigilisi andmeid, on hinnatud ka GDPR artikli 9 erand.</w:t>
-            </w:r>
-          </w:p>
-        </w:tc>
-        <w:tc>
-          <w:tcPr>
-            <w:tcW w:w="0" w:type="auto"/>
-          </w:tcPr>
-          <w:p>
-            <w:r>
-              <w:t>☐ tehtud ☐ ei kohaldu ☐ pooleli</w:t>
-            </w:r>
-          </w:p>
-        </w:tc>
-        <w:tc>
-          <w:tcPr>
-            <w:tcW w:w="0" w:type="auto"/>
-          </w:tcPr>
-          <w:p/>
-        </w:tc>
-      </w:tr>
-      <w:tr>
-        <w:tc>
-          <w:tcPr>
-            <w:tcW w:w="0" w:type="auto"/>
-          </w:tcPr>
-          <w:p>
-            <w:r>
-              <w:t>Kui töödeldakse süüteoandmeid või nendega seotud teavet, on kontrollitud vastavat seaduslikku alust ja piiranguid.</w:t>
-            </w:r>
-          </w:p>
-        </w:tc>
-        <w:tc>
-          <w:tcPr>
-            <w:tcW w:w="0" w:type="auto"/>
-          </w:tcPr>
-          <w:p>
-            <w:r>
-              <w:t>☐ tehtud ☐ ei kohaldu ☐ pooleli</w:t>
-            </w:r>
-          </w:p>
-        </w:tc>
-        <w:tc>
-          <w:tcPr>
-            <w:tcW w:w="0" w:type="auto"/>
-          </w:tcPr>
-          <w:p/>
-        </w:tc>
-      </w:tr>
-      <w:tr>
-        <w:tc>
-          <w:tcPr>
-            <w:tcW w:w="0" w:type="auto"/>
-          </w:tcPr>
-          <w:p>
-            <w:r>
-              <w:t>On hinnatud, kas vajalik on DPIA või muu mõjuhinnang.</w:t>
-            </w:r>
-          </w:p>
-        </w:tc>
-        <w:tc>
-          <w:tcPr>
-            <w:tcW w:w="0" w:type="auto"/>
-          </w:tcPr>
-          <w:p>
-            <w:r>
-              <w:t>☐ tehtud ☐ ei kohaldu ☐ pooleli</w:t>
-            </w:r>
-          </w:p>
-        </w:tc>
-        <w:tc>
-          <w:tcPr>
-            <w:tcW w:w="0" w:type="auto"/>
-          </w:tcPr>
-          <w:p/>
-        </w:tc>
-      </w:tr>
-      <w:tr>
-        <w:tc>
-          <w:tcPr>
-            <w:tcW w:w="0" w:type="auto"/>
-          </w:tcPr>
-          <w:p>
-            <w:r>
-              <w:t>On hinnatud, kas SotsiaalAI töötleb andmeid organisatsiooni nimel ning kas käesoleva dokumendi lepinguline osa on vaja siduvalt jõustada.</w:t>
-            </w:r>
-          </w:p>
-        </w:tc>
-        <w:tc>
-          <w:tcPr>
-            <w:tcW w:w="0" w:type="auto"/>
-          </w:tcPr>
-          <w:p>
-            <w:r>
-              <w:t>☐ tehtud ☐ ei kohaldu ☐ pooleli</w:t>
-            </w:r>
-          </w:p>
-        </w:tc>
-        <w:tc>
-          <w:tcPr>
-            <w:tcW w:w="0" w:type="auto"/>
-          </w:tcPr>
-          <w:p/>
-        </w:tc>
-      </w:tr>
-      <w:tr>
-        <w:tc>
-          <w:tcPr>
-            <w:tcW w:w="0" w:type="auto"/>
-          </w:tcPr>
-          <w:p>
-            <w:r>
-              <w:t>Töötajatele on antud juhised minimaalsuse, lubatud andmekategooriate ja keelatud kasutuse kohta.</w:t>
-            </w:r>
-          </w:p>
-        </w:tc>
-        <w:tc>
-          <w:tcPr>
-            <w:tcW w:w="0" w:type="auto"/>
-          </w:tcPr>
-          <w:p>
-            <w:r>
-              <w:t>☐ tehtud ☐ ei kohaldu ☐ pooleli</w:t>
-            </w:r>
-          </w:p>
-        </w:tc>
-        <w:tc>
-          <w:tcPr>
-            <w:tcW w:w="0" w:type="auto"/>
-          </w:tcPr>
-          <w:p/>
-        </w:tc>
-      </w:tr>
-    </w:tbl>
-    <w:p/>
-    <w:p>
-      <w:pPr>
-        <w:pStyle w:val="Pealkiri1"/>
-      </w:pPr>
-      <w:r>
-        <w:t>7. Lubatud kasutusjuhtumid ja keelatud kasutus</w:t>
-      </w:r>
-    </w:p>
-    <w:p>
-      <w:pPr>
-        <w:pStyle w:val="Pealkiri2"/>
-      </w:pPr>
-      <w:r>
-        <w:t>7.1 Lubatud kasutusjuhtumid</w:t>
-      </w:r>
-    </w:p>
-    <w:p>
-      <w:r>
-        <w:t>Organisatsioon võib lubada muu hulgas järgmisi kasutusjuhtumeid:</w:t>
-      </w:r>
-    </w:p>
-    <w:p>
-      <w:r>
-        <w:t>• mustandite koostamine;</w:t>
-      </w:r>
-    </w:p>
-    <w:p>
-      <w:r>
-        <w:lastRenderedPageBreak/>
-        <w:t>• kokkuvõtete loomine;</w:t>
-      </w:r>
-    </w:p>
-    <w:p>
-      <w:r>
-        <w:t>• struktuuri või sõnastuse abi;</w:t>
-      </w:r>
-    </w:p>
-    <w:p>
-      <w:r>
-        <w:t>• õiguste, toetuste, teenuste või menetlusetappide selgitav kaardistus;</w:t>
-      </w:r>
-    </w:p>
-    <w:p>
-      <w:r>
-        <w:t>• organisatsiooni sisemiselt lubatud dokumentide ettevalmistamine;</w:t>
-      </w:r>
-    </w:p>
-    <w:p>
-      <w:r>
-        <w:t>• dokumendi koostamise töövoog organisatsiooni määratud tingimustel.</w:t>
-      </w:r>
-    </w:p>
-    <w:p>
-      <w:pPr>
-        <w:pStyle w:val="Pealkiri2"/>
-      </w:pPr>
-      <w:r>
-        <w:t>7.2 Keelatud kasutus</w:t>
-      </w:r>
-    </w:p>
-    <w:p>
-      <w:r>
-        <w:t>Platvormi ei tohi kasutada vähemalt järgmistel viisidel:</w:t>
-      </w:r>
-    </w:p>
-    <w:p>
-      <w:r>
-        <w:t>• autonoomse otsustamise vahendina;</w:t>
-      </w:r>
-    </w:p>
-    <w:p>
-      <w:r>
-        <w:t>• ainsa alusena haldus- või sisulise otsuse tegemiseks;</w:t>
-      </w:r>
-    </w:p>
-    <w:p>
-      <w:r>
-        <w:t>• põhjendamata profileerimiseks või järjestamiseks;</w:t>
-      </w:r>
-    </w:p>
-    <w:p>
-      <w:r>
-        <w:t>• põhjendamatu tuvastatava või liigse isikuinfo sisestamiseks;</w:t>
-      </w:r>
-    </w:p>
-    <w:p>
-      <w:r>
-        <w:t>• paroolide, autentimiskoodide, maksekaartide, API võtmete või muude saladuste sisestamiseks;</w:t>
-      </w:r>
-    </w:p>
-    <w:p>
-      <w:r>
-        <w:t>• kasutuseks, mille organisatsioon on sõnaselgelt keelanud.</w:t>
-      </w:r>
-    </w:p>
-    <w:p>
-      <w:pPr>
-        <w:pStyle w:val="Pealkiri1"/>
-      </w:pPr>
-      <w:r>
-        <w:t>8. Lubatud andmekategooriad ja piirangud</w:t>
-      </w:r>
-    </w:p>
-    <w:p>
-      <w:r>
-        <w:t>Allolev maatriks on organisatsioonile soovituslik töövahend. Organisatsioon võib seda täpsustada vastavalt oma õiguslikule alusele, tööprotsessidele ja riskitasemele.</w:t>
-      </w:r>
-    </w:p>
-    <w:tbl>
-      <w:tblPr>
-        <w:tblW w:w="0" w:type="auto"/>
-        <w:tblBorders>
-          <w:top w:val="single" w:sz="4" w:space="0" w:color="auto"/>
-          <w:left w:val="single" w:sz="4" w:space="0" w:color="auto"/>
-          <w:bottom w:val="single" w:sz="4" w:space="0" w:color="auto"/>
-          <w:right w:val="single" w:sz="4" w:space="0" w:color="auto"/>
-          <w:insideH w:val="single" w:sz="4" w:space="0" w:color="auto"/>
-          <w:insideV w:val="single" w:sz="4" w:space="0" w:color="auto"/>
-        </w:tblBorders>
-        <w:tblLook w:val="04A0" w:firstRow="1" w:lastRow="0" w:firstColumn="1" w:lastColumn="0" w:noHBand="0" w:noVBand="1"/>
-      </w:tblPr>
-      <w:tblGrid>
-        <w:gridCol w:w="3574"/>
-        <w:gridCol w:w="2090"/>
-        <w:gridCol w:w="4190"/>
-      </w:tblGrid>
-      <w:tr>
-        <w:tc>
-          <w:tcPr>
-            <w:tcW w:w="0" w:type="auto"/>
-          </w:tcPr>
-          <w:p>
+            <w:pPr>
+              <w:spacing w:after="0"/>
+            </w:pPr>
             <w:r>
               <w:rPr>
-                <w:b/>
+                <w:sz w:val="21"/>
               </w:rPr>
-              <w:t>Andmekategooria</w:t>
-            </w:r>
-          </w:p>
-        </w:tc>
-        <w:tc>
-          <w:tcPr>
-            <w:tcW w:w="0" w:type="auto"/>
-          </w:tcPr>
-          <w:p>
-            <w:r>
-              <w:rPr>
-                <w:b/>
-              </w:rPr>
-              <w:t>Vaikimisi reegel</w:t>
-            </w:r>
-          </w:p>
-        </w:tc>
-        <w:tc>
-          <w:tcPr>
-            <w:tcW w:w="0" w:type="auto"/>
-          </w:tcPr>
-          <w:p>
-            <w:r>
-              <w:rPr>
-                <w:b/>
-              </w:rPr>
-              <w:t>Näide / märkus</w:t>
-            </w:r>
-          </w:p>
-        </w:tc>
-      </w:tr>
-      <w:tr>
-        <w:tc>
-          <w:tcPr>
-            <w:tcW w:w="0" w:type="auto"/>
-          </w:tcPr>
-          <w:p>
-            <w:r>
-              <w:t>Anonümiseeritud või pseudonümiseeritud juhtumikirjeldus</w:t>
-            </w:r>
-          </w:p>
-        </w:tc>
-        <w:tc>
-          <w:tcPr>
-            <w:tcW w:w="0" w:type="auto"/>
-          </w:tcPr>
-          <w:p>
-            <w:r>
-              <w:t>Lubatud</w:t>
-            </w:r>
-          </w:p>
-        </w:tc>
-        <w:tc>
-          <w:tcPr>
-            <w:tcW w:w="0" w:type="auto"/>
-          </w:tcPr>
-          <w:p>
-            <w:r>
-              <w:t>Eelistatud sisend mustandi või kokkuvõtte loomiseks</w:t>
-            </w:r>
-          </w:p>
-        </w:tc>
-      </w:tr>
-      <w:tr>
-        <w:tc>
-          <w:tcPr>
-            <w:tcW w:w="0" w:type="auto"/>
-          </w:tcPr>
-          <w:p>
-            <w:r>
-              <w:t>Põhilised tööandmed ilma otseste tunnusteta</w:t>
-            </w:r>
-          </w:p>
-        </w:tc>
-        <w:tc>
-          <w:tcPr>
-            <w:tcW w:w="0" w:type="auto"/>
-          </w:tcPr>
-          <w:p>
-            <w:r>
-              <w:t>Lubatud, kui vajalik</w:t>
-            </w:r>
-          </w:p>
-        </w:tc>
-        <w:tc>
-          <w:tcPr>
-            <w:tcW w:w="0" w:type="auto"/>
-          </w:tcPr>
-          <w:p>
-            <w:r>
-              <w:t>Vanusevahemik, omavalitsus, tööjuhtumi üldkirjeldus</w:t>
-            </w:r>
-          </w:p>
-        </w:tc>
-      </w:tr>
-      <w:tr>
-        <w:tc>
-          <w:tcPr>
-            <w:tcW w:w="0" w:type="auto"/>
-          </w:tcPr>
-          <w:p>
-            <w:r>
-              <w:t>Täisnimi, isikukood, täpne aadress, kontaktandmed</w:t>
-            </w:r>
-          </w:p>
-        </w:tc>
-        <w:tc>
-          <w:tcPr>
-            <w:tcW w:w="0" w:type="auto"/>
-          </w:tcPr>
-          <w:p>
-            <w:r>
-              <w:t>Ainult põhjendatud vajadusel</w:t>
-            </w:r>
-          </w:p>
-        </w:tc>
-        <w:tc>
-          <w:tcPr>
-            <w:tcW w:w="0" w:type="auto"/>
-          </w:tcPr>
-          <w:p>
-            <w:r>
-              <w:t>Kasuta ainult siis, kui tööülesanne seda päriselt nõuab ja organisatsioon on selle lubanud</w:t>
-            </w:r>
-          </w:p>
-        </w:tc>
-      </w:tr>
-      <w:tr>
-        <w:tc>
-          <w:tcPr>
-            <w:tcW w:w="0" w:type="auto"/>
-          </w:tcPr>
-          <w:p>
-            <w:r>
-              <w:t>Terviseandmed, puude või sotsiaalhoolekande andmed</w:t>
-            </w:r>
-          </w:p>
-        </w:tc>
-        <w:tc>
-          <w:tcPr>
-            <w:tcW w:w="0" w:type="auto"/>
-          </w:tcPr>
-          <w:p>
-            <w:r>
-              <w:t>Ainult selge õigusliku aluse korral</w:t>
-            </w:r>
-          </w:p>
-        </w:tc>
-        <w:tc>
-          <w:tcPr>
-            <w:tcW w:w="0" w:type="auto"/>
-          </w:tcPr>
-          <w:p>
-            <w:r>
-              <w:t>Vajalik lisakontroll artikli 9 erandi osas</w:t>
-            </w:r>
-          </w:p>
-        </w:tc>
-      </w:tr>
-      <w:tr>
-        <w:tc>
-          <w:tcPr>
-            <w:tcW w:w="0" w:type="auto"/>
-          </w:tcPr>
-          <w:p>
-            <w:r>
-              <w:t>Süüteoandmed või kriminaalmenetlusega seotud info</w:t>
-            </w:r>
-          </w:p>
-        </w:tc>
-        <w:tc>
-          <w:tcPr>
-            <w:tcW w:w="0" w:type="auto"/>
-          </w:tcPr>
-          <w:p>
-            <w:r>
-              <w:t>Piiratud / ainult seaduslikul alusel</w:t>
-            </w:r>
-          </w:p>
-        </w:tc>
-        <w:tc>
-          <w:tcPr>
-            <w:tcW w:w="0" w:type="auto"/>
-          </w:tcPr>
-          <w:p>
-            <w:r>
-              <w:t>Nõuab eraldi ettevaatust ja õiguskontrolli</w:t>
-            </w:r>
-          </w:p>
-        </w:tc>
-      </w:tr>
-      <w:tr>
-        <w:tc>
-          <w:tcPr>
-            <w:tcW w:w="0" w:type="auto"/>
-          </w:tcPr>
-          <w:p>
-            <w:r>
-              <w:t>Paroolid, autentimiskoodid, pangakaardiandmed, API võtmed</w:t>
-            </w:r>
-          </w:p>
-        </w:tc>
-        <w:tc>
-          <w:tcPr>
-            <w:tcW w:w="0" w:type="auto"/>
-          </w:tcPr>
-          <w:p>
-            <w:r>
-              <w:t>Keelatud</w:t>
-            </w:r>
-          </w:p>
-        </w:tc>
-        <w:tc>
-          <w:tcPr>
-            <w:tcW w:w="0" w:type="auto"/>
-          </w:tcPr>
-          <w:p>
-            <w:r>
-              <w:t>Neid ei sisestata platvormi</w:t>
-            </w:r>
-          </w:p>
-        </w:tc>
-      </w:tr>
-    </w:tbl>
-    <w:p/>
-    <w:p>
-      <w:pPr>
-        <w:pStyle w:val="Pealkiri1"/>
-      </w:pPr>
-      <w:r>
-        <w:lastRenderedPageBreak/>
-        <w:t>9. Töötaja kasutuskinnitus</w:t>
-      </w:r>
-    </w:p>
-    <w:p>
-      <w:r>
-        <w:t>Soovi korral võib organisatsioon kasutada allolevat kinnitust töötaja teadlikkuse ja kasutusreeglite dokumenteerimiseks.</w:t>
-      </w:r>
-    </w:p>
-    <w:p>
-      <w:r>
-        <w:t>☐ Mina, [nimi], kinnitan, et kasutan SotsiaalAI platvormi ainult tööalase vajaduse olemasolul ja organisatsiooni lubatud kasutusjuhtude piires.</w:t>
-      </w:r>
-    </w:p>
-    <w:p>
-      <w:r>
-        <w:t>☐ Kinnitan, et ei sisesta platvormi rohkem isikuandmeid kui on vajalik ning ei kasuta SotsiaalAI-d autonoomse otsustamise vahendina.</w:t>
-      </w:r>
-    </w:p>
-    <w:p>
-      <w:r>
-        <w:t>☐ Kinnitan, et järgin organisatsiooni juhiseid minimaalsuse, lubatud andmekategooriate ja keelatud kasutuse osas.</w:t>
-      </w:r>
-    </w:p>
-    <w:p>
-      <w:r>
-        <w:t>☐ Kinnitan, et küsin vajaduse korral nõu oma juhilt, andmekaitse eest vastutavalt isikult või infoturbe kontaktilt.</w:t>
-      </w:r>
-    </w:p>
-    <w:p>
-      <w:pPr>
-        <w:pStyle w:val="Pealkiri1"/>
-      </w:pPr>
-      <w:r>
-        <w:t>10. Rikkumiste, vigade ja kahtluste käsitlus</w:t>
-      </w:r>
-    </w:p>
-    <w:p>
-      <w:r>
-        <w:t>• Kui töötaja kahtlustab, et platvormi on sisestatud liigne, vale või loata teave, peab ta sellest viivitamata teavitama organisatsiooni määratud kontaktisikut.</w:t>
-      </w:r>
-    </w:p>
-    <w:p>
-      <w:r>
-        <w:t>• Kui tekib kahtlus isikuandmete rikkumisele, tuleb järgida organisatsiooni rikkumiste käsitluse korda.</w:t>
-      </w:r>
-    </w:p>
-    <w:p>
-      <w:r>
-        <w:t>• Kui SotsiaalAI tegutseb volitatud töötlejana, tuleb lähtuda ka käesoleva dokumendi lepingulises osas määratud teavituse ja koostöö korrast.</w:t>
-      </w:r>
-    </w:p>
-    <w:p>
-      <w:pPr>
-        <w:pStyle w:val="Pealkiri1"/>
-      </w:pPr>
-      <w:r>
-        <w:t>11. Volitatud töötleja tingimused</w:t>
-      </w:r>
-    </w:p>
-    <w:p>
-      <w:r>
-        <w:t>Käesolev peatükk kohaldub üksnes juhul, kui:</w:t>
-      </w:r>
-    </w:p>
-    <w:p>
-      <w:r>
-        <w:t>• organisatsioon on hinnanud, et SotsiaalAI töötleb andmeid organisatsiooni nimel;</w:t>
-      </w:r>
-    </w:p>
-    <w:p>
-      <w:r>
-        <w:t>• ning SotsiaalAI on selle peatüki allkirjastanud või muul kirjalikul või elektroonilisel viisil aktsepteerinud.</w:t>
-      </w:r>
-    </w:p>
-    <w:p>
-      <w:pPr>
-        <w:pStyle w:val="Pealkiri2"/>
-      </w:pPr>
-      <w:r>
-        <w:t>11.1 Töötlemise ese, laad ja eesmärk</w:t>
-      </w:r>
-    </w:p>
-    <w:p>
-      <w:r>
-        <w:t>SotsiaalAI töötleb isikuandmeid organisatsiooni nimel ulatuses, mis on vajalik SotsiaalAI platvormi tööalase kasutuse võimaldamiseks, sealhulgas:</w:t>
-      </w:r>
-    </w:p>
-    <w:p>
-      <w:r>
-        <w:t>• dokumentide koostamine;</w:t>
-      </w:r>
-    </w:p>
-    <w:p>
-      <w:r>
-        <w:t>• kokkuvõtete loomine;</w:t>
-      </w:r>
-    </w:p>
-    <w:p>
-      <w:r>
-        <w:t>• info struktureerimine;</w:t>
-      </w:r>
-    </w:p>
-    <w:p>
-      <w:r>
-        <w:t>• lubatud töövoogude tehniline käitamine;</w:t>
-      </w:r>
-    </w:p>
-    <w:p>
-      <w:r>
-        <w:t>• autentimine, tehniline tugi, turve ja töökindlus.</w:t>
-      </w:r>
-    </w:p>
-    <w:p>
-      <w:pPr>
-        <w:pStyle w:val="Pealkiri2"/>
-      </w:pPr>
-      <w:r>
-        <w:t>11.2 Töötlemise kestus</w:t>
-      </w:r>
-    </w:p>
-    <w:p>
-      <w:r>
-        <w:t>Töötlemine kestab nii kaua, kui:</w:t>
-      </w:r>
-    </w:p>
-    <w:p>
-      <w:r>
-        <w:t>• organisatsioon kasutab teenust;</w:t>
-      </w:r>
-    </w:p>
-    <w:p>
-      <w:r>
-        <w:t>• töötlemine on vajalik teenuse osutamiseks;</w:t>
-      </w:r>
-    </w:p>
-    <w:p>
-      <w:r>
-        <w:t>• või seni, kuni kohaldatavad säilitamisreeglid nõuavad konkreetse andmekategooria säilitamist.</w:t>
-      </w:r>
-    </w:p>
-    <w:p>
-      <w:pPr>
-        <w:pStyle w:val="Pealkiri2"/>
-      </w:pPr>
-      <w:r>
-        <w:lastRenderedPageBreak/>
-        <w:t>11.3 Isikuandmete liigid ja andmesubjektide kategooriad</w:t>
-      </w:r>
-    </w:p>
-    <w:p>
-      <w:r>
-        <w:t>Võimalikud andmeliigid võivad hõlmata:</w:t>
-      </w:r>
-    </w:p>
-    <w:p>
-      <w:r>
-        <w:t>• kliendi- või juhtumipõhiseid tööandmeid;</w:t>
-      </w:r>
-    </w:p>
-    <w:p>
-      <w:r>
-        <w:t>• dokumentide sisu;</w:t>
-      </w:r>
-    </w:p>
-    <w:p>
-      <w:r>
-        <w:t>• vestluse sisendeid;</w:t>
-      </w:r>
-    </w:p>
-    <w:p>
-      <w:r>
-        <w:t>• kontaktandmeid;</w:t>
-      </w:r>
-    </w:p>
-    <w:p>
-      <w:r>
-        <w:t>• sotsiaalhoolekande või tervisega seotud andmeid, kui organisatsioon on nende kasutuse eraldi lubanud ja õiguslikult hinnanud;</w:t>
-      </w:r>
-    </w:p>
-    <w:p>
-      <w:r>
-        <w:t>• kasutaja konto- ja autentimisandmeid.</w:t>
-      </w:r>
-    </w:p>
-    <w:p>
-      <w:r>
-        <w:t>Andmesubjektide kategooriad võivad hõlmata:</w:t>
-      </w:r>
-    </w:p>
-    <w:p>
-      <w:r>
-        <w:t>• organisatsiooni kliente;</w:t>
-      </w:r>
-    </w:p>
-    <w:p>
-      <w:r>
-        <w:t>• töötajaid;</w:t>
-      </w:r>
-    </w:p>
-    <w:p>
-      <w:r>
-        <w:t>• koostööpartnereid;</w:t>
-      </w:r>
-    </w:p>
-    <w:p>
-      <w:r>
-        <w:t>• teisi isikuid, kelle andmeid organisatsioon seaduslikult töötleb.</w:t>
-      </w:r>
-    </w:p>
-    <w:p>
-      <w:pPr>
-        <w:pStyle w:val="Pealkiri2"/>
-      </w:pPr>
-      <w:r>
-        <w:t>11.4 Dokumenteeritud juhised</w:t>
-      </w:r>
-    </w:p>
-    <w:p>
-      <w:r>
-        <w:t>SotsiaalAI töötleb isikuandmeid üksnes organisatsiooni dokumenteeritud juhiste alusel, välja arvatud juhul, kui kohaldatav liidu või liikmesriigi õigus nõuab teisiti.</w:t>
-      </w:r>
-    </w:p>
-    <w:p>
-      <w:r>
-        <w:t>Organisatsiooni juhised tulenevad käesolevast dokumendist, teenuse kasutusreeglitest ja võimalikest täiendavatest kirjalikest juhistest.</w:t>
-      </w:r>
-    </w:p>
-    <w:p>
-      <w:pPr>
-        <w:pStyle w:val="Pealkiri2"/>
-      </w:pPr>
-      <w:r>
-        <w:t>11.5 Konfidentsiaalsus</w:t>
-      </w:r>
-    </w:p>
-    <w:p>
-      <w:r>
-        <w:t>SotsiaalAI tagab, et isikuandmete töötlemiseks volitatud isikud on seotud asjakohase konfidentsiaalsuskohustusega või nende suhtes kehtib vastav seadusest tulenev kohustus.</w:t>
-      </w:r>
-    </w:p>
-    <w:p>
-      <w:pPr>
-        <w:pStyle w:val="Pealkiri2"/>
-      </w:pPr>
-      <w:r>
-        <w:t>11.6 Turvameetmed</w:t>
-      </w:r>
-    </w:p>
-    <w:p>
-      <w:r>
-        <w:t>SotsiaalAI rakendab isikuandmete kaitseks riskipõhiseid tehnilisi ja korralduslikke meetmeid vastavalt käesoleva dokumendi peatükile 12.</w:t>
-      </w:r>
-    </w:p>
-    <w:p>
-      <w:pPr>
-        <w:pStyle w:val="Pealkiri2"/>
-      </w:pPr>
-      <w:r>
-        <w:t>11.7 Alamvolitatud töötlejad</w:t>
-      </w:r>
-    </w:p>
-    <w:p>
-      <w:r>
-        <w:t>SotsiaalAI võib kasutada alamvolitatud töötlejaid või teenusepakkujaid ainult teenuse osutamiseks vajalikus ulatuses.</w:t>
-      </w:r>
-    </w:p>
-    <w:p>
-      <w:r>
-        <w:t>Olulised teenusepakkujate kategooriad hõlmavad muu hulgas:</w:t>
-      </w:r>
-    </w:p>
-    <w:p>
-      <w:r>
-        <w:t>• tehnilise majutuse ja serveriinfrastruktuuri teenuseid;</w:t>
-      </w:r>
-    </w:p>
-    <w:p>
-      <w:r>
-        <w:t>• makseteenuseid;</w:t>
-      </w:r>
-    </w:p>
-    <w:p>
-      <w:r>
-        <w:t>• tehisintellekti- ja kõneteenuseid;</w:t>
-      </w:r>
-    </w:p>
-    <w:p>
-      <w:r>
-        <w:t>• e-posti teenuseid;</w:t>
-      </w:r>
-    </w:p>
-    <w:p>
-      <w:r>
-        <w:t>• logimise ja monitooringu teenuseid.</w:t>
-      </w:r>
-    </w:p>
-    <w:p>
-      <w:r>
-        <w:t>Kui organisatsioon nõuab konkreetsemat loetelu või eelnevat teavitust, märgitakse see allpool:</w:t>
-      </w:r>
-    </w:p>
-    <w:p>
-      <w:r>
-        <w:t>[täida: eritingimused alamvolitatud töötlejate osas]</w:t>
-      </w:r>
-    </w:p>
-    <w:p>
-      <w:pPr>
-        <w:pStyle w:val="Pealkiri2"/>
-      </w:pPr>
-      <w:r>
-        <w:lastRenderedPageBreak/>
-        <w:t>11.8 Abi organisatsioonile</w:t>
-      </w:r>
-    </w:p>
-    <w:p>
-      <w:r>
-        <w:t>SotsiaalAI aitab mõistlikus ulatuses organisatsiooni:</w:t>
-      </w:r>
-    </w:p>
-    <w:p>
-      <w:r>
-        <w:t>• andmesubjekti õiguste taotluste käsitlemisel;</w:t>
-      </w:r>
-    </w:p>
-    <w:p>
-      <w:r>
-        <w:t>• turbeintsidentide ja rikkumiste hindamisel;</w:t>
-      </w:r>
-    </w:p>
-    <w:p>
-      <w:r>
-        <w:t>• asjakohaste turvameetmete rakendamisel;</w:t>
-      </w:r>
-    </w:p>
-    <w:p>
-      <w:r>
-        <w:t>• vajaduse korral andmekaitsealaste hindamiste ja konsultatsioonidega seotud koostöös ulatuses, mis on protsessori rolliga kooskõlas.</w:t>
-      </w:r>
-    </w:p>
-    <w:p>
-      <w:pPr>
-        <w:pStyle w:val="Pealkiri2"/>
-      </w:pPr>
-      <w:r>
-        <w:t>11.9 Rikkumiste teavitus</w:t>
-      </w:r>
-    </w:p>
-    <w:p>
-      <w:r>
-        <w:t>Kui SotsiaalAI tegutseb volitatud töötlejana ja saab teada isikuandmete rikkumisest, mis puudutab organisatsiooni andmeid, teavitab ta organisatsiooni põhjendamatu viivituseta, välja arvatud juhul, kui kohaldatav õigus nõuab teisiti.</w:t>
-      </w:r>
-    </w:p>
-    <w:p>
-      <w:pPr>
-        <w:pStyle w:val="Pealkiri2"/>
-      </w:pPr>
-      <w:r>
-        <w:t>11.10 Audit, info andmine ning lepingu lõpp</w:t>
-      </w:r>
-    </w:p>
-    <w:p>
-      <w:r>
-        <w:t>SotsiaalAI annab organisatsioonile mõistliku taotluse korral infot, mis on vajalik käesolevas dokumendis kirjeldatud kohustuste täitmise tõendamiseks, ulatuses, mis ei ohusta turvalisust ega riku teiste isikute õigusi või lepingulisi piiranguid.</w:t>
-      </w:r>
-    </w:p>
-    <w:p>
-      <w:r>
-        <w:t>Töötlemise lõppemisel kustutab või tagastab SotsiaalAI organisatsiooni juhiste kohaselt isikuandmed niivõrd, kuivõrd see on tehniliselt võimalik ja kooskõlas kohaldatavate säilitamiskohustustega, välja arvatud juhul, kui kohaldatav õigus nõuab nende säilitamist.</w:t>
-      </w:r>
-    </w:p>
-    <w:p>
-      <w:pPr>
-        <w:pStyle w:val="Pealkiri1"/>
-      </w:pPr>
-      <w:r>
-        <w:t>12. Tehnilised ja korralduslikud turvameetmed</w:t>
-      </w:r>
-    </w:p>
-    <w:p>
-      <w:pPr>
-        <w:pStyle w:val="Pealkiri2"/>
-      </w:pPr>
-      <w:r>
-        <w:t>12.1 Eesmärk</w:t>
-      </w:r>
-    </w:p>
-    <w:p>
-      <w:r>
-        <w:t>Käesolev peatükk kirjeldab SotsiaalAI tehnilisi ja korralduslikke turvameetmeid, mida rakendatakse isikuandmete töötlemisel.</w:t>
-      </w:r>
-    </w:p>
-    <w:p>
-      <w:pPr>
-        <w:pStyle w:val="Pealkiri2"/>
-      </w:pPr>
-      <w:r>
-        <w:t>12.2 Üldpõhimõtted</w:t>
-      </w:r>
-    </w:p>
-    <w:p>
-      <w:r>
-        <w:t>SotsiaalAI rakendab riskipõhiseid tehnilisi ja korralduslikke meetmeid, mille eesmärk on tagada isikuandmete konfidentsiaalsus, terviklus, käideldavus ja taastatavus ning vähendada loata ligipääsu, andmekao, väärkasutuse, muutmise või avalikustamise riski.</w:t>
-      </w:r>
-    </w:p>
-    <w:p>
-      <w:r>
-        <w:t>Turvameetmeid rakendatakse proportsionaalselt, arvestades töödeldavate andmete laadi, töötlemise eesmärki, tehnoloogia taset, rakendamise kulu ning võimalikke riske andmesubjektide õigustele ja vabadustele.</w:t>
-      </w:r>
-    </w:p>
-    <w:p>
-      <w:pPr>
-        <w:pStyle w:val="Pealkiri2"/>
-      </w:pPr>
-      <w:r>
-        <w:t>12.3 Krüpteeritud ühendused ja andmekaitse</w:t>
-      </w:r>
-    </w:p>
-    <w:p>
-      <w:r>
-        <w:t>• SotsiaalAI kasutab avaliku veebiliikluse kaitseks krüpteeritud ühendusi.</w:t>
-      </w:r>
-    </w:p>
-    <w:p>
-      <w:r>
-        <w:t>• Ühendusturbe seaded vaadatakse perioodiliselt üle ning ajakohastatakse vastavalt teenuse, tehnoloogia ja riskide muutumisele.</w:t>
-      </w:r>
-    </w:p>
-    <w:p>
-      <w:r>
-        <w:t>• Saladused, autentimisvõtmed ja muud tundlikud süsteemiparameetrid hoitakse eraldi rakenduse lähtekoodist ning piiratud ligipääsuga keskkonnas.</w:t>
-      </w:r>
-    </w:p>
-    <w:p>
-      <w:r>
-        <w:lastRenderedPageBreak/>
-        <w:t>• Autentimis- ja kinnituskirjeid kaitstakse asjakohaste tehniliste meetmetega, sealhulgas räsimise, pseudonüümimise või muu samaväärse kaitsega, kui see on vastava andmeliigi ja funktsiooni puhul kohane.</w:t>
-      </w:r>
-    </w:p>
-    <w:p>
-      <w:pPr>
-        <w:pStyle w:val="Pealkiri2"/>
-      </w:pPr>
-      <w:r>
-        <w:t>12.4 Ligipääsukontroll ja rollipõhisus</w:t>
-      </w:r>
-    </w:p>
-    <w:p>
-      <w:r>
-        <w:t>• Ligipääs isikuandmetele on piiratud rolli, tööfunktsiooni ja süsteemivajaduse põhimõttel.</w:t>
-      </w:r>
-    </w:p>
-    <w:p>
-      <w:r>
-        <w:t>• Platvorm rakendab kasutajarollidest ja töövoogudest lähtuvaid õiguskontrolle, et piirata andmete nähtavust ja tegevusi vastavalt konkreetsele kasutusjuhule.</w:t>
-      </w:r>
-    </w:p>
-    <w:p>
-      <w:r>
-        <w:t>• Kõrgendatud õigusi kasutatakse piiratud ulatuses ning ainult põhjendatud vajaduse korral.</w:t>
-      </w:r>
-    </w:p>
-    <w:p>
-      <w:r>
-        <w:t>• Haldusligipääs on piiratud kontrollitud ja turvatud ligipääsukanalitega.</w:t>
-      </w:r>
-    </w:p>
-    <w:p>
-      <w:r>
-        <w:t>• Rakenduse ja tugiteenuste võrgutasandi ligipääsud on piiratud selliselt, et avalikust võrgust oleksid kättesaadavad üksnes teenuse toimimiseks vajalikud liidesed ja teenused.</w:t>
-      </w:r>
-    </w:p>
-    <w:p>
-      <w:pPr>
-        <w:pStyle w:val="Pealkiri2"/>
-      </w:pPr>
-      <w:r>
-        <w:t>12.5 Logimine ja audit</w:t>
-      </w:r>
-    </w:p>
-    <w:p>
-      <w:r>
-        <w:t>• SotsiaalAI rakendab tehnilisi, turbe- ja töökindlusloge vigade, kuritarvituste, töökindluse probleemide ning turbesündmuste tuvastamiseks ja analüüsimiseks.</w:t>
-      </w:r>
-    </w:p>
-    <w:p>
-      <w:r>
-        <w:t>• Vajaduse korral säilitatakse auditikirjeid toimingute, dokumentide või maksetöötluse kontrollimiseks ja tõendamiseks.</w:t>
-      </w:r>
-    </w:p>
-    <w:p>
-      <w:r>
-        <w:t>• Ligipääs logidele on piiratud ning logisid ei kasutata turunduslikuks profileerimiseks.</w:t>
-      </w:r>
-    </w:p>
-    <w:p>
-      <w:pPr>
-        <w:pStyle w:val="Pealkiri2"/>
-      </w:pPr>
-      <w:r>
-        <w:t>12.6 Varundus ja taastamine</w:t>
-      </w:r>
-    </w:p>
-    <w:p>
-      <w:r>
-        <w:t>• SotsiaalAI rakendab varundus- ja taastamismeetmeid, et vähendada andmekao ja teenuse katkemise riski.</w:t>
-      </w:r>
-    </w:p>
-    <w:p>
-      <w:r>
-        <w:t>• Taastamisprotseduure vaadatakse perioodiliselt üle ning vajaduse korral testitakse nende toimivust.</w:t>
-      </w:r>
-    </w:p>
-    <w:p>
-      <w:r>
-        <w:t>• Varunduse täpsem ulatus, sagedus ja muud teenusespetsiifilised parameetrid võidakse täpsustada põhilepingus, teenuse lisas, SLA-s või operatiivses dokumentatsioonis.</w:t>
-      </w:r>
-    </w:p>
-    <w:p>
-      <w:pPr>
-        <w:pStyle w:val="Pealkiri2"/>
-      </w:pPr>
-      <w:r>
-        <w:t>12.7 Haavatavuste haldus ja uuendused</w:t>
-      </w:r>
-    </w:p>
-    <w:p>
-      <w:r>
-        <w:t>• SotsiaalAI rakendab tarkvara, sõltuvuste, konfiguratsioonide ja infrastruktuuri ajakohastamise protsessi, et vähendada teadaolevate haavatavuste riski.</w:t>
-      </w:r>
-    </w:p>
-    <w:p>
-      <w:r>
-        <w:t>• Turvaparandused, kriitilised uuendused ja asjakohased konfiguratsioonimuudatused rakendatakse mõistliku aja jooksul vastavalt riski tasemele ja teenuse mõjule.</w:t>
-      </w:r>
-    </w:p>
-    <w:p>
-      <w:r>
-        <w:t>• Avalikku rü</w:t>
-      </w:r>
-      <w:r>
-        <w:t>ndeala</w:t>
-      </w:r>
-      <w:r>
-        <w:t xml:space="preserve"> piiratakse tulemüüri-, ligipääsu- ja võrgutasandi kontrollidega ning avalikust võrgust lubatakse üksnes vajalikud teenused.</w:t>
-      </w:r>
-    </w:p>
-    <w:p>
-      <w:pPr>
-        <w:pStyle w:val="Pealkiri2"/>
-      </w:pPr>
-      <w:r>
-        <w:t>12.8 Intsidentide käsitlus ja rikkumiste teavitus</w:t>
-      </w:r>
-    </w:p>
-    <w:p>
-      <w:r>
-        <w:t>• SotsiaalAI hoiab protsessi turbeintsidentide tuvastamiseks, haldamiseks, mõju hindamiseks, ohjamiseks ja kõrvaldamiseks.</w:t>
-      </w:r>
-    </w:p>
-    <w:p>
-      <w:r>
-        <w:t>• Isikuandmetega seotud rikkumise kahtluse või kinnituse korral hinnatakse rikkumise olemust, ulatust, mõjutatud andmekategooriaid, võimalikke tagajärgi ning vajalikke kaitse- ja leevendusmeetmeid.</w:t>
-      </w:r>
-    </w:p>
-    <w:p>
-      <w:r>
-        <w:t>• Kui SotsiaalAI tegutseb volitatud töötlejana, teavitab ta vastutavat töötlejat isikuandmete rikkumisest põhjendamatu viivituseta pärast rikkumisest teada saamist, välja arvatud juhul, kui kohaldatav õigus nõuab teisiti.</w:t>
-      </w:r>
-    </w:p>
-    <w:p>
-      <w:pPr>
-        <w:pStyle w:val="Pealkiri2"/>
-      </w:pPr>
-      <w:r>
-        <w:lastRenderedPageBreak/>
-        <w:t>12.9 Alamvolitatud töötlejad ja teenusepakkujad</w:t>
-      </w:r>
-    </w:p>
-    <w:p>
-      <w:r>
-        <w:t>• SotsiaalAI kasutab teenuse osutamiseks ainult selliseid alamvolitatud töötlejaid või teenusepakkujaid, kelle kasutamine on vajalik teenuse osutamiseks või tugifunktsioonide tagamiseks.</w:t>
-      </w:r>
-    </w:p>
-    <w:p>
-      <w:r>
-        <w:t>• Peamised teenusepakkujate kategooriad võivad hõlmata muu hulgas tehnilise majutuse ja serveriinfrastruktuuri teenuseid, makseteenuseid, tehisintellekti- ja kõneteenuseid, e-posti teenuseid, logimist, monitooringut ning muid teenuse toimimiseks vajalikke tugiteenuseid.</w:t>
-      </w:r>
-    </w:p>
-    <w:p>
-      <w:pPr>
-        <w:pStyle w:val="Pealkiri2"/>
-      </w:pPr>
-      <w:r>
-        <w:t>12.10 Andmete säilitamine ja kustutus</w:t>
-      </w:r>
-    </w:p>
-    <w:p>
-      <w:r>
-        <w:t>• SotsiaalAI rakendab säilitamis- ja kustutusreegleid, et andmeid ei hoitaks kauem, kui see on vajalik töötlemise eesmärgi, teenuse töövoo, turvalisuse või õigusliku kohustuse täitmiseks.</w:t>
-      </w:r>
-    </w:p>
-    <w:p>
-      <w:r>
-        <w:t>• Erinevatele andmekategooriatele võivad kehtida erinevad säilitustähtajad, sealhulgas kontoga seotud andmetele, vestlusajaloole, ruumide andmetele, dokumentidele, auditikirjetele ja maksetega seotud kirjetele.</w:t>
-      </w:r>
-    </w:p>
-    <w:p>
-      <w:r>
-        <w:t>• Platvormi tööandmete puhul kasutatakse üldjuhul lühikest säilitamisloogikat, mille kohaselt vestlused, ruumid, dokumendid, auditikirjed ja muud ajutisemad tööandmed säilivad üldjuhul kuni 90 päeva, kui seadus või konkreetne andmekategooria ei nõua teistsugust tähtaega.</w:t>
-      </w:r>
-    </w:p>
-    <w:p>
-      <w:pPr>
-        <w:pStyle w:val="Pealkiri2"/>
-      </w:pPr>
-      <w:r>
-        <w:t>12.11 Hostingupiirkond ja serveri piirkond</w:t>
-      </w:r>
-    </w:p>
-    <w:p>
-      <w:r>
-        <w:t>• SotsiaalAI põhihosting toimub VPS-põhises serverikeskkonnas.</w:t>
-      </w:r>
-    </w:p>
-    <w:p>
-      <w:r>
-        <w:t>• SotsiaalAI kasutab tehnilise majutuse ja serveriinfrastruktuuri teenusepakkujana Zone Media OÜ VPS-teenust, mille kaudu toimub platvormi majutamine Euroopa Majanduspiirkonnas, sealhulgas Eestis.</w:t>
-      </w:r>
-    </w:p>
-    <w:p>
-      <w:r>
-        <w:t xml:space="preserve">• Turvatundlikke üksikasju, nagu sisevõrgu skeemid, konkreetsed IP-aadressid, täielikud konfiguratsioonid või detailne </w:t>
-      </w:r>
-      <w:r>
-        <w:t>ründeala</w:t>
-      </w:r>
-      <w:r>
-        <w:t xml:space="preserve"> kirjeldus, ei pea käesolevas dokumendis avaldama.</w:t>
-      </w:r>
-    </w:p>
-    <w:p>
-      <w:pPr>
-        <w:pStyle w:val="Pealkiri2"/>
-      </w:pPr>
-      <w:r>
-        <w:t>12.12 Võimalikud välisülekanded</w:t>
-      </w:r>
-    </w:p>
-    <w:p>
-      <w:r>
-        <w:t>• Kui isikuandmeid töödeldakse või tehakse kättesaadavaks väljaspool EL-i või EMP-d, tugineb SotsiaalAI sobivale õiguslikule ülekandemehhanismile, näiteks Euroopa Komisjoni piisavusotsusele või standardsetele lepingutingimustele.</w:t>
-      </w:r>
-    </w:p>
-    <w:p>
-      <w:r>
-        <w:t>• Teatud AI- või kõneteenuste kasutamisel võib sõltuvalt valitud teenusepakkujast toimuda töötlemine või andmete edastus väljaspool EL-i või EMP-d; sellisel juhul rakendatakse sobivat ülekandemehhanismi ja vajaduse korral täiendavaid kaitsemeetmeid.</w:t>
-      </w:r>
-    </w:p>
-    <w:p>
-      <w:pPr>
-        <w:pStyle w:val="Pealkiri2"/>
-      </w:pPr>
-      <w:r>
-        <w:t>12.13 Regulaarne ülevaatus ja testimine</w:t>
-      </w:r>
-    </w:p>
-    <w:p>
-      <w:r>
-        <w:t>• SotsiaalAI vaatab turvameetmed perioodiliselt üle ning ajakohastab neid vastavalt tehnoloogia, riskide, teenuse funktsioonide ja õigusnõuete muutumisele.</w:t>
-      </w:r>
-    </w:p>
-    <w:p>
-      <w:r>
-        <w:t>• Vajaduse korral testitakse meetmete toimivust, sealhulgas taastatavust, õiguskontrollide toimimist ja muude asjakohaste kaitsemeetmete piisavust.</w:t>
-      </w:r>
-    </w:p>
-    <w:p>
-      <w:r>
-        <w:t>• Turvameetmete ülevaatus võib toimuda sisemiste kontrollide, tehniliste auditite, sündmuste analüüsi või muude asjakohaste hindamiste kaudu.</w:t>
-      </w:r>
-    </w:p>
-    <w:p>
-      <w:pPr>
-        <w:pStyle w:val="Pealkiri1"/>
-      </w:pPr>
-      <w:r>
-        <w:t>13. Kinnitused ja jõustumine</w:t>
-      </w:r>
-    </w:p>
-    <w:tbl>
-      <w:tblPr>
-        <w:tblW w:w="0" w:type="auto"/>
-        <w:tblBorders>
-          <w:top w:val="single" w:sz="4" w:space="0" w:color="auto"/>
-          <w:left w:val="single" w:sz="4" w:space="0" w:color="auto"/>
-          <w:bottom w:val="single" w:sz="4" w:space="0" w:color="auto"/>
-          <w:right w:val="single" w:sz="4" w:space="0" w:color="auto"/>
-          <w:insideH w:val="single" w:sz="4" w:space="0" w:color="auto"/>
-          <w:insideV w:val="single" w:sz="4" w:space="0" w:color="auto"/>
-        </w:tblBorders>
-        <w:tblLook w:val="04A0" w:firstRow="1" w:lastRow="0" w:firstColumn="1" w:lastColumn="0" w:noHBand="0" w:noVBand="1"/>
-      </w:tblPr>
-      <w:tblGrid>
-        <w:gridCol w:w="3780"/>
-        <w:gridCol w:w="1813"/>
-        <w:gridCol w:w="1051"/>
-        <w:gridCol w:w="2090"/>
-      </w:tblGrid>
-      <w:tr>
-        <w:tc>
-          <w:tcPr>
-            <w:tcW w:w="0" w:type="auto"/>
-          </w:tcPr>
-          <w:p>
-            <w:r>
-              <w:rPr>
-                <w:b/>
-              </w:rPr>
-              <w:t>Osapool</w:t>
-            </w:r>
-          </w:p>
-        </w:tc>
-        <w:tc>
-          <w:tcPr>
-            <w:tcW w:w="0" w:type="auto"/>
-          </w:tcPr>
-          <w:p>
-            <w:r>
-              <w:rPr>
-                <w:b/>
-              </w:rPr>
-              <w:t>Nimi / ametikoht</w:t>
-            </w:r>
-          </w:p>
-        </w:tc>
-        <w:tc>
-          <w:tcPr>
-            <w:tcW w:w="0" w:type="auto"/>
-          </w:tcPr>
-          <w:p>
-            <w:r>
-              <w:rPr>
-                <w:b/>
-              </w:rPr>
-              <w:t>Kuupäev</w:t>
-            </w:r>
-          </w:p>
-        </w:tc>
-        <w:tc>
-          <w:tcPr>
-            <w:tcW w:w="0" w:type="auto"/>
-          </w:tcPr>
-          <w:p>
-            <w:r>
-              <w:rPr>
-                <w:b/>
-              </w:rPr>
-              <w:t>Allkiri / nõustumine</w:t>
-            </w:r>
-          </w:p>
-        </w:tc>
-      </w:tr>
-      <w:tr>
-        <w:tc>
-          <w:tcPr>
-            <w:tcW w:w="0" w:type="auto"/>
-          </w:tcPr>
-          <w:p>
-            <w:r>
               <w:t>Organisatsiooni esindaja</w:t>
             </w:r>
           </w:p>
         </w:tc>
         <w:tc>
           <w:tcPr>
-            <w:tcW w:w="0" w:type="auto"/>
-          </w:tcPr>
-          <w:p/>
-        </w:tc>
-        <w:tc>
-          <w:tcPr>
-            <w:tcW w:w="0" w:type="auto"/>
-          </w:tcPr>
-          <w:p/>
-        </w:tc>
-        <w:tc>
-          <w:tcPr>
-            <w:tcW w:w="0" w:type="auto"/>
-          </w:tcPr>
-          <w:p/>
-        </w:tc>
-      </w:tr>
-      <w:tr>
-        <w:tc>
-          <w:tcPr>
-            <w:tcW w:w="0" w:type="auto"/>
+            <w:tcW w:w="2721" w:type="dxa"/>
+            <w:tcMar>
+              <w:top w:w="70" w:type="dxa"/>
+              <w:left w:w="90" w:type="dxa"/>
+              <w:bottom w:w="70" w:type="dxa"/>
+              <w:right w:w="90" w:type="dxa"/>
+            </w:tcMar>
+            <w:vAlign w:val="center"/>
           </w:tcPr>
           <w:p>
+            <w:pPr>
+              <w:spacing w:after="0"/>
+            </w:pPr>
             <w:r>
-              <w:lastRenderedPageBreak/>
-              <w:t>Andmekaitse / infoturbe kooskõlastus</w:t>
+              <w:rPr>
+                <w:sz w:val="21"/>
+              </w:rPr>
+              <w:t xml:space="preserve"> </w:t>
             </w:r>
           </w:p>
         </w:tc>
         <w:tc>
           <w:tcPr>
-            <w:tcW w:w="0" w:type="auto"/>
+            <w:tcW w:w="2324" w:type="dxa"/>
+            <w:tcMar>
+              <w:top w:w="70" w:type="dxa"/>
+              <w:left w:w="90" w:type="dxa"/>
+              <w:bottom w:w="70" w:type="dxa"/>
+              <w:right w:w="90" w:type="dxa"/>
+            </w:tcMar>
+            <w:vAlign w:val="center"/>
           </w:tcPr>
-          <w:p/>
-        </w:tc>
-        <w:tc>
-          <w:tcPr>
-            <w:tcW w:w="0" w:type="auto"/>
-          </w:tcPr>
-          <w:p/>
-        </w:tc>
-        <w:tc>
-          <w:tcPr>
-            <w:tcW w:w="0" w:type="auto"/>
-          </w:tcPr>
-          <w:p/>
+          <w:p>
+            <w:pPr>
+              <w:spacing w:after="0"/>
+            </w:pPr>
+            <w:r>
+              <w:rPr>
+                <w:sz w:val="21"/>
+              </w:rPr>
+              <w:t xml:space="preserve"> </w:t>
+            </w:r>
+          </w:p>
         </w:tc>
       </w:tr>
       <w:tr>
+        <w:trPr>
+          <w:trHeight w:val="320"/>
+          <w:jc w:val="center"/>
+        </w:trPr>
         <w:tc>
           <w:tcPr>
-            <w:tcW w:w="0" w:type="auto"/>
+            <w:tcW w:w="3118" w:type="dxa"/>
+            <w:tcMar>
+              <w:top w:w="70" w:type="dxa"/>
+              <w:left w:w="90" w:type="dxa"/>
+              <w:bottom w:w="70" w:type="dxa"/>
+              <w:right w:w="90" w:type="dxa"/>
+            </w:tcMar>
+            <w:vAlign w:val="center"/>
           </w:tcPr>
           <w:p>
+            <w:pPr>
+              <w:spacing w:after="0"/>
+            </w:pPr>
             <w:r>
-              <w:t>Töötaja teadmiseks võtmine</w:t>
+              <w:rPr>
+                <w:sz w:val="21"/>
+              </w:rPr>
+              <w:t>SotsiaalAI OÜ esindaja</w:t>
             </w:r>
           </w:p>
         </w:tc>
         <w:tc>
           <w:tcPr>
-            <w:tcW w:w="0" w:type="auto"/>
-          </w:tcPr>
-          <w:p/>
-        </w:tc>
-        <w:tc>
-          <w:tcPr>
-            <w:tcW w:w="0" w:type="auto"/>
-          </w:tcPr>
-          <w:p/>
-        </w:tc>
-        <w:tc>
-          <w:tcPr>
-            <w:tcW w:w="0" w:type="auto"/>
-          </w:tcPr>
-          <w:p/>
-        </w:tc>
-      </w:tr>
-      <w:tr>
-        <w:tc>
-          <w:tcPr>
-            <w:tcW w:w="0" w:type="auto"/>
+            <w:tcW w:w="2721" w:type="dxa"/>
+            <w:tcMar>
+              <w:top w:w="70" w:type="dxa"/>
+              <w:left w:w="90" w:type="dxa"/>
+              <w:bottom w:w="70" w:type="dxa"/>
+              <w:right w:w="90" w:type="dxa"/>
+            </w:tcMar>
+            <w:vAlign w:val="center"/>
           </w:tcPr>
           <w:p>
+            <w:pPr>
+              <w:spacing w:after="0"/>
+            </w:pPr>
             <w:r>
-              <w:t>SotsiaalAI OÜ kinnitus (vajaduse korral)</w:t>
+              <w:rPr>
+                <w:sz w:val="21"/>
+              </w:rPr>
+              <w:t xml:space="preserve"> </w:t>
+            </w:r>
+            <w:r>
+              <w:rPr>
+                <w:sz w:val="21"/>
+              </w:rPr>
+              <w:t>Laur Raudsoo, juhatuse liige</w:t>
             </w:r>
           </w:p>
         </w:tc>
         <w:tc>
           <w:tcPr>
-            <w:tcW w:w="0" w:type="auto"/>
+            <w:tcW w:w="2324" w:type="dxa"/>
+            <w:tcMar>
+              <w:top w:w="70" w:type="dxa"/>
+              <w:left w:w="90" w:type="dxa"/>
+              <w:bottom w:w="70" w:type="dxa"/>
+              <w:right w:w="90" w:type="dxa"/>
+            </w:tcMar>
+            <w:vAlign w:val="center"/>
           </w:tcPr>
-          <w:p/>
+          <w:p>
+            <w:pPr>
+              <w:spacing w:after="0"/>
+            </w:pPr>
+            <w:r>
+              <w:rPr>
+                <w:sz w:val="21"/>
+              </w:rPr>
+              <w:t xml:space="preserve"> </w:t>
+            </w:r>
+            <w:r>
+              <w:rPr>
+                <w:sz w:val="21"/>
+              </w:rPr>
+              <w:t>11.04.2026, allkiri digitaalne</w:t>
+            </w:r>
+          </w:p>
+        </w:tc>
+      </w:tr>
+      <w:tr>
+        <w:trPr>
+          <w:trHeight w:val="320"/>
+          <w:jc w:val="center"/>
+        </w:trPr>
+        <w:tc>
+          <w:tcPr>
+            <w:tcW w:w="3118" w:type="dxa"/>
+            <w:tcMar>
+              <w:top w:w="70" w:type="dxa"/>
+              <w:left w:w="90" w:type="dxa"/>
+              <w:bottom w:w="70" w:type="dxa"/>
+              <w:right w:w="90" w:type="dxa"/>
+            </w:tcMar>
+            <w:vAlign w:val="center"/>
+          </w:tcPr>
+          <w:p>
+            <w:pPr>
+              <w:spacing w:after="0"/>
+            </w:pPr>
+            <w:r>
+              <w:rPr>
+                <w:sz w:val="21"/>
+              </w:rPr>
+              <w:t>Töötaja (teadmiseks võtmine)</w:t>
+            </w:r>
+          </w:p>
         </w:tc>
         <w:tc>
           <w:tcPr>
-            <w:tcW w:w="0" w:type="auto"/>
+            <w:tcW w:w="2721" w:type="dxa"/>
+            <w:tcMar>
+              <w:top w:w="70" w:type="dxa"/>
+              <w:left w:w="90" w:type="dxa"/>
+              <w:bottom w:w="70" w:type="dxa"/>
+              <w:right w:w="90" w:type="dxa"/>
+            </w:tcMar>
+            <w:vAlign w:val="center"/>
           </w:tcPr>
-          <w:p/>
+          <w:p>
+            <w:pPr>
+              <w:spacing w:after="0"/>
+            </w:pPr>
+            <w:r>
+              <w:rPr>
+                <w:sz w:val="21"/>
+              </w:rPr>
+              <w:t xml:space="preserve"> </w:t>
+            </w:r>
+          </w:p>
         </w:tc>
         <w:tc>
           <w:tcPr>
-            <w:tcW w:w="0" w:type="auto"/>
+            <w:tcW w:w="2324" w:type="dxa"/>
+            <w:tcMar>
+              <w:top w:w="70" w:type="dxa"/>
+              <w:left w:w="90" w:type="dxa"/>
+              <w:bottom w:w="70" w:type="dxa"/>
+              <w:right w:w="90" w:type="dxa"/>
+            </w:tcMar>
+            <w:vAlign w:val="center"/>
           </w:tcPr>
-          <w:p/>
+          <w:p>
+            <w:pPr>
+              <w:spacing w:after="0"/>
+            </w:pPr>
+            <w:r>
+              <w:rPr>
+                <w:sz w:val="21"/>
+              </w:rPr>
+              <w:t xml:space="preserve"> </w:t>
+            </w:r>
+          </w:p>
         </w:tc>
       </w:tr>
     </w:tbl>
-    <w:p/>
-    <w:p>
-      <w:r>
-        <w:t>Käesolev dokument jõustub organisatsiooni sisemise tööalase kasutuse alusena allkirjastamise või kinnitamise hetkest. Tööandja ja töötaja allkirjad loovad sisemise kasutusloa ja kasutusreeglid, kuid ei seo iseenesest SotsiaalAI-d volitatud töötlejana. Peatükk 11 kohaldub SotsiaalAI suhtes ainult juhul, kui SotsiaalAI on selle siduvalt aktsepteerinud.</w:t>
-      </w:r>
-    </w:p>
     <w:p>
       <w:pPr>
-        <w:pStyle w:val="Pealkiri1"/>
+        <w:spacing w:before="200" w:line="264" w:lineRule="auto"/>
       </w:pPr>
-      <w:r>
-        <w:t>14. Organisatsiooni lühike kasutuselevõtu kontroll-leht</w:t>
-      </w:r>
-    </w:p>
-    <w:p>
-      <w:r>
-        <w:t>☐ Organisatsioon on otsustanud, millistes töövoogudes SotsiaalAI-d tohib kasutada.</w:t>
-      </w:r>
-    </w:p>
-    <w:p>
-      <w:r>
-        <w:t>☐ Organisatsioon on otsustanud, milliseid andmekategooriaid võib platvormi sisestada.</w:t>
-      </w:r>
-    </w:p>
-    <w:p>
-      <w:r>
-        <w:t>☐ Organisatsioon on andnud töötajatele kirjalikud juhised minimaalsuse ja lubatud kasutuse kohta.</w:t>
-      </w:r>
-    </w:p>
-    <w:p>
-      <w:r>
-        <w:t>☐ Vajaduse korral on hinnatud DPIA, välisülekannete, teenusepakkujate kasutamise ja volitatud töötleja tingimuste küsimused.</w:t>
-      </w:r>
-    </w:p>
-    <w:p>
-      <w:r>
-        <w:t>☐ Töötajaid on teavitatud, et SotsiaalAI väljund on abistav ega asenda professionaalset otsust.</w:t>
-      </w:r>
-    </w:p>
-    <w:p>
-      <w:r>
-        <w:t>☐ Organisatsioon on määranud kontaktisiku andmekaitse ja turbe küsimuste jaoks.</w:t>
-      </w:r>
     </w:p>
     <w:sectPr>
       <w:headerReference w:type="default" r:id="rId8"/>
-      <w:pgSz w:w="11906" w:h="16838"/>
-      <w:pgMar w:top="1417" w:right="1134" w:bottom="1134" w:left="1134" w:header="708" w:footer="708" w:gutter="0"/>
-      <w:cols w:space="708"/>
+      <w:pgSz w:w="12240" w:h="15840"/>
+      <w:pgMar w:top="1247" w:right="1304" w:bottom="1247" w:left="1304" w:header="720" w:footer="720" w:gutter="0"/>
+      <w:cols w:space="720"/>
       <w:docGrid w:linePitch="360"/>
     </w:sectPr>
   </w:body>
@@ -2236,18 +789,11 @@
 <w:hdr xmlns:wpc="http://schemas.microsoft.com/office/word/2010/wordprocessingCanvas" xmlns:cx="http://schemas.microsoft.com/office/drawing/2014/chartex" xmlns:cx1="http://schemas.microsoft.com/office/drawing/2015/9/8/chartex" xmlns:cx2="http://schemas.microsoft.com/office/drawing/2015/10/21/chartex" xmlns:cx3="http://schemas.microsoft.com/office/drawing/2016/5/9/chartex" xmlns:cx4="http://schemas.microsoft.com/office/drawing/2016/5/10/chartex" xmlns:cx5="http://schemas.microsoft.com/office/drawing/2016/5/11/chartex" xmlns:cx6="http://schemas.microsoft.com/office/drawing/2016/5/12/chartex" xmlns:cx7="http://schemas.microsoft.com/office/drawing/2016/5/13/chartex" xmlns:cx8="http://schemas.microsoft.com/office/drawing/2016/5/14/chartex" xmlns:mc="http://schemas.openxmlformats.org/markup-compatibility/2006" xmlns:aink="http://schemas.microsoft.com/office/drawing/2016/ink" xmlns:am3d="http://schemas.microsoft.com/office/drawing/2017/model3d" xmlns:o="urn:schemas-microsoft-com:office:office" xmlns:oel="http://schemas.microsoft.com/office/2019/extlst" xmlns:r="http://schemas.openxmlformats.org/officeDocument/2006/relationships" xmlns:m="http://schemas.openxmlformats.org/officeDocument/2006/math" xmlns:v="urn:schemas-microsoft-com:vml" xmlns:wp14="http://schemas.microsoft.com/office/word/2010/wordprocessingDrawing" xmlns:wp="http://schemas.openxmlformats.org/drawingml/2006/wordprocessingDrawing" xmlns:w10="urn:schemas-microsoft-com:office:word" xmlns:w="http://schemas.openxmlformats.org/wordprocessingml/2006/main" xmlns:w14="http://schemas.microsoft.com/office/word/2010/wordml" xmlns:w15="http://schemas.microsoft.com/office/word/2012/wordml" xmlns:w16cex="http://schemas.microsoft.com/office/word/2018/wordml/cex" xmlns:w16cid="http://schemas.microsoft.com/office/word/2016/wordml/cid" xmlns:w16="http://schemas.microsoft.com/office/word/2018/wordml" xmlns:w16du="http://schemas.microsoft.com/office/word/2023/wordml/word16du" xmlns:w16sdtdh="http://schemas.microsoft.com/office/word/2020/wordml/sdtdatahash" xmlns:w16sdtfl="http://schemas.microsoft.com/office/word/2024/wordml/sdtformatlock" xmlns:w16se="http://schemas.microsoft.com/office/word/2015/wordml/symex" xmlns:wpg="http://schemas.microsoft.com/office/word/2010/wordprocessingGroup" xmlns:wpi="http://schemas.microsoft.com/office/word/2010/wordprocessingInk" xmlns:wne="http://schemas.microsoft.com/office/word/2006/wordml" xmlns:wps="http://schemas.microsoft.com/office/word/2010/wordprocessingShape" mc:Ignorable="w14 w15 w16se w16cid w16 w16cex w16sdtdh w16sdtfl w16du wp14">
   <w:p>
     <w:pPr>
+      <w:pStyle w:val="Pis"/>
       <w:jc w:val="right"/>
     </w:pPr>
     <w:r>
-      <w:t xml:space="preserve">Versioon: 1.0 </w:t>
-    </w:r>
-  </w:p>
-  <w:p>
-    <w:pPr>
-      <w:jc w:val="right"/>
-    </w:pPr>
-    <w:r>
-      <w:t>15.03.2026</w:t>
+      <w:t>11.04.2026</w:t>
     </w:r>
   </w:p>
 </w:hdr>
@@ -2426,31 +972,31 @@
       </w:rPr>
     </w:lvl>
   </w:abstractNum>
-  <w:num w:numId="1" w16cid:durableId="260375380">
+  <w:num w:numId="1" w16cid:durableId="1324698678">
     <w:abstractNumId w:val="8"/>
   </w:num>
-  <w:num w:numId="2" w16cid:durableId="1152676869">
+  <w:num w:numId="2" w16cid:durableId="64110962">
     <w:abstractNumId w:val="6"/>
   </w:num>
-  <w:num w:numId="3" w16cid:durableId="1612199609">
+  <w:num w:numId="3" w16cid:durableId="138234095">
     <w:abstractNumId w:val="5"/>
   </w:num>
-  <w:num w:numId="4" w16cid:durableId="876742860">
+  <w:num w:numId="4" w16cid:durableId="453063011">
     <w:abstractNumId w:val="4"/>
   </w:num>
-  <w:num w:numId="5" w16cid:durableId="260840905">
+  <w:num w:numId="5" w16cid:durableId="1306885693">
     <w:abstractNumId w:val="7"/>
   </w:num>
-  <w:num w:numId="6" w16cid:durableId="1553883049">
+  <w:num w:numId="6" w16cid:durableId="1177647664">
     <w:abstractNumId w:val="3"/>
   </w:num>
-  <w:num w:numId="7" w16cid:durableId="1519391147">
+  <w:num w:numId="7" w16cid:durableId="311296156">
     <w:abstractNumId w:val="2"/>
   </w:num>
-  <w:num w:numId="8" w16cid:durableId="473722179">
+  <w:num w:numId="8" w16cid:durableId="1813673781">
     <w:abstractNumId w:val="1"/>
   </w:num>
-  <w:num w:numId="9" w16cid:durableId="1047148367">
+  <w:num w:numId="9" w16cid:durableId="105586896">
     <w:abstractNumId w:val="0"/>
   </w:num>
 </w:numbering>
@@ -2846,12 +1392,8 @@
     <w:name w:val="Normal"/>
     <w:qFormat/>
     <w:rsid w:val="00FC693F"/>
-    <w:pPr>
-      <w:spacing w:after="120"/>
-    </w:pPr>
     <w:rPr>
-      <w:rFonts w:ascii="Aptos" w:hAnsi="Aptos"/>
-      <w:sz w:val="21"/>
+      <w:rFonts w:ascii="Aptos" w:eastAsia="Aptos" w:hAnsi="Aptos"/>
     </w:rPr>
   </w:style>
   <w:style w:type="paragraph" w:styleId="Pealkiri1">
@@ -2872,8 +1414,8 @@
       <w:rFonts w:asciiTheme="majorHAnsi" w:eastAsiaTheme="majorEastAsia" w:hAnsiTheme="majorHAnsi" w:cstheme="majorBidi"/>
       <w:b/>
       <w:bCs/>
-      <w:color w:val="365F91" w:themeColor="accent1" w:themeShade="BF"/>
-      <w:sz w:val="28"/>
+      <w:color w:val="7A3E3E"/>
+      <w:sz w:val="26"/>
       <w:szCs w:val="28"/>
     </w:rPr>
   </w:style>
@@ -2896,8 +1438,8 @@
       <w:rFonts w:asciiTheme="majorHAnsi" w:eastAsiaTheme="majorEastAsia" w:hAnsiTheme="majorHAnsi" w:cstheme="majorBidi"/>
       <w:b/>
       <w:bCs/>
-      <w:color w:val="4F81BD" w:themeColor="accent1"/>
-      <w:sz w:val="26"/>
+      <w:color w:val="464646"/>
+      <w:sz w:val="23"/>
       <w:szCs w:val="26"/>
     </w:rPr>
   </w:style>
@@ -3066,7 +1608,6 @@
   <w:style w:type="character" w:default="1" w:styleId="Liguvaikefont">
     <w:name w:val="Default Paragraph Font"/>
     <w:uiPriority w:val="1"/>
-    <w:semiHidden/>
     <w:unhideWhenUsed/>
   </w:style>
   <w:style w:type="table" w:default="1" w:styleId="Normaaltabel">
@@ -3203,10 +1744,11 @@
     </w:pPr>
     <w:rPr>
       <w:rFonts w:asciiTheme="majorHAnsi" w:eastAsiaTheme="majorEastAsia" w:hAnsiTheme="majorHAnsi" w:cstheme="majorBidi"/>
-      <w:color w:val="17365D" w:themeColor="text2" w:themeShade="BF"/>
+      <w:b/>
+      <w:color w:val="7A3E3E"/>
       <w:spacing w:val="5"/>
       <w:kern w:val="28"/>
-      <w:sz w:val="52"/>
+      <w:sz w:val="40"/>
       <w:szCs w:val="52"/>
     </w:rPr>
   </w:style>
@@ -3282,6 +1824,9 @@
     <w:uiPriority w:val="99"/>
     <w:unhideWhenUsed/>
     <w:rsid w:val="00AA1D8D"/>
+    <w:pPr>
+      <w:spacing w:after="120"/>
+    </w:pPr>
   </w:style>
   <w:style w:type="character" w:customStyle="1" w:styleId="KehatekstMrk">
     <w:name w:val="Kehatekst Märk"/>
@@ -3298,7 +1843,7 @@
     <w:unhideWhenUsed/>
     <w:rsid w:val="00AA1D8D"/>
     <w:pPr>
-      <w:spacing w:line="480" w:lineRule="auto"/>
+      <w:spacing w:after="120" w:line="480" w:lineRule="auto"/>
     </w:pPr>
   </w:style>
   <w:style w:type="character" w:customStyle="1" w:styleId="Kehatekst2Mrk">
@@ -3315,6 +1860,9 @@
     <w:uiPriority w:val="99"/>
     <w:unhideWhenUsed/>
     <w:rsid w:val="00AA1D8D"/>
+    <w:pPr>
+      <w:spacing w:after="120"/>
+    </w:pPr>
     <w:rPr>
       <w:sz w:val="16"/>
       <w:szCs w:val="16"/>
@@ -3449,6 +1997,7 @@
     <w:unhideWhenUsed/>
     <w:rsid w:val="0029639D"/>
     <w:pPr>
+      <w:spacing w:after="120"/>
       <w:ind w:left="360"/>
       <w:contextualSpacing/>
     </w:pPr>
@@ -3460,6 +2009,7 @@
     <w:unhideWhenUsed/>
     <w:rsid w:val="0029639D"/>
     <w:pPr>
+      <w:spacing w:after="120"/>
       <w:ind w:left="720"/>
       <w:contextualSpacing/>
     </w:pPr>
@@ -3471,6 +2021,7 @@
     <w:unhideWhenUsed/>
     <w:rsid w:val="0029639D"/>
     <w:pPr>
+      <w:spacing w:after="120"/>
       <w:ind w:left="1080"/>
       <w:contextualSpacing/>
     </w:pPr>
@@ -13833,50 +12384,6 @@
         <w:shd w:val="clear" w:color="auto" w:fill="FBCAA2" w:themeFill="accent6" w:themeFillTint="7F"/>
       </w:tcPr>
     </w:tblStylePr>
-  </w:style>
-  <w:style w:type="paragraph" w:customStyle="1" w:styleId="SotsTitle">
-    <w:name w:val="SotsTitle"/>
-    <w:basedOn w:val="Pealkiri"/>
-    <w:rPr>
-      <w:rFonts w:ascii="Aptos" w:hAnsi="Aptos"/>
-      <w:b/>
-      <w:color w:val="163A63"/>
-      <w:sz w:val="44"/>
-    </w:rPr>
-  </w:style>
-  <w:style w:type="paragraph" w:customStyle="1" w:styleId="SotsSub">
-    <w:name w:val="SotsSub"/>
-    <w:basedOn w:val="Alapealkiri"/>
-    <w:rPr>
-      <w:rFonts w:ascii="Aptos" w:hAnsi="Aptos"/>
-      <w:color w:val="5A6B7D"/>
-      <w:sz w:val="22"/>
-    </w:rPr>
-  </w:style>
-  <w:style w:type="paragraph" w:customStyle="1" w:styleId="SotsH1">
-    <w:name w:val="SotsH1"/>
-    <w:basedOn w:val="Pealkiri1"/>
-    <w:rPr>
-      <w:rFonts w:ascii="Aptos" w:hAnsi="Aptos"/>
-      <w:color w:val="163A63"/>
-      <w:sz w:val="30"/>
-    </w:rPr>
-  </w:style>
-  <w:style w:type="paragraph" w:customStyle="1" w:styleId="SotsH2">
-    <w:name w:val="SotsH2"/>
-    <w:basedOn w:val="Pealkiri2"/>
-    <w:rPr>
-      <w:rFonts w:ascii="Aptos" w:hAnsi="Aptos"/>
-      <w:color w:val="244E7A"/>
-      <w:sz w:val="24"/>
-    </w:rPr>
-  </w:style>
-  <w:style w:type="paragraph" w:customStyle="1" w:styleId="SotsBody">
-    <w:name w:val="SotsBody"/>
-    <w:basedOn w:val="Normaallaad"/>
-    <w:rPr>
-      <w:color w:val="222222"/>
-    </w:rPr>
   </w:style>
 </w:styles>
 </file>

--- a/public/legal/SotsiaalAI_raamdokument.docx
+++ b/public/legal/SotsiaalAI_raamdokument.docx
@@ -7,9 +7,35 @@
         <w:pStyle w:val="Pealkiri"/>
         <w:jc w:val="center"/>
       </w:pPr>
-      <w:r>
-        <w:t>SotsiaalAI tööalase kasutuse ühenddokument</w:t>
-      </w:r>
+      <w:proofErr w:type="spellStart"/>
+      <w:r>
+        <w:t>SotsiaalAI</w:t>
+      </w:r>
+      <w:proofErr w:type="spellEnd"/>
+      <w:r>
+        <w:t xml:space="preserve"> </w:t>
+      </w:r>
+      <w:proofErr w:type="spellStart"/>
+      <w:r>
+        <w:t>tööalase</w:t>
+      </w:r>
+      <w:proofErr w:type="spellEnd"/>
+      <w:r>
+        <w:t xml:space="preserve"> </w:t>
+      </w:r>
+      <w:proofErr w:type="spellStart"/>
+      <w:r>
+        <w:t>kasutuse</w:t>
+      </w:r>
+      <w:proofErr w:type="spellEnd"/>
+      <w:r>
+        <w:t xml:space="preserve"> </w:t>
+      </w:r>
+      <w:proofErr w:type="spellStart"/>
+      <w:r>
+        <w:t>ühenddokument</w:t>
+      </w:r>
+      <w:proofErr w:type="spellEnd"/>
     </w:p>
     <w:p/>
     <w:p>
@@ -18,7 +44,23 @@
         <w:spacing w:before="200" w:after="80"/>
       </w:pPr>
       <w:r>
-        <w:t>1. Milleks see dokument on</w:t>
+        <w:t xml:space="preserve">1. </w:t>
+      </w:r>
+      <w:proofErr w:type="spellStart"/>
+      <w:r>
+        <w:t>Milleks</w:t>
+      </w:r>
+      <w:proofErr w:type="spellEnd"/>
+      <w:r>
+        <w:t xml:space="preserve"> see </w:t>
+      </w:r>
+      <w:proofErr w:type="spellStart"/>
+      <w:r>
+        <w:t>dokument</w:t>
+      </w:r>
+      <w:proofErr w:type="spellEnd"/>
+      <w:r>
+        <w:t xml:space="preserve"> on</w:t>
       </w:r>
     </w:p>
     <w:p>
@@ -26,15 +68,500 @@
         <w:spacing w:after="120" w:line="283" w:lineRule="auto"/>
       </w:pPr>
       <w:r>
-        <w:t>See dokument annab ühes failis organisatsiooni tööalase kasutuse loa, kasutamise põhireeglid, töötaja kinnituse ning organisatsiooni ja SotsiaalAI vahelise kokkuleppe andmete töötlemise kohta ulatuses, milles SotsiaalAI töötleb andmeid organisatsiooni nimel.</w:t>
+        <w:t xml:space="preserve">See </w:t>
+      </w:r>
+      <w:proofErr w:type="spellStart"/>
+      <w:r>
+        <w:t>dokument</w:t>
+      </w:r>
+      <w:proofErr w:type="spellEnd"/>
+      <w:r>
+        <w:t xml:space="preserve"> </w:t>
+      </w:r>
+      <w:proofErr w:type="spellStart"/>
+      <w:r>
+        <w:t>annab</w:t>
+      </w:r>
+      <w:proofErr w:type="spellEnd"/>
+      <w:r>
+        <w:t xml:space="preserve"> </w:t>
+      </w:r>
+      <w:proofErr w:type="spellStart"/>
+      <w:r>
+        <w:t>ühes</w:t>
+      </w:r>
+      <w:proofErr w:type="spellEnd"/>
+      <w:r>
+        <w:t xml:space="preserve"> </w:t>
+      </w:r>
+      <w:proofErr w:type="spellStart"/>
+      <w:r>
+        <w:t>failis</w:t>
+      </w:r>
+      <w:proofErr w:type="spellEnd"/>
+      <w:r>
+        <w:t xml:space="preserve"> </w:t>
+      </w:r>
+      <w:proofErr w:type="spellStart"/>
+      <w:r>
+        <w:t>organisatsiooni</w:t>
+      </w:r>
+      <w:proofErr w:type="spellEnd"/>
+      <w:r>
+        <w:t xml:space="preserve"> </w:t>
+      </w:r>
+      <w:proofErr w:type="spellStart"/>
+      <w:r>
+        <w:t>tööalase</w:t>
+      </w:r>
+      <w:proofErr w:type="spellEnd"/>
+      <w:r>
+        <w:t xml:space="preserve"> </w:t>
+      </w:r>
+      <w:proofErr w:type="spellStart"/>
+      <w:r>
+        <w:t>kasutuse</w:t>
+      </w:r>
+      <w:proofErr w:type="spellEnd"/>
+      <w:r>
+        <w:t xml:space="preserve"> loa, </w:t>
+      </w:r>
+      <w:proofErr w:type="spellStart"/>
+      <w:r>
+        <w:t>kasutamise</w:t>
+      </w:r>
+      <w:proofErr w:type="spellEnd"/>
+      <w:r>
+        <w:t xml:space="preserve"> </w:t>
+      </w:r>
+      <w:proofErr w:type="spellStart"/>
+      <w:r>
+        <w:t>põhireeglid</w:t>
+      </w:r>
+      <w:proofErr w:type="spellEnd"/>
+      <w:r>
+        <w:t xml:space="preserve">, </w:t>
+      </w:r>
+      <w:proofErr w:type="spellStart"/>
+      <w:r>
+        <w:t>töötaja</w:t>
+      </w:r>
+      <w:proofErr w:type="spellEnd"/>
+      <w:r>
+        <w:t xml:space="preserve"> </w:t>
+      </w:r>
+      <w:proofErr w:type="spellStart"/>
+      <w:r>
+        <w:t>kinnituse</w:t>
+      </w:r>
+      <w:proofErr w:type="spellEnd"/>
+      <w:r>
+        <w:t xml:space="preserve"> </w:t>
+      </w:r>
+      <w:proofErr w:type="spellStart"/>
+      <w:r>
+        <w:t>ning</w:t>
+      </w:r>
+      <w:proofErr w:type="spellEnd"/>
+      <w:r>
+        <w:t xml:space="preserve"> </w:t>
+      </w:r>
+      <w:proofErr w:type="spellStart"/>
+      <w:r>
+        <w:t>organisatsiooni</w:t>
+      </w:r>
+      <w:proofErr w:type="spellEnd"/>
+      <w:r>
+        <w:t xml:space="preserve"> ja </w:t>
+      </w:r>
+      <w:proofErr w:type="spellStart"/>
+      <w:r>
+        <w:t>SotsiaalAI</w:t>
+      </w:r>
+      <w:proofErr w:type="spellEnd"/>
+      <w:r>
+        <w:t xml:space="preserve"> </w:t>
+      </w:r>
+      <w:proofErr w:type="spellStart"/>
+      <w:r>
+        <w:t>vahelise</w:t>
+      </w:r>
+      <w:proofErr w:type="spellEnd"/>
+      <w:r>
+        <w:t xml:space="preserve"> </w:t>
+      </w:r>
+      <w:proofErr w:type="spellStart"/>
+      <w:r>
+        <w:t>kokkuleppe</w:t>
+      </w:r>
+      <w:proofErr w:type="spellEnd"/>
+      <w:r>
+        <w:t xml:space="preserve"> </w:t>
+      </w:r>
+      <w:proofErr w:type="spellStart"/>
+      <w:r>
+        <w:t>andmete</w:t>
+      </w:r>
+      <w:proofErr w:type="spellEnd"/>
+      <w:r>
+        <w:t xml:space="preserve"> </w:t>
+      </w:r>
+      <w:proofErr w:type="spellStart"/>
+      <w:r>
+        <w:t>töötlemise</w:t>
+      </w:r>
+      <w:proofErr w:type="spellEnd"/>
+      <w:r>
+        <w:t xml:space="preserve"> </w:t>
+      </w:r>
+      <w:proofErr w:type="spellStart"/>
+      <w:r>
+        <w:t>kohta</w:t>
+      </w:r>
+      <w:proofErr w:type="spellEnd"/>
+      <w:r>
+        <w:t xml:space="preserve"> </w:t>
+      </w:r>
+      <w:proofErr w:type="spellStart"/>
+      <w:r>
+        <w:t>ulatuses</w:t>
+      </w:r>
+      <w:proofErr w:type="spellEnd"/>
+      <w:r>
+        <w:t xml:space="preserve">, </w:t>
+      </w:r>
+      <w:proofErr w:type="spellStart"/>
+      <w:r>
+        <w:t>milles</w:t>
+      </w:r>
+      <w:proofErr w:type="spellEnd"/>
+      <w:r>
+        <w:t xml:space="preserve"> </w:t>
+      </w:r>
+      <w:proofErr w:type="spellStart"/>
+      <w:r>
+        <w:t>SotsiaalAI</w:t>
+      </w:r>
+      <w:proofErr w:type="spellEnd"/>
+      <w:r>
+        <w:t xml:space="preserve"> </w:t>
+      </w:r>
+      <w:proofErr w:type="spellStart"/>
+      <w:r>
+        <w:t>töötleb</w:t>
+      </w:r>
+      <w:proofErr w:type="spellEnd"/>
+      <w:r>
+        <w:t xml:space="preserve"> </w:t>
+      </w:r>
+      <w:proofErr w:type="spellStart"/>
+      <w:r>
+        <w:t>andmeid</w:t>
+      </w:r>
+      <w:proofErr w:type="spellEnd"/>
+      <w:r>
+        <w:t xml:space="preserve"> </w:t>
+      </w:r>
+      <w:proofErr w:type="spellStart"/>
+      <w:r>
+        <w:t>organisatsiooni</w:t>
+      </w:r>
+      <w:proofErr w:type="spellEnd"/>
+      <w:r>
+        <w:t xml:space="preserve"> </w:t>
+      </w:r>
+      <w:proofErr w:type="spellStart"/>
+      <w:r>
+        <w:t>nimel</w:t>
+      </w:r>
+      <w:proofErr w:type="spellEnd"/>
+      <w:r>
+        <w:t>.</w:t>
       </w:r>
     </w:p>
     <w:p>
       <w:pPr>
         <w:spacing w:after="120" w:line="283" w:lineRule="auto"/>
       </w:pPr>
-      <w:r>
-        <w:t>SotsiaalAI on töövahend. Seda võib kasutada dokumentide, kirjade, kokkuvõtete, aruannete ja teiste töömustandite ettevalmistamiseks, info korrastamiseks ning tööks vajalike failide hoidmiseks ja kasutamiseks platvormis. SotsiaalAI aitab töötajat, kuid ei tee otsuseid inimese eest. Kõik oluline kontrollitakse enne kasutamist inimese poolt üle.</w:t>
+      <w:proofErr w:type="spellStart"/>
+      <w:r>
+        <w:t>SotsiaalAI</w:t>
+      </w:r>
+      <w:proofErr w:type="spellEnd"/>
+      <w:r>
+        <w:t xml:space="preserve"> on </w:t>
+      </w:r>
+      <w:proofErr w:type="spellStart"/>
+      <w:r>
+        <w:t>töövahend</w:t>
+      </w:r>
+      <w:proofErr w:type="spellEnd"/>
+      <w:r>
+        <w:t xml:space="preserve">. Seda </w:t>
+      </w:r>
+      <w:proofErr w:type="spellStart"/>
+      <w:r>
+        <w:t>võib</w:t>
+      </w:r>
+      <w:proofErr w:type="spellEnd"/>
+      <w:r>
+        <w:t xml:space="preserve"> </w:t>
+      </w:r>
+      <w:proofErr w:type="spellStart"/>
+      <w:r>
+        <w:t>kasutada</w:t>
+      </w:r>
+      <w:proofErr w:type="spellEnd"/>
+      <w:r>
+        <w:t xml:space="preserve"> </w:t>
+      </w:r>
+      <w:proofErr w:type="spellStart"/>
+      <w:r>
+        <w:t>dokumentide</w:t>
+      </w:r>
+      <w:proofErr w:type="spellEnd"/>
+      <w:r>
+        <w:t xml:space="preserve">, </w:t>
+      </w:r>
+      <w:proofErr w:type="spellStart"/>
+      <w:r>
+        <w:t>kirjade</w:t>
+      </w:r>
+      <w:proofErr w:type="spellEnd"/>
+      <w:r>
+        <w:t xml:space="preserve">, </w:t>
+      </w:r>
+      <w:proofErr w:type="spellStart"/>
+      <w:r>
+        <w:t>kokkuvõtete</w:t>
+      </w:r>
+      <w:proofErr w:type="spellEnd"/>
+      <w:r>
+        <w:t xml:space="preserve">, </w:t>
+      </w:r>
+      <w:proofErr w:type="spellStart"/>
+      <w:r>
+        <w:t>aruannete</w:t>
+      </w:r>
+      <w:proofErr w:type="spellEnd"/>
+      <w:r>
+        <w:t xml:space="preserve"> ja </w:t>
+      </w:r>
+      <w:proofErr w:type="spellStart"/>
+      <w:r>
+        <w:t>teiste</w:t>
+      </w:r>
+      <w:proofErr w:type="spellEnd"/>
+      <w:r>
+        <w:t xml:space="preserve"> </w:t>
+      </w:r>
+      <w:proofErr w:type="spellStart"/>
+      <w:r>
+        <w:t>töömustandite</w:t>
+      </w:r>
+      <w:proofErr w:type="spellEnd"/>
+      <w:r>
+        <w:t xml:space="preserve"> </w:t>
+      </w:r>
+      <w:proofErr w:type="spellStart"/>
+      <w:r>
+        <w:t>ettevalmistamiseks</w:t>
+      </w:r>
+      <w:proofErr w:type="spellEnd"/>
+      <w:r>
+        <w:t xml:space="preserve">, info </w:t>
+      </w:r>
+      <w:proofErr w:type="spellStart"/>
+      <w:r>
+        <w:t>korrastamiseks</w:t>
+      </w:r>
+      <w:proofErr w:type="spellEnd"/>
+      <w:r>
+        <w:t xml:space="preserve"> </w:t>
+      </w:r>
+      <w:proofErr w:type="spellStart"/>
+      <w:r>
+        <w:t>ning</w:t>
+      </w:r>
+      <w:proofErr w:type="spellEnd"/>
+      <w:r>
+        <w:t xml:space="preserve"> </w:t>
+      </w:r>
+      <w:proofErr w:type="spellStart"/>
+      <w:r>
+        <w:t>tööks</w:t>
+      </w:r>
+      <w:proofErr w:type="spellEnd"/>
+      <w:r>
+        <w:t xml:space="preserve"> </w:t>
+      </w:r>
+      <w:proofErr w:type="spellStart"/>
+      <w:r>
+        <w:t>vajalike</w:t>
+      </w:r>
+      <w:proofErr w:type="spellEnd"/>
+      <w:r>
+        <w:t xml:space="preserve"> </w:t>
+      </w:r>
+      <w:proofErr w:type="spellStart"/>
+      <w:r>
+        <w:t>failide</w:t>
+      </w:r>
+      <w:proofErr w:type="spellEnd"/>
+      <w:r>
+        <w:t xml:space="preserve"> </w:t>
+      </w:r>
+      <w:proofErr w:type="spellStart"/>
+      <w:r>
+        <w:t>hoidmiseks</w:t>
+      </w:r>
+      <w:proofErr w:type="spellEnd"/>
+      <w:r>
+        <w:t xml:space="preserve"> ja </w:t>
+      </w:r>
+      <w:proofErr w:type="spellStart"/>
+      <w:r>
+        <w:t>kasutamiseks</w:t>
+      </w:r>
+      <w:proofErr w:type="spellEnd"/>
+      <w:r>
+        <w:t xml:space="preserve"> </w:t>
+      </w:r>
+      <w:proofErr w:type="spellStart"/>
+      <w:r>
+        <w:t>platvormis</w:t>
+      </w:r>
+      <w:proofErr w:type="spellEnd"/>
+      <w:r>
+        <w:t xml:space="preserve">. </w:t>
+      </w:r>
+      <w:proofErr w:type="spellStart"/>
+      <w:r>
+        <w:t>SotsiaalAI</w:t>
+      </w:r>
+      <w:proofErr w:type="spellEnd"/>
+      <w:r>
+        <w:t xml:space="preserve"> </w:t>
+      </w:r>
+      <w:proofErr w:type="spellStart"/>
+      <w:r>
+        <w:t>aitab</w:t>
+      </w:r>
+      <w:proofErr w:type="spellEnd"/>
+      <w:r>
+        <w:t xml:space="preserve"> </w:t>
+      </w:r>
+      <w:proofErr w:type="spellStart"/>
+      <w:r>
+        <w:t>töötajat</w:t>
+      </w:r>
+      <w:proofErr w:type="spellEnd"/>
+      <w:r>
+        <w:t xml:space="preserve">, </w:t>
+      </w:r>
+      <w:proofErr w:type="spellStart"/>
+      <w:r>
+        <w:t>kuid</w:t>
+      </w:r>
+      <w:proofErr w:type="spellEnd"/>
+      <w:r>
+        <w:t xml:space="preserve"> </w:t>
+      </w:r>
+      <w:proofErr w:type="spellStart"/>
+      <w:r>
+        <w:t>ei</w:t>
+      </w:r>
+      <w:proofErr w:type="spellEnd"/>
+      <w:r>
+        <w:t xml:space="preserve"> tee </w:t>
+      </w:r>
+      <w:proofErr w:type="spellStart"/>
+      <w:r>
+        <w:t>otsuseid</w:t>
+      </w:r>
+      <w:proofErr w:type="spellEnd"/>
+      <w:r>
+        <w:t xml:space="preserve"> </w:t>
+      </w:r>
+      <w:proofErr w:type="spellStart"/>
+      <w:r>
+        <w:t>inimese</w:t>
+      </w:r>
+      <w:proofErr w:type="spellEnd"/>
+      <w:r>
+        <w:t xml:space="preserve"> </w:t>
+      </w:r>
+      <w:proofErr w:type="spellStart"/>
+      <w:r>
+        <w:t>eest</w:t>
+      </w:r>
+      <w:proofErr w:type="spellEnd"/>
+      <w:r>
+        <w:t xml:space="preserve">. </w:t>
+      </w:r>
+      <w:proofErr w:type="spellStart"/>
+      <w:r>
+        <w:t>Kõik</w:t>
+      </w:r>
+      <w:proofErr w:type="spellEnd"/>
+      <w:r>
+        <w:t xml:space="preserve"> </w:t>
+      </w:r>
+      <w:proofErr w:type="spellStart"/>
+      <w:r>
+        <w:t>oluline</w:t>
+      </w:r>
+      <w:proofErr w:type="spellEnd"/>
+      <w:r>
+        <w:t xml:space="preserve"> </w:t>
+      </w:r>
+      <w:proofErr w:type="spellStart"/>
+      <w:r>
+        <w:t>kontrollitakse</w:t>
+      </w:r>
+      <w:proofErr w:type="spellEnd"/>
+      <w:r>
+        <w:t xml:space="preserve"> </w:t>
+      </w:r>
+      <w:proofErr w:type="spellStart"/>
+      <w:r>
+        <w:t>enne</w:t>
+      </w:r>
+      <w:proofErr w:type="spellEnd"/>
+      <w:r>
+        <w:t xml:space="preserve"> </w:t>
+      </w:r>
+      <w:proofErr w:type="spellStart"/>
+      <w:r>
+        <w:t>kasutamist</w:t>
+      </w:r>
+      <w:proofErr w:type="spellEnd"/>
+      <w:r>
+        <w:t xml:space="preserve"> </w:t>
+      </w:r>
+      <w:proofErr w:type="spellStart"/>
+      <w:r>
+        <w:t>inimese</w:t>
+      </w:r>
+      <w:proofErr w:type="spellEnd"/>
+      <w:r>
+        <w:t xml:space="preserve"> </w:t>
+      </w:r>
+      <w:proofErr w:type="spellStart"/>
+      <w:r>
+        <w:t>poolt</w:t>
+      </w:r>
+      <w:proofErr w:type="spellEnd"/>
+      <w:r>
+        <w:t xml:space="preserve"> </w:t>
+      </w:r>
+      <w:proofErr w:type="spellStart"/>
+      <w:r>
+        <w:t>üle</w:t>
+      </w:r>
+      <w:proofErr w:type="spellEnd"/>
+      <w:r>
+        <w:t>.</w:t>
       </w:r>
     </w:p>
     <w:p>
@@ -42,7 +569,159 @@
         <w:spacing w:after="120" w:line="283" w:lineRule="auto"/>
       </w:pPr>
       <w:r>
-        <w:t>See dokument ei anna iseenesest õigust kasutada isikuandmeid ükskõik kuidas. Organisatsioon peab enne kasutamist veenduma, et andmete kasutamine on vajalik, lubatud ja seadusega kooskõlas.</w:t>
+        <w:t xml:space="preserve">See </w:t>
+      </w:r>
+      <w:proofErr w:type="spellStart"/>
+      <w:r>
+        <w:t>dokument</w:t>
+      </w:r>
+      <w:proofErr w:type="spellEnd"/>
+      <w:r>
+        <w:t xml:space="preserve"> </w:t>
+      </w:r>
+      <w:proofErr w:type="spellStart"/>
+      <w:r>
+        <w:t>ei</w:t>
+      </w:r>
+      <w:proofErr w:type="spellEnd"/>
+      <w:r>
+        <w:t xml:space="preserve"> anna </w:t>
+      </w:r>
+      <w:proofErr w:type="spellStart"/>
+      <w:r>
+        <w:t>iseenesest</w:t>
+      </w:r>
+      <w:proofErr w:type="spellEnd"/>
+      <w:r>
+        <w:t xml:space="preserve"> </w:t>
+      </w:r>
+      <w:proofErr w:type="spellStart"/>
+      <w:r>
+        <w:t>õigust</w:t>
+      </w:r>
+      <w:proofErr w:type="spellEnd"/>
+      <w:r>
+        <w:t xml:space="preserve"> </w:t>
+      </w:r>
+      <w:proofErr w:type="spellStart"/>
+      <w:r>
+        <w:t>kasutada</w:t>
+      </w:r>
+      <w:proofErr w:type="spellEnd"/>
+      <w:r>
+        <w:t xml:space="preserve"> </w:t>
+      </w:r>
+      <w:proofErr w:type="spellStart"/>
+      <w:r>
+        <w:t>isikuandmeid</w:t>
+      </w:r>
+      <w:proofErr w:type="spellEnd"/>
+      <w:r>
+        <w:t xml:space="preserve"> </w:t>
+      </w:r>
+      <w:proofErr w:type="spellStart"/>
+      <w:r>
+        <w:t>ükskõik</w:t>
+      </w:r>
+      <w:proofErr w:type="spellEnd"/>
+      <w:r>
+        <w:t xml:space="preserve"> </w:t>
+      </w:r>
+      <w:proofErr w:type="spellStart"/>
+      <w:r>
+        <w:t>kuidas</w:t>
+      </w:r>
+      <w:proofErr w:type="spellEnd"/>
+      <w:r>
+        <w:t xml:space="preserve">. </w:t>
+      </w:r>
+      <w:proofErr w:type="spellStart"/>
+      <w:r>
+        <w:t>Organisatsioon</w:t>
+      </w:r>
+      <w:proofErr w:type="spellEnd"/>
+      <w:r>
+        <w:t xml:space="preserve"> </w:t>
+      </w:r>
+      <w:proofErr w:type="spellStart"/>
+      <w:r>
+        <w:t>peab</w:t>
+      </w:r>
+      <w:proofErr w:type="spellEnd"/>
+      <w:r>
+        <w:t xml:space="preserve"> </w:t>
+      </w:r>
+      <w:proofErr w:type="spellStart"/>
+      <w:r>
+        <w:t>enne</w:t>
+      </w:r>
+      <w:proofErr w:type="spellEnd"/>
+      <w:r>
+        <w:t xml:space="preserve"> </w:t>
+      </w:r>
+      <w:proofErr w:type="spellStart"/>
+      <w:r>
+        <w:t>kasutamist</w:t>
+      </w:r>
+      <w:proofErr w:type="spellEnd"/>
+      <w:r>
+        <w:t xml:space="preserve"> </w:t>
+      </w:r>
+      <w:proofErr w:type="spellStart"/>
+      <w:r>
+        <w:t>veenduma</w:t>
+      </w:r>
+      <w:proofErr w:type="spellEnd"/>
+      <w:r>
+        <w:t xml:space="preserve">, et </w:t>
+      </w:r>
+      <w:proofErr w:type="spellStart"/>
+      <w:r>
+        <w:t>andmete</w:t>
+      </w:r>
+      <w:proofErr w:type="spellEnd"/>
+      <w:r>
+        <w:t xml:space="preserve"> </w:t>
+      </w:r>
+      <w:proofErr w:type="spellStart"/>
+      <w:r>
+        <w:t>kasutamine</w:t>
+      </w:r>
+      <w:proofErr w:type="spellEnd"/>
+      <w:r>
+        <w:t xml:space="preserve"> on </w:t>
+      </w:r>
+      <w:proofErr w:type="spellStart"/>
+      <w:r>
+        <w:t>vajalik</w:t>
+      </w:r>
+      <w:proofErr w:type="spellEnd"/>
+      <w:r>
+        <w:t xml:space="preserve">, </w:t>
+      </w:r>
+      <w:proofErr w:type="spellStart"/>
+      <w:r>
+        <w:t>lubatud</w:t>
+      </w:r>
+      <w:proofErr w:type="spellEnd"/>
+      <w:r>
+        <w:t xml:space="preserve"> ja </w:t>
+      </w:r>
+      <w:proofErr w:type="spellStart"/>
+      <w:r>
+        <w:t>seadusega</w:t>
+      </w:r>
+      <w:proofErr w:type="spellEnd"/>
+      <w:r>
+        <w:t xml:space="preserve"> </w:t>
+      </w:r>
+      <w:proofErr w:type="spellStart"/>
+      <w:r>
+        <w:t>kooskõlas</w:t>
+      </w:r>
+      <w:proofErr w:type="spellEnd"/>
+      <w:r>
+        <w:t>.</w:t>
       </w:r>
     </w:p>
     <w:p>
@@ -51,23 +730,430 @@
         <w:spacing w:before="200" w:after="80"/>
       </w:pPr>
       <w:r>
-        <w:t>2. Kasutamise põhireeglid</w:t>
-      </w:r>
+        <w:t xml:space="preserve">2. </w:t>
+      </w:r>
+      <w:proofErr w:type="spellStart"/>
+      <w:r>
+        <w:t>Kasutamise</w:t>
+      </w:r>
+      <w:proofErr w:type="spellEnd"/>
+      <w:r>
+        <w:t xml:space="preserve"> </w:t>
+      </w:r>
+      <w:proofErr w:type="spellStart"/>
+      <w:r>
+        <w:t>põhireeglid</w:t>
+      </w:r>
+      <w:proofErr w:type="spellEnd"/>
     </w:p>
     <w:p>
       <w:pPr>
         <w:spacing w:after="120" w:line="283" w:lineRule="auto"/>
       </w:pPr>
-      <w:r>
-        <w:t>SotsiaalAI-d kasutatakse ainult tööalase vajaduse korral. Seda ei tohi kasutada ainsa alusena otsusele, mis mõjutab inimese õigusi, kohustusi, toetusi, teenuseid või muud olulist olukorda. Lõplik hinnang ja otsus jäävad alati inimesele ning vajaduse korral organisatsioonile.</w:t>
+      <w:proofErr w:type="spellStart"/>
+      <w:r>
+        <w:t>SotsiaalAI</w:t>
+      </w:r>
+      <w:proofErr w:type="spellEnd"/>
+      <w:r>
+        <w:t xml:space="preserve">-d </w:t>
+      </w:r>
+      <w:proofErr w:type="spellStart"/>
+      <w:r>
+        <w:t>kasutatakse</w:t>
+      </w:r>
+      <w:proofErr w:type="spellEnd"/>
+      <w:r>
+        <w:t xml:space="preserve"> </w:t>
+      </w:r>
+      <w:proofErr w:type="spellStart"/>
+      <w:r>
+        <w:t>ainult</w:t>
+      </w:r>
+      <w:proofErr w:type="spellEnd"/>
+      <w:r>
+        <w:t xml:space="preserve"> </w:t>
+      </w:r>
+      <w:proofErr w:type="spellStart"/>
+      <w:r>
+        <w:t>tööalase</w:t>
+      </w:r>
+      <w:proofErr w:type="spellEnd"/>
+      <w:r>
+        <w:t xml:space="preserve"> </w:t>
+      </w:r>
+      <w:proofErr w:type="spellStart"/>
+      <w:r>
+        <w:t>vajaduse</w:t>
+      </w:r>
+      <w:proofErr w:type="spellEnd"/>
+      <w:r>
+        <w:t xml:space="preserve"> </w:t>
+      </w:r>
+      <w:proofErr w:type="spellStart"/>
+      <w:r>
+        <w:t>korral</w:t>
+      </w:r>
+      <w:proofErr w:type="spellEnd"/>
+      <w:r>
+        <w:t xml:space="preserve">. Seda </w:t>
+      </w:r>
+      <w:proofErr w:type="spellStart"/>
+      <w:r>
+        <w:t>ei</w:t>
+      </w:r>
+      <w:proofErr w:type="spellEnd"/>
+      <w:r>
+        <w:t xml:space="preserve"> tohi </w:t>
+      </w:r>
+      <w:proofErr w:type="spellStart"/>
+      <w:r>
+        <w:t>kasutada</w:t>
+      </w:r>
+      <w:proofErr w:type="spellEnd"/>
+      <w:r>
+        <w:t xml:space="preserve"> </w:t>
+      </w:r>
+      <w:proofErr w:type="spellStart"/>
+      <w:r>
+        <w:t>ainsa</w:t>
+      </w:r>
+      <w:proofErr w:type="spellEnd"/>
+      <w:r>
+        <w:t xml:space="preserve"> </w:t>
+      </w:r>
+      <w:proofErr w:type="spellStart"/>
+      <w:r>
+        <w:t>alusena</w:t>
+      </w:r>
+      <w:proofErr w:type="spellEnd"/>
+      <w:r>
+        <w:t xml:space="preserve"> </w:t>
+      </w:r>
+      <w:proofErr w:type="spellStart"/>
+      <w:r>
+        <w:t>otsusele</w:t>
+      </w:r>
+      <w:proofErr w:type="spellEnd"/>
+      <w:r>
+        <w:t xml:space="preserve">, mis </w:t>
+      </w:r>
+      <w:proofErr w:type="spellStart"/>
+      <w:r>
+        <w:t>mõjutab</w:t>
+      </w:r>
+      <w:proofErr w:type="spellEnd"/>
+      <w:r>
+        <w:t xml:space="preserve"> </w:t>
+      </w:r>
+      <w:proofErr w:type="spellStart"/>
+      <w:r>
+        <w:t>inimese</w:t>
+      </w:r>
+      <w:proofErr w:type="spellEnd"/>
+      <w:r>
+        <w:t xml:space="preserve"> </w:t>
+      </w:r>
+      <w:proofErr w:type="spellStart"/>
+      <w:r>
+        <w:t>õigusi</w:t>
+      </w:r>
+      <w:proofErr w:type="spellEnd"/>
+      <w:r>
+        <w:t xml:space="preserve">, </w:t>
+      </w:r>
+      <w:proofErr w:type="spellStart"/>
+      <w:r>
+        <w:t>kohustusi</w:t>
+      </w:r>
+      <w:proofErr w:type="spellEnd"/>
+      <w:r>
+        <w:t xml:space="preserve">, </w:t>
+      </w:r>
+      <w:proofErr w:type="spellStart"/>
+      <w:r>
+        <w:t>toetusi</w:t>
+      </w:r>
+      <w:proofErr w:type="spellEnd"/>
+      <w:r>
+        <w:t xml:space="preserve">, </w:t>
+      </w:r>
+      <w:proofErr w:type="spellStart"/>
+      <w:r>
+        <w:t>teenuseid</w:t>
+      </w:r>
+      <w:proofErr w:type="spellEnd"/>
+      <w:r>
+        <w:t xml:space="preserve"> </w:t>
+      </w:r>
+      <w:proofErr w:type="spellStart"/>
+      <w:r>
+        <w:t>või</w:t>
+      </w:r>
+      <w:proofErr w:type="spellEnd"/>
+      <w:r>
+        <w:t xml:space="preserve"> </w:t>
+      </w:r>
+      <w:proofErr w:type="spellStart"/>
+      <w:r>
+        <w:t>muud</w:t>
+      </w:r>
+      <w:proofErr w:type="spellEnd"/>
+      <w:r>
+        <w:t xml:space="preserve"> </w:t>
+      </w:r>
+      <w:proofErr w:type="spellStart"/>
+      <w:r>
+        <w:t>olulist</w:t>
+      </w:r>
+      <w:proofErr w:type="spellEnd"/>
+      <w:r>
+        <w:t xml:space="preserve"> </w:t>
+      </w:r>
+      <w:proofErr w:type="spellStart"/>
+      <w:r>
+        <w:t>olukorda</w:t>
+      </w:r>
+      <w:proofErr w:type="spellEnd"/>
+      <w:r>
+        <w:t xml:space="preserve">. </w:t>
+      </w:r>
+      <w:proofErr w:type="spellStart"/>
+      <w:r>
+        <w:t>Lõplik</w:t>
+      </w:r>
+      <w:proofErr w:type="spellEnd"/>
+      <w:r>
+        <w:t xml:space="preserve"> </w:t>
+      </w:r>
+      <w:proofErr w:type="spellStart"/>
+      <w:r>
+        <w:t>hinnang</w:t>
+      </w:r>
+      <w:proofErr w:type="spellEnd"/>
+      <w:r>
+        <w:t xml:space="preserve"> ja </w:t>
+      </w:r>
+      <w:proofErr w:type="spellStart"/>
+      <w:r>
+        <w:t>otsus</w:t>
+      </w:r>
+      <w:proofErr w:type="spellEnd"/>
+      <w:r>
+        <w:t xml:space="preserve"> </w:t>
+      </w:r>
+      <w:proofErr w:type="spellStart"/>
+      <w:r>
+        <w:t>jäävad</w:t>
+      </w:r>
+      <w:proofErr w:type="spellEnd"/>
+      <w:r>
+        <w:t xml:space="preserve"> </w:t>
+      </w:r>
+      <w:proofErr w:type="spellStart"/>
+      <w:r>
+        <w:t>alati</w:t>
+      </w:r>
+      <w:proofErr w:type="spellEnd"/>
+      <w:r>
+        <w:t xml:space="preserve"> </w:t>
+      </w:r>
+      <w:proofErr w:type="spellStart"/>
+      <w:r>
+        <w:t>inimesele</w:t>
+      </w:r>
+      <w:proofErr w:type="spellEnd"/>
+      <w:r>
+        <w:t xml:space="preserve"> </w:t>
+      </w:r>
+      <w:proofErr w:type="spellStart"/>
+      <w:r>
+        <w:t>ning</w:t>
+      </w:r>
+      <w:proofErr w:type="spellEnd"/>
+      <w:r>
+        <w:t xml:space="preserve"> </w:t>
+      </w:r>
+      <w:proofErr w:type="spellStart"/>
+      <w:r>
+        <w:t>vajaduse</w:t>
+      </w:r>
+      <w:proofErr w:type="spellEnd"/>
+      <w:r>
+        <w:t xml:space="preserve"> </w:t>
+      </w:r>
+      <w:proofErr w:type="spellStart"/>
+      <w:r>
+        <w:t>korral</w:t>
+      </w:r>
+      <w:proofErr w:type="spellEnd"/>
+      <w:r>
+        <w:t xml:space="preserve"> </w:t>
+      </w:r>
+      <w:proofErr w:type="spellStart"/>
+      <w:r>
+        <w:t>organisatsioonile</w:t>
+      </w:r>
+      <w:proofErr w:type="spellEnd"/>
+      <w:r>
+        <w:t>.</w:t>
       </w:r>
     </w:p>
     <w:p>
       <w:pPr>
         <w:spacing w:after="120" w:line="283" w:lineRule="auto"/>
       </w:pPr>
-      <w:r>
-        <w:t>Platvormi võib kasutada tekstide sõnastamiseks, kokkuvõtete ja aruannete ettevalmistamiseks, töömustandite koostamiseks, info korrastamiseks ning tööks vajalike failide hoidmiseks ja kasutamiseks ühes keskkonnas.</w:t>
+      <w:proofErr w:type="spellStart"/>
+      <w:r>
+        <w:t>Platvormi</w:t>
+      </w:r>
+      <w:proofErr w:type="spellEnd"/>
+      <w:r>
+        <w:t xml:space="preserve"> </w:t>
+      </w:r>
+      <w:proofErr w:type="spellStart"/>
+      <w:r>
+        <w:t>võib</w:t>
+      </w:r>
+      <w:proofErr w:type="spellEnd"/>
+      <w:r>
+        <w:t xml:space="preserve"> </w:t>
+      </w:r>
+      <w:proofErr w:type="spellStart"/>
+      <w:r>
+        <w:t>kasutada</w:t>
+      </w:r>
+      <w:proofErr w:type="spellEnd"/>
+      <w:r>
+        <w:t xml:space="preserve"> </w:t>
+      </w:r>
+      <w:proofErr w:type="spellStart"/>
+      <w:r>
+        <w:t>tekstide</w:t>
+      </w:r>
+      <w:proofErr w:type="spellEnd"/>
+      <w:r>
+        <w:t xml:space="preserve"> </w:t>
+      </w:r>
+      <w:proofErr w:type="spellStart"/>
+      <w:r>
+        <w:t>sõnastamiseks</w:t>
+      </w:r>
+      <w:proofErr w:type="spellEnd"/>
+      <w:r>
+        <w:t xml:space="preserve">, </w:t>
+      </w:r>
+      <w:proofErr w:type="spellStart"/>
+      <w:r>
+        <w:t>kokkuvõtete</w:t>
+      </w:r>
+      <w:proofErr w:type="spellEnd"/>
+      <w:r>
+        <w:t xml:space="preserve"> ja </w:t>
+      </w:r>
+      <w:proofErr w:type="spellStart"/>
+      <w:r>
+        <w:t>aruannete</w:t>
+      </w:r>
+      <w:proofErr w:type="spellEnd"/>
+      <w:r>
+        <w:t xml:space="preserve"> </w:t>
+      </w:r>
+      <w:proofErr w:type="spellStart"/>
+      <w:r>
+        <w:t>ettevalmistamiseks</w:t>
+      </w:r>
+      <w:proofErr w:type="spellEnd"/>
+      <w:r>
+        <w:t xml:space="preserve">, </w:t>
+      </w:r>
+      <w:proofErr w:type="spellStart"/>
+      <w:r>
+        <w:t>töömustandite</w:t>
+      </w:r>
+      <w:proofErr w:type="spellEnd"/>
+      <w:r>
+        <w:t xml:space="preserve"> </w:t>
+      </w:r>
+      <w:proofErr w:type="spellStart"/>
+      <w:r>
+        <w:t>koostamiseks</w:t>
+      </w:r>
+      <w:proofErr w:type="spellEnd"/>
+      <w:r>
+        <w:t xml:space="preserve">, info </w:t>
+      </w:r>
+      <w:proofErr w:type="spellStart"/>
+      <w:r>
+        <w:t>korrastamiseks</w:t>
+      </w:r>
+      <w:proofErr w:type="spellEnd"/>
+      <w:r>
+        <w:t xml:space="preserve"> </w:t>
+      </w:r>
+      <w:proofErr w:type="spellStart"/>
+      <w:r>
+        <w:t>ning</w:t>
+      </w:r>
+      <w:proofErr w:type="spellEnd"/>
+      <w:r>
+        <w:t xml:space="preserve"> </w:t>
+      </w:r>
+      <w:proofErr w:type="spellStart"/>
+      <w:r>
+        <w:t>tööks</w:t>
+      </w:r>
+      <w:proofErr w:type="spellEnd"/>
+      <w:r>
+        <w:t xml:space="preserve"> </w:t>
+      </w:r>
+      <w:proofErr w:type="spellStart"/>
+      <w:r>
+        <w:t>vajalike</w:t>
+      </w:r>
+      <w:proofErr w:type="spellEnd"/>
+      <w:r>
+        <w:t xml:space="preserve"> </w:t>
+      </w:r>
+      <w:proofErr w:type="spellStart"/>
+      <w:r>
+        <w:t>failide</w:t>
+      </w:r>
+      <w:proofErr w:type="spellEnd"/>
+      <w:r>
+        <w:t xml:space="preserve"> </w:t>
+      </w:r>
+      <w:proofErr w:type="spellStart"/>
+      <w:r>
+        <w:t>hoidmiseks</w:t>
+      </w:r>
+      <w:proofErr w:type="spellEnd"/>
+      <w:r>
+        <w:t xml:space="preserve"> ja </w:t>
+      </w:r>
+      <w:proofErr w:type="spellStart"/>
+      <w:r>
+        <w:t>kasutamiseks</w:t>
+      </w:r>
+      <w:proofErr w:type="spellEnd"/>
+      <w:r>
+        <w:t xml:space="preserve"> </w:t>
+      </w:r>
+      <w:proofErr w:type="spellStart"/>
+      <w:r>
+        <w:t>ühes</w:t>
+      </w:r>
+      <w:proofErr w:type="spellEnd"/>
+      <w:r>
+        <w:t xml:space="preserve"> </w:t>
+      </w:r>
+      <w:proofErr w:type="spellStart"/>
+      <w:r>
+        <w:t>keskkonnas</w:t>
+      </w:r>
+      <w:proofErr w:type="spellEnd"/>
+      <w:r>
+        <w:t>.</w:t>
       </w:r>
     </w:p>
     <w:p>
@@ -76,15 +1162,209 @@
         <w:spacing w:before="200" w:after="80"/>
       </w:pPr>
       <w:r>
-        <w:t>3. Andmete kasutamine</w:t>
-      </w:r>
+        <w:t xml:space="preserve">3. </w:t>
+      </w:r>
+      <w:proofErr w:type="spellStart"/>
+      <w:r>
+        <w:t>Andmete</w:t>
+      </w:r>
+      <w:proofErr w:type="spellEnd"/>
+      <w:r>
+        <w:t xml:space="preserve"> </w:t>
+      </w:r>
+      <w:proofErr w:type="spellStart"/>
+      <w:r>
+        <w:t>kasutamine</w:t>
+      </w:r>
+      <w:proofErr w:type="spellEnd"/>
     </w:p>
     <w:p>
       <w:pPr>
         <w:spacing w:after="120" w:line="283" w:lineRule="auto"/>
       </w:pPr>
-      <w:r>
-        <w:t>Platvormi sisestatakse ja seal hoitakse ainult nii palju infot, kui on töö tegemiseks vaja. Võimaluse korral kirjeldatakse olukorda üldisemalt ja nii, et inimest ei saaks kohe ära tunda.</w:t>
+      <w:proofErr w:type="spellStart"/>
+      <w:r>
+        <w:t>Platvormi</w:t>
+      </w:r>
+      <w:proofErr w:type="spellEnd"/>
+      <w:r>
+        <w:t xml:space="preserve"> </w:t>
+      </w:r>
+      <w:proofErr w:type="spellStart"/>
+      <w:r>
+        <w:t>sisestatakse</w:t>
+      </w:r>
+      <w:proofErr w:type="spellEnd"/>
+      <w:r>
+        <w:t xml:space="preserve"> ja seal </w:t>
+      </w:r>
+      <w:proofErr w:type="spellStart"/>
+      <w:r>
+        <w:t>hoitakse</w:t>
+      </w:r>
+      <w:proofErr w:type="spellEnd"/>
+      <w:r>
+        <w:t xml:space="preserve"> </w:t>
+      </w:r>
+      <w:proofErr w:type="spellStart"/>
+      <w:r>
+        <w:t>ainult</w:t>
+      </w:r>
+      <w:proofErr w:type="spellEnd"/>
+      <w:r>
+        <w:t xml:space="preserve"> </w:t>
+      </w:r>
+      <w:proofErr w:type="spellStart"/>
+      <w:r>
+        <w:t>nii</w:t>
+      </w:r>
+      <w:proofErr w:type="spellEnd"/>
+      <w:r>
+        <w:t xml:space="preserve"> </w:t>
+      </w:r>
+      <w:proofErr w:type="spellStart"/>
+      <w:r>
+        <w:t>palju</w:t>
+      </w:r>
+      <w:proofErr w:type="spellEnd"/>
+      <w:r>
+        <w:t xml:space="preserve"> </w:t>
+      </w:r>
+      <w:proofErr w:type="spellStart"/>
+      <w:r>
+        <w:t>infot</w:t>
+      </w:r>
+      <w:proofErr w:type="spellEnd"/>
+      <w:r>
+        <w:t xml:space="preserve">, </w:t>
+      </w:r>
+      <w:proofErr w:type="spellStart"/>
+      <w:r>
+        <w:t>kui</w:t>
+      </w:r>
+      <w:proofErr w:type="spellEnd"/>
+      <w:r>
+        <w:t xml:space="preserve"> on </w:t>
+      </w:r>
+      <w:proofErr w:type="spellStart"/>
+      <w:r>
+        <w:t>töö</w:t>
+      </w:r>
+      <w:proofErr w:type="spellEnd"/>
+      <w:r>
+        <w:t xml:space="preserve"> </w:t>
+      </w:r>
+      <w:proofErr w:type="spellStart"/>
+      <w:r>
+        <w:t>tegemiseks</w:t>
+      </w:r>
+      <w:proofErr w:type="spellEnd"/>
+      <w:r>
+        <w:t xml:space="preserve"> </w:t>
+      </w:r>
+      <w:proofErr w:type="spellStart"/>
+      <w:r>
+        <w:t>vaja</w:t>
+      </w:r>
+      <w:proofErr w:type="spellEnd"/>
+      <w:r>
+        <w:t xml:space="preserve">. </w:t>
+      </w:r>
+      <w:proofErr w:type="spellStart"/>
+      <w:r>
+        <w:t>Võimaluse</w:t>
+      </w:r>
+      <w:proofErr w:type="spellEnd"/>
+      <w:r>
+        <w:t xml:space="preserve"> </w:t>
+      </w:r>
+      <w:proofErr w:type="spellStart"/>
+      <w:r>
+        <w:t>korral</w:t>
+      </w:r>
+      <w:proofErr w:type="spellEnd"/>
+      <w:r>
+        <w:t xml:space="preserve"> </w:t>
+      </w:r>
+      <w:proofErr w:type="spellStart"/>
+      <w:r>
+        <w:t>kirjeldatakse</w:t>
+      </w:r>
+      <w:proofErr w:type="spellEnd"/>
+      <w:r>
+        <w:t xml:space="preserve"> </w:t>
+      </w:r>
+      <w:proofErr w:type="spellStart"/>
+      <w:r>
+        <w:t>olukorda</w:t>
+      </w:r>
+      <w:proofErr w:type="spellEnd"/>
+      <w:r>
+        <w:t xml:space="preserve"> </w:t>
+      </w:r>
+      <w:proofErr w:type="spellStart"/>
+      <w:r>
+        <w:t>üldisemalt</w:t>
+      </w:r>
+      <w:proofErr w:type="spellEnd"/>
+      <w:r>
+        <w:t xml:space="preserve"> ja </w:t>
+      </w:r>
+      <w:proofErr w:type="spellStart"/>
+      <w:r>
+        <w:t>nii</w:t>
+      </w:r>
+      <w:proofErr w:type="spellEnd"/>
+      <w:r>
+        <w:t xml:space="preserve">, et </w:t>
+      </w:r>
+      <w:proofErr w:type="spellStart"/>
+      <w:r>
+        <w:t>inimest</w:t>
+      </w:r>
+      <w:proofErr w:type="spellEnd"/>
+      <w:r>
+        <w:t xml:space="preserve"> </w:t>
+      </w:r>
+      <w:proofErr w:type="spellStart"/>
+      <w:r>
+        <w:t>ei</w:t>
+      </w:r>
+      <w:proofErr w:type="spellEnd"/>
+      <w:r>
+        <w:t xml:space="preserve"> </w:t>
+      </w:r>
+      <w:proofErr w:type="spellStart"/>
+      <w:r>
+        <w:t>saaks</w:t>
+      </w:r>
+      <w:proofErr w:type="spellEnd"/>
+      <w:r>
+        <w:t xml:space="preserve"> </w:t>
+      </w:r>
+      <w:proofErr w:type="spellStart"/>
+      <w:r>
+        <w:t>kohe</w:t>
+      </w:r>
+      <w:proofErr w:type="spellEnd"/>
+      <w:r>
+        <w:t xml:space="preserve"> </w:t>
+      </w:r>
+      <w:proofErr w:type="spellStart"/>
+      <w:r>
+        <w:t>ära</w:t>
+      </w:r>
+      <w:proofErr w:type="spellEnd"/>
+      <w:r>
+        <w:t xml:space="preserve"> </w:t>
+      </w:r>
+      <w:proofErr w:type="spellStart"/>
+      <w:r>
+        <w:t>tunda</w:t>
+      </w:r>
+      <w:proofErr w:type="spellEnd"/>
+      <w:r>
+        <w:t>.</w:t>
       </w:r>
     </w:p>
     <w:p>
@@ -92,15 +1372,452 @@
         <w:spacing w:after="120" w:line="283" w:lineRule="auto"/>
       </w:pPr>
       <w:r>
-        <w:t>Kui töö tegemiseks on siiski vaja kasutada tundlikke andmeid või inimese täpseid andmeid, tohib seda teha ainult siis, kui see on tööülesande täitmiseks vajalik ja organisatsiooni poolt lubatud. Ka siis kasutatakse ainult kõige vajalikumat osa.</w:t>
+        <w:t xml:space="preserve">Kui </w:t>
+      </w:r>
+      <w:proofErr w:type="spellStart"/>
+      <w:r>
+        <w:t>töö</w:t>
+      </w:r>
+      <w:proofErr w:type="spellEnd"/>
+      <w:r>
+        <w:t xml:space="preserve"> </w:t>
+      </w:r>
+      <w:proofErr w:type="spellStart"/>
+      <w:r>
+        <w:t>tegemiseks</w:t>
+      </w:r>
+      <w:proofErr w:type="spellEnd"/>
+      <w:r>
+        <w:t xml:space="preserve"> on </w:t>
+      </w:r>
+      <w:proofErr w:type="spellStart"/>
+      <w:r>
+        <w:t>siiski</w:t>
+      </w:r>
+      <w:proofErr w:type="spellEnd"/>
+      <w:r>
+        <w:t xml:space="preserve"> </w:t>
+      </w:r>
+      <w:proofErr w:type="spellStart"/>
+      <w:r>
+        <w:t>vaja</w:t>
+      </w:r>
+      <w:proofErr w:type="spellEnd"/>
+      <w:r>
+        <w:t xml:space="preserve"> </w:t>
+      </w:r>
+      <w:proofErr w:type="spellStart"/>
+      <w:r>
+        <w:t>kasutada</w:t>
+      </w:r>
+      <w:proofErr w:type="spellEnd"/>
+      <w:r>
+        <w:t xml:space="preserve"> </w:t>
+      </w:r>
+      <w:proofErr w:type="spellStart"/>
+      <w:r>
+        <w:t>tundlikke</w:t>
+      </w:r>
+      <w:proofErr w:type="spellEnd"/>
+      <w:r>
+        <w:t xml:space="preserve"> </w:t>
+      </w:r>
+      <w:proofErr w:type="spellStart"/>
+      <w:r>
+        <w:t>andmeid</w:t>
+      </w:r>
+      <w:proofErr w:type="spellEnd"/>
+      <w:r>
+        <w:t xml:space="preserve"> </w:t>
+      </w:r>
+      <w:proofErr w:type="spellStart"/>
+      <w:r>
+        <w:t>või</w:t>
+      </w:r>
+      <w:proofErr w:type="spellEnd"/>
+      <w:r>
+        <w:t xml:space="preserve"> </w:t>
+      </w:r>
+      <w:proofErr w:type="spellStart"/>
+      <w:r>
+        <w:t>inimese</w:t>
+      </w:r>
+      <w:proofErr w:type="spellEnd"/>
+      <w:r>
+        <w:t xml:space="preserve"> </w:t>
+      </w:r>
+      <w:proofErr w:type="spellStart"/>
+      <w:r>
+        <w:t>täpseid</w:t>
+      </w:r>
+      <w:proofErr w:type="spellEnd"/>
+      <w:r>
+        <w:t xml:space="preserve"> </w:t>
+      </w:r>
+      <w:proofErr w:type="spellStart"/>
+      <w:r>
+        <w:t>andmeid</w:t>
+      </w:r>
+      <w:proofErr w:type="spellEnd"/>
+      <w:r>
+        <w:t xml:space="preserve">, </w:t>
+      </w:r>
+      <w:proofErr w:type="spellStart"/>
+      <w:r>
+        <w:t>tohib</w:t>
+      </w:r>
+      <w:proofErr w:type="spellEnd"/>
+      <w:r>
+        <w:t xml:space="preserve"> </w:t>
+      </w:r>
+      <w:proofErr w:type="spellStart"/>
+      <w:r>
+        <w:t>seda</w:t>
+      </w:r>
+      <w:proofErr w:type="spellEnd"/>
+      <w:r>
+        <w:t xml:space="preserve"> </w:t>
+      </w:r>
+      <w:proofErr w:type="spellStart"/>
+      <w:r>
+        <w:t>teha</w:t>
+      </w:r>
+      <w:proofErr w:type="spellEnd"/>
+      <w:r>
+        <w:t xml:space="preserve"> </w:t>
+      </w:r>
+      <w:proofErr w:type="spellStart"/>
+      <w:r>
+        <w:t>ainult</w:t>
+      </w:r>
+      <w:proofErr w:type="spellEnd"/>
+      <w:r>
+        <w:t xml:space="preserve"> </w:t>
+      </w:r>
+      <w:proofErr w:type="spellStart"/>
+      <w:r>
+        <w:t>siis</w:t>
+      </w:r>
+      <w:proofErr w:type="spellEnd"/>
+      <w:r>
+        <w:t xml:space="preserve">, </w:t>
+      </w:r>
+      <w:proofErr w:type="spellStart"/>
+      <w:r>
+        <w:t>kui</w:t>
+      </w:r>
+      <w:proofErr w:type="spellEnd"/>
+      <w:r>
+        <w:t xml:space="preserve"> see on </w:t>
+      </w:r>
+      <w:proofErr w:type="spellStart"/>
+      <w:r>
+        <w:t>tööülesande</w:t>
+      </w:r>
+      <w:proofErr w:type="spellEnd"/>
+      <w:r>
+        <w:t xml:space="preserve"> </w:t>
+      </w:r>
+      <w:proofErr w:type="spellStart"/>
+      <w:r>
+        <w:t>täitmiseks</w:t>
+      </w:r>
+      <w:proofErr w:type="spellEnd"/>
+      <w:r>
+        <w:t xml:space="preserve"> </w:t>
+      </w:r>
+      <w:proofErr w:type="spellStart"/>
+      <w:r>
+        <w:t>vajalik</w:t>
+      </w:r>
+      <w:proofErr w:type="spellEnd"/>
+      <w:r>
+        <w:t xml:space="preserve"> ja </w:t>
+      </w:r>
+      <w:proofErr w:type="spellStart"/>
+      <w:r>
+        <w:t>organisatsiooni</w:t>
+      </w:r>
+      <w:proofErr w:type="spellEnd"/>
+      <w:r>
+        <w:t xml:space="preserve"> </w:t>
+      </w:r>
+      <w:proofErr w:type="spellStart"/>
+      <w:r>
+        <w:t>poolt</w:t>
+      </w:r>
+      <w:proofErr w:type="spellEnd"/>
+      <w:r>
+        <w:t xml:space="preserve"> </w:t>
+      </w:r>
+      <w:proofErr w:type="spellStart"/>
+      <w:r>
+        <w:t>lubatud</w:t>
+      </w:r>
+      <w:proofErr w:type="spellEnd"/>
+      <w:r>
+        <w:t xml:space="preserve">. Ka </w:t>
+      </w:r>
+      <w:proofErr w:type="spellStart"/>
+      <w:r>
+        <w:t>siis</w:t>
+      </w:r>
+      <w:proofErr w:type="spellEnd"/>
+      <w:r>
+        <w:t xml:space="preserve"> </w:t>
+      </w:r>
+      <w:proofErr w:type="spellStart"/>
+      <w:r>
+        <w:t>kasutatakse</w:t>
+      </w:r>
+      <w:proofErr w:type="spellEnd"/>
+      <w:r>
+        <w:t xml:space="preserve"> </w:t>
+      </w:r>
+      <w:proofErr w:type="spellStart"/>
+      <w:r>
+        <w:t>ainult</w:t>
+      </w:r>
+      <w:proofErr w:type="spellEnd"/>
+      <w:r>
+        <w:t xml:space="preserve"> </w:t>
+      </w:r>
+      <w:proofErr w:type="spellStart"/>
+      <w:r>
+        <w:t>kõige</w:t>
+      </w:r>
+      <w:proofErr w:type="spellEnd"/>
+      <w:r>
+        <w:t xml:space="preserve"> </w:t>
+      </w:r>
+      <w:proofErr w:type="spellStart"/>
+      <w:r>
+        <w:t>vajalikumat</w:t>
+      </w:r>
+      <w:proofErr w:type="spellEnd"/>
+      <w:r>
+        <w:t xml:space="preserve"> </w:t>
+      </w:r>
+      <w:proofErr w:type="spellStart"/>
+      <w:r>
+        <w:t>osa</w:t>
+      </w:r>
+      <w:proofErr w:type="spellEnd"/>
+      <w:r>
+        <w:t>.</w:t>
       </w:r>
     </w:p>
     <w:p>
       <w:pPr>
         <w:spacing w:after="120" w:line="283" w:lineRule="auto"/>
       </w:pPr>
-      <w:r>
-        <w:t>Platvormi ei tohi sisestada salasõnu, sisselogimiskoode, pangakaardiandmeid ega muid salajasi ligipääsuandmeid. Samuti ei tohi sinna lisada andmeid või faile viisil, mis oleks vastuolus seaduse, ametisaladuse, kutse-eetika või organisatsiooni sisekorraga.</w:t>
+      <w:proofErr w:type="spellStart"/>
+      <w:r>
+        <w:t>Platvormi</w:t>
+      </w:r>
+      <w:proofErr w:type="spellEnd"/>
+      <w:r>
+        <w:t xml:space="preserve"> </w:t>
+      </w:r>
+      <w:proofErr w:type="spellStart"/>
+      <w:r>
+        <w:t>ei</w:t>
+      </w:r>
+      <w:proofErr w:type="spellEnd"/>
+      <w:r>
+        <w:t xml:space="preserve"> tohi </w:t>
+      </w:r>
+      <w:proofErr w:type="spellStart"/>
+      <w:r>
+        <w:t>sisestada</w:t>
+      </w:r>
+      <w:proofErr w:type="spellEnd"/>
+      <w:r>
+        <w:t xml:space="preserve"> </w:t>
+      </w:r>
+      <w:proofErr w:type="spellStart"/>
+      <w:r>
+        <w:t>salasõnu</w:t>
+      </w:r>
+      <w:proofErr w:type="spellEnd"/>
+      <w:r>
+        <w:t xml:space="preserve">, </w:t>
+      </w:r>
+      <w:proofErr w:type="spellStart"/>
+      <w:r>
+        <w:t>sisselogimiskoode</w:t>
+      </w:r>
+      <w:proofErr w:type="spellEnd"/>
+      <w:r>
+        <w:t xml:space="preserve">, </w:t>
+      </w:r>
+      <w:proofErr w:type="spellStart"/>
+      <w:r>
+        <w:t>pangakaardiandmeid</w:t>
+      </w:r>
+      <w:proofErr w:type="spellEnd"/>
+      <w:r>
+        <w:t xml:space="preserve"> </w:t>
+      </w:r>
+      <w:proofErr w:type="spellStart"/>
+      <w:r>
+        <w:t>ega</w:t>
+      </w:r>
+      <w:proofErr w:type="spellEnd"/>
+      <w:r>
+        <w:t xml:space="preserve"> </w:t>
+      </w:r>
+      <w:proofErr w:type="spellStart"/>
+      <w:r>
+        <w:t>muid</w:t>
+      </w:r>
+      <w:proofErr w:type="spellEnd"/>
+      <w:r>
+        <w:t xml:space="preserve"> </w:t>
+      </w:r>
+      <w:proofErr w:type="spellStart"/>
+      <w:r>
+        <w:t>salajasi</w:t>
+      </w:r>
+      <w:proofErr w:type="spellEnd"/>
+      <w:r>
+        <w:t xml:space="preserve"> </w:t>
+      </w:r>
+      <w:proofErr w:type="spellStart"/>
+      <w:r>
+        <w:t>ligipääsuandmeid</w:t>
+      </w:r>
+      <w:proofErr w:type="spellEnd"/>
+      <w:r>
+        <w:t xml:space="preserve">. </w:t>
+      </w:r>
+      <w:proofErr w:type="spellStart"/>
+      <w:r>
+        <w:t>Samuti</w:t>
+      </w:r>
+      <w:proofErr w:type="spellEnd"/>
+      <w:r>
+        <w:t xml:space="preserve"> </w:t>
+      </w:r>
+      <w:proofErr w:type="spellStart"/>
+      <w:r>
+        <w:t>ei</w:t>
+      </w:r>
+      <w:proofErr w:type="spellEnd"/>
+      <w:r>
+        <w:t xml:space="preserve"> tohi </w:t>
+      </w:r>
+      <w:proofErr w:type="spellStart"/>
+      <w:r>
+        <w:t>sinna</w:t>
+      </w:r>
+      <w:proofErr w:type="spellEnd"/>
+      <w:r>
+        <w:t xml:space="preserve"> </w:t>
+      </w:r>
+      <w:proofErr w:type="spellStart"/>
+      <w:r>
+        <w:t>lisada</w:t>
+      </w:r>
+      <w:proofErr w:type="spellEnd"/>
+      <w:r>
+        <w:t xml:space="preserve"> </w:t>
+      </w:r>
+      <w:proofErr w:type="spellStart"/>
+      <w:r>
+        <w:t>andmeid</w:t>
+      </w:r>
+      <w:proofErr w:type="spellEnd"/>
+      <w:r>
+        <w:t xml:space="preserve"> </w:t>
+      </w:r>
+      <w:proofErr w:type="spellStart"/>
+      <w:r>
+        <w:t>või</w:t>
+      </w:r>
+      <w:proofErr w:type="spellEnd"/>
+      <w:r>
+        <w:t xml:space="preserve"> </w:t>
+      </w:r>
+      <w:proofErr w:type="spellStart"/>
+      <w:r>
+        <w:t>faile</w:t>
+      </w:r>
+      <w:proofErr w:type="spellEnd"/>
+      <w:r>
+        <w:t xml:space="preserve"> </w:t>
+      </w:r>
+      <w:proofErr w:type="spellStart"/>
+      <w:r>
+        <w:t>viisil</w:t>
+      </w:r>
+      <w:proofErr w:type="spellEnd"/>
+      <w:r>
+        <w:t xml:space="preserve">, mis </w:t>
+      </w:r>
+      <w:proofErr w:type="spellStart"/>
+      <w:r>
+        <w:t>oleks</w:t>
+      </w:r>
+      <w:proofErr w:type="spellEnd"/>
+      <w:r>
+        <w:t xml:space="preserve"> </w:t>
+      </w:r>
+      <w:proofErr w:type="spellStart"/>
+      <w:r>
+        <w:t>vastuolus</w:t>
+      </w:r>
+      <w:proofErr w:type="spellEnd"/>
+      <w:r>
+        <w:t xml:space="preserve"> </w:t>
+      </w:r>
+      <w:proofErr w:type="spellStart"/>
+      <w:r>
+        <w:t>seaduse</w:t>
+      </w:r>
+      <w:proofErr w:type="spellEnd"/>
+      <w:r>
+        <w:t xml:space="preserve">, </w:t>
+      </w:r>
+      <w:proofErr w:type="spellStart"/>
+      <w:r>
+        <w:t>ametisaladuse</w:t>
+      </w:r>
+      <w:proofErr w:type="spellEnd"/>
+      <w:r>
+        <w:t xml:space="preserve">, </w:t>
+      </w:r>
+      <w:proofErr w:type="spellStart"/>
+      <w:r>
+        <w:t>kutse-eetika</w:t>
+      </w:r>
+      <w:proofErr w:type="spellEnd"/>
+      <w:r>
+        <w:t xml:space="preserve"> </w:t>
+      </w:r>
+      <w:proofErr w:type="spellStart"/>
+      <w:r>
+        <w:t>või</w:t>
+      </w:r>
+      <w:proofErr w:type="spellEnd"/>
+      <w:r>
+        <w:t xml:space="preserve"> </w:t>
+      </w:r>
+      <w:proofErr w:type="spellStart"/>
+      <w:r>
+        <w:t>organisatsiooni</w:t>
+      </w:r>
+      <w:proofErr w:type="spellEnd"/>
+      <w:r>
+        <w:t xml:space="preserve"> </w:t>
+      </w:r>
+      <w:proofErr w:type="spellStart"/>
+      <w:r>
+        <w:t>sisekorraga</w:t>
+      </w:r>
+      <w:proofErr w:type="spellEnd"/>
+      <w:r>
+        <w:t>.</w:t>
       </w:r>
     </w:p>
     <w:p>
@@ -109,24 +1826,511 @@
         <w:spacing w:before="200" w:after="80"/>
       </w:pPr>
       <w:r>
-        <w:t>4. Vastutus</w:t>
-      </w:r>
+        <w:t xml:space="preserve">4. </w:t>
+      </w:r>
+      <w:proofErr w:type="spellStart"/>
+      <w:r>
+        <w:t>Vastutus</w:t>
+      </w:r>
+      <w:proofErr w:type="spellEnd"/>
     </w:p>
     <w:p>
       <w:pPr>
         <w:spacing w:after="120" w:line="283" w:lineRule="auto"/>
       </w:pPr>
-      <w:r>
-        <w:t>Organisatsioon vastutab selle eest, et töötajale oleks selge, milleks tohib SotsiaalAI-d kasutada ja milleks mitte. Organisatsioon otsustab, millal võib kasutada tuvastatavaid või tundlikke andmeid ning kas vaja on täiendavaid kaitsemeetmeid.</w:t>
+      <w:proofErr w:type="spellStart"/>
+      <w:r>
+        <w:t>Organisatsioon</w:t>
+      </w:r>
+      <w:proofErr w:type="spellEnd"/>
+      <w:r>
+        <w:t xml:space="preserve"> </w:t>
+      </w:r>
+      <w:proofErr w:type="spellStart"/>
+      <w:r>
+        <w:t>vastutab</w:t>
+      </w:r>
+      <w:proofErr w:type="spellEnd"/>
+      <w:r>
+        <w:t xml:space="preserve"> </w:t>
+      </w:r>
+      <w:proofErr w:type="spellStart"/>
+      <w:r>
+        <w:t>selle</w:t>
+      </w:r>
+      <w:proofErr w:type="spellEnd"/>
+      <w:r>
+        <w:t xml:space="preserve"> </w:t>
+      </w:r>
+      <w:proofErr w:type="spellStart"/>
+      <w:r>
+        <w:t>eest</w:t>
+      </w:r>
+      <w:proofErr w:type="spellEnd"/>
+      <w:r>
+        <w:t xml:space="preserve">, et </w:t>
+      </w:r>
+      <w:proofErr w:type="spellStart"/>
+      <w:r>
+        <w:t>töötajale</w:t>
+      </w:r>
+      <w:proofErr w:type="spellEnd"/>
+      <w:r>
+        <w:t xml:space="preserve"> </w:t>
+      </w:r>
+      <w:proofErr w:type="spellStart"/>
+      <w:r>
+        <w:t>oleks</w:t>
+      </w:r>
+      <w:proofErr w:type="spellEnd"/>
+      <w:r>
+        <w:t xml:space="preserve"> </w:t>
+      </w:r>
+      <w:proofErr w:type="spellStart"/>
+      <w:r>
+        <w:t>selge</w:t>
+      </w:r>
+      <w:proofErr w:type="spellEnd"/>
+      <w:r>
+        <w:t xml:space="preserve">, </w:t>
+      </w:r>
+      <w:proofErr w:type="spellStart"/>
+      <w:r>
+        <w:t>milleks</w:t>
+      </w:r>
+      <w:proofErr w:type="spellEnd"/>
+      <w:r>
+        <w:t xml:space="preserve"> </w:t>
+      </w:r>
+      <w:proofErr w:type="spellStart"/>
+      <w:r>
+        <w:t>tohib</w:t>
+      </w:r>
+      <w:proofErr w:type="spellEnd"/>
+      <w:r>
+        <w:t xml:space="preserve"> </w:t>
+      </w:r>
+      <w:proofErr w:type="spellStart"/>
+      <w:r>
+        <w:t>SotsiaalAI</w:t>
+      </w:r>
+      <w:proofErr w:type="spellEnd"/>
+      <w:r>
+        <w:t xml:space="preserve">-d </w:t>
+      </w:r>
+      <w:proofErr w:type="spellStart"/>
+      <w:r>
+        <w:t>kasutada</w:t>
+      </w:r>
+      <w:proofErr w:type="spellEnd"/>
+      <w:r>
+        <w:t xml:space="preserve"> ja </w:t>
+      </w:r>
+      <w:proofErr w:type="spellStart"/>
+      <w:r>
+        <w:t>milleks</w:t>
+      </w:r>
+      <w:proofErr w:type="spellEnd"/>
+      <w:r>
+        <w:t xml:space="preserve"> </w:t>
+      </w:r>
+      <w:proofErr w:type="spellStart"/>
+      <w:r>
+        <w:t>mitte</w:t>
+      </w:r>
+      <w:proofErr w:type="spellEnd"/>
+      <w:r>
+        <w:t xml:space="preserve">. </w:t>
+      </w:r>
+      <w:proofErr w:type="spellStart"/>
+      <w:r>
+        <w:t>Organisatsioon</w:t>
+      </w:r>
+      <w:proofErr w:type="spellEnd"/>
+      <w:r>
+        <w:t xml:space="preserve"> </w:t>
+      </w:r>
+      <w:proofErr w:type="spellStart"/>
+      <w:r>
+        <w:t>otsustab</w:t>
+      </w:r>
+      <w:proofErr w:type="spellEnd"/>
+      <w:r>
+        <w:t xml:space="preserve">, </w:t>
+      </w:r>
+      <w:proofErr w:type="spellStart"/>
+      <w:r>
+        <w:t>millal</w:t>
+      </w:r>
+      <w:proofErr w:type="spellEnd"/>
+      <w:r>
+        <w:t xml:space="preserve"> </w:t>
+      </w:r>
+      <w:proofErr w:type="spellStart"/>
+      <w:r>
+        <w:t>võib</w:t>
+      </w:r>
+      <w:proofErr w:type="spellEnd"/>
+      <w:r>
+        <w:t xml:space="preserve"> </w:t>
+      </w:r>
+      <w:proofErr w:type="spellStart"/>
+      <w:r>
+        <w:t>kasutada</w:t>
+      </w:r>
+      <w:proofErr w:type="spellEnd"/>
+      <w:r>
+        <w:t xml:space="preserve"> </w:t>
+      </w:r>
+      <w:proofErr w:type="spellStart"/>
+      <w:r>
+        <w:t>tuvastatavaid</w:t>
+      </w:r>
+      <w:proofErr w:type="spellEnd"/>
+      <w:r>
+        <w:t xml:space="preserve"> </w:t>
+      </w:r>
+      <w:proofErr w:type="spellStart"/>
+      <w:r>
+        <w:t>või</w:t>
+      </w:r>
+      <w:proofErr w:type="spellEnd"/>
+      <w:r>
+        <w:t xml:space="preserve"> </w:t>
+      </w:r>
+      <w:proofErr w:type="spellStart"/>
+      <w:r>
+        <w:t>tundlikke</w:t>
+      </w:r>
+      <w:proofErr w:type="spellEnd"/>
+      <w:r>
+        <w:t xml:space="preserve"> </w:t>
+      </w:r>
+      <w:proofErr w:type="spellStart"/>
+      <w:r>
+        <w:t>andmeid</w:t>
+      </w:r>
+      <w:proofErr w:type="spellEnd"/>
+      <w:r>
+        <w:t xml:space="preserve"> </w:t>
+      </w:r>
+      <w:proofErr w:type="spellStart"/>
+      <w:r>
+        <w:t>ning</w:t>
+      </w:r>
+      <w:proofErr w:type="spellEnd"/>
+      <w:r>
+        <w:t xml:space="preserve"> kas </w:t>
+      </w:r>
+      <w:proofErr w:type="spellStart"/>
+      <w:r>
+        <w:t>vaja</w:t>
+      </w:r>
+      <w:proofErr w:type="spellEnd"/>
+      <w:r>
+        <w:t xml:space="preserve"> on </w:t>
+      </w:r>
+      <w:proofErr w:type="spellStart"/>
+      <w:r>
+        <w:t>täiendavaid</w:t>
+      </w:r>
+      <w:proofErr w:type="spellEnd"/>
+      <w:r>
+        <w:t xml:space="preserve"> </w:t>
+      </w:r>
+      <w:proofErr w:type="spellStart"/>
+      <w:r>
+        <w:t>kaitsemeetmeid</w:t>
+      </w:r>
+      <w:proofErr w:type="spellEnd"/>
+      <w:r>
+        <w:t>.</w:t>
       </w:r>
     </w:p>
     <w:p>
       <w:pPr>
         <w:spacing w:after="120" w:line="283" w:lineRule="auto"/>
       </w:pPr>
+      <w:proofErr w:type="spellStart"/>
       <w:r>
         <w:lastRenderedPageBreak/>
-        <w:t>Töötaja kasutab SotsiaalAI-d ainult tööalase vajaduse korral ja organisatsiooni juhiste järgi. Töötaja vastutab selle eest, et ta ei sisesta rohkem andmeid kui vaja, kontrollib platvormi vastuse alati ise üle ning ei kasuta seda inimese kohta lõpliku otsuse tegemiseks.</w:t>
+        <w:t>Töötaja</w:t>
+      </w:r>
+      <w:proofErr w:type="spellEnd"/>
+      <w:r>
+        <w:t xml:space="preserve"> </w:t>
+      </w:r>
+      <w:proofErr w:type="spellStart"/>
+      <w:r>
+        <w:t>kasutab</w:t>
+      </w:r>
+      <w:proofErr w:type="spellEnd"/>
+      <w:r>
+        <w:t xml:space="preserve"> </w:t>
+      </w:r>
+      <w:proofErr w:type="spellStart"/>
+      <w:r>
+        <w:t>SotsiaalAI</w:t>
+      </w:r>
+      <w:proofErr w:type="spellEnd"/>
+      <w:r>
+        <w:t xml:space="preserve">-d </w:t>
+      </w:r>
+      <w:proofErr w:type="spellStart"/>
+      <w:r>
+        <w:t>ainult</w:t>
+      </w:r>
+      <w:proofErr w:type="spellEnd"/>
+      <w:r>
+        <w:t xml:space="preserve"> </w:t>
+      </w:r>
+      <w:proofErr w:type="spellStart"/>
+      <w:r>
+        <w:t>tööalase</w:t>
+      </w:r>
+      <w:proofErr w:type="spellEnd"/>
+      <w:r>
+        <w:t xml:space="preserve"> </w:t>
+      </w:r>
+      <w:proofErr w:type="spellStart"/>
+      <w:r>
+        <w:t>vajaduse</w:t>
+      </w:r>
+      <w:proofErr w:type="spellEnd"/>
+      <w:r>
+        <w:t xml:space="preserve"> </w:t>
+      </w:r>
+      <w:proofErr w:type="spellStart"/>
+      <w:r>
+        <w:t>korral</w:t>
+      </w:r>
+      <w:proofErr w:type="spellEnd"/>
+      <w:r>
+        <w:t xml:space="preserve"> ja </w:t>
+      </w:r>
+      <w:proofErr w:type="spellStart"/>
+      <w:r>
+        <w:t>organisatsiooni</w:t>
+      </w:r>
+      <w:proofErr w:type="spellEnd"/>
+      <w:r>
+        <w:t xml:space="preserve"> </w:t>
+      </w:r>
+      <w:proofErr w:type="spellStart"/>
+      <w:r>
+        <w:t>juhiste</w:t>
+      </w:r>
+      <w:proofErr w:type="spellEnd"/>
+      <w:r>
+        <w:t xml:space="preserve"> </w:t>
+      </w:r>
+      <w:proofErr w:type="spellStart"/>
+      <w:r>
+        <w:t>järgi</w:t>
+      </w:r>
+      <w:proofErr w:type="spellEnd"/>
+      <w:r>
+        <w:t xml:space="preserve">. </w:t>
+      </w:r>
+      <w:proofErr w:type="spellStart"/>
+      <w:r>
+        <w:t>Töötaja</w:t>
+      </w:r>
+      <w:proofErr w:type="spellEnd"/>
+      <w:r>
+        <w:t xml:space="preserve"> </w:t>
+      </w:r>
+      <w:proofErr w:type="spellStart"/>
+      <w:r>
+        <w:t>vastutab</w:t>
+      </w:r>
+      <w:proofErr w:type="spellEnd"/>
+      <w:r>
+        <w:t xml:space="preserve"> </w:t>
+      </w:r>
+      <w:proofErr w:type="spellStart"/>
+      <w:r>
+        <w:t>selle</w:t>
+      </w:r>
+      <w:proofErr w:type="spellEnd"/>
+      <w:r>
+        <w:t xml:space="preserve"> </w:t>
+      </w:r>
+      <w:proofErr w:type="spellStart"/>
+      <w:r>
+        <w:t>eest</w:t>
+      </w:r>
+      <w:proofErr w:type="spellEnd"/>
+      <w:r>
+        <w:t xml:space="preserve">, et ta </w:t>
+      </w:r>
+      <w:proofErr w:type="spellStart"/>
+      <w:r>
+        <w:t>ei</w:t>
+      </w:r>
+      <w:proofErr w:type="spellEnd"/>
+      <w:r>
+        <w:t xml:space="preserve"> </w:t>
+      </w:r>
+      <w:proofErr w:type="spellStart"/>
+      <w:r>
+        <w:t>sisesta</w:t>
+      </w:r>
+      <w:proofErr w:type="spellEnd"/>
+      <w:r>
+        <w:t xml:space="preserve"> </w:t>
+      </w:r>
+      <w:proofErr w:type="spellStart"/>
+      <w:r>
+        <w:t>rohkem</w:t>
+      </w:r>
+      <w:proofErr w:type="spellEnd"/>
+      <w:r>
+        <w:t xml:space="preserve"> </w:t>
+      </w:r>
+      <w:proofErr w:type="spellStart"/>
+      <w:r>
+        <w:t>andmeid</w:t>
+      </w:r>
+      <w:proofErr w:type="spellEnd"/>
+      <w:r>
+        <w:t xml:space="preserve"> </w:t>
+      </w:r>
+      <w:proofErr w:type="spellStart"/>
+      <w:r>
+        <w:t>kui</w:t>
+      </w:r>
+      <w:proofErr w:type="spellEnd"/>
+      <w:r>
+        <w:t xml:space="preserve"> </w:t>
+      </w:r>
+      <w:proofErr w:type="spellStart"/>
+      <w:r>
+        <w:t>vaja</w:t>
+      </w:r>
+      <w:proofErr w:type="spellEnd"/>
+      <w:r>
+        <w:t xml:space="preserve">, </w:t>
+      </w:r>
+      <w:proofErr w:type="spellStart"/>
+      <w:r>
+        <w:t>kontrollib</w:t>
+      </w:r>
+      <w:proofErr w:type="spellEnd"/>
+      <w:r>
+        <w:t xml:space="preserve"> </w:t>
+      </w:r>
+      <w:proofErr w:type="spellStart"/>
+      <w:r>
+        <w:t>platvormi</w:t>
+      </w:r>
+      <w:proofErr w:type="spellEnd"/>
+      <w:r>
+        <w:t xml:space="preserve"> </w:t>
+      </w:r>
+      <w:proofErr w:type="spellStart"/>
+      <w:r>
+        <w:t>vastuse</w:t>
+      </w:r>
+      <w:proofErr w:type="spellEnd"/>
+      <w:r>
+        <w:t xml:space="preserve"> </w:t>
+      </w:r>
+      <w:proofErr w:type="spellStart"/>
+      <w:r>
+        <w:t>alati</w:t>
+      </w:r>
+      <w:proofErr w:type="spellEnd"/>
+      <w:r>
+        <w:t xml:space="preserve"> </w:t>
+      </w:r>
+      <w:proofErr w:type="spellStart"/>
+      <w:r>
+        <w:t>ise</w:t>
+      </w:r>
+      <w:proofErr w:type="spellEnd"/>
+      <w:r>
+        <w:t xml:space="preserve"> </w:t>
+      </w:r>
+      <w:proofErr w:type="spellStart"/>
+      <w:r>
+        <w:t>üle</w:t>
+      </w:r>
+      <w:proofErr w:type="spellEnd"/>
+      <w:r>
+        <w:t xml:space="preserve"> </w:t>
+      </w:r>
+      <w:proofErr w:type="spellStart"/>
+      <w:r>
+        <w:t>ning</w:t>
+      </w:r>
+      <w:proofErr w:type="spellEnd"/>
+      <w:r>
+        <w:t xml:space="preserve"> </w:t>
+      </w:r>
+      <w:proofErr w:type="spellStart"/>
+      <w:r>
+        <w:t>ei</w:t>
+      </w:r>
+      <w:proofErr w:type="spellEnd"/>
+      <w:r>
+        <w:t xml:space="preserve"> </w:t>
+      </w:r>
+      <w:proofErr w:type="spellStart"/>
+      <w:r>
+        <w:t>kasuta</w:t>
+      </w:r>
+      <w:proofErr w:type="spellEnd"/>
+      <w:r>
+        <w:t xml:space="preserve"> </w:t>
+      </w:r>
+      <w:proofErr w:type="spellStart"/>
+      <w:r>
+        <w:t>seda</w:t>
+      </w:r>
+      <w:proofErr w:type="spellEnd"/>
+      <w:r>
+        <w:t xml:space="preserve"> </w:t>
+      </w:r>
+      <w:proofErr w:type="spellStart"/>
+      <w:r>
+        <w:t>inimese</w:t>
+      </w:r>
+      <w:proofErr w:type="spellEnd"/>
+      <w:r>
+        <w:t xml:space="preserve"> </w:t>
+      </w:r>
+      <w:proofErr w:type="spellStart"/>
+      <w:r>
+        <w:t>kohta</w:t>
+      </w:r>
+      <w:proofErr w:type="spellEnd"/>
+      <w:r>
+        <w:t xml:space="preserve"> </w:t>
+      </w:r>
+      <w:proofErr w:type="spellStart"/>
+      <w:r>
+        <w:t>lõpliku</w:t>
+      </w:r>
+      <w:proofErr w:type="spellEnd"/>
+      <w:r>
+        <w:t xml:space="preserve"> </w:t>
+      </w:r>
+      <w:proofErr w:type="spellStart"/>
+      <w:r>
+        <w:t>otsuse</w:t>
+      </w:r>
+      <w:proofErr w:type="spellEnd"/>
+      <w:r>
+        <w:t xml:space="preserve"> </w:t>
+      </w:r>
+      <w:proofErr w:type="spellStart"/>
+      <w:r>
+        <w:t>tegemiseks</w:t>
+      </w:r>
+      <w:proofErr w:type="spellEnd"/>
+      <w:r>
+        <w:t>.</w:t>
       </w:r>
     </w:p>
     <w:p>
@@ -135,15 +2339,289 @@
         <w:spacing w:before="200" w:after="80"/>
       </w:pPr>
       <w:r>
-        <w:t>5. Organisatsiooni eelkontroll</w:t>
-      </w:r>
+        <w:t xml:space="preserve">5. </w:t>
+      </w:r>
+      <w:proofErr w:type="spellStart"/>
+      <w:r>
+        <w:t>Organisatsiooni</w:t>
+      </w:r>
+      <w:proofErr w:type="spellEnd"/>
+      <w:r>
+        <w:t xml:space="preserve"> </w:t>
+      </w:r>
+      <w:proofErr w:type="spellStart"/>
+      <w:r>
+        <w:t>eelkontroll</w:t>
+      </w:r>
+      <w:proofErr w:type="spellEnd"/>
     </w:p>
     <w:p>
       <w:pPr>
         <w:spacing w:after="120" w:line="283" w:lineRule="auto"/>
       </w:pPr>
-      <w:r>
-        <w:t>Organisatsioon kinnitab käesoleva dokumendi allkirjastamisega, et enne tuvastatavate või tundlike andmete kasutamist on läbi mõeldud vähemalt järgmised küsimused: mis on kasutamise eesmärk, mille alusel andmeid kasutatakse, kas selline kasutamine on lubatud, kas vaja on täiendavat hindamist ning kas töötajatele on antud piisavad juhised.</w:t>
+      <w:proofErr w:type="spellStart"/>
+      <w:r>
+        <w:t>Organisatsioon</w:t>
+      </w:r>
+      <w:proofErr w:type="spellEnd"/>
+      <w:r>
+        <w:t xml:space="preserve"> </w:t>
+      </w:r>
+      <w:proofErr w:type="spellStart"/>
+      <w:r>
+        <w:t>kinnitab</w:t>
+      </w:r>
+      <w:proofErr w:type="spellEnd"/>
+      <w:r>
+        <w:t xml:space="preserve"> </w:t>
+      </w:r>
+      <w:proofErr w:type="spellStart"/>
+      <w:r>
+        <w:t>käesoleva</w:t>
+      </w:r>
+      <w:proofErr w:type="spellEnd"/>
+      <w:r>
+        <w:t xml:space="preserve"> </w:t>
+      </w:r>
+      <w:proofErr w:type="spellStart"/>
+      <w:r>
+        <w:t>dokumendi</w:t>
+      </w:r>
+      <w:proofErr w:type="spellEnd"/>
+      <w:r>
+        <w:t xml:space="preserve"> </w:t>
+      </w:r>
+      <w:proofErr w:type="spellStart"/>
+      <w:r>
+        <w:t>allkirjastamisega</w:t>
+      </w:r>
+      <w:proofErr w:type="spellEnd"/>
+      <w:r>
+        <w:t xml:space="preserve">, et </w:t>
+      </w:r>
+      <w:proofErr w:type="spellStart"/>
+      <w:r>
+        <w:t>enne</w:t>
+      </w:r>
+      <w:proofErr w:type="spellEnd"/>
+      <w:r>
+        <w:t xml:space="preserve"> </w:t>
+      </w:r>
+      <w:proofErr w:type="spellStart"/>
+      <w:r>
+        <w:t>tuvastatavate</w:t>
+      </w:r>
+      <w:proofErr w:type="spellEnd"/>
+      <w:r>
+        <w:t xml:space="preserve"> </w:t>
+      </w:r>
+      <w:proofErr w:type="spellStart"/>
+      <w:r>
+        <w:t>või</w:t>
+      </w:r>
+      <w:proofErr w:type="spellEnd"/>
+      <w:r>
+        <w:t xml:space="preserve"> </w:t>
+      </w:r>
+      <w:proofErr w:type="spellStart"/>
+      <w:r>
+        <w:t>tundlike</w:t>
+      </w:r>
+      <w:proofErr w:type="spellEnd"/>
+      <w:r>
+        <w:t xml:space="preserve"> </w:t>
+      </w:r>
+      <w:proofErr w:type="spellStart"/>
+      <w:r>
+        <w:t>andmete</w:t>
+      </w:r>
+      <w:proofErr w:type="spellEnd"/>
+      <w:r>
+        <w:t xml:space="preserve"> </w:t>
+      </w:r>
+      <w:proofErr w:type="spellStart"/>
+      <w:r>
+        <w:t>kasutamist</w:t>
+      </w:r>
+      <w:proofErr w:type="spellEnd"/>
+      <w:r>
+        <w:t xml:space="preserve"> on </w:t>
+      </w:r>
+      <w:proofErr w:type="spellStart"/>
+      <w:r>
+        <w:t>läbi</w:t>
+      </w:r>
+      <w:proofErr w:type="spellEnd"/>
+      <w:r>
+        <w:t xml:space="preserve"> </w:t>
+      </w:r>
+      <w:proofErr w:type="spellStart"/>
+      <w:r>
+        <w:t>mõeldud</w:t>
+      </w:r>
+      <w:proofErr w:type="spellEnd"/>
+      <w:r>
+        <w:t xml:space="preserve"> </w:t>
+      </w:r>
+      <w:proofErr w:type="spellStart"/>
+      <w:r>
+        <w:t>vähemalt</w:t>
+      </w:r>
+      <w:proofErr w:type="spellEnd"/>
+      <w:r>
+        <w:t xml:space="preserve"> </w:t>
+      </w:r>
+      <w:proofErr w:type="spellStart"/>
+      <w:r>
+        <w:t>järgmised</w:t>
+      </w:r>
+      <w:proofErr w:type="spellEnd"/>
+      <w:r>
+        <w:t xml:space="preserve"> </w:t>
+      </w:r>
+      <w:proofErr w:type="spellStart"/>
+      <w:r>
+        <w:t>küsimused</w:t>
+      </w:r>
+      <w:proofErr w:type="spellEnd"/>
+      <w:r>
+        <w:t xml:space="preserve">: mis on </w:t>
+      </w:r>
+      <w:proofErr w:type="spellStart"/>
+      <w:r>
+        <w:t>kasutamise</w:t>
+      </w:r>
+      <w:proofErr w:type="spellEnd"/>
+      <w:r>
+        <w:t xml:space="preserve"> </w:t>
+      </w:r>
+      <w:proofErr w:type="spellStart"/>
+      <w:r>
+        <w:t>eesmärk</w:t>
+      </w:r>
+      <w:proofErr w:type="spellEnd"/>
+      <w:r>
+        <w:t xml:space="preserve">, </w:t>
+      </w:r>
+      <w:proofErr w:type="spellStart"/>
+      <w:r>
+        <w:t>mille</w:t>
+      </w:r>
+      <w:proofErr w:type="spellEnd"/>
+      <w:r>
+        <w:t xml:space="preserve"> </w:t>
+      </w:r>
+      <w:proofErr w:type="spellStart"/>
+      <w:r>
+        <w:t>alusel</w:t>
+      </w:r>
+      <w:proofErr w:type="spellEnd"/>
+      <w:r>
+        <w:t xml:space="preserve"> </w:t>
+      </w:r>
+      <w:proofErr w:type="spellStart"/>
+      <w:r>
+        <w:t>andmeid</w:t>
+      </w:r>
+      <w:proofErr w:type="spellEnd"/>
+      <w:r>
+        <w:t xml:space="preserve"> </w:t>
+      </w:r>
+      <w:proofErr w:type="spellStart"/>
+      <w:r>
+        <w:t>kasutatakse</w:t>
+      </w:r>
+      <w:proofErr w:type="spellEnd"/>
+      <w:r>
+        <w:t xml:space="preserve">, kas </w:t>
+      </w:r>
+      <w:proofErr w:type="spellStart"/>
+      <w:r>
+        <w:t>selline</w:t>
+      </w:r>
+      <w:proofErr w:type="spellEnd"/>
+      <w:r>
+        <w:t xml:space="preserve"> </w:t>
+      </w:r>
+      <w:proofErr w:type="spellStart"/>
+      <w:r>
+        <w:t>kasutamine</w:t>
+      </w:r>
+      <w:proofErr w:type="spellEnd"/>
+      <w:r>
+        <w:t xml:space="preserve"> on </w:t>
+      </w:r>
+      <w:proofErr w:type="spellStart"/>
+      <w:r>
+        <w:t>lubatud</w:t>
+      </w:r>
+      <w:proofErr w:type="spellEnd"/>
+      <w:r>
+        <w:t xml:space="preserve">, kas </w:t>
+      </w:r>
+      <w:proofErr w:type="spellStart"/>
+      <w:r>
+        <w:t>vaja</w:t>
+      </w:r>
+      <w:proofErr w:type="spellEnd"/>
+      <w:r>
+        <w:t xml:space="preserve"> on </w:t>
+      </w:r>
+      <w:proofErr w:type="spellStart"/>
+      <w:r>
+        <w:t>täiendavat</w:t>
+      </w:r>
+      <w:proofErr w:type="spellEnd"/>
+      <w:r>
+        <w:t xml:space="preserve"> </w:t>
+      </w:r>
+      <w:proofErr w:type="spellStart"/>
+      <w:r>
+        <w:t>hindamist</w:t>
+      </w:r>
+      <w:proofErr w:type="spellEnd"/>
+      <w:r>
+        <w:t xml:space="preserve"> </w:t>
+      </w:r>
+      <w:proofErr w:type="spellStart"/>
+      <w:r>
+        <w:t>ning</w:t>
+      </w:r>
+      <w:proofErr w:type="spellEnd"/>
+      <w:r>
+        <w:t xml:space="preserve"> kas </w:t>
+      </w:r>
+      <w:proofErr w:type="spellStart"/>
+      <w:r>
+        <w:t>töötajatele</w:t>
+      </w:r>
+      <w:proofErr w:type="spellEnd"/>
+      <w:r>
+        <w:t xml:space="preserve"> on </w:t>
+      </w:r>
+      <w:proofErr w:type="spellStart"/>
+      <w:r>
+        <w:t>antud</w:t>
+      </w:r>
+      <w:proofErr w:type="spellEnd"/>
+      <w:r>
+        <w:t xml:space="preserve"> </w:t>
+      </w:r>
+      <w:proofErr w:type="spellStart"/>
+      <w:r>
+        <w:t>piisavad</w:t>
+      </w:r>
+      <w:proofErr w:type="spellEnd"/>
+      <w:r>
+        <w:t xml:space="preserve"> </w:t>
+      </w:r>
+      <w:proofErr w:type="spellStart"/>
+      <w:r>
+        <w:t>juhised</w:t>
+      </w:r>
+      <w:proofErr w:type="spellEnd"/>
+      <w:r>
+        <w:t>.</w:t>
       </w:r>
     </w:p>
     <w:p>
@@ -152,39 +2630,1144 @@
         <w:spacing w:before="200" w:after="80"/>
       </w:pPr>
       <w:r>
-        <w:t>6. Kokkulepe andmete töötlemise kohta</w:t>
-      </w:r>
+        <w:t xml:space="preserve">6. </w:t>
+      </w:r>
+      <w:proofErr w:type="spellStart"/>
+      <w:r>
+        <w:t>Kokkulepe</w:t>
+      </w:r>
+      <w:proofErr w:type="spellEnd"/>
+      <w:r>
+        <w:t xml:space="preserve"> </w:t>
+      </w:r>
+      <w:proofErr w:type="spellStart"/>
+      <w:r>
+        <w:t>andmete</w:t>
+      </w:r>
+      <w:proofErr w:type="spellEnd"/>
+      <w:r>
+        <w:t xml:space="preserve"> </w:t>
+      </w:r>
+      <w:proofErr w:type="spellStart"/>
+      <w:r>
+        <w:t>töötlemise</w:t>
+      </w:r>
+      <w:proofErr w:type="spellEnd"/>
+      <w:r>
+        <w:t xml:space="preserve"> </w:t>
+      </w:r>
+      <w:proofErr w:type="spellStart"/>
+      <w:r>
+        <w:t>kohta</w:t>
+      </w:r>
+      <w:proofErr w:type="spellEnd"/>
     </w:p>
     <w:p>
       <w:pPr>
         <w:spacing w:after="120" w:line="283" w:lineRule="auto"/>
       </w:pPr>
-      <w:r>
-        <w:t>Käesolev dokument on ühtlasi organisatsiooni ja SotsiaalAI vaheline kirjalik kokkulepe andmete töötlemise kohta ulatuses, milles SotsiaalAI töötleb isikuandmeid organisatsiooni nimel. See osa jõustub siis, kui organisatsioon ja SotsiaalAI on allkirjastanud sama sisuga faili.</w:t>
+      <w:proofErr w:type="spellStart"/>
+      <w:r>
+        <w:t>Käesolev</w:t>
+      </w:r>
+      <w:proofErr w:type="spellEnd"/>
+      <w:r>
+        <w:t xml:space="preserve"> </w:t>
+      </w:r>
+      <w:proofErr w:type="spellStart"/>
+      <w:r>
+        <w:t>dokument</w:t>
+      </w:r>
+      <w:proofErr w:type="spellEnd"/>
+      <w:r>
+        <w:t xml:space="preserve"> on </w:t>
+      </w:r>
+      <w:proofErr w:type="spellStart"/>
+      <w:r>
+        <w:t>ühtlasi</w:t>
+      </w:r>
+      <w:proofErr w:type="spellEnd"/>
+      <w:r>
+        <w:t xml:space="preserve"> </w:t>
+      </w:r>
+      <w:proofErr w:type="spellStart"/>
+      <w:r>
+        <w:t>organisatsiooni</w:t>
+      </w:r>
+      <w:proofErr w:type="spellEnd"/>
+      <w:r>
+        <w:t xml:space="preserve"> ja </w:t>
+      </w:r>
+      <w:proofErr w:type="spellStart"/>
+      <w:r>
+        <w:t>SotsiaalAI</w:t>
+      </w:r>
+      <w:proofErr w:type="spellEnd"/>
+      <w:r>
+        <w:t xml:space="preserve"> </w:t>
+      </w:r>
+      <w:proofErr w:type="spellStart"/>
+      <w:r>
+        <w:t>vaheline</w:t>
+      </w:r>
+      <w:proofErr w:type="spellEnd"/>
+      <w:r>
+        <w:t xml:space="preserve"> </w:t>
+      </w:r>
+      <w:proofErr w:type="spellStart"/>
+      <w:r>
+        <w:t>kirjalik</w:t>
+      </w:r>
+      <w:proofErr w:type="spellEnd"/>
+      <w:r>
+        <w:t xml:space="preserve"> </w:t>
+      </w:r>
+      <w:proofErr w:type="spellStart"/>
+      <w:r>
+        <w:t>kokkulepe</w:t>
+      </w:r>
+      <w:proofErr w:type="spellEnd"/>
+      <w:r>
+        <w:t xml:space="preserve"> </w:t>
+      </w:r>
+      <w:proofErr w:type="spellStart"/>
+      <w:r>
+        <w:t>andmete</w:t>
+      </w:r>
+      <w:proofErr w:type="spellEnd"/>
+      <w:r>
+        <w:t xml:space="preserve"> </w:t>
+      </w:r>
+      <w:proofErr w:type="spellStart"/>
+      <w:r>
+        <w:t>töötlemise</w:t>
+      </w:r>
+      <w:proofErr w:type="spellEnd"/>
+      <w:r>
+        <w:t xml:space="preserve"> </w:t>
+      </w:r>
+      <w:proofErr w:type="spellStart"/>
+      <w:r>
+        <w:t>kohta</w:t>
+      </w:r>
+      <w:proofErr w:type="spellEnd"/>
+      <w:r>
+        <w:t xml:space="preserve"> </w:t>
+      </w:r>
+      <w:proofErr w:type="spellStart"/>
+      <w:r>
+        <w:t>ulatuses</w:t>
+      </w:r>
+      <w:proofErr w:type="spellEnd"/>
+      <w:r>
+        <w:t xml:space="preserve">, </w:t>
+      </w:r>
+      <w:proofErr w:type="spellStart"/>
+      <w:r>
+        <w:t>milles</w:t>
+      </w:r>
+      <w:proofErr w:type="spellEnd"/>
+      <w:r>
+        <w:t xml:space="preserve"> </w:t>
+      </w:r>
+      <w:proofErr w:type="spellStart"/>
+      <w:r>
+        <w:t>SotsiaalAI</w:t>
+      </w:r>
+      <w:proofErr w:type="spellEnd"/>
+      <w:r>
+        <w:t xml:space="preserve"> </w:t>
+      </w:r>
+      <w:proofErr w:type="spellStart"/>
+      <w:r>
+        <w:t>töötleb</w:t>
+      </w:r>
+      <w:proofErr w:type="spellEnd"/>
+      <w:r>
+        <w:t xml:space="preserve"> </w:t>
+      </w:r>
+      <w:proofErr w:type="spellStart"/>
+      <w:r>
+        <w:t>isikuandmeid</w:t>
+      </w:r>
+      <w:proofErr w:type="spellEnd"/>
+      <w:r>
+        <w:t xml:space="preserve"> </w:t>
+      </w:r>
+      <w:proofErr w:type="spellStart"/>
+      <w:r>
+        <w:t>organisatsiooni</w:t>
+      </w:r>
+      <w:proofErr w:type="spellEnd"/>
+      <w:r>
+        <w:t xml:space="preserve"> </w:t>
+      </w:r>
+      <w:proofErr w:type="spellStart"/>
+      <w:r>
+        <w:t>nimel</w:t>
+      </w:r>
+      <w:proofErr w:type="spellEnd"/>
+      <w:r>
+        <w:t xml:space="preserve">. See </w:t>
+      </w:r>
+      <w:proofErr w:type="spellStart"/>
+      <w:r>
+        <w:t>osa</w:t>
+      </w:r>
+      <w:proofErr w:type="spellEnd"/>
+      <w:r>
+        <w:t xml:space="preserve"> </w:t>
+      </w:r>
+      <w:proofErr w:type="spellStart"/>
+      <w:r>
+        <w:t>jõustub</w:t>
+      </w:r>
+      <w:proofErr w:type="spellEnd"/>
+      <w:r>
+        <w:t xml:space="preserve"> </w:t>
+      </w:r>
+      <w:proofErr w:type="spellStart"/>
+      <w:r>
+        <w:t>siis</w:t>
+      </w:r>
+      <w:proofErr w:type="spellEnd"/>
+      <w:r>
+        <w:t xml:space="preserve">, </w:t>
+      </w:r>
+      <w:proofErr w:type="spellStart"/>
+      <w:r>
+        <w:t>kui</w:t>
+      </w:r>
+      <w:proofErr w:type="spellEnd"/>
+      <w:r>
+        <w:t xml:space="preserve"> </w:t>
+      </w:r>
+      <w:proofErr w:type="spellStart"/>
+      <w:r>
+        <w:t>organisatsioon</w:t>
+      </w:r>
+      <w:proofErr w:type="spellEnd"/>
+      <w:r>
+        <w:t xml:space="preserve"> ja </w:t>
+      </w:r>
+      <w:proofErr w:type="spellStart"/>
+      <w:r>
+        <w:t>SotsiaalAI</w:t>
+      </w:r>
+      <w:proofErr w:type="spellEnd"/>
+      <w:r>
+        <w:t xml:space="preserve"> on </w:t>
+      </w:r>
+      <w:proofErr w:type="spellStart"/>
+      <w:r>
+        <w:t>allkirjastanud</w:t>
+      </w:r>
+      <w:proofErr w:type="spellEnd"/>
+      <w:r>
+        <w:t xml:space="preserve"> </w:t>
+      </w:r>
+      <w:proofErr w:type="spellStart"/>
+      <w:r>
+        <w:t>sama</w:t>
+      </w:r>
+      <w:proofErr w:type="spellEnd"/>
+      <w:r>
+        <w:t xml:space="preserve"> </w:t>
+      </w:r>
+      <w:proofErr w:type="spellStart"/>
+      <w:r>
+        <w:t>sisuga</w:t>
+      </w:r>
+      <w:proofErr w:type="spellEnd"/>
+      <w:r>
+        <w:t xml:space="preserve"> </w:t>
+      </w:r>
+      <w:proofErr w:type="spellStart"/>
+      <w:r>
+        <w:t>faili</w:t>
+      </w:r>
+      <w:proofErr w:type="spellEnd"/>
+      <w:r>
+        <w:t>.</w:t>
       </w:r>
     </w:p>
     <w:p>
       <w:pPr>
         <w:spacing w:after="120" w:line="283" w:lineRule="auto"/>
       </w:pPr>
-      <w:r>
-        <w:t>SotsiaalAI töötleb organisatsiooni nimel andmeid ulatuses, mis on vajalik teenuse osutamiseks. See võib hõlmata failide hoidmist, dokumentide, kokkuvõtete, aruannete ja muude töömustandite ettevalmistamist, info korrastamist, lubatud töövoogude tehnilist käitamist, kasutaja tuvastamist, tehnilist tuge, turvet ja teenuse töökindlust.</w:t>
+      <w:proofErr w:type="spellStart"/>
+      <w:r>
+        <w:t>SotsiaalAI</w:t>
+      </w:r>
+      <w:proofErr w:type="spellEnd"/>
+      <w:r>
+        <w:t xml:space="preserve"> </w:t>
+      </w:r>
+      <w:proofErr w:type="spellStart"/>
+      <w:r>
+        <w:t>töötleb</w:t>
+      </w:r>
+      <w:proofErr w:type="spellEnd"/>
+      <w:r>
+        <w:t xml:space="preserve"> </w:t>
+      </w:r>
+      <w:proofErr w:type="spellStart"/>
+      <w:r>
+        <w:t>organisatsiooni</w:t>
+      </w:r>
+      <w:proofErr w:type="spellEnd"/>
+      <w:r>
+        <w:t xml:space="preserve"> </w:t>
+      </w:r>
+      <w:proofErr w:type="spellStart"/>
+      <w:r>
+        <w:t>nimel</w:t>
+      </w:r>
+      <w:proofErr w:type="spellEnd"/>
+      <w:r>
+        <w:t xml:space="preserve"> </w:t>
+      </w:r>
+      <w:proofErr w:type="spellStart"/>
+      <w:r>
+        <w:t>andmeid</w:t>
+      </w:r>
+      <w:proofErr w:type="spellEnd"/>
+      <w:r>
+        <w:t xml:space="preserve"> </w:t>
+      </w:r>
+      <w:proofErr w:type="spellStart"/>
+      <w:r>
+        <w:t>ulatuses</w:t>
+      </w:r>
+      <w:proofErr w:type="spellEnd"/>
+      <w:r>
+        <w:t xml:space="preserve">, mis on </w:t>
+      </w:r>
+      <w:proofErr w:type="spellStart"/>
+      <w:r>
+        <w:t>vajalik</w:t>
+      </w:r>
+      <w:proofErr w:type="spellEnd"/>
+      <w:r>
+        <w:t xml:space="preserve"> </w:t>
+      </w:r>
+      <w:proofErr w:type="spellStart"/>
+      <w:r>
+        <w:t>teenuse</w:t>
+      </w:r>
+      <w:proofErr w:type="spellEnd"/>
+      <w:r>
+        <w:t xml:space="preserve"> </w:t>
+      </w:r>
+      <w:proofErr w:type="spellStart"/>
+      <w:r>
+        <w:t>osutamiseks</w:t>
+      </w:r>
+      <w:proofErr w:type="spellEnd"/>
+      <w:r>
+        <w:t xml:space="preserve">. See </w:t>
+      </w:r>
+      <w:proofErr w:type="spellStart"/>
+      <w:r>
+        <w:t>võib</w:t>
+      </w:r>
+      <w:proofErr w:type="spellEnd"/>
+      <w:r>
+        <w:t xml:space="preserve"> </w:t>
+      </w:r>
+      <w:proofErr w:type="spellStart"/>
+      <w:r>
+        <w:t>hõlmata</w:t>
+      </w:r>
+      <w:proofErr w:type="spellEnd"/>
+      <w:r>
+        <w:t xml:space="preserve"> </w:t>
+      </w:r>
+      <w:proofErr w:type="spellStart"/>
+      <w:r>
+        <w:t>failide</w:t>
+      </w:r>
+      <w:proofErr w:type="spellEnd"/>
+      <w:r>
+        <w:t xml:space="preserve"> </w:t>
+      </w:r>
+      <w:proofErr w:type="spellStart"/>
+      <w:r>
+        <w:t>hoidmist</w:t>
+      </w:r>
+      <w:proofErr w:type="spellEnd"/>
+      <w:r>
+        <w:t xml:space="preserve">, </w:t>
+      </w:r>
+      <w:proofErr w:type="spellStart"/>
+      <w:r>
+        <w:t>dokumentide</w:t>
+      </w:r>
+      <w:proofErr w:type="spellEnd"/>
+      <w:r>
+        <w:t xml:space="preserve">, </w:t>
+      </w:r>
+      <w:proofErr w:type="spellStart"/>
+      <w:r>
+        <w:t>kokkuvõtete</w:t>
+      </w:r>
+      <w:proofErr w:type="spellEnd"/>
+      <w:r>
+        <w:t xml:space="preserve">, </w:t>
+      </w:r>
+      <w:proofErr w:type="spellStart"/>
+      <w:r>
+        <w:t>aruannete</w:t>
+      </w:r>
+      <w:proofErr w:type="spellEnd"/>
+      <w:r>
+        <w:t xml:space="preserve"> ja </w:t>
+      </w:r>
+      <w:proofErr w:type="spellStart"/>
+      <w:r>
+        <w:t>muude</w:t>
+      </w:r>
+      <w:proofErr w:type="spellEnd"/>
+      <w:r>
+        <w:t xml:space="preserve"> </w:t>
+      </w:r>
+      <w:proofErr w:type="spellStart"/>
+      <w:r>
+        <w:t>töömustandite</w:t>
+      </w:r>
+      <w:proofErr w:type="spellEnd"/>
+      <w:r>
+        <w:t xml:space="preserve"> </w:t>
+      </w:r>
+      <w:proofErr w:type="spellStart"/>
+      <w:r>
+        <w:t>ettevalmistamist</w:t>
+      </w:r>
+      <w:proofErr w:type="spellEnd"/>
+      <w:r>
+        <w:t xml:space="preserve">, info </w:t>
+      </w:r>
+      <w:proofErr w:type="spellStart"/>
+      <w:r>
+        <w:t>korrastamist</w:t>
+      </w:r>
+      <w:proofErr w:type="spellEnd"/>
+      <w:r>
+        <w:t xml:space="preserve">, </w:t>
+      </w:r>
+      <w:proofErr w:type="spellStart"/>
+      <w:r>
+        <w:t>lubatud</w:t>
+      </w:r>
+      <w:proofErr w:type="spellEnd"/>
+      <w:r>
+        <w:t xml:space="preserve"> </w:t>
+      </w:r>
+      <w:proofErr w:type="spellStart"/>
+      <w:r>
+        <w:t>töövoogude</w:t>
+      </w:r>
+      <w:proofErr w:type="spellEnd"/>
+      <w:r>
+        <w:t xml:space="preserve"> </w:t>
+      </w:r>
+      <w:proofErr w:type="spellStart"/>
+      <w:r>
+        <w:t>tehnilist</w:t>
+      </w:r>
+      <w:proofErr w:type="spellEnd"/>
+      <w:r>
+        <w:t xml:space="preserve"> </w:t>
+      </w:r>
+      <w:proofErr w:type="spellStart"/>
+      <w:r>
+        <w:t>käitamist</w:t>
+      </w:r>
+      <w:proofErr w:type="spellEnd"/>
+      <w:r>
+        <w:t xml:space="preserve">, </w:t>
+      </w:r>
+      <w:proofErr w:type="spellStart"/>
+      <w:r>
+        <w:t>kasutaja</w:t>
+      </w:r>
+      <w:proofErr w:type="spellEnd"/>
+      <w:r>
+        <w:t xml:space="preserve"> </w:t>
+      </w:r>
+      <w:proofErr w:type="spellStart"/>
+      <w:r>
+        <w:t>tuvastamist</w:t>
+      </w:r>
+      <w:proofErr w:type="spellEnd"/>
+      <w:r>
+        <w:t xml:space="preserve">, </w:t>
+      </w:r>
+      <w:proofErr w:type="spellStart"/>
+      <w:r>
+        <w:t>tehnilist</w:t>
+      </w:r>
+      <w:proofErr w:type="spellEnd"/>
+      <w:r>
+        <w:t xml:space="preserve"> </w:t>
+      </w:r>
+      <w:proofErr w:type="spellStart"/>
+      <w:r>
+        <w:t>tuge</w:t>
+      </w:r>
+      <w:proofErr w:type="spellEnd"/>
+      <w:r>
+        <w:t xml:space="preserve">, </w:t>
+      </w:r>
+      <w:proofErr w:type="spellStart"/>
+      <w:r>
+        <w:t>turvet</w:t>
+      </w:r>
+      <w:proofErr w:type="spellEnd"/>
+      <w:r>
+        <w:t xml:space="preserve"> ja </w:t>
+      </w:r>
+      <w:proofErr w:type="spellStart"/>
+      <w:r>
+        <w:t>teenuse</w:t>
+      </w:r>
+      <w:proofErr w:type="spellEnd"/>
+      <w:r>
+        <w:t xml:space="preserve"> </w:t>
+      </w:r>
+      <w:proofErr w:type="spellStart"/>
+      <w:r>
+        <w:t>töökindlust</w:t>
+      </w:r>
+      <w:proofErr w:type="spellEnd"/>
+      <w:r>
+        <w:t>.</w:t>
       </w:r>
     </w:p>
     <w:p>
       <w:pPr>
         <w:spacing w:after="120" w:line="283" w:lineRule="auto"/>
       </w:pPr>
-      <w:r>
-        <w:t>Andmeid töödeldakse nii kaua, kui organisatsioon teenust kasutab, töötlemine on vajalik teenuse osutamiseks või säilitamine on vajalik seadusest või teenuse töökindlusest tuleneval põhjusel. Töödeldavad andmed võivad hõlmata töömaterjalide sisu, vestluste sisendeid, dokumente, kontaktandmeid, kasutajakonto andmeid ja muid andmeid, mida organisatsioon seaduslikult teenuses kasutab.</w:t>
+      <w:proofErr w:type="spellStart"/>
+      <w:r>
+        <w:t>Andmeid</w:t>
+      </w:r>
+      <w:proofErr w:type="spellEnd"/>
+      <w:r>
+        <w:t xml:space="preserve"> </w:t>
+      </w:r>
+      <w:proofErr w:type="spellStart"/>
+      <w:r>
+        <w:t>töödeldakse</w:t>
+      </w:r>
+      <w:proofErr w:type="spellEnd"/>
+      <w:r>
+        <w:t xml:space="preserve"> </w:t>
+      </w:r>
+      <w:proofErr w:type="spellStart"/>
+      <w:r>
+        <w:t>nii</w:t>
+      </w:r>
+      <w:proofErr w:type="spellEnd"/>
+      <w:r>
+        <w:t xml:space="preserve"> </w:t>
+      </w:r>
+      <w:proofErr w:type="spellStart"/>
+      <w:r>
+        <w:t>kaua</w:t>
+      </w:r>
+      <w:proofErr w:type="spellEnd"/>
+      <w:r>
+        <w:t xml:space="preserve">, </w:t>
+      </w:r>
+      <w:proofErr w:type="spellStart"/>
+      <w:r>
+        <w:t>kui</w:t>
+      </w:r>
+      <w:proofErr w:type="spellEnd"/>
+      <w:r>
+        <w:t xml:space="preserve"> </w:t>
+      </w:r>
+      <w:proofErr w:type="spellStart"/>
+      <w:r>
+        <w:t>organisatsioon</w:t>
+      </w:r>
+      <w:proofErr w:type="spellEnd"/>
+      <w:r>
+        <w:t xml:space="preserve"> </w:t>
+      </w:r>
+      <w:proofErr w:type="spellStart"/>
+      <w:r>
+        <w:t>teenust</w:t>
+      </w:r>
+      <w:proofErr w:type="spellEnd"/>
+      <w:r>
+        <w:t xml:space="preserve"> </w:t>
+      </w:r>
+      <w:proofErr w:type="spellStart"/>
+      <w:r>
+        <w:t>kasutab</w:t>
+      </w:r>
+      <w:proofErr w:type="spellEnd"/>
+      <w:r>
+        <w:t xml:space="preserve">, </w:t>
+      </w:r>
+      <w:proofErr w:type="spellStart"/>
+      <w:r>
+        <w:t>töötlemine</w:t>
+      </w:r>
+      <w:proofErr w:type="spellEnd"/>
+      <w:r>
+        <w:t xml:space="preserve"> on </w:t>
+      </w:r>
+      <w:proofErr w:type="spellStart"/>
+      <w:r>
+        <w:t>vajalik</w:t>
+      </w:r>
+      <w:proofErr w:type="spellEnd"/>
+      <w:r>
+        <w:t xml:space="preserve"> </w:t>
+      </w:r>
+      <w:proofErr w:type="spellStart"/>
+      <w:r>
+        <w:t>teenuse</w:t>
+      </w:r>
+      <w:proofErr w:type="spellEnd"/>
+      <w:r>
+        <w:t xml:space="preserve"> </w:t>
+      </w:r>
+      <w:proofErr w:type="spellStart"/>
+      <w:r>
+        <w:t>osutamiseks</w:t>
+      </w:r>
+      <w:proofErr w:type="spellEnd"/>
+      <w:r>
+        <w:t xml:space="preserve"> </w:t>
+      </w:r>
+      <w:proofErr w:type="spellStart"/>
+      <w:r>
+        <w:t>või</w:t>
+      </w:r>
+      <w:proofErr w:type="spellEnd"/>
+      <w:r>
+        <w:t xml:space="preserve"> </w:t>
+      </w:r>
+      <w:proofErr w:type="spellStart"/>
+      <w:r>
+        <w:t>säilitamine</w:t>
+      </w:r>
+      <w:proofErr w:type="spellEnd"/>
+      <w:r>
+        <w:t xml:space="preserve"> on </w:t>
+      </w:r>
+      <w:proofErr w:type="spellStart"/>
+      <w:r>
+        <w:t>vajalik</w:t>
+      </w:r>
+      <w:proofErr w:type="spellEnd"/>
+      <w:r>
+        <w:t xml:space="preserve"> </w:t>
+      </w:r>
+      <w:proofErr w:type="spellStart"/>
+      <w:r>
+        <w:t>seadusest</w:t>
+      </w:r>
+      <w:proofErr w:type="spellEnd"/>
+      <w:r>
+        <w:t xml:space="preserve"> </w:t>
+      </w:r>
+      <w:proofErr w:type="spellStart"/>
+      <w:r>
+        <w:t>või</w:t>
+      </w:r>
+      <w:proofErr w:type="spellEnd"/>
+      <w:r>
+        <w:t xml:space="preserve"> </w:t>
+      </w:r>
+      <w:proofErr w:type="spellStart"/>
+      <w:r>
+        <w:t>teenuse</w:t>
+      </w:r>
+      <w:proofErr w:type="spellEnd"/>
+      <w:r>
+        <w:t xml:space="preserve"> </w:t>
+      </w:r>
+      <w:proofErr w:type="spellStart"/>
+      <w:r>
+        <w:t>töökindlusest</w:t>
+      </w:r>
+      <w:proofErr w:type="spellEnd"/>
+      <w:r>
+        <w:t xml:space="preserve"> </w:t>
+      </w:r>
+      <w:proofErr w:type="spellStart"/>
+      <w:r>
+        <w:t>tuleneval</w:t>
+      </w:r>
+      <w:proofErr w:type="spellEnd"/>
+      <w:r>
+        <w:t xml:space="preserve"> </w:t>
+      </w:r>
+      <w:proofErr w:type="spellStart"/>
+      <w:r>
+        <w:t>põhjusel</w:t>
+      </w:r>
+      <w:proofErr w:type="spellEnd"/>
+      <w:r>
+        <w:t xml:space="preserve">. </w:t>
+      </w:r>
+      <w:proofErr w:type="spellStart"/>
+      <w:r>
+        <w:t>Töödeldavad</w:t>
+      </w:r>
+      <w:proofErr w:type="spellEnd"/>
+      <w:r>
+        <w:t xml:space="preserve"> </w:t>
+      </w:r>
+      <w:proofErr w:type="spellStart"/>
+      <w:r>
+        <w:t>andmed</w:t>
+      </w:r>
+      <w:proofErr w:type="spellEnd"/>
+      <w:r>
+        <w:t xml:space="preserve"> </w:t>
+      </w:r>
+      <w:proofErr w:type="spellStart"/>
+      <w:r>
+        <w:t>võivad</w:t>
+      </w:r>
+      <w:proofErr w:type="spellEnd"/>
+      <w:r>
+        <w:t xml:space="preserve"> </w:t>
+      </w:r>
+      <w:proofErr w:type="spellStart"/>
+      <w:r>
+        <w:t>hõlmata</w:t>
+      </w:r>
+      <w:proofErr w:type="spellEnd"/>
+      <w:r>
+        <w:t xml:space="preserve"> </w:t>
+      </w:r>
+      <w:proofErr w:type="spellStart"/>
+      <w:r>
+        <w:t>töömaterjalide</w:t>
+      </w:r>
+      <w:proofErr w:type="spellEnd"/>
+      <w:r>
+        <w:t xml:space="preserve"> sisu, </w:t>
+      </w:r>
+      <w:proofErr w:type="spellStart"/>
+      <w:r>
+        <w:t>vestluste</w:t>
+      </w:r>
+      <w:proofErr w:type="spellEnd"/>
+      <w:r>
+        <w:t xml:space="preserve"> </w:t>
+      </w:r>
+      <w:proofErr w:type="spellStart"/>
+      <w:r>
+        <w:t>sisendeid</w:t>
+      </w:r>
+      <w:proofErr w:type="spellEnd"/>
+      <w:r>
+        <w:t xml:space="preserve">, </w:t>
+      </w:r>
+      <w:proofErr w:type="spellStart"/>
+      <w:r>
+        <w:t>dokumente</w:t>
+      </w:r>
+      <w:proofErr w:type="spellEnd"/>
+      <w:r>
+        <w:t xml:space="preserve">, </w:t>
+      </w:r>
+      <w:proofErr w:type="spellStart"/>
+      <w:r>
+        <w:t>kontaktandmeid</w:t>
+      </w:r>
+      <w:proofErr w:type="spellEnd"/>
+      <w:r>
+        <w:t xml:space="preserve">, </w:t>
+      </w:r>
+      <w:proofErr w:type="spellStart"/>
+      <w:r>
+        <w:t>kasutajakonto</w:t>
+      </w:r>
+      <w:proofErr w:type="spellEnd"/>
+      <w:r>
+        <w:t xml:space="preserve"> </w:t>
+      </w:r>
+      <w:proofErr w:type="spellStart"/>
+      <w:r>
+        <w:t>andmeid</w:t>
+      </w:r>
+      <w:proofErr w:type="spellEnd"/>
+      <w:r>
+        <w:t xml:space="preserve"> ja </w:t>
+      </w:r>
+      <w:proofErr w:type="spellStart"/>
+      <w:r>
+        <w:t>muid</w:t>
+      </w:r>
+      <w:proofErr w:type="spellEnd"/>
+      <w:r>
+        <w:t xml:space="preserve"> </w:t>
+      </w:r>
+      <w:proofErr w:type="spellStart"/>
+      <w:r>
+        <w:t>andmeid</w:t>
+      </w:r>
+      <w:proofErr w:type="spellEnd"/>
+      <w:r>
+        <w:t xml:space="preserve">, </w:t>
+      </w:r>
+      <w:proofErr w:type="spellStart"/>
+      <w:r>
+        <w:t>mida</w:t>
+      </w:r>
+      <w:proofErr w:type="spellEnd"/>
+      <w:r>
+        <w:t xml:space="preserve"> </w:t>
+      </w:r>
+      <w:proofErr w:type="spellStart"/>
+      <w:r>
+        <w:t>organisatsioon</w:t>
+      </w:r>
+      <w:proofErr w:type="spellEnd"/>
+      <w:r>
+        <w:t xml:space="preserve"> </w:t>
+      </w:r>
+      <w:proofErr w:type="spellStart"/>
+      <w:r>
+        <w:t>seaduslikult</w:t>
+      </w:r>
+      <w:proofErr w:type="spellEnd"/>
+      <w:r>
+        <w:t xml:space="preserve"> </w:t>
+      </w:r>
+      <w:proofErr w:type="spellStart"/>
+      <w:r>
+        <w:t>teenuses</w:t>
+      </w:r>
+      <w:proofErr w:type="spellEnd"/>
+      <w:r>
+        <w:t xml:space="preserve"> </w:t>
+      </w:r>
+      <w:proofErr w:type="spellStart"/>
+      <w:r>
+        <w:t>kasutab</w:t>
+      </w:r>
+      <w:proofErr w:type="spellEnd"/>
+      <w:r>
+        <w:t>.</w:t>
       </w:r>
     </w:p>
     <w:p>
       <w:pPr>
         <w:spacing w:after="120" w:line="283" w:lineRule="auto"/>
       </w:pPr>
-      <w:r>
-        <w:t>SotsiaalAI töötleb andmeid organisatsiooni juhiste järgi, tagab konfidentsiaalsuse ning aitab mõistlikus ulatuses organisatsiooni andmesubjekti taotluste, rikkumiste hindamise ja muude andmekaitse küsimuste korral. Töötlemise lõppemisel kustutab või tagastab SotsiaalAI organisatsiooni andmed organisatsiooni juhiste kohaselt selles ulatuses, mis on tehniliselt võimalik ja kooskõlas säilitamiskohustustega.</w:t>
+      <w:proofErr w:type="spellStart"/>
+      <w:r>
+        <w:t>SotsiaalAI</w:t>
+      </w:r>
+      <w:proofErr w:type="spellEnd"/>
+      <w:r>
+        <w:t xml:space="preserve"> </w:t>
+      </w:r>
+      <w:proofErr w:type="spellStart"/>
+      <w:r>
+        <w:t>töötleb</w:t>
+      </w:r>
+      <w:proofErr w:type="spellEnd"/>
+      <w:r>
+        <w:t xml:space="preserve"> </w:t>
+      </w:r>
+      <w:proofErr w:type="spellStart"/>
+      <w:r>
+        <w:t>andmeid</w:t>
+      </w:r>
+      <w:proofErr w:type="spellEnd"/>
+      <w:r>
+        <w:t xml:space="preserve"> </w:t>
+      </w:r>
+      <w:proofErr w:type="spellStart"/>
+      <w:r>
+        <w:t>organisatsiooni</w:t>
+      </w:r>
+      <w:proofErr w:type="spellEnd"/>
+      <w:r>
+        <w:t xml:space="preserve"> </w:t>
+      </w:r>
+      <w:proofErr w:type="spellStart"/>
+      <w:r>
+        <w:t>juhiste</w:t>
+      </w:r>
+      <w:proofErr w:type="spellEnd"/>
+      <w:r>
+        <w:t xml:space="preserve"> </w:t>
+      </w:r>
+      <w:proofErr w:type="spellStart"/>
+      <w:r>
+        <w:t>järgi</w:t>
+      </w:r>
+      <w:proofErr w:type="spellEnd"/>
+      <w:r>
+        <w:t xml:space="preserve">, </w:t>
+      </w:r>
+      <w:proofErr w:type="spellStart"/>
+      <w:r>
+        <w:t>tagab</w:t>
+      </w:r>
+      <w:proofErr w:type="spellEnd"/>
+      <w:r>
+        <w:t xml:space="preserve"> </w:t>
+      </w:r>
+      <w:proofErr w:type="spellStart"/>
+      <w:r>
+        <w:t>konfidentsiaalsuse</w:t>
+      </w:r>
+      <w:proofErr w:type="spellEnd"/>
+      <w:r>
+        <w:t xml:space="preserve"> </w:t>
+      </w:r>
+      <w:proofErr w:type="spellStart"/>
+      <w:r>
+        <w:t>ning</w:t>
+      </w:r>
+      <w:proofErr w:type="spellEnd"/>
+      <w:r>
+        <w:t xml:space="preserve"> </w:t>
+      </w:r>
+      <w:proofErr w:type="spellStart"/>
+      <w:r>
+        <w:t>aitab</w:t>
+      </w:r>
+      <w:proofErr w:type="spellEnd"/>
+      <w:r>
+        <w:t xml:space="preserve"> </w:t>
+      </w:r>
+      <w:proofErr w:type="spellStart"/>
+      <w:r>
+        <w:t>mõistlikus</w:t>
+      </w:r>
+      <w:proofErr w:type="spellEnd"/>
+      <w:r>
+        <w:t xml:space="preserve"> </w:t>
+      </w:r>
+      <w:proofErr w:type="spellStart"/>
+      <w:r>
+        <w:t>ulatuses</w:t>
+      </w:r>
+      <w:proofErr w:type="spellEnd"/>
+      <w:r>
+        <w:t xml:space="preserve"> </w:t>
+      </w:r>
+      <w:proofErr w:type="spellStart"/>
+      <w:r>
+        <w:t>organisatsiooni</w:t>
+      </w:r>
+      <w:proofErr w:type="spellEnd"/>
+      <w:r>
+        <w:t xml:space="preserve"> </w:t>
+      </w:r>
+      <w:proofErr w:type="spellStart"/>
+      <w:r>
+        <w:t>andmesubjekti</w:t>
+      </w:r>
+      <w:proofErr w:type="spellEnd"/>
+      <w:r>
+        <w:t xml:space="preserve"> </w:t>
+      </w:r>
+      <w:proofErr w:type="spellStart"/>
+      <w:r>
+        <w:t>taotluste</w:t>
+      </w:r>
+      <w:proofErr w:type="spellEnd"/>
+      <w:r>
+        <w:t xml:space="preserve">, </w:t>
+      </w:r>
+      <w:proofErr w:type="spellStart"/>
+      <w:r>
+        <w:t>rikkumiste</w:t>
+      </w:r>
+      <w:proofErr w:type="spellEnd"/>
+      <w:r>
+        <w:t xml:space="preserve"> </w:t>
+      </w:r>
+      <w:proofErr w:type="spellStart"/>
+      <w:r>
+        <w:t>hindamise</w:t>
+      </w:r>
+      <w:proofErr w:type="spellEnd"/>
+      <w:r>
+        <w:t xml:space="preserve"> ja </w:t>
+      </w:r>
+      <w:proofErr w:type="spellStart"/>
+      <w:r>
+        <w:t>muude</w:t>
+      </w:r>
+      <w:proofErr w:type="spellEnd"/>
+      <w:r>
+        <w:t xml:space="preserve"> </w:t>
+      </w:r>
+      <w:proofErr w:type="spellStart"/>
+      <w:r>
+        <w:t>andmekaitse</w:t>
+      </w:r>
+      <w:proofErr w:type="spellEnd"/>
+      <w:r>
+        <w:t xml:space="preserve"> </w:t>
+      </w:r>
+      <w:proofErr w:type="spellStart"/>
+      <w:r>
+        <w:t>küsimuste</w:t>
+      </w:r>
+      <w:proofErr w:type="spellEnd"/>
+      <w:r>
+        <w:t xml:space="preserve"> </w:t>
+      </w:r>
+      <w:proofErr w:type="spellStart"/>
+      <w:r>
+        <w:t>korral</w:t>
+      </w:r>
+      <w:proofErr w:type="spellEnd"/>
+      <w:r>
+        <w:t xml:space="preserve">. </w:t>
+      </w:r>
+      <w:proofErr w:type="spellStart"/>
+      <w:r>
+        <w:t>Töötlemise</w:t>
+      </w:r>
+      <w:proofErr w:type="spellEnd"/>
+      <w:r>
+        <w:t xml:space="preserve"> </w:t>
+      </w:r>
+      <w:proofErr w:type="spellStart"/>
+      <w:r>
+        <w:t>lõppemisel</w:t>
+      </w:r>
+      <w:proofErr w:type="spellEnd"/>
+      <w:r>
+        <w:t xml:space="preserve"> </w:t>
+      </w:r>
+      <w:proofErr w:type="spellStart"/>
+      <w:r>
+        <w:t>kustutab</w:t>
+      </w:r>
+      <w:proofErr w:type="spellEnd"/>
+      <w:r>
+        <w:t xml:space="preserve"> </w:t>
+      </w:r>
+      <w:proofErr w:type="spellStart"/>
+      <w:r>
+        <w:t>või</w:t>
+      </w:r>
+      <w:proofErr w:type="spellEnd"/>
+      <w:r>
+        <w:t xml:space="preserve"> </w:t>
+      </w:r>
+      <w:proofErr w:type="spellStart"/>
+      <w:r>
+        <w:t>tagastab</w:t>
+      </w:r>
+      <w:proofErr w:type="spellEnd"/>
+      <w:r>
+        <w:t xml:space="preserve"> </w:t>
+      </w:r>
+      <w:proofErr w:type="spellStart"/>
+      <w:r>
+        <w:t>SotsiaalAI</w:t>
+      </w:r>
+      <w:proofErr w:type="spellEnd"/>
+      <w:r>
+        <w:t xml:space="preserve"> </w:t>
+      </w:r>
+      <w:proofErr w:type="spellStart"/>
+      <w:r>
+        <w:t>organisatsiooni</w:t>
+      </w:r>
+      <w:proofErr w:type="spellEnd"/>
+      <w:r>
+        <w:t xml:space="preserve"> </w:t>
+      </w:r>
+      <w:proofErr w:type="spellStart"/>
+      <w:r>
+        <w:t>andmed</w:t>
+      </w:r>
+      <w:proofErr w:type="spellEnd"/>
+      <w:r>
+        <w:t xml:space="preserve"> </w:t>
+      </w:r>
+      <w:proofErr w:type="spellStart"/>
+      <w:r>
+        <w:t>organisatsiooni</w:t>
+      </w:r>
+      <w:proofErr w:type="spellEnd"/>
+      <w:r>
+        <w:t xml:space="preserve"> </w:t>
+      </w:r>
+      <w:proofErr w:type="spellStart"/>
+      <w:r>
+        <w:t>juhiste</w:t>
+      </w:r>
+      <w:proofErr w:type="spellEnd"/>
+      <w:r>
+        <w:t xml:space="preserve"> </w:t>
+      </w:r>
+      <w:proofErr w:type="spellStart"/>
+      <w:r>
+        <w:t>kohaselt</w:t>
+      </w:r>
+      <w:proofErr w:type="spellEnd"/>
+      <w:r>
+        <w:t xml:space="preserve"> </w:t>
+      </w:r>
+      <w:proofErr w:type="spellStart"/>
+      <w:r>
+        <w:t>selles</w:t>
+      </w:r>
+      <w:proofErr w:type="spellEnd"/>
+      <w:r>
+        <w:t xml:space="preserve"> </w:t>
+      </w:r>
+      <w:proofErr w:type="spellStart"/>
+      <w:r>
+        <w:t>ulatuses</w:t>
+      </w:r>
+      <w:proofErr w:type="spellEnd"/>
+      <w:r>
+        <w:t xml:space="preserve">, mis on </w:t>
+      </w:r>
+      <w:proofErr w:type="spellStart"/>
+      <w:r>
+        <w:t>tehniliselt</w:t>
+      </w:r>
+      <w:proofErr w:type="spellEnd"/>
+      <w:r>
+        <w:t xml:space="preserve"> </w:t>
+      </w:r>
+      <w:proofErr w:type="spellStart"/>
+      <w:r>
+        <w:t>võimalik</w:t>
+      </w:r>
+      <w:proofErr w:type="spellEnd"/>
+      <w:r>
+        <w:t xml:space="preserve"> ja </w:t>
+      </w:r>
+      <w:proofErr w:type="spellStart"/>
+      <w:r>
+        <w:t>kooskõlas</w:t>
+      </w:r>
+      <w:proofErr w:type="spellEnd"/>
+      <w:r>
+        <w:t xml:space="preserve"> </w:t>
+      </w:r>
+      <w:proofErr w:type="spellStart"/>
+      <w:r>
+        <w:t>säilitamiskohustustega</w:t>
+      </w:r>
+      <w:proofErr w:type="spellEnd"/>
+      <w:r>
+        <w:t>.</w:t>
       </w:r>
     </w:p>
     <w:p>
@@ -193,31 +3776,635 @@
         <w:spacing w:before="200" w:after="80"/>
       </w:pPr>
       <w:r>
-        <w:t>7. Turvalisus</w:t>
-      </w:r>
+        <w:t xml:space="preserve">7. </w:t>
+      </w:r>
+      <w:proofErr w:type="spellStart"/>
+      <w:r>
+        <w:t>Turvalisus</w:t>
+      </w:r>
+      <w:proofErr w:type="spellEnd"/>
     </w:p>
     <w:p>
       <w:pPr>
         <w:spacing w:after="120" w:line="283" w:lineRule="auto"/>
       </w:pPr>
-      <w:r>
-        <w:t>SotsiaalAI kaitseb andmeid tehniliste ja korralduslike meetmetega. Nende hulka kuuluvad turvalised ühendused, ligipääsu piiramine vastavalt rollile ja töövajadusele, logimine, varundamine, taastamine, uuenduste ja haavatavuste haldus, rikkumiste käsitlus ning andmete säilitamise ja kustutamise reeglid.</w:t>
+      <w:proofErr w:type="spellStart"/>
+      <w:r>
+        <w:t>SotsiaalAI</w:t>
+      </w:r>
+      <w:proofErr w:type="spellEnd"/>
+      <w:r>
+        <w:t xml:space="preserve"> </w:t>
+      </w:r>
+      <w:proofErr w:type="spellStart"/>
+      <w:r>
+        <w:t>kaitseb</w:t>
+      </w:r>
+      <w:proofErr w:type="spellEnd"/>
+      <w:r>
+        <w:t xml:space="preserve"> </w:t>
+      </w:r>
+      <w:proofErr w:type="spellStart"/>
+      <w:r>
+        <w:t>andmeid</w:t>
+      </w:r>
+      <w:proofErr w:type="spellEnd"/>
+      <w:r>
+        <w:t xml:space="preserve"> </w:t>
+      </w:r>
+      <w:proofErr w:type="spellStart"/>
+      <w:r>
+        <w:t>tehniliste</w:t>
+      </w:r>
+      <w:proofErr w:type="spellEnd"/>
+      <w:r>
+        <w:t xml:space="preserve"> ja </w:t>
+      </w:r>
+      <w:proofErr w:type="spellStart"/>
+      <w:r>
+        <w:t>korralduslike</w:t>
+      </w:r>
+      <w:proofErr w:type="spellEnd"/>
+      <w:r>
+        <w:t xml:space="preserve"> </w:t>
+      </w:r>
+      <w:proofErr w:type="spellStart"/>
+      <w:r>
+        <w:t>meetmetega</w:t>
+      </w:r>
+      <w:proofErr w:type="spellEnd"/>
+      <w:r>
+        <w:t xml:space="preserve">. </w:t>
+      </w:r>
+      <w:proofErr w:type="spellStart"/>
+      <w:r>
+        <w:t>Nende</w:t>
+      </w:r>
+      <w:proofErr w:type="spellEnd"/>
+      <w:r>
+        <w:t xml:space="preserve"> </w:t>
+      </w:r>
+      <w:proofErr w:type="spellStart"/>
+      <w:r>
+        <w:t>hulka</w:t>
+      </w:r>
+      <w:proofErr w:type="spellEnd"/>
+      <w:r>
+        <w:t xml:space="preserve"> </w:t>
+      </w:r>
+      <w:proofErr w:type="spellStart"/>
+      <w:r>
+        <w:t>kuuluvad</w:t>
+      </w:r>
+      <w:proofErr w:type="spellEnd"/>
+      <w:r>
+        <w:t xml:space="preserve"> </w:t>
+      </w:r>
+      <w:proofErr w:type="spellStart"/>
+      <w:r>
+        <w:t>turvalised</w:t>
+      </w:r>
+      <w:proofErr w:type="spellEnd"/>
+      <w:r>
+        <w:t xml:space="preserve"> </w:t>
+      </w:r>
+      <w:proofErr w:type="spellStart"/>
+      <w:r>
+        <w:t>ühendused</w:t>
+      </w:r>
+      <w:proofErr w:type="spellEnd"/>
+      <w:r>
+        <w:t xml:space="preserve">, </w:t>
+      </w:r>
+      <w:proofErr w:type="spellStart"/>
+      <w:r>
+        <w:t>ligipääsu</w:t>
+      </w:r>
+      <w:proofErr w:type="spellEnd"/>
+      <w:r>
+        <w:t xml:space="preserve"> </w:t>
+      </w:r>
+      <w:proofErr w:type="spellStart"/>
+      <w:r>
+        <w:t>piiramine</w:t>
+      </w:r>
+      <w:proofErr w:type="spellEnd"/>
+      <w:r>
+        <w:t xml:space="preserve"> </w:t>
+      </w:r>
+      <w:proofErr w:type="spellStart"/>
+      <w:r>
+        <w:t>vastavalt</w:t>
+      </w:r>
+      <w:proofErr w:type="spellEnd"/>
+      <w:r>
+        <w:t xml:space="preserve"> </w:t>
+      </w:r>
+      <w:proofErr w:type="spellStart"/>
+      <w:r>
+        <w:t>rollile</w:t>
+      </w:r>
+      <w:proofErr w:type="spellEnd"/>
+      <w:r>
+        <w:t xml:space="preserve"> ja </w:t>
+      </w:r>
+      <w:proofErr w:type="spellStart"/>
+      <w:r>
+        <w:t>töövajadusele</w:t>
+      </w:r>
+      <w:proofErr w:type="spellEnd"/>
+      <w:r>
+        <w:t xml:space="preserve">, </w:t>
+      </w:r>
+      <w:proofErr w:type="spellStart"/>
+      <w:r>
+        <w:t>logimine</w:t>
+      </w:r>
+      <w:proofErr w:type="spellEnd"/>
+      <w:r>
+        <w:t xml:space="preserve">, </w:t>
+      </w:r>
+      <w:proofErr w:type="spellStart"/>
+      <w:r>
+        <w:t>varundamine</w:t>
+      </w:r>
+      <w:proofErr w:type="spellEnd"/>
+      <w:r>
+        <w:t xml:space="preserve">, </w:t>
+      </w:r>
+      <w:proofErr w:type="spellStart"/>
+      <w:r>
+        <w:t>taastamine</w:t>
+      </w:r>
+      <w:proofErr w:type="spellEnd"/>
+      <w:r>
+        <w:t xml:space="preserve">, </w:t>
+      </w:r>
+      <w:proofErr w:type="spellStart"/>
+      <w:r>
+        <w:t>uuenduste</w:t>
+      </w:r>
+      <w:proofErr w:type="spellEnd"/>
+      <w:r>
+        <w:t xml:space="preserve"> ja </w:t>
+      </w:r>
+      <w:proofErr w:type="spellStart"/>
+      <w:r>
+        <w:t>haavatavuste</w:t>
+      </w:r>
+      <w:proofErr w:type="spellEnd"/>
+      <w:r>
+        <w:t xml:space="preserve"> </w:t>
+      </w:r>
+      <w:proofErr w:type="spellStart"/>
+      <w:r>
+        <w:t>haldus</w:t>
+      </w:r>
+      <w:proofErr w:type="spellEnd"/>
+      <w:r>
+        <w:t xml:space="preserve">, </w:t>
+      </w:r>
+      <w:proofErr w:type="spellStart"/>
+      <w:r>
+        <w:t>rikkumiste</w:t>
+      </w:r>
+      <w:proofErr w:type="spellEnd"/>
+      <w:r>
+        <w:t xml:space="preserve"> </w:t>
+      </w:r>
+      <w:proofErr w:type="spellStart"/>
+      <w:r>
+        <w:t>käsitlus</w:t>
+      </w:r>
+      <w:proofErr w:type="spellEnd"/>
+      <w:r>
+        <w:t xml:space="preserve"> </w:t>
+      </w:r>
+      <w:proofErr w:type="spellStart"/>
+      <w:r>
+        <w:t>ning</w:t>
+      </w:r>
+      <w:proofErr w:type="spellEnd"/>
+      <w:r>
+        <w:t xml:space="preserve"> </w:t>
+      </w:r>
+      <w:proofErr w:type="spellStart"/>
+      <w:r>
+        <w:t>andmete</w:t>
+      </w:r>
+      <w:proofErr w:type="spellEnd"/>
+      <w:r>
+        <w:t xml:space="preserve"> </w:t>
+      </w:r>
+      <w:proofErr w:type="spellStart"/>
+      <w:r>
+        <w:t>säilitamise</w:t>
+      </w:r>
+      <w:proofErr w:type="spellEnd"/>
+      <w:r>
+        <w:t xml:space="preserve"> ja </w:t>
+      </w:r>
+      <w:proofErr w:type="spellStart"/>
+      <w:r>
+        <w:t>kustutamise</w:t>
+      </w:r>
+      <w:proofErr w:type="spellEnd"/>
+      <w:r>
+        <w:t xml:space="preserve"> </w:t>
+      </w:r>
+      <w:proofErr w:type="spellStart"/>
+      <w:r>
+        <w:t>reeglid</w:t>
+      </w:r>
+      <w:proofErr w:type="spellEnd"/>
+      <w:r>
+        <w:t>.</w:t>
       </w:r>
     </w:p>
     <w:p>
       <w:pPr>
         <w:spacing w:after="120" w:line="283" w:lineRule="auto"/>
       </w:pPr>
-      <w:r>
-        <w:t>Teenuse osutamiseks võib SotsiaalAI kasutada vajalikke teenusepakkujaid, näiteks majutuse, tehisintellekti, kõneteenuste, e-posti, logimise või monitooringu jaoks. Neid kasutatakse ainult teenuse toimimiseks vajalikus ulatuses. Kui andmeid edastatakse väljapoole Euroopa Liitu või Euroopa Majanduspiirkonda, rakendatakse selleks asjakohaseid kaitsemeetmeid.</w:t>
+      <w:proofErr w:type="spellStart"/>
+      <w:r>
+        <w:t>Teenuse</w:t>
+      </w:r>
+      <w:proofErr w:type="spellEnd"/>
+      <w:r>
+        <w:t xml:space="preserve"> </w:t>
+      </w:r>
+      <w:proofErr w:type="spellStart"/>
+      <w:r>
+        <w:t>osutamiseks</w:t>
+      </w:r>
+      <w:proofErr w:type="spellEnd"/>
+      <w:r>
+        <w:t xml:space="preserve"> </w:t>
+      </w:r>
+      <w:proofErr w:type="spellStart"/>
+      <w:r>
+        <w:t>võib</w:t>
+      </w:r>
+      <w:proofErr w:type="spellEnd"/>
+      <w:r>
+        <w:t xml:space="preserve"> </w:t>
+      </w:r>
+      <w:proofErr w:type="spellStart"/>
+      <w:r>
+        <w:t>SotsiaalAI</w:t>
+      </w:r>
+      <w:proofErr w:type="spellEnd"/>
+      <w:r>
+        <w:t xml:space="preserve"> </w:t>
+      </w:r>
+      <w:proofErr w:type="spellStart"/>
+      <w:r>
+        <w:t>kasutada</w:t>
+      </w:r>
+      <w:proofErr w:type="spellEnd"/>
+      <w:r>
+        <w:t xml:space="preserve"> </w:t>
+      </w:r>
+      <w:proofErr w:type="spellStart"/>
+      <w:r>
+        <w:t>vajalikke</w:t>
+      </w:r>
+      <w:proofErr w:type="spellEnd"/>
+      <w:r>
+        <w:t xml:space="preserve"> </w:t>
+      </w:r>
+      <w:proofErr w:type="spellStart"/>
+      <w:r>
+        <w:t>teenusepakkujaid</w:t>
+      </w:r>
+      <w:proofErr w:type="spellEnd"/>
+      <w:r>
+        <w:t xml:space="preserve">, </w:t>
+      </w:r>
+      <w:proofErr w:type="spellStart"/>
+      <w:r>
+        <w:t>näiteks</w:t>
+      </w:r>
+      <w:proofErr w:type="spellEnd"/>
+      <w:r>
+        <w:t xml:space="preserve"> </w:t>
+      </w:r>
+      <w:proofErr w:type="spellStart"/>
+      <w:r>
+        <w:t>majutuse</w:t>
+      </w:r>
+      <w:proofErr w:type="spellEnd"/>
+      <w:r>
+        <w:t xml:space="preserve">, </w:t>
+      </w:r>
+      <w:proofErr w:type="spellStart"/>
+      <w:r>
+        <w:t>tehisintellekti</w:t>
+      </w:r>
+      <w:proofErr w:type="spellEnd"/>
+      <w:r>
+        <w:t xml:space="preserve">, </w:t>
+      </w:r>
+      <w:proofErr w:type="spellStart"/>
+      <w:r>
+        <w:t>kõneteenuste</w:t>
+      </w:r>
+      <w:proofErr w:type="spellEnd"/>
+      <w:r>
+        <w:t>, e-</w:t>
+      </w:r>
+      <w:proofErr w:type="spellStart"/>
+      <w:r>
+        <w:t>posti</w:t>
+      </w:r>
+      <w:proofErr w:type="spellEnd"/>
+      <w:r>
+        <w:t xml:space="preserve">, </w:t>
+      </w:r>
+      <w:proofErr w:type="spellStart"/>
+      <w:r>
+        <w:t>logimise</w:t>
+      </w:r>
+      <w:proofErr w:type="spellEnd"/>
+      <w:r>
+        <w:t xml:space="preserve"> </w:t>
+      </w:r>
+      <w:proofErr w:type="spellStart"/>
+      <w:r>
+        <w:t>või</w:t>
+      </w:r>
+      <w:proofErr w:type="spellEnd"/>
+      <w:r>
+        <w:t xml:space="preserve"> </w:t>
+      </w:r>
+      <w:proofErr w:type="spellStart"/>
+      <w:r>
+        <w:t>monitooringu</w:t>
+      </w:r>
+      <w:proofErr w:type="spellEnd"/>
+      <w:r>
+        <w:t xml:space="preserve"> </w:t>
+      </w:r>
+      <w:proofErr w:type="spellStart"/>
+      <w:r>
+        <w:t>jaoks</w:t>
+      </w:r>
+      <w:proofErr w:type="spellEnd"/>
+      <w:r>
+        <w:t xml:space="preserve">. Neid </w:t>
+      </w:r>
+      <w:proofErr w:type="spellStart"/>
+      <w:r>
+        <w:t>kasutatakse</w:t>
+      </w:r>
+      <w:proofErr w:type="spellEnd"/>
+      <w:r>
+        <w:t xml:space="preserve"> </w:t>
+      </w:r>
+      <w:proofErr w:type="spellStart"/>
+      <w:r>
+        <w:t>ainult</w:t>
+      </w:r>
+      <w:proofErr w:type="spellEnd"/>
+      <w:r>
+        <w:t xml:space="preserve"> </w:t>
+      </w:r>
+      <w:proofErr w:type="spellStart"/>
+      <w:r>
+        <w:t>teenuse</w:t>
+      </w:r>
+      <w:proofErr w:type="spellEnd"/>
+      <w:r>
+        <w:t xml:space="preserve"> </w:t>
+      </w:r>
+      <w:proofErr w:type="spellStart"/>
+      <w:r>
+        <w:t>toimimiseks</w:t>
+      </w:r>
+      <w:proofErr w:type="spellEnd"/>
+      <w:r>
+        <w:t xml:space="preserve"> </w:t>
+      </w:r>
+      <w:proofErr w:type="spellStart"/>
+      <w:r>
+        <w:t>vajalikus</w:t>
+      </w:r>
+      <w:proofErr w:type="spellEnd"/>
+      <w:r>
+        <w:t xml:space="preserve"> </w:t>
+      </w:r>
+      <w:proofErr w:type="spellStart"/>
+      <w:r>
+        <w:t>ulatuses</w:t>
+      </w:r>
+      <w:proofErr w:type="spellEnd"/>
+      <w:r>
+        <w:t xml:space="preserve">. Kui </w:t>
+      </w:r>
+      <w:proofErr w:type="spellStart"/>
+      <w:r>
+        <w:t>andmeid</w:t>
+      </w:r>
+      <w:proofErr w:type="spellEnd"/>
+      <w:r>
+        <w:t xml:space="preserve"> </w:t>
+      </w:r>
+      <w:proofErr w:type="spellStart"/>
+      <w:r>
+        <w:t>edastatakse</w:t>
+      </w:r>
+      <w:proofErr w:type="spellEnd"/>
+      <w:r>
+        <w:t xml:space="preserve"> </w:t>
+      </w:r>
+      <w:proofErr w:type="spellStart"/>
+      <w:r>
+        <w:t>väljapoole</w:t>
+      </w:r>
+      <w:proofErr w:type="spellEnd"/>
+      <w:r>
+        <w:t xml:space="preserve"> </w:t>
+      </w:r>
+      <w:proofErr w:type="spellStart"/>
+      <w:r>
+        <w:t>Euroopa</w:t>
+      </w:r>
+      <w:proofErr w:type="spellEnd"/>
+      <w:r>
+        <w:t xml:space="preserve"> </w:t>
+      </w:r>
+      <w:proofErr w:type="spellStart"/>
+      <w:r>
+        <w:t>Liitu</w:t>
+      </w:r>
+      <w:proofErr w:type="spellEnd"/>
+      <w:r>
+        <w:t xml:space="preserve"> </w:t>
+      </w:r>
+      <w:proofErr w:type="spellStart"/>
+      <w:r>
+        <w:t>või</w:t>
+      </w:r>
+      <w:proofErr w:type="spellEnd"/>
+      <w:r>
+        <w:t xml:space="preserve"> </w:t>
+      </w:r>
+      <w:proofErr w:type="spellStart"/>
+      <w:r>
+        <w:t>Euroopa</w:t>
+      </w:r>
+      <w:proofErr w:type="spellEnd"/>
+      <w:r>
+        <w:t xml:space="preserve"> </w:t>
+      </w:r>
+      <w:proofErr w:type="spellStart"/>
+      <w:r>
+        <w:t>Majanduspiirkonda</w:t>
+      </w:r>
+      <w:proofErr w:type="spellEnd"/>
+      <w:r>
+        <w:t xml:space="preserve">, </w:t>
+      </w:r>
+      <w:proofErr w:type="spellStart"/>
+      <w:r>
+        <w:t>rakendatakse</w:t>
+      </w:r>
+      <w:proofErr w:type="spellEnd"/>
+      <w:r>
+        <w:t xml:space="preserve"> </w:t>
+      </w:r>
+      <w:proofErr w:type="spellStart"/>
+      <w:r>
+        <w:t>selleks</w:t>
+      </w:r>
+      <w:proofErr w:type="spellEnd"/>
+      <w:r>
+        <w:t xml:space="preserve"> </w:t>
+      </w:r>
+      <w:proofErr w:type="spellStart"/>
+      <w:r>
+        <w:t>asjakohaseid</w:t>
+      </w:r>
+      <w:proofErr w:type="spellEnd"/>
+      <w:r>
+        <w:t xml:space="preserve"> </w:t>
+      </w:r>
+      <w:proofErr w:type="spellStart"/>
+      <w:r>
+        <w:t>kaitsemeetmeid</w:t>
+      </w:r>
+      <w:proofErr w:type="spellEnd"/>
+      <w:r>
+        <w:t>.</w:t>
       </w:r>
     </w:p>
     <w:p>
       <w:pPr>
         <w:spacing w:after="120" w:line="283" w:lineRule="auto"/>
       </w:pPr>
-      <w:r>
-        <w:t>Platvormi põhimajutus toimub Euroopa Majanduspiirkonnas, sealhulgas Eestis, kui pooled ei lepi kirjalikult kokku teisiti.</w:t>
+      <w:proofErr w:type="spellStart"/>
+      <w:r>
+        <w:t>Platvormi</w:t>
+      </w:r>
+      <w:proofErr w:type="spellEnd"/>
+      <w:r>
+        <w:t xml:space="preserve"> </w:t>
+      </w:r>
+      <w:proofErr w:type="spellStart"/>
+      <w:r>
+        <w:t>põhimajutus</w:t>
+      </w:r>
+      <w:proofErr w:type="spellEnd"/>
+      <w:r>
+        <w:t xml:space="preserve"> </w:t>
+      </w:r>
+      <w:proofErr w:type="spellStart"/>
+      <w:r>
+        <w:t>toimub</w:t>
+      </w:r>
+      <w:proofErr w:type="spellEnd"/>
+      <w:r>
+        <w:t xml:space="preserve"> </w:t>
+      </w:r>
+      <w:proofErr w:type="spellStart"/>
+      <w:r>
+        <w:t>Euroopa</w:t>
+      </w:r>
+      <w:proofErr w:type="spellEnd"/>
+      <w:r>
+        <w:t xml:space="preserve"> </w:t>
+      </w:r>
+      <w:proofErr w:type="spellStart"/>
+      <w:r>
+        <w:t>Majanduspiirkonnas</w:t>
+      </w:r>
+      <w:proofErr w:type="spellEnd"/>
+      <w:r>
+        <w:t xml:space="preserve">, </w:t>
+      </w:r>
+      <w:proofErr w:type="spellStart"/>
+      <w:r>
+        <w:t>sealhulgas</w:t>
+      </w:r>
+      <w:proofErr w:type="spellEnd"/>
+      <w:r>
+        <w:t xml:space="preserve"> </w:t>
+      </w:r>
+      <w:proofErr w:type="spellStart"/>
+      <w:r>
+        <w:t>Eestis</w:t>
+      </w:r>
+      <w:proofErr w:type="spellEnd"/>
+      <w:r>
+        <w:t xml:space="preserve">, </w:t>
+      </w:r>
+      <w:proofErr w:type="spellStart"/>
+      <w:r>
+        <w:t>kui</w:t>
+      </w:r>
+      <w:proofErr w:type="spellEnd"/>
+      <w:r>
+        <w:t xml:space="preserve"> pooled </w:t>
+      </w:r>
+      <w:proofErr w:type="spellStart"/>
+      <w:r>
+        <w:t>ei</w:t>
+      </w:r>
+      <w:proofErr w:type="spellEnd"/>
+      <w:r>
+        <w:t xml:space="preserve"> </w:t>
+      </w:r>
+      <w:proofErr w:type="spellStart"/>
+      <w:r>
+        <w:t>lepi</w:t>
+      </w:r>
+      <w:proofErr w:type="spellEnd"/>
+      <w:r>
+        <w:t xml:space="preserve"> </w:t>
+      </w:r>
+      <w:proofErr w:type="spellStart"/>
+      <w:r>
+        <w:t>kirjalikult</w:t>
+      </w:r>
+      <w:proofErr w:type="spellEnd"/>
+      <w:r>
+        <w:t xml:space="preserve"> </w:t>
+      </w:r>
+      <w:proofErr w:type="spellStart"/>
+      <w:r>
+        <w:t>kokku</w:t>
+      </w:r>
+      <w:proofErr w:type="spellEnd"/>
+      <w:r>
+        <w:t xml:space="preserve"> </w:t>
+      </w:r>
+      <w:proofErr w:type="spellStart"/>
+      <w:r>
+        <w:t>teisiti</w:t>
+      </w:r>
+      <w:proofErr w:type="spellEnd"/>
+      <w:r>
+        <w:t>.</w:t>
       </w:r>
     </w:p>
     <w:p>
@@ -227,15 +4414,260 @@
       </w:pPr>
       <w:r>
         <w:lastRenderedPageBreak/>
-        <w:t>8. Vead ja rikkumised</w:t>
-      </w:r>
+        <w:t xml:space="preserve">8. </w:t>
+      </w:r>
+      <w:proofErr w:type="spellStart"/>
+      <w:r>
+        <w:t>Vead</w:t>
+      </w:r>
+      <w:proofErr w:type="spellEnd"/>
+      <w:r>
+        <w:t xml:space="preserve"> ja </w:t>
+      </w:r>
+      <w:proofErr w:type="spellStart"/>
+      <w:r>
+        <w:t>rikkumised</w:t>
+      </w:r>
+      <w:proofErr w:type="spellEnd"/>
     </w:p>
     <w:p>
       <w:pPr>
         <w:spacing w:after="120" w:line="283" w:lineRule="auto"/>
       </w:pPr>
       <w:r>
-        <w:t>Kui töötaja märkab või kahtlustab, et platvormi on sisestatud vale, liigne või loata info, peab ta sellest kohe teada andma organisatsiooni tavapärase korra järgi. Kui SotsiaalAI saab teada rikkumisest, mis puudutab organisatsiooni andmeid, teavitab ta organisatsiooni põhjendamatu viivituseta.</w:t>
+        <w:t xml:space="preserve">Kui </w:t>
+      </w:r>
+      <w:proofErr w:type="spellStart"/>
+      <w:r>
+        <w:t>töötaja</w:t>
+      </w:r>
+      <w:proofErr w:type="spellEnd"/>
+      <w:r>
+        <w:t xml:space="preserve"> </w:t>
+      </w:r>
+      <w:proofErr w:type="spellStart"/>
+      <w:r>
+        <w:t>märkab</w:t>
+      </w:r>
+      <w:proofErr w:type="spellEnd"/>
+      <w:r>
+        <w:t xml:space="preserve"> </w:t>
+      </w:r>
+      <w:proofErr w:type="spellStart"/>
+      <w:r>
+        <w:t>või</w:t>
+      </w:r>
+      <w:proofErr w:type="spellEnd"/>
+      <w:r>
+        <w:t xml:space="preserve"> </w:t>
+      </w:r>
+      <w:proofErr w:type="spellStart"/>
+      <w:r>
+        <w:t>kahtlustab</w:t>
+      </w:r>
+      <w:proofErr w:type="spellEnd"/>
+      <w:r>
+        <w:t xml:space="preserve">, et </w:t>
+      </w:r>
+      <w:proofErr w:type="spellStart"/>
+      <w:r>
+        <w:t>platvormi</w:t>
+      </w:r>
+      <w:proofErr w:type="spellEnd"/>
+      <w:r>
+        <w:t xml:space="preserve"> on </w:t>
+      </w:r>
+      <w:proofErr w:type="spellStart"/>
+      <w:r>
+        <w:t>sisestatud</w:t>
+      </w:r>
+      <w:proofErr w:type="spellEnd"/>
+      <w:r>
+        <w:t xml:space="preserve"> vale, </w:t>
+      </w:r>
+      <w:proofErr w:type="spellStart"/>
+      <w:r>
+        <w:t>liigne</w:t>
+      </w:r>
+      <w:proofErr w:type="spellEnd"/>
+      <w:r>
+        <w:t xml:space="preserve"> </w:t>
+      </w:r>
+      <w:proofErr w:type="spellStart"/>
+      <w:r>
+        <w:t>või</w:t>
+      </w:r>
+      <w:proofErr w:type="spellEnd"/>
+      <w:r>
+        <w:t xml:space="preserve"> </w:t>
+      </w:r>
+      <w:proofErr w:type="spellStart"/>
+      <w:r>
+        <w:t>loata</w:t>
+      </w:r>
+      <w:proofErr w:type="spellEnd"/>
+      <w:r>
+        <w:t xml:space="preserve"> info, </w:t>
+      </w:r>
+      <w:proofErr w:type="spellStart"/>
+      <w:r>
+        <w:t>peab</w:t>
+      </w:r>
+      <w:proofErr w:type="spellEnd"/>
+      <w:r>
+        <w:t xml:space="preserve"> ta </w:t>
+      </w:r>
+      <w:proofErr w:type="spellStart"/>
+      <w:r>
+        <w:t>sellest</w:t>
+      </w:r>
+      <w:proofErr w:type="spellEnd"/>
+      <w:r>
+        <w:t xml:space="preserve"> </w:t>
+      </w:r>
+      <w:proofErr w:type="spellStart"/>
+      <w:r>
+        <w:t>kohe</w:t>
+      </w:r>
+      <w:proofErr w:type="spellEnd"/>
+      <w:r>
+        <w:t xml:space="preserve"> </w:t>
+      </w:r>
+      <w:proofErr w:type="spellStart"/>
+      <w:r>
+        <w:t>teada</w:t>
+      </w:r>
+      <w:proofErr w:type="spellEnd"/>
+      <w:r>
+        <w:t xml:space="preserve"> </w:t>
+      </w:r>
+      <w:proofErr w:type="spellStart"/>
+      <w:r>
+        <w:t>andma</w:t>
+      </w:r>
+      <w:proofErr w:type="spellEnd"/>
+      <w:r>
+        <w:t xml:space="preserve"> </w:t>
+      </w:r>
+      <w:proofErr w:type="spellStart"/>
+      <w:r>
+        <w:t>organisatsiooni</w:t>
+      </w:r>
+      <w:proofErr w:type="spellEnd"/>
+      <w:r>
+        <w:t xml:space="preserve"> </w:t>
+      </w:r>
+      <w:proofErr w:type="spellStart"/>
+      <w:r>
+        <w:t>tavapärase</w:t>
+      </w:r>
+      <w:proofErr w:type="spellEnd"/>
+      <w:r>
+        <w:t xml:space="preserve"> </w:t>
+      </w:r>
+      <w:proofErr w:type="spellStart"/>
+      <w:r>
+        <w:t>korra</w:t>
+      </w:r>
+      <w:proofErr w:type="spellEnd"/>
+      <w:r>
+        <w:t xml:space="preserve"> </w:t>
+      </w:r>
+      <w:proofErr w:type="spellStart"/>
+      <w:r>
+        <w:t>järgi</w:t>
+      </w:r>
+      <w:proofErr w:type="spellEnd"/>
+      <w:r>
+        <w:t xml:space="preserve">. Kui </w:t>
+      </w:r>
+      <w:proofErr w:type="spellStart"/>
+      <w:r>
+        <w:t>SotsiaalAI</w:t>
+      </w:r>
+      <w:proofErr w:type="spellEnd"/>
+      <w:r>
+        <w:t xml:space="preserve"> </w:t>
+      </w:r>
+      <w:proofErr w:type="spellStart"/>
+      <w:r>
+        <w:t>saab</w:t>
+      </w:r>
+      <w:proofErr w:type="spellEnd"/>
+      <w:r>
+        <w:t xml:space="preserve"> </w:t>
+      </w:r>
+      <w:proofErr w:type="spellStart"/>
+      <w:r>
+        <w:t>teada</w:t>
+      </w:r>
+      <w:proofErr w:type="spellEnd"/>
+      <w:r>
+        <w:t xml:space="preserve"> </w:t>
+      </w:r>
+      <w:proofErr w:type="spellStart"/>
+      <w:r>
+        <w:t>rikkumisest</w:t>
+      </w:r>
+      <w:proofErr w:type="spellEnd"/>
+      <w:r>
+        <w:t xml:space="preserve">, mis </w:t>
+      </w:r>
+      <w:proofErr w:type="spellStart"/>
+      <w:r>
+        <w:t>puudutab</w:t>
+      </w:r>
+      <w:proofErr w:type="spellEnd"/>
+      <w:r>
+        <w:t xml:space="preserve"> </w:t>
+      </w:r>
+      <w:proofErr w:type="spellStart"/>
+      <w:r>
+        <w:t>organisatsiooni</w:t>
+      </w:r>
+      <w:proofErr w:type="spellEnd"/>
+      <w:r>
+        <w:t xml:space="preserve"> </w:t>
+      </w:r>
+      <w:proofErr w:type="spellStart"/>
+      <w:r>
+        <w:t>andmeid</w:t>
+      </w:r>
+      <w:proofErr w:type="spellEnd"/>
+      <w:r>
+        <w:t xml:space="preserve">, </w:t>
+      </w:r>
+      <w:proofErr w:type="spellStart"/>
+      <w:r>
+        <w:t>teavitab</w:t>
+      </w:r>
+      <w:proofErr w:type="spellEnd"/>
+      <w:r>
+        <w:t xml:space="preserve"> ta </w:t>
+      </w:r>
+      <w:proofErr w:type="spellStart"/>
+      <w:r>
+        <w:t>organisatsiooni</w:t>
+      </w:r>
+      <w:proofErr w:type="spellEnd"/>
+      <w:r>
+        <w:t xml:space="preserve"> </w:t>
+      </w:r>
+      <w:proofErr w:type="spellStart"/>
+      <w:r>
+        <w:t>põhjendamatu</w:t>
+      </w:r>
+      <w:proofErr w:type="spellEnd"/>
+      <w:r>
+        <w:t xml:space="preserve"> </w:t>
+      </w:r>
+      <w:proofErr w:type="spellStart"/>
+      <w:r>
+        <w:t>viivituseta</w:t>
+      </w:r>
+      <w:proofErr w:type="spellEnd"/>
+      <w:r>
+        <w:t>.</w:t>
       </w:r>
     </w:p>
     <w:p>
@@ -244,15 +4676,257 @@
         <w:spacing w:before="200" w:after="80"/>
       </w:pPr>
       <w:r>
-        <w:t>9. Allkirjad ja jõustumine</w:t>
-      </w:r>
+        <w:t xml:space="preserve">9. </w:t>
+      </w:r>
+      <w:proofErr w:type="spellStart"/>
+      <w:r>
+        <w:t>Allkirjad</w:t>
+      </w:r>
+      <w:proofErr w:type="spellEnd"/>
+      <w:r>
+        <w:t xml:space="preserve"> ja </w:t>
+      </w:r>
+      <w:proofErr w:type="spellStart"/>
+      <w:r>
+        <w:t>jõustumine</w:t>
+      </w:r>
+      <w:proofErr w:type="spellEnd"/>
     </w:p>
     <w:p>
       <w:pPr>
         <w:spacing w:after="120" w:line="283" w:lineRule="auto"/>
       </w:pPr>
-      <w:r>
-        <w:t>Käesolev dokument jõustub organisatsiooni sisemise tööalase kasutuse alusena siis, kui organisatsiooni esindaja ja töötaja on selle allkirjastanud. Käesoleva dokumendi lepinguline osa jõustub SotsiaalAI suhtes siis, kui SotsiaalAI ja organisatsioon on allkirjastanud sama sisuga faili.</w:t>
+      <w:proofErr w:type="spellStart"/>
+      <w:r>
+        <w:t>Käesolev</w:t>
+      </w:r>
+      <w:proofErr w:type="spellEnd"/>
+      <w:r>
+        <w:t xml:space="preserve"> </w:t>
+      </w:r>
+      <w:proofErr w:type="spellStart"/>
+      <w:r>
+        <w:t>dokument</w:t>
+      </w:r>
+      <w:proofErr w:type="spellEnd"/>
+      <w:r>
+        <w:t xml:space="preserve"> </w:t>
+      </w:r>
+      <w:proofErr w:type="spellStart"/>
+      <w:r>
+        <w:t>jõustub</w:t>
+      </w:r>
+      <w:proofErr w:type="spellEnd"/>
+      <w:r>
+        <w:t xml:space="preserve"> </w:t>
+      </w:r>
+      <w:proofErr w:type="spellStart"/>
+      <w:r>
+        <w:t>organisatsiooni</w:t>
+      </w:r>
+      <w:proofErr w:type="spellEnd"/>
+      <w:r>
+        <w:t xml:space="preserve"> </w:t>
+      </w:r>
+      <w:proofErr w:type="spellStart"/>
+      <w:r>
+        <w:t>sisemise</w:t>
+      </w:r>
+      <w:proofErr w:type="spellEnd"/>
+      <w:r>
+        <w:t xml:space="preserve"> </w:t>
+      </w:r>
+      <w:proofErr w:type="spellStart"/>
+      <w:r>
+        <w:t>tööalase</w:t>
+      </w:r>
+      <w:proofErr w:type="spellEnd"/>
+      <w:r>
+        <w:t xml:space="preserve"> </w:t>
+      </w:r>
+      <w:proofErr w:type="spellStart"/>
+      <w:r>
+        <w:t>kasutuse</w:t>
+      </w:r>
+      <w:proofErr w:type="spellEnd"/>
+      <w:r>
+        <w:t xml:space="preserve"> </w:t>
+      </w:r>
+      <w:proofErr w:type="spellStart"/>
+      <w:r>
+        <w:t>alusena</w:t>
+      </w:r>
+      <w:proofErr w:type="spellEnd"/>
+      <w:r>
+        <w:t xml:space="preserve"> </w:t>
+      </w:r>
+      <w:proofErr w:type="spellStart"/>
+      <w:r>
+        <w:t>siis</w:t>
+      </w:r>
+      <w:proofErr w:type="spellEnd"/>
+      <w:r>
+        <w:t xml:space="preserve">, </w:t>
+      </w:r>
+      <w:proofErr w:type="spellStart"/>
+      <w:r>
+        <w:t>kui</w:t>
+      </w:r>
+      <w:proofErr w:type="spellEnd"/>
+      <w:r>
+        <w:t xml:space="preserve"> </w:t>
+      </w:r>
+      <w:proofErr w:type="spellStart"/>
+      <w:r>
+        <w:t>organisatsiooni</w:t>
+      </w:r>
+      <w:proofErr w:type="spellEnd"/>
+      <w:r>
+        <w:t xml:space="preserve"> </w:t>
+      </w:r>
+      <w:proofErr w:type="spellStart"/>
+      <w:r>
+        <w:t>esindaja</w:t>
+      </w:r>
+      <w:proofErr w:type="spellEnd"/>
+      <w:r>
+        <w:t xml:space="preserve"> ja </w:t>
+      </w:r>
+      <w:proofErr w:type="spellStart"/>
+      <w:r>
+        <w:t>töötaja</w:t>
+      </w:r>
+      <w:proofErr w:type="spellEnd"/>
+      <w:r>
+        <w:t xml:space="preserve"> on </w:t>
+      </w:r>
+      <w:proofErr w:type="spellStart"/>
+      <w:r>
+        <w:t>selle</w:t>
+      </w:r>
+      <w:proofErr w:type="spellEnd"/>
+      <w:r>
+        <w:t xml:space="preserve"> </w:t>
+      </w:r>
+      <w:proofErr w:type="spellStart"/>
+      <w:r>
+        <w:t>allkirjastanud</w:t>
+      </w:r>
+      <w:proofErr w:type="spellEnd"/>
+      <w:r>
+        <w:t xml:space="preserve">. </w:t>
+      </w:r>
+      <w:proofErr w:type="spellStart"/>
+      <w:r>
+        <w:t>Käesoleva</w:t>
+      </w:r>
+      <w:proofErr w:type="spellEnd"/>
+      <w:r>
+        <w:t xml:space="preserve"> </w:t>
+      </w:r>
+      <w:proofErr w:type="spellStart"/>
+      <w:r>
+        <w:t>dokumendi</w:t>
+      </w:r>
+      <w:proofErr w:type="spellEnd"/>
+      <w:r>
+        <w:t xml:space="preserve"> </w:t>
+      </w:r>
+      <w:proofErr w:type="spellStart"/>
+      <w:r>
+        <w:t>lepinguline</w:t>
+      </w:r>
+      <w:proofErr w:type="spellEnd"/>
+      <w:r>
+        <w:t xml:space="preserve"> </w:t>
+      </w:r>
+      <w:proofErr w:type="spellStart"/>
+      <w:r>
+        <w:t>osa</w:t>
+      </w:r>
+      <w:proofErr w:type="spellEnd"/>
+      <w:r>
+        <w:t xml:space="preserve"> </w:t>
+      </w:r>
+      <w:proofErr w:type="spellStart"/>
+      <w:r>
+        <w:t>jõustub</w:t>
+      </w:r>
+      <w:proofErr w:type="spellEnd"/>
+      <w:r>
+        <w:t xml:space="preserve"> </w:t>
+      </w:r>
+      <w:proofErr w:type="spellStart"/>
+      <w:r>
+        <w:t>SotsiaalAI</w:t>
+      </w:r>
+      <w:proofErr w:type="spellEnd"/>
+      <w:r>
+        <w:t xml:space="preserve"> </w:t>
+      </w:r>
+      <w:proofErr w:type="spellStart"/>
+      <w:r>
+        <w:t>suhtes</w:t>
+      </w:r>
+      <w:proofErr w:type="spellEnd"/>
+      <w:r>
+        <w:t xml:space="preserve"> </w:t>
+      </w:r>
+      <w:proofErr w:type="spellStart"/>
+      <w:r>
+        <w:t>siis</w:t>
+      </w:r>
+      <w:proofErr w:type="spellEnd"/>
+      <w:r>
+        <w:t xml:space="preserve">, </w:t>
+      </w:r>
+      <w:proofErr w:type="spellStart"/>
+      <w:r>
+        <w:t>kui</w:t>
+      </w:r>
+      <w:proofErr w:type="spellEnd"/>
+      <w:r>
+        <w:t xml:space="preserve"> </w:t>
+      </w:r>
+      <w:proofErr w:type="spellStart"/>
+      <w:r>
+        <w:t>SotsiaalAI</w:t>
+      </w:r>
+      <w:proofErr w:type="spellEnd"/>
+      <w:r>
+        <w:t xml:space="preserve"> ja </w:t>
+      </w:r>
+      <w:proofErr w:type="spellStart"/>
+      <w:r>
+        <w:t>organisatsioon</w:t>
+      </w:r>
+      <w:proofErr w:type="spellEnd"/>
+      <w:r>
+        <w:t xml:space="preserve"> on </w:t>
+      </w:r>
+      <w:proofErr w:type="spellStart"/>
+      <w:r>
+        <w:t>allkirjastanud</w:t>
+      </w:r>
+      <w:proofErr w:type="spellEnd"/>
+      <w:r>
+        <w:t xml:space="preserve"> sama </w:t>
+      </w:r>
+      <w:proofErr w:type="spellStart"/>
+      <w:r>
+        <w:t>sisuga</w:t>
+      </w:r>
+      <w:proofErr w:type="spellEnd"/>
+      <w:r>
+        <w:t xml:space="preserve"> </w:t>
+      </w:r>
+      <w:proofErr w:type="spellStart"/>
+      <w:r>
+        <w:t>faili</w:t>
+      </w:r>
+      <w:proofErr w:type="spellEnd"/>
+      <w:r>
+        <w:t>.</w:t>
       </w:r>
     </w:p>
     <w:tbl>
@@ -295,12 +4969,14 @@
             <w:pPr>
               <w:spacing w:after="0"/>
             </w:pPr>
+            <w:proofErr w:type="spellStart"/>
             <w:r>
               <w:rPr>
                 <w:b/>
               </w:rPr>
               <w:t>Organisatsioon</w:t>
             </w:r>
+            <w:proofErr w:type="spellEnd"/>
           </w:p>
         </w:tc>
         <w:tc>
@@ -345,12 +5021,28 @@
             <w:pPr>
               <w:spacing w:after="0"/>
             </w:pPr>
+            <w:proofErr w:type="spellStart"/>
             <w:r>
               <w:rPr>
                 <w:b/>
               </w:rPr>
-              <w:t>Jõustumise kuupäev</w:t>
+              <w:t>Jõustumise</w:t>
             </w:r>
+            <w:proofErr w:type="spellEnd"/>
+            <w:r>
+              <w:rPr>
+                <w:b/>
+              </w:rPr>
+              <w:t xml:space="preserve"> </w:t>
+            </w:r>
+            <w:proofErr w:type="spellStart"/>
+            <w:r>
+              <w:rPr>
+                <w:b/>
+              </w:rPr>
+              <w:t>kuupäev</w:t>
+            </w:r>
+            <w:proofErr w:type="spellEnd"/>
           </w:p>
         </w:tc>
         <w:tc>
@@ -421,6 +5113,7 @@
             <w:pPr>
               <w:spacing w:after="0"/>
             </w:pPr>
+            <w:proofErr w:type="spellStart"/>
             <w:r>
               <w:rPr>
                 <w:b/>
@@ -428,6 +5121,7 @@
               </w:rPr>
               <w:t>Allkirjastaja</w:t>
             </w:r>
+            <w:proofErr w:type="spellEnd"/>
           </w:p>
         </w:tc>
         <w:tc>
@@ -451,8 +5145,17 @@
                 <w:b/>
                 <w:sz w:val="21"/>
               </w:rPr>
-              <w:t>Nimi ja ametikoht</w:t>
+              <w:t xml:space="preserve">Nimi ja </w:t>
             </w:r>
+            <w:proofErr w:type="spellStart"/>
+            <w:r>
+              <w:rPr>
+                <w:b/>
+                <w:sz w:val="21"/>
+              </w:rPr>
+              <w:t>ametikoht</w:t>
+            </w:r>
+            <w:proofErr w:type="spellEnd"/>
           </w:p>
         </w:tc>
         <w:tc>
@@ -471,13 +5174,31 @@
             <w:pPr>
               <w:spacing w:after="0"/>
             </w:pPr>
+            <w:proofErr w:type="spellStart"/>
             <w:r>
               <w:rPr>
                 <w:b/>
                 <w:sz w:val="21"/>
               </w:rPr>
-              <w:t>Kuupäev ja allkiri</w:t>
+              <w:t>Kuupäev</w:t>
             </w:r>
+            <w:proofErr w:type="spellEnd"/>
+            <w:r>
+              <w:rPr>
+                <w:b/>
+                <w:sz w:val="21"/>
+              </w:rPr>
+              <w:t xml:space="preserve"> ja </w:t>
+            </w:r>
+            <w:proofErr w:type="spellStart"/>
+            <w:r>
+              <w:rPr>
+                <w:b/>
+                <w:sz w:val="21"/>
+              </w:rPr>
+              <w:t>allkiri</w:t>
+            </w:r>
+            <w:proofErr w:type="spellEnd"/>
           </w:p>
         </w:tc>
       </w:tr>
@@ -501,12 +5222,28 @@
             <w:pPr>
               <w:spacing w:after="0"/>
             </w:pPr>
+            <w:proofErr w:type="spellStart"/>
             <w:r>
               <w:rPr>
                 <w:sz w:val="21"/>
               </w:rPr>
-              <w:t>Organisatsiooni esindaja</w:t>
+              <w:t>Organisatsiooni</w:t>
             </w:r>
+            <w:proofErr w:type="spellEnd"/>
+            <w:r>
+              <w:rPr>
+                <w:sz w:val="21"/>
+              </w:rPr>
+              <w:t xml:space="preserve"> </w:t>
+            </w:r>
+            <w:proofErr w:type="spellStart"/>
+            <w:r>
+              <w:rPr>
+                <w:sz w:val="21"/>
+              </w:rPr>
+              <w:t>esindaja</w:t>
+            </w:r>
+            <w:proofErr w:type="spellEnd"/>
           </w:p>
         </w:tc>
         <w:tc>
@@ -576,12 +5313,98 @@
             <w:pPr>
               <w:spacing w:after="0"/>
             </w:pPr>
+            <w:proofErr w:type="spellStart"/>
+            <w:r>
+              <w:t>Organisatsiooni</w:t>
+            </w:r>
+            <w:proofErr w:type="spellEnd"/>
+            <w:r>
+              <w:t xml:space="preserve"> </w:t>
+            </w:r>
+            <w:proofErr w:type="spellStart"/>
+            <w:r>
+              <w:t>töötaja</w:t>
+            </w:r>
+            <w:proofErr w:type="spellEnd"/>
+          </w:p>
+        </w:tc>
+        <w:tc>
+          <w:tcPr>
+            <w:tcW w:w="2721" w:type="dxa"/>
+            <w:tcMar>
+              <w:top w:w="70" w:type="dxa"/>
+              <w:left w:w="90" w:type="dxa"/>
+              <w:bottom w:w="70" w:type="dxa"/>
+              <w:right w:w="90" w:type="dxa"/>
+            </w:tcMar>
+            <w:vAlign w:val="center"/>
+          </w:tcPr>
+          <w:p>
+            <w:pPr>
+              <w:spacing w:after="0"/>
+            </w:pPr>
+          </w:p>
+        </w:tc>
+        <w:tc>
+          <w:tcPr>
+            <w:tcW w:w="2324" w:type="dxa"/>
+            <w:tcMar>
+              <w:top w:w="70" w:type="dxa"/>
+              <w:left w:w="90" w:type="dxa"/>
+              <w:bottom w:w="70" w:type="dxa"/>
+              <w:right w:w="90" w:type="dxa"/>
+            </w:tcMar>
+            <w:vAlign w:val="center"/>
+          </w:tcPr>
+          <w:p>
+            <w:pPr>
+              <w:spacing w:after="0"/>
+            </w:pPr>
+          </w:p>
+        </w:tc>
+      </w:tr>
+      <w:tr>
+        <w:trPr>
+          <w:trHeight w:val="320"/>
+          <w:jc w:val="center"/>
+        </w:trPr>
+        <w:tc>
+          <w:tcPr>
+            <w:tcW w:w="3118" w:type="dxa"/>
+            <w:tcMar>
+              <w:top w:w="70" w:type="dxa"/>
+              <w:left w:w="90" w:type="dxa"/>
+              <w:bottom w:w="70" w:type="dxa"/>
+              <w:right w:w="90" w:type="dxa"/>
+            </w:tcMar>
+            <w:vAlign w:val="center"/>
+          </w:tcPr>
+          <w:p>
+            <w:pPr>
+              <w:spacing w:after="0"/>
+            </w:pPr>
+            <w:proofErr w:type="spellStart"/>
             <w:r>
               <w:rPr>
                 <w:sz w:val="21"/>
               </w:rPr>
-              <w:t>SotsiaalAI OÜ esindaja</w:t>
+              <w:t>SotsiaalAI</w:t>
             </w:r>
+            <w:proofErr w:type="spellEnd"/>
+            <w:r>
+              <w:rPr>
+                <w:sz w:val="21"/>
+              </w:rPr>
+              <w:t xml:space="preserve"> OÜ </w:t>
+            </w:r>
+            <w:proofErr w:type="spellStart"/>
+            <w:r>
+              <w:rPr>
+                <w:sz w:val="21"/>
+              </w:rPr>
+              <w:t>esindaja</w:t>
+            </w:r>
+            <w:proofErr w:type="spellEnd"/>
           </w:p>
         </w:tc>
         <w:tc>
@@ -609,8 +5432,30 @@
               <w:rPr>
                 <w:sz w:val="21"/>
               </w:rPr>
-              <w:t>Laur Raudsoo, juhatuse liige</w:t>
+              <w:t xml:space="preserve">Laur Raudsoo, </w:t>
             </w:r>
+            <w:proofErr w:type="spellStart"/>
+            <w:r>
+              <w:rPr>
+                <w:sz w:val="21"/>
+              </w:rPr>
+              <w:t>juhatuse</w:t>
+            </w:r>
+            <w:proofErr w:type="spellEnd"/>
+            <w:r>
+              <w:rPr>
+                <w:sz w:val="21"/>
+              </w:rPr>
+              <w:t xml:space="preserve"> </w:t>
+            </w:r>
+            <w:proofErr w:type="spellStart"/>
+            <w:r>
+              <w:rPr>
+                <w:sz w:val="21"/>
+              </w:rPr>
+              <w:t>liige</w:t>
+            </w:r>
+            <w:proofErr w:type="spellEnd"/>
           </w:p>
         </w:tc>
         <w:tc>
@@ -632,89 +5477,30 @@
               <w:rPr>
                 <w:sz w:val="21"/>
               </w:rPr>
-              <w:t xml:space="preserve"> </w:t>
+              <w:t xml:space="preserve"> 11.04.2026, </w:t>
             </w:r>
+            <w:proofErr w:type="spellStart"/>
             <w:r>
               <w:rPr>
                 <w:sz w:val="21"/>
               </w:rPr>
-              <w:t>11.04.2026, allkiri digitaalne</w:t>
+              <w:t>allkiri</w:t>
             </w:r>
-          </w:p>
-        </w:tc>
-      </w:tr>
-      <w:tr>
-        <w:trPr>
-          <w:trHeight w:val="320"/>
-          <w:jc w:val="center"/>
-        </w:trPr>
-        <w:tc>
-          <w:tcPr>
-            <w:tcW w:w="3118" w:type="dxa"/>
-            <w:tcMar>
-              <w:top w:w="70" w:type="dxa"/>
-              <w:left w:w="90" w:type="dxa"/>
-              <w:bottom w:w="70" w:type="dxa"/>
-              <w:right w:w="90" w:type="dxa"/>
-            </w:tcMar>
-            <w:vAlign w:val="center"/>
-          </w:tcPr>
-          <w:p>
-            <w:pPr>
-              <w:spacing w:after="0"/>
-            </w:pPr>
-            <w:r>
-              <w:rPr>
-                <w:sz w:val="21"/>
-              </w:rPr>
-              <w:t>Töötaja (teadmiseks võtmine)</w:t>
-            </w:r>
-          </w:p>
-        </w:tc>
-        <w:tc>
-          <w:tcPr>
-            <w:tcW w:w="2721" w:type="dxa"/>
-            <w:tcMar>
-              <w:top w:w="70" w:type="dxa"/>
-              <w:left w:w="90" w:type="dxa"/>
-              <w:bottom w:w="70" w:type="dxa"/>
-              <w:right w:w="90" w:type="dxa"/>
-            </w:tcMar>
-            <w:vAlign w:val="center"/>
-          </w:tcPr>
-          <w:p>
-            <w:pPr>
-              <w:spacing w:after="0"/>
-            </w:pPr>
+            <w:proofErr w:type="spellEnd"/>
             <w:r>
               <w:rPr>
                 <w:sz w:val="21"/>
               </w:rPr>
               <w:t xml:space="preserve"> </w:t>
             </w:r>
-          </w:p>
-        </w:tc>
-        <w:tc>
-          <w:tcPr>
-            <w:tcW w:w="2324" w:type="dxa"/>
-            <w:tcMar>
-              <w:top w:w="70" w:type="dxa"/>
-              <w:left w:w="90" w:type="dxa"/>
-              <w:bottom w:w="70" w:type="dxa"/>
-              <w:right w:w="90" w:type="dxa"/>
-            </w:tcMar>
-            <w:vAlign w:val="center"/>
-          </w:tcPr>
-          <w:p>
-            <w:pPr>
-              <w:spacing w:after="0"/>
-            </w:pPr>
+            <w:proofErr w:type="spellStart"/>
             <w:r>
               <w:rPr>
                 <w:sz w:val="21"/>
               </w:rPr>
-              <w:t xml:space="preserve"> </w:t>
+              <w:t>digitaalne</w:t>
             </w:r>
+            <w:proofErr w:type="spellEnd"/>
           </w:p>
         </w:tc>
       </w:tr>
@@ -1608,6 +6394,7 @@
   <w:style w:type="character" w:default="1" w:styleId="Liguvaikefont">
     <w:name w:val="Default Paragraph Font"/>
     <w:uiPriority w:val="1"/>
+    <w:semiHidden/>
     <w:unhideWhenUsed/>
   </w:style>
   <w:style w:type="table" w:default="1" w:styleId="Normaaltabel">

--- a/public/legal/SotsiaalAI_raamdokument.docx
+++ b/public/legal/SotsiaalAI_raamdokument.docx
@@ -4,12 +4,16 @@
   <w:body>
     <w:p>
       <w:pPr>
-        <w:pStyle w:val="Pealkiri"/>
+        <w:pStyle w:val="Pealkiri1"/>
+        <w:spacing w:before="200" w:after="80"/>
         <w:jc w:val="center"/>
+        <w:rPr>
+          <w:lang w:val="et-EE"/>
+        </w:rPr>
       </w:pPr>
       <w:proofErr w:type="spellStart"/>
       <w:r>
-        <w:t>SotsiaalAI</w:t>
+        <w:t>Tööalase</w:t>
       </w:r>
       <w:proofErr w:type="spellEnd"/>
       <w:r>
@@ -17,7 +21,7 @@
       </w:r>
       <w:proofErr w:type="spellStart"/>
       <w:r>
-        <w:t>tööalase</w:t>
+        <w:t>kasutuse</w:t>
       </w:r>
       <w:proofErr w:type="spellEnd"/>
       <w:r>
@@ -25,15 +29,31 @@
       </w:r>
       <w:proofErr w:type="spellStart"/>
       <w:r>
-        <w:t>kasutuse</w:t>
+        <w:t>raamistik</w:t>
       </w:r>
       <w:proofErr w:type="spellEnd"/>
       <w:r>
+        <w:t xml:space="preserve"> ja </w:t>
+      </w:r>
+      <w:proofErr w:type="spellStart"/>
+      <w:r>
+        <w:t>andmete</w:t>
+      </w:r>
+      <w:proofErr w:type="spellEnd"/>
+      <w:r>
         <w:t xml:space="preserve"> </w:t>
       </w:r>
       <w:proofErr w:type="spellStart"/>
       <w:r>
-        <w:t>ühenddokument</w:t>
+        <w:t>töötlemise</w:t>
+      </w:r>
+      <w:proofErr w:type="spellEnd"/>
+      <w:r>
+        <w:t xml:space="preserve"> </w:t>
+      </w:r>
+      <w:proofErr w:type="spellStart"/>
+      <w:r>
+        <w:t>kokkulepe</w:t>
       </w:r>
       <w:proofErr w:type="spellEnd"/>
     </w:p>
@@ -42,686 +62,69 @@
       <w:pPr>
         <w:pStyle w:val="Pealkiri1"/>
         <w:spacing w:before="200" w:after="80"/>
+        <w:rPr>
+          <w:lang w:val="et-EE"/>
+        </w:rPr>
       </w:pPr>
       <w:r>
-        <w:t xml:space="preserve">1. </w:t>
-      </w:r>
-      <w:proofErr w:type="spellStart"/>
-      <w:r>
-        <w:t>Milleks</w:t>
-      </w:r>
-      <w:proofErr w:type="spellEnd"/>
-      <w:r>
-        <w:t xml:space="preserve"> see </w:t>
-      </w:r>
-      <w:proofErr w:type="spellStart"/>
-      <w:r>
-        <w:t>dokument</w:t>
-      </w:r>
-      <w:proofErr w:type="spellEnd"/>
-      <w:r>
-        <w:t xml:space="preserve"> on</w:t>
+        <w:rPr>
+          <w:lang w:val="et-EE"/>
+        </w:rPr>
+        <w:t>Õiguslik raamistik ja säilitamine</w:t>
+      </w:r>
+      <w:r>
+        <w:rPr>
+          <w:lang w:val="et-EE"/>
+        </w:rPr>
+        <w:t xml:space="preserve"> </w:t>
       </w:r>
     </w:p>
     <w:p>
       <w:pPr>
-        <w:spacing w:after="120" w:line="283" w:lineRule="auto"/>
+        <w:rPr>
+          <w:lang w:val="et-EE"/>
+        </w:rPr>
       </w:pPr>
       <w:r>
-        <w:t xml:space="preserve">See </w:t>
+        <w:rPr>
+          <w:lang w:val="et-EE"/>
+        </w:rPr>
+        <w:t xml:space="preserve">Käesolev dokument lähtub isikuandmete töötlemisel kohaldatavast õigusest, eelkõige Euroopa Parlamendi ja nõukogu määrusest (EL) 2016/679, Eesti isikuandmete kaitse seadusest ning vajaduse korral muudest organisatsiooni tegevusvaldkonda reguleerivatest õigusaktidest. Kui organisatsioonile kohalduvad avaliku teabe, dokumendihalduse, arhiveerimise või muud dokumentide säilitamise nõuded, tuleb </w:t>
       </w:r>
       <w:proofErr w:type="spellStart"/>
       <w:r>
-        <w:t>dokument</w:t>
+        <w:rPr>
+          <w:lang w:val="et-EE"/>
+        </w:rPr>
+        <w:t>SotsiaalAI</w:t>
       </w:r>
       <w:proofErr w:type="spellEnd"/>
       <w:r>
-        <w:t xml:space="preserve"> </w:t>
-      </w:r>
-      <w:proofErr w:type="spellStart"/>
-      <w:r>
-        <w:t>annab</w:t>
-      </w:r>
-      <w:proofErr w:type="spellEnd"/>
-      <w:r>
-        <w:t xml:space="preserve"> </w:t>
-      </w:r>
-      <w:proofErr w:type="spellStart"/>
-      <w:r>
-        <w:t>ühes</w:t>
-      </w:r>
-      <w:proofErr w:type="spellEnd"/>
-      <w:r>
-        <w:t xml:space="preserve"> </w:t>
-      </w:r>
-      <w:proofErr w:type="spellStart"/>
-      <w:r>
-        <w:t>failis</w:t>
-      </w:r>
-      <w:proofErr w:type="spellEnd"/>
-      <w:r>
-        <w:t xml:space="preserve"> </w:t>
-      </w:r>
-      <w:proofErr w:type="spellStart"/>
-      <w:r>
-        <w:t>organisatsiooni</w:t>
-      </w:r>
-      <w:proofErr w:type="spellEnd"/>
-      <w:r>
-        <w:t xml:space="preserve"> </w:t>
-      </w:r>
-      <w:proofErr w:type="spellStart"/>
-      <w:r>
-        <w:t>tööalase</w:t>
-      </w:r>
-      <w:proofErr w:type="spellEnd"/>
-      <w:r>
-        <w:t xml:space="preserve"> </w:t>
-      </w:r>
-      <w:proofErr w:type="spellStart"/>
-      <w:r>
-        <w:t>kasutuse</w:t>
-      </w:r>
-      <w:proofErr w:type="spellEnd"/>
-      <w:r>
-        <w:t xml:space="preserve"> loa, </w:t>
-      </w:r>
-      <w:proofErr w:type="spellStart"/>
-      <w:r>
-        <w:t>kasutamise</w:t>
-      </w:r>
-      <w:proofErr w:type="spellEnd"/>
-      <w:r>
-        <w:t xml:space="preserve"> </w:t>
-      </w:r>
-      <w:proofErr w:type="spellStart"/>
-      <w:r>
-        <w:t>põhireeglid</w:t>
-      </w:r>
-      <w:proofErr w:type="spellEnd"/>
-      <w:r>
-        <w:t xml:space="preserve">, </w:t>
-      </w:r>
-      <w:proofErr w:type="spellStart"/>
-      <w:r>
-        <w:t>töötaja</w:t>
-      </w:r>
-      <w:proofErr w:type="spellEnd"/>
-      <w:r>
-        <w:t xml:space="preserve"> </w:t>
-      </w:r>
-      <w:proofErr w:type="spellStart"/>
-      <w:r>
-        <w:t>kinnituse</w:t>
-      </w:r>
-      <w:proofErr w:type="spellEnd"/>
-      <w:r>
-        <w:t xml:space="preserve"> </w:t>
-      </w:r>
-      <w:proofErr w:type="spellStart"/>
-      <w:r>
-        <w:t>ning</w:t>
-      </w:r>
-      <w:proofErr w:type="spellEnd"/>
-      <w:r>
-        <w:t xml:space="preserve"> </w:t>
-      </w:r>
-      <w:proofErr w:type="spellStart"/>
-      <w:r>
-        <w:t>organisatsiooni</w:t>
-      </w:r>
-      <w:proofErr w:type="spellEnd"/>
-      <w:r>
-        <w:t xml:space="preserve"> ja </w:t>
-      </w:r>
-      <w:proofErr w:type="spellStart"/>
-      <w:r>
-        <w:t>SotsiaalAI</w:t>
-      </w:r>
-      <w:proofErr w:type="spellEnd"/>
-      <w:r>
-        <w:t xml:space="preserve"> </w:t>
-      </w:r>
-      <w:proofErr w:type="spellStart"/>
-      <w:r>
-        <w:t>vahelise</w:t>
-      </w:r>
-      <w:proofErr w:type="spellEnd"/>
-      <w:r>
-        <w:t xml:space="preserve"> </w:t>
-      </w:r>
-      <w:proofErr w:type="spellStart"/>
-      <w:r>
-        <w:t>kokkuleppe</w:t>
-      </w:r>
-      <w:proofErr w:type="spellEnd"/>
-      <w:r>
-        <w:t xml:space="preserve"> </w:t>
-      </w:r>
-      <w:proofErr w:type="spellStart"/>
-      <w:r>
-        <w:t>andmete</w:t>
-      </w:r>
-      <w:proofErr w:type="spellEnd"/>
-      <w:r>
-        <w:t xml:space="preserve"> </w:t>
-      </w:r>
-      <w:proofErr w:type="spellStart"/>
-      <w:r>
-        <w:t>töötlemise</w:t>
-      </w:r>
-      <w:proofErr w:type="spellEnd"/>
-      <w:r>
-        <w:t xml:space="preserve"> </w:t>
-      </w:r>
-      <w:proofErr w:type="spellStart"/>
-      <w:r>
-        <w:t>kohta</w:t>
-      </w:r>
-      <w:proofErr w:type="spellEnd"/>
-      <w:r>
-        <w:t xml:space="preserve"> </w:t>
-      </w:r>
-      <w:proofErr w:type="spellStart"/>
-      <w:r>
-        <w:t>ulatuses</w:t>
-      </w:r>
-      <w:proofErr w:type="spellEnd"/>
-      <w:r>
-        <w:t xml:space="preserve">, </w:t>
-      </w:r>
-      <w:proofErr w:type="spellStart"/>
-      <w:r>
-        <w:t>milles</w:t>
-      </w:r>
-      <w:proofErr w:type="spellEnd"/>
-      <w:r>
-        <w:t xml:space="preserve"> </w:t>
-      </w:r>
-      <w:proofErr w:type="spellStart"/>
-      <w:r>
-        <w:t>SotsiaalAI</w:t>
-      </w:r>
-      <w:proofErr w:type="spellEnd"/>
-      <w:r>
-        <w:t xml:space="preserve"> </w:t>
-      </w:r>
-      <w:proofErr w:type="spellStart"/>
-      <w:r>
-        <w:t>töötleb</w:t>
-      </w:r>
-      <w:proofErr w:type="spellEnd"/>
-      <w:r>
-        <w:t xml:space="preserve"> </w:t>
-      </w:r>
-      <w:proofErr w:type="spellStart"/>
-      <w:r>
-        <w:t>andmeid</w:t>
-      </w:r>
-      <w:proofErr w:type="spellEnd"/>
-      <w:r>
-        <w:t xml:space="preserve"> </w:t>
-      </w:r>
-      <w:proofErr w:type="spellStart"/>
-      <w:r>
-        <w:t>organisatsiooni</w:t>
-      </w:r>
-      <w:proofErr w:type="spellEnd"/>
-      <w:r>
-        <w:t xml:space="preserve"> </w:t>
-      </w:r>
-      <w:proofErr w:type="spellStart"/>
-      <w:r>
-        <w:t>nimel</w:t>
-      </w:r>
-      <w:proofErr w:type="spellEnd"/>
-      <w:r>
-        <w:t>.</w:t>
+        <w:rPr>
+          <w:lang w:val="et-EE"/>
+        </w:rPr>
+        <w:t xml:space="preserve"> kasutamisel järgida ka neid nõudeid.</w:t>
       </w:r>
     </w:p>
     <w:p>
       <w:pPr>
-        <w:spacing w:after="120" w:line="283" w:lineRule="auto"/>
+        <w:rPr>
+          <w:lang w:val="et-EE"/>
+        </w:rPr>
       </w:pPr>
       <w:proofErr w:type="spellStart"/>
       <w:r>
+        <w:rPr>
+          <w:lang w:val="et-EE"/>
+        </w:rPr>
         <w:t>SotsiaalAI</w:t>
       </w:r>
       <w:proofErr w:type="spellEnd"/>
       <w:r>
-        <w:t xml:space="preserve"> on </w:t>
-      </w:r>
-      <w:proofErr w:type="spellStart"/>
-      <w:r>
-        <w:t>töövahend</w:t>
-      </w:r>
-      <w:proofErr w:type="spellEnd"/>
-      <w:r>
-        <w:t xml:space="preserve">. Seda </w:t>
-      </w:r>
-      <w:proofErr w:type="spellStart"/>
-      <w:r>
-        <w:t>võib</w:t>
-      </w:r>
-      <w:proofErr w:type="spellEnd"/>
-      <w:r>
-        <w:t xml:space="preserve"> </w:t>
-      </w:r>
-      <w:proofErr w:type="spellStart"/>
-      <w:r>
-        <w:t>kasutada</w:t>
-      </w:r>
-      <w:proofErr w:type="spellEnd"/>
-      <w:r>
-        <w:t xml:space="preserve"> </w:t>
-      </w:r>
-      <w:proofErr w:type="spellStart"/>
-      <w:r>
-        <w:t>dokumentide</w:t>
-      </w:r>
-      <w:proofErr w:type="spellEnd"/>
-      <w:r>
-        <w:t xml:space="preserve">, </w:t>
-      </w:r>
-      <w:proofErr w:type="spellStart"/>
-      <w:r>
-        <w:t>kirjade</w:t>
-      </w:r>
-      <w:proofErr w:type="spellEnd"/>
-      <w:r>
-        <w:t xml:space="preserve">, </w:t>
-      </w:r>
-      <w:proofErr w:type="spellStart"/>
-      <w:r>
-        <w:t>kokkuvõtete</w:t>
-      </w:r>
-      <w:proofErr w:type="spellEnd"/>
-      <w:r>
-        <w:t xml:space="preserve">, </w:t>
-      </w:r>
-      <w:proofErr w:type="spellStart"/>
-      <w:r>
-        <w:t>aruannete</w:t>
-      </w:r>
-      <w:proofErr w:type="spellEnd"/>
-      <w:r>
-        <w:t xml:space="preserve"> ja </w:t>
-      </w:r>
-      <w:proofErr w:type="spellStart"/>
-      <w:r>
-        <w:t>teiste</w:t>
-      </w:r>
-      <w:proofErr w:type="spellEnd"/>
-      <w:r>
-        <w:t xml:space="preserve"> </w:t>
-      </w:r>
-      <w:proofErr w:type="spellStart"/>
-      <w:r>
-        <w:t>töömustandite</w:t>
-      </w:r>
-      <w:proofErr w:type="spellEnd"/>
-      <w:r>
-        <w:t xml:space="preserve"> </w:t>
-      </w:r>
-      <w:proofErr w:type="spellStart"/>
-      <w:r>
-        <w:t>ettevalmistamiseks</w:t>
-      </w:r>
-      <w:proofErr w:type="spellEnd"/>
-      <w:r>
-        <w:t xml:space="preserve">, info </w:t>
-      </w:r>
-      <w:proofErr w:type="spellStart"/>
-      <w:r>
-        <w:t>korrastamiseks</w:t>
-      </w:r>
-      <w:proofErr w:type="spellEnd"/>
-      <w:r>
-        <w:t xml:space="preserve"> </w:t>
-      </w:r>
-      <w:proofErr w:type="spellStart"/>
-      <w:r>
-        <w:t>ning</w:t>
-      </w:r>
-      <w:proofErr w:type="spellEnd"/>
-      <w:r>
-        <w:t xml:space="preserve"> </w:t>
-      </w:r>
-      <w:proofErr w:type="spellStart"/>
-      <w:r>
-        <w:t>tööks</w:t>
-      </w:r>
-      <w:proofErr w:type="spellEnd"/>
-      <w:r>
-        <w:t xml:space="preserve"> </w:t>
-      </w:r>
-      <w:proofErr w:type="spellStart"/>
-      <w:r>
-        <w:t>vajalike</w:t>
-      </w:r>
-      <w:proofErr w:type="spellEnd"/>
-      <w:r>
-        <w:t xml:space="preserve"> </w:t>
-      </w:r>
-      <w:proofErr w:type="spellStart"/>
-      <w:r>
-        <w:t>failide</w:t>
-      </w:r>
-      <w:proofErr w:type="spellEnd"/>
-      <w:r>
-        <w:t xml:space="preserve"> </w:t>
-      </w:r>
-      <w:proofErr w:type="spellStart"/>
-      <w:r>
-        <w:t>hoidmiseks</w:t>
-      </w:r>
-      <w:proofErr w:type="spellEnd"/>
-      <w:r>
-        <w:t xml:space="preserve"> ja </w:t>
-      </w:r>
-      <w:proofErr w:type="spellStart"/>
-      <w:r>
-        <w:t>kasutamiseks</w:t>
-      </w:r>
-      <w:proofErr w:type="spellEnd"/>
-      <w:r>
-        <w:t xml:space="preserve"> </w:t>
-      </w:r>
-      <w:proofErr w:type="spellStart"/>
-      <w:r>
-        <w:t>platvormis</w:t>
-      </w:r>
-      <w:proofErr w:type="spellEnd"/>
-      <w:r>
-        <w:t xml:space="preserve">. </w:t>
-      </w:r>
-      <w:proofErr w:type="spellStart"/>
-      <w:r>
-        <w:t>SotsiaalAI</w:t>
-      </w:r>
-      <w:proofErr w:type="spellEnd"/>
-      <w:r>
-        <w:t xml:space="preserve"> </w:t>
-      </w:r>
-      <w:proofErr w:type="spellStart"/>
-      <w:r>
-        <w:t>aitab</w:t>
-      </w:r>
-      <w:proofErr w:type="spellEnd"/>
-      <w:r>
-        <w:t xml:space="preserve"> </w:t>
-      </w:r>
-      <w:proofErr w:type="spellStart"/>
-      <w:r>
-        <w:t>töötajat</w:t>
-      </w:r>
-      <w:proofErr w:type="spellEnd"/>
-      <w:r>
-        <w:t xml:space="preserve">, </w:t>
-      </w:r>
-      <w:proofErr w:type="spellStart"/>
-      <w:r>
-        <w:t>kuid</w:t>
-      </w:r>
-      <w:proofErr w:type="spellEnd"/>
-      <w:r>
-        <w:t xml:space="preserve"> </w:t>
-      </w:r>
-      <w:proofErr w:type="spellStart"/>
-      <w:r>
-        <w:t>ei</w:t>
-      </w:r>
-      <w:proofErr w:type="spellEnd"/>
-      <w:r>
-        <w:t xml:space="preserve"> tee </w:t>
-      </w:r>
-      <w:proofErr w:type="spellStart"/>
-      <w:r>
-        <w:t>otsuseid</w:t>
-      </w:r>
-      <w:proofErr w:type="spellEnd"/>
-      <w:r>
-        <w:t xml:space="preserve"> </w:t>
-      </w:r>
-      <w:proofErr w:type="spellStart"/>
-      <w:r>
-        <w:t>inimese</w:t>
-      </w:r>
-      <w:proofErr w:type="spellEnd"/>
-      <w:r>
-        <w:t xml:space="preserve"> </w:t>
-      </w:r>
-      <w:proofErr w:type="spellStart"/>
-      <w:r>
-        <w:t>eest</w:t>
-      </w:r>
-      <w:proofErr w:type="spellEnd"/>
-      <w:r>
-        <w:t xml:space="preserve">. </w:t>
-      </w:r>
-      <w:proofErr w:type="spellStart"/>
-      <w:r>
-        <w:t>Kõik</w:t>
-      </w:r>
-      <w:proofErr w:type="spellEnd"/>
-      <w:r>
-        <w:t xml:space="preserve"> </w:t>
-      </w:r>
-      <w:proofErr w:type="spellStart"/>
-      <w:r>
-        <w:t>oluline</w:t>
-      </w:r>
-      <w:proofErr w:type="spellEnd"/>
-      <w:r>
-        <w:t xml:space="preserve"> </w:t>
-      </w:r>
-      <w:proofErr w:type="spellStart"/>
-      <w:r>
-        <w:t>kontrollitakse</w:t>
-      </w:r>
-      <w:proofErr w:type="spellEnd"/>
-      <w:r>
-        <w:t xml:space="preserve"> </w:t>
-      </w:r>
-      <w:proofErr w:type="spellStart"/>
-      <w:r>
-        <w:t>enne</w:t>
-      </w:r>
-      <w:proofErr w:type="spellEnd"/>
-      <w:r>
-        <w:t xml:space="preserve"> </w:t>
-      </w:r>
-      <w:proofErr w:type="spellStart"/>
-      <w:r>
-        <w:t>kasutamist</w:t>
-      </w:r>
-      <w:proofErr w:type="spellEnd"/>
-      <w:r>
-        <w:t xml:space="preserve"> </w:t>
-      </w:r>
-      <w:proofErr w:type="spellStart"/>
-      <w:r>
-        <w:t>inimese</w:t>
-      </w:r>
-      <w:proofErr w:type="spellEnd"/>
-      <w:r>
-        <w:t xml:space="preserve"> </w:t>
-      </w:r>
-      <w:proofErr w:type="spellStart"/>
-      <w:r>
-        <w:t>poolt</w:t>
-      </w:r>
-      <w:proofErr w:type="spellEnd"/>
-      <w:r>
-        <w:t xml:space="preserve"> </w:t>
-      </w:r>
-      <w:proofErr w:type="spellStart"/>
-      <w:r>
-        <w:t>üle</w:t>
-      </w:r>
-      <w:proofErr w:type="spellEnd"/>
-      <w:r>
-        <w:t>.</w:t>
-      </w:r>
-    </w:p>
-    <w:p>
-      <w:pPr>
-        <w:spacing w:after="120" w:line="283" w:lineRule="auto"/>
-      </w:pPr>
-      <w:r>
-        <w:t xml:space="preserve">See </w:t>
-      </w:r>
-      <w:proofErr w:type="spellStart"/>
-      <w:r>
-        <w:t>dokument</w:t>
-      </w:r>
-      <w:proofErr w:type="spellEnd"/>
-      <w:r>
-        <w:t xml:space="preserve"> </w:t>
-      </w:r>
-      <w:proofErr w:type="spellStart"/>
-      <w:r>
-        <w:t>ei</w:t>
-      </w:r>
-      <w:proofErr w:type="spellEnd"/>
-      <w:r>
-        <w:t xml:space="preserve"> anna </w:t>
-      </w:r>
-      <w:proofErr w:type="spellStart"/>
-      <w:r>
-        <w:t>iseenesest</w:t>
-      </w:r>
-      <w:proofErr w:type="spellEnd"/>
-      <w:r>
-        <w:t xml:space="preserve"> </w:t>
-      </w:r>
-      <w:proofErr w:type="spellStart"/>
-      <w:r>
-        <w:t>õigust</w:t>
-      </w:r>
-      <w:proofErr w:type="spellEnd"/>
-      <w:r>
-        <w:t xml:space="preserve"> </w:t>
-      </w:r>
-      <w:proofErr w:type="spellStart"/>
-      <w:r>
-        <w:t>kasutada</w:t>
-      </w:r>
-      <w:proofErr w:type="spellEnd"/>
-      <w:r>
-        <w:t xml:space="preserve"> </w:t>
-      </w:r>
-      <w:proofErr w:type="spellStart"/>
-      <w:r>
-        <w:t>isikuandmeid</w:t>
-      </w:r>
-      <w:proofErr w:type="spellEnd"/>
-      <w:r>
-        <w:t xml:space="preserve"> </w:t>
-      </w:r>
-      <w:proofErr w:type="spellStart"/>
-      <w:r>
-        <w:t>ükskõik</w:t>
-      </w:r>
-      <w:proofErr w:type="spellEnd"/>
-      <w:r>
-        <w:t xml:space="preserve"> </w:t>
-      </w:r>
-      <w:proofErr w:type="spellStart"/>
-      <w:r>
-        <w:t>kuidas</w:t>
-      </w:r>
-      <w:proofErr w:type="spellEnd"/>
-      <w:r>
-        <w:t xml:space="preserve">. </w:t>
-      </w:r>
-      <w:proofErr w:type="spellStart"/>
-      <w:r>
-        <w:t>Organisatsioon</w:t>
-      </w:r>
-      <w:proofErr w:type="spellEnd"/>
-      <w:r>
-        <w:t xml:space="preserve"> </w:t>
-      </w:r>
-      <w:proofErr w:type="spellStart"/>
-      <w:r>
-        <w:t>peab</w:t>
-      </w:r>
-      <w:proofErr w:type="spellEnd"/>
-      <w:r>
-        <w:t xml:space="preserve"> </w:t>
-      </w:r>
-      <w:proofErr w:type="spellStart"/>
-      <w:r>
-        <w:t>enne</w:t>
-      </w:r>
-      <w:proofErr w:type="spellEnd"/>
-      <w:r>
-        <w:t xml:space="preserve"> </w:t>
-      </w:r>
-      <w:proofErr w:type="spellStart"/>
-      <w:r>
-        <w:t>kasutamist</w:t>
-      </w:r>
-      <w:proofErr w:type="spellEnd"/>
-      <w:r>
-        <w:t xml:space="preserve"> </w:t>
-      </w:r>
-      <w:proofErr w:type="spellStart"/>
-      <w:r>
-        <w:t>veenduma</w:t>
-      </w:r>
-      <w:proofErr w:type="spellEnd"/>
-      <w:r>
-        <w:t xml:space="preserve">, et </w:t>
-      </w:r>
-      <w:proofErr w:type="spellStart"/>
-      <w:r>
-        <w:t>andmete</w:t>
-      </w:r>
-      <w:proofErr w:type="spellEnd"/>
-      <w:r>
-        <w:t xml:space="preserve"> </w:t>
-      </w:r>
-      <w:proofErr w:type="spellStart"/>
-      <w:r>
-        <w:t>kasutamine</w:t>
-      </w:r>
-      <w:proofErr w:type="spellEnd"/>
-      <w:r>
-        <w:t xml:space="preserve"> on </w:t>
-      </w:r>
-      <w:proofErr w:type="spellStart"/>
-      <w:r>
-        <w:t>vajalik</w:t>
-      </w:r>
-      <w:proofErr w:type="spellEnd"/>
-      <w:r>
-        <w:t xml:space="preserve">, </w:t>
-      </w:r>
-      <w:proofErr w:type="spellStart"/>
-      <w:r>
-        <w:t>lubatud</w:t>
-      </w:r>
-      <w:proofErr w:type="spellEnd"/>
-      <w:r>
-        <w:t xml:space="preserve"> ja </w:t>
-      </w:r>
-      <w:proofErr w:type="spellStart"/>
-      <w:r>
-        <w:t>seadusega</w:t>
-      </w:r>
-      <w:proofErr w:type="spellEnd"/>
-      <w:r>
-        <w:t xml:space="preserve"> </w:t>
-      </w:r>
-      <w:proofErr w:type="spellStart"/>
-      <w:r>
-        <w:t>kooskõlas</w:t>
-      </w:r>
-      <w:proofErr w:type="spellEnd"/>
-      <w:r>
-        <w:t>.</w:t>
+        <w:rPr>
+          <w:lang w:val="et-EE"/>
+        </w:rPr>
+        <w:t>-s tohib andmeid, dokumente ja muid töömaterjale kasutada, säilitada ja töödelda ainult ulatuses, mis on vajalik tööülesande täitmiseks, teenuse osutamiseks või seadusest tuleneva kohustuse täitmiseks. Andmeid ei säilitata kauem, kui see on vajalik. Kui säilitamise alus lõpeb, andmed kustutatakse, tagastatakse või arhiveeritakse vastavalt poolte kokkuleppele, kohaldatavatele säilitamiskohustustele ja tehnilistele võimalustele.</w:t>
       </w:r>
     </w:p>
     <w:p>
@@ -730,430 +133,112 @@
         <w:spacing w:before="200" w:after="80"/>
       </w:pPr>
       <w:r>
-        <w:t xml:space="preserve">2. </w:t>
+        <w:t xml:space="preserve">1. </w:t>
       </w:r>
       <w:proofErr w:type="spellStart"/>
       <w:r>
-        <w:t>Kasutamise</w:t>
+        <w:t>Milleks</w:t>
       </w:r>
       <w:proofErr w:type="spellEnd"/>
       <w:r>
-        <w:t xml:space="preserve"> </w:t>
+        <w:t xml:space="preserve"> see </w:t>
       </w:r>
       <w:proofErr w:type="spellStart"/>
       <w:r>
-        <w:t>põhireeglid</w:t>
+        <w:t>dokument</w:t>
       </w:r>
       <w:proofErr w:type="spellEnd"/>
+      <w:r>
+        <w:t xml:space="preserve"> on</w:t>
+      </w:r>
     </w:p>
     <w:p>
       <w:pPr>
-        <w:spacing w:after="120" w:line="283" w:lineRule="auto"/>
+        <w:rPr>
+          <w:lang w:val="et-EE"/>
+        </w:rPr>
       </w:pPr>
+      <w:r>
+        <w:rPr>
+          <w:lang w:val="et-EE"/>
+        </w:rPr>
+        <w:t xml:space="preserve">Käesolev dokument koondab ühte faili organisatsiooni tööalase kasutuse aluse, kasutamise põhireeglid, töötaja kinnituse ning organisatsiooni ja </w:t>
+      </w:r>
       <w:proofErr w:type="spellStart"/>
       <w:r>
+        <w:rPr>
+          <w:lang w:val="et-EE"/>
+        </w:rPr>
         <w:t>SotsiaalAI</w:t>
       </w:r>
       <w:proofErr w:type="spellEnd"/>
       <w:r>
-        <w:t xml:space="preserve">-d </w:t>
+        <w:rPr>
+          <w:lang w:val="et-EE"/>
+        </w:rPr>
+        <w:t xml:space="preserve"> vahelise kirjaliku kokkuleppe andmete töötlemise kohta ulatuses, milles </w:t>
       </w:r>
       <w:proofErr w:type="spellStart"/>
       <w:r>
-        <w:t>kasutatakse</w:t>
+        <w:rPr>
+          <w:lang w:val="et-EE"/>
+        </w:rPr>
+        <w:t>SotsiaalAI</w:t>
       </w:r>
       <w:proofErr w:type="spellEnd"/>
       <w:r>
-        <w:t xml:space="preserve"> </w:t>
-      </w:r>
-      <w:proofErr w:type="spellStart"/>
-      <w:r>
-        <w:t>ainult</w:t>
-      </w:r>
-      <w:proofErr w:type="spellEnd"/>
-      <w:r>
-        <w:t xml:space="preserve"> </w:t>
-      </w:r>
-      <w:proofErr w:type="spellStart"/>
-      <w:r>
-        <w:t>tööalase</w:t>
-      </w:r>
-      <w:proofErr w:type="spellEnd"/>
-      <w:r>
-        <w:t xml:space="preserve"> </w:t>
-      </w:r>
-      <w:proofErr w:type="spellStart"/>
-      <w:r>
-        <w:t>vajaduse</w:t>
-      </w:r>
-      <w:proofErr w:type="spellEnd"/>
-      <w:r>
-        <w:t xml:space="preserve"> </w:t>
-      </w:r>
-      <w:proofErr w:type="spellStart"/>
-      <w:r>
-        <w:t>korral</w:t>
-      </w:r>
-      <w:proofErr w:type="spellEnd"/>
-      <w:r>
-        <w:t xml:space="preserve">. Seda </w:t>
-      </w:r>
-      <w:proofErr w:type="spellStart"/>
-      <w:r>
-        <w:t>ei</w:t>
-      </w:r>
-      <w:proofErr w:type="spellEnd"/>
-      <w:r>
-        <w:t xml:space="preserve"> tohi </w:t>
-      </w:r>
-      <w:proofErr w:type="spellStart"/>
-      <w:r>
-        <w:t>kasutada</w:t>
-      </w:r>
-      <w:proofErr w:type="spellEnd"/>
-      <w:r>
-        <w:t xml:space="preserve"> </w:t>
-      </w:r>
-      <w:proofErr w:type="spellStart"/>
-      <w:r>
-        <w:t>ainsa</w:t>
-      </w:r>
-      <w:proofErr w:type="spellEnd"/>
-      <w:r>
-        <w:t xml:space="preserve"> </w:t>
-      </w:r>
-      <w:proofErr w:type="spellStart"/>
-      <w:r>
-        <w:t>alusena</w:t>
-      </w:r>
-      <w:proofErr w:type="spellEnd"/>
-      <w:r>
-        <w:t xml:space="preserve"> </w:t>
-      </w:r>
-      <w:proofErr w:type="spellStart"/>
-      <w:r>
-        <w:t>otsusele</w:t>
-      </w:r>
-      <w:proofErr w:type="spellEnd"/>
-      <w:r>
-        <w:t xml:space="preserve">, mis </w:t>
-      </w:r>
-      <w:proofErr w:type="spellStart"/>
-      <w:r>
-        <w:t>mõjutab</w:t>
-      </w:r>
-      <w:proofErr w:type="spellEnd"/>
-      <w:r>
-        <w:t xml:space="preserve"> </w:t>
-      </w:r>
-      <w:proofErr w:type="spellStart"/>
-      <w:r>
-        <w:t>inimese</w:t>
-      </w:r>
-      <w:proofErr w:type="spellEnd"/>
-      <w:r>
-        <w:t xml:space="preserve"> </w:t>
-      </w:r>
-      <w:proofErr w:type="spellStart"/>
-      <w:r>
-        <w:t>õigusi</w:t>
-      </w:r>
-      <w:proofErr w:type="spellEnd"/>
-      <w:r>
-        <w:t xml:space="preserve">, </w:t>
-      </w:r>
-      <w:proofErr w:type="spellStart"/>
-      <w:r>
-        <w:t>kohustusi</w:t>
-      </w:r>
-      <w:proofErr w:type="spellEnd"/>
-      <w:r>
-        <w:t xml:space="preserve">, </w:t>
-      </w:r>
-      <w:proofErr w:type="spellStart"/>
-      <w:r>
-        <w:t>toetusi</w:t>
-      </w:r>
-      <w:proofErr w:type="spellEnd"/>
-      <w:r>
-        <w:t xml:space="preserve">, </w:t>
-      </w:r>
-      <w:proofErr w:type="spellStart"/>
-      <w:r>
-        <w:t>teenuseid</w:t>
-      </w:r>
-      <w:proofErr w:type="spellEnd"/>
-      <w:r>
-        <w:t xml:space="preserve"> </w:t>
-      </w:r>
-      <w:proofErr w:type="spellStart"/>
-      <w:r>
-        <w:t>või</w:t>
-      </w:r>
-      <w:proofErr w:type="spellEnd"/>
-      <w:r>
-        <w:t xml:space="preserve"> </w:t>
-      </w:r>
-      <w:proofErr w:type="spellStart"/>
-      <w:r>
-        <w:t>muud</w:t>
-      </w:r>
-      <w:proofErr w:type="spellEnd"/>
-      <w:r>
-        <w:t xml:space="preserve"> </w:t>
-      </w:r>
-      <w:proofErr w:type="spellStart"/>
-      <w:r>
-        <w:t>olulist</w:t>
-      </w:r>
-      <w:proofErr w:type="spellEnd"/>
-      <w:r>
-        <w:t xml:space="preserve"> </w:t>
-      </w:r>
-      <w:proofErr w:type="spellStart"/>
-      <w:r>
-        <w:t>olukorda</w:t>
-      </w:r>
-      <w:proofErr w:type="spellEnd"/>
-      <w:r>
-        <w:t xml:space="preserve">. </w:t>
-      </w:r>
-      <w:proofErr w:type="spellStart"/>
-      <w:r>
-        <w:t>Lõplik</w:t>
-      </w:r>
-      <w:proofErr w:type="spellEnd"/>
-      <w:r>
-        <w:t xml:space="preserve"> </w:t>
-      </w:r>
-      <w:proofErr w:type="spellStart"/>
-      <w:r>
-        <w:t>hinnang</w:t>
-      </w:r>
-      <w:proofErr w:type="spellEnd"/>
-      <w:r>
-        <w:t xml:space="preserve"> ja </w:t>
-      </w:r>
-      <w:proofErr w:type="spellStart"/>
-      <w:r>
-        <w:t>otsus</w:t>
-      </w:r>
-      <w:proofErr w:type="spellEnd"/>
-      <w:r>
-        <w:t xml:space="preserve"> </w:t>
-      </w:r>
-      <w:proofErr w:type="spellStart"/>
-      <w:r>
-        <w:t>jäävad</w:t>
-      </w:r>
-      <w:proofErr w:type="spellEnd"/>
-      <w:r>
-        <w:t xml:space="preserve"> </w:t>
-      </w:r>
-      <w:proofErr w:type="spellStart"/>
-      <w:r>
-        <w:t>alati</w:t>
-      </w:r>
-      <w:proofErr w:type="spellEnd"/>
-      <w:r>
-        <w:t xml:space="preserve"> </w:t>
-      </w:r>
-      <w:proofErr w:type="spellStart"/>
-      <w:r>
-        <w:t>inimesele</w:t>
-      </w:r>
-      <w:proofErr w:type="spellEnd"/>
-      <w:r>
-        <w:t xml:space="preserve"> </w:t>
-      </w:r>
-      <w:proofErr w:type="spellStart"/>
-      <w:r>
-        <w:t>ning</w:t>
-      </w:r>
-      <w:proofErr w:type="spellEnd"/>
-      <w:r>
-        <w:t xml:space="preserve"> </w:t>
-      </w:r>
-      <w:proofErr w:type="spellStart"/>
-      <w:r>
-        <w:t>vajaduse</w:t>
-      </w:r>
-      <w:proofErr w:type="spellEnd"/>
-      <w:r>
-        <w:t xml:space="preserve"> </w:t>
-      </w:r>
-      <w:proofErr w:type="spellStart"/>
-      <w:r>
-        <w:t>korral</w:t>
-      </w:r>
-      <w:proofErr w:type="spellEnd"/>
-      <w:r>
-        <w:t xml:space="preserve"> </w:t>
-      </w:r>
-      <w:proofErr w:type="spellStart"/>
-      <w:r>
-        <w:t>organisatsioonile</w:t>
-      </w:r>
-      <w:proofErr w:type="spellEnd"/>
-      <w:r>
-        <w:t>.</w:t>
+        <w:rPr>
+          <w:lang w:val="et-EE"/>
+        </w:rPr>
+        <w:t xml:space="preserve"> töötleb andmeid organisatsiooni nimel.</w:t>
       </w:r>
     </w:p>
     <w:p>
       <w:pPr>
-        <w:spacing w:after="120" w:line="283" w:lineRule="auto"/>
+        <w:rPr>
+          <w:lang w:val="et-EE"/>
+        </w:rPr>
       </w:pPr>
       <w:proofErr w:type="spellStart"/>
       <w:r>
-        <w:t>Platvormi</w:t>
+        <w:rPr>
+          <w:lang w:val="et-EE"/>
+        </w:rPr>
+        <w:t>SotsiaalAI</w:t>
       </w:r>
       <w:proofErr w:type="spellEnd"/>
       <w:r>
-        <w:t xml:space="preserve"> </w:t>
+        <w:rPr>
+          <w:lang w:val="et-EE"/>
+        </w:rPr>
+        <w:t xml:space="preserve"> on töövahend. Seda võib kasutada dokumentide, kirjade, kokkuvõtete, aruannete ja muude töömustandite ettevalmistamiseks, info korrastamiseks ning tööks vajalike failide hoidmiseks ja kasutamiseks platvormis. </w:t>
       </w:r>
       <w:proofErr w:type="spellStart"/>
       <w:r>
-        <w:t>võib</w:t>
+        <w:rPr>
+          <w:lang w:val="et-EE"/>
+        </w:rPr>
+        <w:t>SotsiaalAI</w:t>
       </w:r>
       <w:proofErr w:type="spellEnd"/>
       <w:r>
-        <w:t xml:space="preserve"> </w:t>
-      </w:r>
-      <w:proofErr w:type="spellStart"/>
-      <w:r>
-        <w:t>kasutada</w:t>
-      </w:r>
-      <w:proofErr w:type="spellEnd"/>
-      <w:r>
-        <w:t xml:space="preserve"> </w:t>
-      </w:r>
-      <w:proofErr w:type="spellStart"/>
-      <w:r>
-        <w:t>tekstide</w:t>
-      </w:r>
-      <w:proofErr w:type="spellEnd"/>
-      <w:r>
-        <w:t xml:space="preserve"> </w:t>
-      </w:r>
-      <w:proofErr w:type="spellStart"/>
-      <w:r>
-        <w:t>sõnastamiseks</w:t>
-      </w:r>
-      <w:proofErr w:type="spellEnd"/>
-      <w:r>
-        <w:t xml:space="preserve">, </w:t>
-      </w:r>
-      <w:proofErr w:type="spellStart"/>
-      <w:r>
-        <w:t>kokkuvõtete</w:t>
-      </w:r>
-      <w:proofErr w:type="spellEnd"/>
-      <w:r>
-        <w:t xml:space="preserve"> ja </w:t>
-      </w:r>
-      <w:proofErr w:type="spellStart"/>
-      <w:r>
-        <w:t>aruannete</w:t>
-      </w:r>
-      <w:proofErr w:type="spellEnd"/>
-      <w:r>
-        <w:t xml:space="preserve"> </w:t>
-      </w:r>
-      <w:proofErr w:type="spellStart"/>
-      <w:r>
-        <w:t>ettevalmistamiseks</w:t>
-      </w:r>
-      <w:proofErr w:type="spellEnd"/>
-      <w:r>
-        <w:t xml:space="preserve">, </w:t>
-      </w:r>
-      <w:proofErr w:type="spellStart"/>
-      <w:r>
-        <w:t>töömustandite</w:t>
-      </w:r>
-      <w:proofErr w:type="spellEnd"/>
-      <w:r>
-        <w:t xml:space="preserve"> </w:t>
-      </w:r>
-      <w:proofErr w:type="spellStart"/>
-      <w:r>
-        <w:t>koostamiseks</w:t>
-      </w:r>
-      <w:proofErr w:type="spellEnd"/>
-      <w:r>
-        <w:t xml:space="preserve">, info </w:t>
-      </w:r>
-      <w:proofErr w:type="spellStart"/>
-      <w:r>
-        <w:t>korrastamiseks</w:t>
-      </w:r>
-      <w:proofErr w:type="spellEnd"/>
-      <w:r>
-        <w:t xml:space="preserve"> </w:t>
-      </w:r>
-      <w:proofErr w:type="spellStart"/>
-      <w:r>
-        <w:t>ning</w:t>
-      </w:r>
-      <w:proofErr w:type="spellEnd"/>
-      <w:r>
-        <w:t xml:space="preserve"> </w:t>
-      </w:r>
-      <w:proofErr w:type="spellStart"/>
-      <w:r>
-        <w:t>tööks</w:t>
-      </w:r>
-      <w:proofErr w:type="spellEnd"/>
-      <w:r>
-        <w:t xml:space="preserve"> </w:t>
-      </w:r>
-      <w:proofErr w:type="spellStart"/>
-      <w:r>
-        <w:t>vajalike</w:t>
-      </w:r>
-      <w:proofErr w:type="spellEnd"/>
-      <w:r>
-        <w:t xml:space="preserve"> </w:t>
-      </w:r>
-      <w:proofErr w:type="spellStart"/>
-      <w:r>
-        <w:t>failide</w:t>
-      </w:r>
-      <w:proofErr w:type="spellEnd"/>
-      <w:r>
-        <w:t xml:space="preserve"> </w:t>
-      </w:r>
-      <w:proofErr w:type="spellStart"/>
-      <w:r>
-        <w:t>hoidmiseks</w:t>
-      </w:r>
-      <w:proofErr w:type="spellEnd"/>
-      <w:r>
-        <w:t xml:space="preserve"> ja </w:t>
-      </w:r>
-      <w:proofErr w:type="spellStart"/>
-      <w:r>
-        <w:t>kasutamiseks</w:t>
-      </w:r>
-      <w:proofErr w:type="spellEnd"/>
-      <w:r>
-        <w:t xml:space="preserve"> </w:t>
-      </w:r>
-      <w:proofErr w:type="spellStart"/>
-      <w:r>
-        <w:t>ühes</w:t>
-      </w:r>
-      <w:proofErr w:type="spellEnd"/>
-      <w:r>
-        <w:t xml:space="preserve"> </w:t>
-      </w:r>
-      <w:proofErr w:type="spellStart"/>
-      <w:r>
-        <w:t>keskkonnas</w:t>
-      </w:r>
-      <w:proofErr w:type="spellEnd"/>
-      <w:r>
-        <w:t>.</w:t>
+        <w:rPr>
+          <w:lang w:val="et-EE"/>
+        </w:rPr>
+        <w:t xml:space="preserve"> aitab töötajat töö tegemisel, kuid ei tee otsuseid inimese eest. Kõik oluline kontrollitakse enne kasutamist inimese poolt üle.</w:t>
+      </w:r>
+    </w:p>
+    <w:p>
+      <w:pPr>
+        <w:rPr>
+          <w:lang w:val="et-EE"/>
+        </w:rPr>
+      </w:pPr>
+      <w:r>
+        <w:rPr>
+          <w:lang w:val="et-EE"/>
+        </w:rPr>
+        <w:t>Käesolev dokument ei anna iseenesest õigust kasutada isikuandmeid ükskõik millisel viisil. Organisatsioon peab enne kasutamist veenduma, et andmete kasutamine on vajalik, lubatud ja seadusega kooskõlas.</w:t>
       </w:r>
     </w:p>
     <w:p>
@@ -1162,11 +247,11 @@
         <w:spacing w:before="200" w:after="80"/>
       </w:pPr>
       <w:r>
-        <w:t xml:space="preserve">3. </w:t>
+        <w:t xml:space="preserve">2. </w:t>
       </w:r>
       <w:proofErr w:type="spellStart"/>
       <w:r>
-        <w:t>Andmete</w:t>
+        <w:t>Kasutamise</w:t>
       </w:r>
       <w:proofErr w:type="spellEnd"/>
       <w:r>
@@ -1174,650 +259,63 @@
       </w:r>
       <w:proofErr w:type="spellStart"/>
       <w:r>
-        <w:t>kasutamine</w:t>
+        <w:t>põhireeglid</w:t>
       </w:r>
       <w:proofErr w:type="spellEnd"/>
     </w:p>
     <w:p>
       <w:pPr>
-        <w:spacing w:after="120" w:line="283" w:lineRule="auto"/>
+        <w:rPr>
+          <w:lang w:val="et-EE"/>
+        </w:rPr>
       </w:pPr>
       <w:proofErr w:type="spellStart"/>
       <w:r>
-        <w:t>Platvormi</w:t>
+        <w:rPr>
+          <w:lang w:val="et-EE"/>
+        </w:rPr>
+        <w:t>SotsiaalAI</w:t>
       </w:r>
       <w:proofErr w:type="spellEnd"/>
       <w:r>
-        <w:t xml:space="preserve"> </w:t>
-      </w:r>
-      <w:proofErr w:type="spellStart"/>
-      <w:r>
-        <w:t>sisestatakse</w:t>
-      </w:r>
-      <w:proofErr w:type="spellEnd"/>
-      <w:r>
-        <w:t xml:space="preserve"> ja seal </w:t>
-      </w:r>
-      <w:proofErr w:type="spellStart"/>
-      <w:r>
-        <w:t>hoitakse</w:t>
-      </w:r>
-      <w:proofErr w:type="spellEnd"/>
-      <w:r>
-        <w:t xml:space="preserve"> </w:t>
-      </w:r>
-      <w:proofErr w:type="spellStart"/>
-      <w:r>
-        <w:t>ainult</w:t>
-      </w:r>
-      <w:proofErr w:type="spellEnd"/>
-      <w:r>
-        <w:t xml:space="preserve"> </w:t>
-      </w:r>
-      <w:proofErr w:type="spellStart"/>
-      <w:r>
-        <w:t>nii</w:t>
-      </w:r>
-      <w:proofErr w:type="spellEnd"/>
-      <w:r>
-        <w:t xml:space="preserve"> </w:t>
-      </w:r>
-      <w:proofErr w:type="spellStart"/>
-      <w:r>
-        <w:t>palju</w:t>
-      </w:r>
-      <w:proofErr w:type="spellEnd"/>
-      <w:r>
-        <w:t xml:space="preserve"> </w:t>
-      </w:r>
-      <w:proofErr w:type="spellStart"/>
-      <w:r>
-        <w:t>infot</w:t>
-      </w:r>
-      <w:proofErr w:type="spellEnd"/>
-      <w:r>
-        <w:t xml:space="preserve">, </w:t>
-      </w:r>
-      <w:proofErr w:type="spellStart"/>
-      <w:r>
-        <w:t>kui</w:t>
-      </w:r>
-      <w:proofErr w:type="spellEnd"/>
-      <w:r>
-        <w:t xml:space="preserve"> on </w:t>
-      </w:r>
-      <w:proofErr w:type="spellStart"/>
-      <w:r>
-        <w:t>töö</w:t>
-      </w:r>
-      <w:proofErr w:type="spellEnd"/>
-      <w:r>
-        <w:t xml:space="preserve"> </w:t>
-      </w:r>
-      <w:proofErr w:type="spellStart"/>
-      <w:r>
-        <w:t>tegemiseks</w:t>
-      </w:r>
-      <w:proofErr w:type="spellEnd"/>
-      <w:r>
-        <w:t xml:space="preserve"> </w:t>
-      </w:r>
-      <w:proofErr w:type="spellStart"/>
-      <w:r>
-        <w:t>vaja</w:t>
-      </w:r>
-      <w:proofErr w:type="spellEnd"/>
-      <w:r>
-        <w:t xml:space="preserve">. </w:t>
-      </w:r>
-      <w:proofErr w:type="spellStart"/>
-      <w:r>
-        <w:t>Võimaluse</w:t>
-      </w:r>
-      <w:proofErr w:type="spellEnd"/>
-      <w:r>
-        <w:t xml:space="preserve"> </w:t>
-      </w:r>
-      <w:proofErr w:type="spellStart"/>
-      <w:r>
-        <w:t>korral</w:t>
-      </w:r>
-      <w:proofErr w:type="spellEnd"/>
-      <w:r>
-        <w:t xml:space="preserve"> </w:t>
-      </w:r>
-      <w:proofErr w:type="spellStart"/>
-      <w:r>
-        <w:t>kirjeldatakse</w:t>
-      </w:r>
-      <w:proofErr w:type="spellEnd"/>
-      <w:r>
-        <w:t xml:space="preserve"> </w:t>
-      </w:r>
-      <w:proofErr w:type="spellStart"/>
-      <w:r>
-        <w:t>olukorda</w:t>
-      </w:r>
-      <w:proofErr w:type="spellEnd"/>
-      <w:r>
-        <w:t xml:space="preserve"> </w:t>
-      </w:r>
-      <w:proofErr w:type="spellStart"/>
-      <w:r>
-        <w:t>üldisemalt</w:t>
-      </w:r>
-      <w:proofErr w:type="spellEnd"/>
-      <w:r>
-        <w:t xml:space="preserve"> ja </w:t>
-      </w:r>
-      <w:proofErr w:type="spellStart"/>
-      <w:r>
-        <w:t>nii</w:t>
-      </w:r>
-      <w:proofErr w:type="spellEnd"/>
-      <w:r>
-        <w:t xml:space="preserve">, et </w:t>
-      </w:r>
-      <w:proofErr w:type="spellStart"/>
-      <w:r>
-        <w:t>inimest</w:t>
-      </w:r>
-      <w:proofErr w:type="spellEnd"/>
-      <w:r>
-        <w:t xml:space="preserve"> </w:t>
-      </w:r>
-      <w:proofErr w:type="spellStart"/>
-      <w:r>
-        <w:t>ei</w:t>
-      </w:r>
-      <w:proofErr w:type="spellEnd"/>
-      <w:r>
-        <w:t xml:space="preserve"> </w:t>
-      </w:r>
-      <w:proofErr w:type="spellStart"/>
-      <w:r>
-        <w:t>saaks</w:t>
-      </w:r>
-      <w:proofErr w:type="spellEnd"/>
-      <w:r>
-        <w:t xml:space="preserve"> </w:t>
-      </w:r>
-      <w:proofErr w:type="spellStart"/>
-      <w:r>
-        <w:t>kohe</w:t>
-      </w:r>
-      <w:proofErr w:type="spellEnd"/>
-      <w:r>
-        <w:t xml:space="preserve"> </w:t>
-      </w:r>
-      <w:proofErr w:type="spellStart"/>
-      <w:r>
-        <w:t>ära</w:t>
-      </w:r>
-      <w:proofErr w:type="spellEnd"/>
-      <w:r>
-        <w:t xml:space="preserve"> </w:t>
-      </w:r>
-      <w:proofErr w:type="spellStart"/>
-      <w:r>
-        <w:t>tunda</w:t>
-      </w:r>
-      <w:proofErr w:type="spellEnd"/>
-      <w:r>
-        <w:t>.</w:t>
+        <w:rPr>
+          <w:lang w:val="et-EE"/>
+        </w:rPr>
+        <w:t>-d kasutatakse ainult tööalase vajaduse korral ja organisatsiooni kehtestatud juhiste kohaselt.</w:t>
       </w:r>
     </w:p>
     <w:p>
       <w:pPr>
-        <w:spacing w:after="120" w:line="283" w:lineRule="auto"/>
+        <w:rPr>
+          <w:lang w:val="et-EE"/>
+        </w:rPr>
       </w:pPr>
-      <w:r>
-        <w:t xml:space="preserve">Kui </w:t>
-      </w:r>
       <w:proofErr w:type="spellStart"/>
       <w:r>
-        <w:t>töö</w:t>
+        <w:rPr>
+          <w:lang w:val="et-EE"/>
+        </w:rPr>
+        <w:t>SotsiaalAI</w:t>
       </w:r>
       <w:proofErr w:type="spellEnd"/>
       <w:r>
-        <w:t xml:space="preserve"> </w:t>
-      </w:r>
-      <w:proofErr w:type="spellStart"/>
-      <w:r>
-        <w:t>tegemiseks</w:t>
-      </w:r>
-      <w:proofErr w:type="spellEnd"/>
-      <w:r>
-        <w:t xml:space="preserve"> on </w:t>
-      </w:r>
-      <w:proofErr w:type="spellStart"/>
-      <w:r>
-        <w:t>siiski</w:t>
-      </w:r>
-      <w:proofErr w:type="spellEnd"/>
-      <w:r>
-        <w:t xml:space="preserve"> </w:t>
-      </w:r>
-      <w:proofErr w:type="spellStart"/>
-      <w:r>
-        <w:t>vaja</w:t>
-      </w:r>
-      <w:proofErr w:type="spellEnd"/>
-      <w:r>
-        <w:t xml:space="preserve"> </w:t>
-      </w:r>
-      <w:proofErr w:type="spellStart"/>
-      <w:r>
-        <w:t>kasutada</w:t>
-      </w:r>
-      <w:proofErr w:type="spellEnd"/>
-      <w:r>
-        <w:t xml:space="preserve"> </w:t>
-      </w:r>
-      <w:proofErr w:type="spellStart"/>
-      <w:r>
-        <w:t>tundlikke</w:t>
-      </w:r>
-      <w:proofErr w:type="spellEnd"/>
-      <w:r>
-        <w:t xml:space="preserve"> </w:t>
-      </w:r>
-      <w:proofErr w:type="spellStart"/>
-      <w:r>
-        <w:t>andmeid</w:t>
-      </w:r>
-      <w:proofErr w:type="spellEnd"/>
-      <w:r>
-        <w:t xml:space="preserve"> </w:t>
-      </w:r>
-      <w:proofErr w:type="spellStart"/>
-      <w:r>
-        <w:t>või</w:t>
-      </w:r>
-      <w:proofErr w:type="spellEnd"/>
-      <w:r>
-        <w:t xml:space="preserve"> </w:t>
-      </w:r>
-      <w:proofErr w:type="spellStart"/>
-      <w:r>
-        <w:t>inimese</w:t>
-      </w:r>
-      <w:proofErr w:type="spellEnd"/>
-      <w:r>
-        <w:t xml:space="preserve"> </w:t>
-      </w:r>
-      <w:proofErr w:type="spellStart"/>
-      <w:r>
-        <w:t>täpseid</w:t>
-      </w:r>
-      <w:proofErr w:type="spellEnd"/>
-      <w:r>
-        <w:t xml:space="preserve"> </w:t>
-      </w:r>
-      <w:proofErr w:type="spellStart"/>
-      <w:r>
-        <w:t>andmeid</w:t>
-      </w:r>
-      <w:proofErr w:type="spellEnd"/>
-      <w:r>
-        <w:t xml:space="preserve">, </w:t>
-      </w:r>
-      <w:proofErr w:type="spellStart"/>
-      <w:r>
-        <w:t>tohib</w:t>
-      </w:r>
-      <w:proofErr w:type="spellEnd"/>
-      <w:r>
-        <w:t xml:space="preserve"> </w:t>
-      </w:r>
-      <w:proofErr w:type="spellStart"/>
-      <w:r>
-        <w:t>seda</w:t>
-      </w:r>
-      <w:proofErr w:type="spellEnd"/>
-      <w:r>
-        <w:t xml:space="preserve"> </w:t>
-      </w:r>
-      <w:proofErr w:type="spellStart"/>
-      <w:r>
-        <w:t>teha</w:t>
-      </w:r>
-      <w:proofErr w:type="spellEnd"/>
-      <w:r>
-        <w:t xml:space="preserve"> </w:t>
-      </w:r>
-      <w:proofErr w:type="spellStart"/>
-      <w:r>
-        <w:t>ainult</w:t>
-      </w:r>
-      <w:proofErr w:type="spellEnd"/>
-      <w:r>
-        <w:t xml:space="preserve"> </w:t>
-      </w:r>
-      <w:proofErr w:type="spellStart"/>
-      <w:r>
-        <w:t>siis</w:t>
-      </w:r>
-      <w:proofErr w:type="spellEnd"/>
-      <w:r>
-        <w:t xml:space="preserve">, </w:t>
-      </w:r>
-      <w:proofErr w:type="spellStart"/>
-      <w:r>
-        <w:t>kui</w:t>
-      </w:r>
-      <w:proofErr w:type="spellEnd"/>
-      <w:r>
-        <w:t xml:space="preserve"> see on </w:t>
-      </w:r>
-      <w:proofErr w:type="spellStart"/>
-      <w:r>
-        <w:t>tööülesande</w:t>
-      </w:r>
-      <w:proofErr w:type="spellEnd"/>
-      <w:r>
-        <w:t xml:space="preserve"> </w:t>
-      </w:r>
-      <w:proofErr w:type="spellStart"/>
-      <w:r>
-        <w:t>täitmiseks</w:t>
-      </w:r>
-      <w:proofErr w:type="spellEnd"/>
-      <w:r>
-        <w:t xml:space="preserve"> </w:t>
-      </w:r>
-      <w:proofErr w:type="spellStart"/>
-      <w:r>
-        <w:t>vajalik</w:t>
-      </w:r>
-      <w:proofErr w:type="spellEnd"/>
-      <w:r>
-        <w:t xml:space="preserve"> ja </w:t>
-      </w:r>
-      <w:proofErr w:type="spellStart"/>
-      <w:r>
-        <w:t>organisatsiooni</w:t>
-      </w:r>
-      <w:proofErr w:type="spellEnd"/>
-      <w:r>
-        <w:t xml:space="preserve"> </w:t>
-      </w:r>
-      <w:proofErr w:type="spellStart"/>
-      <w:r>
-        <w:t>poolt</w:t>
-      </w:r>
-      <w:proofErr w:type="spellEnd"/>
-      <w:r>
-        <w:t xml:space="preserve"> </w:t>
-      </w:r>
-      <w:proofErr w:type="spellStart"/>
-      <w:r>
-        <w:t>lubatud</w:t>
-      </w:r>
-      <w:proofErr w:type="spellEnd"/>
-      <w:r>
-        <w:t xml:space="preserve">. Ka </w:t>
-      </w:r>
-      <w:proofErr w:type="spellStart"/>
-      <w:r>
-        <w:t>siis</w:t>
-      </w:r>
-      <w:proofErr w:type="spellEnd"/>
-      <w:r>
-        <w:t xml:space="preserve"> </w:t>
-      </w:r>
-      <w:proofErr w:type="spellStart"/>
-      <w:r>
-        <w:t>kasutatakse</w:t>
-      </w:r>
-      <w:proofErr w:type="spellEnd"/>
-      <w:r>
-        <w:t xml:space="preserve"> </w:t>
-      </w:r>
-      <w:proofErr w:type="spellStart"/>
-      <w:r>
-        <w:t>ainult</w:t>
-      </w:r>
-      <w:proofErr w:type="spellEnd"/>
-      <w:r>
-        <w:t xml:space="preserve"> </w:t>
-      </w:r>
-      <w:proofErr w:type="spellStart"/>
-      <w:r>
-        <w:t>kõige</w:t>
-      </w:r>
-      <w:proofErr w:type="spellEnd"/>
-      <w:r>
-        <w:t xml:space="preserve"> </w:t>
-      </w:r>
-      <w:proofErr w:type="spellStart"/>
-      <w:r>
-        <w:t>vajalikumat</w:t>
-      </w:r>
-      <w:proofErr w:type="spellEnd"/>
-      <w:r>
-        <w:t xml:space="preserve"> </w:t>
-      </w:r>
-      <w:proofErr w:type="spellStart"/>
-      <w:r>
-        <w:t>osa</w:t>
-      </w:r>
-      <w:proofErr w:type="spellEnd"/>
-      <w:r>
-        <w:t>.</w:t>
+        <w:rPr>
+          <w:lang w:val="et-EE"/>
+        </w:rPr>
+        <w:t>-d ei tohi kasutada ainsa alusena otsusele, mis mõjutab inimese õigusi, kohustusi, toetusi, teenuseid või muud olulist olukorda. Lõplik hinnang ja otsus jäävad alati inimesele ning vajaduse korral organisatsioonile.</w:t>
       </w:r>
     </w:p>
     <w:p>
       <w:pPr>
-        <w:spacing w:after="120" w:line="283" w:lineRule="auto"/>
+        <w:rPr>
+          <w:lang w:val="et-EE"/>
+        </w:rPr>
       </w:pPr>
-      <w:proofErr w:type="spellStart"/>
-      <w:r>
-        <w:t>Platvormi</w:t>
-      </w:r>
-      <w:proofErr w:type="spellEnd"/>
-      <w:r>
-        <w:t xml:space="preserve"> </w:t>
-      </w:r>
-      <w:proofErr w:type="spellStart"/>
-      <w:r>
-        <w:t>ei</w:t>
-      </w:r>
-      <w:proofErr w:type="spellEnd"/>
-      <w:r>
-        <w:t xml:space="preserve"> tohi </w:t>
-      </w:r>
-      <w:proofErr w:type="spellStart"/>
-      <w:r>
-        <w:t>sisestada</w:t>
-      </w:r>
-      <w:proofErr w:type="spellEnd"/>
-      <w:r>
-        <w:t xml:space="preserve"> </w:t>
-      </w:r>
-      <w:proofErr w:type="spellStart"/>
-      <w:r>
-        <w:t>salasõnu</w:t>
-      </w:r>
-      <w:proofErr w:type="spellEnd"/>
-      <w:r>
-        <w:t xml:space="preserve">, </w:t>
-      </w:r>
-      <w:proofErr w:type="spellStart"/>
-      <w:r>
-        <w:t>sisselogimiskoode</w:t>
-      </w:r>
-      <w:proofErr w:type="spellEnd"/>
-      <w:r>
-        <w:t xml:space="preserve">, </w:t>
-      </w:r>
-      <w:proofErr w:type="spellStart"/>
-      <w:r>
-        <w:t>pangakaardiandmeid</w:t>
-      </w:r>
-      <w:proofErr w:type="spellEnd"/>
-      <w:r>
-        <w:t xml:space="preserve"> </w:t>
-      </w:r>
-      <w:proofErr w:type="spellStart"/>
-      <w:r>
-        <w:t>ega</w:t>
-      </w:r>
-      <w:proofErr w:type="spellEnd"/>
-      <w:r>
-        <w:t xml:space="preserve"> </w:t>
-      </w:r>
-      <w:proofErr w:type="spellStart"/>
-      <w:r>
-        <w:t>muid</w:t>
-      </w:r>
-      <w:proofErr w:type="spellEnd"/>
-      <w:r>
-        <w:t xml:space="preserve"> </w:t>
-      </w:r>
-      <w:proofErr w:type="spellStart"/>
-      <w:r>
-        <w:t>salajasi</w:t>
-      </w:r>
-      <w:proofErr w:type="spellEnd"/>
-      <w:r>
-        <w:t xml:space="preserve"> </w:t>
-      </w:r>
-      <w:proofErr w:type="spellStart"/>
-      <w:r>
-        <w:t>ligipääsuandmeid</w:t>
-      </w:r>
-      <w:proofErr w:type="spellEnd"/>
-      <w:r>
-        <w:t xml:space="preserve">. </w:t>
-      </w:r>
-      <w:proofErr w:type="spellStart"/>
-      <w:r>
-        <w:t>Samuti</w:t>
-      </w:r>
-      <w:proofErr w:type="spellEnd"/>
-      <w:r>
-        <w:t xml:space="preserve"> </w:t>
-      </w:r>
-      <w:proofErr w:type="spellStart"/>
-      <w:r>
-        <w:t>ei</w:t>
-      </w:r>
-      <w:proofErr w:type="spellEnd"/>
-      <w:r>
-        <w:t xml:space="preserve"> tohi </w:t>
-      </w:r>
-      <w:proofErr w:type="spellStart"/>
-      <w:r>
-        <w:t>sinna</w:t>
-      </w:r>
-      <w:proofErr w:type="spellEnd"/>
-      <w:r>
-        <w:t xml:space="preserve"> </w:t>
-      </w:r>
-      <w:proofErr w:type="spellStart"/>
-      <w:r>
-        <w:t>lisada</w:t>
-      </w:r>
-      <w:proofErr w:type="spellEnd"/>
-      <w:r>
-        <w:t xml:space="preserve"> </w:t>
-      </w:r>
-      <w:proofErr w:type="spellStart"/>
-      <w:r>
-        <w:t>andmeid</w:t>
-      </w:r>
-      <w:proofErr w:type="spellEnd"/>
-      <w:r>
-        <w:t xml:space="preserve"> </w:t>
-      </w:r>
-      <w:proofErr w:type="spellStart"/>
-      <w:r>
-        <w:t>või</w:t>
-      </w:r>
-      <w:proofErr w:type="spellEnd"/>
-      <w:r>
-        <w:t xml:space="preserve"> </w:t>
-      </w:r>
-      <w:proofErr w:type="spellStart"/>
-      <w:r>
-        <w:t>faile</w:t>
-      </w:r>
-      <w:proofErr w:type="spellEnd"/>
-      <w:r>
-        <w:t xml:space="preserve"> </w:t>
-      </w:r>
-      <w:proofErr w:type="spellStart"/>
-      <w:r>
-        <w:t>viisil</w:t>
-      </w:r>
-      <w:proofErr w:type="spellEnd"/>
-      <w:r>
-        <w:t xml:space="preserve">, mis </w:t>
-      </w:r>
-      <w:proofErr w:type="spellStart"/>
-      <w:r>
-        <w:t>oleks</w:t>
-      </w:r>
-      <w:proofErr w:type="spellEnd"/>
-      <w:r>
-        <w:t xml:space="preserve"> </w:t>
-      </w:r>
-      <w:proofErr w:type="spellStart"/>
-      <w:r>
-        <w:t>vastuolus</w:t>
-      </w:r>
-      <w:proofErr w:type="spellEnd"/>
-      <w:r>
-        <w:t xml:space="preserve"> </w:t>
-      </w:r>
-      <w:proofErr w:type="spellStart"/>
-      <w:r>
-        <w:t>seaduse</w:t>
-      </w:r>
-      <w:proofErr w:type="spellEnd"/>
-      <w:r>
-        <w:t xml:space="preserve">, </w:t>
-      </w:r>
-      <w:proofErr w:type="spellStart"/>
-      <w:r>
-        <w:t>ametisaladuse</w:t>
-      </w:r>
-      <w:proofErr w:type="spellEnd"/>
-      <w:r>
-        <w:t xml:space="preserve">, </w:t>
-      </w:r>
-      <w:proofErr w:type="spellStart"/>
-      <w:r>
-        <w:t>kutse-eetika</w:t>
-      </w:r>
-      <w:proofErr w:type="spellEnd"/>
-      <w:r>
-        <w:t xml:space="preserve"> </w:t>
-      </w:r>
-      <w:proofErr w:type="spellStart"/>
-      <w:r>
-        <w:t>või</w:t>
-      </w:r>
-      <w:proofErr w:type="spellEnd"/>
-      <w:r>
-        <w:t xml:space="preserve"> </w:t>
-      </w:r>
-      <w:proofErr w:type="spellStart"/>
-      <w:r>
-        <w:t>organisatsiooni</w:t>
-      </w:r>
-      <w:proofErr w:type="spellEnd"/>
-      <w:r>
-        <w:t xml:space="preserve"> </w:t>
-      </w:r>
-      <w:proofErr w:type="spellStart"/>
-      <w:r>
-        <w:t>sisekorraga</w:t>
-      </w:r>
-      <w:proofErr w:type="spellEnd"/>
-      <w:r>
-        <w:t>.</w:t>
+      <w:r>
+        <w:rPr>
+          <w:lang w:val="et-EE"/>
+        </w:rPr>
+        <w:t>Platvormi võib kasutada tekstide sõnastamiseks, kokkuvõtete ja aruannete ettevalmistamiseks, töömustandite koostamiseks, info korrastamiseks ning tööks vajalike failide hoidmiseks ja kasutamiseks ühes keskkonnas.</w:t>
       </w:r>
     </w:p>
     <w:p>
@@ -1826,511 +324,60 @@
         <w:spacing w:before="200" w:after="80"/>
       </w:pPr>
       <w:r>
-        <w:t xml:space="preserve">4. </w:t>
+        <w:lastRenderedPageBreak/>
+        <w:t xml:space="preserve">3. </w:t>
       </w:r>
       <w:proofErr w:type="spellStart"/>
       <w:r>
-        <w:t>Vastutus</w:t>
+        <w:t>Andmete</w:t>
+      </w:r>
+      <w:proofErr w:type="spellEnd"/>
+      <w:r>
+        <w:t xml:space="preserve"> </w:t>
+      </w:r>
+      <w:proofErr w:type="spellStart"/>
+      <w:r>
+        <w:t>kasutamine</w:t>
       </w:r>
       <w:proofErr w:type="spellEnd"/>
     </w:p>
     <w:p>
       <w:pPr>
-        <w:spacing w:after="120" w:line="283" w:lineRule="auto"/>
+        <w:rPr>
+          <w:lang w:val="et-EE"/>
+        </w:rPr>
       </w:pPr>
-      <w:proofErr w:type="spellStart"/>
-      <w:r>
-        <w:t>Organisatsioon</w:t>
-      </w:r>
-      <w:proofErr w:type="spellEnd"/>
-      <w:r>
-        <w:t xml:space="preserve"> </w:t>
-      </w:r>
-      <w:proofErr w:type="spellStart"/>
-      <w:r>
-        <w:t>vastutab</w:t>
-      </w:r>
-      <w:proofErr w:type="spellEnd"/>
-      <w:r>
-        <w:t xml:space="preserve"> </w:t>
-      </w:r>
-      <w:proofErr w:type="spellStart"/>
-      <w:r>
-        <w:t>selle</w:t>
-      </w:r>
-      <w:proofErr w:type="spellEnd"/>
-      <w:r>
-        <w:t xml:space="preserve"> </w:t>
-      </w:r>
-      <w:proofErr w:type="spellStart"/>
-      <w:r>
-        <w:t>eest</w:t>
-      </w:r>
-      <w:proofErr w:type="spellEnd"/>
-      <w:r>
-        <w:t xml:space="preserve">, et </w:t>
-      </w:r>
-      <w:proofErr w:type="spellStart"/>
-      <w:r>
-        <w:t>töötajale</w:t>
-      </w:r>
-      <w:proofErr w:type="spellEnd"/>
-      <w:r>
-        <w:t xml:space="preserve"> </w:t>
-      </w:r>
-      <w:proofErr w:type="spellStart"/>
-      <w:r>
-        <w:t>oleks</w:t>
-      </w:r>
-      <w:proofErr w:type="spellEnd"/>
-      <w:r>
-        <w:t xml:space="preserve"> </w:t>
-      </w:r>
-      <w:proofErr w:type="spellStart"/>
-      <w:r>
-        <w:t>selge</w:t>
-      </w:r>
-      <w:proofErr w:type="spellEnd"/>
-      <w:r>
-        <w:t xml:space="preserve">, </w:t>
-      </w:r>
-      <w:proofErr w:type="spellStart"/>
-      <w:r>
-        <w:t>milleks</w:t>
-      </w:r>
-      <w:proofErr w:type="spellEnd"/>
-      <w:r>
-        <w:t xml:space="preserve"> </w:t>
-      </w:r>
-      <w:proofErr w:type="spellStart"/>
-      <w:r>
-        <w:t>tohib</w:t>
-      </w:r>
-      <w:proofErr w:type="spellEnd"/>
-      <w:r>
-        <w:t xml:space="preserve"> </w:t>
-      </w:r>
-      <w:proofErr w:type="spellStart"/>
-      <w:r>
-        <w:t>SotsiaalAI</w:t>
-      </w:r>
-      <w:proofErr w:type="spellEnd"/>
-      <w:r>
-        <w:t xml:space="preserve">-d </w:t>
-      </w:r>
-      <w:proofErr w:type="spellStart"/>
-      <w:r>
-        <w:t>kasutada</w:t>
-      </w:r>
-      <w:proofErr w:type="spellEnd"/>
-      <w:r>
-        <w:t xml:space="preserve"> ja </w:t>
-      </w:r>
-      <w:proofErr w:type="spellStart"/>
-      <w:r>
-        <w:t>milleks</w:t>
-      </w:r>
-      <w:proofErr w:type="spellEnd"/>
-      <w:r>
-        <w:t xml:space="preserve"> </w:t>
-      </w:r>
-      <w:proofErr w:type="spellStart"/>
-      <w:r>
-        <w:t>mitte</w:t>
-      </w:r>
-      <w:proofErr w:type="spellEnd"/>
-      <w:r>
-        <w:t xml:space="preserve">. </w:t>
-      </w:r>
-      <w:proofErr w:type="spellStart"/>
-      <w:r>
-        <w:t>Organisatsioon</w:t>
-      </w:r>
-      <w:proofErr w:type="spellEnd"/>
-      <w:r>
-        <w:t xml:space="preserve"> </w:t>
-      </w:r>
-      <w:proofErr w:type="spellStart"/>
-      <w:r>
-        <w:t>otsustab</w:t>
-      </w:r>
-      <w:proofErr w:type="spellEnd"/>
-      <w:r>
-        <w:t xml:space="preserve">, </w:t>
-      </w:r>
-      <w:proofErr w:type="spellStart"/>
-      <w:r>
-        <w:t>millal</w:t>
-      </w:r>
-      <w:proofErr w:type="spellEnd"/>
-      <w:r>
-        <w:t xml:space="preserve"> </w:t>
-      </w:r>
-      <w:proofErr w:type="spellStart"/>
-      <w:r>
-        <w:t>võib</w:t>
-      </w:r>
-      <w:proofErr w:type="spellEnd"/>
-      <w:r>
-        <w:t xml:space="preserve"> </w:t>
-      </w:r>
-      <w:proofErr w:type="spellStart"/>
-      <w:r>
-        <w:t>kasutada</w:t>
-      </w:r>
-      <w:proofErr w:type="spellEnd"/>
-      <w:r>
-        <w:t xml:space="preserve"> </w:t>
-      </w:r>
-      <w:proofErr w:type="spellStart"/>
-      <w:r>
-        <w:t>tuvastatavaid</w:t>
-      </w:r>
-      <w:proofErr w:type="spellEnd"/>
-      <w:r>
-        <w:t xml:space="preserve"> </w:t>
-      </w:r>
-      <w:proofErr w:type="spellStart"/>
-      <w:r>
-        <w:t>või</w:t>
-      </w:r>
-      <w:proofErr w:type="spellEnd"/>
-      <w:r>
-        <w:t xml:space="preserve"> </w:t>
-      </w:r>
-      <w:proofErr w:type="spellStart"/>
-      <w:r>
-        <w:t>tundlikke</w:t>
-      </w:r>
-      <w:proofErr w:type="spellEnd"/>
-      <w:r>
-        <w:t xml:space="preserve"> </w:t>
-      </w:r>
-      <w:proofErr w:type="spellStart"/>
-      <w:r>
-        <w:t>andmeid</w:t>
-      </w:r>
-      <w:proofErr w:type="spellEnd"/>
-      <w:r>
-        <w:t xml:space="preserve"> </w:t>
-      </w:r>
-      <w:proofErr w:type="spellStart"/>
-      <w:r>
-        <w:t>ning</w:t>
-      </w:r>
-      <w:proofErr w:type="spellEnd"/>
-      <w:r>
-        <w:t xml:space="preserve"> kas </w:t>
-      </w:r>
-      <w:proofErr w:type="spellStart"/>
-      <w:r>
-        <w:t>vaja</w:t>
-      </w:r>
-      <w:proofErr w:type="spellEnd"/>
-      <w:r>
-        <w:t xml:space="preserve"> on </w:t>
-      </w:r>
-      <w:proofErr w:type="spellStart"/>
-      <w:r>
-        <w:t>täiendavaid</w:t>
-      </w:r>
-      <w:proofErr w:type="spellEnd"/>
-      <w:r>
-        <w:t xml:space="preserve"> </w:t>
-      </w:r>
-      <w:proofErr w:type="spellStart"/>
-      <w:r>
-        <w:t>kaitsemeetmeid</w:t>
-      </w:r>
-      <w:proofErr w:type="spellEnd"/>
-      <w:r>
-        <w:t>.</w:t>
+      <w:r>
+        <w:rPr>
+          <w:lang w:val="et-EE"/>
+        </w:rPr>
+        <w:t>Platvormi sisestatakse ja seal hoitakse ainult nii palju infot, kui on töö tegemiseks vajalik. Võimaluse korral kirjeldatakse olukorda üldisemalt ja selliselt, et inimest ei saaks kohe ära tunda.</w:t>
       </w:r>
     </w:p>
     <w:p>
       <w:pPr>
-        <w:spacing w:after="120" w:line="283" w:lineRule="auto"/>
+        <w:rPr>
+          <w:lang w:val="et-EE"/>
+        </w:rPr>
       </w:pPr>
-      <w:proofErr w:type="spellStart"/>
-      <w:r>
-        <w:lastRenderedPageBreak/>
-        <w:t>Töötaja</w:t>
-      </w:r>
-      <w:proofErr w:type="spellEnd"/>
-      <w:r>
-        <w:t xml:space="preserve"> </w:t>
-      </w:r>
-      <w:proofErr w:type="spellStart"/>
-      <w:r>
-        <w:t>kasutab</w:t>
-      </w:r>
-      <w:proofErr w:type="spellEnd"/>
-      <w:r>
-        <w:t xml:space="preserve"> </w:t>
-      </w:r>
-      <w:proofErr w:type="spellStart"/>
-      <w:r>
-        <w:t>SotsiaalAI</w:t>
-      </w:r>
-      <w:proofErr w:type="spellEnd"/>
-      <w:r>
-        <w:t xml:space="preserve">-d </w:t>
-      </w:r>
-      <w:proofErr w:type="spellStart"/>
-      <w:r>
-        <w:t>ainult</w:t>
-      </w:r>
-      <w:proofErr w:type="spellEnd"/>
-      <w:r>
-        <w:t xml:space="preserve"> </w:t>
-      </w:r>
-      <w:proofErr w:type="spellStart"/>
-      <w:r>
-        <w:t>tööalase</w:t>
-      </w:r>
-      <w:proofErr w:type="spellEnd"/>
-      <w:r>
-        <w:t xml:space="preserve"> </w:t>
-      </w:r>
-      <w:proofErr w:type="spellStart"/>
-      <w:r>
-        <w:t>vajaduse</w:t>
-      </w:r>
-      <w:proofErr w:type="spellEnd"/>
-      <w:r>
-        <w:t xml:space="preserve"> </w:t>
-      </w:r>
-      <w:proofErr w:type="spellStart"/>
-      <w:r>
-        <w:t>korral</w:t>
-      </w:r>
-      <w:proofErr w:type="spellEnd"/>
-      <w:r>
-        <w:t xml:space="preserve"> ja </w:t>
-      </w:r>
-      <w:proofErr w:type="spellStart"/>
-      <w:r>
-        <w:t>organisatsiooni</w:t>
-      </w:r>
-      <w:proofErr w:type="spellEnd"/>
-      <w:r>
-        <w:t xml:space="preserve"> </w:t>
-      </w:r>
-      <w:proofErr w:type="spellStart"/>
-      <w:r>
-        <w:t>juhiste</w:t>
-      </w:r>
-      <w:proofErr w:type="spellEnd"/>
-      <w:r>
-        <w:t xml:space="preserve"> </w:t>
-      </w:r>
-      <w:proofErr w:type="spellStart"/>
-      <w:r>
-        <w:t>järgi</w:t>
-      </w:r>
-      <w:proofErr w:type="spellEnd"/>
-      <w:r>
-        <w:t xml:space="preserve">. </w:t>
-      </w:r>
-      <w:proofErr w:type="spellStart"/>
-      <w:r>
-        <w:t>Töötaja</w:t>
-      </w:r>
-      <w:proofErr w:type="spellEnd"/>
-      <w:r>
-        <w:t xml:space="preserve"> </w:t>
-      </w:r>
-      <w:proofErr w:type="spellStart"/>
-      <w:r>
-        <w:t>vastutab</w:t>
-      </w:r>
-      <w:proofErr w:type="spellEnd"/>
-      <w:r>
-        <w:t xml:space="preserve"> </w:t>
-      </w:r>
-      <w:proofErr w:type="spellStart"/>
-      <w:r>
-        <w:t>selle</w:t>
-      </w:r>
-      <w:proofErr w:type="spellEnd"/>
-      <w:r>
-        <w:t xml:space="preserve"> </w:t>
-      </w:r>
-      <w:proofErr w:type="spellStart"/>
-      <w:r>
-        <w:t>eest</w:t>
-      </w:r>
-      <w:proofErr w:type="spellEnd"/>
-      <w:r>
-        <w:t xml:space="preserve">, et ta </w:t>
-      </w:r>
-      <w:proofErr w:type="spellStart"/>
-      <w:r>
-        <w:t>ei</w:t>
-      </w:r>
-      <w:proofErr w:type="spellEnd"/>
-      <w:r>
-        <w:t xml:space="preserve"> </w:t>
-      </w:r>
-      <w:proofErr w:type="spellStart"/>
-      <w:r>
-        <w:t>sisesta</w:t>
-      </w:r>
-      <w:proofErr w:type="spellEnd"/>
-      <w:r>
-        <w:t xml:space="preserve"> </w:t>
-      </w:r>
-      <w:proofErr w:type="spellStart"/>
-      <w:r>
-        <w:t>rohkem</w:t>
-      </w:r>
-      <w:proofErr w:type="spellEnd"/>
-      <w:r>
-        <w:t xml:space="preserve"> </w:t>
-      </w:r>
-      <w:proofErr w:type="spellStart"/>
-      <w:r>
-        <w:t>andmeid</w:t>
-      </w:r>
-      <w:proofErr w:type="spellEnd"/>
-      <w:r>
-        <w:t xml:space="preserve"> </w:t>
-      </w:r>
-      <w:proofErr w:type="spellStart"/>
-      <w:r>
-        <w:t>kui</w:t>
-      </w:r>
-      <w:proofErr w:type="spellEnd"/>
-      <w:r>
-        <w:t xml:space="preserve"> </w:t>
-      </w:r>
-      <w:proofErr w:type="spellStart"/>
-      <w:r>
-        <w:t>vaja</w:t>
-      </w:r>
-      <w:proofErr w:type="spellEnd"/>
-      <w:r>
-        <w:t xml:space="preserve">, </w:t>
-      </w:r>
-      <w:proofErr w:type="spellStart"/>
-      <w:r>
-        <w:t>kontrollib</w:t>
-      </w:r>
-      <w:proofErr w:type="spellEnd"/>
-      <w:r>
-        <w:t xml:space="preserve"> </w:t>
-      </w:r>
-      <w:proofErr w:type="spellStart"/>
-      <w:r>
-        <w:t>platvormi</w:t>
-      </w:r>
-      <w:proofErr w:type="spellEnd"/>
-      <w:r>
-        <w:t xml:space="preserve"> </w:t>
-      </w:r>
-      <w:proofErr w:type="spellStart"/>
-      <w:r>
-        <w:t>vastuse</w:t>
-      </w:r>
-      <w:proofErr w:type="spellEnd"/>
-      <w:r>
-        <w:t xml:space="preserve"> </w:t>
-      </w:r>
-      <w:proofErr w:type="spellStart"/>
-      <w:r>
-        <w:t>alati</w:t>
-      </w:r>
-      <w:proofErr w:type="spellEnd"/>
-      <w:r>
-        <w:t xml:space="preserve"> </w:t>
-      </w:r>
-      <w:proofErr w:type="spellStart"/>
-      <w:r>
-        <w:t>ise</w:t>
-      </w:r>
-      <w:proofErr w:type="spellEnd"/>
-      <w:r>
-        <w:t xml:space="preserve"> </w:t>
-      </w:r>
-      <w:proofErr w:type="spellStart"/>
-      <w:r>
-        <w:t>üle</w:t>
-      </w:r>
-      <w:proofErr w:type="spellEnd"/>
-      <w:r>
-        <w:t xml:space="preserve"> </w:t>
-      </w:r>
-      <w:proofErr w:type="spellStart"/>
-      <w:r>
-        <w:t>ning</w:t>
-      </w:r>
-      <w:proofErr w:type="spellEnd"/>
-      <w:r>
-        <w:t xml:space="preserve"> </w:t>
-      </w:r>
-      <w:proofErr w:type="spellStart"/>
-      <w:r>
-        <w:t>ei</w:t>
-      </w:r>
-      <w:proofErr w:type="spellEnd"/>
-      <w:r>
-        <w:t xml:space="preserve"> </w:t>
-      </w:r>
-      <w:proofErr w:type="spellStart"/>
-      <w:r>
-        <w:t>kasuta</w:t>
-      </w:r>
-      <w:proofErr w:type="spellEnd"/>
-      <w:r>
-        <w:t xml:space="preserve"> </w:t>
-      </w:r>
-      <w:proofErr w:type="spellStart"/>
-      <w:r>
-        <w:t>seda</w:t>
-      </w:r>
-      <w:proofErr w:type="spellEnd"/>
-      <w:r>
-        <w:t xml:space="preserve"> </w:t>
-      </w:r>
-      <w:proofErr w:type="spellStart"/>
-      <w:r>
-        <w:t>inimese</w:t>
-      </w:r>
-      <w:proofErr w:type="spellEnd"/>
-      <w:r>
-        <w:t xml:space="preserve"> </w:t>
-      </w:r>
-      <w:proofErr w:type="spellStart"/>
-      <w:r>
-        <w:t>kohta</w:t>
-      </w:r>
-      <w:proofErr w:type="spellEnd"/>
-      <w:r>
-        <w:t xml:space="preserve"> </w:t>
-      </w:r>
-      <w:proofErr w:type="spellStart"/>
-      <w:r>
-        <w:t>lõpliku</w:t>
-      </w:r>
-      <w:proofErr w:type="spellEnd"/>
-      <w:r>
-        <w:t xml:space="preserve"> </w:t>
-      </w:r>
-      <w:proofErr w:type="spellStart"/>
-      <w:r>
-        <w:t>otsuse</w:t>
-      </w:r>
-      <w:proofErr w:type="spellEnd"/>
-      <w:r>
-        <w:t xml:space="preserve"> </w:t>
-      </w:r>
-      <w:proofErr w:type="spellStart"/>
-      <w:r>
-        <w:t>tegemiseks</w:t>
-      </w:r>
-      <w:proofErr w:type="spellEnd"/>
-      <w:r>
-        <w:t>.</w:t>
+      <w:r>
+        <w:rPr>
+          <w:lang w:val="et-EE"/>
+        </w:rPr>
+        <w:t>Kui töö tegemiseks on siiski vaja kasutada tundlikke andmeid või inimese täpseid andmeid, tohib seda teha ainult siis, kui see on tööülesande täitmiseks vajalik, organisatsiooni poolt lubatud ja kohaldatava õigusega kooskõlas. Ka sel juhul kasutatakse ainult kõige vajalikumat osa.</w:t>
+      </w:r>
+    </w:p>
+    <w:p>
+      <w:pPr>
+        <w:rPr>
+          <w:lang w:val="et-EE"/>
+        </w:rPr>
+      </w:pPr>
+      <w:r>
+        <w:rPr>
+          <w:lang w:val="et-EE"/>
+        </w:rPr>
+        <w:t>Platvormi ei tohi sisestada salasõnu, sisselogimiskoode, pangakaardiandmeid ega muid salajasi ligipääsuandmeid. Samuti ei tohi sinna lisada andmeid või faile viisil, mis oleks vastuolus seaduse, ametisaladuse, kutse-eetika, konfidentsiaalsuskohustuse või organisatsiooni sisekorraga.</w:t>
       </w:r>
     </w:p>
     <w:p>
@@ -2339,289 +386,80 @@
         <w:spacing w:before="200" w:after="80"/>
       </w:pPr>
       <w:r>
-        <w:t xml:space="preserve">5. </w:t>
+        <w:t xml:space="preserve">4. </w:t>
       </w:r>
       <w:proofErr w:type="spellStart"/>
       <w:r>
-        <w:t>Organisatsiooni</w:t>
-      </w:r>
-      <w:proofErr w:type="spellEnd"/>
-      <w:r>
-        <w:t xml:space="preserve"> </w:t>
-      </w:r>
-      <w:proofErr w:type="spellStart"/>
-      <w:r>
-        <w:t>eelkontroll</w:t>
+        <w:t>Vastutus</w:t>
       </w:r>
       <w:proofErr w:type="spellEnd"/>
     </w:p>
     <w:p>
       <w:pPr>
-        <w:spacing w:after="120" w:line="283" w:lineRule="auto"/>
+        <w:rPr>
+          <w:lang w:val="et-EE"/>
+        </w:rPr>
       </w:pPr>
+      <w:r>
+        <w:rPr>
+          <w:lang w:val="et-EE"/>
+        </w:rPr>
+        <w:t xml:space="preserve">Organisatsioon vastutab selle eest, et töötajale oleks selge, milleks tohib </w:t>
+      </w:r>
       <w:proofErr w:type="spellStart"/>
       <w:r>
-        <w:t>Organisatsioon</w:t>
+        <w:rPr>
+          <w:lang w:val="et-EE"/>
+        </w:rPr>
+        <w:t>SotsiaalAI</w:t>
       </w:r>
       <w:proofErr w:type="spellEnd"/>
       <w:r>
-        <w:t xml:space="preserve"> </w:t>
+        <w:rPr>
+          <w:lang w:val="et-EE"/>
+        </w:rPr>
+        <w:t>-d kasutada ja milleks mitte. Organisatsioon otsustab, millal võib kasutada tuvastatavaid või tundlikke andmeid, kas vaja on täiendavaid kaitsemeetmeid ning millised piirangud või sisekorrareeglid kasutamisele kohalduvad.</w:t>
+      </w:r>
+    </w:p>
+    <w:p>
+      <w:pPr>
+        <w:rPr>
+          <w:lang w:val="et-EE"/>
+        </w:rPr>
+      </w:pPr>
+      <w:r>
+        <w:rPr>
+          <w:lang w:val="et-EE"/>
+        </w:rPr>
+        <w:t xml:space="preserve">Töötaja kasutab </w:t>
       </w:r>
       <w:proofErr w:type="spellStart"/>
       <w:r>
-        <w:t>kinnitab</w:t>
+        <w:rPr>
+          <w:lang w:val="et-EE"/>
+        </w:rPr>
+        <w:t>SotsiaalAI</w:t>
       </w:r>
       <w:proofErr w:type="spellEnd"/>
       <w:r>
-        <w:t xml:space="preserve"> </w:t>
+        <w:rPr>
+          <w:lang w:val="et-EE"/>
+        </w:rPr>
+        <w:t xml:space="preserve">-d ainult tööalase vajaduse korral ja organisatsiooni juhiste järgi. Töötaja vastutab selle eest, et ta ei sisesta rohkem andmeid kui vajalik, kontrollib platvormi vastused alati ise üle ning ei kasuta </w:t>
       </w:r>
       <w:proofErr w:type="spellStart"/>
       <w:r>
-        <w:t>käesoleva</w:t>
+        <w:rPr>
+          <w:lang w:val="et-EE"/>
+        </w:rPr>
+        <w:t>SotsiaalAI</w:t>
       </w:r>
       <w:proofErr w:type="spellEnd"/>
       <w:r>
-        <w:t xml:space="preserve"> </w:t>
-      </w:r>
-      <w:proofErr w:type="spellStart"/>
-      <w:r>
-        <w:t>dokumendi</w:t>
-      </w:r>
-      <w:proofErr w:type="spellEnd"/>
-      <w:r>
-        <w:t xml:space="preserve"> </w:t>
-      </w:r>
-      <w:proofErr w:type="spellStart"/>
-      <w:r>
-        <w:t>allkirjastamisega</w:t>
-      </w:r>
-      <w:proofErr w:type="spellEnd"/>
-      <w:r>
-        <w:t xml:space="preserve">, et </w:t>
-      </w:r>
-      <w:proofErr w:type="spellStart"/>
-      <w:r>
-        <w:t>enne</w:t>
-      </w:r>
-      <w:proofErr w:type="spellEnd"/>
-      <w:r>
-        <w:t xml:space="preserve"> </w:t>
-      </w:r>
-      <w:proofErr w:type="spellStart"/>
-      <w:r>
-        <w:t>tuvastatavate</w:t>
-      </w:r>
-      <w:proofErr w:type="spellEnd"/>
-      <w:r>
-        <w:t xml:space="preserve"> </w:t>
-      </w:r>
-      <w:proofErr w:type="spellStart"/>
-      <w:r>
-        <w:t>või</w:t>
-      </w:r>
-      <w:proofErr w:type="spellEnd"/>
-      <w:r>
-        <w:t xml:space="preserve"> </w:t>
-      </w:r>
-      <w:proofErr w:type="spellStart"/>
-      <w:r>
-        <w:t>tundlike</w:t>
-      </w:r>
-      <w:proofErr w:type="spellEnd"/>
-      <w:r>
-        <w:t xml:space="preserve"> </w:t>
-      </w:r>
-      <w:proofErr w:type="spellStart"/>
-      <w:r>
-        <w:t>andmete</w:t>
-      </w:r>
-      <w:proofErr w:type="spellEnd"/>
-      <w:r>
-        <w:t xml:space="preserve"> </w:t>
-      </w:r>
-      <w:proofErr w:type="spellStart"/>
-      <w:r>
-        <w:t>kasutamist</w:t>
-      </w:r>
-      <w:proofErr w:type="spellEnd"/>
-      <w:r>
-        <w:t xml:space="preserve"> on </w:t>
-      </w:r>
-      <w:proofErr w:type="spellStart"/>
-      <w:r>
-        <w:t>läbi</w:t>
-      </w:r>
-      <w:proofErr w:type="spellEnd"/>
-      <w:r>
-        <w:t xml:space="preserve"> </w:t>
-      </w:r>
-      <w:proofErr w:type="spellStart"/>
-      <w:r>
-        <w:t>mõeldud</w:t>
-      </w:r>
-      <w:proofErr w:type="spellEnd"/>
-      <w:r>
-        <w:t xml:space="preserve"> </w:t>
-      </w:r>
-      <w:proofErr w:type="spellStart"/>
-      <w:r>
-        <w:t>vähemalt</w:t>
-      </w:r>
-      <w:proofErr w:type="spellEnd"/>
-      <w:r>
-        <w:t xml:space="preserve"> </w:t>
-      </w:r>
-      <w:proofErr w:type="spellStart"/>
-      <w:r>
-        <w:t>järgmised</w:t>
-      </w:r>
-      <w:proofErr w:type="spellEnd"/>
-      <w:r>
-        <w:t xml:space="preserve"> </w:t>
-      </w:r>
-      <w:proofErr w:type="spellStart"/>
-      <w:r>
-        <w:t>küsimused</w:t>
-      </w:r>
-      <w:proofErr w:type="spellEnd"/>
-      <w:r>
-        <w:t xml:space="preserve">: mis on </w:t>
-      </w:r>
-      <w:proofErr w:type="spellStart"/>
-      <w:r>
-        <w:t>kasutamise</w:t>
-      </w:r>
-      <w:proofErr w:type="spellEnd"/>
-      <w:r>
-        <w:t xml:space="preserve"> </w:t>
-      </w:r>
-      <w:proofErr w:type="spellStart"/>
-      <w:r>
-        <w:t>eesmärk</w:t>
-      </w:r>
-      <w:proofErr w:type="spellEnd"/>
-      <w:r>
-        <w:t xml:space="preserve">, </w:t>
-      </w:r>
-      <w:proofErr w:type="spellStart"/>
-      <w:r>
-        <w:t>mille</w:t>
-      </w:r>
-      <w:proofErr w:type="spellEnd"/>
-      <w:r>
-        <w:t xml:space="preserve"> </w:t>
-      </w:r>
-      <w:proofErr w:type="spellStart"/>
-      <w:r>
-        <w:t>alusel</w:t>
-      </w:r>
-      <w:proofErr w:type="spellEnd"/>
-      <w:r>
-        <w:t xml:space="preserve"> </w:t>
-      </w:r>
-      <w:proofErr w:type="spellStart"/>
-      <w:r>
-        <w:t>andmeid</w:t>
-      </w:r>
-      <w:proofErr w:type="spellEnd"/>
-      <w:r>
-        <w:t xml:space="preserve"> </w:t>
-      </w:r>
-      <w:proofErr w:type="spellStart"/>
-      <w:r>
-        <w:t>kasutatakse</w:t>
-      </w:r>
-      <w:proofErr w:type="spellEnd"/>
-      <w:r>
-        <w:t xml:space="preserve">, kas </w:t>
-      </w:r>
-      <w:proofErr w:type="spellStart"/>
-      <w:r>
-        <w:t>selline</w:t>
-      </w:r>
-      <w:proofErr w:type="spellEnd"/>
-      <w:r>
-        <w:t xml:space="preserve"> </w:t>
-      </w:r>
-      <w:proofErr w:type="spellStart"/>
-      <w:r>
-        <w:t>kasutamine</w:t>
-      </w:r>
-      <w:proofErr w:type="spellEnd"/>
-      <w:r>
-        <w:t xml:space="preserve"> on </w:t>
-      </w:r>
-      <w:proofErr w:type="spellStart"/>
-      <w:r>
-        <w:t>lubatud</w:t>
-      </w:r>
-      <w:proofErr w:type="spellEnd"/>
-      <w:r>
-        <w:t xml:space="preserve">, kas </w:t>
-      </w:r>
-      <w:proofErr w:type="spellStart"/>
-      <w:r>
-        <w:t>vaja</w:t>
-      </w:r>
-      <w:proofErr w:type="spellEnd"/>
-      <w:r>
-        <w:t xml:space="preserve"> on </w:t>
-      </w:r>
-      <w:proofErr w:type="spellStart"/>
-      <w:r>
-        <w:t>täiendavat</w:t>
-      </w:r>
-      <w:proofErr w:type="spellEnd"/>
-      <w:r>
-        <w:t xml:space="preserve"> </w:t>
-      </w:r>
-      <w:proofErr w:type="spellStart"/>
-      <w:r>
-        <w:t>hindamist</w:t>
-      </w:r>
-      <w:proofErr w:type="spellEnd"/>
-      <w:r>
-        <w:t xml:space="preserve"> </w:t>
-      </w:r>
-      <w:proofErr w:type="spellStart"/>
-      <w:r>
-        <w:t>ning</w:t>
-      </w:r>
-      <w:proofErr w:type="spellEnd"/>
-      <w:r>
-        <w:t xml:space="preserve"> kas </w:t>
-      </w:r>
-      <w:proofErr w:type="spellStart"/>
-      <w:r>
-        <w:t>töötajatele</w:t>
-      </w:r>
-      <w:proofErr w:type="spellEnd"/>
-      <w:r>
-        <w:t xml:space="preserve"> on </w:t>
-      </w:r>
-      <w:proofErr w:type="spellStart"/>
-      <w:r>
-        <w:t>antud</w:t>
-      </w:r>
-      <w:proofErr w:type="spellEnd"/>
-      <w:r>
-        <w:t xml:space="preserve"> </w:t>
-      </w:r>
-      <w:proofErr w:type="spellStart"/>
-      <w:r>
-        <w:t>piisavad</w:t>
-      </w:r>
-      <w:proofErr w:type="spellEnd"/>
-      <w:r>
-        <w:t xml:space="preserve"> </w:t>
-      </w:r>
-      <w:proofErr w:type="spellStart"/>
-      <w:r>
-        <w:t>juhised</w:t>
-      </w:r>
-      <w:proofErr w:type="spellEnd"/>
-      <w:r>
-        <w:t>.</w:t>
+        <w:rPr>
+          <w:lang w:val="et-EE"/>
+        </w:rPr>
+        <w:t>-d inimese kohta lõpliku otsuse tegemiseks.</w:t>
       </w:r>
     </w:p>
     <w:p>
@@ -2630,11 +468,11 @@
         <w:spacing w:before="200" w:after="80"/>
       </w:pPr>
       <w:r>
-        <w:t xml:space="preserve">6. </w:t>
+        <w:t xml:space="preserve">5. </w:t>
       </w:r>
       <w:proofErr w:type="spellStart"/>
       <w:r>
-        <w:t>Kokkulepe</w:t>
+        <w:t>Organisatsiooni</w:t>
       </w:r>
       <w:proofErr w:type="spellEnd"/>
       <w:r>
@@ -2642,33 +480,14 @@
       </w:r>
       <w:proofErr w:type="spellStart"/>
       <w:r>
-        <w:t>andmete</w:t>
-      </w:r>
-      <w:proofErr w:type="spellEnd"/>
-      <w:r>
-        <w:t xml:space="preserve"> </w:t>
-      </w:r>
-      <w:proofErr w:type="spellStart"/>
-      <w:r>
-        <w:t>töötlemise</w:t>
-      </w:r>
-      <w:proofErr w:type="spellEnd"/>
-      <w:r>
-        <w:t xml:space="preserve"> </w:t>
-      </w:r>
-      <w:proofErr w:type="spellStart"/>
-      <w:r>
-        <w:t>kohta</w:t>
+        <w:t>eelkontroll</w:t>
       </w:r>
       <w:proofErr w:type="spellEnd"/>
     </w:p>
     <w:p>
-      <w:pPr>
-        <w:spacing w:after="120" w:line="283" w:lineRule="auto"/>
-      </w:pPr>
       <w:proofErr w:type="spellStart"/>
       <w:r>
-        <w:t>Käesolev</w:t>
+        <w:t>Organisatsioon</w:t>
       </w:r>
       <w:proofErr w:type="spellEnd"/>
       <w:r>
@@ -2676,15 +495,87 @@
       </w:r>
       <w:proofErr w:type="spellStart"/>
       <w:r>
-        <w:t>dokument</w:t>
+        <w:t>kinnitab</w:t>
       </w:r>
       <w:proofErr w:type="spellEnd"/>
       <w:r>
+        <w:t xml:space="preserve"> </w:t>
+      </w:r>
+      <w:proofErr w:type="spellStart"/>
+      <w:r>
+        <w:t>käesoleva</w:t>
+      </w:r>
+      <w:proofErr w:type="spellEnd"/>
+      <w:r>
+        <w:t xml:space="preserve"> </w:t>
+      </w:r>
+      <w:proofErr w:type="spellStart"/>
+      <w:r>
+        <w:t>dokumendi</w:t>
+      </w:r>
+      <w:proofErr w:type="spellEnd"/>
+      <w:r>
+        <w:t xml:space="preserve"> </w:t>
+      </w:r>
+      <w:proofErr w:type="spellStart"/>
+      <w:r>
+        <w:t>allkirjastamisega</w:t>
+      </w:r>
+      <w:proofErr w:type="spellEnd"/>
+      <w:r>
+        <w:t xml:space="preserve">, et </w:t>
+      </w:r>
+      <w:proofErr w:type="spellStart"/>
+      <w:r>
+        <w:t>enne</w:t>
+      </w:r>
+      <w:proofErr w:type="spellEnd"/>
+      <w:r>
+        <w:t xml:space="preserve"> </w:t>
+      </w:r>
+      <w:proofErr w:type="spellStart"/>
+      <w:r>
+        <w:t>tuvastatavate</w:t>
+      </w:r>
+      <w:proofErr w:type="spellEnd"/>
+      <w:r>
+        <w:t xml:space="preserve"> </w:t>
+      </w:r>
+      <w:proofErr w:type="spellStart"/>
+      <w:r>
+        <w:t>või</w:t>
+      </w:r>
+      <w:proofErr w:type="spellEnd"/>
+      <w:r>
+        <w:t xml:space="preserve"> </w:t>
+      </w:r>
+      <w:proofErr w:type="spellStart"/>
+      <w:r>
+        <w:t>tundlike</w:t>
+      </w:r>
+      <w:proofErr w:type="spellEnd"/>
+      <w:r>
+        <w:t xml:space="preserve"> </w:t>
+      </w:r>
+      <w:proofErr w:type="spellStart"/>
+      <w:r>
+        <w:t>andmete</w:t>
+      </w:r>
+      <w:proofErr w:type="spellEnd"/>
+      <w:r>
+        <w:t xml:space="preserve"> </w:t>
+      </w:r>
+      <w:proofErr w:type="spellStart"/>
+      <w:r>
+        <w:t>kasutamist</w:t>
+      </w:r>
+      <w:proofErr w:type="spellEnd"/>
+      <w:r>
         <w:t xml:space="preserve"> on </w:t>
       </w:r>
       <w:proofErr w:type="spellStart"/>
       <w:r>
-        <w:t>ühtlasi</w:t>
+        <w:t>vähemalt</w:t>
       </w:r>
       <w:proofErr w:type="spellEnd"/>
       <w:r>
@@ -2692,1078 +583,175 @@
       </w:r>
       <w:proofErr w:type="spellStart"/>
       <w:r>
-        <w:t>organisatsiooni</w:t>
+        <w:t>hinnatud</w:t>
       </w:r>
       <w:proofErr w:type="spellEnd"/>
       <w:r>
+        <w:t xml:space="preserve"> </w:t>
+      </w:r>
+      <w:proofErr w:type="spellStart"/>
+      <w:r>
+        <w:t>järgmisi</w:t>
+      </w:r>
+      <w:proofErr w:type="spellEnd"/>
+      <w:r>
+        <w:t xml:space="preserve"> </w:t>
+      </w:r>
+      <w:proofErr w:type="spellStart"/>
+      <w:r>
+        <w:t>küsimusi</w:t>
+      </w:r>
+      <w:proofErr w:type="spellEnd"/>
+      <w:r>
+        <w:t xml:space="preserve">: </w:t>
+      </w:r>
+      <w:proofErr w:type="spellStart"/>
+      <w:r>
+        <w:t>kasutamise</w:t>
+      </w:r>
+      <w:proofErr w:type="spellEnd"/>
+      <w:r>
+        <w:t xml:space="preserve"> </w:t>
+      </w:r>
+      <w:proofErr w:type="spellStart"/>
+      <w:r>
+        <w:t>eesmärk</w:t>
+      </w:r>
+      <w:proofErr w:type="spellEnd"/>
+      <w:r>
+        <w:t xml:space="preserve">, </w:t>
+      </w:r>
+      <w:proofErr w:type="spellStart"/>
+      <w:r>
+        <w:t>andmete</w:t>
+      </w:r>
+      <w:proofErr w:type="spellEnd"/>
+      <w:r>
+        <w:t xml:space="preserve"> </w:t>
+      </w:r>
+      <w:proofErr w:type="spellStart"/>
+      <w:r>
+        <w:t>kasutamise</w:t>
+      </w:r>
+      <w:proofErr w:type="spellEnd"/>
+      <w:r>
+        <w:t xml:space="preserve"> </w:t>
+      </w:r>
+      <w:proofErr w:type="spellStart"/>
+      <w:r>
+        <w:t>õiguslik</w:t>
+      </w:r>
+      <w:proofErr w:type="spellEnd"/>
+      <w:r>
+        <w:t xml:space="preserve"> alus, </w:t>
+      </w:r>
+      <w:proofErr w:type="spellStart"/>
+      <w:r>
+        <w:t>kasutamise</w:t>
+      </w:r>
+      <w:proofErr w:type="spellEnd"/>
+      <w:r>
+        <w:t xml:space="preserve"> </w:t>
+      </w:r>
+      <w:proofErr w:type="spellStart"/>
+      <w:r>
+        <w:t>lubatavus</w:t>
+      </w:r>
+      <w:proofErr w:type="spellEnd"/>
+      <w:r>
+        <w:t xml:space="preserve">, </w:t>
+      </w:r>
+      <w:proofErr w:type="spellStart"/>
+      <w:r>
+        <w:t>vajadus</w:t>
+      </w:r>
+      <w:proofErr w:type="spellEnd"/>
+      <w:r>
+        <w:t xml:space="preserve"> </w:t>
+      </w:r>
+      <w:proofErr w:type="spellStart"/>
+      <w:r>
+        <w:t>täiendava</w:t>
+      </w:r>
+      <w:proofErr w:type="spellEnd"/>
+      <w:r>
+        <w:t xml:space="preserve"> </w:t>
+      </w:r>
+      <w:proofErr w:type="spellStart"/>
+      <w:r>
+        <w:t>hindamise</w:t>
+      </w:r>
+      <w:proofErr w:type="spellEnd"/>
+      <w:r>
+        <w:t xml:space="preserve"> </w:t>
+      </w:r>
+      <w:proofErr w:type="spellStart"/>
+      <w:r>
+        <w:t>või</w:t>
+      </w:r>
+      <w:proofErr w:type="spellEnd"/>
+      <w:r>
+        <w:t xml:space="preserve"> </w:t>
+      </w:r>
+      <w:proofErr w:type="spellStart"/>
+      <w:r>
+        <w:t>kaitsemeetmete</w:t>
+      </w:r>
+      <w:proofErr w:type="spellEnd"/>
+      <w:r>
+        <w:t xml:space="preserve"> </w:t>
+      </w:r>
+      <w:proofErr w:type="spellStart"/>
+      <w:r>
+        <w:t>järele</w:t>
+      </w:r>
+      <w:proofErr w:type="spellEnd"/>
+      <w:r>
+        <w:t xml:space="preserve"> </w:t>
+      </w:r>
+      <w:proofErr w:type="spellStart"/>
+      <w:r>
+        <w:t>ning</w:t>
+      </w:r>
+      <w:proofErr w:type="spellEnd"/>
+      <w:r>
+        <w:t xml:space="preserve"> see, kas </w:t>
+      </w:r>
+      <w:proofErr w:type="spellStart"/>
+      <w:r>
+        <w:t>töötajatele</w:t>
+      </w:r>
+      <w:proofErr w:type="spellEnd"/>
+      <w:r>
+        <w:t xml:space="preserve"> on </w:t>
+      </w:r>
+      <w:proofErr w:type="spellStart"/>
+      <w:r>
+        <w:t>antud</w:t>
+      </w:r>
+      <w:proofErr w:type="spellEnd"/>
+      <w:r>
+        <w:t xml:space="preserve"> </w:t>
+      </w:r>
+      <w:proofErr w:type="spellStart"/>
+      <w:r>
+        <w:t>piisavad</w:t>
+      </w:r>
+      <w:proofErr w:type="spellEnd"/>
+      <w:r>
+        <w:t xml:space="preserve"> </w:t>
+      </w:r>
+      <w:proofErr w:type="spellStart"/>
+      <w:r>
+        <w:t>juhised</w:t>
+      </w:r>
+      <w:proofErr w:type="spellEnd"/>
+      <w:r>
         <w:t xml:space="preserve"> ja </w:t>
       </w:r>
       <w:proofErr w:type="spellStart"/>
       <w:r>
-        <w:t>SotsiaalAI</w:t>
-      </w:r>
-      <w:proofErr w:type="spellEnd"/>
-      <w:r>
-        <w:t xml:space="preserve"> </w:t>
-      </w:r>
-      <w:proofErr w:type="spellStart"/>
-      <w:r>
-        <w:t>vaheline</w:t>
-      </w:r>
-      <w:proofErr w:type="spellEnd"/>
-      <w:r>
-        <w:t xml:space="preserve"> </w:t>
-      </w:r>
-      <w:proofErr w:type="spellStart"/>
-      <w:r>
-        <w:t>kirjalik</w:t>
-      </w:r>
-      <w:proofErr w:type="spellEnd"/>
-      <w:r>
-        <w:t xml:space="preserve"> </w:t>
-      </w:r>
-      <w:proofErr w:type="spellStart"/>
-      <w:r>
-        <w:t>kokkulepe</w:t>
-      </w:r>
-      <w:proofErr w:type="spellEnd"/>
-      <w:r>
-        <w:t xml:space="preserve"> </w:t>
-      </w:r>
-      <w:proofErr w:type="spellStart"/>
-      <w:r>
-        <w:t>andmete</w:t>
-      </w:r>
-      <w:proofErr w:type="spellEnd"/>
-      <w:r>
-        <w:t xml:space="preserve"> </w:t>
-      </w:r>
-      <w:proofErr w:type="spellStart"/>
-      <w:r>
-        <w:t>töötlemise</w:t>
-      </w:r>
-      <w:proofErr w:type="spellEnd"/>
-      <w:r>
-        <w:t xml:space="preserve"> </w:t>
-      </w:r>
-      <w:proofErr w:type="spellStart"/>
-      <w:r>
-        <w:t>kohta</w:t>
-      </w:r>
-      <w:proofErr w:type="spellEnd"/>
-      <w:r>
-        <w:t xml:space="preserve"> </w:t>
-      </w:r>
-      <w:proofErr w:type="spellStart"/>
-      <w:r>
-        <w:t>ulatuses</w:t>
-      </w:r>
-      <w:proofErr w:type="spellEnd"/>
-      <w:r>
-        <w:t xml:space="preserve">, </w:t>
-      </w:r>
-      <w:proofErr w:type="spellStart"/>
-      <w:r>
-        <w:t>milles</w:t>
-      </w:r>
-      <w:proofErr w:type="spellEnd"/>
-      <w:r>
-        <w:t xml:space="preserve"> </w:t>
-      </w:r>
-      <w:proofErr w:type="spellStart"/>
-      <w:r>
-        <w:t>SotsiaalAI</w:t>
-      </w:r>
-      <w:proofErr w:type="spellEnd"/>
-      <w:r>
-        <w:t xml:space="preserve"> </w:t>
-      </w:r>
-      <w:proofErr w:type="spellStart"/>
-      <w:r>
-        <w:t>töötleb</w:t>
-      </w:r>
-      <w:proofErr w:type="spellEnd"/>
-      <w:r>
-        <w:t xml:space="preserve"> </w:t>
-      </w:r>
-      <w:proofErr w:type="spellStart"/>
-      <w:r>
-        <w:t>isikuandmeid</w:t>
-      </w:r>
-      <w:proofErr w:type="spellEnd"/>
-      <w:r>
-        <w:t xml:space="preserve"> </w:t>
-      </w:r>
-      <w:proofErr w:type="spellStart"/>
-      <w:r>
-        <w:t>organisatsiooni</w:t>
-      </w:r>
-      <w:proofErr w:type="spellEnd"/>
-      <w:r>
-        <w:t xml:space="preserve"> </w:t>
-      </w:r>
-      <w:proofErr w:type="spellStart"/>
-      <w:r>
-        <w:t>nimel</w:t>
-      </w:r>
-      <w:proofErr w:type="spellEnd"/>
-      <w:r>
-        <w:t xml:space="preserve">. See </w:t>
-      </w:r>
-      <w:proofErr w:type="spellStart"/>
-      <w:r>
-        <w:t>osa</w:t>
-      </w:r>
-      <w:proofErr w:type="spellEnd"/>
-      <w:r>
-        <w:t xml:space="preserve"> </w:t>
-      </w:r>
-      <w:proofErr w:type="spellStart"/>
-      <w:r>
-        <w:t>jõustub</w:t>
-      </w:r>
-      <w:proofErr w:type="spellEnd"/>
-      <w:r>
-        <w:t xml:space="preserve"> </w:t>
-      </w:r>
-      <w:proofErr w:type="spellStart"/>
-      <w:r>
-        <w:t>siis</w:t>
-      </w:r>
-      <w:proofErr w:type="spellEnd"/>
-      <w:r>
-        <w:t xml:space="preserve">, </w:t>
-      </w:r>
-      <w:proofErr w:type="spellStart"/>
-      <w:r>
-        <w:t>kui</w:t>
-      </w:r>
-      <w:proofErr w:type="spellEnd"/>
-      <w:r>
-        <w:t xml:space="preserve"> </w:t>
-      </w:r>
-      <w:proofErr w:type="spellStart"/>
-      <w:r>
-        <w:t>organisatsioon</w:t>
-      </w:r>
-      <w:proofErr w:type="spellEnd"/>
-      <w:r>
-        <w:t xml:space="preserve"> ja </w:t>
-      </w:r>
-      <w:proofErr w:type="spellStart"/>
-      <w:r>
-        <w:t>SotsiaalAI</w:t>
-      </w:r>
-      <w:proofErr w:type="spellEnd"/>
-      <w:r>
-        <w:t xml:space="preserve"> on </w:t>
-      </w:r>
-      <w:proofErr w:type="spellStart"/>
-      <w:r>
-        <w:t>allkirjastanud</w:t>
-      </w:r>
-      <w:proofErr w:type="spellEnd"/>
-      <w:r>
-        <w:t xml:space="preserve"> </w:t>
-      </w:r>
-      <w:proofErr w:type="spellStart"/>
-      <w:r>
-        <w:t>sama</w:t>
-      </w:r>
-      <w:proofErr w:type="spellEnd"/>
-      <w:r>
-        <w:t xml:space="preserve"> </w:t>
-      </w:r>
-      <w:proofErr w:type="spellStart"/>
-      <w:r>
-        <w:t>sisuga</w:t>
-      </w:r>
-      <w:proofErr w:type="spellEnd"/>
-      <w:r>
-        <w:t xml:space="preserve"> </w:t>
-      </w:r>
-      <w:proofErr w:type="spellStart"/>
-      <w:r>
-        <w:t>faili</w:t>
-      </w:r>
-      <w:proofErr w:type="spellEnd"/>
-      <w:r>
-        <w:t>.</w:t>
-      </w:r>
-    </w:p>
-    <w:p>
-      <w:pPr>
-        <w:spacing w:after="120" w:line="283" w:lineRule="auto"/>
-      </w:pPr>
-      <w:proofErr w:type="spellStart"/>
-      <w:r>
-        <w:t>SotsiaalAI</w:t>
-      </w:r>
-      <w:proofErr w:type="spellEnd"/>
-      <w:r>
-        <w:t xml:space="preserve"> </w:t>
-      </w:r>
-      <w:proofErr w:type="spellStart"/>
-      <w:r>
-        <w:t>töötleb</w:t>
-      </w:r>
-      <w:proofErr w:type="spellEnd"/>
-      <w:r>
-        <w:t xml:space="preserve"> </w:t>
-      </w:r>
-      <w:proofErr w:type="spellStart"/>
-      <w:r>
-        <w:t>organisatsiooni</w:t>
-      </w:r>
-      <w:proofErr w:type="spellEnd"/>
-      <w:r>
-        <w:t xml:space="preserve"> </w:t>
-      </w:r>
-      <w:proofErr w:type="spellStart"/>
-      <w:r>
-        <w:t>nimel</w:t>
-      </w:r>
-      <w:proofErr w:type="spellEnd"/>
-      <w:r>
-        <w:t xml:space="preserve"> </w:t>
-      </w:r>
-      <w:proofErr w:type="spellStart"/>
-      <w:r>
-        <w:t>andmeid</w:t>
-      </w:r>
-      <w:proofErr w:type="spellEnd"/>
-      <w:r>
-        <w:t xml:space="preserve"> </w:t>
-      </w:r>
-      <w:proofErr w:type="spellStart"/>
-      <w:r>
-        <w:t>ulatuses</w:t>
-      </w:r>
-      <w:proofErr w:type="spellEnd"/>
-      <w:r>
-        <w:t xml:space="preserve">, mis on </w:t>
-      </w:r>
-      <w:proofErr w:type="spellStart"/>
-      <w:r>
-        <w:t>vajalik</w:t>
-      </w:r>
-      <w:proofErr w:type="spellEnd"/>
-      <w:r>
-        <w:t xml:space="preserve"> </w:t>
-      </w:r>
-      <w:proofErr w:type="spellStart"/>
-      <w:r>
-        <w:t>teenuse</w:t>
-      </w:r>
-      <w:proofErr w:type="spellEnd"/>
-      <w:r>
-        <w:t xml:space="preserve"> </w:t>
-      </w:r>
-      <w:proofErr w:type="spellStart"/>
-      <w:r>
-        <w:t>osutamiseks</w:t>
-      </w:r>
-      <w:proofErr w:type="spellEnd"/>
-      <w:r>
-        <w:t xml:space="preserve">. See </w:t>
-      </w:r>
-      <w:proofErr w:type="spellStart"/>
-      <w:r>
-        <w:t>võib</w:t>
-      </w:r>
-      <w:proofErr w:type="spellEnd"/>
-      <w:r>
-        <w:t xml:space="preserve"> </w:t>
-      </w:r>
-      <w:proofErr w:type="spellStart"/>
-      <w:r>
-        <w:t>hõlmata</w:t>
-      </w:r>
-      <w:proofErr w:type="spellEnd"/>
-      <w:r>
-        <w:t xml:space="preserve"> </w:t>
-      </w:r>
-      <w:proofErr w:type="spellStart"/>
-      <w:r>
-        <w:t>failide</w:t>
-      </w:r>
-      <w:proofErr w:type="spellEnd"/>
-      <w:r>
-        <w:t xml:space="preserve"> </w:t>
-      </w:r>
-      <w:proofErr w:type="spellStart"/>
-      <w:r>
-        <w:t>hoidmist</w:t>
-      </w:r>
-      <w:proofErr w:type="spellEnd"/>
-      <w:r>
-        <w:t xml:space="preserve">, </w:t>
-      </w:r>
-      <w:proofErr w:type="spellStart"/>
-      <w:r>
-        <w:t>dokumentide</w:t>
-      </w:r>
-      <w:proofErr w:type="spellEnd"/>
-      <w:r>
-        <w:t xml:space="preserve">, </w:t>
-      </w:r>
-      <w:proofErr w:type="spellStart"/>
-      <w:r>
-        <w:t>kokkuvõtete</w:t>
-      </w:r>
-      <w:proofErr w:type="spellEnd"/>
-      <w:r>
-        <w:t xml:space="preserve">, </w:t>
-      </w:r>
-      <w:proofErr w:type="spellStart"/>
-      <w:r>
-        <w:t>aruannete</w:t>
-      </w:r>
-      <w:proofErr w:type="spellEnd"/>
-      <w:r>
-        <w:t xml:space="preserve"> ja </w:t>
-      </w:r>
-      <w:proofErr w:type="spellStart"/>
-      <w:r>
-        <w:t>muude</w:t>
-      </w:r>
-      <w:proofErr w:type="spellEnd"/>
-      <w:r>
-        <w:t xml:space="preserve"> </w:t>
-      </w:r>
-      <w:proofErr w:type="spellStart"/>
-      <w:r>
-        <w:t>töömustandite</w:t>
-      </w:r>
-      <w:proofErr w:type="spellEnd"/>
-      <w:r>
-        <w:t xml:space="preserve"> </w:t>
-      </w:r>
-      <w:proofErr w:type="spellStart"/>
-      <w:r>
-        <w:t>ettevalmistamist</w:t>
-      </w:r>
-      <w:proofErr w:type="spellEnd"/>
-      <w:r>
-        <w:t xml:space="preserve">, info </w:t>
-      </w:r>
-      <w:proofErr w:type="spellStart"/>
-      <w:r>
-        <w:t>korrastamist</w:t>
-      </w:r>
-      <w:proofErr w:type="spellEnd"/>
-      <w:r>
-        <w:t xml:space="preserve">, </w:t>
-      </w:r>
-      <w:proofErr w:type="spellStart"/>
-      <w:r>
-        <w:t>lubatud</w:t>
-      </w:r>
-      <w:proofErr w:type="spellEnd"/>
-      <w:r>
-        <w:t xml:space="preserve"> </w:t>
-      </w:r>
-      <w:proofErr w:type="spellStart"/>
-      <w:r>
-        <w:t>töövoogude</w:t>
-      </w:r>
-      <w:proofErr w:type="spellEnd"/>
-      <w:r>
-        <w:t xml:space="preserve"> </w:t>
-      </w:r>
-      <w:proofErr w:type="spellStart"/>
-      <w:r>
-        <w:t>tehnilist</w:t>
-      </w:r>
-      <w:proofErr w:type="spellEnd"/>
-      <w:r>
-        <w:t xml:space="preserve"> </w:t>
-      </w:r>
-      <w:proofErr w:type="spellStart"/>
-      <w:r>
-        <w:t>käitamist</w:t>
-      </w:r>
-      <w:proofErr w:type="spellEnd"/>
-      <w:r>
-        <w:t xml:space="preserve">, </w:t>
-      </w:r>
-      <w:proofErr w:type="spellStart"/>
-      <w:r>
-        <w:t>kasutaja</w:t>
-      </w:r>
-      <w:proofErr w:type="spellEnd"/>
-      <w:r>
-        <w:t xml:space="preserve"> </w:t>
-      </w:r>
-      <w:proofErr w:type="spellStart"/>
-      <w:r>
-        <w:t>tuvastamist</w:t>
-      </w:r>
-      <w:proofErr w:type="spellEnd"/>
-      <w:r>
-        <w:t xml:space="preserve">, </w:t>
-      </w:r>
-      <w:proofErr w:type="spellStart"/>
-      <w:r>
-        <w:t>tehnilist</w:t>
-      </w:r>
-      <w:proofErr w:type="spellEnd"/>
-      <w:r>
-        <w:t xml:space="preserve"> </w:t>
-      </w:r>
-      <w:proofErr w:type="spellStart"/>
-      <w:r>
-        <w:t>tuge</w:t>
-      </w:r>
-      <w:proofErr w:type="spellEnd"/>
-      <w:r>
-        <w:t xml:space="preserve">, </w:t>
-      </w:r>
-      <w:proofErr w:type="spellStart"/>
-      <w:r>
-        <w:t>turvet</w:t>
-      </w:r>
-      <w:proofErr w:type="spellEnd"/>
-      <w:r>
-        <w:t xml:space="preserve"> ja </w:t>
-      </w:r>
-      <w:proofErr w:type="spellStart"/>
-      <w:r>
-        <w:t>teenuse</w:t>
-      </w:r>
-      <w:proofErr w:type="spellEnd"/>
-      <w:r>
-        <w:t xml:space="preserve"> </w:t>
-      </w:r>
-      <w:proofErr w:type="spellStart"/>
-      <w:r>
-        <w:t>töökindlust</w:t>
-      </w:r>
-      <w:proofErr w:type="spellEnd"/>
-      <w:r>
-        <w:t>.</w:t>
-      </w:r>
-    </w:p>
-    <w:p>
-      <w:pPr>
-        <w:spacing w:after="120" w:line="283" w:lineRule="auto"/>
-      </w:pPr>
-      <w:proofErr w:type="spellStart"/>
-      <w:r>
-        <w:t>Andmeid</w:t>
-      </w:r>
-      <w:proofErr w:type="spellEnd"/>
-      <w:r>
-        <w:t xml:space="preserve"> </w:t>
-      </w:r>
-      <w:proofErr w:type="spellStart"/>
-      <w:r>
-        <w:t>töödeldakse</w:t>
-      </w:r>
-      <w:proofErr w:type="spellEnd"/>
-      <w:r>
-        <w:t xml:space="preserve"> </w:t>
-      </w:r>
-      <w:proofErr w:type="spellStart"/>
-      <w:r>
-        <w:t>nii</w:t>
-      </w:r>
-      <w:proofErr w:type="spellEnd"/>
-      <w:r>
-        <w:t xml:space="preserve"> </w:t>
-      </w:r>
-      <w:proofErr w:type="spellStart"/>
-      <w:r>
-        <w:t>kaua</w:t>
-      </w:r>
-      <w:proofErr w:type="spellEnd"/>
-      <w:r>
-        <w:t xml:space="preserve">, </w:t>
-      </w:r>
-      <w:proofErr w:type="spellStart"/>
-      <w:r>
-        <w:t>kui</w:t>
-      </w:r>
-      <w:proofErr w:type="spellEnd"/>
-      <w:r>
-        <w:t xml:space="preserve"> </w:t>
-      </w:r>
-      <w:proofErr w:type="spellStart"/>
-      <w:r>
-        <w:t>organisatsioon</w:t>
-      </w:r>
-      <w:proofErr w:type="spellEnd"/>
-      <w:r>
-        <w:t xml:space="preserve"> </w:t>
-      </w:r>
-      <w:proofErr w:type="spellStart"/>
-      <w:r>
-        <w:t>teenust</w:t>
-      </w:r>
-      <w:proofErr w:type="spellEnd"/>
-      <w:r>
-        <w:t xml:space="preserve"> </w:t>
-      </w:r>
-      <w:proofErr w:type="spellStart"/>
-      <w:r>
-        <w:t>kasutab</w:t>
-      </w:r>
-      <w:proofErr w:type="spellEnd"/>
-      <w:r>
-        <w:t xml:space="preserve">, </w:t>
-      </w:r>
-      <w:proofErr w:type="spellStart"/>
-      <w:r>
-        <w:t>töötlemine</w:t>
-      </w:r>
-      <w:proofErr w:type="spellEnd"/>
-      <w:r>
-        <w:t xml:space="preserve"> on </w:t>
-      </w:r>
-      <w:proofErr w:type="spellStart"/>
-      <w:r>
-        <w:t>vajalik</w:t>
-      </w:r>
-      <w:proofErr w:type="spellEnd"/>
-      <w:r>
-        <w:t xml:space="preserve"> </w:t>
-      </w:r>
-      <w:proofErr w:type="spellStart"/>
-      <w:r>
-        <w:t>teenuse</w:t>
-      </w:r>
-      <w:proofErr w:type="spellEnd"/>
-      <w:r>
-        <w:t xml:space="preserve"> </w:t>
-      </w:r>
-      <w:proofErr w:type="spellStart"/>
-      <w:r>
-        <w:t>osutamiseks</w:t>
-      </w:r>
-      <w:proofErr w:type="spellEnd"/>
-      <w:r>
-        <w:t xml:space="preserve"> </w:t>
-      </w:r>
-      <w:proofErr w:type="spellStart"/>
-      <w:r>
-        <w:t>või</w:t>
-      </w:r>
-      <w:proofErr w:type="spellEnd"/>
-      <w:r>
-        <w:t xml:space="preserve"> </w:t>
-      </w:r>
-      <w:proofErr w:type="spellStart"/>
-      <w:r>
-        <w:t>säilitamine</w:t>
-      </w:r>
-      <w:proofErr w:type="spellEnd"/>
-      <w:r>
-        <w:t xml:space="preserve"> on </w:t>
-      </w:r>
-      <w:proofErr w:type="spellStart"/>
-      <w:r>
-        <w:t>vajalik</w:t>
-      </w:r>
-      <w:proofErr w:type="spellEnd"/>
-      <w:r>
-        <w:t xml:space="preserve"> </w:t>
-      </w:r>
-      <w:proofErr w:type="spellStart"/>
-      <w:r>
-        <w:t>seadusest</w:t>
-      </w:r>
-      <w:proofErr w:type="spellEnd"/>
-      <w:r>
-        <w:t xml:space="preserve"> </w:t>
-      </w:r>
-      <w:proofErr w:type="spellStart"/>
-      <w:r>
-        <w:t>või</w:t>
-      </w:r>
-      <w:proofErr w:type="spellEnd"/>
-      <w:r>
-        <w:t xml:space="preserve"> </w:t>
-      </w:r>
-      <w:proofErr w:type="spellStart"/>
-      <w:r>
-        <w:t>teenuse</w:t>
-      </w:r>
-      <w:proofErr w:type="spellEnd"/>
-      <w:r>
-        <w:t xml:space="preserve"> </w:t>
-      </w:r>
-      <w:proofErr w:type="spellStart"/>
-      <w:r>
-        <w:t>töökindlusest</w:t>
-      </w:r>
-      <w:proofErr w:type="spellEnd"/>
-      <w:r>
-        <w:t xml:space="preserve"> </w:t>
-      </w:r>
-      <w:proofErr w:type="spellStart"/>
-      <w:r>
-        <w:t>tuleneval</w:t>
-      </w:r>
-      <w:proofErr w:type="spellEnd"/>
-      <w:r>
-        <w:t xml:space="preserve"> </w:t>
-      </w:r>
-      <w:proofErr w:type="spellStart"/>
-      <w:r>
-        <w:t>põhjusel</w:t>
-      </w:r>
-      <w:proofErr w:type="spellEnd"/>
-      <w:r>
-        <w:t xml:space="preserve">. </w:t>
-      </w:r>
-      <w:proofErr w:type="spellStart"/>
-      <w:r>
-        <w:t>Töödeldavad</w:t>
-      </w:r>
-      <w:proofErr w:type="spellEnd"/>
-      <w:r>
-        <w:t xml:space="preserve"> </w:t>
-      </w:r>
-      <w:proofErr w:type="spellStart"/>
-      <w:r>
-        <w:t>andmed</w:t>
-      </w:r>
-      <w:proofErr w:type="spellEnd"/>
-      <w:r>
-        <w:t xml:space="preserve"> </w:t>
-      </w:r>
-      <w:proofErr w:type="spellStart"/>
-      <w:r>
-        <w:t>võivad</w:t>
-      </w:r>
-      <w:proofErr w:type="spellEnd"/>
-      <w:r>
-        <w:t xml:space="preserve"> </w:t>
-      </w:r>
-      <w:proofErr w:type="spellStart"/>
-      <w:r>
-        <w:t>hõlmata</w:t>
-      </w:r>
-      <w:proofErr w:type="spellEnd"/>
-      <w:r>
-        <w:t xml:space="preserve"> </w:t>
-      </w:r>
-      <w:proofErr w:type="spellStart"/>
-      <w:r>
-        <w:t>töömaterjalide</w:t>
-      </w:r>
-      <w:proofErr w:type="spellEnd"/>
-      <w:r>
-        <w:t xml:space="preserve"> sisu, </w:t>
-      </w:r>
-      <w:proofErr w:type="spellStart"/>
-      <w:r>
-        <w:t>vestluste</w:t>
-      </w:r>
-      <w:proofErr w:type="spellEnd"/>
-      <w:r>
-        <w:t xml:space="preserve"> </w:t>
-      </w:r>
-      <w:proofErr w:type="spellStart"/>
-      <w:r>
-        <w:t>sisendeid</w:t>
-      </w:r>
-      <w:proofErr w:type="spellEnd"/>
-      <w:r>
-        <w:t xml:space="preserve">, </w:t>
-      </w:r>
-      <w:proofErr w:type="spellStart"/>
-      <w:r>
-        <w:t>dokumente</w:t>
-      </w:r>
-      <w:proofErr w:type="spellEnd"/>
-      <w:r>
-        <w:t xml:space="preserve">, </w:t>
-      </w:r>
-      <w:proofErr w:type="spellStart"/>
-      <w:r>
-        <w:t>kontaktandmeid</w:t>
-      </w:r>
-      <w:proofErr w:type="spellEnd"/>
-      <w:r>
-        <w:t xml:space="preserve">, </w:t>
-      </w:r>
-      <w:proofErr w:type="spellStart"/>
-      <w:r>
-        <w:t>kasutajakonto</w:t>
-      </w:r>
-      <w:proofErr w:type="spellEnd"/>
-      <w:r>
-        <w:t xml:space="preserve"> </w:t>
-      </w:r>
-      <w:proofErr w:type="spellStart"/>
-      <w:r>
-        <w:t>andmeid</w:t>
-      </w:r>
-      <w:proofErr w:type="spellEnd"/>
-      <w:r>
-        <w:t xml:space="preserve"> ja </w:t>
-      </w:r>
-      <w:proofErr w:type="spellStart"/>
-      <w:r>
-        <w:t>muid</w:t>
-      </w:r>
-      <w:proofErr w:type="spellEnd"/>
-      <w:r>
-        <w:t xml:space="preserve"> </w:t>
-      </w:r>
-      <w:proofErr w:type="spellStart"/>
-      <w:r>
-        <w:t>andmeid</w:t>
-      </w:r>
-      <w:proofErr w:type="spellEnd"/>
-      <w:r>
-        <w:t xml:space="preserve">, </w:t>
-      </w:r>
-      <w:proofErr w:type="spellStart"/>
-      <w:r>
-        <w:t>mida</w:t>
-      </w:r>
-      <w:proofErr w:type="spellEnd"/>
-      <w:r>
-        <w:t xml:space="preserve"> </w:t>
-      </w:r>
-      <w:proofErr w:type="spellStart"/>
-      <w:r>
-        <w:t>organisatsioon</w:t>
-      </w:r>
-      <w:proofErr w:type="spellEnd"/>
-      <w:r>
-        <w:t xml:space="preserve"> </w:t>
-      </w:r>
-      <w:proofErr w:type="spellStart"/>
-      <w:r>
-        <w:t>seaduslikult</w:t>
-      </w:r>
-      <w:proofErr w:type="spellEnd"/>
-      <w:r>
-        <w:t xml:space="preserve"> </w:t>
-      </w:r>
-      <w:proofErr w:type="spellStart"/>
-      <w:r>
-        <w:t>teenuses</w:t>
-      </w:r>
-      <w:proofErr w:type="spellEnd"/>
-      <w:r>
-        <w:t xml:space="preserve"> </w:t>
-      </w:r>
-      <w:proofErr w:type="spellStart"/>
-      <w:r>
-        <w:t>kasutab</w:t>
-      </w:r>
-      <w:proofErr w:type="spellEnd"/>
-      <w:r>
-        <w:t>.</w:t>
-      </w:r>
-    </w:p>
-    <w:p>
-      <w:pPr>
-        <w:spacing w:after="120" w:line="283" w:lineRule="auto"/>
-      </w:pPr>
-      <w:proofErr w:type="spellStart"/>
-      <w:r>
-        <w:t>SotsiaalAI</w:t>
-      </w:r>
-      <w:proofErr w:type="spellEnd"/>
-      <w:r>
-        <w:t xml:space="preserve"> </w:t>
-      </w:r>
-      <w:proofErr w:type="spellStart"/>
-      <w:r>
-        <w:t>töötleb</w:t>
-      </w:r>
-      <w:proofErr w:type="spellEnd"/>
-      <w:r>
-        <w:t xml:space="preserve"> </w:t>
-      </w:r>
-      <w:proofErr w:type="spellStart"/>
-      <w:r>
-        <w:t>andmeid</w:t>
-      </w:r>
-      <w:proofErr w:type="spellEnd"/>
-      <w:r>
-        <w:t xml:space="preserve"> </w:t>
-      </w:r>
-      <w:proofErr w:type="spellStart"/>
-      <w:r>
-        <w:t>organisatsiooni</w:t>
-      </w:r>
-      <w:proofErr w:type="spellEnd"/>
-      <w:r>
-        <w:t xml:space="preserve"> </w:t>
-      </w:r>
-      <w:proofErr w:type="spellStart"/>
-      <w:r>
-        <w:t>juhiste</w:t>
-      </w:r>
-      <w:proofErr w:type="spellEnd"/>
-      <w:r>
-        <w:t xml:space="preserve"> </w:t>
-      </w:r>
-      <w:proofErr w:type="spellStart"/>
-      <w:r>
-        <w:t>järgi</w:t>
-      </w:r>
-      <w:proofErr w:type="spellEnd"/>
-      <w:r>
-        <w:t xml:space="preserve">, </w:t>
-      </w:r>
-      <w:proofErr w:type="spellStart"/>
-      <w:r>
-        <w:t>tagab</w:t>
-      </w:r>
-      <w:proofErr w:type="spellEnd"/>
-      <w:r>
-        <w:t xml:space="preserve"> </w:t>
-      </w:r>
-      <w:proofErr w:type="spellStart"/>
-      <w:r>
-        <w:t>konfidentsiaalsuse</w:t>
-      </w:r>
-      <w:proofErr w:type="spellEnd"/>
-      <w:r>
-        <w:t xml:space="preserve"> </w:t>
-      </w:r>
-      <w:proofErr w:type="spellStart"/>
-      <w:r>
-        <w:t>ning</w:t>
-      </w:r>
-      <w:proofErr w:type="spellEnd"/>
-      <w:r>
-        <w:t xml:space="preserve"> </w:t>
-      </w:r>
-      <w:proofErr w:type="spellStart"/>
-      <w:r>
-        <w:t>aitab</w:t>
-      </w:r>
-      <w:proofErr w:type="spellEnd"/>
-      <w:r>
-        <w:t xml:space="preserve"> </w:t>
-      </w:r>
-      <w:proofErr w:type="spellStart"/>
-      <w:r>
-        <w:t>mõistlikus</w:t>
-      </w:r>
-      <w:proofErr w:type="spellEnd"/>
-      <w:r>
-        <w:t xml:space="preserve"> </w:t>
-      </w:r>
-      <w:proofErr w:type="spellStart"/>
-      <w:r>
-        <w:t>ulatuses</w:t>
-      </w:r>
-      <w:proofErr w:type="spellEnd"/>
-      <w:r>
-        <w:t xml:space="preserve"> </w:t>
-      </w:r>
-      <w:proofErr w:type="spellStart"/>
-      <w:r>
-        <w:t>organisatsiooni</w:t>
-      </w:r>
-      <w:proofErr w:type="spellEnd"/>
-      <w:r>
-        <w:t xml:space="preserve"> </w:t>
-      </w:r>
-      <w:proofErr w:type="spellStart"/>
-      <w:r>
-        <w:t>andmesubjekti</w:t>
-      </w:r>
-      <w:proofErr w:type="spellEnd"/>
-      <w:r>
-        <w:t xml:space="preserve"> </w:t>
-      </w:r>
-      <w:proofErr w:type="spellStart"/>
-      <w:r>
-        <w:t>taotluste</w:t>
-      </w:r>
-      <w:proofErr w:type="spellEnd"/>
-      <w:r>
-        <w:t xml:space="preserve">, </w:t>
-      </w:r>
-      <w:proofErr w:type="spellStart"/>
-      <w:r>
-        <w:t>rikkumiste</w:t>
-      </w:r>
-      <w:proofErr w:type="spellEnd"/>
-      <w:r>
-        <w:t xml:space="preserve"> </w:t>
-      </w:r>
-      <w:proofErr w:type="spellStart"/>
-      <w:r>
-        <w:t>hindamise</w:t>
-      </w:r>
-      <w:proofErr w:type="spellEnd"/>
-      <w:r>
-        <w:t xml:space="preserve"> ja </w:t>
-      </w:r>
-      <w:proofErr w:type="spellStart"/>
-      <w:r>
-        <w:t>muude</w:t>
-      </w:r>
-      <w:proofErr w:type="spellEnd"/>
-      <w:r>
-        <w:t xml:space="preserve"> </w:t>
-      </w:r>
-      <w:proofErr w:type="spellStart"/>
-      <w:r>
-        <w:t>andmekaitse</w:t>
-      </w:r>
-      <w:proofErr w:type="spellEnd"/>
-      <w:r>
-        <w:t xml:space="preserve"> </w:t>
-      </w:r>
-      <w:proofErr w:type="spellStart"/>
-      <w:r>
-        <w:t>küsimuste</w:t>
-      </w:r>
-      <w:proofErr w:type="spellEnd"/>
-      <w:r>
-        <w:t xml:space="preserve"> </w:t>
-      </w:r>
-      <w:proofErr w:type="spellStart"/>
-      <w:r>
-        <w:t>korral</w:t>
-      </w:r>
-      <w:proofErr w:type="spellEnd"/>
-      <w:r>
-        <w:t xml:space="preserve">. </w:t>
-      </w:r>
-      <w:proofErr w:type="spellStart"/>
-      <w:r>
-        <w:t>Töötlemise</w:t>
-      </w:r>
-      <w:proofErr w:type="spellEnd"/>
-      <w:r>
-        <w:t xml:space="preserve"> </w:t>
-      </w:r>
-      <w:proofErr w:type="spellStart"/>
-      <w:r>
-        <w:t>lõppemisel</w:t>
-      </w:r>
-      <w:proofErr w:type="spellEnd"/>
-      <w:r>
-        <w:t xml:space="preserve"> </w:t>
-      </w:r>
-      <w:proofErr w:type="spellStart"/>
-      <w:r>
-        <w:t>kustutab</w:t>
-      </w:r>
-      <w:proofErr w:type="spellEnd"/>
-      <w:r>
-        <w:t xml:space="preserve"> </w:t>
-      </w:r>
-      <w:proofErr w:type="spellStart"/>
-      <w:r>
-        <w:t>või</w:t>
-      </w:r>
-      <w:proofErr w:type="spellEnd"/>
-      <w:r>
-        <w:t xml:space="preserve"> </w:t>
-      </w:r>
-      <w:proofErr w:type="spellStart"/>
-      <w:r>
-        <w:t>tagastab</w:t>
-      </w:r>
-      <w:proofErr w:type="spellEnd"/>
-      <w:r>
-        <w:t xml:space="preserve"> </w:t>
-      </w:r>
-      <w:proofErr w:type="spellStart"/>
-      <w:r>
-        <w:t>SotsiaalAI</w:t>
-      </w:r>
-      <w:proofErr w:type="spellEnd"/>
-      <w:r>
-        <w:t xml:space="preserve"> </w:t>
-      </w:r>
-      <w:proofErr w:type="spellStart"/>
-      <w:r>
-        <w:t>organisatsiooni</w:t>
-      </w:r>
-      <w:proofErr w:type="spellEnd"/>
-      <w:r>
-        <w:t xml:space="preserve"> </w:t>
-      </w:r>
-      <w:proofErr w:type="spellStart"/>
-      <w:r>
-        <w:t>andmed</w:t>
-      </w:r>
-      <w:proofErr w:type="spellEnd"/>
-      <w:r>
-        <w:t xml:space="preserve"> </w:t>
-      </w:r>
-      <w:proofErr w:type="spellStart"/>
-      <w:r>
-        <w:t>organisatsiooni</w:t>
-      </w:r>
-      <w:proofErr w:type="spellEnd"/>
-      <w:r>
-        <w:t xml:space="preserve"> </w:t>
-      </w:r>
-      <w:proofErr w:type="spellStart"/>
-      <w:r>
-        <w:t>juhiste</w:t>
-      </w:r>
-      <w:proofErr w:type="spellEnd"/>
-      <w:r>
-        <w:t xml:space="preserve"> </w:t>
-      </w:r>
-      <w:proofErr w:type="spellStart"/>
-      <w:r>
-        <w:t>kohaselt</w:t>
-      </w:r>
-      <w:proofErr w:type="spellEnd"/>
-      <w:r>
-        <w:t xml:space="preserve"> </w:t>
-      </w:r>
-      <w:proofErr w:type="spellStart"/>
-      <w:r>
-        <w:t>selles</w:t>
-      </w:r>
-      <w:proofErr w:type="spellEnd"/>
-      <w:r>
-        <w:t xml:space="preserve"> </w:t>
-      </w:r>
-      <w:proofErr w:type="spellStart"/>
-      <w:r>
-        <w:t>ulatuses</w:t>
-      </w:r>
-      <w:proofErr w:type="spellEnd"/>
-      <w:r>
-        <w:t xml:space="preserve">, mis on </w:t>
-      </w:r>
-      <w:proofErr w:type="spellStart"/>
-      <w:r>
-        <w:t>tehniliselt</w:t>
-      </w:r>
-      <w:proofErr w:type="spellEnd"/>
-      <w:r>
-        <w:t xml:space="preserve"> </w:t>
-      </w:r>
-      <w:proofErr w:type="spellStart"/>
-      <w:r>
-        <w:t>võimalik</w:t>
-      </w:r>
-      <w:proofErr w:type="spellEnd"/>
-      <w:r>
-        <w:t xml:space="preserve"> ja </w:t>
-      </w:r>
-      <w:proofErr w:type="spellStart"/>
-      <w:r>
-        <w:t>kooskõlas</w:t>
-      </w:r>
-      <w:proofErr w:type="spellEnd"/>
-      <w:r>
-        <w:t xml:space="preserve"> </w:t>
-      </w:r>
-      <w:proofErr w:type="spellStart"/>
-      <w:r>
-        <w:t>säilitamiskohustustega</w:t>
+        <w:t>kasutusreeglid</w:t>
       </w:r>
       <w:proofErr w:type="spellEnd"/>
       <w:r>
@@ -3776,635 +764,241 @@
         <w:spacing w:before="200" w:after="80"/>
       </w:pPr>
       <w:r>
-        <w:t xml:space="preserve">7. </w:t>
+        <w:t xml:space="preserve">6. </w:t>
       </w:r>
       <w:proofErr w:type="spellStart"/>
       <w:r>
-        <w:t>Turvalisus</w:t>
+        <w:t>Kokkulepe</w:t>
+      </w:r>
+      <w:proofErr w:type="spellEnd"/>
+      <w:r>
+        <w:t xml:space="preserve"> </w:t>
+      </w:r>
+      <w:proofErr w:type="spellStart"/>
+      <w:r>
+        <w:t>andmete</w:t>
+      </w:r>
+      <w:proofErr w:type="spellEnd"/>
+      <w:r>
+        <w:t xml:space="preserve"> </w:t>
+      </w:r>
+      <w:proofErr w:type="spellStart"/>
+      <w:r>
+        <w:t>töötlemise</w:t>
+      </w:r>
+      <w:proofErr w:type="spellEnd"/>
+      <w:r>
+        <w:t xml:space="preserve"> </w:t>
+      </w:r>
+      <w:proofErr w:type="spellStart"/>
+      <w:r>
+        <w:t>kohta</w:t>
       </w:r>
       <w:proofErr w:type="spellEnd"/>
     </w:p>
     <w:p>
       <w:pPr>
-        <w:spacing w:after="120" w:line="283" w:lineRule="auto"/>
+        <w:rPr>
+          <w:lang w:val="et-EE"/>
+        </w:rPr>
       </w:pPr>
+      <w:r>
+        <w:rPr>
+          <w:lang w:val="et-EE"/>
+        </w:rPr>
+        <w:t xml:space="preserve">Käesolev dokument on ühtlasi organisatsiooni ja </w:t>
+      </w:r>
       <w:proofErr w:type="spellStart"/>
       <w:r>
+        <w:rPr>
+          <w:lang w:val="et-EE"/>
+        </w:rPr>
         <w:t>SotsiaalAI</w:t>
       </w:r>
       <w:proofErr w:type="spellEnd"/>
       <w:r>
-        <w:t xml:space="preserve"> </w:t>
+        <w:rPr>
+          <w:lang w:val="et-EE"/>
+        </w:rPr>
+        <w:t xml:space="preserve"> vaheline kirjalik kokkulepe andmete töötlemise kohta ulatuses, milles </w:t>
       </w:r>
       <w:proofErr w:type="spellStart"/>
       <w:r>
-        <w:t>kaitseb</w:t>
+        <w:rPr>
+          <w:lang w:val="et-EE"/>
+        </w:rPr>
+        <w:t>SotsiaalAI</w:t>
       </w:r>
       <w:proofErr w:type="spellEnd"/>
       <w:r>
-        <w:t xml:space="preserve"> </w:t>
+        <w:rPr>
+          <w:lang w:val="et-EE"/>
+        </w:rPr>
+        <w:t xml:space="preserve"> töötleb isikuandmeid organisatsiooni nimel. Käesoleva dokumendi selles osas käsitatakse organisatsiooni vastutava töötlejana ja </w:t>
       </w:r>
       <w:proofErr w:type="spellStart"/>
       <w:r>
-        <w:t>andmeid</w:t>
+        <w:rPr>
+          <w:lang w:val="et-EE"/>
+        </w:rPr>
+        <w:t>SotsiaalAI</w:t>
       </w:r>
       <w:proofErr w:type="spellEnd"/>
       <w:r>
-        <w:t xml:space="preserve"> </w:t>
-      </w:r>
-      <w:proofErr w:type="spellStart"/>
-      <w:r>
-        <w:t>tehniliste</w:t>
-      </w:r>
-      <w:proofErr w:type="spellEnd"/>
-      <w:r>
-        <w:t xml:space="preserve"> ja </w:t>
-      </w:r>
-      <w:proofErr w:type="spellStart"/>
-      <w:r>
-        <w:t>korralduslike</w:t>
-      </w:r>
-      <w:proofErr w:type="spellEnd"/>
-      <w:r>
-        <w:t xml:space="preserve"> </w:t>
-      </w:r>
-      <w:proofErr w:type="spellStart"/>
-      <w:r>
-        <w:t>meetmetega</w:t>
-      </w:r>
-      <w:proofErr w:type="spellEnd"/>
-      <w:r>
-        <w:t xml:space="preserve">. </w:t>
-      </w:r>
-      <w:proofErr w:type="spellStart"/>
-      <w:r>
-        <w:t>Nende</w:t>
-      </w:r>
-      <w:proofErr w:type="spellEnd"/>
-      <w:r>
-        <w:t xml:space="preserve"> </w:t>
-      </w:r>
-      <w:proofErr w:type="spellStart"/>
-      <w:r>
-        <w:t>hulka</w:t>
-      </w:r>
-      <w:proofErr w:type="spellEnd"/>
-      <w:r>
-        <w:t xml:space="preserve"> </w:t>
-      </w:r>
-      <w:proofErr w:type="spellStart"/>
-      <w:r>
-        <w:t>kuuluvad</w:t>
-      </w:r>
-      <w:proofErr w:type="spellEnd"/>
-      <w:r>
-        <w:t xml:space="preserve"> </w:t>
-      </w:r>
-      <w:proofErr w:type="spellStart"/>
-      <w:r>
-        <w:t>turvalised</w:t>
-      </w:r>
-      <w:proofErr w:type="spellEnd"/>
-      <w:r>
-        <w:t xml:space="preserve"> </w:t>
-      </w:r>
-      <w:proofErr w:type="spellStart"/>
-      <w:r>
-        <w:t>ühendused</w:t>
-      </w:r>
-      <w:proofErr w:type="spellEnd"/>
-      <w:r>
-        <w:t xml:space="preserve">, </w:t>
-      </w:r>
-      <w:proofErr w:type="spellStart"/>
-      <w:r>
-        <w:t>ligipääsu</w:t>
-      </w:r>
-      <w:proofErr w:type="spellEnd"/>
-      <w:r>
-        <w:t xml:space="preserve"> </w:t>
-      </w:r>
-      <w:proofErr w:type="spellStart"/>
-      <w:r>
-        <w:t>piiramine</w:t>
-      </w:r>
-      <w:proofErr w:type="spellEnd"/>
-      <w:r>
-        <w:t xml:space="preserve"> </w:t>
-      </w:r>
-      <w:proofErr w:type="spellStart"/>
-      <w:r>
-        <w:t>vastavalt</w:t>
-      </w:r>
-      <w:proofErr w:type="spellEnd"/>
-      <w:r>
-        <w:t xml:space="preserve"> </w:t>
-      </w:r>
-      <w:proofErr w:type="spellStart"/>
-      <w:r>
-        <w:t>rollile</w:t>
-      </w:r>
-      <w:proofErr w:type="spellEnd"/>
-      <w:r>
-        <w:t xml:space="preserve"> ja </w:t>
-      </w:r>
-      <w:proofErr w:type="spellStart"/>
-      <w:r>
-        <w:t>töövajadusele</w:t>
-      </w:r>
-      <w:proofErr w:type="spellEnd"/>
-      <w:r>
-        <w:t xml:space="preserve">, </w:t>
-      </w:r>
-      <w:proofErr w:type="spellStart"/>
-      <w:r>
-        <w:t>logimine</w:t>
-      </w:r>
-      <w:proofErr w:type="spellEnd"/>
-      <w:r>
-        <w:t xml:space="preserve">, </w:t>
-      </w:r>
-      <w:proofErr w:type="spellStart"/>
-      <w:r>
-        <w:t>varundamine</w:t>
-      </w:r>
-      <w:proofErr w:type="spellEnd"/>
-      <w:r>
-        <w:t xml:space="preserve">, </w:t>
-      </w:r>
-      <w:proofErr w:type="spellStart"/>
-      <w:r>
-        <w:t>taastamine</w:t>
-      </w:r>
-      <w:proofErr w:type="spellEnd"/>
-      <w:r>
-        <w:t xml:space="preserve">, </w:t>
-      </w:r>
-      <w:proofErr w:type="spellStart"/>
-      <w:r>
-        <w:t>uuenduste</w:t>
-      </w:r>
-      <w:proofErr w:type="spellEnd"/>
-      <w:r>
-        <w:t xml:space="preserve"> ja </w:t>
-      </w:r>
-      <w:proofErr w:type="spellStart"/>
-      <w:r>
-        <w:t>haavatavuste</w:t>
-      </w:r>
-      <w:proofErr w:type="spellEnd"/>
-      <w:r>
-        <w:t xml:space="preserve"> </w:t>
-      </w:r>
-      <w:proofErr w:type="spellStart"/>
-      <w:r>
-        <w:t>haldus</w:t>
-      </w:r>
-      <w:proofErr w:type="spellEnd"/>
-      <w:r>
-        <w:t xml:space="preserve">, </w:t>
-      </w:r>
-      <w:proofErr w:type="spellStart"/>
-      <w:r>
-        <w:t>rikkumiste</w:t>
-      </w:r>
-      <w:proofErr w:type="spellEnd"/>
-      <w:r>
-        <w:t xml:space="preserve"> </w:t>
-      </w:r>
-      <w:proofErr w:type="spellStart"/>
-      <w:r>
-        <w:t>käsitlus</w:t>
-      </w:r>
-      <w:proofErr w:type="spellEnd"/>
-      <w:r>
-        <w:t xml:space="preserve"> </w:t>
-      </w:r>
-      <w:proofErr w:type="spellStart"/>
-      <w:r>
-        <w:t>ning</w:t>
-      </w:r>
-      <w:proofErr w:type="spellEnd"/>
-      <w:r>
-        <w:t xml:space="preserve"> </w:t>
-      </w:r>
-      <w:proofErr w:type="spellStart"/>
-      <w:r>
-        <w:t>andmete</w:t>
-      </w:r>
-      <w:proofErr w:type="spellEnd"/>
-      <w:r>
-        <w:t xml:space="preserve"> </w:t>
-      </w:r>
-      <w:proofErr w:type="spellStart"/>
-      <w:r>
-        <w:t>säilitamise</w:t>
-      </w:r>
-      <w:proofErr w:type="spellEnd"/>
-      <w:r>
-        <w:t xml:space="preserve"> ja </w:t>
-      </w:r>
-      <w:proofErr w:type="spellStart"/>
-      <w:r>
-        <w:t>kustutamise</w:t>
-      </w:r>
-      <w:proofErr w:type="spellEnd"/>
-      <w:r>
-        <w:t xml:space="preserve"> </w:t>
-      </w:r>
-      <w:proofErr w:type="spellStart"/>
-      <w:r>
-        <w:t>reeglid</w:t>
-      </w:r>
-      <w:proofErr w:type="spellEnd"/>
-      <w:r>
-        <w:t>.</w:t>
+        <w:rPr>
+          <w:lang w:val="et-EE"/>
+        </w:rPr>
+        <w:t>-d volitatud töötlejana ulatuses, milles see õiguslik rollijaotus konkreetsele töötlemisele kohaldub.</w:t>
       </w:r>
     </w:p>
     <w:p>
       <w:pPr>
-        <w:spacing w:after="120" w:line="283" w:lineRule="auto"/>
+        <w:rPr>
+          <w:lang w:val="et-EE"/>
+        </w:rPr>
       </w:pPr>
+      <w:r>
+        <w:rPr>
+          <w:lang w:val="et-EE"/>
+        </w:rPr>
+        <w:t xml:space="preserve">See osa jõustub siis, kui organisatsioon ja </w:t>
+      </w:r>
       <w:proofErr w:type="spellStart"/>
       <w:r>
-        <w:t>Teenuse</w:t>
+        <w:rPr>
+          <w:lang w:val="et-EE"/>
+        </w:rPr>
+        <w:t>SotsiaalAI</w:t>
       </w:r>
       <w:proofErr w:type="spellEnd"/>
       <w:r>
-        <w:t xml:space="preserve"> </w:t>
-      </w:r>
-      <w:proofErr w:type="spellStart"/>
-      <w:r>
-        <w:t>osutamiseks</w:t>
-      </w:r>
-      <w:proofErr w:type="spellEnd"/>
-      <w:r>
-        <w:t xml:space="preserve"> </w:t>
-      </w:r>
-      <w:proofErr w:type="spellStart"/>
-      <w:r>
-        <w:t>võib</w:t>
-      </w:r>
-      <w:proofErr w:type="spellEnd"/>
-      <w:r>
-        <w:t xml:space="preserve"> </w:t>
-      </w:r>
-      <w:proofErr w:type="spellStart"/>
-      <w:r>
-        <w:t>SotsiaalAI</w:t>
-      </w:r>
-      <w:proofErr w:type="spellEnd"/>
-      <w:r>
-        <w:t xml:space="preserve"> </w:t>
-      </w:r>
-      <w:proofErr w:type="spellStart"/>
-      <w:r>
-        <w:t>kasutada</w:t>
-      </w:r>
-      <w:proofErr w:type="spellEnd"/>
-      <w:r>
-        <w:t xml:space="preserve"> </w:t>
-      </w:r>
-      <w:proofErr w:type="spellStart"/>
-      <w:r>
-        <w:t>vajalikke</w:t>
-      </w:r>
-      <w:proofErr w:type="spellEnd"/>
-      <w:r>
-        <w:t xml:space="preserve"> </w:t>
-      </w:r>
-      <w:proofErr w:type="spellStart"/>
-      <w:r>
-        <w:t>teenusepakkujaid</w:t>
-      </w:r>
-      <w:proofErr w:type="spellEnd"/>
-      <w:r>
-        <w:t xml:space="preserve">, </w:t>
-      </w:r>
-      <w:proofErr w:type="spellStart"/>
-      <w:r>
-        <w:t>näiteks</w:t>
-      </w:r>
-      <w:proofErr w:type="spellEnd"/>
-      <w:r>
-        <w:t xml:space="preserve"> </w:t>
-      </w:r>
-      <w:proofErr w:type="spellStart"/>
-      <w:r>
-        <w:t>majutuse</w:t>
-      </w:r>
-      <w:proofErr w:type="spellEnd"/>
-      <w:r>
-        <w:t xml:space="preserve">, </w:t>
-      </w:r>
-      <w:proofErr w:type="spellStart"/>
-      <w:r>
-        <w:t>tehisintellekti</w:t>
-      </w:r>
-      <w:proofErr w:type="spellEnd"/>
-      <w:r>
-        <w:t xml:space="preserve">, </w:t>
-      </w:r>
-      <w:proofErr w:type="spellStart"/>
-      <w:r>
-        <w:t>kõneteenuste</w:t>
-      </w:r>
-      <w:proofErr w:type="spellEnd"/>
-      <w:r>
-        <w:t>, e-</w:t>
-      </w:r>
-      <w:proofErr w:type="spellStart"/>
-      <w:r>
-        <w:t>posti</w:t>
-      </w:r>
-      <w:proofErr w:type="spellEnd"/>
-      <w:r>
-        <w:t xml:space="preserve">, </w:t>
-      </w:r>
-      <w:proofErr w:type="spellStart"/>
-      <w:r>
-        <w:t>logimise</w:t>
-      </w:r>
-      <w:proofErr w:type="spellEnd"/>
-      <w:r>
-        <w:t xml:space="preserve"> </w:t>
-      </w:r>
-      <w:proofErr w:type="spellStart"/>
-      <w:r>
-        <w:t>või</w:t>
-      </w:r>
-      <w:proofErr w:type="spellEnd"/>
-      <w:r>
-        <w:t xml:space="preserve"> </w:t>
-      </w:r>
-      <w:proofErr w:type="spellStart"/>
-      <w:r>
-        <w:t>monitooringu</w:t>
-      </w:r>
-      <w:proofErr w:type="spellEnd"/>
-      <w:r>
-        <w:t xml:space="preserve"> </w:t>
-      </w:r>
-      <w:proofErr w:type="spellStart"/>
-      <w:r>
-        <w:t>jaoks</w:t>
-      </w:r>
-      <w:proofErr w:type="spellEnd"/>
-      <w:r>
-        <w:t xml:space="preserve">. Neid </w:t>
-      </w:r>
-      <w:proofErr w:type="spellStart"/>
-      <w:r>
-        <w:t>kasutatakse</w:t>
-      </w:r>
-      <w:proofErr w:type="spellEnd"/>
-      <w:r>
-        <w:t xml:space="preserve"> </w:t>
-      </w:r>
-      <w:proofErr w:type="spellStart"/>
-      <w:r>
-        <w:t>ainult</w:t>
-      </w:r>
-      <w:proofErr w:type="spellEnd"/>
-      <w:r>
-        <w:t xml:space="preserve"> </w:t>
-      </w:r>
-      <w:proofErr w:type="spellStart"/>
-      <w:r>
-        <w:t>teenuse</w:t>
-      </w:r>
-      <w:proofErr w:type="spellEnd"/>
-      <w:r>
-        <w:t xml:space="preserve"> </w:t>
-      </w:r>
-      <w:proofErr w:type="spellStart"/>
-      <w:r>
-        <w:t>toimimiseks</w:t>
-      </w:r>
-      <w:proofErr w:type="spellEnd"/>
-      <w:r>
-        <w:t xml:space="preserve"> </w:t>
-      </w:r>
-      <w:proofErr w:type="spellStart"/>
-      <w:r>
-        <w:t>vajalikus</w:t>
-      </w:r>
-      <w:proofErr w:type="spellEnd"/>
-      <w:r>
-        <w:t xml:space="preserve"> </w:t>
-      </w:r>
-      <w:proofErr w:type="spellStart"/>
-      <w:r>
-        <w:t>ulatuses</w:t>
-      </w:r>
-      <w:proofErr w:type="spellEnd"/>
-      <w:r>
-        <w:t xml:space="preserve">. Kui </w:t>
-      </w:r>
-      <w:proofErr w:type="spellStart"/>
-      <w:r>
-        <w:t>andmeid</w:t>
-      </w:r>
-      <w:proofErr w:type="spellEnd"/>
-      <w:r>
-        <w:t xml:space="preserve"> </w:t>
-      </w:r>
-      <w:proofErr w:type="spellStart"/>
-      <w:r>
-        <w:t>edastatakse</w:t>
-      </w:r>
-      <w:proofErr w:type="spellEnd"/>
-      <w:r>
-        <w:t xml:space="preserve"> </w:t>
-      </w:r>
-      <w:proofErr w:type="spellStart"/>
-      <w:r>
-        <w:t>väljapoole</w:t>
-      </w:r>
-      <w:proofErr w:type="spellEnd"/>
-      <w:r>
-        <w:t xml:space="preserve"> </w:t>
-      </w:r>
-      <w:proofErr w:type="spellStart"/>
-      <w:r>
-        <w:t>Euroopa</w:t>
-      </w:r>
-      <w:proofErr w:type="spellEnd"/>
-      <w:r>
-        <w:t xml:space="preserve"> </w:t>
-      </w:r>
-      <w:proofErr w:type="spellStart"/>
-      <w:r>
-        <w:t>Liitu</w:t>
-      </w:r>
-      <w:proofErr w:type="spellEnd"/>
-      <w:r>
-        <w:t xml:space="preserve"> </w:t>
-      </w:r>
-      <w:proofErr w:type="spellStart"/>
-      <w:r>
-        <w:t>või</w:t>
-      </w:r>
-      <w:proofErr w:type="spellEnd"/>
-      <w:r>
-        <w:t xml:space="preserve"> </w:t>
-      </w:r>
-      <w:proofErr w:type="spellStart"/>
-      <w:r>
-        <w:t>Euroopa</w:t>
-      </w:r>
-      <w:proofErr w:type="spellEnd"/>
-      <w:r>
-        <w:t xml:space="preserve"> </w:t>
-      </w:r>
-      <w:proofErr w:type="spellStart"/>
-      <w:r>
-        <w:t>Majanduspiirkonda</w:t>
-      </w:r>
-      <w:proofErr w:type="spellEnd"/>
-      <w:r>
-        <w:t xml:space="preserve">, </w:t>
-      </w:r>
-      <w:proofErr w:type="spellStart"/>
-      <w:r>
-        <w:t>rakendatakse</w:t>
-      </w:r>
-      <w:proofErr w:type="spellEnd"/>
-      <w:r>
-        <w:t xml:space="preserve"> </w:t>
-      </w:r>
-      <w:proofErr w:type="spellStart"/>
-      <w:r>
-        <w:t>selleks</w:t>
-      </w:r>
-      <w:proofErr w:type="spellEnd"/>
-      <w:r>
-        <w:t xml:space="preserve"> </w:t>
-      </w:r>
-      <w:proofErr w:type="spellStart"/>
-      <w:r>
-        <w:t>asjakohaseid</w:t>
-      </w:r>
-      <w:proofErr w:type="spellEnd"/>
-      <w:r>
-        <w:t xml:space="preserve"> </w:t>
-      </w:r>
-      <w:proofErr w:type="spellStart"/>
-      <w:r>
-        <w:t>kaitsemeetmeid</w:t>
-      </w:r>
-      <w:proofErr w:type="spellEnd"/>
-      <w:r>
-        <w:t>.</w:t>
+        <w:rPr>
+          <w:lang w:val="et-EE"/>
+        </w:rPr>
+        <w:t xml:space="preserve"> on allkirjastanud sama sisuga faili.</w:t>
       </w:r>
     </w:p>
     <w:p>
       <w:pPr>
-        <w:spacing w:after="120" w:line="283" w:lineRule="auto"/>
+        <w:rPr>
+          <w:lang w:val="et-EE"/>
+        </w:rPr>
       </w:pPr>
       <w:proofErr w:type="spellStart"/>
       <w:r>
-        <w:t>Platvormi</w:t>
+        <w:rPr>
+          <w:lang w:val="et-EE"/>
+        </w:rPr>
+        <w:t>SotsiaalAI</w:t>
       </w:r>
       <w:proofErr w:type="spellEnd"/>
       <w:r>
-        <w:t xml:space="preserve"> </w:t>
-      </w:r>
+        <w:rPr>
+          <w:lang w:val="et-EE"/>
+        </w:rPr>
+        <w:t xml:space="preserve"> töötleb organisatsiooni nimel andmeid ainult ulatuses, mis on vajalik teenuse osutamiseks. See võib hõlmata failide hoidmist, dokumentide, kokkuvõtete, aruannete ja muude töömustandite ettevalmistamist, info korrastamist, lubatud töövoogude tehnilist käitamist, kasutaja tuvastamist, tehnilist tuge, turvet ja teenuse töökindluse tagamist.</w:t>
+      </w:r>
+    </w:p>
+    <w:p>
+      <w:pPr>
+        <w:rPr>
+          <w:lang w:val="et-EE"/>
+        </w:rPr>
+      </w:pPr>
+      <w:r>
+        <w:rPr>
+          <w:lang w:val="et-EE"/>
+        </w:rPr>
+        <w:t xml:space="preserve">Töödeldavad andmed võivad hõlmata töömaterjalide sisu, vestluste sisendeid, dokumente, kontaktandmeid, kasutajakonto andmeid ning muid andmeid, mida organisatsioon kasutab teenuses </w:t>
+      </w:r>
+      <w:r>
+        <w:rPr>
+          <w:lang w:val="et-EE"/>
+        </w:rPr>
+        <w:lastRenderedPageBreak/>
+        <w:t>õiguspäraselt. Andmete hulka võivad kuuluda ka isikuandmed, sealhulgas eriliigilised isikuandmed, kui nende kasutamine on organisatsiooni tööülesannete täitmiseks vajalik ja lubatud.</w:t>
+      </w:r>
+    </w:p>
+    <w:p>
+      <w:pPr>
+        <w:rPr>
+          <w:lang w:val="et-EE"/>
+        </w:rPr>
+      </w:pPr>
+      <w:r>
+        <w:rPr>
+          <w:lang w:val="et-EE"/>
+        </w:rPr>
+        <w:t>Andmeid töödeldakse nii kaua, kui organisatsioon teenust kasutab, töötlemine on vajalik teenuse osutamiseks või säilitamine on vajalik seadusest, dokumendihaldusest, arhiveerimisnõuetest või teenuse töökindlusest tuleneval põhjusel.</w:t>
+      </w:r>
+    </w:p>
+    <w:p>
+      <w:pPr>
+        <w:rPr>
+          <w:lang w:val="et-EE"/>
+        </w:rPr>
+      </w:pPr>
       <w:proofErr w:type="spellStart"/>
       <w:r>
-        <w:t>põhimajutus</w:t>
+        <w:rPr>
+          <w:lang w:val="et-EE"/>
+        </w:rPr>
+        <w:t>SotsiaalAI</w:t>
       </w:r>
       <w:proofErr w:type="spellEnd"/>
       <w:r>
-        <w:t xml:space="preserve"> </w:t>
-      </w:r>
+        <w:rPr>
+          <w:lang w:val="et-EE"/>
+        </w:rPr>
+        <w:t xml:space="preserve"> töötleb andmeid organisatsiooni dokumenteeritud juhiste järgi, tagab andmetega kokku puutuvate isikute konfidentsiaalsuskohustuse ning rakendab asjakohaseid tehnilisi ja korralduslikke meetmeid andmete kaitsmiseks.</w:t>
+      </w:r>
+    </w:p>
+    <w:p>
+      <w:pPr>
+        <w:rPr>
+          <w:lang w:val="et-EE"/>
+        </w:rPr>
+      </w:pPr>
       <w:proofErr w:type="spellStart"/>
       <w:r>
-        <w:t>toimub</w:t>
+        <w:rPr>
+          <w:lang w:val="et-EE"/>
+        </w:rPr>
+        <w:t>SotsiaalAI</w:t>
       </w:r>
       <w:proofErr w:type="spellEnd"/>
       <w:r>
-        <w:t xml:space="preserve"> </w:t>
+        <w:rPr>
+          <w:lang w:val="et-EE"/>
+        </w:rPr>
+        <w:t xml:space="preserve"> aitab mõistlikus ulatuses organisatsiooni andmesubjektide taotluste lahendamisel, isikuandmetega seotud rikkumiste hindamisel, turvameetmete kirjeldamisel ning muude andmekaitsealaste kohustuste täitmisel ulatuses, milles see on seotud teenusega.</w:t>
+      </w:r>
+    </w:p>
+    <w:p>
+      <w:pPr>
+        <w:rPr>
+          <w:lang w:val="et-EE"/>
+        </w:rPr>
+      </w:pPr>
+      <w:r>
+        <w:rPr>
+          <w:lang w:val="et-EE"/>
+        </w:rPr>
+        <w:t xml:space="preserve">Töötlemise lõppemisel kustutab või tagastab </w:t>
       </w:r>
       <w:proofErr w:type="spellStart"/>
       <w:r>
-        <w:t>Euroopa</w:t>
+        <w:rPr>
+          <w:lang w:val="et-EE"/>
+        </w:rPr>
+        <w:t>SotsiaalAI</w:t>
       </w:r>
       <w:proofErr w:type="spellEnd"/>
       <w:r>
-        <w:t xml:space="preserve"> </w:t>
-      </w:r>
-      <w:proofErr w:type="spellStart"/>
-      <w:r>
-        <w:t>Majanduspiirkonnas</w:t>
-      </w:r>
-      <w:proofErr w:type="spellEnd"/>
-      <w:r>
-        <w:t xml:space="preserve">, </w:t>
-      </w:r>
-      <w:proofErr w:type="spellStart"/>
-      <w:r>
-        <w:t>sealhulgas</w:t>
-      </w:r>
-      <w:proofErr w:type="spellEnd"/>
-      <w:r>
-        <w:t xml:space="preserve"> </w:t>
-      </w:r>
-      <w:proofErr w:type="spellStart"/>
-      <w:r>
-        <w:t>Eestis</w:t>
-      </w:r>
-      <w:proofErr w:type="spellEnd"/>
-      <w:r>
-        <w:t xml:space="preserve">, </w:t>
-      </w:r>
-      <w:proofErr w:type="spellStart"/>
-      <w:r>
-        <w:t>kui</w:t>
-      </w:r>
-      <w:proofErr w:type="spellEnd"/>
-      <w:r>
-        <w:t xml:space="preserve"> pooled </w:t>
-      </w:r>
-      <w:proofErr w:type="spellStart"/>
-      <w:r>
-        <w:t>ei</w:t>
-      </w:r>
-      <w:proofErr w:type="spellEnd"/>
-      <w:r>
-        <w:t xml:space="preserve"> </w:t>
-      </w:r>
-      <w:proofErr w:type="spellStart"/>
-      <w:r>
-        <w:t>lepi</w:t>
-      </w:r>
-      <w:proofErr w:type="spellEnd"/>
-      <w:r>
-        <w:t xml:space="preserve"> </w:t>
-      </w:r>
-      <w:proofErr w:type="spellStart"/>
-      <w:r>
-        <w:t>kirjalikult</w:t>
-      </w:r>
-      <w:proofErr w:type="spellEnd"/>
-      <w:r>
-        <w:t xml:space="preserve"> </w:t>
-      </w:r>
-      <w:proofErr w:type="spellStart"/>
-      <w:r>
-        <w:t>kokku</w:t>
-      </w:r>
-      <w:proofErr w:type="spellEnd"/>
-      <w:r>
-        <w:t xml:space="preserve"> </w:t>
-      </w:r>
-      <w:proofErr w:type="spellStart"/>
-      <w:r>
-        <w:t>teisiti</w:t>
-      </w:r>
-      <w:proofErr w:type="spellEnd"/>
-      <w:r>
-        <w:t>.</w:t>
+        <w:rPr>
+          <w:lang w:val="et-EE"/>
+        </w:rPr>
+        <w:t xml:space="preserve"> organisatsiooni andmed organisatsiooni juhiste kohaselt selles ulatuses, mis on tehniliselt võimalik ja kooskõlas säilitamiskohustustega. Kui seadus nõuab teatud andmete või dokumentide pikemat säilitamist, arhiveerimist või piiratud juurdepääsu, lähtutakse vastavast õiguslikust alusest.</w:t>
       </w:r>
     </w:p>
     <w:p>
@@ -4413,261 +1007,100 @@
         <w:spacing w:before="200" w:after="80"/>
       </w:pPr>
       <w:r>
-        <w:lastRenderedPageBreak/>
-        <w:t xml:space="preserve">8. </w:t>
+        <w:t xml:space="preserve">7. </w:t>
       </w:r>
       <w:proofErr w:type="spellStart"/>
       <w:r>
-        <w:t>Vead</w:t>
-      </w:r>
-      <w:proofErr w:type="spellEnd"/>
-      <w:r>
-        <w:t xml:space="preserve"> ja </w:t>
-      </w:r>
-      <w:proofErr w:type="spellStart"/>
-      <w:r>
-        <w:t>rikkumised</w:t>
+        <w:t>Turvalisus</w:t>
       </w:r>
       <w:proofErr w:type="spellEnd"/>
     </w:p>
     <w:p>
       <w:pPr>
-        <w:spacing w:after="120" w:line="283" w:lineRule="auto"/>
+        <w:rPr>
+          <w:lang w:val="et-EE"/>
+        </w:rPr>
       </w:pPr>
-      <w:r>
-        <w:t xml:space="preserve">Kui </w:t>
-      </w:r>
       <w:proofErr w:type="spellStart"/>
       <w:r>
-        <w:t>töötaja</w:t>
+        <w:rPr>
+          <w:lang w:val="et-EE"/>
+        </w:rPr>
+        <w:t>SotsiaalAI</w:t>
       </w:r>
       <w:proofErr w:type="spellEnd"/>
       <w:r>
-        <w:t xml:space="preserve"> </w:t>
+        <w:rPr>
+          <w:lang w:val="et-EE"/>
+        </w:rPr>
+        <w:t xml:space="preserve"> kaitseb andmeid asjakohaste tehniliste ja korralduslike meetmetega. Nende hulka kuuluvad muu hulgas turvalised ühendused, ligipääsu piiramine vastavalt rollile ja töövajadusele, logimine, varundamine, taastamine, uuenduste ja haavatavuste haldus, rikkumiste käsitlus ning andmete säilitamise ja kustutamise reeglid.</w:t>
+      </w:r>
+    </w:p>
+    <w:p>
+      <w:pPr>
+        <w:rPr>
+          <w:lang w:val="et-EE"/>
+        </w:rPr>
+      </w:pPr>
+      <w:r>
+        <w:rPr>
+          <w:lang w:val="et-EE"/>
+        </w:rPr>
+        <w:t xml:space="preserve">Teenuse osutamiseks võib </w:t>
       </w:r>
       <w:proofErr w:type="spellStart"/>
       <w:r>
-        <w:t>märkab</w:t>
+        <w:rPr>
+          <w:lang w:val="et-EE"/>
+        </w:rPr>
+        <w:t>SotsiaalAI</w:t>
       </w:r>
       <w:proofErr w:type="spellEnd"/>
       <w:r>
-        <w:t xml:space="preserve"> </w:t>
+        <w:rPr>
+          <w:lang w:val="et-EE"/>
+        </w:rPr>
+        <w:t xml:space="preserve"> kasutada vajalikke teenusepakkujaid või </w:t>
       </w:r>
       <w:proofErr w:type="spellStart"/>
       <w:r>
-        <w:t>või</w:t>
+        <w:rPr>
+          <w:lang w:val="et-EE"/>
+        </w:rPr>
+        <w:t>alltöötlejaid</w:t>
       </w:r>
       <w:proofErr w:type="spellEnd"/>
       <w:r>
-        <w:t xml:space="preserve"> </w:t>
-      </w:r>
-      <w:proofErr w:type="spellStart"/>
-      <w:r>
-        <w:t>kahtlustab</w:t>
-      </w:r>
-      <w:proofErr w:type="spellEnd"/>
-      <w:r>
-        <w:t xml:space="preserve">, et </w:t>
-      </w:r>
-      <w:proofErr w:type="spellStart"/>
-      <w:r>
-        <w:t>platvormi</w:t>
-      </w:r>
-      <w:proofErr w:type="spellEnd"/>
-      <w:r>
-        <w:t xml:space="preserve"> on </w:t>
-      </w:r>
-      <w:proofErr w:type="spellStart"/>
-      <w:r>
-        <w:t>sisestatud</w:t>
-      </w:r>
-      <w:proofErr w:type="spellEnd"/>
-      <w:r>
-        <w:t xml:space="preserve"> vale, </w:t>
-      </w:r>
-      <w:proofErr w:type="spellStart"/>
-      <w:r>
-        <w:t>liigne</w:t>
-      </w:r>
-      <w:proofErr w:type="spellEnd"/>
-      <w:r>
-        <w:t xml:space="preserve"> </w:t>
-      </w:r>
-      <w:proofErr w:type="spellStart"/>
-      <w:r>
-        <w:t>või</w:t>
-      </w:r>
-      <w:proofErr w:type="spellEnd"/>
-      <w:r>
-        <w:t xml:space="preserve"> </w:t>
-      </w:r>
-      <w:proofErr w:type="spellStart"/>
-      <w:r>
-        <w:t>loata</w:t>
-      </w:r>
-      <w:proofErr w:type="spellEnd"/>
-      <w:r>
-        <w:t xml:space="preserve"> info, </w:t>
-      </w:r>
-      <w:proofErr w:type="spellStart"/>
-      <w:r>
-        <w:t>peab</w:t>
-      </w:r>
-      <w:proofErr w:type="spellEnd"/>
-      <w:r>
-        <w:t xml:space="preserve"> ta </w:t>
-      </w:r>
-      <w:proofErr w:type="spellStart"/>
-      <w:r>
-        <w:t>sellest</w:t>
-      </w:r>
-      <w:proofErr w:type="spellEnd"/>
-      <w:r>
-        <w:t xml:space="preserve"> </w:t>
-      </w:r>
-      <w:proofErr w:type="spellStart"/>
-      <w:r>
-        <w:t>kohe</w:t>
-      </w:r>
-      <w:proofErr w:type="spellEnd"/>
-      <w:r>
-        <w:t xml:space="preserve"> </w:t>
-      </w:r>
-      <w:proofErr w:type="spellStart"/>
-      <w:r>
-        <w:t>teada</w:t>
-      </w:r>
-      <w:proofErr w:type="spellEnd"/>
-      <w:r>
-        <w:t xml:space="preserve"> </w:t>
-      </w:r>
-      <w:proofErr w:type="spellStart"/>
-      <w:r>
-        <w:t>andma</w:t>
-      </w:r>
-      <w:proofErr w:type="spellEnd"/>
-      <w:r>
-        <w:t xml:space="preserve"> </w:t>
-      </w:r>
-      <w:proofErr w:type="spellStart"/>
-      <w:r>
-        <w:t>organisatsiooni</w:t>
-      </w:r>
-      <w:proofErr w:type="spellEnd"/>
-      <w:r>
-        <w:t xml:space="preserve"> </w:t>
-      </w:r>
-      <w:proofErr w:type="spellStart"/>
-      <w:r>
-        <w:t>tavapärase</w:t>
-      </w:r>
-      <w:proofErr w:type="spellEnd"/>
-      <w:r>
-        <w:t xml:space="preserve"> </w:t>
-      </w:r>
-      <w:proofErr w:type="spellStart"/>
-      <w:r>
-        <w:t>korra</w:t>
-      </w:r>
-      <w:proofErr w:type="spellEnd"/>
-      <w:r>
-        <w:t xml:space="preserve"> </w:t>
-      </w:r>
-      <w:proofErr w:type="spellStart"/>
-      <w:r>
-        <w:t>järgi</w:t>
-      </w:r>
-      <w:proofErr w:type="spellEnd"/>
-      <w:r>
-        <w:t xml:space="preserve">. Kui </w:t>
-      </w:r>
-      <w:proofErr w:type="spellStart"/>
-      <w:r>
-        <w:t>SotsiaalAI</w:t>
-      </w:r>
-      <w:proofErr w:type="spellEnd"/>
-      <w:r>
-        <w:t xml:space="preserve"> </w:t>
-      </w:r>
-      <w:proofErr w:type="spellStart"/>
-      <w:r>
-        <w:t>saab</w:t>
-      </w:r>
-      <w:proofErr w:type="spellEnd"/>
-      <w:r>
-        <w:t xml:space="preserve"> </w:t>
-      </w:r>
-      <w:proofErr w:type="spellStart"/>
-      <w:r>
-        <w:t>teada</w:t>
-      </w:r>
-      <w:proofErr w:type="spellEnd"/>
-      <w:r>
-        <w:t xml:space="preserve"> </w:t>
-      </w:r>
-      <w:proofErr w:type="spellStart"/>
-      <w:r>
-        <w:t>rikkumisest</w:t>
-      </w:r>
-      <w:proofErr w:type="spellEnd"/>
-      <w:r>
-        <w:t xml:space="preserve">, mis </w:t>
-      </w:r>
-      <w:proofErr w:type="spellStart"/>
-      <w:r>
-        <w:t>puudutab</w:t>
-      </w:r>
-      <w:proofErr w:type="spellEnd"/>
-      <w:r>
-        <w:t xml:space="preserve"> </w:t>
-      </w:r>
-      <w:proofErr w:type="spellStart"/>
-      <w:r>
-        <w:t>organisatsiooni</w:t>
-      </w:r>
-      <w:proofErr w:type="spellEnd"/>
-      <w:r>
-        <w:t xml:space="preserve"> </w:t>
-      </w:r>
-      <w:proofErr w:type="spellStart"/>
-      <w:r>
-        <w:t>andmeid</w:t>
-      </w:r>
-      <w:proofErr w:type="spellEnd"/>
-      <w:r>
-        <w:t xml:space="preserve">, </w:t>
-      </w:r>
-      <w:proofErr w:type="spellStart"/>
-      <w:r>
-        <w:t>teavitab</w:t>
-      </w:r>
-      <w:proofErr w:type="spellEnd"/>
-      <w:r>
-        <w:t xml:space="preserve"> ta </w:t>
-      </w:r>
-      <w:proofErr w:type="spellStart"/>
-      <w:r>
-        <w:t>organisatsiooni</w:t>
-      </w:r>
-      <w:proofErr w:type="spellEnd"/>
-      <w:r>
-        <w:t xml:space="preserve"> </w:t>
-      </w:r>
-      <w:proofErr w:type="spellStart"/>
-      <w:r>
-        <w:t>põhjendamatu</w:t>
-      </w:r>
-      <w:proofErr w:type="spellEnd"/>
-      <w:r>
-        <w:t xml:space="preserve"> </w:t>
-      </w:r>
-      <w:proofErr w:type="spellStart"/>
-      <w:r>
-        <w:t>viivituseta</w:t>
-      </w:r>
-      <w:proofErr w:type="spellEnd"/>
-      <w:r>
-        <w:t>.</w:t>
+        <w:rPr>
+          <w:lang w:val="et-EE"/>
+        </w:rPr>
+        <w:t>, näiteks majutuse, tehisintellekti, kõneteenuste, e-posti, logimise või monitooringu jaoks. Neid kasutatakse ainult teenuse toimimiseks vajalikus ulatuses ning neile kohalduvad asjakohased konfidentsiaalsus- ja andmekaitsekohustused.</w:t>
+      </w:r>
+    </w:p>
+    <w:p>
+      <w:pPr>
+        <w:rPr>
+          <w:lang w:val="et-EE"/>
+        </w:rPr>
+      </w:pPr>
+      <w:r>
+        <w:rPr>
+          <w:lang w:val="et-EE"/>
+        </w:rPr>
+        <w:t>Kui andmeid edastatakse väljapoole Euroopa Liitu või Euroopa Majanduspiirkonda, rakendatakse selleks asjakohaseid kaitsemeetmeid vastavalt kohaldatavale õigusele.</w:t>
+      </w:r>
+    </w:p>
+    <w:p>
+      <w:pPr>
+        <w:rPr>
+          <w:lang w:val="et-EE"/>
+        </w:rPr>
+      </w:pPr>
+      <w:r>
+        <w:rPr>
+          <w:lang w:val="et-EE"/>
+        </w:rPr>
+        <w:t>Platvormi põhimajutus toimub Euroopa Majanduspiirkonnas, sealhulgas Eestis, kui pooled ei lepi kirjalikult kokku teisiti.</w:t>
       </w:r>
     </w:p>
     <w:p>
@@ -4676,6 +1109,69 @@
         <w:spacing w:before="200" w:after="80"/>
       </w:pPr>
       <w:r>
+        <w:t xml:space="preserve">8. </w:t>
+      </w:r>
+      <w:proofErr w:type="spellStart"/>
+      <w:r>
+        <w:t>Vead</w:t>
+      </w:r>
+      <w:proofErr w:type="spellEnd"/>
+      <w:r>
+        <w:t xml:space="preserve"> ja </w:t>
+      </w:r>
+      <w:proofErr w:type="spellStart"/>
+      <w:r>
+        <w:t>rikkumised</w:t>
+      </w:r>
+      <w:proofErr w:type="spellEnd"/>
+    </w:p>
+    <w:p>
+      <w:pPr>
+        <w:rPr>
+          <w:lang w:val="et-EE"/>
+        </w:rPr>
+      </w:pPr>
+      <w:r>
+        <w:rPr>
+          <w:lang w:val="et-EE"/>
+        </w:rPr>
+        <w:t>Kui töötaja märkab või kahtlustab, et platvormi on sisestatud vale, liigne või loata info, peab ta sellest viivitamata teatama organisatsiooni tavapärase korra järgi.</w:t>
+      </w:r>
+    </w:p>
+    <w:p>
+      <w:pPr>
+        <w:rPr>
+          <w:lang w:val="et-EE"/>
+        </w:rPr>
+      </w:pPr>
+      <w:r>
+        <w:rPr>
+          <w:lang w:val="et-EE"/>
+        </w:rPr>
+        <w:t xml:space="preserve">Kui </w:t>
+      </w:r>
+      <w:proofErr w:type="spellStart"/>
+      <w:r>
+        <w:rPr>
+          <w:lang w:val="et-EE"/>
+        </w:rPr>
+        <w:t>SotsiaalAI</w:t>
+      </w:r>
+      <w:proofErr w:type="spellEnd"/>
+      <w:r>
+        <w:rPr>
+          <w:lang w:val="et-EE"/>
+        </w:rPr>
+        <w:t xml:space="preserve"> saab teada rikkumisest, mis puudutab organisatsiooni andmeid, teavitab ta organisatsiooni põhjendamatu viivituseta ning aitab mõistlikus ulatuses rikkumise asjaolude, võimaliku mõju ja edasiste sammude hindamisel.</w:t>
+      </w:r>
+    </w:p>
+    <w:p>
+      <w:pPr>
+        <w:pStyle w:val="Pealkiri1"/>
+        <w:spacing w:before="200" w:after="80"/>
+      </w:pPr>
+      <w:r>
+        <w:lastRenderedPageBreak/>
         <w:t xml:space="preserve">9. </w:t>
       </w:r>
       <w:proofErr w:type="spellStart"/>
@@ -4695,238 +1191,57 @@
     <w:p>
       <w:pPr>
         <w:spacing w:after="120" w:line="283" w:lineRule="auto"/>
+        <w:rPr>
+          <w:lang w:val="et-EE"/>
+        </w:rPr>
       </w:pPr>
+      <w:r>
+        <w:rPr>
+          <w:lang w:val="et-EE"/>
+        </w:rPr>
+        <w:t>Käesolev dokument jõustub organisatsiooni sisemise tööalase kasutuse alusena siis, kui organisatsiooni esindaja ja töötaja on selle allkirjastanud.</w:t>
+      </w:r>
+    </w:p>
+    <w:p>
+      <w:pPr>
+        <w:spacing w:after="120" w:line="283" w:lineRule="auto"/>
+        <w:rPr>
+          <w:lang w:val="et-EE"/>
+        </w:rPr>
+      </w:pPr>
+      <w:r>
+        <w:rPr>
+          <w:lang w:val="et-EE"/>
+        </w:rPr>
+        <w:t xml:space="preserve">Käesoleva dokumendi lepinguline osa jõustub </w:t>
+      </w:r>
       <w:proofErr w:type="spellStart"/>
       <w:r>
-        <w:t>Käesolev</w:t>
+        <w:rPr>
+          <w:lang w:val="et-EE"/>
+        </w:rPr>
+        <w:t>SotsiaalAI</w:t>
       </w:r>
       <w:proofErr w:type="spellEnd"/>
       <w:r>
-        <w:t xml:space="preserve"> </w:t>
+        <w:rPr>
+          <w:lang w:val="et-EE"/>
+        </w:rPr>
+        <w:t xml:space="preserve"> suhtes siis, kui organisatsioon ja </w:t>
       </w:r>
       <w:proofErr w:type="spellStart"/>
       <w:r>
-        <w:t>dokument</w:t>
+        <w:rPr>
+          <w:lang w:val="et-EE"/>
+        </w:rPr>
+        <w:t>SotsiaalAI</w:t>
       </w:r>
       <w:proofErr w:type="spellEnd"/>
       <w:r>
-        <w:t xml:space="preserve"> </w:t>
-      </w:r>
-      <w:proofErr w:type="spellStart"/>
-      <w:r>
-        <w:t>jõustub</w:t>
-      </w:r>
-      <w:proofErr w:type="spellEnd"/>
-      <w:r>
-        <w:t xml:space="preserve"> </w:t>
-      </w:r>
-      <w:proofErr w:type="spellStart"/>
-      <w:r>
-        <w:t>organisatsiooni</w:t>
-      </w:r>
-      <w:proofErr w:type="spellEnd"/>
-      <w:r>
-        <w:t xml:space="preserve"> </w:t>
-      </w:r>
-      <w:proofErr w:type="spellStart"/>
-      <w:r>
-        <w:t>sisemise</w:t>
-      </w:r>
-      <w:proofErr w:type="spellEnd"/>
-      <w:r>
-        <w:t xml:space="preserve"> </w:t>
-      </w:r>
-      <w:proofErr w:type="spellStart"/>
-      <w:r>
-        <w:t>tööalase</w:t>
-      </w:r>
-      <w:proofErr w:type="spellEnd"/>
-      <w:r>
-        <w:t xml:space="preserve"> </w:t>
-      </w:r>
-      <w:proofErr w:type="spellStart"/>
-      <w:r>
-        <w:t>kasutuse</w:t>
-      </w:r>
-      <w:proofErr w:type="spellEnd"/>
-      <w:r>
-        <w:t xml:space="preserve"> </w:t>
-      </w:r>
-      <w:proofErr w:type="spellStart"/>
-      <w:r>
-        <w:t>alusena</w:t>
-      </w:r>
-      <w:proofErr w:type="spellEnd"/>
-      <w:r>
-        <w:t xml:space="preserve"> </w:t>
-      </w:r>
-      <w:proofErr w:type="spellStart"/>
-      <w:r>
-        <w:t>siis</w:t>
-      </w:r>
-      <w:proofErr w:type="spellEnd"/>
-      <w:r>
-        <w:t xml:space="preserve">, </w:t>
-      </w:r>
-      <w:proofErr w:type="spellStart"/>
-      <w:r>
-        <w:t>kui</w:t>
-      </w:r>
-      <w:proofErr w:type="spellEnd"/>
-      <w:r>
-        <w:t xml:space="preserve"> </w:t>
-      </w:r>
-      <w:proofErr w:type="spellStart"/>
-      <w:r>
-        <w:t>organisatsiooni</w:t>
-      </w:r>
-      <w:proofErr w:type="spellEnd"/>
-      <w:r>
-        <w:t xml:space="preserve"> </w:t>
-      </w:r>
-      <w:proofErr w:type="spellStart"/>
-      <w:r>
-        <w:t>esindaja</w:t>
-      </w:r>
-      <w:proofErr w:type="spellEnd"/>
-      <w:r>
-        <w:t xml:space="preserve"> ja </w:t>
-      </w:r>
-      <w:proofErr w:type="spellStart"/>
-      <w:r>
-        <w:t>töötaja</w:t>
-      </w:r>
-      <w:proofErr w:type="spellEnd"/>
-      <w:r>
-        <w:t xml:space="preserve"> on </w:t>
-      </w:r>
-      <w:proofErr w:type="spellStart"/>
-      <w:r>
-        <w:t>selle</w:t>
-      </w:r>
-      <w:proofErr w:type="spellEnd"/>
-      <w:r>
-        <w:t xml:space="preserve"> </w:t>
-      </w:r>
-      <w:proofErr w:type="spellStart"/>
-      <w:r>
-        <w:t>allkirjastanud</w:t>
-      </w:r>
-      <w:proofErr w:type="spellEnd"/>
-      <w:r>
-        <w:t xml:space="preserve">. </w:t>
-      </w:r>
-      <w:proofErr w:type="spellStart"/>
-      <w:r>
-        <w:t>Käesoleva</w:t>
-      </w:r>
-      <w:proofErr w:type="spellEnd"/>
-      <w:r>
-        <w:t xml:space="preserve"> </w:t>
-      </w:r>
-      <w:proofErr w:type="spellStart"/>
-      <w:r>
-        <w:t>dokumendi</w:t>
-      </w:r>
-      <w:proofErr w:type="spellEnd"/>
-      <w:r>
-        <w:t xml:space="preserve"> </w:t>
-      </w:r>
-      <w:proofErr w:type="spellStart"/>
-      <w:r>
-        <w:t>lepinguline</w:t>
-      </w:r>
-      <w:proofErr w:type="spellEnd"/>
-      <w:r>
-        <w:t xml:space="preserve"> </w:t>
-      </w:r>
-      <w:proofErr w:type="spellStart"/>
-      <w:r>
-        <w:t>osa</w:t>
-      </w:r>
-      <w:proofErr w:type="spellEnd"/>
-      <w:r>
-        <w:t xml:space="preserve"> </w:t>
-      </w:r>
-      <w:proofErr w:type="spellStart"/>
-      <w:r>
-        <w:t>jõustub</w:t>
-      </w:r>
-      <w:proofErr w:type="spellEnd"/>
-      <w:r>
-        <w:t xml:space="preserve"> </w:t>
-      </w:r>
-      <w:proofErr w:type="spellStart"/>
-      <w:r>
-        <w:t>SotsiaalAI</w:t>
-      </w:r>
-      <w:proofErr w:type="spellEnd"/>
-      <w:r>
-        <w:t xml:space="preserve"> </w:t>
-      </w:r>
-      <w:proofErr w:type="spellStart"/>
-      <w:r>
-        <w:t>suhtes</w:t>
-      </w:r>
-      <w:proofErr w:type="spellEnd"/>
-      <w:r>
-        <w:t xml:space="preserve"> </w:t>
-      </w:r>
-      <w:proofErr w:type="spellStart"/>
-      <w:r>
-        <w:t>siis</w:t>
-      </w:r>
-      <w:proofErr w:type="spellEnd"/>
-      <w:r>
-        <w:t xml:space="preserve">, </w:t>
-      </w:r>
-      <w:proofErr w:type="spellStart"/>
-      <w:r>
-        <w:t>kui</w:t>
-      </w:r>
-      <w:proofErr w:type="spellEnd"/>
-      <w:r>
-        <w:t xml:space="preserve"> </w:t>
-      </w:r>
-      <w:proofErr w:type="spellStart"/>
-      <w:r>
-        <w:t>SotsiaalAI</w:t>
-      </w:r>
-      <w:proofErr w:type="spellEnd"/>
-      <w:r>
-        <w:t xml:space="preserve"> ja </w:t>
-      </w:r>
-      <w:proofErr w:type="spellStart"/>
-      <w:r>
-        <w:t>organisatsioon</w:t>
-      </w:r>
-      <w:proofErr w:type="spellEnd"/>
-      <w:r>
-        <w:t xml:space="preserve"> on </w:t>
-      </w:r>
-      <w:proofErr w:type="spellStart"/>
-      <w:r>
-        <w:t>allkirjastanud</w:t>
-      </w:r>
-      <w:proofErr w:type="spellEnd"/>
-      <w:r>
-        <w:t xml:space="preserve"> sama </w:t>
-      </w:r>
-      <w:proofErr w:type="spellStart"/>
-      <w:r>
-        <w:t>sisuga</w:t>
-      </w:r>
-      <w:proofErr w:type="spellEnd"/>
-      <w:r>
-        <w:t xml:space="preserve"> </w:t>
-      </w:r>
-      <w:proofErr w:type="spellStart"/>
-      <w:r>
-        <w:t>faili</w:t>
-      </w:r>
-      <w:proofErr w:type="spellEnd"/>
-      <w:r>
-        <w:t>.</w:t>
+        <w:rPr>
+          <w:lang w:val="et-EE"/>
+        </w:rPr>
+        <w:t xml:space="preserve"> on allkirjastanud sama sisuga faili.</w:t>
       </w:r>
     </w:p>
     <w:tbl>
@@ -5511,7 +1826,12 @@
       </w:pPr>
     </w:p>
     <w:sectPr>
-      <w:headerReference w:type="default" r:id="rId8"/>
+      <w:headerReference w:type="even" r:id="rId8"/>
+      <w:headerReference w:type="default" r:id="rId9"/>
+      <w:footerReference w:type="even" r:id="rId10"/>
+      <w:footerReference w:type="default" r:id="rId11"/>
+      <w:headerReference w:type="first" r:id="rId12"/>
+      <w:footerReference w:type="first" r:id="rId13"/>
       <w:pgSz w:w="12240" w:h="15840"/>
       <w:pgMar w:top="1247" w:right="1304" w:bottom="1247" w:left="1304" w:header="720" w:footer="720" w:gutter="0"/>
       <w:cols w:space="720"/>
@@ -5546,6 +1866,36 @@
 </w:endnotes>
 </file>
 
+<file path=word/footer1.xml><?xml version="1.0" encoding="utf-8"?>
+<w:ftr xmlns:wpc="http://schemas.microsoft.com/office/word/2010/wordprocessingCanvas" xmlns:cx="http://schemas.microsoft.com/office/drawing/2014/chartex" xmlns:cx1="http://schemas.microsoft.com/office/drawing/2015/9/8/chartex" xmlns:cx2="http://schemas.microsoft.com/office/drawing/2015/10/21/chartex" xmlns:cx3="http://schemas.microsoft.com/office/drawing/2016/5/9/chartex" xmlns:cx4="http://schemas.microsoft.com/office/drawing/2016/5/10/chartex" xmlns:cx5="http://schemas.microsoft.com/office/drawing/2016/5/11/chartex" xmlns:cx6="http://schemas.microsoft.com/office/drawing/2016/5/12/chartex" xmlns:cx7="http://schemas.microsoft.com/office/drawing/2016/5/13/chartex" xmlns:cx8="http://schemas.microsoft.com/office/drawing/2016/5/14/chartex" xmlns:mc="http://schemas.openxmlformats.org/markup-compatibility/2006" xmlns:aink="http://schemas.microsoft.com/office/drawing/2016/ink" xmlns:am3d="http://schemas.microsoft.com/office/drawing/2017/model3d" xmlns:o="urn:schemas-microsoft-com:office:office" xmlns:oel="http://schemas.microsoft.com/office/2019/extlst" xmlns:r="http://schemas.openxmlformats.org/officeDocument/2006/relationships" xmlns:m="http://schemas.openxmlformats.org/officeDocument/2006/math" xmlns:v="urn:schemas-microsoft-com:vml" xmlns:wp14="http://schemas.microsoft.com/office/word/2010/wordprocessingDrawing" xmlns:wp="http://schemas.openxmlformats.org/drawingml/2006/wordprocessingDrawing" xmlns:w10="urn:schemas-microsoft-com:office:word" xmlns:w="http://schemas.openxmlformats.org/wordprocessingml/2006/main" xmlns:w14="http://schemas.microsoft.com/office/word/2010/wordml" xmlns:w15="http://schemas.microsoft.com/office/word/2012/wordml" xmlns:w16cex="http://schemas.microsoft.com/office/word/2018/wordml/cex" xmlns:w16cid="http://schemas.microsoft.com/office/word/2016/wordml/cid" xmlns:w16="http://schemas.microsoft.com/office/word/2018/wordml" xmlns:w16du="http://schemas.microsoft.com/office/word/2023/wordml/word16du" xmlns:w16sdtdh="http://schemas.microsoft.com/office/word/2020/wordml/sdtdatahash" xmlns:w16sdtfl="http://schemas.microsoft.com/office/word/2024/wordml/sdtformatlock" xmlns:w16se="http://schemas.microsoft.com/office/word/2015/wordml/symex" xmlns:wpg="http://schemas.microsoft.com/office/word/2010/wordprocessingGroup" xmlns:wpi="http://schemas.microsoft.com/office/word/2010/wordprocessingInk" xmlns:wne="http://schemas.microsoft.com/office/word/2006/wordml" xmlns:wps="http://schemas.microsoft.com/office/word/2010/wordprocessingShape" mc:Ignorable="w14 w15 w16se w16cid w16 w16cex w16sdtdh w16sdtfl w16du wp14">
+  <w:p>
+    <w:pPr>
+      <w:pStyle w:val="Jalus"/>
+    </w:pPr>
+  </w:p>
+</w:ftr>
+</file>
+
+<file path=word/footer2.xml><?xml version="1.0" encoding="utf-8"?>
+<w:ftr xmlns:wpc="http://schemas.microsoft.com/office/word/2010/wordprocessingCanvas" xmlns:cx="http://schemas.microsoft.com/office/drawing/2014/chartex" xmlns:cx1="http://schemas.microsoft.com/office/drawing/2015/9/8/chartex" xmlns:cx2="http://schemas.microsoft.com/office/drawing/2015/10/21/chartex" xmlns:cx3="http://schemas.microsoft.com/office/drawing/2016/5/9/chartex" xmlns:cx4="http://schemas.microsoft.com/office/drawing/2016/5/10/chartex" xmlns:cx5="http://schemas.microsoft.com/office/drawing/2016/5/11/chartex" xmlns:cx6="http://schemas.microsoft.com/office/drawing/2016/5/12/chartex" xmlns:cx7="http://schemas.microsoft.com/office/drawing/2016/5/13/chartex" xmlns:cx8="http://schemas.microsoft.com/office/drawing/2016/5/14/chartex" xmlns:mc="http://schemas.openxmlformats.org/markup-compatibility/2006" xmlns:aink="http://schemas.microsoft.com/office/drawing/2016/ink" xmlns:am3d="http://schemas.microsoft.com/office/drawing/2017/model3d" xmlns:o="urn:schemas-microsoft-com:office:office" xmlns:oel="http://schemas.microsoft.com/office/2019/extlst" xmlns:r="http://schemas.openxmlformats.org/officeDocument/2006/relationships" xmlns:m="http://schemas.openxmlformats.org/officeDocument/2006/math" xmlns:v="urn:schemas-microsoft-com:vml" xmlns:wp14="http://schemas.microsoft.com/office/word/2010/wordprocessingDrawing" xmlns:wp="http://schemas.openxmlformats.org/drawingml/2006/wordprocessingDrawing" xmlns:w10="urn:schemas-microsoft-com:office:word" xmlns:w="http://schemas.openxmlformats.org/wordprocessingml/2006/main" xmlns:w14="http://schemas.microsoft.com/office/word/2010/wordml" xmlns:w15="http://schemas.microsoft.com/office/word/2012/wordml" xmlns:w16cex="http://schemas.microsoft.com/office/word/2018/wordml/cex" xmlns:w16cid="http://schemas.microsoft.com/office/word/2016/wordml/cid" xmlns:w16="http://schemas.microsoft.com/office/word/2018/wordml" xmlns:w16du="http://schemas.microsoft.com/office/word/2023/wordml/word16du" xmlns:w16sdtdh="http://schemas.microsoft.com/office/word/2020/wordml/sdtdatahash" xmlns:w16sdtfl="http://schemas.microsoft.com/office/word/2024/wordml/sdtformatlock" xmlns:w16se="http://schemas.microsoft.com/office/word/2015/wordml/symex" xmlns:wpg="http://schemas.microsoft.com/office/word/2010/wordprocessingGroup" xmlns:wpi="http://schemas.microsoft.com/office/word/2010/wordprocessingInk" xmlns:wne="http://schemas.microsoft.com/office/word/2006/wordml" xmlns:wps="http://schemas.microsoft.com/office/word/2010/wordprocessingShape" mc:Ignorable="w14 w15 w16se w16cid w16 w16cex w16sdtdh w16sdtfl w16du wp14">
+  <w:p>
+    <w:pPr>
+      <w:pStyle w:val="Jalus"/>
+    </w:pPr>
+  </w:p>
+</w:ftr>
+</file>
+
+<file path=word/footer3.xml><?xml version="1.0" encoding="utf-8"?>
+<w:ftr xmlns:wpc="http://schemas.microsoft.com/office/word/2010/wordprocessingCanvas" xmlns:cx="http://schemas.microsoft.com/office/drawing/2014/chartex" xmlns:cx1="http://schemas.microsoft.com/office/drawing/2015/9/8/chartex" xmlns:cx2="http://schemas.microsoft.com/office/drawing/2015/10/21/chartex" xmlns:cx3="http://schemas.microsoft.com/office/drawing/2016/5/9/chartex" xmlns:cx4="http://schemas.microsoft.com/office/drawing/2016/5/10/chartex" xmlns:cx5="http://schemas.microsoft.com/office/drawing/2016/5/11/chartex" xmlns:cx6="http://schemas.microsoft.com/office/drawing/2016/5/12/chartex" xmlns:cx7="http://schemas.microsoft.com/office/drawing/2016/5/13/chartex" xmlns:cx8="http://schemas.microsoft.com/office/drawing/2016/5/14/chartex" xmlns:mc="http://schemas.openxmlformats.org/markup-compatibility/2006" xmlns:aink="http://schemas.microsoft.com/office/drawing/2016/ink" xmlns:am3d="http://schemas.microsoft.com/office/drawing/2017/model3d" xmlns:o="urn:schemas-microsoft-com:office:office" xmlns:oel="http://schemas.microsoft.com/office/2019/extlst" xmlns:r="http://schemas.openxmlformats.org/officeDocument/2006/relationships" xmlns:m="http://schemas.openxmlformats.org/officeDocument/2006/math" xmlns:v="urn:schemas-microsoft-com:vml" xmlns:wp14="http://schemas.microsoft.com/office/word/2010/wordprocessingDrawing" xmlns:wp="http://schemas.openxmlformats.org/drawingml/2006/wordprocessingDrawing" xmlns:w10="urn:schemas-microsoft-com:office:word" xmlns:w="http://schemas.openxmlformats.org/wordprocessingml/2006/main" xmlns:w14="http://schemas.microsoft.com/office/word/2010/wordml" xmlns:w15="http://schemas.microsoft.com/office/word/2012/wordml" xmlns:w16cex="http://schemas.microsoft.com/office/word/2018/wordml/cex" xmlns:w16cid="http://schemas.microsoft.com/office/word/2016/wordml/cid" xmlns:w16="http://schemas.microsoft.com/office/word/2018/wordml" xmlns:w16du="http://schemas.microsoft.com/office/word/2023/wordml/word16du" xmlns:w16sdtdh="http://schemas.microsoft.com/office/word/2020/wordml/sdtdatahash" xmlns:w16sdtfl="http://schemas.microsoft.com/office/word/2024/wordml/sdtformatlock" xmlns:w16se="http://schemas.microsoft.com/office/word/2015/wordml/symex" xmlns:wpg="http://schemas.microsoft.com/office/word/2010/wordprocessingGroup" xmlns:wpi="http://schemas.microsoft.com/office/word/2010/wordprocessingInk" xmlns:wne="http://schemas.microsoft.com/office/word/2006/wordml" xmlns:wps="http://schemas.microsoft.com/office/word/2010/wordprocessingShape" mc:Ignorable="w14 w15 w16se w16cid w16 w16cex w16sdtdh w16sdtfl w16du wp14">
+  <w:p>
+    <w:pPr>
+      <w:pStyle w:val="Jalus"/>
+    </w:pPr>
+  </w:p>
+</w:ftr>
+</file>
+
 <file path=word/footnotes.xml><?xml version="1.0" encoding="utf-8"?>
 <w:footnotes xmlns:wpc="http://schemas.microsoft.com/office/word/2010/wordprocessingCanvas" xmlns:cx="http://schemas.microsoft.com/office/drawing/2014/chartex" xmlns:cx1="http://schemas.microsoft.com/office/drawing/2015/9/8/chartex" xmlns:cx2="http://schemas.microsoft.com/office/drawing/2015/10/21/chartex" xmlns:cx3="http://schemas.microsoft.com/office/drawing/2016/5/9/chartex" xmlns:cx4="http://schemas.microsoft.com/office/drawing/2016/5/10/chartex" xmlns:cx5="http://schemas.microsoft.com/office/drawing/2016/5/11/chartex" xmlns:cx6="http://schemas.microsoft.com/office/drawing/2016/5/12/chartex" xmlns:cx7="http://schemas.microsoft.com/office/drawing/2016/5/13/chartex" xmlns:cx8="http://schemas.microsoft.com/office/drawing/2016/5/14/chartex" xmlns:mc="http://schemas.openxmlformats.org/markup-compatibility/2006" xmlns:aink="http://schemas.microsoft.com/office/drawing/2016/ink" xmlns:am3d="http://schemas.microsoft.com/office/drawing/2017/model3d" xmlns:o="urn:schemas-microsoft-com:office:office" xmlns:oel="http://schemas.microsoft.com/office/2019/extlst" xmlns:r="http://schemas.openxmlformats.org/officeDocument/2006/relationships" xmlns:m="http://schemas.openxmlformats.org/officeDocument/2006/math" xmlns:v="urn:schemas-microsoft-com:vml" xmlns:wp14="http://schemas.microsoft.com/office/word/2010/wordprocessingDrawing" xmlns:wp="http://schemas.openxmlformats.org/drawingml/2006/wordprocessingDrawing" xmlns:w10="urn:schemas-microsoft-com:office:word" xmlns:w="http://schemas.openxmlformats.org/wordprocessingml/2006/main" xmlns:w14="http://schemas.microsoft.com/office/word/2010/wordml" xmlns:w15="http://schemas.microsoft.com/office/word/2012/wordml" xmlns:w16cex="http://schemas.microsoft.com/office/word/2018/wordml/cex" xmlns:w16cid="http://schemas.microsoft.com/office/word/2016/wordml/cid" xmlns:w16="http://schemas.microsoft.com/office/word/2018/wordml" xmlns:w16du="http://schemas.microsoft.com/office/word/2023/wordml/word16du" xmlns:w16sdtdh="http://schemas.microsoft.com/office/word/2020/wordml/sdtdatahash" xmlns:w16sdtfl="http://schemas.microsoft.com/office/word/2024/wordml/sdtformatlock" xmlns:w16se="http://schemas.microsoft.com/office/word/2015/wordml/symex" xmlns:wpg="http://schemas.microsoft.com/office/word/2010/wordprocessingGroup" xmlns:wpi="http://schemas.microsoft.com/office/word/2010/wordprocessingInk" xmlns:wne="http://schemas.microsoft.com/office/word/2006/wordml" xmlns:wps="http://schemas.microsoft.com/office/word/2010/wordprocessingShape" mc:Ignorable="w14 w15 w16se w16cid w16 w16cex w16sdtdh w16sdtfl w16du wp14">
   <w:footnote w:type="separator" w:id="-1">
@@ -5576,11 +1926,34 @@
   <w:p>
     <w:pPr>
       <w:pStyle w:val="Pis"/>
+    </w:pPr>
+  </w:p>
+</w:hdr>
+</file>
+
+<file path=word/header2.xml><?xml version="1.0" encoding="utf-8"?>
+<w:hdr xmlns:wpc="http://schemas.microsoft.com/office/word/2010/wordprocessingCanvas" xmlns:cx="http://schemas.microsoft.com/office/drawing/2014/chartex" xmlns:cx1="http://schemas.microsoft.com/office/drawing/2015/9/8/chartex" xmlns:cx2="http://schemas.microsoft.com/office/drawing/2015/10/21/chartex" xmlns:cx3="http://schemas.microsoft.com/office/drawing/2016/5/9/chartex" xmlns:cx4="http://schemas.microsoft.com/office/drawing/2016/5/10/chartex" xmlns:cx5="http://schemas.microsoft.com/office/drawing/2016/5/11/chartex" xmlns:cx6="http://schemas.microsoft.com/office/drawing/2016/5/12/chartex" xmlns:cx7="http://schemas.microsoft.com/office/drawing/2016/5/13/chartex" xmlns:cx8="http://schemas.microsoft.com/office/drawing/2016/5/14/chartex" xmlns:mc="http://schemas.openxmlformats.org/markup-compatibility/2006" xmlns:aink="http://schemas.microsoft.com/office/drawing/2016/ink" xmlns:am3d="http://schemas.microsoft.com/office/drawing/2017/model3d" xmlns:o="urn:schemas-microsoft-com:office:office" xmlns:oel="http://schemas.microsoft.com/office/2019/extlst" xmlns:r="http://schemas.openxmlformats.org/officeDocument/2006/relationships" xmlns:m="http://schemas.openxmlformats.org/officeDocument/2006/math" xmlns:v="urn:schemas-microsoft-com:vml" xmlns:wp14="http://schemas.microsoft.com/office/word/2010/wordprocessingDrawing" xmlns:wp="http://schemas.openxmlformats.org/drawingml/2006/wordprocessingDrawing" xmlns:w10="urn:schemas-microsoft-com:office:word" xmlns:w="http://schemas.openxmlformats.org/wordprocessingml/2006/main" xmlns:w14="http://schemas.microsoft.com/office/word/2010/wordml" xmlns:w15="http://schemas.microsoft.com/office/word/2012/wordml" xmlns:w16cex="http://schemas.microsoft.com/office/word/2018/wordml/cex" xmlns:w16cid="http://schemas.microsoft.com/office/word/2016/wordml/cid" xmlns:w16="http://schemas.microsoft.com/office/word/2018/wordml" xmlns:w16du="http://schemas.microsoft.com/office/word/2023/wordml/word16du" xmlns:w16sdtdh="http://schemas.microsoft.com/office/word/2020/wordml/sdtdatahash" xmlns:w16sdtfl="http://schemas.microsoft.com/office/word/2024/wordml/sdtformatlock" xmlns:w16se="http://schemas.microsoft.com/office/word/2015/wordml/symex" xmlns:wpg="http://schemas.microsoft.com/office/word/2010/wordprocessingGroup" xmlns:wpi="http://schemas.microsoft.com/office/word/2010/wordprocessingInk" xmlns:wne="http://schemas.microsoft.com/office/word/2006/wordml" xmlns:wps="http://schemas.microsoft.com/office/word/2010/wordprocessingShape" mc:Ignorable="w14 w15 w16se w16cid w16 w16cex w16sdtdh w16sdtfl w16du wp14">
+  <w:p>
+    <w:pPr>
+      <w:pStyle w:val="Pis"/>
       <w:jc w:val="right"/>
     </w:pPr>
     <w:r>
-      <w:t>11.04.2026</w:t>
+      <w:t>23</w:t>
     </w:r>
+    <w:r>
+      <w:t>.04.2026</w:t>
+    </w:r>
+  </w:p>
+</w:hdr>
+</file>
+
+<file path=word/header3.xml><?xml version="1.0" encoding="utf-8"?>
+<w:hdr xmlns:wpc="http://schemas.microsoft.com/office/word/2010/wordprocessingCanvas" xmlns:cx="http://schemas.microsoft.com/office/drawing/2014/chartex" xmlns:cx1="http://schemas.microsoft.com/office/drawing/2015/9/8/chartex" xmlns:cx2="http://schemas.microsoft.com/office/drawing/2015/10/21/chartex" xmlns:cx3="http://schemas.microsoft.com/office/drawing/2016/5/9/chartex" xmlns:cx4="http://schemas.microsoft.com/office/drawing/2016/5/10/chartex" xmlns:cx5="http://schemas.microsoft.com/office/drawing/2016/5/11/chartex" xmlns:cx6="http://schemas.microsoft.com/office/drawing/2016/5/12/chartex" xmlns:cx7="http://schemas.microsoft.com/office/drawing/2016/5/13/chartex" xmlns:cx8="http://schemas.microsoft.com/office/drawing/2016/5/14/chartex" xmlns:mc="http://schemas.openxmlformats.org/markup-compatibility/2006" xmlns:aink="http://schemas.microsoft.com/office/drawing/2016/ink" xmlns:am3d="http://schemas.microsoft.com/office/drawing/2017/model3d" xmlns:o="urn:schemas-microsoft-com:office:office" xmlns:oel="http://schemas.microsoft.com/office/2019/extlst" xmlns:r="http://schemas.openxmlformats.org/officeDocument/2006/relationships" xmlns:m="http://schemas.openxmlformats.org/officeDocument/2006/math" xmlns:v="urn:schemas-microsoft-com:vml" xmlns:wp14="http://schemas.microsoft.com/office/word/2010/wordprocessingDrawing" xmlns:wp="http://schemas.openxmlformats.org/drawingml/2006/wordprocessingDrawing" xmlns:w10="urn:schemas-microsoft-com:office:word" xmlns:w="http://schemas.openxmlformats.org/wordprocessingml/2006/main" xmlns:w14="http://schemas.microsoft.com/office/word/2010/wordml" xmlns:w15="http://schemas.microsoft.com/office/word/2012/wordml" xmlns:w16cex="http://schemas.microsoft.com/office/word/2018/wordml/cex" xmlns:w16cid="http://schemas.microsoft.com/office/word/2016/wordml/cid" xmlns:w16="http://schemas.microsoft.com/office/word/2018/wordml" xmlns:w16du="http://schemas.microsoft.com/office/word/2023/wordml/word16du" xmlns:w16sdtdh="http://schemas.microsoft.com/office/word/2020/wordml/sdtdatahash" xmlns:w16sdtfl="http://schemas.microsoft.com/office/word/2024/wordml/sdtformatlock" xmlns:w16se="http://schemas.microsoft.com/office/word/2015/wordml/symex" xmlns:wpg="http://schemas.microsoft.com/office/word/2010/wordprocessingGroup" xmlns:wpi="http://schemas.microsoft.com/office/word/2010/wordprocessingInk" xmlns:wne="http://schemas.microsoft.com/office/word/2006/wordml" xmlns:wps="http://schemas.microsoft.com/office/word/2010/wordprocessingShape" mc:Ignorable="w14 w15 w16se w16cid w16 w16cex w16sdtdh w16sdtfl w16du wp14">
+  <w:p>
+    <w:pPr>
+      <w:pStyle w:val="Pis"/>
+    </w:pPr>
   </w:p>
 </w:hdr>
 </file>
@@ -6394,7 +2767,6 @@
   <w:style w:type="character" w:default="1" w:styleId="Liguvaikefont">
     <w:name w:val="Default Paragraph Font"/>
     <w:uiPriority w:val="1"/>
-    <w:semiHidden/>
     <w:unhideWhenUsed/>
   </w:style>
   <w:style w:type="table" w:default="1" w:styleId="Normaaltabel">

--- a/public/legal/SotsiaalAI_raamdokument.docx
+++ b/public/legal/SotsiaalAI_raamdokument.docx
@@ -13,7 +13,7 @@
       </w:pPr>
       <w:proofErr w:type="spellStart"/>
       <w:r>
-        <w:t>Tööalase</w:t>
+        <w:t>TĆ¶Ć¶alase</w:t>
       </w:r>
       <w:proofErr w:type="spellEnd"/>
       <w:r>
@@ -45,7 +45,7 @@
       </w:r>
       <w:proofErr w:type="spellStart"/>
       <w:r>
-        <w:t>töötlemise</w:t>
+        <w:t>tĆ¶Ć¶tlemise</w:t>
       </w:r>
       <w:proofErr w:type="spellEnd"/>
       <w:r>
@@ -70,7 +70,7 @@
         <w:rPr>
           <w:lang w:val="et-EE"/>
         </w:rPr>
-        <w:t>Õiguslik raamistik ja säilitamine</w:t>
+        <w:t>Ć•iguslik raamistik ja sĆ¤ilitamine</w:t>
       </w:r>
       <w:r>
         <w:rPr>
@@ -89,7 +89,7 @@
         <w:rPr>
           <w:lang w:val="et-EE"/>
         </w:rPr>
-        <w:t xml:space="preserve">Käesolev dokument lähtub isikuandmete töötlemisel kohaldatavast õigusest, eelkõige Euroopa Parlamendi ja nõukogu määrusest (EL) 2016/679, Eesti isikuandmete kaitse seadusest ning vajaduse korral muudest organisatsiooni tegevusvaldkonda reguleerivatest õigusaktidest. Kui organisatsioonile kohalduvad avaliku teabe, dokumendihalduse, arhiveerimise või muud dokumentide säilitamise nõuded, tuleb </w:t>
+        <w:t xml:space="preserve">KĆ¤esolev dokument lĆ¤htub isikuandmete tĆ¶Ć¶tlemisel kohaldatavast Ćµigusest, eelkĆµige Euroopa Parlamendi ja nĆµukogu mĆ¤Ć¤rusest (EL) 2016/679, Eesti isikuandmete kaitse seadusest ning vajaduse korral muudest organisatsiooni tegevusvaldkonda reguleerivatest Ćµigusaktidest. Kui organisatsioonile kohalduvad avaliku teabe, dokumendihalduse, arhiveerimise vĆµi muud dokumentide sĆ¤ilitamise nĆµuded, tuleb </w:t>
       </w:r>
       <w:proofErr w:type="spellStart"/>
       <w:r>
@@ -103,7 +103,7 @@
         <w:rPr>
           <w:lang w:val="et-EE"/>
         </w:rPr>
-        <w:t xml:space="preserve"> kasutamisel järgida ka neid nõudeid.</w:t>
+        <w:t xml:space="preserve"> kasutamisel jĆ¤rgida ka neid nĆµudeid.</w:t>
       </w:r>
     </w:p>
     <w:p>
@@ -124,7 +124,7 @@
         <w:rPr>
           <w:lang w:val="et-EE"/>
         </w:rPr>
-        <w:t>-s tohib andmeid, dokumente ja muid töömaterjale kasutada, säilitada ja töödelda ainult ulatuses, mis on vajalik tööülesande täitmiseks, teenuse osutamiseks või seadusest tuleneva kohustuse täitmiseks. Andmeid ei säilitata kauem, kui see on vajalik. Kui säilitamise alus lõpeb, andmed kustutatakse, tagastatakse või arhiveeritakse vastavalt poolte kokkuleppele, kohaldatavatele säilitamiskohustustele ja tehnilistele võimalustele.</w:t>
+        <w:t>-s tohib andmeid, dokumente ja muid tĆ¶Ć¶materjale kasutada, sĆ¤ilitada ja tĆ¶Ć¶delda ainult ulatuses, mis on vajalik tĆ¶Ć¶Ć¼lesande tĆ¤itmiseks, teenuse osutamiseks vĆµi seadusest tuleneva kohustuse tĆ¤itmiseks. Andmeid ei sĆ¤ilitata kauem, kui see on vajalik. Kui sĆ¤ilitamise alus lĆµpeb, andmed kustutatakse, tagastatakse vĆµi arhiveeritakse vastavalt poolte kokkuleppele, kohaldatavatele sĆ¤ilitamiskohustustele ja tehnilistele vĆµimalustele.</w:t>
       </w:r>
     </w:p>
     <w:p>
@@ -162,7 +162,7 @@
         <w:rPr>
           <w:lang w:val="et-EE"/>
         </w:rPr>
-        <w:t xml:space="preserve">Käesolev dokument koondab ühte faili organisatsiooni tööalase kasutuse aluse, kasutamise põhireeglid, töötaja kinnituse ning organisatsiooni ja </w:t>
+        <w:t xml:space="preserve">KĆ¤esolev dokument koondab Ć¼hte faili organisatsiooni tĆ¶Ć¶alase kasutuse aluse, kasutamise pĆµhireeglid, tĆ¶Ć¶taja kinnituse ning organisatsiooni ja </w:t>
       </w:r>
       <w:proofErr w:type="spellStart"/>
       <w:r>
@@ -176,7 +176,7 @@
         <w:rPr>
           <w:lang w:val="et-EE"/>
         </w:rPr>
-        <w:t xml:space="preserve"> vahelise kirjaliku kokkuleppe andmete töötlemise kohta ulatuses, milles </w:t>
+        <w:t xml:space="preserve"> vahelise kirjaliku kokkuleppe andmete tĆ¶Ć¶tlemise kohta ulatuses, milles </w:t>
       </w:r>
       <w:proofErr w:type="spellStart"/>
       <w:r>
@@ -190,7 +190,7 @@
         <w:rPr>
           <w:lang w:val="et-EE"/>
         </w:rPr>
-        <w:t xml:space="preserve"> töötleb andmeid organisatsiooni nimel.</w:t>
+        <w:t xml:space="preserve"> tĆ¶Ć¶tleb andmeid organisatsiooni nimel.</w:t>
       </w:r>
     </w:p>
     <w:p>
@@ -211,7 +211,7 @@
         <w:rPr>
           <w:lang w:val="et-EE"/>
         </w:rPr>
-        <w:t xml:space="preserve"> on töövahend. Seda võib kasutada dokumentide, kirjade, kokkuvõtete, aruannete ja muude töömustandite ettevalmistamiseks, info korrastamiseks ning tööks vajalike failide hoidmiseks ja kasutamiseks platvormis. </w:t>
+        <w:t xml:space="preserve"> on tĆ¶Ć¶vahend. Seda vĆµib kasutada dokumentide, kirjade, kokkuvĆµtete, aruannete ja muude tĆ¶Ć¶mustandite ettevalmistamiseks, info korrastamiseks ning tĆ¶Ć¶ks vajalike failide hoidmiseks ja kasutamiseks platvormis. </w:t>
       </w:r>
       <w:proofErr w:type="spellStart"/>
       <w:r>
@@ -225,7 +225,7 @@
         <w:rPr>
           <w:lang w:val="et-EE"/>
         </w:rPr>
-        <w:t xml:space="preserve"> aitab töötajat töö tegemisel, kuid ei tee otsuseid inimese eest. Kõik oluline kontrollitakse enne kasutamist inimese poolt üle.</w:t>
+        <w:t xml:space="preserve"> aitab tĆ¶Ć¶tajat tĆ¶Ć¶ tegemisel, kuid ei tee otsuseid inimese eest. KĆµik oluline kontrollitakse enne kasutamist inimese poolt Ć¼le.</w:t>
       </w:r>
     </w:p>
     <w:p>
@@ -238,7 +238,7 @@
         <w:rPr>
           <w:lang w:val="et-EE"/>
         </w:rPr>
-        <w:t>Käesolev dokument ei anna iseenesest õigust kasutada isikuandmeid ükskõik millisel viisil. Organisatsioon peab enne kasutamist veenduma, et andmete kasutamine on vajalik, lubatud ja seadusega kooskõlas.</w:t>
+        <w:t>KĆ¤esolev dokument ei anna iseenesest Ćµigust kasutada isikuandmeid Ć¼kskĆµik millisel viisil. Organisatsioon peab enne kasutamist veenduma, et andmete kasutamine on vajalik, lubatud ja seadusega kooskĆµlas.</w:t>
       </w:r>
     </w:p>
     <w:p>
@@ -259,7 +259,7 @@
       </w:r>
       <w:proofErr w:type="spellStart"/>
       <w:r>
-        <w:t>põhireeglid</w:t>
+        <w:t>pĆµhireeglid</w:t>
       </w:r>
       <w:proofErr w:type="spellEnd"/>
     </w:p>
@@ -281,7 +281,7 @@
         <w:rPr>
           <w:lang w:val="et-EE"/>
         </w:rPr>
-        <w:t>-d kasutatakse ainult tööalase vajaduse korral ja organisatsiooni kehtestatud juhiste kohaselt.</w:t>
+        <w:t>-d kasutatakse ainult tĆ¶Ć¶alase vajaduse korral ja organisatsiooni kehtestatud juhiste kohaselt.</w:t>
       </w:r>
     </w:p>
     <w:p>
@@ -302,7 +302,7 @@
         <w:rPr>
           <w:lang w:val="et-EE"/>
         </w:rPr>
-        <w:t>-d ei tohi kasutada ainsa alusena otsusele, mis mõjutab inimese õigusi, kohustusi, toetusi, teenuseid või muud olulist olukorda. Lõplik hinnang ja otsus jäävad alati inimesele ning vajaduse korral organisatsioonile.</w:t>
+        <w:t>-d ei tohi kasutada ainsa alusena otsusele, mis mĆµjutab inimese Ćµigusi, kohustusi, toetusi, teenuseid vĆµi muud olulist olukorda. LĆµplik hinnang ja otsus jĆ¤Ć¤vad alati inimesele ning vajaduse korral organisatsioonile.</w:t>
       </w:r>
     </w:p>
     <w:p>
@@ -315,7 +315,7 @@
         <w:rPr>
           <w:lang w:val="et-EE"/>
         </w:rPr>
-        <w:t>Platvormi võib kasutada tekstide sõnastamiseks, kokkuvõtete ja aruannete ettevalmistamiseks, töömustandite koostamiseks, info korrastamiseks ning tööks vajalike failide hoidmiseks ja kasutamiseks ühes keskkonnas.</w:t>
+        <w:t>Platvormi vĆµib kasutada tekstide sĆµnastamiseks, kokkuvĆµtete ja aruannete ettevalmistamiseks, tĆ¶Ć¶mustandite koostamiseks, info korrastamiseks ning tĆ¶Ć¶ks vajalike failide hoidmiseks ja kasutamiseks Ć¼hes keskkonnas.</w:t>
       </w:r>
     </w:p>
     <w:p>
@@ -351,7 +351,7 @@
         <w:rPr>
           <w:lang w:val="et-EE"/>
         </w:rPr>
-        <w:t>Platvormi sisestatakse ja seal hoitakse ainult nii palju infot, kui on töö tegemiseks vajalik. Võimaluse korral kirjeldatakse olukorda üldisemalt ja selliselt, et inimest ei saaks kohe ära tunda.</w:t>
+        <w:t>Platvormi sisestatakse ja seal hoitakse ainult nii palju infot, kui on tĆ¶Ć¶ tegemiseks vajalik. VĆµimaluse korral kirjeldatakse olukorda Ć¼ldisemalt ja selliselt, et inimest ei saaks kohe Ć¤ra tunda.</w:t>
       </w:r>
     </w:p>
     <w:p>
@@ -364,7 +364,7 @@
         <w:rPr>
           <w:lang w:val="et-EE"/>
         </w:rPr>
-        <w:t>Kui töö tegemiseks on siiski vaja kasutada tundlikke andmeid või inimese täpseid andmeid, tohib seda teha ainult siis, kui see on tööülesande täitmiseks vajalik, organisatsiooni poolt lubatud ja kohaldatava õigusega kooskõlas. Ka sel juhul kasutatakse ainult kõige vajalikumat osa.</w:t>
+        <w:t>Kui tĆ¶Ć¶ tegemiseks on siiski vaja kasutada tundlikke andmeid vĆµi inimese tĆ¤pseid andmeid, tohib seda teha ainult siis, kui see on tĆ¶Ć¶Ć¼lesande tĆ¤itmiseks vajalik, organisatsiooni poolt lubatud ja kohaldatava Ćµigusega kooskĆµlas. Ka sel juhul kasutatakse ainult kĆµige vajalikumat osa.</w:t>
       </w:r>
     </w:p>
     <w:p>
@@ -377,7 +377,7 @@
         <w:rPr>
           <w:lang w:val="et-EE"/>
         </w:rPr>
-        <w:t>Platvormi ei tohi sisestada salasõnu, sisselogimiskoode, pangakaardiandmeid ega muid salajasi ligipääsuandmeid. Samuti ei tohi sinna lisada andmeid või faile viisil, mis oleks vastuolus seaduse, ametisaladuse, kutse-eetika, konfidentsiaalsuskohustuse või organisatsiooni sisekorraga.</w:t>
+        <w:t>Platvormi ei tohi sisestada salasĆµnu, sisselogimiskoode, pangakaardiandmeid ega muid salajasi ligipĆ¤Ć¤suandmeid. Samuti ei tohi sinna lisada andmeid vĆµi faile viisil, mis oleks vastuolus seaduse, ametisaladuse, kutse-eetika, konfidentsiaalsuskohustuse vĆµi organisatsiooni sisekorraga.</w:t>
       </w:r>
     </w:p>
     <w:p>
@@ -404,7 +404,7 @@
         <w:rPr>
           <w:lang w:val="et-EE"/>
         </w:rPr>
-        <w:t xml:space="preserve">Organisatsioon vastutab selle eest, et töötajale oleks selge, milleks tohib </w:t>
+        <w:t xml:space="preserve">Organisatsioon vastutab selle eest, et tĆ¶Ć¶tajale oleks selge, milleks tohib </w:t>
       </w:r>
       <w:proofErr w:type="spellStart"/>
       <w:r>
@@ -418,7 +418,7 @@
         <w:rPr>
           <w:lang w:val="et-EE"/>
         </w:rPr>
-        <w:t>-d kasutada ja milleks mitte. Organisatsioon otsustab, millal võib kasutada tuvastatavaid või tundlikke andmeid, kas vaja on täiendavaid kaitsemeetmeid ning millised piirangud või sisekorrareeglid kasutamisele kohalduvad.</w:t>
+        <w:t>-d kasutada ja milleks mitte. Organisatsioon otsustab, millal vĆµib kasutada tuvastatavaid vĆµi tundlikke andmeid, kas vaja on tĆ¤iendavaid kaitsemeetmeid ning millised piirangud vĆµi sisekorrareeglid kasutamisele kohalduvad.</w:t>
       </w:r>
     </w:p>
     <w:p>
@@ -431,7 +431,7 @@
         <w:rPr>
           <w:lang w:val="et-EE"/>
         </w:rPr>
-        <w:t xml:space="preserve">Töötaja kasutab </w:t>
+        <w:t xml:space="preserve">TĆ¶Ć¶taja kasutab </w:t>
       </w:r>
       <w:proofErr w:type="spellStart"/>
       <w:r>
@@ -445,7 +445,7 @@
         <w:rPr>
           <w:lang w:val="et-EE"/>
         </w:rPr>
-        <w:t xml:space="preserve">-d ainult tööalase vajaduse korral ja organisatsiooni juhiste järgi. Töötaja vastutab selle eest, et ta ei sisesta rohkem andmeid kui vajalik, kontrollib platvormi vastused alati ise üle ning ei kasuta </w:t>
+        <w:t xml:space="preserve">-d ainult tĆ¶Ć¶alase vajaduse korral ja organisatsiooni juhiste jĆ¤rgi. TĆ¶Ć¶taja vastutab selle eest, et ta ei sisesta rohkem andmeid kui vajalik, kontrollib platvormi vastused alati ise Ć¼le ning ei kasuta </w:t>
       </w:r>
       <w:proofErr w:type="spellStart"/>
       <w:r>
@@ -459,7 +459,7 @@
         <w:rPr>
           <w:lang w:val="et-EE"/>
         </w:rPr>
-        <w:t>-d inimese kohta lõpliku otsuse tegemiseks.</w:t>
+        <w:t>-d inimese kohta lĆµpliku otsuse tegemiseks.</w:t>
       </w:r>
     </w:p>
     <w:p>
@@ -503,7 +503,7 @@
       </w:r>
       <w:proofErr w:type="spellStart"/>
       <w:r>
-        <w:t>käesoleva</w:t>
+        <w:t>kĆ¤esoleva</w:t>
       </w:r>
       <w:proofErr w:type="spellEnd"/>
       <w:r>
@@ -543,7 +543,7 @@
       </w:r>
       <w:proofErr w:type="spellStart"/>
       <w:r>
-        <w:t>või</w:t>
+        <w:t>vĆµi</w:t>
       </w:r>
       <w:proofErr w:type="spellEnd"/>
       <w:r>
@@ -575,7 +575,7 @@
       </w:r>
       <w:proofErr w:type="spellStart"/>
       <w:r>
-        <w:t>vähemalt</w:t>
+        <w:t>vĆ¤hemalt</w:t>
       </w:r>
       <w:proofErr w:type="spellEnd"/>
       <w:r>
@@ -591,7 +591,7 @@
       </w:r>
       <w:proofErr w:type="spellStart"/>
       <w:r>
-        <w:t>järgmisi</w:t>
+        <w:t>jĆ¤rgmisi</w:t>
       </w:r>
       <w:proofErr w:type="spellEnd"/>
       <w:r>
@@ -599,7 +599,7 @@
       </w:r>
       <w:proofErr w:type="spellStart"/>
       <w:r>
-        <w:t>küsimusi</w:t>
+        <w:t>kĆ¼simusi</w:t>
       </w:r>
       <w:proofErr w:type="spellEnd"/>
       <w:r>
@@ -615,7 +615,7 @@
       </w:r>
       <w:proofErr w:type="spellStart"/>
       <w:r>
-        <w:t>eesmärk</w:t>
+        <w:t>eesmĆ¤rk</w:t>
       </w:r>
       <w:proofErr w:type="spellEnd"/>
       <w:r>
@@ -639,7 +639,7 @@
       </w:r>
       <w:proofErr w:type="spellStart"/>
       <w:r>
-        <w:t>õiguslik</w:t>
+        <w:t>Ćµiguslik</w:t>
       </w:r>
       <w:proofErr w:type="spellEnd"/>
       <w:r>
@@ -671,7 +671,7 @@
       </w:r>
       <w:proofErr w:type="spellStart"/>
       <w:r>
-        <w:t>täiendava</w:t>
+        <w:t>tĆ¤iendava</w:t>
       </w:r>
       <w:proofErr w:type="spellEnd"/>
       <w:r>
@@ -687,7 +687,7 @@
       </w:r>
       <w:proofErr w:type="spellStart"/>
       <w:r>
-        <w:t>või</w:t>
+        <w:t>vĆµi</w:t>
       </w:r>
       <w:proofErr w:type="spellEnd"/>
       <w:r>
@@ -703,7 +703,7 @@
       </w:r>
       <w:proofErr w:type="spellStart"/>
       <w:r>
-        <w:t>järele</w:t>
+        <w:t>jĆ¤rele</w:t>
       </w:r>
       <w:proofErr w:type="spellEnd"/>
       <w:r>
@@ -719,7 +719,7 @@
       </w:r>
       <w:proofErr w:type="spellStart"/>
       <w:r>
-        <w:t>töötajatele</w:t>
+        <w:t>tĆ¶Ć¶tajatele</w:t>
       </w:r>
       <w:proofErr w:type="spellEnd"/>
       <w:r>
@@ -784,7 +784,7 @@
       </w:r>
       <w:proofErr w:type="spellStart"/>
       <w:r>
-        <w:t>töötlemise</w:t>
+        <w:t>tĆ¶Ć¶tlemise</w:t>
       </w:r>
       <w:proofErr w:type="spellEnd"/>
       <w:r>
@@ -806,7 +806,7 @@
         <w:rPr>
           <w:lang w:val="et-EE"/>
         </w:rPr>
-        <w:t xml:space="preserve">Käesolev dokument on ühtlasi organisatsiooni ja </w:t>
+        <w:t xml:space="preserve">KĆ¤esolev dokument on Ć¼htlasi organisatsiooni ja </w:t>
       </w:r>
       <w:proofErr w:type="spellStart"/>
       <w:r>
@@ -820,7 +820,7 @@
         <w:rPr>
           <w:lang w:val="et-EE"/>
         </w:rPr>
-        <w:t xml:space="preserve"> vaheline kirjalik kokkulepe andmete töötlemise kohta ulatuses, milles </w:t>
+        <w:t xml:space="preserve"> vaheline kirjalik kokkulepe andmete tĆ¶Ć¶tlemise kohta ulatuses, milles </w:t>
       </w:r>
       <w:proofErr w:type="spellStart"/>
       <w:r>
@@ -834,7 +834,7 @@
         <w:rPr>
           <w:lang w:val="et-EE"/>
         </w:rPr>
-        <w:t xml:space="preserve"> töötleb isikuandmeid organisatsiooni nimel. Käesoleva dokumendi selles osas käsitatakse organisatsiooni vastutava töötlejana ja </w:t>
+        <w:t xml:space="preserve"> tĆ¶Ć¶tleb isikuandmeid organisatsiooni nimel. KĆ¤esoleva dokumendi selles osas kĆ¤sitatakse organisatsiooni vastutava tĆ¶Ć¶tlejana ja </w:t>
       </w:r>
       <w:proofErr w:type="spellStart"/>
       <w:r>
@@ -848,7 +848,7 @@
         <w:rPr>
           <w:lang w:val="et-EE"/>
         </w:rPr>
-        <w:t>-d volitatud töötlejana ulatuses, milles see õiguslik rollijaotus konkreetsele töötlemisele kohaldub.</w:t>
+        <w:t>-d volitatud tĆ¶Ć¶tlejana ulatuses, milles see Ćµiguslik rollijaotus konkreetsele tĆ¶Ć¶tlemisele kohaldub.</w:t>
       </w:r>
     </w:p>
     <w:p>
@@ -861,7 +861,7 @@
         <w:rPr>
           <w:lang w:val="et-EE"/>
         </w:rPr>
-        <w:t xml:space="preserve">See osa jõustub siis, kui organisatsioon ja </w:t>
+        <w:t xml:space="preserve">See osa jĆµustub siis, kui organisatsioon ja </w:t>
       </w:r>
       <w:proofErr w:type="spellStart"/>
       <w:r>
@@ -896,7 +896,7 @@
         <w:rPr>
           <w:lang w:val="et-EE"/>
         </w:rPr>
-        <w:t xml:space="preserve"> töötleb organisatsiooni nimel andmeid ainult ulatuses, mis on vajalik teenuse osutamiseks. See võib hõlmata failide hoidmist, dokumentide, kokkuvõtete, aruannete ja muude töömustandite ettevalmistamist, info korrastamist, lubatud töövoogude tehnilist käitamist, kasutaja tuvastamist, tehnilist tuge, turvet ja teenuse töökindluse tagamist.</w:t>
+        <w:t xml:space="preserve"> tĆ¶Ć¶tleb organisatsiooni nimel andmeid ainult ulatuses, mis on vajalik teenuse osutamiseks. See vĆµib hĆµlmata failide hoidmist, dokumentide, kokkuvĆµtete, aruannete ja muude tĆ¶Ć¶mustandite ettevalmistamist, info korrastamist, lubatud tĆ¶Ć¶voogude tehnilist kĆ¤itamist, kasutaja tuvastamist, tehnilist tuge, turvet ja teenuse tĆ¶Ć¶kindluse tagamist.</w:t>
       </w:r>
     </w:p>
     <w:p>
@@ -909,14 +909,14 @@
         <w:rPr>
           <w:lang w:val="et-EE"/>
         </w:rPr>
-        <w:t xml:space="preserve">Töödeldavad andmed võivad hõlmata töömaterjalide sisu, vestluste sisendeid, dokumente, kontaktandmeid, kasutajakonto andmeid ning muid andmeid, mida organisatsioon kasutab teenuses </w:t>
+        <w:t xml:space="preserve">TĆ¶Ć¶deldavad andmed vĆµivad hĆµlmata tĆ¶Ć¶materjalide sisu, vestluste sisendeid, dokumente, kontaktandmeid, kasutajakonto andmeid ning muid andmeid, mida organisatsioon kasutab teenuses </w:t>
       </w:r>
       <w:r>
         <w:rPr>
           <w:lang w:val="et-EE"/>
         </w:rPr>
         <w:lastRenderedPageBreak/>
-        <w:t>õiguspäraselt. Andmete hulka võivad kuuluda ka isikuandmed, sealhulgas eriliigilised isikuandmed, kui nende kasutamine on organisatsiooni tööülesannete täitmiseks vajalik ja lubatud.</w:t>
+        <w:t>ĆµiguspĆ¤raselt. Andmete hulka vĆµivad kuuluda ka isikuandmed, sealhulgas eriliigilised isikuandmed, kui nende kasutamine on organisatsiooni tĆ¶Ć¶Ć¼lesannete tĆ¤itmiseks vajalik ja lubatud.</w:t>
       </w:r>
     </w:p>
     <w:p>
@@ -929,7 +929,7 @@
         <w:rPr>
           <w:lang w:val="et-EE"/>
         </w:rPr>
-        <w:t>Andmeid töödeldakse nii kaua, kui organisatsioon teenust kasutab, töötlemine on vajalik teenuse osutamiseks või säilitamine on vajalik seadusest, dokumendihaldusest, arhiveerimisnõuetest või teenuse töökindlusest tuleneval põhjusel.</w:t>
+        <w:t>Andmeid tĆ¶Ć¶deldakse nii kaua, kui organisatsioon teenust kasutab, tĆ¶Ć¶tlemine on vajalik teenuse osutamiseks vĆµi sĆ¤ilitamine on vajalik seadusest, dokumendihaldusest, arhiveerimisnĆµuetest vĆµi teenuse tĆ¶Ć¶kindlusest tuleneval pĆµhjusel.</w:t>
       </w:r>
     </w:p>
     <w:p>
@@ -950,7 +950,7 @@
         <w:rPr>
           <w:lang w:val="et-EE"/>
         </w:rPr>
-        <w:t xml:space="preserve"> töötleb andmeid organisatsiooni dokumenteeritud juhiste järgi, tagab andmetega kokku puutuvate isikute konfidentsiaalsuskohustuse ning rakendab asjakohaseid tehnilisi ja korralduslikke meetmeid andmete kaitsmiseks.</w:t>
+        <w:t xml:space="preserve"> tĆ¶Ć¶tleb andmeid organisatsiooni dokumenteeritud juhiste jĆ¤rgi, tagab andmetega kokku puutuvate isikute konfidentsiaalsuskohustuse ning rakendab asjakohaseid tehnilisi ja korralduslikke meetmeid andmete kaitsmiseks.</w:t>
       </w:r>
     </w:p>
     <w:p>
@@ -971,7 +971,7 @@
         <w:rPr>
           <w:lang w:val="et-EE"/>
         </w:rPr>
-        <w:t xml:space="preserve"> aitab mõistlikus ulatuses organisatsiooni andmesubjektide taotluste lahendamisel, isikuandmetega seotud rikkumiste hindamisel, turvameetmete kirjeldamisel ning muude andmekaitsealaste kohustuste täitmisel ulatuses, milles see on seotud teenusega.</w:t>
+        <w:t xml:space="preserve"> aitab mĆµistlikus ulatuses organisatsiooni andmesubjektide taotluste lahendamisel, isikuandmetega seotud rikkumiste hindamisel, turvameetmete kirjeldamisel ning muude andmekaitsealaste kohustuste tĆ¤itmisel ulatuses, milles see on seotud teenusega.</w:t>
       </w:r>
     </w:p>
     <w:p>
@@ -984,7 +984,7 @@
         <w:rPr>
           <w:lang w:val="et-EE"/>
         </w:rPr>
-        <w:t xml:space="preserve">Töötlemise lõppemisel kustutab või tagastab </w:t>
+        <w:t xml:space="preserve">TĆ¶Ć¶tlemise lĆµppemisel kustutab vĆµi tagastab </w:t>
       </w:r>
       <w:proofErr w:type="spellStart"/>
       <w:r>
@@ -998,7 +998,7 @@
         <w:rPr>
           <w:lang w:val="et-EE"/>
         </w:rPr>
-        <w:t xml:space="preserve"> organisatsiooni andmed organisatsiooni juhiste kohaselt selles ulatuses, mis on tehniliselt võimalik ja kooskõlas säilitamiskohustustega. Kui seadus nõuab teatud andmete või dokumentide pikemat säilitamist, arhiveerimist või piiratud juurdepääsu, lähtutakse vastavast õiguslikust alusest.</w:t>
+        <w:t xml:space="preserve"> organisatsiooni andmed organisatsiooni juhiste kohaselt selles ulatuses, mis on tehniliselt vĆµimalik ja kooskĆµlas sĆ¤ilitamiskohustustega. Kui seadus nĆµuab teatud andmete vĆµi dokumentide pikemat sĆ¤ilitamist, arhiveerimist vĆµi piiratud juurdepĆ¤Ć¤su, lĆ¤htutakse vastavast Ćµiguslikust alusest.</w:t>
       </w:r>
     </w:p>
     <w:p>
@@ -1033,7 +1033,7 @@
         <w:rPr>
           <w:lang w:val="et-EE"/>
         </w:rPr>
-        <w:t xml:space="preserve"> kaitseb andmeid asjakohaste tehniliste ja korralduslike meetmetega. Nende hulka kuuluvad muu hulgas turvalised ühendused, ligipääsu piiramine vastavalt rollile ja töövajadusele, logimine, varundamine, taastamine, uuenduste ja haavatavuste haldus, rikkumiste käsitlus ning andmete säilitamise ja kustutamise reeglid.</w:t>
+        <w:t xml:space="preserve"> kaitseb andmeid asjakohaste tehniliste ja korralduslike meetmetega. Nende hulka kuuluvad muu hulgas turvalised Ć¼hendused, ligipĆ¤Ć¤su piiramine vastavalt rollile ja tĆ¶Ć¶vajadusele, logimine, varundamine, taastamine, uuenduste ja haavatavuste haldus, rikkumiste kĆ¤sitlus ning andmete sĆ¤ilitamise ja kustutamise reeglid.</w:t>
       </w:r>
     </w:p>
     <w:p>
@@ -1046,7 +1046,7 @@
         <w:rPr>
           <w:lang w:val="et-EE"/>
         </w:rPr>
-        <w:t xml:space="preserve">Teenuse osutamiseks võib </w:t>
+        <w:t xml:space="preserve">Teenuse osutamiseks vĆµib </w:t>
       </w:r>
       <w:proofErr w:type="spellStart"/>
       <w:r>
@@ -1060,21 +1060,21 @@
         <w:rPr>
           <w:lang w:val="et-EE"/>
         </w:rPr>
-        <w:t xml:space="preserve"> kasutada vajalikke teenusepakkujaid või </w:t>
+        <w:t xml:space="preserve"> kasutada vajalikke teenusepakkujaid vĆµi </w:t>
       </w:r>
       <w:proofErr w:type="spellStart"/>
       <w:r>
         <w:rPr>
           <w:lang w:val="et-EE"/>
         </w:rPr>
-        <w:t>alltöötlejaid</w:t>
+        <w:t>alltĆ¶Ć¶tlejaid</w:t>
       </w:r>
       <w:proofErr w:type="spellEnd"/>
       <w:r>
         <w:rPr>
           <w:lang w:val="et-EE"/>
         </w:rPr>
-        <w:t>, näiteks majutuse, tehisintellekti, kõneteenuste, e-posti, logimise või monitooringu jaoks. Neid kasutatakse ainult teenuse toimimiseks vajalikus ulatuses ning neile kohalduvad asjakohased konfidentsiaalsus- ja andmekaitsekohustused.</w:t>
+        <w:t>, nĆ¤iteks majutuse, tehisintellekti, kĆµneteenuste, e-posti, logimise vĆµi monitooringu jaoks. Neid kasutatakse ainult teenuse toimimiseks vajalikus ulatuses ning neile kohalduvad asjakohased konfidentsiaalsus- ja andmekaitsekohustused.</w:t>
       </w:r>
     </w:p>
     <w:p>
@@ -1087,7 +1087,7 @@
         <w:rPr>
           <w:lang w:val="et-EE"/>
         </w:rPr>
-        <w:t>Kui andmeid edastatakse väljapoole Euroopa Liitu või Euroopa Majanduspiirkonda, rakendatakse selleks asjakohaseid kaitsemeetmeid vastavalt kohaldatavale õigusele.</w:t>
+        <w:t>Kui andmeid edastatakse vĆ¤ljapoole Euroopa Liitu vĆµi Euroopa Majanduspiirkonda, rakendatakse selleks asjakohaseid kaitsemeetmeid vastavalt kohaldatavale Ćµigusele.</w:t>
       </w:r>
     </w:p>
     <w:p>
@@ -1100,7 +1100,7 @@
         <w:rPr>
           <w:lang w:val="et-EE"/>
         </w:rPr>
-        <w:t>Platvormi põhimajutus toimub Euroopa Majanduspiirkonnas, sealhulgas Eestis, kui pooled ei lepi kirjalikult kokku teisiti.</w:t>
+        <w:t>Platvormi pĆµhimajutus toimub Euroopa Majanduspiirkonnas, sealhulgas Eestis, kui pooled ei lepi kirjalikult kokku teisiti.</w:t>
       </w:r>
     </w:p>
     <w:p>
@@ -1135,7 +1135,7 @@
         <w:rPr>
           <w:lang w:val="et-EE"/>
         </w:rPr>
-        <w:t>Kui töötaja märkab või kahtlustab, et platvormi on sisestatud vale, liigne või loata info, peab ta sellest viivitamata teatama organisatsiooni tavapärase korra järgi.</w:t>
+        <w:t>Kui tĆ¶Ć¶taja mĆ¤rkab vĆµi kahtlustab, et platvormi on sisestatud vale, liigne vĆµi loata info, peab ta sellest viivitamata teatama organisatsiooni tavapĆ¤rase korra jĆ¤rgi.</w:t>
       </w:r>
     </w:p>
     <w:p>
@@ -1162,7 +1162,7 @@
         <w:rPr>
           <w:lang w:val="et-EE"/>
         </w:rPr>
-        <w:t xml:space="preserve"> saab teada rikkumisest, mis puudutab organisatsiooni andmeid, teavitab ta organisatsiooni põhjendamatu viivituseta ning aitab mõistlikus ulatuses rikkumise asjaolude, võimaliku mõju ja edasiste sammude hindamisel.</w:t>
+        <w:t xml:space="preserve"> saab teada rikkumisest, mis puudutab organisatsiooni andmeid, teavitab ta organisatsiooni pĆµhjendamatu viivituseta ning aitab mĆµistlikus ulatuses rikkumise asjaolude, vĆµimaliku mĆµju ja edasiste sammude hindamisel.</w:t>
       </w:r>
     </w:p>
     <w:p>
@@ -1184,7 +1184,7 @@
       </w:r>
       <w:proofErr w:type="spellStart"/>
       <w:r>
-        <w:t>jõustumine</w:t>
+        <w:t>jĆµustumine</w:t>
       </w:r>
       <w:proofErr w:type="spellEnd"/>
     </w:p>
@@ -1199,7 +1199,7 @@
         <w:rPr>
           <w:lang w:val="et-EE"/>
         </w:rPr>
-        <w:t>Käesolev dokument jõustub organisatsiooni sisemise tööalase kasutuse alusena siis, kui organisatsiooni esindaja ja töötaja on selle allkirjastanud.</w:t>
+        <w:t>KĆ¤esolev dokument jĆµustub organisatsiooni sisemise tĆ¶Ć¶alase kasutuse alusena siis, kui organisatsiooni esindaja ja tĆ¶Ć¶taja on selle allkirjastanud.</w:t>
       </w:r>
     </w:p>
     <w:p>
@@ -1213,7 +1213,7 @@
         <w:rPr>
           <w:lang w:val="et-EE"/>
         </w:rPr>
-        <w:t xml:space="preserve">Käesoleva dokumendi lepinguline osa jõustub </w:t>
+        <w:t xml:space="preserve">KĆ¤esoleva dokumendi lepinguline osa jĆµustub </w:t>
       </w:r>
       <w:proofErr w:type="spellStart"/>
       <w:r>
@@ -1341,7 +1341,7 @@
               <w:rPr>
                 <w:b/>
               </w:rPr>
-              <w:t>Jõustumise</w:t>
+              <w:t>JĆµustumise</w:t>
             </w:r>
             <w:proofErr w:type="spellEnd"/>
             <w:r>
@@ -1355,7 +1355,7 @@
               <w:rPr>
                 <w:b/>
               </w:rPr>
-              <w:t>kuupäev</w:t>
+              <w:t>kuupĆ¤ev</w:t>
             </w:r>
             <w:proofErr w:type="spellEnd"/>
           </w:p>
@@ -1495,7 +1495,7 @@
                 <w:b/>
                 <w:sz w:val="21"/>
               </w:rPr>
-              <w:t>Kuupäev</w:t>
+              <w:t>KuupĆ¤ev</w:t>
             </w:r>
             <w:proofErr w:type="spellEnd"/>
             <w:r>
@@ -1638,7 +1638,7 @@
             </w:r>
             <w:proofErr w:type="spellStart"/>
             <w:r>
-              <w:t>töötaja</w:t>
+              <w:t>tĆ¶Ć¶taja</w:t>
             </w:r>
             <w:proofErr w:type="spellEnd"/>
           </w:p>
@@ -1710,7 +1710,7 @@
               <w:rPr>
                 <w:sz w:val="21"/>
               </w:rPr>
-              <w:t xml:space="preserve"> OÜ </w:t>
+              <w:t xml:space="preserve"> OĆ </w:t>
             </w:r>
             <w:proofErr w:type="spellStart"/>
             <w:r>
@@ -1792,7 +1792,7 @@
               <w:rPr>
                 <w:sz w:val="21"/>
               </w:rPr>
-              <w:t xml:space="preserve"> 11.04.2026, </w:t>
+              <w:t xml:space="preserve"> 23.04.2026, </w:t>
             </w:r>
             <w:proofErr w:type="spellStart"/>
             <w:r>

--- a/public/legal/SotsiaalAI_raamdokument.docx
+++ b/public/legal/SotsiaalAI_raamdokument.docx
@@ -1,1844 +1,7 @@
 
-<file path=word/document.xml><?xml version="1.0" encoding="utf-8"?>
-<w:document xmlns:wpc="http://schemas.microsoft.com/office/word/2010/wordprocessingCanvas" xmlns:cx="http://schemas.microsoft.com/office/drawing/2014/chartex" xmlns:cx1="http://schemas.microsoft.com/office/drawing/2015/9/8/chartex" xmlns:cx2="http://schemas.microsoft.com/office/drawing/2015/10/21/chartex" xmlns:cx3="http://schemas.microsoft.com/office/drawing/2016/5/9/chartex" xmlns:cx4="http://schemas.microsoft.com/office/drawing/2016/5/10/chartex" xmlns:cx5="http://schemas.microsoft.com/office/drawing/2016/5/11/chartex" xmlns:cx6="http://schemas.microsoft.com/office/drawing/2016/5/12/chartex" xmlns:cx7="http://schemas.microsoft.com/office/drawing/2016/5/13/chartex" xmlns:cx8="http://schemas.microsoft.com/office/drawing/2016/5/14/chartex" xmlns:mc="http://schemas.openxmlformats.org/markup-compatibility/2006" xmlns:aink="http://schemas.microsoft.com/office/drawing/2016/ink" xmlns:am3d="http://schemas.microsoft.com/office/drawing/2017/model3d" xmlns:o="urn:schemas-microsoft-com:office:office" xmlns:oel="http://schemas.microsoft.com/office/2019/extlst" xmlns:r="http://schemas.openxmlformats.org/officeDocument/2006/relationships" xmlns:m="http://schemas.openxmlformats.org/officeDocument/2006/math" xmlns:v="urn:schemas-microsoft-com:vml" xmlns:wp14="http://schemas.microsoft.com/office/word/2010/wordprocessingDrawing" xmlns:wp="http://schemas.openxmlformats.org/drawingml/2006/wordprocessingDrawing" xmlns:w10="urn:schemas-microsoft-com:office:word" xmlns:w="http://schemas.openxmlformats.org/wordprocessingml/2006/main" xmlns:w14="http://schemas.microsoft.com/office/word/2010/wordml" xmlns:w15="http://schemas.microsoft.com/office/word/2012/wordml" xmlns:w16cex="http://schemas.microsoft.com/office/word/2018/wordml/cex" xmlns:w16cid="http://schemas.microsoft.com/office/word/2016/wordml/cid" xmlns:w16="http://schemas.microsoft.com/office/word/2018/wordml" xmlns:w16du="http://schemas.microsoft.com/office/word/2023/wordml/word16du" xmlns:w16sdtdh="http://schemas.microsoft.com/office/word/2020/wordml/sdtdatahash" xmlns:w16sdtfl="http://schemas.microsoft.com/office/word/2024/wordml/sdtformatlock" xmlns:w16se="http://schemas.microsoft.com/office/word/2015/wordml/symex" xmlns:wpg="http://schemas.microsoft.com/office/word/2010/wordprocessingGroup" xmlns:wpi="http://schemas.microsoft.com/office/word/2010/wordprocessingInk" xmlns:wne="http://schemas.microsoft.com/office/word/2006/wordml" xmlns:wps="http://schemas.microsoft.com/office/word/2010/wordprocessingShape" mc:Ignorable="w14 w15 w16se w16cid w16 w16cex w16sdtdh w16sdtfl w16du wp14">
-  <w:body>
-    <w:p>
-      <w:pPr>
-        <w:pStyle w:val="Pealkiri1"/>
-        <w:spacing w:before="200" w:after="80"/>
-        <w:jc w:val="center"/>
-        <w:rPr>
-          <w:lang w:val="et-EE"/>
-        </w:rPr>
-      </w:pPr>
-      <w:proofErr w:type="spellStart"/>
-      <w:r>
-        <w:t>TĆ¶Ć¶alase</w:t>
-      </w:r>
-      <w:proofErr w:type="spellEnd"/>
-      <w:r>
-        <w:t xml:space="preserve"> </w:t>
-      </w:r>
-      <w:proofErr w:type="spellStart"/>
-      <w:r>
-        <w:t>kasutuse</w:t>
-      </w:r>
-      <w:proofErr w:type="spellEnd"/>
-      <w:r>
-        <w:t xml:space="preserve"> </w:t>
-      </w:r>
-      <w:proofErr w:type="spellStart"/>
-      <w:r>
-        <w:t>raamistik</w:t>
-      </w:r>
-      <w:proofErr w:type="spellEnd"/>
-      <w:r>
-        <w:t xml:space="preserve"> ja </w:t>
-      </w:r>
-      <w:proofErr w:type="spellStart"/>
-      <w:r>
-        <w:t>andmete</w:t>
-      </w:r>
-      <w:proofErr w:type="spellEnd"/>
-      <w:r>
-        <w:t xml:space="preserve"> </w:t>
-      </w:r>
-      <w:proofErr w:type="spellStart"/>
-      <w:r>
-        <w:t>tĆ¶Ć¶tlemise</w:t>
-      </w:r>
-      <w:proofErr w:type="spellEnd"/>
-      <w:r>
-        <w:t xml:space="preserve"> </w:t>
-      </w:r>
-      <w:proofErr w:type="spellStart"/>
-      <w:r>
-        <w:t>kokkulepe</w:t>
-      </w:r>
-      <w:proofErr w:type="spellEnd"/>
-    </w:p>
-    <w:p/>
-    <w:p>
-      <w:pPr>
-        <w:pStyle w:val="Pealkiri1"/>
-        <w:spacing w:before="200" w:after="80"/>
-        <w:rPr>
-          <w:lang w:val="et-EE"/>
-        </w:rPr>
-      </w:pPr>
-      <w:r>
-        <w:rPr>
-          <w:lang w:val="et-EE"/>
-        </w:rPr>
-        <w:t>Ć•iguslik raamistik ja sĆ¤ilitamine</w:t>
-      </w:r>
-      <w:r>
-        <w:rPr>
-          <w:lang w:val="et-EE"/>
-        </w:rPr>
-        <w:t xml:space="preserve"> </w:t>
-      </w:r>
-    </w:p>
-    <w:p>
-      <w:pPr>
-        <w:rPr>
-          <w:lang w:val="et-EE"/>
-        </w:rPr>
-      </w:pPr>
-      <w:r>
-        <w:rPr>
-          <w:lang w:val="et-EE"/>
-        </w:rPr>
-        <w:t xml:space="preserve">KĆ¤esolev dokument lĆ¤htub isikuandmete tĆ¶Ć¶tlemisel kohaldatavast Ćµigusest, eelkĆµige Euroopa Parlamendi ja nĆµukogu mĆ¤Ć¤rusest (EL) 2016/679, Eesti isikuandmete kaitse seadusest ning vajaduse korral muudest organisatsiooni tegevusvaldkonda reguleerivatest Ćµigusaktidest. Kui organisatsioonile kohalduvad avaliku teabe, dokumendihalduse, arhiveerimise vĆµi muud dokumentide sĆ¤ilitamise nĆµuded, tuleb </w:t>
-      </w:r>
-      <w:proofErr w:type="spellStart"/>
-      <w:r>
-        <w:rPr>
-          <w:lang w:val="et-EE"/>
-        </w:rPr>
-        <w:t>SotsiaalAI</w:t>
-      </w:r>
-      <w:proofErr w:type="spellEnd"/>
-      <w:r>
-        <w:rPr>
-          <w:lang w:val="et-EE"/>
-        </w:rPr>
-        <w:t xml:space="preserve"> kasutamisel jĆ¤rgida ka neid nĆµudeid.</w:t>
-      </w:r>
-    </w:p>
-    <w:p>
-      <w:pPr>
-        <w:rPr>
-          <w:lang w:val="et-EE"/>
-        </w:rPr>
-      </w:pPr>
-      <w:proofErr w:type="spellStart"/>
-      <w:r>
-        <w:rPr>
-          <w:lang w:val="et-EE"/>
-        </w:rPr>
-        <w:t>SotsiaalAI</w:t>
-      </w:r>
-      <w:proofErr w:type="spellEnd"/>
-      <w:r>
-        <w:rPr>
-          <w:lang w:val="et-EE"/>
-        </w:rPr>
-        <w:t>-s tohib andmeid, dokumente ja muid tĆ¶Ć¶materjale kasutada, sĆ¤ilitada ja tĆ¶Ć¶delda ainult ulatuses, mis on vajalik tĆ¶Ć¶Ć¼lesande tĆ¤itmiseks, teenuse osutamiseks vĆµi seadusest tuleneva kohustuse tĆ¤itmiseks. Andmeid ei sĆ¤ilitata kauem, kui see on vajalik. Kui sĆ¤ilitamise alus lĆµpeb, andmed kustutatakse, tagastatakse vĆµi arhiveeritakse vastavalt poolte kokkuleppele, kohaldatavatele sĆ¤ilitamiskohustustele ja tehnilistele vĆµimalustele.</w:t>
-      </w:r>
-    </w:p>
-    <w:p>
-      <w:pPr>
-        <w:pStyle w:val="Pealkiri1"/>
-        <w:spacing w:before="200" w:after="80"/>
-      </w:pPr>
-      <w:r>
-        <w:t xml:space="preserve">1. </w:t>
-      </w:r>
-      <w:proofErr w:type="spellStart"/>
-      <w:r>
-        <w:t>Milleks</w:t>
-      </w:r>
-      <w:proofErr w:type="spellEnd"/>
-      <w:r>
-        <w:t xml:space="preserve"> see </w:t>
-      </w:r>
-      <w:proofErr w:type="spellStart"/>
-      <w:r>
-        <w:t>dokument</w:t>
-      </w:r>
-      <w:proofErr w:type="spellEnd"/>
-      <w:r>
-        <w:t xml:space="preserve"> on</w:t>
-      </w:r>
-    </w:p>
-    <w:p>
-      <w:pPr>
-        <w:rPr>
-          <w:lang w:val="et-EE"/>
-        </w:rPr>
-      </w:pPr>
-      <w:r>
-        <w:rPr>
-          <w:lang w:val="et-EE"/>
-        </w:rPr>
-        <w:t xml:space="preserve">KĆ¤esolev dokument koondab Ć¼hte faili organisatsiooni tĆ¶Ć¶alase kasutuse aluse, kasutamise pĆµhireeglid, tĆ¶Ć¶taja kinnituse ning organisatsiooni ja </w:t>
-      </w:r>
-      <w:proofErr w:type="spellStart"/>
-      <w:r>
-        <w:rPr>
-          <w:lang w:val="et-EE"/>
-        </w:rPr>
-        <w:t>SotsiaalAI</w:t>
-      </w:r>
-      <w:proofErr w:type="spellEnd"/>
-      <w:r>
-        <w:rPr>
-          <w:lang w:val="et-EE"/>
-        </w:rPr>
-        <w:t xml:space="preserve"> vahelise kirjaliku kokkuleppe andmete tĆ¶Ć¶tlemise kohta ulatuses, milles </w:t>
-      </w:r>
-      <w:proofErr w:type="spellStart"/>
-      <w:r>
-        <w:rPr>
-          <w:lang w:val="et-EE"/>
-        </w:rPr>
-        <w:t>SotsiaalAI</w:t>
-      </w:r>
-      <w:proofErr w:type="spellEnd"/>
-      <w:r>
-        <w:rPr>
-          <w:lang w:val="et-EE"/>
-        </w:rPr>
-        <w:t xml:space="preserve"> tĆ¶Ć¶tleb andmeid organisatsiooni nimel.</w:t>
-      </w:r>
-    </w:p>
-    <w:p>
-      <w:pPr>
-        <w:rPr>
-          <w:lang w:val="et-EE"/>
-        </w:rPr>
-      </w:pPr>
-      <w:proofErr w:type="spellStart"/>
-      <w:r>
-        <w:rPr>
-          <w:lang w:val="et-EE"/>
-        </w:rPr>
-        <w:t>SotsiaalAI</w:t>
-      </w:r>
-      <w:proofErr w:type="spellEnd"/>
-      <w:r>
-        <w:rPr>
-          <w:lang w:val="et-EE"/>
-        </w:rPr>
-        <w:t xml:space="preserve"> on tĆ¶Ć¶vahend. Seda vĆµib kasutada dokumentide, kirjade, kokkuvĆµtete, aruannete ja muude tĆ¶Ć¶mustandite ettevalmistamiseks, info korrastamiseks ning tĆ¶Ć¶ks vajalike failide hoidmiseks ja kasutamiseks platvormis. </w:t>
-      </w:r>
-      <w:proofErr w:type="spellStart"/>
-      <w:r>
-        <w:rPr>
-          <w:lang w:val="et-EE"/>
-        </w:rPr>
-        <w:t>SotsiaalAI</w:t>
-      </w:r>
-      <w:proofErr w:type="spellEnd"/>
-      <w:r>
-        <w:rPr>
-          <w:lang w:val="et-EE"/>
-        </w:rPr>
-        <w:t xml:space="preserve"> aitab tĆ¶Ć¶tajat tĆ¶Ć¶ tegemisel, kuid ei tee otsuseid inimese eest. KĆµik oluline kontrollitakse enne kasutamist inimese poolt Ć¼le.</w:t>
-      </w:r>
-    </w:p>
-    <w:p>
-      <w:pPr>
-        <w:rPr>
-          <w:lang w:val="et-EE"/>
-        </w:rPr>
-      </w:pPr>
-      <w:r>
-        <w:rPr>
-          <w:lang w:val="et-EE"/>
-        </w:rPr>
-        <w:t>KĆ¤esolev dokument ei anna iseenesest Ćµigust kasutada isikuandmeid Ć¼kskĆµik millisel viisil. Organisatsioon peab enne kasutamist veenduma, et andmete kasutamine on vajalik, lubatud ja seadusega kooskĆµlas.</w:t>
-      </w:r>
-    </w:p>
-    <w:p>
-      <w:pPr>
-        <w:pStyle w:val="Pealkiri1"/>
-        <w:spacing w:before="200" w:after="80"/>
-      </w:pPr>
-      <w:r>
-        <w:t xml:space="preserve">2. </w:t>
-      </w:r>
-      <w:proofErr w:type="spellStart"/>
-      <w:r>
-        <w:t>Kasutamise</w:t>
-      </w:r>
-      <w:proofErr w:type="spellEnd"/>
-      <w:r>
-        <w:t xml:space="preserve"> </w:t>
-      </w:r>
-      <w:proofErr w:type="spellStart"/>
-      <w:r>
-        <w:t>pĆµhireeglid</w:t>
-      </w:r>
-      <w:proofErr w:type="spellEnd"/>
-    </w:p>
-    <w:p>
-      <w:pPr>
-        <w:rPr>
-          <w:lang w:val="et-EE"/>
-        </w:rPr>
-      </w:pPr>
-      <w:proofErr w:type="spellStart"/>
-      <w:r>
-        <w:rPr>
-          <w:lang w:val="et-EE"/>
-        </w:rPr>
-        <w:t>SotsiaalAI</w:t>
-      </w:r>
-      <w:proofErr w:type="spellEnd"/>
-      <w:r>
-        <w:rPr>
-          <w:lang w:val="et-EE"/>
-        </w:rPr>
-        <w:t>-d kasutatakse ainult tĆ¶Ć¶alase vajaduse korral ja organisatsiooni kehtestatud juhiste kohaselt.</w:t>
-      </w:r>
-    </w:p>
-    <w:p>
-      <w:pPr>
-        <w:rPr>
-          <w:lang w:val="et-EE"/>
-        </w:rPr>
-      </w:pPr>
-      <w:proofErr w:type="spellStart"/>
-      <w:r>
-        <w:rPr>
-          <w:lang w:val="et-EE"/>
-        </w:rPr>
-        <w:t>SotsiaalAI</w:t>
-      </w:r>
-      <w:proofErr w:type="spellEnd"/>
-      <w:r>
-        <w:rPr>
-          <w:lang w:val="et-EE"/>
-        </w:rPr>
-        <w:t>-d ei tohi kasutada ainsa alusena otsusele, mis mĆµjutab inimese Ćµigusi, kohustusi, toetusi, teenuseid vĆµi muud olulist olukorda. LĆµplik hinnang ja otsus jĆ¤Ć¤vad alati inimesele ning vajaduse korral organisatsioonile.</w:t>
-      </w:r>
-    </w:p>
-    <w:p>
-      <w:pPr>
-        <w:rPr>
-          <w:lang w:val="et-EE"/>
-        </w:rPr>
-      </w:pPr>
-      <w:r>
-        <w:rPr>
-          <w:lang w:val="et-EE"/>
-        </w:rPr>
-        <w:t>Platvormi vĆµib kasutada tekstide sĆµnastamiseks, kokkuvĆµtete ja aruannete ettevalmistamiseks, tĆ¶Ć¶mustandite koostamiseks, info korrastamiseks ning tĆ¶Ć¶ks vajalike failide hoidmiseks ja kasutamiseks Ć¼hes keskkonnas.</w:t>
-      </w:r>
-    </w:p>
-    <w:p>
-      <w:pPr>
-        <w:pStyle w:val="Pealkiri1"/>
-        <w:spacing w:before="200" w:after="80"/>
-      </w:pPr>
-      <w:r>
-        <w:lastRenderedPageBreak/>
-        <w:t xml:space="preserve">3. </w:t>
-      </w:r>
-      <w:proofErr w:type="spellStart"/>
-      <w:r>
-        <w:t>Andmete</w:t>
-      </w:r>
-      <w:proofErr w:type="spellEnd"/>
-      <w:r>
-        <w:t xml:space="preserve"> </w:t>
-      </w:r>
-      <w:proofErr w:type="spellStart"/>
-      <w:r>
-        <w:t>kasutamine</w:t>
-      </w:r>
-      <w:proofErr w:type="spellEnd"/>
-    </w:p>
-    <w:p>
-      <w:pPr>
-        <w:rPr>
-          <w:lang w:val="et-EE"/>
-        </w:rPr>
-      </w:pPr>
-      <w:r>
-        <w:rPr>
-          <w:lang w:val="et-EE"/>
-        </w:rPr>
-        <w:t>Platvormi sisestatakse ja seal hoitakse ainult nii palju infot, kui on tĆ¶Ć¶ tegemiseks vajalik. VĆµimaluse korral kirjeldatakse olukorda Ć¼ldisemalt ja selliselt, et inimest ei saaks kohe Ć¤ra tunda.</w:t>
-      </w:r>
-    </w:p>
-    <w:p>
-      <w:pPr>
-        <w:rPr>
-          <w:lang w:val="et-EE"/>
-        </w:rPr>
-      </w:pPr>
-      <w:r>
-        <w:rPr>
-          <w:lang w:val="et-EE"/>
-        </w:rPr>
-        <w:t>Kui tĆ¶Ć¶ tegemiseks on siiski vaja kasutada tundlikke andmeid vĆµi inimese tĆ¤pseid andmeid, tohib seda teha ainult siis, kui see on tĆ¶Ć¶Ć¼lesande tĆ¤itmiseks vajalik, organisatsiooni poolt lubatud ja kohaldatava Ćµigusega kooskĆµlas. Ka sel juhul kasutatakse ainult kĆµige vajalikumat osa.</w:t>
-      </w:r>
-    </w:p>
-    <w:p>
-      <w:pPr>
-        <w:rPr>
-          <w:lang w:val="et-EE"/>
-        </w:rPr>
-      </w:pPr>
-      <w:r>
-        <w:rPr>
-          <w:lang w:val="et-EE"/>
-        </w:rPr>
-        <w:t>Platvormi ei tohi sisestada salasĆµnu, sisselogimiskoode, pangakaardiandmeid ega muid salajasi ligipĆ¤Ć¤suandmeid. Samuti ei tohi sinna lisada andmeid vĆµi faile viisil, mis oleks vastuolus seaduse, ametisaladuse, kutse-eetika, konfidentsiaalsuskohustuse vĆµi organisatsiooni sisekorraga.</w:t>
-      </w:r>
-    </w:p>
-    <w:p>
-      <w:pPr>
-        <w:pStyle w:val="Pealkiri1"/>
-        <w:spacing w:before="200" w:after="80"/>
-      </w:pPr>
-      <w:r>
-        <w:t xml:space="preserve">4. </w:t>
-      </w:r>
-      <w:proofErr w:type="spellStart"/>
-      <w:r>
-        <w:t>Vastutus</w:t>
-      </w:r>
-      <w:proofErr w:type="spellEnd"/>
-    </w:p>
-    <w:p>
-      <w:pPr>
-        <w:rPr>
-          <w:lang w:val="et-EE"/>
-        </w:rPr>
-      </w:pPr>
-      <w:r>
-        <w:rPr>
-          <w:lang w:val="et-EE"/>
-        </w:rPr>
-        <w:t xml:space="preserve">Organisatsioon vastutab selle eest, et tĆ¶Ć¶tajale oleks selge, milleks tohib </w:t>
-      </w:r>
-      <w:proofErr w:type="spellStart"/>
-      <w:r>
-        <w:rPr>
-          <w:lang w:val="et-EE"/>
-        </w:rPr>
-        <w:t>SotsiaalAI</w:t>
-      </w:r>
-      <w:proofErr w:type="spellEnd"/>
-      <w:r>
-        <w:rPr>
-          <w:lang w:val="et-EE"/>
-        </w:rPr>
-        <w:t>-d kasutada ja milleks mitte. Organisatsioon otsustab, millal vĆµib kasutada tuvastatavaid vĆµi tundlikke andmeid, kas vaja on tĆ¤iendavaid kaitsemeetmeid ning millised piirangud vĆµi sisekorrareeglid kasutamisele kohalduvad.</w:t>
-      </w:r>
-    </w:p>
-    <w:p>
-      <w:pPr>
-        <w:rPr>
-          <w:lang w:val="et-EE"/>
-        </w:rPr>
-      </w:pPr>
-      <w:r>
-        <w:rPr>
-          <w:lang w:val="et-EE"/>
-        </w:rPr>
-        <w:t xml:space="preserve">TĆ¶Ć¶taja kasutab </w:t>
-      </w:r>
-      <w:proofErr w:type="spellStart"/>
-      <w:r>
-        <w:rPr>
-          <w:lang w:val="et-EE"/>
-        </w:rPr>
-        <w:t>SotsiaalAI</w:t>
-      </w:r>
-      <w:proofErr w:type="spellEnd"/>
-      <w:r>
-        <w:rPr>
-          <w:lang w:val="et-EE"/>
-        </w:rPr>
-        <w:t xml:space="preserve">-d ainult tĆ¶Ć¶alase vajaduse korral ja organisatsiooni juhiste jĆ¤rgi. TĆ¶Ć¶taja vastutab selle eest, et ta ei sisesta rohkem andmeid kui vajalik, kontrollib platvormi vastused alati ise Ć¼le ning ei kasuta </w:t>
-      </w:r>
-      <w:proofErr w:type="spellStart"/>
-      <w:r>
-        <w:rPr>
-          <w:lang w:val="et-EE"/>
-        </w:rPr>
-        <w:t>SotsiaalAI</w:t>
-      </w:r>
-      <w:proofErr w:type="spellEnd"/>
-      <w:r>
-        <w:rPr>
-          <w:lang w:val="et-EE"/>
-        </w:rPr>
-        <w:t>-d inimese kohta lĆµpliku otsuse tegemiseks.</w:t>
-      </w:r>
-    </w:p>
-    <w:p>
-      <w:pPr>
-        <w:pStyle w:val="Pealkiri1"/>
-        <w:spacing w:before="200" w:after="80"/>
-      </w:pPr>
-      <w:r>
-        <w:t xml:space="preserve">5. </w:t>
-      </w:r>
-      <w:proofErr w:type="spellStart"/>
-      <w:r>
-        <w:t>Organisatsiooni</w:t>
-      </w:r>
-      <w:proofErr w:type="spellEnd"/>
-      <w:r>
-        <w:t xml:space="preserve"> </w:t>
-      </w:r>
-      <w:proofErr w:type="spellStart"/>
-      <w:r>
-        <w:t>eelkontroll</w:t>
-      </w:r>
-      <w:proofErr w:type="spellEnd"/>
-    </w:p>
-    <w:p>
-      <w:proofErr w:type="spellStart"/>
-      <w:r>
-        <w:t>Organisatsioon</w:t>
-      </w:r>
-      <w:proofErr w:type="spellEnd"/>
-      <w:r>
-        <w:t xml:space="preserve"> </w:t>
-      </w:r>
-      <w:proofErr w:type="spellStart"/>
-      <w:r>
-        <w:t>kinnitab</w:t>
-      </w:r>
-      <w:proofErr w:type="spellEnd"/>
-      <w:r>
-        <w:t xml:space="preserve"> </w:t>
-      </w:r>
-      <w:proofErr w:type="spellStart"/>
-      <w:r>
-        <w:t>kĆ¤esoleva</w:t>
-      </w:r>
-      <w:proofErr w:type="spellEnd"/>
-      <w:r>
-        <w:t xml:space="preserve"> </w:t>
-      </w:r>
-      <w:proofErr w:type="spellStart"/>
-      <w:r>
-        <w:t>dokumendi</w:t>
-      </w:r>
-      <w:proofErr w:type="spellEnd"/>
-      <w:r>
-        <w:t xml:space="preserve"> </w:t>
-      </w:r>
-      <w:proofErr w:type="spellStart"/>
-      <w:r>
-        <w:t>allkirjastamisega</w:t>
-      </w:r>
-      <w:proofErr w:type="spellEnd"/>
-      <w:r>
-        <w:t xml:space="preserve">, et </w:t>
-      </w:r>
-      <w:proofErr w:type="spellStart"/>
-      <w:r>
-        <w:t>enne</w:t>
-      </w:r>
-      <w:proofErr w:type="spellEnd"/>
-      <w:r>
-        <w:t xml:space="preserve"> </w:t>
-      </w:r>
-      <w:proofErr w:type="spellStart"/>
-      <w:r>
-        <w:t>tuvastatavate</w:t>
-      </w:r>
-      <w:proofErr w:type="spellEnd"/>
-      <w:r>
-        <w:t xml:space="preserve"> </w:t>
-      </w:r>
-      <w:proofErr w:type="spellStart"/>
-      <w:r>
-        <w:t>vĆµi</w:t>
-      </w:r>
-      <w:proofErr w:type="spellEnd"/>
-      <w:r>
-        <w:t xml:space="preserve"> </w:t>
-      </w:r>
-      <w:proofErr w:type="spellStart"/>
-      <w:r>
-        <w:t>tundlike</w:t>
-      </w:r>
-      <w:proofErr w:type="spellEnd"/>
-      <w:r>
-        <w:t xml:space="preserve"> </w:t>
-      </w:r>
-      <w:proofErr w:type="spellStart"/>
-      <w:r>
-        <w:t>andmete</w:t>
-      </w:r>
-      <w:proofErr w:type="spellEnd"/>
-      <w:r>
-        <w:t xml:space="preserve"> </w:t>
-      </w:r>
-      <w:proofErr w:type="spellStart"/>
-      <w:r>
-        <w:t>kasutamist</w:t>
-      </w:r>
-      <w:proofErr w:type="spellEnd"/>
-      <w:r>
-        <w:t xml:space="preserve"> on </w:t>
-      </w:r>
-      <w:proofErr w:type="spellStart"/>
-      <w:r>
-        <w:t>vĆ¤hemalt</w:t>
-      </w:r>
-      <w:proofErr w:type="spellEnd"/>
-      <w:r>
-        <w:t xml:space="preserve"> </w:t>
-      </w:r>
-      <w:proofErr w:type="spellStart"/>
-      <w:r>
-        <w:t>hinnatud</w:t>
-      </w:r>
-      <w:proofErr w:type="spellEnd"/>
-      <w:r>
-        <w:t xml:space="preserve"> </w:t>
-      </w:r>
-      <w:proofErr w:type="spellStart"/>
-      <w:r>
-        <w:t>jĆ¤rgmisi</w:t>
-      </w:r>
-      <w:proofErr w:type="spellEnd"/>
-      <w:r>
-        <w:t xml:space="preserve"> </w:t>
-      </w:r>
-      <w:proofErr w:type="spellStart"/>
-      <w:r>
-        <w:t>kĆ¼simusi</w:t>
-      </w:r>
-      <w:proofErr w:type="spellEnd"/>
-      <w:r>
-        <w:t xml:space="preserve">: </w:t>
-      </w:r>
-      <w:proofErr w:type="spellStart"/>
-      <w:r>
-        <w:t>kasutamise</w:t>
-      </w:r>
-      <w:proofErr w:type="spellEnd"/>
-      <w:r>
-        <w:t xml:space="preserve"> </w:t>
-      </w:r>
-      <w:proofErr w:type="spellStart"/>
-      <w:r>
-        <w:t>eesmĆ¤rk</w:t>
-      </w:r>
-      <w:proofErr w:type="spellEnd"/>
-      <w:r>
-        <w:t xml:space="preserve">, </w:t>
-      </w:r>
-      <w:proofErr w:type="spellStart"/>
-      <w:r>
-        <w:t>andmete</w:t>
-      </w:r>
-      <w:proofErr w:type="spellEnd"/>
-      <w:r>
-        <w:t xml:space="preserve"> </w:t>
-      </w:r>
-      <w:proofErr w:type="spellStart"/>
-      <w:r>
-        <w:t>kasutamise</w:t>
-      </w:r>
-      <w:proofErr w:type="spellEnd"/>
-      <w:r>
-        <w:t xml:space="preserve"> </w:t>
-      </w:r>
-      <w:proofErr w:type="spellStart"/>
-      <w:r>
-        <w:t>Ćµiguslik</w:t>
-      </w:r>
-      <w:proofErr w:type="spellEnd"/>
-      <w:r>
-        <w:t xml:space="preserve"> alus, </w:t>
-      </w:r>
-      <w:proofErr w:type="spellStart"/>
-      <w:r>
-        <w:t>kasutamise</w:t>
-      </w:r>
-      <w:proofErr w:type="spellEnd"/>
-      <w:r>
-        <w:t xml:space="preserve"> </w:t>
-      </w:r>
-      <w:proofErr w:type="spellStart"/>
-      <w:r>
-        <w:t>lubatavus</w:t>
-      </w:r>
-      <w:proofErr w:type="spellEnd"/>
-      <w:r>
-        <w:t xml:space="preserve">, </w:t>
-      </w:r>
-      <w:proofErr w:type="spellStart"/>
-      <w:r>
-        <w:t>vajadus</w:t>
-      </w:r>
-      <w:proofErr w:type="spellEnd"/>
-      <w:r>
-        <w:t xml:space="preserve"> </w:t>
-      </w:r>
-      <w:proofErr w:type="spellStart"/>
-      <w:r>
-        <w:t>tĆ¤iendava</w:t>
-      </w:r>
-      <w:proofErr w:type="spellEnd"/>
-      <w:r>
-        <w:t xml:space="preserve"> </w:t>
-      </w:r>
-      <w:proofErr w:type="spellStart"/>
-      <w:r>
-        <w:t>hindamise</w:t>
-      </w:r>
-      <w:proofErr w:type="spellEnd"/>
-      <w:r>
-        <w:t xml:space="preserve"> </w:t>
-      </w:r>
-      <w:proofErr w:type="spellStart"/>
-      <w:r>
-        <w:t>vĆµi</w:t>
-      </w:r>
-      <w:proofErr w:type="spellEnd"/>
-      <w:r>
-        <w:t xml:space="preserve"> </w:t>
-      </w:r>
-      <w:proofErr w:type="spellStart"/>
-      <w:r>
-        <w:t>kaitsemeetmete</w:t>
-      </w:r>
-      <w:proofErr w:type="spellEnd"/>
-      <w:r>
-        <w:t xml:space="preserve"> </w:t>
-      </w:r>
-      <w:proofErr w:type="spellStart"/>
-      <w:r>
-        <w:t>jĆ¤rele</w:t>
-      </w:r>
-      <w:proofErr w:type="spellEnd"/>
-      <w:r>
-        <w:t xml:space="preserve"> </w:t>
-      </w:r>
-      <w:proofErr w:type="spellStart"/>
-      <w:r>
-        <w:t>ning</w:t>
-      </w:r>
-      <w:proofErr w:type="spellEnd"/>
-      <w:r>
-        <w:t xml:space="preserve"> see, kas </w:t>
-      </w:r>
-      <w:proofErr w:type="spellStart"/>
-      <w:r>
-        <w:t>tĆ¶Ć¶tajatele</w:t>
-      </w:r>
-      <w:proofErr w:type="spellEnd"/>
-      <w:r>
-        <w:t xml:space="preserve"> on </w:t>
-      </w:r>
-      <w:proofErr w:type="spellStart"/>
-      <w:r>
-        <w:t>antud</w:t>
-      </w:r>
-      <w:proofErr w:type="spellEnd"/>
-      <w:r>
-        <w:t xml:space="preserve"> </w:t>
-      </w:r>
-      <w:proofErr w:type="spellStart"/>
-      <w:r>
-        <w:t>piisavad</w:t>
-      </w:r>
-      <w:proofErr w:type="spellEnd"/>
-      <w:r>
-        <w:t xml:space="preserve"> </w:t>
-      </w:r>
-      <w:proofErr w:type="spellStart"/>
-      <w:r>
-        <w:t>juhised</w:t>
-      </w:r>
-      <w:proofErr w:type="spellEnd"/>
-      <w:r>
-        <w:t xml:space="preserve"> ja </w:t>
-      </w:r>
-      <w:proofErr w:type="spellStart"/>
-      <w:r>
-        <w:t>kasutusreeglid</w:t>
-      </w:r>
-      <w:proofErr w:type="spellEnd"/>
-      <w:r>
-        <w:t>.</w:t>
-      </w:r>
-    </w:p>
-    <w:p>
-      <w:pPr>
-        <w:pStyle w:val="Pealkiri1"/>
-        <w:spacing w:before="200" w:after="80"/>
-      </w:pPr>
-      <w:r>
-        <w:t xml:space="preserve">6. </w:t>
-      </w:r>
-      <w:proofErr w:type="spellStart"/>
-      <w:r>
-        <w:t>Kokkulepe</w:t>
-      </w:r>
-      <w:proofErr w:type="spellEnd"/>
-      <w:r>
-        <w:t xml:space="preserve"> </w:t>
-      </w:r>
-      <w:proofErr w:type="spellStart"/>
-      <w:r>
-        <w:t>andmete</w:t>
-      </w:r>
-      <w:proofErr w:type="spellEnd"/>
-      <w:r>
-        <w:t xml:space="preserve"> </w:t>
-      </w:r>
-      <w:proofErr w:type="spellStart"/>
-      <w:r>
-        <w:t>tĆ¶Ć¶tlemise</w:t>
-      </w:r>
-      <w:proofErr w:type="spellEnd"/>
-      <w:r>
-        <w:t xml:space="preserve"> </w:t>
-      </w:r>
-      <w:proofErr w:type="spellStart"/>
-      <w:r>
-        <w:t>kohta</w:t>
-      </w:r>
-      <w:proofErr w:type="spellEnd"/>
-    </w:p>
-    <w:p>
-      <w:pPr>
-        <w:rPr>
-          <w:lang w:val="et-EE"/>
-        </w:rPr>
-      </w:pPr>
-      <w:r>
-        <w:rPr>
-          <w:lang w:val="et-EE"/>
-        </w:rPr>
-        <w:t xml:space="preserve">KĆ¤esolev dokument on Ć¼htlasi organisatsiooni ja </w:t>
-      </w:r>
-      <w:proofErr w:type="spellStart"/>
-      <w:r>
-        <w:rPr>
-          <w:lang w:val="et-EE"/>
-        </w:rPr>
-        <w:t>SotsiaalAI</w:t>
-      </w:r>
-      <w:proofErr w:type="spellEnd"/>
-      <w:r>
-        <w:rPr>
-          <w:lang w:val="et-EE"/>
-        </w:rPr>
-        <w:t xml:space="preserve"> vaheline kirjalik kokkulepe andmete tĆ¶Ć¶tlemise kohta ulatuses, milles </w:t>
-      </w:r>
-      <w:proofErr w:type="spellStart"/>
-      <w:r>
-        <w:rPr>
-          <w:lang w:val="et-EE"/>
-        </w:rPr>
-        <w:t>SotsiaalAI</w:t>
-      </w:r>
-      <w:proofErr w:type="spellEnd"/>
-      <w:r>
-        <w:rPr>
-          <w:lang w:val="et-EE"/>
-        </w:rPr>
-        <w:t xml:space="preserve"> tĆ¶Ć¶tleb isikuandmeid organisatsiooni nimel. KĆ¤esoleva dokumendi selles osas kĆ¤sitatakse organisatsiooni vastutava tĆ¶Ć¶tlejana ja </w:t>
-      </w:r>
-      <w:proofErr w:type="spellStart"/>
-      <w:r>
-        <w:rPr>
-          <w:lang w:val="et-EE"/>
-        </w:rPr>
-        <w:t>SotsiaalAI</w:t>
-      </w:r>
-      <w:proofErr w:type="spellEnd"/>
-      <w:r>
-        <w:rPr>
-          <w:lang w:val="et-EE"/>
-        </w:rPr>
-        <w:t>-d volitatud tĆ¶Ć¶tlejana ulatuses, milles see Ćµiguslik rollijaotus konkreetsele tĆ¶Ć¶tlemisele kohaldub.</w:t>
-      </w:r>
-    </w:p>
-    <w:p>
-      <w:pPr>
-        <w:rPr>
-          <w:lang w:val="et-EE"/>
-        </w:rPr>
-      </w:pPr>
-      <w:r>
-        <w:rPr>
-          <w:lang w:val="et-EE"/>
-        </w:rPr>
-        <w:t xml:space="preserve">See osa jĆµustub siis, kui organisatsioon ja </w:t>
-      </w:r>
-      <w:proofErr w:type="spellStart"/>
-      <w:r>
-        <w:rPr>
-          <w:lang w:val="et-EE"/>
-        </w:rPr>
-        <w:t>SotsiaalAI</w:t>
-      </w:r>
-      <w:proofErr w:type="spellEnd"/>
-      <w:r>
-        <w:rPr>
-          <w:lang w:val="et-EE"/>
-        </w:rPr>
-        <w:t xml:space="preserve"> on allkirjastanud sama sisuga faili.</w:t>
-      </w:r>
-    </w:p>
-    <w:p>
-      <w:pPr>
-        <w:rPr>
-          <w:lang w:val="et-EE"/>
-        </w:rPr>
-      </w:pPr>
-      <w:proofErr w:type="spellStart"/>
-      <w:r>
-        <w:rPr>
-          <w:lang w:val="et-EE"/>
-        </w:rPr>
-        <w:t>SotsiaalAI</w:t>
-      </w:r>
-      <w:proofErr w:type="spellEnd"/>
-      <w:r>
-        <w:rPr>
-          <w:lang w:val="et-EE"/>
-        </w:rPr>
-        <w:t xml:space="preserve"> tĆ¶Ć¶tleb organisatsiooni nimel andmeid ainult ulatuses, mis on vajalik teenuse osutamiseks. See vĆµib hĆµlmata failide hoidmist, dokumentide, kokkuvĆµtete, aruannete ja muude tĆ¶Ć¶mustandite ettevalmistamist, info korrastamist, lubatud tĆ¶Ć¶voogude tehnilist kĆ¤itamist, kasutaja tuvastamist, tehnilist tuge, turvet ja teenuse tĆ¶Ć¶kindluse tagamist.</w:t>
-      </w:r>
-    </w:p>
-    <w:p>
-      <w:pPr>
-        <w:rPr>
-          <w:lang w:val="et-EE"/>
-        </w:rPr>
-      </w:pPr>
-      <w:r>
-        <w:rPr>
-          <w:lang w:val="et-EE"/>
-        </w:rPr>
-        <w:t xml:space="preserve">TĆ¶Ć¶deldavad andmed vĆµivad hĆµlmata tĆ¶Ć¶materjalide sisu, vestluste sisendeid, dokumente, kontaktandmeid, kasutajakonto andmeid ning muid andmeid, mida organisatsioon kasutab teenuses </w:t>
-      </w:r>
-      <w:r>
-        <w:rPr>
-          <w:lang w:val="et-EE"/>
-        </w:rPr>
-        <w:lastRenderedPageBreak/>
-        <w:t>ĆµiguspĆ¤raselt. Andmete hulka vĆµivad kuuluda ka isikuandmed, sealhulgas eriliigilised isikuandmed, kui nende kasutamine on organisatsiooni tĆ¶Ć¶Ć¼lesannete tĆ¤itmiseks vajalik ja lubatud.</w:t>
-      </w:r>
-    </w:p>
-    <w:p>
-      <w:pPr>
-        <w:rPr>
-          <w:lang w:val="et-EE"/>
-        </w:rPr>
-      </w:pPr>
-      <w:r>
-        <w:rPr>
-          <w:lang w:val="et-EE"/>
-        </w:rPr>
-        <w:t>Andmeid tĆ¶Ć¶deldakse nii kaua, kui organisatsioon teenust kasutab, tĆ¶Ć¶tlemine on vajalik teenuse osutamiseks vĆµi sĆ¤ilitamine on vajalik seadusest, dokumendihaldusest, arhiveerimisnĆµuetest vĆµi teenuse tĆ¶Ć¶kindlusest tuleneval pĆµhjusel.</w:t>
-      </w:r>
-    </w:p>
-    <w:p>
-      <w:pPr>
-        <w:rPr>
-          <w:lang w:val="et-EE"/>
-        </w:rPr>
-      </w:pPr>
-      <w:proofErr w:type="spellStart"/>
-      <w:r>
-        <w:rPr>
-          <w:lang w:val="et-EE"/>
-        </w:rPr>
-        <w:t>SotsiaalAI</w:t>
-      </w:r>
-      <w:proofErr w:type="spellEnd"/>
-      <w:r>
-        <w:rPr>
-          <w:lang w:val="et-EE"/>
-        </w:rPr>
-        <w:t xml:space="preserve"> tĆ¶Ć¶tleb andmeid organisatsiooni dokumenteeritud juhiste jĆ¤rgi, tagab andmetega kokku puutuvate isikute konfidentsiaalsuskohustuse ning rakendab asjakohaseid tehnilisi ja korralduslikke meetmeid andmete kaitsmiseks.</w:t>
-      </w:r>
-    </w:p>
-    <w:p>
-      <w:pPr>
-        <w:rPr>
-          <w:lang w:val="et-EE"/>
-        </w:rPr>
-      </w:pPr>
-      <w:proofErr w:type="spellStart"/>
-      <w:r>
-        <w:rPr>
-          <w:lang w:val="et-EE"/>
-        </w:rPr>
-        <w:t>SotsiaalAI</w:t>
-      </w:r>
-      <w:proofErr w:type="spellEnd"/>
-      <w:r>
-        <w:rPr>
-          <w:lang w:val="et-EE"/>
-        </w:rPr>
-        <w:t xml:space="preserve"> aitab mĆµistlikus ulatuses organisatsiooni andmesubjektide taotluste lahendamisel, isikuandmetega seotud rikkumiste hindamisel, turvameetmete kirjeldamisel ning muude andmekaitsealaste kohustuste tĆ¤itmisel ulatuses, milles see on seotud teenusega.</w:t>
-      </w:r>
-    </w:p>
-    <w:p>
-      <w:pPr>
-        <w:rPr>
-          <w:lang w:val="et-EE"/>
-        </w:rPr>
-      </w:pPr>
-      <w:r>
-        <w:rPr>
-          <w:lang w:val="et-EE"/>
-        </w:rPr>
-        <w:t xml:space="preserve">TĆ¶Ć¶tlemise lĆµppemisel kustutab vĆµi tagastab </w:t>
-      </w:r>
-      <w:proofErr w:type="spellStart"/>
-      <w:r>
-        <w:rPr>
-          <w:lang w:val="et-EE"/>
-        </w:rPr>
-        <w:t>SotsiaalAI</w:t>
-      </w:r>
-      <w:proofErr w:type="spellEnd"/>
-      <w:r>
-        <w:rPr>
-          <w:lang w:val="et-EE"/>
-        </w:rPr>
-        <w:t xml:space="preserve"> organisatsiooni andmed organisatsiooni juhiste kohaselt selles ulatuses, mis on tehniliselt vĆµimalik ja kooskĆµlas sĆ¤ilitamiskohustustega. Kui seadus nĆµuab teatud andmete vĆµi dokumentide pikemat sĆ¤ilitamist, arhiveerimist vĆµi piiratud juurdepĆ¤Ć¤su, lĆ¤htutakse vastavast Ćµiguslikust alusest.</w:t>
-      </w:r>
-    </w:p>
-    <w:p>
-      <w:pPr>
-        <w:pStyle w:val="Pealkiri1"/>
-        <w:spacing w:before="200" w:after="80"/>
-      </w:pPr>
-      <w:r>
-        <w:t xml:space="preserve">7. </w:t>
-      </w:r>
-      <w:proofErr w:type="spellStart"/>
-      <w:r>
-        <w:t>Turvalisus</w:t>
-      </w:r>
-      <w:proofErr w:type="spellEnd"/>
-    </w:p>
-    <w:p>
-      <w:pPr>
-        <w:rPr>
-          <w:lang w:val="et-EE"/>
-        </w:rPr>
-      </w:pPr>
-      <w:proofErr w:type="spellStart"/>
-      <w:r>
-        <w:rPr>
-          <w:lang w:val="et-EE"/>
-        </w:rPr>
-        <w:t>SotsiaalAI</w:t>
-      </w:r>
-      <w:proofErr w:type="spellEnd"/>
-      <w:r>
-        <w:rPr>
-          <w:lang w:val="et-EE"/>
-        </w:rPr>
-        <w:t xml:space="preserve"> kaitseb andmeid asjakohaste tehniliste ja korralduslike meetmetega. Nende hulka kuuluvad muu hulgas turvalised Ć¼hendused, ligipĆ¤Ć¤su piiramine vastavalt rollile ja tĆ¶Ć¶vajadusele, logimine, varundamine, taastamine, uuenduste ja haavatavuste haldus, rikkumiste kĆ¤sitlus ning andmete sĆ¤ilitamise ja kustutamise reeglid.</w:t>
-      </w:r>
-    </w:p>
-    <w:p>
-      <w:pPr>
-        <w:rPr>
-          <w:lang w:val="et-EE"/>
-        </w:rPr>
-      </w:pPr>
-      <w:r>
-        <w:rPr>
-          <w:lang w:val="et-EE"/>
-        </w:rPr>
-        <w:t xml:space="preserve">Teenuse osutamiseks vĆµib </w:t>
-      </w:r>
-      <w:proofErr w:type="spellStart"/>
-      <w:r>
-        <w:rPr>
-          <w:lang w:val="et-EE"/>
-        </w:rPr>
-        <w:t>SotsiaalAI</w:t>
-      </w:r>
-      <w:proofErr w:type="spellEnd"/>
-      <w:r>
-        <w:rPr>
-          <w:lang w:val="et-EE"/>
-        </w:rPr>
-        <w:t xml:space="preserve"> kasutada vajalikke teenusepakkujaid vĆµi </w:t>
-      </w:r>
-      <w:proofErr w:type="spellStart"/>
-      <w:r>
-        <w:rPr>
-          <w:lang w:val="et-EE"/>
-        </w:rPr>
-        <w:t>alltĆ¶Ć¶tlejaid</w:t>
-      </w:r>
-      <w:proofErr w:type="spellEnd"/>
-      <w:r>
-        <w:rPr>
-          <w:lang w:val="et-EE"/>
-        </w:rPr>
-        <w:t>, nĆ¤iteks majutuse, tehisintellekti, kĆµneteenuste, e-posti, logimise vĆµi monitooringu jaoks. Neid kasutatakse ainult teenuse toimimiseks vajalikus ulatuses ning neile kohalduvad asjakohased konfidentsiaalsus- ja andmekaitsekohustused.</w:t>
-      </w:r>
-    </w:p>
-    <w:p>
-      <w:pPr>
-        <w:rPr>
-          <w:lang w:val="et-EE"/>
-        </w:rPr>
-      </w:pPr>
-      <w:r>
-        <w:rPr>
-          <w:lang w:val="et-EE"/>
-        </w:rPr>
-        <w:t>Kui andmeid edastatakse vĆ¤ljapoole Euroopa Liitu vĆµi Euroopa Majanduspiirkonda, rakendatakse selleks asjakohaseid kaitsemeetmeid vastavalt kohaldatavale Ćµigusele.</w:t>
-      </w:r>
-    </w:p>
-    <w:p>
-      <w:pPr>
-        <w:rPr>
-          <w:lang w:val="et-EE"/>
-        </w:rPr>
-      </w:pPr>
-      <w:r>
-        <w:rPr>
-          <w:lang w:val="et-EE"/>
-        </w:rPr>
-        <w:t>Platvormi pĆµhimajutus toimub Euroopa Majanduspiirkonnas, sealhulgas Eestis, kui pooled ei lepi kirjalikult kokku teisiti.</w:t>
-      </w:r>
-    </w:p>
-    <w:p>
-      <w:pPr>
-        <w:pStyle w:val="Pealkiri1"/>
-        <w:spacing w:before="200" w:after="80"/>
-      </w:pPr>
-      <w:r>
-        <w:t xml:space="preserve">8. </w:t>
-      </w:r>
-      <w:proofErr w:type="spellStart"/>
-      <w:r>
-        <w:t>Vead</w:t>
-      </w:r>
-      <w:proofErr w:type="spellEnd"/>
-      <w:r>
-        <w:t xml:space="preserve"> ja </w:t>
-      </w:r>
-      <w:proofErr w:type="spellStart"/>
-      <w:r>
-        <w:t>rikkumised</w:t>
-      </w:r>
-      <w:proofErr w:type="spellEnd"/>
-    </w:p>
-    <w:p>
-      <w:pPr>
-        <w:rPr>
-          <w:lang w:val="et-EE"/>
-        </w:rPr>
-      </w:pPr>
-      <w:r>
-        <w:rPr>
-          <w:lang w:val="et-EE"/>
-        </w:rPr>
-        <w:t>Kui tĆ¶Ć¶taja mĆ¤rkab vĆµi kahtlustab, et platvormi on sisestatud vale, liigne vĆµi loata info, peab ta sellest viivitamata teatama organisatsiooni tavapĆ¤rase korra jĆ¤rgi.</w:t>
-      </w:r>
-    </w:p>
-    <w:p>
-      <w:pPr>
-        <w:rPr>
-          <w:lang w:val="et-EE"/>
-        </w:rPr>
-      </w:pPr>
-      <w:r>
-        <w:rPr>
-          <w:lang w:val="et-EE"/>
-        </w:rPr>
-        <w:t xml:space="preserve">Kui </w:t>
-      </w:r>
-      <w:proofErr w:type="spellStart"/>
-      <w:r>
-        <w:rPr>
-          <w:lang w:val="et-EE"/>
-        </w:rPr>
-        <w:t>SotsiaalAI</w:t>
-      </w:r>
-      <w:proofErr w:type="spellEnd"/>
-      <w:r>
-        <w:rPr>
-          <w:lang w:val="et-EE"/>
-        </w:rPr>
-        <w:t xml:space="preserve"> saab teada rikkumisest, mis puudutab organisatsiooni andmeid, teavitab ta organisatsiooni pĆµhjendamatu viivituseta ning aitab mĆµistlikus ulatuses rikkumise asjaolude, vĆµimaliku mĆµju ja edasiste sammude hindamisel.</w:t>
-      </w:r>
-    </w:p>
-    <w:p>
-      <w:pPr>
-        <w:pStyle w:val="Pealkiri1"/>
-        <w:spacing w:before="200" w:after="80"/>
-      </w:pPr>
-      <w:r>
-        <w:lastRenderedPageBreak/>
-        <w:t xml:space="preserve">9. </w:t>
-      </w:r>
-      <w:proofErr w:type="spellStart"/>
-      <w:r>
-        <w:t>Allkirjad</w:t>
-      </w:r>
-      <w:proofErr w:type="spellEnd"/>
-      <w:r>
-        <w:t xml:space="preserve"> ja </w:t>
-      </w:r>
-      <w:proofErr w:type="spellStart"/>
-      <w:r>
-        <w:t>jĆµustumine</w:t>
-      </w:r>
-      <w:proofErr w:type="spellEnd"/>
-    </w:p>
-    <w:p>
-      <w:pPr>
-        <w:spacing w:after="120" w:line="283" w:lineRule="auto"/>
-        <w:rPr>
-          <w:lang w:val="et-EE"/>
-        </w:rPr>
-      </w:pPr>
-      <w:r>
-        <w:rPr>
-          <w:lang w:val="et-EE"/>
-        </w:rPr>
-        <w:t>KĆ¤esolev dokument jĆµustub organisatsiooni sisemise tĆ¶Ć¶alase kasutuse alusena siis, kui organisatsiooni esindaja ja tĆ¶Ć¶taja on selle allkirjastanud.</w:t>
-      </w:r>
-    </w:p>
-    <w:p>
-      <w:pPr>
-        <w:spacing w:after="120" w:line="283" w:lineRule="auto"/>
-        <w:rPr>
-          <w:lang w:val="et-EE"/>
-        </w:rPr>
-      </w:pPr>
-      <w:r>
-        <w:rPr>
-          <w:lang w:val="et-EE"/>
-        </w:rPr>
-        <w:t xml:space="preserve">KĆ¤esoleva dokumendi lepinguline osa jĆµustub </w:t>
-      </w:r>
-      <w:proofErr w:type="spellStart"/>
-      <w:r>
-        <w:rPr>
-          <w:lang w:val="et-EE"/>
-        </w:rPr>
-        <w:t>SotsiaalAI</w:t>
-      </w:r>
-      <w:proofErr w:type="spellEnd"/>
-      <w:r>
-        <w:rPr>
-          <w:lang w:val="et-EE"/>
-        </w:rPr>
-        <w:t xml:space="preserve"> suhtes siis, kui organisatsioon ja </w:t>
-      </w:r>
-      <w:proofErr w:type="spellStart"/>
-      <w:r>
-        <w:rPr>
-          <w:lang w:val="et-EE"/>
-        </w:rPr>
-        <w:t>SotsiaalAI</w:t>
-      </w:r>
-      <w:proofErr w:type="spellEnd"/>
-      <w:r>
-        <w:rPr>
-          <w:lang w:val="et-EE"/>
-        </w:rPr>
-        <w:t xml:space="preserve"> on allkirjastanud sama sisuga faili.</w:t>
-      </w:r>
-    </w:p>
-    <w:tbl>
-      <w:tblPr>
-        <w:tblW w:w="0" w:type="auto"/>
-        <w:jc w:val="center"/>
-        <w:tblBorders>
-          <w:top w:val="single" w:sz="6" w:space="0" w:color="D8CBC5"/>
-          <w:left w:val="single" w:sz="6" w:space="0" w:color="D8CBC5"/>
-          <w:bottom w:val="single" w:sz="6" w:space="0" w:color="D8CBC5"/>
-          <w:right w:val="single" w:sz="6" w:space="0" w:color="D8CBC5"/>
-          <w:insideH w:val="single" w:sz="6" w:space="0" w:color="D8CBC5"/>
-          <w:insideV w:val="single" w:sz="6" w:space="0" w:color="D8CBC5"/>
-        </w:tblBorders>
-        <w:tblLayout w:type="fixed"/>
-        <w:tblLook w:val="04A0" w:firstRow="1" w:lastRow="0" w:firstColumn="1" w:lastColumn="0" w:noHBand="0" w:noVBand="1"/>
-      </w:tblPr>
-      <w:tblGrid>
-        <w:gridCol w:w="2948"/>
-        <w:gridCol w:w="5216"/>
-      </w:tblGrid>
-      <w:tr>
-        <w:trPr>
-          <w:trHeight w:val="360"/>
-          <w:jc w:val="center"/>
-        </w:trPr>
-        <w:tc>
-          <w:tcPr>
-            <w:tcW w:w="2948" w:type="dxa"/>
-            <w:shd w:val="clear" w:color="auto" w:fill="EFE7E3"/>
-            <w:tcMar>
-              <w:top w:w="85" w:type="dxa"/>
-              <w:left w:w="100" w:type="dxa"/>
-              <w:bottom w:w="85" w:type="dxa"/>
-              <w:right w:w="100" w:type="dxa"/>
-            </w:tcMar>
-            <w:vAlign w:val="center"/>
-          </w:tcPr>
-          <w:p>
-            <w:pPr>
-              <w:spacing w:after="0"/>
-            </w:pPr>
-            <w:proofErr w:type="spellStart"/>
-            <w:r>
-              <w:rPr>
-                <w:b/>
-              </w:rPr>
-              <w:t>Organisatsioon</w:t>
-            </w:r>
-            <w:proofErr w:type="spellEnd"/>
-          </w:p>
-        </w:tc>
-        <w:tc>
-          <w:tcPr>
-            <w:tcW w:w="5216" w:type="dxa"/>
-            <w:tcMar>
-              <w:top w:w="85" w:type="dxa"/>
-              <w:left w:w="100" w:type="dxa"/>
-              <w:bottom w:w="85" w:type="dxa"/>
-              <w:right w:w="100" w:type="dxa"/>
-            </w:tcMar>
-            <w:vAlign w:val="center"/>
-          </w:tcPr>
-          <w:p>
-            <w:pPr>
-              <w:spacing w:after="0"/>
-            </w:pPr>
-            <w:r>
-              <w:t xml:space="preserve"> </w:t>
-            </w:r>
-          </w:p>
-        </w:tc>
-      </w:tr>
-      <w:tr>
-        <w:trPr>
-          <w:trHeight w:val="360"/>
-          <w:jc w:val="center"/>
-        </w:trPr>
-        <w:tc>
-          <w:tcPr>
-            <w:tcW w:w="2948" w:type="dxa"/>
-            <w:shd w:val="clear" w:color="auto" w:fill="EFE7E3"/>
-            <w:tcMar>
-              <w:top w:w="85" w:type="dxa"/>
-              <w:left w:w="100" w:type="dxa"/>
-              <w:bottom w:w="85" w:type="dxa"/>
-              <w:right w:w="100" w:type="dxa"/>
-            </w:tcMar>
-            <w:vAlign w:val="center"/>
-          </w:tcPr>
-          <w:p>
-            <w:pPr>
-              <w:spacing w:after="0"/>
-            </w:pPr>
-            <w:proofErr w:type="spellStart"/>
-            <w:r>
-              <w:rPr>
-                <w:b/>
-              </w:rPr>
-              <w:t>JĆµustumise</w:t>
-            </w:r>
-            <w:proofErr w:type="spellEnd"/>
-            <w:r>
-              <w:rPr>
-                <w:b/>
-              </w:rPr>
-              <w:t xml:space="preserve"> </w:t>
-            </w:r>
-            <w:proofErr w:type="spellStart"/>
-            <w:r>
-              <w:rPr>
-                <w:b/>
-              </w:rPr>
-              <w:t>kuupĆ¤ev</w:t>
-            </w:r>
-            <w:proofErr w:type="spellEnd"/>
-          </w:p>
-        </w:tc>
-        <w:tc>
-          <w:tcPr>
-            <w:tcW w:w="5216" w:type="dxa"/>
-            <w:tcMar>
-              <w:top w:w="85" w:type="dxa"/>
-              <w:left w:w="100" w:type="dxa"/>
-              <w:bottom w:w="85" w:type="dxa"/>
-              <w:right w:w="100" w:type="dxa"/>
-            </w:tcMar>
-            <w:vAlign w:val="center"/>
-          </w:tcPr>
-          <w:p>
-            <w:pPr>
-              <w:spacing w:after="0"/>
-            </w:pPr>
-            <w:r>
-              <w:t xml:space="preserve"> </w:t>
-            </w:r>
-          </w:p>
-        </w:tc>
-      </w:tr>
-    </w:tbl>
-    <w:p>
-      <w:pPr>
-        <w:spacing w:after="120" w:line="283" w:lineRule="auto"/>
-      </w:pPr>
-    </w:p>
-    <w:tbl>
-      <w:tblPr>
-        <w:tblW w:w="0" w:type="auto"/>
-        <w:jc w:val="center"/>
-        <w:tblBorders>
-          <w:top w:val="single" w:sz="6" w:space="0" w:color="D8CBC5"/>
-          <w:left w:val="single" w:sz="6" w:space="0" w:color="D8CBC5"/>
-          <w:bottom w:val="single" w:sz="6" w:space="0" w:color="D8CBC5"/>
-          <w:right w:val="single" w:sz="6" w:space="0" w:color="D8CBC5"/>
-          <w:insideH w:val="single" w:sz="6" w:space="0" w:color="D8CBC5"/>
-          <w:insideV w:val="single" w:sz="6" w:space="0" w:color="D8CBC5"/>
-        </w:tblBorders>
-        <w:tblLayout w:type="fixed"/>
-        <w:tblLook w:val="04A0" w:firstRow="1" w:lastRow="0" w:firstColumn="1" w:lastColumn="0" w:noHBand="0" w:noVBand="1"/>
-      </w:tblPr>
-      <w:tblGrid>
-        <w:gridCol w:w="3118"/>
-        <w:gridCol w:w="2721"/>
-        <w:gridCol w:w="2324"/>
-      </w:tblGrid>
-      <w:tr>
-        <w:trPr>
-          <w:trHeight w:val="320"/>
-          <w:jc w:val="center"/>
-        </w:trPr>
-        <w:tc>
-          <w:tcPr>
-            <w:tcW w:w="3118" w:type="dxa"/>
-            <w:shd w:val="clear" w:color="auto" w:fill="E7DDD7"/>
-            <w:tcMar>
-              <w:top w:w="70" w:type="dxa"/>
-              <w:left w:w="90" w:type="dxa"/>
-              <w:bottom w:w="70" w:type="dxa"/>
-              <w:right w:w="90" w:type="dxa"/>
-            </w:tcMar>
-            <w:vAlign w:val="center"/>
-          </w:tcPr>
-          <w:p>
-            <w:pPr>
-              <w:spacing w:after="0"/>
-            </w:pPr>
-            <w:proofErr w:type="spellStart"/>
-            <w:r>
-              <w:rPr>
-                <w:b/>
-                <w:sz w:val="21"/>
-              </w:rPr>
-              <w:t>Allkirjastaja</w:t>
-            </w:r>
-            <w:proofErr w:type="spellEnd"/>
-          </w:p>
-        </w:tc>
-        <w:tc>
-          <w:tcPr>
-            <w:tcW w:w="2721" w:type="dxa"/>
-            <w:shd w:val="clear" w:color="auto" w:fill="E7DDD7"/>
-            <w:tcMar>
-              <w:top w:w="70" w:type="dxa"/>
-              <w:left w:w="90" w:type="dxa"/>
-              <w:bottom w:w="70" w:type="dxa"/>
-              <w:right w:w="90" w:type="dxa"/>
-            </w:tcMar>
-            <w:vAlign w:val="center"/>
-          </w:tcPr>
-          <w:p>
-            <w:pPr>
-              <w:spacing w:after="0"/>
-            </w:pPr>
-            <w:r>
-              <w:rPr>
-                <w:b/>
-                <w:sz w:val="21"/>
-              </w:rPr>
-              <w:t xml:space="preserve">Nimi ja </w:t>
-            </w:r>
-            <w:proofErr w:type="spellStart"/>
-            <w:r>
-              <w:rPr>
-                <w:b/>
-                <w:sz w:val="21"/>
-              </w:rPr>
-              <w:t>ametikoht</w:t>
-            </w:r>
-            <w:proofErr w:type="spellEnd"/>
-          </w:p>
-        </w:tc>
-        <w:tc>
-          <w:tcPr>
-            <w:tcW w:w="2324" w:type="dxa"/>
-            <w:shd w:val="clear" w:color="auto" w:fill="E7DDD7"/>
-            <w:tcMar>
-              <w:top w:w="70" w:type="dxa"/>
-              <w:left w:w="90" w:type="dxa"/>
-              <w:bottom w:w="70" w:type="dxa"/>
-              <w:right w:w="90" w:type="dxa"/>
-            </w:tcMar>
-            <w:vAlign w:val="center"/>
-          </w:tcPr>
-          <w:p>
-            <w:pPr>
-              <w:spacing w:after="0"/>
-            </w:pPr>
-            <w:proofErr w:type="spellStart"/>
-            <w:r>
-              <w:rPr>
-                <w:b/>
-                <w:sz w:val="21"/>
-              </w:rPr>
-              <w:t>KuupĆ¤ev</w:t>
-            </w:r>
-            <w:proofErr w:type="spellEnd"/>
-            <w:r>
-              <w:rPr>
-                <w:b/>
-                <w:sz w:val="21"/>
-              </w:rPr>
-              <w:t xml:space="preserve"> ja </w:t>
-            </w:r>
-            <w:proofErr w:type="spellStart"/>
-            <w:r>
-              <w:rPr>
-                <w:b/>
-                <w:sz w:val="21"/>
-              </w:rPr>
-              <w:t>allkiri</w:t>
-            </w:r>
-            <w:proofErr w:type="spellEnd"/>
-          </w:p>
-        </w:tc>
-      </w:tr>
-      <w:tr>
-        <w:trPr>
-          <w:trHeight w:val="320"/>
-          <w:jc w:val="center"/>
-        </w:trPr>
-        <w:tc>
-          <w:tcPr>
-            <w:tcW w:w="3118" w:type="dxa"/>
-            <w:tcMar>
-              <w:top w:w="70" w:type="dxa"/>
-              <w:left w:w="90" w:type="dxa"/>
-              <w:bottom w:w="70" w:type="dxa"/>
-              <w:right w:w="90" w:type="dxa"/>
-            </w:tcMar>
-            <w:vAlign w:val="center"/>
-          </w:tcPr>
-          <w:p>
-            <w:pPr>
-              <w:spacing w:after="0"/>
-            </w:pPr>
-            <w:proofErr w:type="spellStart"/>
-            <w:r>
-              <w:rPr>
-                <w:sz w:val="21"/>
-              </w:rPr>
-              <w:t>Organisatsiooni</w:t>
-            </w:r>
-            <w:proofErr w:type="spellEnd"/>
-            <w:r>
-              <w:rPr>
-                <w:sz w:val="21"/>
-              </w:rPr>
-              <w:t xml:space="preserve"> </w:t>
-            </w:r>
-            <w:proofErr w:type="spellStart"/>
-            <w:r>
-              <w:rPr>
-                <w:sz w:val="21"/>
-              </w:rPr>
-              <w:t>esindaja</w:t>
-            </w:r>
-            <w:proofErr w:type="spellEnd"/>
-          </w:p>
-        </w:tc>
-        <w:tc>
-          <w:tcPr>
-            <w:tcW w:w="2721" w:type="dxa"/>
-            <w:tcMar>
-              <w:top w:w="70" w:type="dxa"/>
-              <w:left w:w="90" w:type="dxa"/>
-              <w:bottom w:w="70" w:type="dxa"/>
-              <w:right w:w="90" w:type="dxa"/>
-            </w:tcMar>
-            <w:vAlign w:val="center"/>
-          </w:tcPr>
-          <w:p>
-            <w:pPr>
-              <w:spacing w:after="0"/>
-            </w:pPr>
-            <w:r>
-              <w:rPr>
-                <w:sz w:val="21"/>
-              </w:rPr>
-              <w:t xml:space="preserve"> </w:t>
-            </w:r>
-          </w:p>
-        </w:tc>
-        <w:tc>
-          <w:tcPr>
-            <w:tcW w:w="2324" w:type="dxa"/>
-            <w:tcMar>
-              <w:top w:w="70" w:type="dxa"/>
-              <w:left w:w="90" w:type="dxa"/>
-              <w:bottom w:w="70" w:type="dxa"/>
-              <w:right w:w="90" w:type="dxa"/>
-            </w:tcMar>
-            <w:vAlign w:val="center"/>
-          </w:tcPr>
-          <w:p>
-            <w:pPr>
-              <w:spacing w:after="0"/>
-            </w:pPr>
-            <w:r>
-              <w:rPr>
-                <w:sz w:val="21"/>
-              </w:rPr>
-              <w:t xml:space="preserve"> </w:t>
-            </w:r>
-          </w:p>
-        </w:tc>
-      </w:tr>
-      <w:tr>
-        <w:trPr>
-          <w:trHeight w:val="320"/>
-          <w:jc w:val="center"/>
-        </w:trPr>
-        <w:tc>
-          <w:tcPr>
-            <w:tcW w:w="3118" w:type="dxa"/>
-            <w:tcMar>
-              <w:top w:w="70" w:type="dxa"/>
-              <w:left w:w="90" w:type="dxa"/>
-              <w:bottom w:w="70" w:type="dxa"/>
-              <w:right w:w="90" w:type="dxa"/>
-            </w:tcMar>
-            <w:vAlign w:val="center"/>
-          </w:tcPr>
-          <w:p>
-            <w:pPr>
-              <w:spacing w:after="0"/>
-            </w:pPr>
-            <w:proofErr w:type="spellStart"/>
-            <w:r>
-              <w:t>Organisatsiooni</w:t>
-            </w:r>
-            <w:proofErr w:type="spellEnd"/>
-            <w:r>
-              <w:t xml:space="preserve"> </w:t>
-            </w:r>
-            <w:proofErr w:type="spellStart"/>
-            <w:r>
-              <w:t>tĆ¶Ć¶taja</w:t>
-            </w:r>
-            <w:proofErr w:type="spellEnd"/>
-          </w:p>
-        </w:tc>
-        <w:tc>
-          <w:tcPr>
-            <w:tcW w:w="2721" w:type="dxa"/>
-            <w:tcMar>
-              <w:top w:w="70" w:type="dxa"/>
-              <w:left w:w="90" w:type="dxa"/>
-              <w:bottom w:w="70" w:type="dxa"/>
-              <w:right w:w="90" w:type="dxa"/>
-            </w:tcMar>
-            <w:vAlign w:val="center"/>
-          </w:tcPr>
-          <w:p>
-            <w:pPr>
-              <w:spacing w:after="0"/>
-            </w:pPr>
-          </w:p>
-        </w:tc>
-        <w:tc>
-          <w:tcPr>
-            <w:tcW w:w="2324" w:type="dxa"/>
-            <w:tcMar>
-              <w:top w:w="70" w:type="dxa"/>
-              <w:left w:w="90" w:type="dxa"/>
-              <w:bottom w:w="70" w:type="dxa"/>
-              <w:right w:w="90" w:type="dxa"/>
-            </w:tcMar>
-            <w:vAlign w:val="center"/>
-          </w:tcPr>
-          <w:p>
-            <w:pPr>
-              <w:spacing w:after="0"/>
-            </w:pPr>
-          </w:p>
-        </w:tc>
-      </w:tr>
-      <w:tr>
-        <w:trPr>
-          <w:trHeight w:val="320"/>
-          <w:jc w:val="center"/>
-        </w:trPr>
-        <w:tc>
-          <w:tcPr>
-            <w:tcW w:w="3118" w:type="dxa"/>
-            <w:tcMar>
-              <w:top w:w="70" w:type="dxa"/>
-              <w:left w:w="90" w:type="dxa"/>
-              <w:bottom w:w="70" w:type="dxa"/>
-              <w:right w:w="90" w:type="dxa"/>
-            </w:tcMar>
-            <w:vAlign w:val="center"/>
-          </w:tcPr>
-          <w:p>
-            <w:pPr>
-              <w:spacing w:after="0"/>
-            </w:pPr>
-            <w:proofErr w:type="spellStart"/>
-            <w:r>
-              <w:rPr>
-                <w:sz w:val="21"/>
-              </w:rPr>
-              <w:t>SotsiaalAI</w:t>
-            </w:r>
-            <w:proofErr w:type="spellEnd"/>
-            <w:r>
-              <w:rPr>
-                <w:sz w:val="21"/>
-              </w:rPr>
-              <w:t xml:space="preserve"> OĆ </w:t>
-            </w:r>
-            <w:proofErr w:type="spellStart"/>
-            <w:r>
-              <w:rPr>
-                <w:sz w:val="21"/>
-              </w:rPr>
-              <w:t>esindaja</w:t>
-            </w:r>
-            <w:proofErr w:type="spellEnd"/>
-          </w:p>
-        </w:tc>
-        <w:tc>
-          <w:tcPr>
-            <w:tcW w:w="2721" w:type="dxa"/>
-            <w:tcMar>
-              <w:top w:w="70" w:type="dxa"/>
-              <w:left w:w="90" w:type="dxa"/>
-              <w:bottom w:w="70" w:type="dxa"/>
-              <w:right w:w="90" w:type="dxa"/>
-            </w:tcMar>
-            <w:vAlign w:val="center"/>
-          </w:tcPr>
-          <w:p>
-            <w:pPr>
-              <w:spacing w:after="0"/>
-            </w:pPr>
-            <w:r>
-              <w:rPr>
-                <w:sz w:val="21"/>
-              </w:rPr>
-              <w:t xml:space="preserve"> </w:t>
-            </w:r>
-            <w:r>
-              <w:rPr>
-                <w:sz w:val="21"/>
-              </w:rPr>
-              <w:t xml:space="preserve">Laur Raudsoo, </w:t>
-            </w:r>
-            <w:proofErr w:type="spellStart"/>
-            <w:r>
-              <w:rPr>
-                <w:sz w:val="21"/>
-              </w:rPr>
-              <w:t>juhatuse</w:t>
-            </w:r>
-            <w:proofErr w:type="spellEnd"/>
-            <w:r>
-              <w:rPr>
-                <w:sz w:val="21"/>
-              </w:rPr>
-              <w:t xml:space="preserve"> </w:t>
-            </w:r>
-            <w:proofErr w:type="spellStart"/>
-            <w:r>
-              <w:rPr>
-                <w:sz w:val="21"/>
-              </w:rPr>
-              <w:t>liige</w:t>
-            </w:r>
-            <w:proofErr w:type="spellEnd"/>
-          </w:p>
-        </w:tc>
-        <w:tc>
-          <w:tcPr>
-            <w:tcW w:w="2324" w:type="dxa"/>
-            <w:tcMar>
-              <w:top w:w="70" w:type="dxa"/>
-              <w:left w:w="90" w:type="dxa"/>
-              <w:bottom w:w="70" w:type="dxa"/>
-              <w:right w:w="90" w:type="dxa"/>
-            </w:tcMar>
-            <w:vAlign w:val="center"/>
-          </w:tcPr>
-          <w:p>
-            <w:pPr>
-              <w:spacing w:after="0"/>
-            </w:pPr>
-            <w:r>
-              <w:rPr>
-                <w:sz w:val="21"/>
-              </w:rPr>
-              <w:t xml:space="preserve"> 23.04.2026, </w:t>
-            </w:r>
-            <w:proofErr w:type="spellStart"/>
-            <w:r>
-              <w:rPr>
-                <w:sz w:val="21"/>
-              </w:rPr>
-              <w:t>allkiri</w:t>
-            </w:r>
-            <w:proofErr w:type="spellEnd"/>
-            <w:r>
-              <w:rPr>
-                <w:sz w:val="21"/>
-              </w:rPr>
-              <w:t xml:space="preserve"> </w:t>
-            </w:r>
-            <w:proofErr w:type="spellStart"/>
-            <w:r>
-              <w:rPr>
-                <w:sz w:val="21"/>
-              </w:rPr>
-              <w:t>digitaalne</w:t>
-            </w:r>
-            <w:proofErr w:type="spellEnd"/>
-          </w:p>
-        </w:tc>
-      </w:tr>
-    </w:tbl>
-    <w:p>
-      <w:pPr>
-        <w:spacing w:before="200" w:line="264" w:lineRule="auto"/>
-      </w:pPr>
-    </w:p>
-    <w:sectPr>
-      <w:headerReference w:type="even" r:id="rId8"/>
-      <w:headerReference w:type="default" r:id="rId9"/>
-      <w:footerReference w:type="even" r:id="rId10"/>
-      <w:footerReference w:type="default" r:id="rId11"/>
-      <w:headerReference w:type="first" r:id="rId12"/>
-      <w:footerReference w:type="first" r:id="rId13"/>
-      <w:pgSz w:w="12240" w:h="15840"/>
-      <w:pgMar w:top="1247" w:right="1304" w:bottom="1247" w:left="1304" w:header="720" w:footer="720" w:gutter="0"/>
-      <w:cols w:space="720"/>
-      <w:docGrid w:linePitch="360"/>
-    </w:sectPr>
-  </w:body>
-</w:document>
+<file path=word/document.xml>?<?xml version="1.0" encoding="UTF-8" standalone="yes"?>
+<w:document xmlns:wpc="http://schemas.microsoft.com/office/word/2010/wordprocessingCanvas" xmlns:cx="http://schemas.microsoft.com/office/drawing/2014/chartex" xmlns:cx1="http://schemas.microsoft.com/office/drawing/2015/9/8/chartex" xmlns:cx2="http://schemas.microsoft.com/office/drawing/2015/10/21/chartex" xmlns:cx3="http://schemas.microsoft.com/office/drawing/2016/5/9/chartex" xmlns:cx4="http://schemas.microsoft.com/office/drawing/2016/5/10/chartex" xmlns:cx5="http://schemas.microsoft.com/office/drawing/2016/5/11/chartex" xmlns:cx6="http://schemas.microsoft.com/office/drawing/2016/5/12/chartex" xmlns:cx7="http://schemas.microsoft.com/office/drawing/2016/5/13/chartex" xmlns:cx8="http://schemas.microsoft.com/office/drawing/2016/5/14/chartex" xmlns:mc="http://schemas.openxmlformats.org/markup-compatibility/2006" xmlns:aink="http://schemas.microsoft.com/office/drawing/2016/ink" xmlns:am3d="http://schemas.microsoft.com/office/drawing/2017/model3d" xmlns:o="urn:schemas-microsoft-com:office:office" xmlns:oel="http://schemas.microsoft.com/office/2019/extlst" xmlns:r="http://schemas.openxmlformats.org/officeDocument/2006/relationships" xmlns:m="http://schemas.openxmlformats.org/officeDocument/2006/math" xmlns:v="urn:schemas-microsoft-com:vml" xmlns:wp14="http://schemas.microsoft.com/office/word/2010/wordprocessingDrawing" xmlns:wp="http://schemas.openxmlformats.org/drawingml/2006/wordprocessingDrawing" xmlns:w10="urn:schemas-microsoft-com:office:word" xmlns:w="http://schemas.openxmlformats.org/wordprocessingml/2006/main" xmlns:w14="http://schemas.microsoft.com/office/word/2010/wordml" xmlns:w15="http://schemas.microsoft.com/office/word/2012/wordml" xmlns:w16cex="http://schemas.microsoft.com/office/word/2018/wordml/cex" xmlns:w16cid="http://schemas.microsoft.com/office/word/2016/wordml/cid" xmlns:w16="http://schemas.microsoft.com/office/word/2018/wordml" xmlns:w16du="http://schemas.microsoft.com/office/word/2023/wordml/word16du" xmlns:w16sdtdh="http://schemas.microsoft.com/office/word/2020/wordml/sdtdatahash" xmlns:w16sdtfl="http://schemas.microsoft.com/office/word/2024/wordml/sdtformatlock" xmlns:w16se="http://schemas.microsoft.com/office/word/2015/wordml/symex" xmlns:wpg="http://schemas.microsoft.com/office/word/2010/wordprocessingGroup" xmlns:wpi="http://schemas.microsoft.com/office/word/2010/wordprocessingInk" xmlns:wne="http://schemas.microsoft.com/office/word/2006/wordml" xmlns:wps="http://schemas.microsoft.com/office/word/2010/wordprocessingShape" mc:Ignorable="w14 w15 w16se w16cid w16 w16cex w16sdtdh w16sdtfl w16du wp14"><w:body><w:p><w:pPr><w:pStyle w:val="Pealkiri1"/><w:spacing w:before="200" w:after="80"/><w:jc w:val="center"/><w:rPr><w:lang w:val="et-EE"/></w:rPr></w:pPr><w:proofErr w:type="spellStart"/><w:r><w:t>Tööalase</w:t></w:r><w:proofErr w:type="spellEnd"/><w:r><w:t xml:space="preserve"> </w:t></w:r><w:proofErr w:type="spellStart"/><w:r><w:t>kasutuse</w:t></w:r><w:proofErr w:type="spellEnd"/><w:r><w:t xml:space="preserve"> </w:t></w:r><w:proofErr w:type="spellStart"/><w:r><w:t>raamistik</w:t></w:r><w:proofErr w:type="spellEnd"/><w:r><w:t xml:space="preserve"> ja </w:t></w:r><w:proofErr w:type="spellStart"/><w:r><w:t>andmete</w:t></w:r><w:proofErr w:type="spellEnd"/><w:r><w:t xml:space="preserve"> </w:t></w:r><w:proofErr w:type="spellStart"/><w:r><w:t>töötlemise</w:t></w:r><w:proofErr w:type="spellEnd"/><w:r><w:t xml:space="preserve"> </w:t></w:r><w:proofErr w:type="spellStart"/><w:r><w:t>kokkulepe</w:t></w:r><w:proofErr w:type="spellEnd"/></w:p><w:p/><w:p><w:pPr><w:pStyle w:val="Pealkiri1"/><w:spacing w:before="200" w:after="80"/><w:rPr><w:lang w:val="et-EE"/></w:rPr></w:pPr><w:r><w:rPr><w:lang w:val="et-EE"/></w:rPr><w:t>Õiguslik raamistik ja säilitamine</w:t></w:r><w:r><w:rPr><w:lang w:val="et-EE"/></w:rPr><w:t xml:space="preserve"> </w:t></w:r></w:p><w:p><w:pPr><w:rPr><w:lang w:val="et-EE"/></w:rPr></w:pPr><w:r><w:rPr><w:lang w:val="et-EE"/></w:rPr><w:t xml:space="preserve">Käesolev dokument lähtub isikuandmete töötlemisel kohaldatavast õigusest, eelkõige Euroopa Parlamendi ja nõukogu määrusest (EL) 2016/679, Eesti isikuandmete kaitse seadusest ning vajaduse korral muudest organisatsiooni tegevusvaldkonda reguleerivatest õigusaktidest. Kui organisatsioonile kohalduvad avaliku teabe, dokumendihalduse, arhiveerimise või muud dokumentide säilitamise nõuded, tuleb </w:t></w:r><w:proofErr w:type="spellStart"/><w:r><w:rPr><w:lang w:val="et-EE"/></w:rPr><w:t>SotsiaalAI</w:t></w:r><w:proofErr w:type="spellEnd"/><w:r><w:rPr><w:lang w:val="et-EE"/></w:rPr><w:t xml:space="preserve"> kasutamisel järgida ka neid nõudeid.</w:t></w:r></w:p><w:p><w:pPr><w:rPr><w:lang w:val="et-EE"/></w:rPr></w:pPr><w:proofErr w:type="spellStart"/><w:r><w:rPr><w:lang w:val="et-EE"/></w:rPr><w:t>SotsiaalAI</w:t></w:r><w:proofErr w:type="spellEnd"/><w:r><w:rPr><w:lang w:val="et-EE"/></w:rPr><w:t>-s tohib andmeid, dokumente ja muid töömaterjale kasutada, säilitada ja töödelda ainult ulatuses, mis on vajalik tööülesande täitmiseks, teenuse osutamiseks või seadusest tuleneva kohustuse täitmiseks. Andmeid ei säilitata kauem, kui see on vajalik. Kui säilitamise alus lõpeb, andmed kustutatakse, tagastatakse või arhiveeritakse vastavalt poolte kokkuleppele, kohaldatavatele säilitamiskohustustele ja tehnilistele võimalustele.</w:t></w:r></w:p><w:p><w:pPr><w:pStyle w:val="Pealkiri1"/><w:spacing w:before="200" w:after="80"/></w:pPr><w:r><w:t xml:space="preserve">1. </w:t></w:r><w:proofErr w:type="spellStart"/><w:r><w:t>Milleks</w:t></w:r><w:proofErr w:type="spellEnd"/><w:r><w:t xml:space="preserve"> see </w:t></w:r><w:proofErr w:type="spellStart"/><w:r><w:t>dokument</w:t></w:r><w:proofErr w:type="spellEnd"/><w:r><w:t xml:space="preserve"> on</w:t></w:r></w:p><w:p><w:pPr><w:rPr><w:lang w:val="et-EE"/></w:rPr></w:pPr><w:r><w:rPr><w:lang w:val="et-EE"/></w:rPr><w:t xml:space="preserve">Käesolev dokument koondab ühte faili organisatsiooni tööalase kasutuse aluse, kasutamise põhireeglid, töötaja kinnituse ning organisatsiooni ja </w:t></w:r><w:proofErr w:type="spellStart"/><w:r><w:rPr><w:lang w:val="et-EE"/></w:rPr><w:t>SotsiaalAI</w:t></w:r><w:proofErr w:type="spellEnd"/><w:r><w:rPr><w:lang w:val="et-EE"/></w:rPr><w:t xml:space="preserve"> vahelise kirjaliku kokkuleppe andmete töötlemise kohta ulatuses, milles </w:t></w:r><w:proofErr w:type="spellStart"/><w:r><w:rPr><w:lang w:val="et-EE"/></w:rPr><w:t>SotsiaalAI</w:t></w:r><w:proofErr w:type="spellEnd"/><w:r><w:rPr><w:lang w:val="et-EE"/></w:rPr><w:t xml:space="preserve"> töötleb andmeid organisatsiooni nimel.</w:t></w:r></w:p><w:p><w:pPr><w:rPr><w:lang w:val="et-EE"/></w:rPr></w:pPr><w:proofErr w:type="spellStart"/><w:r><w:rPr><w:lang w:val="et-EE"/></w:rPr><w:t>SotsiaalAI</w:t></w:r><w:proofErr w:type="spellEnd"/><w:r><w:rPr><w:lang w:val="et-EE"/></w:rPr><w:t xml:space="preserve"> on töövahend. Seda võib kasutada dokumentide, kirjade, kokkuvõtete, aruannete ja muude töömustandite ettevalmistamiseks, info korrastamiseks ning tööks vajalike failide hoidmiseks ja kasutamiseks platvormis. </w:t></w:r><w:proofErr w:type="spellStart"/><w:r><w:rPr><w:lang w:val="et-EE"/></w:rPr><w:t>SotsiaalAI</w:t></w:r><w:proofErr w:type="spellEnd"/><w:r><w:rPr><w:lang w:val="et-EE"/></w:rPr><w:t xml:space="preserve"> aitab töötajat töö tegemisel, kuid ei tee otsuseid inimese eest. Kõik oluline kontrollitakse enne kasutamist inimese poolt üle.</w:t></w:r></w:p><w:p><w:pPr><w:rPr><w:lang w:val="et-EE"/></w:rPr></w:pPr><w:r><w:rPr><w:lang w:val="et-EE"/></w:rPr><w:t>Käesolev dokument ei anna iseenesest õigust kasutada isikuandmeid ükskõik millisel viisil. Organisatsioon peab enne kasutamist veenduma, et andmete kasutamine on vajalik, lubatud ja seadusega kooskõlas.</w:t></w:r></w:p><w:p><w:pPr><w:pStyle w:val="Pealkiri1"/><w:spacing w:before="200" w:after="80"/></w:pPr><w:r><w:t xml:space="preserve">2. </w:t></w:r><w:proofErr w:type="spellStart"/><w:r><w:t>Kasutamise</w:t></w:r><w:proofErr w:type="spellEnd"/><w:r><w:t xml:space="preserve"> </w:t></w:r><w:proofErr w:type="spellStart"/><w:r><w:t>põhireeglid</w:t></w:r><w:proofErr w:type="spellEnd"/></w:p><w:p><w:pPr><w:rPr><w:lang w:val="et-EE"/></w:rPr></w:pPr><w:proofErr w:type="spellStart"/><w:r><w:rPr><w:lang w:val="et-EE"/></w:rPr><w:t>SotsiaalAI</w:t></w:r><w:proofErr w:type="spellEnd"/><w:r><w:rPr><w:lang w:val="et-EE"/></w:rPr><w:t>-d kasutatakse ainult tööalase vajaduse korral ja organisatsiooni kehtestatud juhiste kohaselt.</w:t></w:r></w:p><w:p><w:pPr><w:rPr><w:lang w:val="et-EE"/></w:rPr></w:pPr><w:proofErr w:type="spellStart"/><w:r><w:rPr><w:lang w:val="et-EE"/></w:rPr><w:t>SotsiaalAI</w:t></w:r><w:proofErr w:type="spellEnd"/><w:r><w:rPr><w:lang w:val="et-EE"/></w:rPr><w:t>-d ei tohi kasutada ainsa alusena otsusele, mis mõjutab inimese õigusi, kohustusi, toetusi, teenuseid või muud olulist olukorda. Lõplik hinnang ja otsus jäävad alati inimesele ning vajaduse korral organisatsioonile.</w:t></w:r></w:p><w:p><w:pPr><w:rPr><w:lang w:val="et-EE"/></w:rPr></w:pPr><w:r><w:rPr><w:lang w:val="et-EE"/></w:rPr><w:t>Platvormi võib kasutada tekstide sõnastamiseks, kokkuvõtete ja aruannete ettevalmistamiseks, töömustandite koostamiseks, info korrastamiseks ning tööks vajalike failide hoidmiseks ja kasutamiseks ühes keskkonnas.</w:t></w:r></w:p><w:p><w:pPr><w:pStyle w:val="Pealkiri1"/><w:spacing w:before="200" w:after="80"/></w:pPr><w:r><w:lastRenderedPageBreak/><w:t xml:space="preserve">3. </w:t></w:r><w:proofErr w:type="spellStart"/><w:r><w:t>Andmete</w:t></w:r><w:proofErr w:type="spellEnd"/><w:r><w:t xml:space="preserve"> </w:t></w:r><w:proofErr w:type="spellStart"/><w:r><w:t>kasutamine</w:t></w:r><w:proofErr w:type="spellEnd"/></w:p><w:p><w:pPr><w:rPr><w:lang w:val="et-EE"/></w:rPr></w:pPr><w:r><w:rPr><w:lang w:val="et-EE"/></w:rPr><w:t>Platvormi sisestatakse ja seal hoitakse ainult nii palju infot, kui on töö tegemiseks vajalik. Võimaluse korral kirjeldatakse olukorda üldisemalt ja selliselt, et inimest ei saaks kohe ära tunda.</w:t></w:r></w:p><w:p><w:pPr><w:rPr><w:lang w:val="et-EE"/></w:rPr></w:pPr><w:r><w:rPr><w:lang w:val="et-EE"/></w:rPr><w:t>Kui töö tegemiseks on siiski vaja kasutada tundlikke andmeid või inimese täpseid andmeid, tohib seda teha ainult siis, kui see on tööülesande täitmiseks vajalik, organisatsiooni poolt lubatud ja kohaldatava õigusega kooskõlas. Ka sel juhul kasutatakse ainult kõige vajalikumat osa.</w:t></w:r></w:p><w:p><w:pPr><w:rPr><w:lang w:val="et-EE"/></w:rPr></w:pPr><w:r><w:rPr><w:lang w:val="et-EE"/></w:rPr><w:t>Platvormi ei tohi sisestada salasõnu, sisselogimiskoode, pangakaardiandmeid ega muid salajasi ligipääsuandmeid. Samuti ei tohi sinna lisada andmeid või faile viisil, mis oleks vastuolus seaduse, ametisaladuse, kutse-eetika, konfidentsiaalsuskohustuse või organisatsiooni sisekorraga.</w:t></w:r></w:p><w:p><w:pPr><w:pStyle w:val="Pealkiri1"/><w:spacing w:before="200" w:after="80"/></w:pPr><w:r><w:t xml:space="preserve">4. </w:t></w:r><w:proofErr w:type="spellStart"/><w:r><w:t>Vastutus</w:t></w:r><w:proofErr w:type="spellEnd"/></w:p><w:p><w:pPr><w:rPr><w:lang w:val="et-EE"/></w:rPr></w:pPr><w:r><w:rPr><w:lang w:val="et-EE"/></w:rPr><w:t xml:space="preserve">Organisatsioon vastutab selle eest, et töötajale oleks selge, milleks tohib </w:t></w:r><w:proofErr w:type="spellStart"/><w:r><w:rPr><w:lang w:val="et-EE"/></w:rPr><w:t>SotsiaalAI</w:t></w:r><w:proofErr w:type="spellEnd"/><w:r><w:rPr><w:lang w:val="et-EE"/></w:rPr><w:t>-d kasutada ja milleks mitte. Organisatsioon otsustab, millal võib kasutada tuvastatavaid või tundlikke andmeid, kas vaja on täiendavaid kaitsemeetmeid ning millised piirangud või sisekorrareeglid kasutamisele kohalduvad.</w:t></w:r></w:p><w:p><w:pPr><w:rPr><w:lang w:val="et-EE"/></w:rPr></w:pPr><w:r><w:rPr><w:lang w:val="et-EE"/></w:rPr><w:t xml:space="preserve">Töötaja kasutab </w:t></w:r><w:proofErr w:type="spellStart"/><w:r><w:rPr><w:lang w:val="et-EE"/></w:rPr><w:t>SotsiaalAI</w:t></w:r><w:proofErr w:type="spellEnd"/><w:r><w:rPr><w:lang w:val="et-EE"/></w:rPr><w:t xml:space="preserve">-d ainult tööalase vajaduse korral ja organisatsiooni juhiste järgi. Töötaja vastutab selle eest, et ta ei sisesta rohkem andmeid kui vajalik, kontrollib platvormi vastused alati ise üle ning ei kasuta </w:t></w:r><w:proofErr w:type="spellStart"/><w:r><w:rPr><w:lang w:val="et-EE"/></w:rPr><w:t>SotsiaalAI</w:t></w:r><w:proofErr w:type="spellEnd"/><w:r><w:rPr><w:lang w:val="et-EE"/></w:rPr><w:t>-d inimese kohta lõpliku otsuse tegemiseks.</w:t></w:r></w:p><w:p><w:pPr><w:pStyle w:val="Pealkiri1"/><w:spacing w:before="200" w:after="80"/></w:pPr><w:r><w:t xml:space="preserve">5. </w:t></w:r><w:proofErr w:type="spellStart"/><w:r><w:t>Organisatsiooni</w:t></w:r><w:proofErr w:type="spellEnd"/><w:r><w:t xml:space="preserve"> </w:t></w:r><w:proofErr w:type="spellStart"/><w:r><w:t>eelkontroll</w:t></w:r><w:proofErr w:type="spellEnd"/></w:p><w:p><w:proofErr w:type="spellStart"/><w:r><w:t>Organisatsioon</w:t></w:r><w:proofErr w:type="spellEnd"/><w:r><w:t xml:space="preserve"> </w:t></w:r><w:proofErr w:type="spellStart"/><w:r><w:t>kinnitab</w:t></w:r><w:proofErr w:type="spellEnd"/><w:r><w:t xml:space="preserve"> </w:t></w:r><w:proofErr w:type="spellStart"/><w:r><w:t>käesoleva</w:t></w:r><w:proofErr w:type="spellEnd"/><w:r><w:t xml:space="preserve"> </w:t></w:r><w:proofErr w:type="spellStart"/><w:r><w:t>dokumendi</w:t></w:r><w:proofErr w:type="spellEnd"/><w:r><w:t xml:space="preserve"> </w:t></w:r><w:proofErr w:type="spellStart"/><w:r><w:t>allkirjastamisega</w:t></w:r><w:proofErr w:type="spellEnd"/><w:r><w:t xml:space="preserve">, et </w:t></w:r><w:proofErr w:type="spellStart"/><w:r><w:t>enne</w:t></w:r><w:proofErr w:type="spellEnd"/><w:r><w:t xml:space="preserve"> </w:t></w:r><w:proofErr w:type="spellStart"/><w:r><w:t>tuvastatavate</w:t></w:r><w:proofErr w:type="spellEnd"/><w:r><w:t xml:space="preserve"> </w:t></w:r><w:proofErr w:type="spellStart"/><w:r><w:t>või</w:t></w:r><w:proofErr w:type="spellEnd"/><w:r><w:t xml:space="preserve"> </w:t></w:r><w:proofErr w:type="spellStart"/><w:r><w:t>tundlike</w:t></w:r><w:proofErr w:type="spellEnd"/><w:r><w:t xml:space="preserve"> </w:t></w:r><w:proofErr w:type="spellStart"/><w:r><w:t>andmete</w:t></w:r><w:proofErr w:type="spellEnd"/><w:r><w:t xml:space="preserve"> </w:t></w:r><w:proofErr w:type="spellStart"/><w:r><w:t>kasutamist</w:t></w:r><w:proofErr w:type="spellEnd"/><w:r><w:t xml:space="preserve"> on </w:t></w:r><w:proofErr w:type="spellStart"/><w:r><w:t>vähemalt</w:t></w:r><w:proofErr w:type="spellEnd"/><w:r><w:t xml:space="preserve"> </w:t></w:r><w:proofErr w:type="spellStart"/><w:r><w:t>hinnatud</w:t></w:r><w:proofErr w:type="spellEnd"/><w:r><w:t xml:space="preserve"> </w:t></w:r><w:proofErr w:type="spellStart"/><w:r><w:t>järgmisi</w:t></w:r><w:proofErr w:type="spellEnd"/><w:r><w:t xml:space="preserve"> </w:t></w:r><w:proofErr w:type="spellStart"/><w:r><w:t>küsimusi</w:t></w:r><w:proofErr w:type="spellEnd"/><w:r><w:t xml:space="preserve">: </w:t></w:r><w:proofErr w:type="spellStart"/><w:r><w:t>kasutamise</w:t></w:r><w:proofErr w:type="spellEnd"/><w:r><w:t xml:space="preserve"> </w:t></w:r><w:proofErr w:type="spellStart"/><w:r><w:t>eesmärk</w:t></w:r><w:proofErr w:type="spellEnd"/><w:r><w:t xml:space="preserve">, </w:t></w:r><w:proofErr w:type="spellStart"/><w:r><w:t>andmete</w:t></w:r><w:proofErr w:type="spellEnd"/><w:r><w:t xml:space="preserve"> </w:t></w:r><w:proofErr w:type="spellStart"/><w:r><w:t>kasutamise</w:t></w:r><w:proofErr w:type="spellEnd"/><w:r><w:t xml:space="preserve"> </w:t></w:r><w:proofErr w:type="spellStart"/><w:r><w:t>õiguslik</w:t></w:r><w:proofErr w:type="spellEnd"/><w:r><w:t xml:space="preserve"> alus, </w:t></w:r><w:proofErr w:type="spellStart"/><w:r><w:t>kasutamise</w:t></w:r><w:proofErr w:type="spellEnd"/><w:r><w:t xml:space="preserve"> </w:t></w:r><w:proofErr w:type="spellStart"/><w:r><w:t>lubatavus</w:t></w:r><w:proofErr w:type="spellEnd"/><w:r><w:t xml:space="preserve">, </w:t></w:r><w:proofErr w:type="spellStart"/><w:r><w:t>vajadus</w:t></w:r><w:proofErr w:type="spellEnd"/><w:r><w:t xml:space="preserve"> </w:t></w:r><w:proofErr w:type="spellStart"/><w:r><w:t>täiendava</w:t></w:r><w:proofErr w:type="spellEnd"/><w:r><w:t xml:space="preserve"> </w:t></w:r><w:proofErr w:type="spellStart"/><w:r><w:t>hindamise</w:t></w:r><w:proofErr w:type="spellEnd"/><w:r><w:t xml:space="preserve"> </w:t></w:r><w:proofErr w:type="spellStart"/><w:r><w:t>või</w:t></w:r><w:proofErr w:type="spellEnd"/><w:r><w:t xml:space="preserve"> </w:t></w:r><w:proofErr w:type="spellStart"/><w:r><w:t>kaitsemeetmete</w:t></w:r><w:proofErr w:type="spellEnd"/><w:r><w:t xml:space="preserve"> </w:t></w:r><w:proofErr w:type="spellStart"/><w:r><w:t>järele</w:t></w:r><w:proofErr w:type="spellEnd"/><w:r><w:t xml:space="preserve"> </w:t></w:r><w:proofErr w:type="spellStart"/><w:r><w:t>ning</w:t></w:r><w:proofErr w:type="spellEnd"/><w:r><w:t xml:space="preserve"> see, kas </w:t></w:r><w:proofErr w:type="spellStart"/><w:r><w:t>töötajatele</w:t></w:r><w:proofErr w:type="spellEnd"/><w:r><w:t xml:space="preserve"> on </w:t></w:r><w:proofErr w:type="spellStart"/><w:r><w:t>antud</w:t></w:r><w:proofErr w:type="spellEnd"/><w:r><w:t xml:space="preserve"> </w:t></w:r><w:proofErr w:type="spellStart"/><w:r><w:t>piisavad</w:t></w:r><w:proofErr w:type="spellEnd"/><w:r><w:t xml:space="preserve"> </w:t></w:r><w:proofErr w:type="spellStart"/><w:r><w:t>juhised</w:t></w:r><w:proofErr w:type="spellEnd"/><w:r><w:t xml:space="preserve"> ja </w:t></w:r><w:proofErr w:type="spellStart"/><w:r><w:t>kasutusreeglid</w:t></w:r><w:proofErr w:type="spellEnd"/><w:r><w:t>.</w:t></w:r></w:p><w:p><w:pPr><w:pStyle w:val="Pealkiri1"/><w:spacing w:before="200" w:after="80"/></w:pPr><w:r><w:t xml:space="preserve">6. </w:t></w:r><w:proofErr w:type="spellStart"/><w:r><w:t>Kokkulepe</w:t></w:r><w:proofErr w:type="spellEnd"/><w:r><w:t xml:space="preserve"> </w:t></w:r><w:proofErr w:type="spellStart"/><w:r><w:t>andmete</w:t></w:r><w:proofErr w:type="spellEnd"/><w:r><w:t xml:space="preserve"> </w:t></w:r><w:proofErr w:type="spellStart"/><w:r><w:t>töötlemise</w:t></w:r><w:proofErr w:type="spellEnd"/><w:r><w:t xml:space="preserve"> </w:t></w:r><w:proofErr w:type="spellStart"/><w:r><w:t>kohta</w:t></w:r><w:proofErr w:type="spellEnd"/></w:p><w:p><w:pPr><w:rPr><w:lang w:val="et-EE"/></w:rPr></w:pPr><w:r><w:rPr><w:lang w:val="et-EE"/></w:rPr><w:t xml:space="preserve">Käesolev dokument on ühtlasi organisatsiooni ja </w:t></w:r><w:proofErr w:type="spellStart"/><w:r><w:rPr><w:lang w:val="et-EE"/></w:rPr><w:t>SotsiaalAI</w:t></w:r><w:proofErr w:type="spellEnd"/><w:r><w:rPr><w:lang w:val="et-EE"/></w:rPr><w:t xml:space="preserve"> vaheline kirjalik kokkulepe andmete töötlemise kohta ulatuses, milles </w:t></w:r><w:proofErr w:type="spellStart"/><w:r><w:rPr><w:lang w:val="et-EE"/></w:rPr><w:t>SotsiaalAI</w:t></w:r><w:proofErr w:type="spellEnd"/><w:r><w:rPr><w:lang w:val="et-EE"/></w:rPr><w:t xml:space="preserve"> töötleb isikuandmeid organisatsiooni nimel. Käesoleva dokumendi selles osas käsitatakse organisatsiooni vastutava töötlejana ja </w:t></w:r><w:proofErr w:type="spellStart"/><w:r><w:rPr><w:lang w:val="et-EE"/></w:rPr><w:t>SotsiaalAI</w:t></w:r><w:proofErr w:type="spellEnd"/><w:r><w:rPr><w:lang w:val="et-EE"/></w:rPr><w:t>-d volitatud töötlejana ulatuses, milles see õiguslik rollijaotus konkreetsele töötlemisele kohaldub.</w:t></w:r></w:p><w:p><w:pPr><w:rPr><w:lang w:val="et-EE"/></w:rPr></w:pPr><w:r><w:rPr><w:lang w:val="et-EE"/></w:rPr><w:t xml:space="preserve">See osa jõustub siis, kui organisatsioon ja </w:t></w:r><w:proofErr w:type="spellStart"/><w:r><w:rPr><w:lang w:val="et-EE"/></w:rPr><w:t>SotsiaalAI</w:t></w:r><w:proofErr w:type="spellEnd"/><w:r><w:rPr><w:lang w:val="et-EE"/></w:rPr><w:t xml:space="preserve"> on allkirjastanud sama sisuga faili.</w:t></w:r></w:p><w:p><w:pPr><w:rPr><w:lang w:val="et-EE"/></w:rPr></w:pPr><w:proofErr w:type="spellStart"/><w:r><w:rPr><w:lang w:val="et-EE"/></w:rPr><w:t>SotsiaalAI</w:t></w:r><w:proofErr w:type="spellEnd"/><w:r><w:rPr><w:lang w:val="et-EE"/></w:rPr><w:t xml:space="preserve"> töötleb organisatsiooni nimel andmeid ainult ulatuses, mis on vajalik teenuse osutamiseks. See võib hõlmata failide hoidmist, dokumentide, kokkuvõtete, aruannete ja muude töömustandite ettevalmistamist, info korrastamist, lubatud töövoogude tehnilist käitamist, kasutaja tuvastamist, tehnilist tuge, turvet ja teenuse töökindluse tagamist.</w:t></w:r></w:p><w:p><w:pPr><w:rPr><w:lang w:val="et-EE"/></w:rPr></w:pPr><w:r><w:rPr><w:lang w:val="et-EE"/></w:rPr><w:t xml:space="preserve">Töödeldavad andmed võivad hõlmata töömaterjalide sisu, vestluste sisendeid, dokumente, kontaktandmeid, kasutajakonto andmeid ning muid andmeid, mida organisatsioon kasutab teenuses </w:t></w:r><w:r><w:rPr><w:lang w:val="et-EE"/></w:rPr><w:lastRenderedPageBreak/><w:t>õiguspäraselt. Andmete hulka võivad kuuluda ka isikuandmed, sealhulgas eriliigilised isikuandmed, kui nende kasutamine on organisatsiooni tööülesannete täitmiseks vajalik ja lubatud.</w:t></w:r></w:p><w:p><w:pPr><w:rPr><w:lang w:val="et-EE"/></w:rPr></w:pPr><w:r><w:rPr><w:lang w:val="et-EE"/></w:rPr><w:t>Andmeid töödeldakse nii kaua, kui organisatsioon teenust kasutab, töötlemine on vajalik teenuse osutamiseks või säilitamine on vajalik seadusest, dokumendihaldusest, arhiveerimisnõuetest või teenuse töökindlusest tuleneval põhjusel.</w:t></w:r></w:p><w:p><w:pPr><w:rPr><w:lang w:val="et-EE"/></w:rPr></w:pPr><w:proofErr w:type="spellStart"/><w:r><w:rPr><w:lang w:val="et-EE"/></w:rPr><w:t>SotsiaalAI</w:t></w:r><w:proofErr w:type="spellEnd"/><w:r><w:rPr><w:lang w:val="et-EE"/></w:rPr><w:t xml:space="preserve"> töötleb andmeid organisatsiooni dokumenteeritud juhiste järgi, tagab andmetega kokku puutuvate isikute konfidentsiaalsuskohustuse ning rakendab asjakohaseid tehnilisi ja korralduslikke meetmeid andmete kaitsmiseks.</w:t></w:r></w:p><w:p><w:pPr><w:rPr><w:lang w:val="et-EE"/></w:rPr></w:pPr><w:proofErr w:type="spellStart"/><w:r><w:rPr><w:lang w:val="et-EE"/></w:rPr><w:t>SotsiaalAI</w:t></w:r><w:proofErr w:type="spellEnd"/><w:r><w:rPr><w:lang w:val="et-EE"/></w:rPr><w:t xml:space="preserve"> aitab mõistlikus ulatuses organisatsiooni andmesubjektide taotluste lahendamisel, isikuandmetega seotud rikkumiste hindamisel, turvameetmete kirjeldamisel ning muude andmekaitsealaste kohustuste täitmisel ulatuses, milles see on seotud teenusega.</w:t></w:r></w:p><w:p><w:pPr><w:rPr><w:lang w:val="et-EE"/></w:rPr></w:pPr><w:r><w:rPr><w:lang w:val="et-EE"/></w:rPr><w:t xml:space="preserve">Töötlemise lõppemisel kustutab või tagastab </w:t></w:r><w:proofErr w:type="spellStart"/><w:r><w:rPr><w:lang w:val="et-EE"/></w:rPr><w:t>SotsiaalAI</w:t></w:r><w:proofErr w:type="spellEnd"/><w:r><w:rPr><w:lang w:val="et-EE"/></w:rPr><w:t xml:space="preserve"> organisatsiooni andmed organisatsiooni juhiste kohaselt selles ulatuses, mis on tehniliselt võimalik ja kooskõlas säilitamiskohustustega. Kui seadus nõuab teatud andmete või dokumentide pikemat säilitamist, arhiveerimist või piiratud juurdepääsu, lähtutakse vastavast õiguslikust alusest.</w:t></w:r></w:p><w:p><w:pPr><w:pStyle w:val="Pealkiri1"/><w:spacing w:before="200" w:after="80"/></w:pPr><w:r><w:t xml:space="preserve">7. </w:t></w:r><w:proofErr w:type="spellStart"/><w:r><w:t>Turvalisus</w:t></w:r><w:proofErr w:type="spellEnd"/></w:p><w:p><w:pPr><w:rPr><w:lang w:val="et-EE"/></w:rPr></w:pPr><w:proofErr w:type="spellStart"/><w:r><w:rPr><w:lang w:val="et-EE"/></w:rPr><w:t>SotsiaalAI</w:t></w:r><w:proofErr w:type="spellEnd"/><w:r><w:rPr><w:lang w:val="et-EE"/></w:rPr><w:t xml:space="preserve"> kaitseb andmeid asjakohaste tehniliste ja korralduslike meetmetega. Nende hulka kuuluvad muu hulgas turvalised ühendused, ligipääsu piiramine vastavalt rollile ja töövajadusele, logimine, varundamine, taastamine, uuenduste ja haavatavuste haldus, rikkumiste käsitlus ning andmete säilitamise ja kustutamise reeglid.</w:t></w:r></w:p><w:p><w:pPr><w:rPr><w:lang w:val="et-EE"/></w:rPr></w:pPr><w:r><w:rPr><w:lang w:val="et-EE"/></w:rPr><w:t xml:space="preserve">Teenuse osutamiseks võib </w:t></w:r><w:proofErr w:type="spellStart"/><w:r><w:rPr><w:lang w:val="et-EE"/></w:rPr><w:t>SotsiaalAI</w:t></w:r><w:proofErr w:type="spellEnd"/><w:r><w:rPr><w:lang w:val="et-EE"/></w:rPr><w:t xml:space="preserve"> kasutada vajalikke teenusepakkujaid või </w:t></w:r><w:proofErr w:type="spellStart"/><w:r><w:rPr><w:lang w:val="et-EE"/></w:rPr><w:t>alltöötlejaid</w:t></w:r><w:proofErr w:type="spellEnd"/><w:r><w:rPr><w:lang w:val="et-EE"/></w:rPr><w:t>, näiteks majutuse, tehisintellekti, kõneteenuste, e-posti, logimise või monitooringu jaoks. Neid kasutatakse ainult teenuse toimimiseks vajalikus ulatuses ning neile kohalduvad asjakohased konfidentsiaalsus- ja andmekaitsekohustused.</w:t></w:r></w:p><w:p><w:pPr><w:rPr><w:lang w:val="et-EE"/></w:rPr></w:pPr><w:r><w:rPr><w:lang w:val="et-EE"/></w:rPr><w:t>Kui andmeid edastatakse väljapoole Euroopa Liitu või Euroopa Majanduspiirkonda, rakendatakse selleks asjakohaseid kaitsemeetmeid vastavalt kohaldatavale õigusele.</w:t></w:r></w:p><w:p><w:pPr><w:rPr><w:lang w:val="et-EE"/></w:rPr></w:pPr><w:r><w:rPr><w:lang w:val="et-EE"/></w:rPr><w:t>Platvormi põhimajutus toimub Euroopa Majanduspiirkonnas, sealhulgas Eestis, kui pooled ei lepi kirjalikult kokku teisiti.</w:t></w:r></w:p><w:p><w:pPr><w:pStyle w:val="Pealkiri1"/><w:spacing w:before="200" w:after="80"/></w:pPr><w:r><w:t xml:space="preserve">8. </w:t></w:r><w:proofErr w:type="spellStart"/><w:r><w:t>Vead</w:t></w:r><w:proofErr w:type="spellEnd"/><w:r><w:t xml:space="preserve"> ja </w:t></w:r><w:proofErr w:type="spellStart"/><w:r><w:t>rikkumised</w:t></w:r><w:proofErr w:type="spellEnd"/></w:p><w:p><w:pPr><w:rPr><w:lang w:val="et-EE"/></w:rPr></w:pPr><w:r><w:rPr><w:lang w:val="et-EE"/></w:rPr><w:t>Kui töötaja märkab või kahtlustab, et platvormi on sisestatud vale, liigne või loata info, peab ta sellest viivitamata teatama organisatsiooni tavapärase korra järgi.</w:t></w:r></w:p><w:p><w:pPr><w:rPr><w:lang w:val="et-EE"/></w:rPr></w:pPr><w:r><w:rPr><w:lang w:val="et-EE"/></w:rPr><w:t xml:space="preserve">Kui </w:t></w:r><w:proofErr w:type="spellStart"/><w:r><w:rPr><w:lang w:val="et-EE"/></w:rPr><w:t>SotsiaalAI</w:t></w:r><w:proofErr w:type="spellEnd"/><w:r><w:rPr><w:lang w:val="et-EE"/></w:rPr><w:t xml:space="preserve"> saab teada rikkumisest, mis puudutab organisatsiooni andmeid, teavitab ta organisatsiooni põhjendamatu viivituseta ning aitab mõistlikus ulatuses rikkumise asjaolude, võimaliku mõju ja edasiste sammude hindamisel.</w:t></w:r></w:p><w:p><w:pPr><w:pStyle w:val="Pealkiri1"/><w:spacing w:before="200" w:after="80"/></w:pPr><w:r><w:lastRenderedPageBreak/><w:t xml:space="preserve">9. </w:t></w:r><w:proofErr w:type="spellStart"/><w:r><w:t>Allkirjad</w:t></w:r><w:proofErr w:type="spellEnd"/><w:r><w:t xml:space="preserve"> ja </w:t></w:r><w:proofErr w:type="spellStart"/><w:r><w:t>jõustumine</w:t></w:r><w:proofErr w:type="spellEnd"/></w:p><w:p><w:pPr><w:spacing w:after="120" w:line="283" w:lineRule="auto"/><w:rPr><w:lang w:val="et-EE"/></w:rPr></w:pPr><w:r><w:rPr><w:lang w:val="et-EE"/></w:rPr><w:t>Käesolev dokument jõustub organisatsiooni sisemise tööalase kasutuse alusena siis, kui organisatsiooni esindaja ja töötaja on selle allkirjastanud.</w:t></w:r></w:p><w:p><w:pPr><w:spacing w:after="120" w:line="283" w:lineRule="auto"/><w:rPr><w:lang w:val="et-EE"/></w:rPr></w:pPr><w:r><w:rPr><w:lang w:val="et-EE"/></w:rPr><w:t xml:space="preserve">Käesoleva dokumendi lepinguline osa jõustub </w:t></w:r><w:proofErr w:type="spellStart"/><w:r><w:rPr><w:lang w:val="et-EE"/></w:rPr><w:t>SotsiaalAI</w:t></w:r><w:proofErr w:type="spellEnd"/><w:r><w:rPr><w:lang w:val="et-EE"/></w:rPr><w:t xml:space="preserve"> suhtes siis, kui organisatsioon ja </w:t></w:r><w:proofErr w:type="spellStart"/><w:r><w:rPr><w:lang w:val="et-EE"/></w:rPr><w:t>SotsiaalAI</w:t></w:r><w:proofErr w:type="spellEnd"/><w:r><w:rPr><w:lang w:val="et-EE"/></w:rPr><w:t xml:space="preserve"> on allkirjastanud sama sisuga faili.</w:t></w:r></w:p><w:tbl><w:tblPr><w:tblW w:w="0" w:type="auto"/><w:jc w:val="center"/><w:tblBorders><w:top w:val="single" w:sz="6" w:space="0" w:color="D8CBC5"/><w:left w:val="single" w:sz="6" w:space="0" w:color="D8CBC5"/><w:bottom w:val="single" w:sz="6" w:space="0" w:color="D8CBC5"/><w:right w:val="single" w:sz="6" w:space="0" w:color="D8CBC5"/><w:insideH w:val="single" w:sz="6" w:space="0" w:color="D8CBC5"/><w:insideV w:val="single" w:sz="6" w:space="0" w:color="D8CBC5"/></w:tblBorders><w:tblLayout w:type="fixed"/><w:tblLook w:val="04A0" w:firstRow="1" w:lastRow="0" w:firstColumn="1" w:lastColumn="0" w:noHBand="0" w:noVBand="1"/></w:tblPr><w:tblGrid><w:gridCol w:w="2948"/><w:gridCol w:w="5216"/></w:tblGrid><w:tr><w:trPr><w:trHeight w:val="360"/><w:jc w:val="center"/></w:trPr><w:tc><w:tcPr><w:tcW w:w="2948" w:type="dxa"/><w:shd w:val="clear" w:color="auto" w:fill="EFE7E3"/><w:tcMar><w:top w:w="85" w:type="dxa"/><w:left w:w="100" w:type="dxa"/><w:bottom w:w="85" w:type="dxa"/><w:right w:w="100" w:type="dxa"/></w:tcMar><w:vAlign w:val="center"/></w:tcPr><w:p><w:pPr><w:spacing w:after="0"/></w:pPr><w:proofErr w:type="spellStart"/><w:r><w:rPr><w:b/></w:rPr><w:t>Organisatsioon</w:t></w:r><w:proofErr w:type="spellEnd"/></w:p></w:tc><w:tc><w:tcPr><w:tcW w:w="5216" w:type="dxa"/><w:tcMar><w:top w:w="85" w:type="dxa"/><w:left w:w="100" w:type="dxa"/><w:bottom w:w="85" w:type="dxa"/><w:right w:w="100" w:type="dxa"/></w:tcMar><w:vAlign w:val="center"/></w:tcPr><w:p><w:pPr><w:spacing w:after="0"/></w:pPr><w:r><w:t xml:space="preserve"> </w:t></w:r></w:p></w:tc></w:tr><w:tr><w:trPr><w:trHeight w:val="360"/><w:jc w:val="center"/></w:trPr><w:tc><w:tcPr><w:tcW w:w="2948" w:type="dxa"/><w:shd w:val="clear" w:color="auto" w:fill="EFE7E3"/><w:tcMar><w:top w:w="85" w:type="dxa"/><w:left w:w="100" w:type="dxa"/><w:bottom w:w="85" w:type="dxa"/><w:right w:w="100" w:type="dxa"/></w:tcMar><w:vAlign w:val="center"/></w:tcPr><w:p><w:pPr><w:spacing w:after="0"/></w:pPr><w:proofErr w:type="spellStart"/><w:r><w:rPr><w:b/></w:rPr><w:t>Jõustumise</w:t></w:r><w:proofErr w:type="spellEnd"/><w:r><w:rPr><w:b/></w:rPr><w:t xml:space="preserve"> </w:t></w:r><w:proofErr w:type="spellStart"/><w:r><w:rPr><w:b/></w:rPr><w:t>kuupäev</w:t></w:r><w:proofErr w:type="spellEnd"/></w:p></w:tc><w:tc><w:tcPr><w:tcW w:w="5216" w:type="dxa"/><w:tcMar><w:top w:w="85" w:type="dxa"/><w:left w:w="100" w:type="dxa"/><w:bottom w:w="85" w:type="dxa"/><w:right w:w="100" w:type="dxa"/></w:tcMar><w:vAlign w:val="center"/></w:tcPr><w:p><w:pPr><w:spacing w:after="0"/></w:pPr><w:r><w:t xml:space="preserve"> </w:t></w:r></w:p></w:tc></w:tr></w:tbl><w:p><w:pPr><w:spacing w:after="120" w:line="283" w:lineRule="auto"/></w:pPr></w:p><w:tbl><w:tblPr><w:tblW w:w="0" w:type="auto"/><w:jc w:val="center"/><w:tblBorders><w:top w:val="single" w:sz="6" w:space="0" w:color="D8CBC5"/><w:left w:val="single" w:sz="6" w:space="0" w:color="D8CBC5"/><w:bottom w:val="single" w:sz="6" w:space="0" w:color="D8CBC5"/><w:right w:val="single" w:sz="6" w:space="0" w:color="D8CBC5"/><w:insideH w:val="single" w:sz="6" w:space="0" w:color="D8CBC5"/><w:insideV w:val="single" w:sz="6" w:space="0" w:color="D8CBC5"/></w:tblBorders><w:tblLayout w:type="fixed"/><w:tblLook w:val="04A0" w:firstRow="1" w:lastRow="0" w:firstColumn="1" w:lastColumn="0" w:noHBand="0" w:noVBand="1"/></w:tblPr><w:tblGrid><w:gridCol w:w="3118"/><w:gridCol w:w="2721"/><w:gridCol w:w="2324"/></w:tblGrid><w:tr><w:trPr><w:trHeight w:val="320"/><w:jc w:val="center"/></w:trPr><w:tc><w:tcPr><w:tcW w:w="3118" w:type="dxa"/><w:shd w:val="clear" w:color="auto" w:fill="E7DDD7"/><w:tcMar><w:top w:w="70" w:type="dxa"/><w:left w:w="90" w:type="dxa"/><w:bottom w:w="70" w:type="dxa"/><w:right w:w="90" w:type="dxa"/></w:tcMar><w:vAlign w:val="center"/></w:tcPr><w:p><w:pPr><w:spacing w:after="0"/></w:pPr><w:proofErr w:type="spellStart"/><w:r><w:rPr><w:b/><w:sz w:val="21"/></w:rPr><w:t>Allkirjastaja</w:t></w:r><w:proofErr w:type="spellEnd"/></w:p></w:tc><w:tc><w:tcPr><w:tcW w:w="2721" w:type="dxa"/><w:shd w:val="clear" w:color="auto" w:fill="E7DDD7"/><w:tcMar><w:top w:w="70" w:type="dxa"/><w:left w:w="90" w:type="dxa"/><w:bottom w:w="70" w:type="dxa"/><w:right w:w="90" w:type="dxa"/></w:tcMar><w:vAlign w:val="center"/></w:tcPr><w:p><w:pPr><w:spacing w:after="0"/></w:pPr><w:r><w:rPr><w:b/><w:sz w:val="21"/></w:rPr><w:t xml:space="preserve">Nimi ja </w:t></w:r><w:proofErr w:type="spellStart"/><w:r><w:rPr><w:b/><w:sz w:val="21"/></w:rPr><w:t>ametikoht</w:t></w:r><w:proofErr w:type="spellEnd"/></w:p></w:tc><w:tc><w:tcPr><w:tcW w:w="2324" w:type="dxa"/><w:shd w:val="clear" w:color="auto" w:fill="E7DDD7"/><w:tcMar><w:top w:w="70" w:type="dxa"/><w:left w:w="90" w:type="dxa"/><w:bottom w:w="70" w:type="dxa"/><w:right w:w="90" w:type="dxa"/></w:tcMar><w:vAlign w:val="center"/></w:tcPr><w:p><w:pPr><w:spacing w:after="0"/></w:pPr><w:proofErr w:type="spellStart"/><w:r><w:rPr><w:b/><w:sz w:val="21"/></w:rPr><w:t>Kuupäev</w:t></w:r><w:proofErr w:type="spellEnd"/><w:r><w:rPr><w:b/><w:sz w:val="21"/></w:rPr><w:t xml:space="preserve"> ja </w:t></w:r><w:proofErr w:type="spellStart"/><w:r><w:rPr><w:b/><w:sz w:val="21"/></w:rPr><w:t>allkiri</w:t></w:r><w:proofErr w:type="spellEnd"/></w:p></w:tc></w:tr><w:tr><w:trPr><w:trHeight w:val="320"/><w:jc w:val="center"/></w:trPr><w:tc><w:tcPr><w:tcW w:w="3118" w:type="dxa"/><w:tcMar><w:top w:w="70" w:type="dxa"/><w:left w:w="90" w:type="dxa"/><w:bottom w:w="70" w:type="dxa"/><w:right w:w="90" w:type="dxa"/></w:tcMar><w:vAlign w:val="center"/></w:tcPr><w:p><w:pPr><w:spacing w:after="0"/></w:pPr><w:proofErr w:type="spellStart"/><w:r><w:rPr><w:sz w:val="21"/></w:rPr><w:t>Organisatsiooni</w:t></w:r><w:proofErr w:type="spellEnd"/><w:r><w:rPr><w:sz w:val="21"/></w:rPr><w:t xml:space="preserve"> </w:t></w:r><w:proofErr w:type="spellStart"/><w:r><w:rPr><w:sz w:val="21"/></w:rPr><w:t>esindaja</w:t></w:r><w:proofErr w:type="spellEnd"/></w:p></w:tc><w:tc><w:tcPr><w:tcW w:w="2721" w:type="dxa"/><w:tcMar><w:top w:w="70" w:type="dxa"/><w:left w:w="90" w:type="dxa"/><w:bottom w:w="70" w:type="dxa"/><w:right w:w="90" w:type="dxa"/></w:tcMar><w:vAlign w:val="center"/></w:tcPr><w:p><w:pPr><w:spacing w:after="0"/></w:pPr><w:r><w:rPr><w:sz w:val="21"/></w:rPr><w:t xml:space="preserve"> </w:t></w:r></w:p></w:tc><w:tc><w:tcPr><w:tcW w:w="2324" w:type="dxa"/><w:tcMar><w:top w:w="70" w:type="dxa"/><w:left w:w="90" w:type="dxa"/><w:bottom w:w="70" w:type="dxa"/><w:right w:w="90" w:type="dxa"/></w:tcMar><w:vAlign w:val="center"/></w:tcPr><w:p><w:pPr><w:spacing w:after="0"/></w:pPr><w:r><w:rPr><w:sz w:val="21"/></w:rPr><w:t xml:space="preserve"> </w:t></w:r></w:p></w:tc></w:tr><w:tr><w:trPr><w:trHeight w:val="320"/><w:jc w:val="center"/></w:trPr><w:tc><w:tcPr><w:tcW w:w="3118" w:type="dxa"/><w:tcMar><w:top w:w="70" w:type="dxa"/><w:left w:w="90" w:type="dxa"/><w:bottom w:w="70" w:type="dxa"/><w:right w:w="90" w:type="dxa"/></w:tcMar><w:vAlign w:val="center"/></w:tcPr><w:p><w:pPr><w:spacing w:after="0"/></w:pPr><w:proofErr w:type="spellStart"/><w:r><w:t>Organisatsiooni</w:t></w:r><w:proofErr w:type="spellEnd"/><w:r><w:t xml:space="preserve"> </w:t></w:r><w:proofErr w:type="spellStart"/><w:r><w:t>töötaja</w:t></w:r><w:proofErr w:type="spellEnd"/></w:p></w:tc><w:tc><w:tcPr><w:tcW w:w="2721" w:type="dxa"/><w:tcMar><w:top w:w="70" w:type="dxa"/><w:left w:w="90" w:type="dxa"/><w:bottom w:w="70" w:type="dxa"/><w:right w:w="90" w:type="dxa"/></w:tcMar><w:vAlign w:val="center"/></w:tcPr><w:p><w:pPr><w:spacing w:after="0"/></w:pPr></w:p></w:tc><w:tc><w:tcPr><w:tcW w:w="2324" w:type="dxa"/><w:tcMar><w:top w:w="70" w:type="dxa"/><w:left w:w="90" w:type="dxa"/><w:bottom w:w="70" w:type="dxa"/><w:right w:w="90" w:type="dxa"/></w:tcMar><w:vAlign w:val="center"/></w:tcPr><w:p><w:pPr><w:spacing w:after="0"/></w:pPr></w:p></w:tc></w:tr><w:tr><w:trPr><w:trHeight w:val="320"/><w:jc w:val="center"/></w:trPr><w:tc><w:tcPr><w:tcW w:w="3118" w:type="dxa"/><w:tcMar><w:top w:w="70" w:type="dxa"/><w:left w:w="90" w:type="dxa"/><w:bottom w:w="70" w:type="dxa"/><w:right w:w="90" w:type="dxa"/></w:tcMar><w:vAlign w:val="center"/></w:tcPr><w:p><w:pPr><w:spacing w:after="0"/></w:pPr><w:proofErr w:type="spellStart"/><w:r><w:rPr><w:sz w:val="21"/></w:rPr><w:t>SotsiaalAI</w:t></w:r><w:proofErr w:type="spellEnd"/><w:r><w:rPr><w:sz w:val="21"/></w:rPr><w:t xml:space="preserve"> O�? </w:t></w:r><w:proofErr w:type="spellStart"/><w:r><w:rPr><w:sz w:val="21"/></w:rPr><w:t>esindaja</w:t></w:r><w:proofErr w:type="spellEnd"/></w:p></w:tc><w:tc><w:tcPr><w:tcW w:w="2721" w:type="dxa"/><w:tcMar><w:top w:w="70" w:type="dxa"/><w:left w:w="90" w:type="dxa"/><w:bottom w:w="70" w:type="dxa"/><w:right w:w="90" w:type="dxa"/></w:tcMar><w:vAlign w:val="center"/></w:tcPr><w:p><w:pPr><w:spacing w:after="0"/></w:pPr><w:r><w:rPr><w:sz w:val="21"/></w:rPr><w:t xml:space="preserve"> </w:t></w:r><w:r><w:rPr><w:sz w:val="21"/></w:rPr><w:t xml:space="preserve">Laur Raudsoo, </w:t></w:r><w:proofErr w:type="spellStart"/><w:r><w:rPr><w:sz w:val="21"/></w:rPr><w:t>juhatuse</w:t></w:r><w:proofErr w:type="spellEnd"/><w:r><w:rPr><w:sz w:val="21"/></w:rPr><w:t xml:space="preserve"> </w:t></w:r><w:proofErr w:type="spellStart"/><w:r><w:rPr><w:sz w:val="21"/></w:rPr><w:t>liige</w:t></w:r><w:proofErr w:type="spellEnd"/></w:p></w:tc><w:tc><w:tcPr><w:tcW w:w="2324" w:type="dxa"/><w:tcMar><w:top w:w="70" w:type="dxa"/><w:left w:w="90" w:type="dxa"/><w:bottom w:w="70" w:type="dxa"/><w:right w:w="90" w:type="dxa"/></w:tcMar><w:vAlign w:val="center"/></w:tcPr><w:p><w:pPr><w:spacing w:after="0"/></w:pPr><w:r><w:rPr><w:sz w:val="21"/></w:rPr><w:t xml:space="preserve"> 11.04.2026, </w:t></w:r><w:proofErr w:type="spellStart"/><w:r><w:rPr><w:sz w:val="21"/></w:rPr><w:t>allkiri</w:t></w:r><w:proofErr w:type="spellEnd"/><w:r><w:rPr><w:sz w:val="21"/></w:rPr><w:t xml:space="preserve"> </w:t></w:r><w:proofErr w:type="spellStart"/><w:r><w:rPr><w:sz w:val="21"/></w:rPr><w:t>digitaalne</w:t></w:r><w:proofErr w:type="spellEnd"/></w:p></w:tc></w:tr></w:tbl><w:p><w:pPr><w:spacing w:before="200" w:line="264" w:lineRule="auto"/></w:pPr></w:p><w:sectPr><w:headerReference w:type="even" r:id="rId8"/><w:headerReference w:type="default" r:id="rId9"/><w:footerReference w:type="even" r:id="rId10"/><w:footerReference w:type="default" r:id="rId11"/><w:headerReference w:type="first" r:id="rId12"/><w:footerReference w:type="first" r:id="rId13"/><w:pgSz w:w="12240" w:h="15840"/><w:pgMar w:top="1247" w:right="1304" w:bottom="1247" w:left="1304" w:header="720" w:footer="720" w:gutter="0"/><w:cols w:space="720"/><w:docGrid w:linePitch="360"/></w:sectPr></w:body></w:document>
+
 </file>
 
 <file path=word/endnotes.xml><?xml version="1.0" encoding="utf-8"?>
@@ -2037,7 +200,7 @@
     <w:lvl w:ilvl="0">
       <w:start w:val="1"/>
       <w:numFmt w:val="bullet"/>
-      <w:lvlText w:val=""/>
+      <w:lvlText w:val="?"/>
       <w:lvlJc w:val="left"/>
       <w:pPr>
         <w:tabs>
@@ -2058,7 +221,7 @@
       <w:start w:val="1"/>
       <w:numFmt w:val="bullet"/>
       <w:pStyle w:val="Loenditpp3"/>
-      <w:lvlText w:val=""/>
+      <w:lvlText w:val="?"/>
       <w:lvlJc w:val="left"/>
       <w:pPr>
         <w:tabs>
@@ -2079,7 +242,7 @@
       <w:start w:val="1"/>
       <w:numFmt w:val="bullet"/>
       <w:pStyle w:val="Loenditpp2"/>
-      <w:lvlText w:val=""/>
+      <w:lvlText w:val="?"/>
       <w:lvlJc w:val="left"/>
       <w:pPr>
         <w:tabs>
@@ -2118,7 +281,7 @@
       <w:start w:val="1"/>
       <w:numFmt w:val="bullet"/>
       <w:pStyle w:val="Loenditpp"/>
-      <w:lvlText w:val=""/>
+      <w:lvlText w:val="?"/>
       <w:lvlJc w:val="left"/>
       <w:pPr>
         <w:tabs>
@@ -2806,7 +969,7 @@
     </w:pPr>
   </w:style>
   <w:style w:type="character" w:customStyle="1" w:styleId="PisMrk">
-    <w:name w:val="Päis Märk"/>
+    <w:name w:val="P�is M�rk"/>
     <w:basedOn w:val="Liguvaikefont"/>
     <w:link w:val="Pis"/>
     <w:uiPriority w:val="99"/>
@@ -2828,7 +991,7 @@
     </w:pPr>
   </w:style>
   <w:style w:type="character" w:customStyle="1" w:styleId="JalusMrk">
-    <w:name w:val="Jalus Märk"/>
+    <w:name w:val="Jalus M�rk"/>
     <w:basedOn w:val="Liguvaikefont"/>
     <w:link w:val="Jalus"/>
     <w:uiPriority w:val="99"/>
@@ -2844,7 +1007,7 @@
     </w:pPr>
   </w:style>
   <w:style w:type="character" w:customStyle="1" w:styleId="Pealkiri1Mrk">
-    <w:name w:val="Pealkiri 1 Märk"/>
+    <w:name w:val="Pealkiri 1 M�rk"/>
     <w:basedOn w:val="Liguvaikefont"/>
     <w:link w:val="Pealkiri1"/>
     <w:uiPriority w:val="9"/>
@@ -2859,7 +1022,7 @@
     </w:rPr>
   </w:style>
   <w:style w:type="character" w:customStyle="1" w:styleId="Pealkiri2Mrk">
-    <w:name w:val="Pealkiri 2 Märk"/>
+    <w:name w:val="Pealkiri 2 M�rk"/>
     <w:basedOn w:val="Liguvaikefont"/>
     <w:link w:val="Pealkiri2"/>
     <w:uiPriority w:val="9"/>
@@ -2874,7 +1037,7 @@
     </w:rPr>
   </w:style>
   <w:style w:type="character" w:customStyle="1" w:styleId="Pealkiri3Mrk">
-    <w:name w:val="Pealkiri 3 Märk"/>
+    <w:name w:val="Pealkiri 3 M�rk"/>
     <w:basedOn w:val="Liguvaikefont"/>
     <w:link w:val="Pealkiri3"/>
     <w:uiPriority w:val="9"/>
@@ -2912,7 +1075,7 @@
     </w:rPr>
   </w:style>
   <w:style w:type="character" w:customStyle="1" w:styleId="PealkiriMrk">
-    <w:name w:val="Pealkiri Märk"/>
+    <w:name w:val="Pealkiri M�rk"/>
     <w:basedOn w:val="Liguvaikefont"/>
     <w:link w:val="Pealkiri"/>
     <w:uiPriority w:val="10"/>
@@ -2950,7 +1113,7 @@
     </w:rPr>
   </w:style>
   <w:style w:type="character" w:customStyle="1" w:styleId="AlapealkiriMrk">
-    <w:name w:val="Alapealkiri Märk"/>
+    <w:name w:val="Alapealkiri M�rk"/>
     <w:basedOn w:val="Liguvaikefont"/>
     <w:link w:val="Alapealkiri"/>
     <w:uiPriority w:val="11"/>
@@ -2988,7 +1151,7 @@
     </w:pPr>
   </w:style>
   <w:style w:type="character" w:customStyle="1" w:styleId="KehatekstMrk">
-    <w:name w:val="Kehatekst Märk"/>
+    <w:name w:val="Kehatekst M�rk"/>
     <w:basedOn w:val="Liguvaikefont"/>
     <w:link w:val="Kehatekst"/>
     <w:uiPriority w:val="99"/>
@@ -3006,7 +1169,7 @@
     </w:pPr>
   </w:style>
   <w:style w:type="character" w:customStyle="1" w:styleId="Kehatekst2Mrk">
-    <w:name w:val="Kehatekst 2 Märk"/>
+    <w:name w:val="Kehatekst 2 M�rk"/>
     <w:basedOn w:val="Liguvaikefont"/>
     <w:link w:val="Kehatekst2"/>
     <w:uiPriority w:val="99"/>
@@ -3028,7 +1191,7 @@
     </w:rPr>
   </w:style>
   <w:style w:type="character" w:customStyle="1" w:styleId="Kehatekst3Mrk">
-    <w:name w:val="Kehatekst 3 Märk"/>
+    <w:name w:val="Kehatekst 3 M�rk"/>
     <w:basedOn w:val="Liguvaikefont"/>
     <w:link w:val="Kehatekst3"/>
     <w:uiPriority w:val="99"/>
@@ -3209,7 +1372,7 @@
     </w:rPr>
   </w:style>
   <w:style w:type="character" w:customStyle="1" w:styleId="MakrotekstMrk">
-    <w:name w:val="Makrotekst Märk"/>
+    <w:name w:val="Makrotekst M�rk"/>
     <w:basedOn w:val="Liguvaikefont"/>
     <w:link w:val="Makrotekst"/>
     <w:uiPriority w:val="99"/>
@@ -3235,7 +1398,7 @@
     </w:rPr>
   </w:style>
   <w:style w:type="character" w:customStyle="1" w:styleId="TsitaatMrk">
-    <w:name w:val="Tsitaat Märk"/>
+    <w:name w:val="Tsitaat M�rk"/>
     <w:basedOn w:val="Liguvaikefont"/>
     <w:link w:val="Tsitaat"/>
     <w:uiPriority w:val="29"/>
@@ -3247,7 +1410,7 @@
     </w:rPr>
   </w:style>
   <w:style w:type="character" w:customStyle="1" w:styleId="Pealkiri4Mrk">
-    <w:name w:val="Pealkiri 4 Märk"/>
+    <w:name w:val="Pealkiri 4 M�rk"/>
     <w:basedOn w:val="Liguvaikefont"/>
     <w:link w:val="Pealkiri4"/>
     <w:uiPriority w:val="9"/>
@@ -3263,7 +1426,7 @@
     </w:rPr>
   </w:style>
   <w:style w:type="character" w:customStyle="1" w:styleId="Pealkiri5Mrk">
-    <w:name w:val="Pealkiri 5 Märk"/>
+    <w:name w:val="Pealkiri 5 M�rk"/>
     <w:basedOn w:val="Liguvaikefont"/>
     <w:link w:val="Pealkiri5"/>
     <w:uiPriority w:val="9"/>
@@ -3275,7 +1438,7 @@
     </w:rPr>
   </w:style>
   <w:style w:type="character" w:customStyle="1" w:styleId="Pealkiri6Mrk">
-    <w:name w:val="Pealkiri 6 Märk"/>
+    <w:name w:val="Pealkiri 6 M�rk"/>
     <w:basedOn w:val="Liguvaikefont"/>
     <w:link w:val="Pealkiri6"/>
     <w:uiPriority w:val="9"/>
@@ -3289,7 +1452,7 @@
     </w:rPr>
   </w:style>
   <w:style w:type="character" w:customStyle="1" w:styleId="Pealkiri7Mrk">
-    <w:name w:val="Pealkiri 7 Märk"/>
+    <w:name w:val="Pealkiri 7 M�rk"/>
     <w:basedOn w:val="Liguvaikefont"/>
     <w:link w:val="Pealkiri7"/>
     <w:uiPriority w:val="9"/>
@@ -3303,7 +1466,7 @@
     </w:rPr>
   </w:style>
   <w:style w:type="character" w:customStyle="1" w:styleId="Pealkiri8Mrk">
-    <w:name w:val="Pealkiri 8 Märk"/>
+    <w:name w:val="Pealkiri 8 M�rk"/>
     <w:basedOn w:val="Liguvaikefont"/>
     <w:link w:val="Pealkiri8"/>
     <w:uiPriority w:val="9"/>
@@ -3317,7 +1480,7 @@
     </w:rPr>
   </w:style>
   <w:style w:type="character" w:customStyle="1" w:styleId="Pealkiri9Mrk">
-    <w:name w:val="Pealkiri 9 Märk"/>
+    <w:name w:val="Pealkiri 9 M�rk"/>
     <w:basedOn w:val="Liguvaikefont"/>
     <w:link w:val="Pealkiri9"/>
     <w:uiPriority w:val="9"/>
@@ -3398,7 +1561,7 @@
     </w:rPr>
   </w:style>
   <w:style w:type="character" w:customStyle="1" w:styleId="SelgeltmrgatavtsitaatMrk">
-    <w:name w:val="Selgelt märgatav tsitaat Märk"/>
+    <w:name w:val="Selgelt m�rgatav tsitaat M�rk"/>
     <w:basedOn w:val="Liguvaikefont"/>
     <w:link w:val="Selgeltmrgatavtsitaat"/>
     <w:uiPriority w:val="30"/>
@@ -13593,10 +11756,10 @@
         <a:latin typeface="Calibri"/>
         <a:ea typeface=""/>
         <a:cs typeface=""/>
-        <a:font script="Jpan" typeface="ＭＳ ゴシック"/>
-        <a:font script="Hang" typeface="맑은 고딕"/>
-        <a:font script="Hans" typeface="宋体"/>
-        <a:font script="Hant" typeface="新細明體"/>
+        <a:font script="Jpan" typeface="?? ????"/>
+        <a:font script="Hang" typeface="?? ??"/>
+        <a:font script="Hans" typeface="??"/>
+        <a:font script="Hant" typeface="????"/>
         <a:font script="Arab" typeface="Times New Roman"/>
         <a:font script="Hebr" typeface="Times New Roman"/>
         <a:font script="Thai" typeface="Angsana New"/>
@@ -13628,10 +11791,10 @@
         <a:latin typeface="Cambria"/>
         <a:ea typeface=""/>
         <a:cs typeface=""/>
-        <a:font script="Jpan" typeface="ＭＳ 明朝"/>
-        <a:font script="Hang" typeface="맑은 고딕"/>
-        <a:font script="Hans" typeface="宋体"/>
-        <a:font script="Hant" typeface="新細明體"/>
+        <a:font script="Jpan" typeface="?? ??"/>
+        <a:font script="Hang" typeface="?? ??"/>
+        <a:font script="Hans" typeface="??"/>
+        <a:font script="Hant" typeface="????"/>
         <a:font script="Arab" typeface="Arial"/>
         <a:font script="Hebr" typeface="Arial"/>
         <a:font script="Thai" typeface="Cordia New"/>

--- a/public/legal/SotsiaalAI_raamdokument.docx
+++ b/public/legal/SotsiaalAI_raamdokument.docx
@@ -1,7 +1,1856 @@
 
-<file path=word/document.xml>?<?xml version="1.0" encoding="UTF-8" standalone="yes"?>
-<w:document xmlns:wpc="http://schemas.microsoft.com/office/word/2010/wordprocessingCanvas" xmlns:cx="http://schemas.microsoft.com/office/drawing/2014/chartex" xmlns:cx1="http://schemas.microsoft.com/office/drawing/2015/9/8/chartex" xmlns:cx2="http://schemas.microsoft.com/office/drawing/2015/10/21/chartex" xmlns:cx3="http://schemas.microsoft.com/office/drawing/2016/5/9/chartex" xmlns:cx4="http://schemas.microsoft.com/office/drawing/2016/5/10/chartex" xmlns:cx5="http://schemas.microsoft.com/office/drawing/2016/5/11/chartex" xmlns:cx6="http://schemas.microsoft.com/office/drawing/2016/5/12/chartex" xmlns:cx7="http://schemas.microsoft.com/office/drawing/2016/5/13/chartex" xmlns:cx8="http://schemas.microsoft.com/office/drawing/2016/5/14/chartex" xmlns:mc="http://schemas.openxmlformats.org/markup-compatibility/2006" xmlns:aink="http://schemas.microsoft.com/office/drawing/2016/ink" xmlns:am3d="http://schemas.microsoft.com/office/drawing/2017/model3d" xmlns:o="urn:schemas-microsoft-com:office:office" xmlns:oel="http://schemas.microsoft.com/office/2019/extlst" xmlns:r="http://schemas.openxmlformats.org/officeDocument/2006/relationships" xmlns:m="http://schemas.openxmlformats.org/officeDocument/2006/math" xmlns:v="urn:schemas-microsoft-com:vml" xmlns:wp14="http://schemas.microsoft.com/office/word/2010/wordprocessingDrawing" xmlns:wp="http://schemas.openxmlformats.org/drawingml/2006/wordprocessingDrawing" xmlns:w10="urn:schemas-microsoft-com:office:word" xmlns:w="http://schemas.openxmlformats.org/wordprocessingml/2006/main" xmlns:w14="http://schemas.microsoft.com/office/word/2010/wordml" xmlns:w15="http://schemas.microsoft.com/office/word/2012/wordml" xmlns:w16cex="http://schemas.microsoft.com/office/word/2018/wordml/cex" xmlns:w16cid="http://schemas.microsoft.com/office/word/2016/wordml/cid" xmlns:w16="http://schemas.microsoft.com/office/word/2018/wordml" xmlns:w16du="http://schemas.microsoft.com/office/word/2023/wordml/word16du" xmlns:w16sdtdh="http://schemas.microsoft.com/office/word/2020/wordml/sdtdatahash" xmlns:w16sdtfl="http://schemas.microsoft.com/office/word/2024/wordml/sdtformatlock" xmlns:w16se="http://schemas.microsoft.com/office/word/2015/wordml/symex" xmlns:wpg="http://schemas.microsoft.com/office/word/2010/wordprocessingGroup" xmlns:wpi="http://schemas.microsoft.com/office/word/2010/wordprocessingInk" xmlns:wne="http://schemas.microsoft.com/office/word/2006/wordml" xmlns:wps="http://schemas.microsoft.com/office/word/2010/wordprocessingShape" mc:Ignorable="w14 w15 w16se w16cid w16 w16cex w16sdtdh w16sdtfl w16du wp14"><w:body><w:p><w:pPr><w:pStyle w:val="Pealkiri1"/><w:spacing w:before="200" w:after="80"/><w:jc w:val="center"/><w:rPr><w:lang w:val="et-EE"/></w:rPr></w:pPr><w:proofErr w:type="spellStart"/><w:r><w:t>Tööalase</w:t></w:r><w:proofErr w:type="spellEnd"/><w:r><w:t xml:space="preserve"> </w:t></w:r><w:proofErr w:type="spellStart"/><w:r><w:t>kasutuse</w:t></w:r><w:proofErr w:type="spellEnd"/><w:r><w:t xml:space="preserve"> </w:t></w:r><w:proofErr w:type="spellStart"/><w:r><w:t>raamistik</w:t></w:r><w:proofErr w:type="spellEnd"/><w:r><w:t xml:space="preserve"> ja </w:t></w:r><w:proofErr w:type="spellStart"/><w:r><w:t>andmete</w:t></w:r><w:proofErr w:type="spellEnd"/><w:r><w:t xml:space="preserve"> </w:t></w:r><w:proofErr w:type="spellStart"/><w:r><w:t>töötlemise</w:t></w:r><w:proofErr w:type="spellEnd"/><w:r><w:t xml:space="preserve"> </w:t></w:r><w:proofErr w:type="spellStart"/><w:r><w:t>kokkulepe</w:t></w:r><w:proofErr w:type="spellEnd"/></w:p><w:p/><w:p><w:pPr><w:pStyle w:val="Pealkiri1"/><w:spacing w:before="200" w:after="80"/><w:rPr><w:lang w:val="et-EE"/></w:rPr></w:pPr><w:r><w:rPr><w:lang w:val="et-EE"/></w:rPr><w:t>Õiguslik raamistik ja säilitamine</w:t></w:r><w:r><w:rPr><w:lang w:val="et-EE"/></w:rPr><w:t xml:space="preserve"> </w:t></w:r></w:p><w:p><w:pPr><w:rPr><w:lang w:val="et-EE"/></w:rPr></w:pPr><w:r><w:rPr><w:lang w:val="et-EE"/></w:rPr><w:t xml:space="preserve">Käesolev dokument lähtub isikuandmete töötlemisel kohaldatavast õigusest, eelkõige Euroopa Parlamendi ja nõukogu määrusest (EL) 2016/679, Eesti isikuandmete kaitse seadusest ning vajaduse korral muudest organisatsiooni tegevusvaldkonda reguleerivatest õigusaktidest. Kui organisatsioonile kohalduvad avaliku teabe, dokumendihalduse, arhiveerimise või muud dokumentide säilitamise nõuded, tuleb </w:t></w:r><w:proofErr w:type="spellStart"/><w:r><w:rPr><w:lang w:val="et-EE"/></w:rPr><w:t>SotsiaalAI</w:t></w:r><w:proofErr w:type="spellEnd"/><w:r><w:rPr><w:lang w:val="et-EE"/></w:rPr><w:t xml:space="preserve"> kasutamisel järgida ka neid nõudeid.</w:t></w:r></w:p><w:p><w:pPr><w:rPr><w:lang w:val="et-EE"/></w:rPr></w:pPr><w:proofErr w:type="spellStart"/><w:r><w:rPr><w:lang w:val="et-EE"/></w:rPr><w:t>SotsiaalAI</w:t></w:r><w:proofErr w:type="spellEnd"/><w:r><w:rPr><w:lang w:val="et-EE"/></w:rPr><w:t>-s tohib andmeid, dokumente ja muid töömaterjale kasutada, säilitada ja töödelda ainult ulatuses, mis on vajalik tööülesande täitmiseks, teenuse osutamiseks või seadusest tuleneva kohustuse täitmiseks. Andmeid ei säilitata kauem, kui see on vajalik. Kui säilitamise alus lõpeb, andmed kustutatakse, tagastatakse või arhiveeritakse vastavalt poolte kokkuleppele, kohaldatavatele säilitamiskohustustele ja tehnilistele võimalustele.</w:t></w:r></w:p><w:p><w:pPr><w:pStyle w:val="Pealkiri1"/><w:spacing w:before="200" w:after="80"/></w:pPr><w:r><w:t xml:space="preserve">1. </w:t></w:r><w:proofErr w:type="spellStart"/><w:r><w:t>Milleks</w:t></w:r><w:proofErr w:type="spellEnd"/><w:r><w:t xml:space="preserve"> see </w:t></w:r><w:proofErr w:type="spellStart"/><w:r><w:t>dokument</w:t></w:r><w:proofErr w:type="spellEnd"/><w:r><w:t xml:space="preserve"> on</w:t></w:r></w:p><w:p><w:pPr><w:rPr><w:lang w:val="et-EE"/></w:rPr></w:pPr><w:r><w:rPr><w:lang w:val="et-EE"/></w:rPr><w:t xml:space="preserve">Käesolev dokument koondab ühte faili organisatsiooni tööalase kasutuse aluse, kasutamise põhireeglid, töötaja kinnituse ning organisatsiooni ja </w:t></w:r><w:proofErr w:type="spellStart"/><w:r><w:rPr><w:lang w:val="et-EE"/></w:rPr><w:t>SotsiaalAI</w:t></w:r><w:proofErr w:type="spellEnd"/><w:r><w:rPr><w:lang w:val="et-EE"/></w:rPr><w:t xml:space="preserve"> vahelise kirjaliku kokkuleppe andmete töötlemise kohta ulatuses, milles </w:t></w:r><w:proofErr w:type="spellStart"/><w:r><w:rPr><w:lang w:val="et-EE"/></w:rPr><w:t>SotsiaalAI</w:t></w:r><w:proofErr w:type="spellEnd"/><w:r><w:rPr><w:lang w:val="et-EE"/></w:rPr><w:t xml:space="preserve"> töötleb andmeid organisatsiooni nimel.</w:t></w:r></w:p><w:p><w:pPr><w:rPr><w:lang w:val="et-EE"/></w:rPr></w:pPr><w:proofErr w:type="spellStart"/><w:r><w:rPr><w:lang w:val="et-EE"/></w:rPr><w:t>SotsiaalAI</w:t></w:r><w:proofErr w:type="spellEnd"/><w:r><w:rPr><w:lang w:val="et-EE"/></w:rPr><w:t xml:space="preserve"> on töövahend. Seda võib kasutada dokumentide, kirjade, kokkuvõtete, aruannete ja muude töömustandite ettevalmistamiseks, info korrastamiseks ning tööks vajalike failide hoidmiseks ja kasutamiseks platvormis. </w:t></w:r><w:proofErr w:type="spellStart"/><w:r><w:rPr><w:lang w:val="et-EE"/></w:rPr><w:t>SotsiaalAI</w:t></w:r><w:proofErr w:type="spellEnd"/><w:r><w:rPr><w:lang w:val="et-EE"/></w:rPr><w:t xml:space="preserve"> aitab töötajat töö tegemisel, kuid ei tee otsuseid inimese eest. Kõik oluline kontrollitakse enne kasutamist inimese poolt üle.</w:t></w:r></w:p><w:p><w:pPr><w:rPr><w:lang w:val="et-EE"/></w:rPr></w:pPr><w:r><w:rPr><w:lang w:val="et-EE"/></w:rPr><w:t>Käesolev dokument ei anna iseenesest õigust kasutada isikuandmeid ükskõik millisel viisil. Organisatsioon peab enne kasutamist veenduma, et andmete kasutamine on vajalik, lubatud ja seadusega kooskõlas.</w:t></w:r></w:p><w:p><w:pPr><w:pStyle w:val="Pealkiri1"/><w:spacing w:before="200" w:after="80"/></w:pPr><w:r><w:t xml:space="preserve">2. </w:t></w:r><w:proofErr w:type="spellStart"/><w:r><w:t>Kasutamise</w:t></w:r><w:proofErr w:type="spellEnd"/><w:r><w:t xml:space="preserve"> </w:t></w:r><w:proofErr w:type="spellStart"/><w:r><w:t>põhireeglid</w:t></w:r><w:proofErr w:type="spellEnd"/></w:p><w:p><w:pPr><w:rPr><w:lang w:val="et-EE"/></w:rPr></w:pPr><w:proofErr w:type="spellStart"/><w:r><w:rPr><w:lang w:val="et-EE"/></w:rPr><w:t>SotsiaalAI</w:t></w:r><w:proofErr w:type="spellEnd"/><w:r><w:rPr><w:lang w:val="et-EE"/></w:rPr><w:t>-d kasutatakse ainult tööalase vajaduse korral ja organisatsiooni kehtestatud juhiste kohaselt.</w:t></w:r></w:p><w:p><w:pPr><w:rPr><w:lang w:val="et-EE"/></w:rPr></w:pPr><w:proofErr w:type="spellStart"/><w:r><w:rPr><w:lang w:val="et-EE"/></w:rPr><w:t>SotsiaalAI</w:t></w:r><w:proofErr w:type="spellEnd"/><w:r><w:rPr><w:lang w:val="et-EE"/></w:rPr><w:t>-d ei tohi kasutada ainsa alusena otsusele, mis mõjutab inimese õigusi, kohustusi, toetusi, teenuseid või muud olulist olukorda. Lõplik hinnang ja otsus jäävad alati inimesele ning vajaduse korral organisatsioonile.</w:t></w:r></w:p><w:p><w:pPr><w:rPr><w:lang w:val="et-EE"/></w:rPr></w:pPr><w:r><w:rPr><w:lang w:val="et-EE"/></w:rPr><w:t>Platvormi võib kasutada tekstide sõnastamiseks, kokkuvõtete ja aruannete ettevalmistamiseks, töömustandite koostamiseks, info korrastamiseks ning tööks vajalike failide hoidmiseks ja kasutamiseks ühes keskkonnas.</w:t></w:r></w:p><w:p><w:pPr><w:pStyle w:val="Pealkiri1"/><w:spacing w:before="200" w:after="80"/></w:pPr><w:r><w:lastRenderedPageBreak/><w:t xml:space="preserve">3. </w:t></w:r><w:proofErr w:type="spellStart"/><w:r><w:t>Andmete</w:t></w:r><w:proofErr w:type="spellEnd"/><w:r><w:t xml:space="preserve"> </w:t></w:r><w:proofErr w:type="spellStart"/><w:r><w:t>kasutamine</w:t></w:r><w:proofErr w:type="spellEnd"/></w:p><w:p><w:pPr><w:rPr><w:lang w:val="et-EE"/></w:rPr></w:pPr><w:r><w:rPr><w:lang w:val="et-EE"/></w:rPr><w:t>Platvormi sisestatakse ja seal hoitakse ainult nii palju infot, kui on töö tegemiseks vajalik. Võimaluse korral kirjeldatakse olukorda üldisemalt ja selliselt, et inimest ei saaks kohe ära tunda.</w:t></w:r></w:p><w:p><w:pPr><w:rPr><w:lang w:val="et-EE"/></w:rPr></w:pPr><w:r><w:rPr><w:lang w:val="et-EE"/></w:rPr><w:t>Kui töö tegemiseks on siiski vaja kasutada tundlikke andmeid või inimese täpseid andmeid, tohib seda teha ainult siis, kui see on tööülesande täitmiseks vajalik, organisatsiooni poolt lubatud ja kohaldatava õigusega kooskõlas. Ka sel juhul kasutatakse ainult kõige vajalikumat osa.</w:t></w:r></w:p><w:p><w:pPr><w:rPr><w:lang w:val="et-EE"/></w:rPr></w:pPr><w:r><w:rPr><w:lang w:val="et-EE"/></w:rPr><w:t>Platvormi ei tohi sisestada salasõnu, sisselogimiskoode, pangakaardiandmeid ega muid salajasi ligipääsuandmeid. Samuti ei tohi sinna lisada andmeid või faile viisil, mis oleks vastuolus seaduse, ametisaladuse, kutse-eetika, konfidentsiaalsuskohustuse või organisatsiooni sisekorraga.</w:t></w:r></w:p><w:p><w:pPr><w:pStyle w:val="Pealkiri1"/><w:spacing w:before="200" w:after="80"/></w:pPr><w:r><w:t xml:space="preserve">4. </w:t></w:r><w:proofErr w:type="spellStart"/><w:r><w:t>Vastutus</w:t></w:r><w:proofErr w:type="spellEnd"/></w:p><w:p><w:pPr><w:rPr><w:lang w:val="et-EE"/></w:rPr></w:pPr><w:r><w:rPr><w:lang w:val="et-EE"/></w:rPr><w:t xml:space="preserve">Organisatsioon vastutab selle eest, et töötajale oleks selge, milleks tohib </w:t></w:r><w:proofErr w:type="spellStart"/><w:r><w:rPr><w:lang w:val="et-EE"/></w:rPr><w:t>SotsiaalAI</w:t></w:r><w:proofErr w:type="spellEnd"/><w:r><w:rPr><w:lang w:val="et-EE"/></w:rPr><w:t>-d kasutada ja milleks mitte. Organisatsioon otsustab, millal võib kasutada tuvastatavaid või tundlikke andmeid, kas vaja on täiendavaid kaitsemeetmeid ning millised piirangud või sisekorrareeglid kasutamisele kohalduvad.</w:t></w:r></w:p><w:p><w:pPr><w:rPr><w:lang w:val="et-EE"/></w:rPr></w:pPr><w:r><w:rPr><w:lang w:val="et-EE"/></w:rPr><w:t xml:space="preserve">Töötaja kasutab </w:t></w:r><w:proofErr w:type="spellStart"/><w:r><w:rPr><w:lang w:val="et-EE"/></w:rPr><w:t>SotsiaalAI</w:t></w:r><w:proofErr w:type="spellEnd"/><w:r><w:rPr><w:lang w:val="et-EE"/></w:rPr><w:t xml:space="preserve">-d ainult tööalase vajaduse korral ja organisatsiooni juhiste järgi. Töötaja vastutab selle eest, et ta ei sisesta rohkem andmeid kui vajalik, kontrollib platvormi vastused alati ise üle ning ei kasuta </w:t></w:r><w:proofErr w:type="spellStart"/><w:r><w:rPr><w:lang w:val="et-EE"/></w:rPr><w:t>SotsiaalAI</w:t></w:r><w:proofErr w:type="spellEnd"/><w:r><w:rPr><w:lang w:val="et-EE"/></w:rPr><w:t>-d inimese kohta lõpliku otsuse tegemiseks.</w:t></w:r></w:p><w:p><w:pPr><w:pStyle w:val="Pealkiri1"/><w:spacing w:before="200" w:after="80"/></w:pPr><w:r><w:t xml:space="preserve">5. </w:t></w:r><w:proofErr w:type="spellStart"/><w:r><w:t>Organisatsiooni</w:t></w:r><w:proofErr w:type="spellEnd"/><w:r><w:t xml:space="preserve"> </w:t></w:r><w:proofErr w:type="spellStart"/><w:r><w:t>eelkontroll</w:t></w:r><w:proofErr w:type="spellEnd"/></w:p><w:p><w:proofErr w:type="spellStart"/><w:r><w:t>Organisatsioon</w:t></w:r><w:proofErr w:type="spellEnd"/><w:r><w:t xml:space="preserve"> </w:t></w:r><w:proofErr w:type="spellStart"/><w:r><w:t>kinnitab</w:t></w:r><w:proofErr w:type="spellEnd"/><w:r><w:t xml:space="preserve"> </w:t></w:r><w:proofErr w:type="spellStart"/><w:r><w:t>käesoleva</w:t></w:r><w:proofErr w:type="spellEnd"/><w:r><w:t xml:space="preserve"> </w:t></w:r><w:proofErr w:type="spellStart"/><w:r><w:t>dokumendi</w:t></w:r><w:proofErr w:type="spellEnd"/><w:r><w:t xml:space="preserve"> </w:t></w:r><w:proofErr w:type="spellStart"/><w:r><w:t>allkirjastamisega</w:t></w:r><w:proofErr w:type="spellEnd"/><w:r><w:t xml:space="preserve">, et </w:t></w:r><w:proofErr w:type="spellStart"/><w:r><w:t>enne</w:t></w:r><w:proofErr w:type="spellEnd"/><w:r><w:t xml:space="preserve"> </w:t></w:r><w:proofErr w:type="spellStart"/><w:r><w:t>tuvastatavate</w:t></w:r><w:proofErr w:type="spellEnd"/><w:r><w:t xml:space="preserve"> </w:t></w:r><w:proofErr w:type="spellStart"/><w:r><w:t>või</w:t></w:r><w:proofErr w:type="spellEnd"/><w:r><w:t xml:space="preserve"> </w:t></w:r><w:proofErr w:type="spellStart"/><w:r><w:t>tundlike</w:t></w:r><w:proofErr w:type="spellEnd"/><w:r><w:t xml:space="preserve"> </w:t></w:r><w:proofErr w:type="spellStart"/><w:r><w:t>andmete</w:t></w:r><w:proofErr w:type="spellEnd"/><w:r><w:t xml:space="preserve"> </w:t></w:r><w:proofErr w:type="spellStart"/><w:r><w:t>kasutamist</w:t></w:r><w:proofErr w:type="spellEnd"/><w:r><w:t xml:space="preserve"> on </w:t></w:r><w:proofErr w:type="spellStart"/><w:r><w:t>vähemalt</w:t></w:r><w:proofErr w:type="spellEnd"/><w:r><w:t xml:space="preserve"> </w:t></w:r><w:proofErr w:type="spellStart"/><w:r><w:t>hinnatud</w:t></w:r><w:proofErr w:type="spellEnd"/><w:r><w:t xml:space="preserve"> </w:t></w:r><w:proofErr w:type="spellStart"/><w:r><w:t>järgmisi</w:t></w:r><w:proofErr w:type="spellEnd"/><w:r><w:t xml:space="preserve"> </w:t></w:r><w:proofErr w:type="spellStart"/><w:r><w:t>küsimusi</w:t></w:r><w:proofErr w:type="spellEnd"/><w:r><w:t xml:space="preserve">: </w:t></w:r><w:proofErr w:type="spellStart"/><w:r><w:t>kasutamise</w:t></w:r><w:proofErr w:type="spellEnd"/><w:r><w:t xml:space="preserve"> </w:t></w:r><w:proofErr w:type="spellStart"/><w:r><w:t>eesmärk</w:t></w:r><w:proofErr w:type="spellEnd"/><w:r><w:t xml:space="preserve">, </w:t></w:r><w:proofErr w:type="spellStart"/><w:r><w:t>andmete</w:t></w:r><w:proofErr w:type="spellEnd"/><w:r><w:t xml:space="preserve"> </w:t></w:r><w:proofErr w:type="spellStart"/><w:r><w:t>kasutamise</w:t></w:r><w:proofErr w:type="spellEnd"/><w:r><w:t xml:space="preserve"> </w:t></w:r><w:proofErr w:type="spellStart"/><w:r><w:t>õiguslik</w:t></w:r><w:proofErr w:type="spellEnd"/><w:r><w:t xml:space="preserve"> alus, </w:t></w:r><w:proofErr w:type="spellStart"/><w:r><w:t>kasutamise</w:t></w:r><w:proofErr w:type="spellEnd"/><w:r><w:t xml:space="preserve"> </w:t></w:r><w:proofErr w:type="spellStart"/><w:r><w:t>lubatavus</w:t></w:r><w:proofErr w:type="spellEnd"/><w:r><w:t xml:space="preserve">, </w:t></w:r><w:proofErr w:type="spellStart"/><w:r><w:t>vajadus</w:t></w:r><w:proofErr w:type="spellEnd"/><w:r><w:t xml:space="preserve"> </w:t></w:r><w:proofErr w:type="spellStart"/><w:r><w:t>täiendava</w:t></w:r><w:proofErr w:type="spellEnd"/><w:r><w:t xml:space="preserve"> </w:t></w:r><w:proofErr w:type="spellStart"/><w:r><w:t>hindamise</w:t></w:r><w:proofErr w:type="spellEnd"/><w:r><w:t xml:space="preserve"> </w:t></w:r><w:proofErr w:type="spellStart"/><w:r><w:t>või</w:t></w:r><w:proofErr w:type="spellEnd"/><w:r><w:t xml:space="preserve"> </w:t></w:r><w:proofErr w:type="spellStart"/><w:r><w:t>kaitsemeetmete</w:t></w:r><w:proofErr w:type="spellEnd"/><w:r><w:t xml:space="preserve"> </w:t></w:r><w:proofErr w:type="spellStart"/><w:r><w:t>järele</w:t></w:r><w:proofErr w:type="spellEnd"/><w:r><w:t xml:space="preserve"> </w:t></w:r><w:proofErr w:type="spellStart"/><w:r><w:t>ning</w:t></w:r><w:proofErr w:type="spellEnd"/><w:r><w:t xml:space="preserve"> see, kas </w:t></w:r><w:proofErr w:type="spellStart"/><w:r><w:t>töötajatele</w:t></w:r><w:proofErr w:type="spellEnd"/><w:r><w:t xml:space="preserve"> on </w:t></w:r><w:proofErr w:type="spellStart"/><w:r><w:t>antud</w:t></w:r><w:proofErr w:type="spellEnd"/><w:r><w:t xml:space="preserve"> </w:t></w:r><w:proofErr w:type="spellStart"/><w:r><w:t>piisavad</w:t></w:r><w:proofErr w:type="spellEnd"/><w:r><w:t xml:space="preserve"> </w:t></w:r><w:proofErr w:type="spellStart"/><w:r><w:t>juhised</w:t></w:r><w:proofErr w:type="spellEnd"/><w:r><w:t xml:space="preserve"> ja </w:t></w:r><w:proofErr w:type="spellStart"/><w:r><w:t>kasutusreeglid</w:t></w:r><w:proofErr w:type="spellEnd"/><w:r><w:t>.</w:t></w:r></w:p><w:p><w:pPr><w:pStyle w:val="Pealkiri1"/><w:spacing w:before="200" w:after="80"/></w:pPr><w:r><w:t xml:space="preserve">6. </w:t></w:r><w:proofErr w:type="spellStart"/><w:r><w:t>Kokkulepe</w:t></w:r><w:proofErr w:type="spellEnd"/><w:r><w:t xml:space="preserve"> </w:t></w:r><w:proofErr w:type="spellStart"/><w:r><w:t>andmete</w:t></w:r><w:proofErr w:type="spellEnd"/><w:r><w:t xml:space="preserve"> </w:t></w:r><w:proofErr w:type="spellStart"/><w:r><w:t>töötlemise</w:t></w:r><w:proofErr w:type="spellEnd"/><w:r><w:t xml:space="preserve"> </w:t></w:r><w:proofErr w:type="spellStart"/><w:r><w:t>kohta</w:t></w:r><w:proofErr w:type="spellEnd"/></w:p><w:p><w:pPr><w:rPr><w:lang w:val="et-EE"/></w:rPr></w:pPr><w:r><w:rPr><w:lang w:val="et-EE"/></w:rPr><w:t xml:space="preserve">Käesolev dokument on ühtlasi organisatsiooni ja </w:t></w:r><w:proofErr w:type="spellStart"/><w:r><w:rPr><w:lang w:val="et-EE"/></w:rPr><w:t>SotsiaalAI</w:t></w:r><w:proofErr w:type="spellEnd"/><w:r><w:rPr><w:lang w:val="et-EE"/></w:rPr><w:t xml:space="preserve"> vaheline kirjalik kokkulepe andmete töötlemise kohta ulatuses, milles </w:t></w:r><w:proofErr w:type="spellStart"/><w:r><w:rPr><w:lang w:val="et-EE"/></w:rPr><w:t>SotsiaalAI</w:t></w:r><w:proofErr w:type="spellEnd"/><w:r><w:rPr><w:lang w:val="et-EE"/></w:rPr><w:t xml:space="preserve"> töötleb isikuandmeid organisatsiooni nimel. Käesoleva dokumendi selles osas käsitatakse organisatsiooni vastutava töötlejana ja </w:t></w:r><w:proofErr w:type="spellStart"/><w:r><w:rPr><w:lang w:val="et-EE"/></w:rPr><w:t>SotsiaalAI</w:t></w:r><w:proofErr w:type="spellEnd"/><w:r><w:rPr><w:lang w:val="et-EE"/></w:rPr><w:t>-d volitatud töötlejana ulatuses, milles see õiguslik rollijaotus konkreetsele töötlemisele kohaldub.</w:t></w:r></w:p><w:p><w:pPr><w:rPr><w:lang w:val="et-EE"/></w:rPr></w:pPr><w:r><w:rPr><w:lang w:val="et-EE"/></w:rPr><w:t xml:space="preserve">See osa jõustub siis, kui organisatsioon ja </w:t></w:r><w:proofErr w:type="spellStart"/><w:r><w:rPr><w:lang w:val="et-EE"/></w:rPr><w:t>SotsiaalAI</w:t></w:r><w:proofErr w:type="spellEnd"/><w:r><w:rPr><w:lang w:val="et-EE"/></w:rPr><w:t xml:space="preserve"> on allkirjastanud sama sisuga faili.</w:t></w:r></w:p><w:p><w:pPr><w:rPr><w:lang w:val="et-EE"/></w:rPr></w:pPr><w:proofErr w:type="spellStart"/><w:r><w:rPr><w:lang w:val="et-EE"/></w:rPr><w:t>SotsiaalAI</w:t></w:r><w:proofErr w:type="spellEnd"/><w:r><w:rPr><w:lang w:val="et-EE"/></w:rPr><w:t xml:space="preserve"> töötleb organisatsiooni nimel andmeid ainult ulatuses, mis on vajalik teenuse osutamiseks. See võib hõlmata failide hoidmist, dokumentide, kokkuvõtete, aruannete ja muude töömustandite ettevalmistamist, info korrastamist, lubatud töövoogude tehnilist käitamist, kasutaja tuvastamist, tehnilist tuge, turvet ja teenuse töökindluse tagamist.</w:t></w:r></w:p><w:p><w:pPr><w:rPr><w:lang w:val="et-EE"/></w:rPr></w:pPr><w:r><w:rPr><w:lang w:val="et-EE"/></w:rPr><w:t xml:space="preserve">Töödeldavad andmed võivad hõlmata töömaterjalide sisu, vestluste sisendeid, dokumente, kontaktandmeid, kasutajakonto andmeid ning muid andmeid, mida organisatsioon kasutab teenuses </w:t></w:r><w:r><w:rPr><w:lang w:val="et-EE"/></w:rPr><w:lastRenderedPageBreak/><w:t>õiguspäraselt. Andmete hulka võivad kuuluda ka isikuandmed, sealhulgas eriliigilised isikuandmed, kui nende kasutamine on organisatsiooni tööülesannete täitmiseks vajalik ja lubatud.</w:t></w:r></w:p><w:p><w:pPr><w:rPr><w:lang w:val="et-EE"/></w:rPr></w:pPr><w:r><w:rPr><w:lang w:val="et-EE"/></w:rPr><w:t>Andmeid töödeldakse nii kaua, kui organisatsioon teenust kasutab, töötlemine on vajalik teenuse osutamiseks või säilitamine on vajalik seadusest, dokumendihaldusest, arhiveerimisnõuetest või teenuse töökindlusest tuleneval põhjusel.</w:t></w:r></w:p><w:p><w:pPr><w:rPr><w:lang w:val="et-EE"/></w:rPr></w:pPr><w:proofErr w:type="spellStart"/><w:r><w:rPr><w:lang w:val="et-EE"/></w:rPr><w:t>SotsiaalAI</w:t></w:r><w:proofErr w:type="spellEnd"/><w:r><w:rPr><w:lang w:val="et-EE"/></w:rPr><w:t xml:space="preserve"> töötleb andmeid organisatsiooni dokumenteeritud juhiste järgi, tagab andmetega kokku puutuvate isikute konfidentsiaalsuskohustuse ning rakendab asjakohaseid tehnilisi ja korralduslikke meetmeid andmete kaitsmiseks.</w:t></w:r></w:p><w:p><w:pPr><w:rPr><w:lang w:val="et-EE"/></w:rPr></w:pPr><w:proofErr w:type="spellStart"/><w:r><w:rPr><w:lang w:val="et-EE"/></w:rPr><w:t>SotsiaalAI</w:t></w:r><w:proofErr w:type="spellEnd"/><w:r><w:rPr><w:lang w:val="et-EE"/></w:rPr><w:t xml:space="preserve"> aitab mõistlikus ulatuses organisatsiooni andmesubjektide taotluste lahendamisel, isikuandmetega seotud rikkumiste hindamisel, turvameetmete kirjeldamisel ning muude andmekaitsealaste kohustuste täitmisel ulatuses, milles see on seotud teenusega.</w:t></w:r></w:p><w:p><w:pPr><w:rPr><w:lang w:val="et-EE"/></w:rPr></w:pPr><w:r><w:rPr><w:lang w:val="et-EE"/></w:rPr><w:t xml:space="preserve">Töötlemise lõppemisel kustutab või tagastab </w:t></w:r><w:proofErr w:type="spellStart"/><w:r><w:rPr><w:lang w:val="et-EE"/></w:rPr><w:t>SotsiaalAI</w:t></w:r><w:proofErr w:type="spellEnd"/><w:r><w:rPr><w:lang w:val="et-EE"/></w:rPr><w:t xml:space="preserve"> organisatsiooni andmed organisatsiooni juhiste kohaselt selles ulatuses, mis on tehniliselt võimalik ja kooskõlas säilitamiskohustustega. Kui seadus nõuab teatud andmete või dokumentide pikemat säilitamist, arhiveerimist või piiratud juurdepääsu, lähtutakse vastavast õiguslikust alusest.</w:t></w:r></w:p><w:p><w:pPr><w:pStyle w:val="Pealkiri1"/><w:spacing w:before="200" w:after="80"/></w:pPr><w:r><w:t xml:space="preserve">7. </w:t></w:r><w:proofErr w:type="spellStart"/><w:r><w:t>Turvalisus</w:t></w:r><w:proofErr w:type="spellEnd"/></w:p><w:p><w:pPr><w:rPr><w:lang w:val="et-EE"/></w:rPr></w:pPr><w:proofErr w:type="spellStart"/><w:r><w:rPr><w:lang w:val="et-EE"/></w:rPr><w:t>SotsiaalAI</w:t></w:r><w:proofErr w:type="spellEnd"/><w:r><w:rPr><w:lang w:val="et-EE"/></w:rPr><w:t xml:space="preserve"> kaitseb andmeid asjakohaste tehniliste ja korralduslike meetmetega. Nende hulka kuuluvad muu hulgas turvalised ühendused, ligipääsu piiramine vastavalt rollile ja töövajadusele, logimine, varundamine, taastamine, uuenduste ja haavatavuste haldus, rikkumiste käsitlus ning andmete säilitamise ja kustutamise reeglid.</w:t></w:r></w:p><w:p><w:pPr><w:rPr><w:lang w:val="et-EE"/></w:rPr></w:pPr><w:r><w:rPr><w:lang w:val="et-EE"/></w:rPr><w:t xml:space="preserve">Teenuse osutamiseks võib </w:t></w:r><w:proofErr w:type="spellStart"/><w:r><w:rPr><w:lang w:val="et-EE"/></w:rPr><w:t>SotsiaalAI</w:t></w:r><w:proofErr w:type="spellEnd"/><w:r><w:rPr><w:lang w:val="et-EE"/></w:rPr><w:t xml:space="preserve"> kasutada vajalikke teenusepakkujaid või </w:t></w:r><w:proofErr w:type="spellStart"/><w:r><w:rPr><w:lang w:val="et-EE"/></w:rPr><w:t>alltöötlejaid</w:t></w:r><w:proofErr w:type="spellEnd"/><w:r><w:rPr><w:lang w:val="et-EE"/></w:rPr><w:t>, näiteks majutuse, tehisintellekti, kõneteenuste, e-posti, logimise või monitooringu jaoks. Neid kasutatakse ainult teenuse toimimiseks vajalikus ulatuses ning neile kohalduvad asjakohased konfidentsiaalsus- ja andmekaitsekohustused.</w:t></w:r></w:p><w:p><w:pPr><w:rPr><w:lang w:val="et-EE"/></w:rPr></w:pPr><w:r><w:rPr><w:lang w:val="et-EE"/></w:rPr><w:t>Kui andmeid edastatakse väljapoole Euroopa Liitu või Euroopa Majanduspiirkonda, rakendatakse selleks asjakohaseid kaitsemeetmeid vastavalt kohaldatavale õigusele.</w:t></w:r></w:p><w:p><w:pPr><w:rPr><w:lang w:val="et-EE"/></w:rPr></w:pPr><w:r><w:rPr><w:lang w:val="et-EE"/></w:rPr><w:t>Platvormi põhimajutus toimub Euroopa Majanduspiirkonnas, sealhulgas Eestis, kui pooled ei lepi kirjalikult kokku teisiti.</w:t></w:r></w:p><w:p><w:pPr><w:pStyle w:val="Pealkiri1"/><w:spacing w:before="200" w:after="80"/></w:pPr><w:r><w:t xml:space="preserve">8. </w:t></w:r><w:proofErr w:type="spellStart"/><w:r><w:t>Vead</w:t></w:r><w:proofErr w:type="spellEnd"/><w:r><w:t xml:space="preserve"> ja </w:t></w:r><w:proofErr w:type="spellStart"/><w:r><w:t>rikkumised</w:t></w:r><w:proofErr w:type="spellEnd"/></w:p><w:p><w:pPr><w:rPr><w:lang w:val="et-EE"/></w:rPr></w:pPr><w:r><w:rPr><w:lang w:val="et-EE"/></w:rPr><w:t>Kui töötaja märkab või kahtlustab, et platvormi on sisestatud vale, liigne või loata info, peab ta sellest viivitamata teatama organisatsiooni tavapärase korra järgi.</w:t></w:r></w:p><w:p><w:pPr><w:rPr><w:lang w:val="et-EE"/></w:rPr></w:pPr><w:r><w:rPr><w:lang w:val="et-EE"/></w:rPr><w:t xml:space="preserve">Kui </w:t></w:r><w:proofErr w:type="spellStart"/><w:r><w:rPr><w:lang w:val="et-EE"/></w:rPr><w:t>SotsiaalAI</w:t></w:r><w:proofErr w:type="spellEnd"/><w:r><w:rPr><w:lang w:val="et-EE"/></w:rPr><w:t xml:space="preserve"> saab teada rikkumisest, mis puudutab organisatsiooni andmeid, teavitab ta organisatsiooni põhjendamatu viivituseta ning aitab mõistlikus ulatuses rikkumise asjaolude, võimaliku mõju ja edasiste sammude hindamisel.</w:t></w:r></w:p><w:p><w:pPr><w:pStyle w:val="Pealkiri1"/><w:spacing w:before="200" w:after="80"/></w:pPr><w:r><w:lastRenderedPageBreak/><w:t xml:space="preserve">9. </w:t></w:r><w:proofErr w:type="spellStart"/><w:r><w:t>Allkirjad</w:t></w:r><w:proofErr w:type="spellEnd"/><w:r><w:t xml:space="preserve"> ja </w:t></w:r><w:proofErr w:type="spellStart"/><w:r><w:t>jõustumine</w:t></w:r><w:proofErr w:type="spellEnd"/></w:p><w:p><w:pPr><w:spacing w:after="120" w:line="283" w:lineRule="auto"/><w:rPr><w:lang w:val="et-EE"/></w:rPr></w:pPr><w:r><w:rPr><w:lang w:val="et-EE"/></w:rPr><w:t>Käesolev dokument jõustub organisatsiooni sisemise tööalase kasutuse alusena siis, kui organisatsiooni esindaja ja töötaja on selle allkirjastanud.</w:t></w:r></w:p><w:p><w:pPr><w:spacing w:after="120" w:line="283" w:lineRule="auto"/><w:rPr><w:lang w:val="et-EE"/></w:rPr></w:pPr><w:r><w:rPr><w:lang w:val="et-EE"/></w:rPr><w:t xml:space="preserve">Käesoleva dokumendi lepinguline osa jõustub </w:t></w:r><w:proofErr w:type="spellStart"/><w:r><w:rPr><w:lang w:val="et-EE"/></w:rPr><w:t>SotsiaalAI</w:t></w:r><w:proofErr w:type="spellEnd"/><w:r><w:rPr><w:lang w:val="et-EE"/></w:rPr><w:t xml:space="preserve"> suhtes siis, kui organisatsioon ja </w:t></w:r><w:proofErr w:type="spellStart"/><w:r><w:rPr><w:lang w:val="et-EE"/></w:rPr><w:t>SotsiaalAI</w:t></w:r><w:proofErr w:type="spellEnd"/><w:r><w:rPr><w:lang w:val="et-EE"/></w:rPr><w:t xml:space="preserve"> on allkirjastanud sama sisuga faili.</w:t></w:r></w:p><w:tbl><w:tblPr><w:tblW w:w="0" w:type="auto"/><w:jc w:val="center"/><w:tblBorders><w:top w:val="single" w:sz="6" w:space="0" w:color="D8CBC5"/><w:left w:val="single" w:sz="6" w:space="0" w:color="D8CBC5"/><w:bottom w:val="single" w:sz="6" w:space="0" w:color="D8CBC5"/><w:right w:val="single" w:sz="6" w:space="0" w:color="D8CBC5"/><w:insideH w:val="single" w:sz="6" w:space="0" w:color="D8CBC5"/><w:insideV w:val="single" w:sz="6" w:space="0" w:color="D8CBC5"/></w:tblBorders><w:tblLayout w:type="fixed"/><w:tblLook w:val="04A0" w:firstRow="1" w:lastRow="0" w:firstColumn="1" w:lastColumn="0" w:noHBand="0" w:noVBand="1"/></w:tblPr><w:tblGrid><w:gridCol w:w="2948"/><w:gridCol w:w="5216"/></w:tblGrid><w:tr><w:trPr><w:trHeight w:val="360"/><w:jc w:val="center"/></w:trPr><w:tc><w:tcPr><w:tcW w:w="2948" w:type="dxa"/><w:shd w:val="clear" w:color="auto" w:fill="EFE7E3"/><w:tcMar><w:top w:w="85" w:type="dxa"/><w:left w:w="100" w:type="dxa"/><w:bottom w:w="85" w:type="dxa"/><w:right w:w="100" w:type="dxa"/></w:tcMar><w:vAlign w:val="center"/></w:tcPr><w:p><w:pPr><w:spacing w:after="0"/></w:pPr><w:proofErr w:type="spellStart"/><w:r><w:rPr><w:b/></w:rPr><w:t>Organisatsioon</w:t></w:r><w:proofErr w:type="spellEnd"/></w:p></w:tc><w:tc><w:tcPr><w:tcW w:w="5216" w:type="dxa"/><w:tcMar><w:top w:w="85" w:type="dxa"/><w:left w:w="100" w:type="dxa"/><w:bottom w:w="85" w:type="dxa"/><w:right w:w="100" w:type="dxa"/></w:tcMar><w:vAlign w:val="center"/></w:tcPr><w:p><w:pPr><w:spacing w:after="0"/></w:pPr><w:r><w:t xml:space="preserve"> </w:t></w:r></w:p></w:tc></w:tr><w:tr><w:trPr><w:trHeight w:val="360"/><w:jc w:val="center"/></w:trPr><w:tc><w:tcPr><w:tcW w:w="2948" w:type="dxa"/><w:shd w:val="clear" w:color="auto" w:fill="EFE7E3"/><w:tcMar><w:top w:w="85" w:type="dxa"/><w:left w:w="100" w:type="dxa"/><w:bottom w:w="85" w:type="dxa"/><w:right w:w="100" w:type="dxa"/></w:tcMar><w:vAlign w:val="center"/></w:tcPr><w:p><w:pPr><w:spacing w:after="0"/></w:pPr><w:proofErr w:type="spellStart"/><w:r><w:rPr><w:b/></w:rPr><w:t>Jõustumise</w:t></w:r><w:proofErr w:type="spellEnd"/><w:r><w:rPr><w:b/></w:rPr><w:t xml:space="preserve"> </w:t></w:r><w:proofErr w:type="spellStart"/><w:r><w:rPr><w:b/></w:rPr><w:t>kuupäev</w:t></w:r><w:proofErr w:type="spellEnd"/></w:p></w:tc><w:tc><w:tcPr><w:tcW w:w="5216" w:type="dxa"/><w:tcMar><w:top w:w="85" w:type="dxa"/><w:left w:w="100" w:type="dxa"/><w:bottom w:w="85" w:type="dxa"/><w:right w:w="100" w:type="dxa"/></w:tcMar><w:vAlign w:val="center"/></w:tcPr><w:p><w:pPr><w:spacing w:after="0"/></w:pPr><w:r><w:t xml:space="preserve"> </w:t></w:r></w:p></w:tc></w:tr></w:tbl><w:p><w:pPr><w:spacing w:after="120" w:line="283" w:lineRule="auto"/></w:pPr></w:p><w:tbl><w:tblPr><w:tblW w:w="0" w:type="auto"/><w:jc w:val="center"/><w:tblBorders><w:top w:val="single" w:sz="6" w:space="0" w:color="D8CBC5"/><w:left w:val="single" w:sz="6" w:space="0" w:color="D8CBC5"/><w:bottom w:val="single" w:sz="6" w:space="0" w:color="D8CBC5"/><w:right w:val="single" w:sz="6" w:space="0" w:color="D8CBC5"/><w:insideH w:val="single" w:sz="6" w:space="0" w:color="D8CBC5"/><w:insideV w:val="single" w:sz="6" w:space="0" w:color="D8CBC5"/></w:tblBorders><w:tblLayout w:type="fixed"/><w:tblLook w:val="04A0" w:firstRow="1" w:lastRow="0" w:firstColumn="1" w:lastColumn="0" w:noHBand="0" w:noVBand="1"/></w:tblPr><w:tblGrid><w:gridCol w:w="3118"/><w:gridCol w:w="2721"/><w:gridCol w:w="2324"/></w:tblGrid><w:tr><w:trPr><w:trHeight w:val="320"/><w:jc w:val="center"/></w:trPr><w:tc><w:tcPr><w:tcW w:w="3118" w:type="dxa"/><w:shd w:val="clear" w:color="auto" w:fill="E7DDD7"/><w:tcMar><w:top w:w="70" w:type="dxa"/><w:left w:w="90" w:type="dxa"/><w:bottom w:w="70" w:type="dxa"/><w:right w:w="90" w:type="dxa"/></w:tcMar><w:vAlign w:val="center"/></w:tcPr><w:p><w:pPr><w:spacing w:after="0"/></w:pPr><w:proofErr w:type="spellStart"/><w:r><w:rPr><w:b/><w:sz w:val="21"/></w:rPr><w:t>Allkirjastaja</w:t></w:r><w:proofErr w:type="spellEnd"/></w:p></w:tc><w:tc><w:tcPr><w:tcW w:w="2721" w:type="dxa"/><w:shd w:val="clear" w:color="auto" w:fill="E7DDD7"/><w:tcMar><w:top w:w="70" w:type="dxa"/><w:left w:w="90" w:type="dxa"/><w:bottom w:w="70" w:type="dxa"/><w:right w:w="90" w:type="dxa"/></w:tcMar><w:vAlign w:val="center"/></w:tcPr><w:p><w:pPr><w:spacing w:after="0"/></w:pPr><w:r><w:rPr><w:b/><w:sz w:val="21"/></w:rPr><w:t xml:space="preserve">Nimi ja </w:t></w:r><w:proofErr w:type="spellStart"/><w:r><w:rPr><w:b/><w:sz w:val="21"/></w:rPr><w:t>ametikoht</w:t></w:r><w:proofErr w:type="spellEnd"/></w:p></w:tc><w:tc><w:tcPr><w:tcW w:w="2324" w:type="dxa"/><w:shd w:val="clear" w:color="auto" w:fill="E7DDD7"/><w:tcMar><w:top w:w="70" w:type="dxa"/><w:left w:w="90" w:type="dxa"/><w:bottom w:w="70" w:type="dxa"/><w:right w:w="90" w:type="dxa"/></w:tcMar><w:vAlign w:val="center"/></w:tcPr><w:p><w:pPr><w:spacing w:after="0"/></w:pPr><w:proofErr w:type="spellStart"/><w:r><w:rPr><w:b/><w:sz w:val="21"/></w:rPr><w:t>Kuupäev</w:t></w:r><w:proofErr w:type="spellEnd"/><w:r><w:rPr><w:b/><w:sz w:val="21"/></w:rPr><w:t xml:space="preserve"> ja </w:t></w:r><w:proofErr w:type="spellStart"/><w:r><w:rPr><w:b/><w:sz w:val="21"/></w:rPr><w:t>allkiri</w:t></w:r><w:proofErr w:type="spellEnd"/></w:p></w:tc></w:tr><w:tr><w:trPr><w:trHeight w:val="320"/><w:jc w:val="center"/></w:trPr><w:tc><w:tcPr><w:tcW w:w="3118" w:type="dxa"/><w:tcMar><w:top w:w="70" w:type="dxa"/><w:left w:w="90" w:type="dxa"/><w:bottom w:w="70" w:type="dxa"/><w:right w:w="90" w:type="dxa"/></w:tcMar><w:vAlign w:val="center"/></w:tcPr><w:p><w:pPr><w:spacing w:after="0"/></w:pPr><w:proofErr w:type="spellStart"/><w:r><w:rPr><w:sz w:val="21"/></w:rPr><w:t>Organisatsiooni</w:t></w:r><w:proofErr w:type="spellEnd"/><w:r><w:rPr><w:sz w:val="21"/></w:rPr><w:t xml:space="preserve"> </w:t></w:r><w:proofErr w:type="spellStart"/><w:r><w:rPr><w:sz w:val="21"/></w:rPr><w:t>esindaja</w:t></w:r><w:proofErr w:type="spellEnd"/></w:p></w:tc><w:tc><w:tcPr><w:tcW w:w="2721" w:type="dxa"/><w:tcMar><w:top w:w="70" w:type="dxa"/><w:left w:w="90" w:type="dxa"/><w:bottom w:w="70" w:type="dxa"/><w:right w:w="90" w:type="dxa"/></w:tcMar><w:vAlign w:val="center"/></w:tcPr><w:p><w:pPr><w:spacing w:after="0"/></w:pPr><w:r><w:rPr><w:sz w:val="21"/></w:rPr><w:t xml:space="preserve"> </w:t></w:r></w:p></w:tc><w:tc><w:tcPr><w:tcW w:w="2324" w:type="dxa"/><w:tcMar><w:top w:w="70" w:type="dxa"/><w:left w:w="90" w:type="dxa"/><w:bottom w:w="70" w:type="dxa"/><w:right w:w="90" w:type="dxa"/></w:tcMar><w:vAlign w:val="center"/></w:tcPr><w:p><w:pPr><w:spacing w:after="0"/></w:pPr><w:r><w:rPr><w:sz w:val="21"/></w:rPr><w:t xml:space="preserve"> </w:t></w:r></w:p></w:tc></w:tr><w:tr><w:trPr><w:trHeight w:val="320"/><w:jc w:val="center"/></w:trPr><w:tc><w:tcPr><w:tcW w:w="3118" w:type="dxa"/><w:tcMar><w:top w:w="70" w:type="dxa"/><w:left w:w="90" w:type="dxa"/><w:bottom w:w="70" w:type="dxa"/><w:right w:w="90" w:type="dxa"/></w:tcMar><w:vAlign w:val="center"/></w:tcPr><w:p><w:pPr><w:spacing w:after="0"/></w:pPr><w:proofErr w:type="spellStart"/><w:r><w:t>Organisatsiooni</w:t></w:r><w:proofErr w:type="spellEnd"/><w:r><w:t xml:space="preserve"> </w:t></w:r><w:proofErr w:type="spellStart"/><w:r><w:t>töötaja</w:t></w:r><w:proofErr w:type="spellEnd"/></w:p></w:tc><w:tc><w:tcPr><w:tcW w:w="2721" w:type="dxa"/><w:tcMar><w:top w:w="70" w:type="dxa"/><w:left w:w="90" w:type="dxa"/><w:bottom w:w="70" w:type="dxa"/><w:right w:w="90" w:type="dxa"/></w:tcMar><w:vAlign w:val="center"/></w:tcPr><w:p><w:pPr><w:spacing w:after="0"/></w:pPr></w:p></w:tc><w:tc><w:tcPr><w:tcW w:w="2324" w:type="dxa"/><w:tcMar><w:top w:w="70" w:type="dxa"/><w:left w:w="90" w:type="dxa"/><w:bottom w:w="70" w:type="dxa"/><w:right w:w="90" w:type="dxa"/></w:tcMar><w:vAlign w:val="center"/></w:tcPr><w:p><w:pPr><w:spacing w:after="0"/></w:pPr></w:p></w:tc></w:tr><w:tr><w:trPr><w:trHeight w:val="320"/><w:jc w:val="center"/></w:trPr><w:tc><w:tcPr><w:tcW w:w="3118" w:type="dxa"/><w:tcMar><w:top w:w="70" w:type="dxa"/><w:left w:w="90" w:type="dxa"/><w:bottom w:w="70" w:type="dxa"/><w:right w:w="90" w:type="dxa"/></w:tcMar><w:vAlign w:val="center"/></w:tcPr><w:p><w:pPr><w:spacing w:after="0"/></w:pPr><w:proofErr w:type="spellStart"/><w:r><w:rPr><w:sz w:val="21"/></w:rPr><w:t>SotsiaalAI</w:t></w:r><w:proofErr w:type="spellEnd"/><w:r><w:rPr><w:sz w:val="21"/></w:rPr><w:t xml:space="preserve"> O�? </w:t></w:r><w:proofErr w:type="spellStart"/><w:r><w:rPr><w:sz w:val="21"/></w:rPr><w:t>esindaja</w:t></w:r><w:proofErr w:type="spellEnd"/></w:p></w:tc><w:tc><w:tcPr><w:tcW w:w="2721" w:type="dxa"/><w:tcMar><w:top w:w="70" w:type="dxa"/><w:left w:w="90" w:type="dxa"/><w:bottom w:w="70" w:type="dxa"/><w:right w:w="90" w:type="dxa"/></w:tcMar><w:vAlign w:val="center"/></w:tcPr><w:p><w:pPr><w:spacing w:after="0"/></w:pPr><w:r><w:rPr><w:sz w:val="21"/></w:rPr><w:t xml:space="preserve"> </w:t></w:r><w:r><w:rPr><w:sz w:val="21"/></w:rPr><w:t xml:space="preserve">Laur Raudsoo, </w:t></w:r><w:proofErr w:type="spellStart"/><w:r><w:rPr><w:sz w:val="21"/></w:rPr><w:t>juhatuse</w:t></w:r><w:proofErr w:type="spellEnd"/><w:r><w:rPr><w:sz w:val="21"/></w:rPr><w:t xml:space="preserve"> </w:t></w:r><w:proofErr w:type="spellStart"/><w:r><w:rPr><w:sz w:val="21"/></w:rPr><w:t>liige</w:t></w:r><w:proofErr w:type="spellEnd"/></w:p></w:tc><w:tc><w:tcPr><w:tcW w:w="2324" w:type="dxa"/><w:tcMar><w:top w:w="70" w:type="dxa"/><w:left w:w="90" w:type="dxa"/><w:bottom w:w="70" w:type="dxa"/><w:right w:w="90" w:type="dxa"/></w:tcMar><w:vAlign w:val="center"/></w:tcPr><w:p><w:pPr><w:spacing w:after="0"/></w:pPr><w:r><w:rPr><w:sz w:val="21"/></w:rPr><w:t xml:space="preserve"> 11.04.2026, </w:t></w:r><w:proofErr w:type="spellStart"/><w:r><w:rPr><w:sz w:val="21"/></w:rPr><w:t>allkiri</w:t></w:r><w:proofErr w:type="spellEnd"/><w:r><w:rPr><w:sz w:val="21"/></w:rPr><w:t xml:space="preserve"> </w:t></w:r><w:proofErr w:type="spellStart"/><w:r><w:rPr><w:sz w:val="21"/></w:rPr><w:t>digitaalne</w:t></w:r><w:proofErr w:type="spellEnd"/></w:p></w:tc></w:tr></w:tbl><w:p><w:pPr><w:spacing w:before="200" w:line="264" w:lineRule="auto"/></w:pPr></w:p><w:sectPr><w:headerReference w:type="even" r:id="rId8"/><w:headerReference w:type="default" r:id="rId9"/><w:footerReference w:type="even" r:id="rId10"/><w:footerReference w:type="default" r:id="rId11"/><w:headerReference w:type="first" r:id="rId12"/><w:footerReference w:type="first" r:id="rId13"/><w:pgSz w:w="12240" w:h="15840"/><w:pgMar w:top="1247" w:right="1304" w:bottom="1247" w:left="1304" w:header="720" w:footer="720" w:gutter="0"/><w:cols w:space="720"/><w:docGrid w:linePitch="360"/></w:sectPr></w:body></w:document>
-
+<file path=word/document.xml><?xml version="1.0" encoding="utf-8"?>
+<w:document xmlns:wpc="http://schemas.microsoft.com/office/word/2010/wordprocessingCanvas" xmlns:cx="http://schemas.microsoft.com/office/drawing/2014/chartex" xmlns:cx1="http://schemas.microsoft.com/office/drawing/2015/9/8/chartex" xmlns:cx2="http://schemas.microsoft.com/office/drawing/2015/10/21/chartex" xmlns:cx3="http://schemas.microsoft.com/office/drawing/2016/5/9/chartex" xmlns:cx4="http://schemas.microsoft.com/office/drawing/2016/5/10/chartex" xmlns:cx5="http://schemas.microsoft.com/office/drawing/2016/5/11/chartex" xmlns:cx6="http://schemas.microsoft.com/office/drawing/2016/5/12/chartex" xmlns:cx7="http://schemas.microsoft.com/office/drawing/2016/5/13/chartex" xmlns:cx8="http://schemas.microsoft.com/office/drawing/2016/5/14/chartex" xmlns:mc="http://schemas.openxmlformats.org/markup-compatibility/2006" xmlns:aink="http://schemas.microsoft.com/office/drawing/2016/ink" xmlns:am3d="http://schemas.microsoft.com/office/drawing/2017/model3d" xmlns:o="urn:schemas-microsoft-com:office:office" xmlns:oel="http://schemas.microsoft.com/office/2019/extlst" xmlns:r="http://schemas.openxmlformats.org/officeDocument/2006/relationships" xmlns:m="http://schemas.openxmlformats.org/officeDocument/2006/math" xmlns:v="urn:schemas-microsoft-com:vml" xmlns:wp14="http://schemas.microsoft.com/office/word/2010/wordprocessingDrawing" xmlns:wp="http://schemas.openxmlformats.org/drawingml/2006/wordprocessingDrawing" xmlns:w10="urn:schemas-microsoft-com:office:word" xmlns:w="http://schemas.openxmlformats.org/wordprocessingml/2006/main" xmlns:w14="http://schemas.microsoft.com/office/word/2010/wordml" xmlns:w15="http://schemas.microsoft.com/office/word/2012/wordml" xmlns:w16cex="http://schemas.microsoft.com/office/word/2018/wordml/cex" xmlns:w16cid="http://schemas.microsoft.com/office/word/2016/wordml/cid" xmlns:w16="http://schemas.microsoft.com/office/word/2018/wordml" xmlns:w16du="http://schemas.microsoft.com/office/word/2023/wordml/word16du" xmlns:w16sdtdh="http://schemas.microsoft.com/office/word/2020/wordml/sdtdatahash" xmlns:w16sdtfl="http://schemas.microsoft.com/office/word/2024/wordml/sdtformatlock" xmlns:w16se="http://schemas.microsoft.com/office/word/2015/wordml/symex" xmlns:wpg="http://schemas.microsoft.com/office/word/2010/wordprocessingGroup" xmlns:wpi="http://schemas.microsoft.com/office/word/2010/wordprocessingInk" xmlns:wne="http://schemas.microsoft.com/office/word/2006/wordml" xmlns:wps="http://schemas.microsoft.com/office/word/2010/wordprocessingShape" mc:Ignorable="w14 w15 w16se w16cid w16 w16cex w16sdtdh w16sdtfl w16du wp14">
+  <w:body>
+    <w:p>
+      <w:pPr>
+        <w:pStyle w:val="Pealkiri1"/>
+        <w:spacing w:before="200" w:after="80"/>
+        <w:jc w:val="center"/>
+        <w:rPr>
+          <w:lang w:val="et-EE"/>
+        </w:rPr>
+      </w:pPr>
+      <w:proofErr w:type="spellStart"/>
+      <w:r>
+        <w:t>Tööalase</w:t>
+      </w:r>
+      <w:proofErr w:type="spellEnd"/>
+      <w:r>
+        <w:t xml:space="preserve"> </w:t>
+      </w:r>
+      <w:proofErr w:type="spellStart"/>
+      <w:r>
+        <w:t>kasutuse</w:t>
+      </w:r>
+      <w:proofErr w:type="spellEnd"/>
+      <w:r>
+        <w:t xml:space="preserve"> </w:t>
+      </w:r>
+      <w:proofErr w:type="spellStart"/>
+      <w:r>
+        <w:t>raamistik</w:t>
+      </w:r>
+      <w:proofErr w:type="spellEnd"/>
+      <w:r>
+        <w:t xml:space="preserve"> ja </w:t>
+      </w:r>
+      <w:proofErr w:type="spellStart"/>
+      <w:r>
+        <w:t>andmete</w:t>
+      </w:r>
+      <w:proofErr w:type="spellEnd"/>
+      <w:r>
+        <w:t xml:space="preserve"> </w:t>
+      </w:r>
+      <w:proofErr w:type="spellStart"/>
+      <w:r>
+        <w:t>töötlemise</w:t>
+      </w:r>
+      <w:proofErr w:type="spellEnd"/>
+      <w:r>
+        <w:t xml:space="preserve"> </w:t>
+      </w:r>
+      <w:proofErr w:type="spellStart"/>
+      <w:r>
+        <w:t>kokkulepe</w:t>
+      </w:r>
+      <w:proofErr w:type="spellEnd"/>
+    </w:p>
+    <w:p/>
+    <w:p>
+      <w:pPr>
+        <w:pStyle w:val="Pealkiri1"/>
+        <w:spacing w:before="200" w:after="80"/>
+        <w:rPr>
+          <w:lang w:val="et-EE"/>
+        </w:rPr>
+      </w:pPr>
+      <w:r>
+        <w:rPr>
+          <w:lang w:val="et-EE"/>
+        </w:rPr>
+        <w:t>Õiguslik raamistik ja säilitamine</w:t>
+      </w:r>
+      <w:r>
+        <w:rPr>
+          <w:lang w:val="et-EE"/>
+        </w:rPr>
+        <w:t xml:space="preserve"> </w:t>
+      </w:r>
+    </w:p>
+    <w:p>
+      <w:pPr>
+        <w:rPr>
+          <w:lang w:val="et-EE"/>
+        </w:rPr>
+      </w:pPr>
+      <w:r>
+        <w:rPr>
+          <w:lang w:val="et-EE"/>
+        </w:rPr>
+        <w:t xml:space="preserve">Käesolev dokument lähtub isikuandmete töötlemisel kohaldatavast õigusest, eelkõige Euroopa Parlamendi ja nõukogu määrusest (EL) 2016/679, Eesti isikuandmete kaitse seadusest ning vajaduse korral muudest organisatsiooni tegevusvaldkonda reguleerivatest õigusaktidest. Kui organisatsioonile kohalduvad avaliku teabe, dokumendihalduse, arhiveerimise või muud dokumentide säilitamise nõuded, tuleb </w:t>
+      </w:r>
+      <w:proofErr w:type="spellStart"/>
+      <w:r>
+        <w:rPr>
+          <w:lang w:val="et-EE"/>
+        </w:rPr>
+        <w:t>SotsiaalAI</w:t>
+      </w:r>
+      <w:proofErr w:type="spellEnd"/>
+      <w:r>
+        <w:rPr>
+          <w:lang w:val="et-EE"/>
+        </w:rPr>
+        <w:t xml:space="preserve"> kasutamisel järgida ka neid nõudeid.</w:t>
+      </w:r>
+    </w:p>
+    <w:p>
+      <w:pPr>
+        <w:rPr>
+          <w:lang w:val="et-EE"/>
+        </w:rPr>
+      </w:pPr>
+      <w:proofErr w:type="spellStart"/>
+      <w:r>
+        <w:rPr>
+          <w:lang w:val="et-EE"/>
+        </w:rPr>
+        <w:t>SotsiaalAI</w:t>
+      </w:r>
+      <w:proofErr w:type="spellEnd"/>
+      <w:r>
+        <w:rPr>
+          <w:lang w:val="et-EE"/>
+        </w:rPr>
+        <w:t>-s tohib andmeid, dokumente ja muid töömaterjale kasutada, säilitada ja töödelda ainult ulatuses, mis on vajalik tööülesande täitmiseks, teenuse osutamiseks või seadusest tuleneva kohustuse täitmiseks. Andmeid ei säilitata kauem, kui see on vajalik. Kui säilitamise alus lõpeb, andmed kustutatakse, tagastatakse või arhiveeritakse vastavalt poolte kokkuleppele, kohaldatavatele säilitamiskohustustele ja tehnilistele võimalustele.</w:t>
+      </w:r>
+    </w:p>
+    <w:p>
+      <w:pPr>
+        <w:pStyle w:val="Pealkiri1"/>
+        <w:spacing w:before="200" w:after="80"/>
+      </w:pPr>
+      <w:r>
+        <w:t xml:space="preserve">1. </w:t>
+      </w:r>
+      <w:proofErr w:type="spellStart"/>
+      <w:r>
+        <w:t>Milleks</w:t>
+      </w:r>
+      <w:proofErr w:type="spellEnd"/>
+      <w:r>
+        <w:t xml:space="preserve"> see </w:t>
+      </w:r>
+      <w:proofErr w:type="spellStart"/>
+      <w:r>
+        <w:t>dokument</w:t>
+      </w:r>
+      <w:proofErr w:type="spellEnd"/>
+      <w:r>
+        <w:t xml:space="preserve"> on</w:t>
+      </w:r>
+    </w:p>
+    <w:p>
+      <w:pPr>
+        <w:rPr>
+          <w:lang w:val="et-EE"/>
+        </w:rPr>
+      </w:pPr>
+      <w:r>
+        <w:rPr>
+          <w:lang w:val="et-EE"/>
+        </w:rPr>
+        <w:t xml:space="preserve">Käesolev dokument koondab ühte faili organisatsiooni tööalase kasutuse aluse, kasutamise põhireeglid, töötaja kinnituse ning organisatsiooni ja </w:t>
+      </w:r>
+      <w:proofErr w:type="spellStart"/>
+      <w:r>
+        <w:rPr>
+          <w:lang w:val="et-EE"/>
+        </w:rPr>
+        <w:t>SotsiaalAI</w:t>
+      </w:r>
+      <w:proofErr w:type="spellEnd"/>
+      <w:r>
+        <w:rPr>
+          <w:lang w:val="et-EE"/>
+        </w:rPr>
+        <w:t xml:space="preserve"> vahelise kirjaliku kokkuleppe andmete töötlemise kohta ulatuses, milles </w:t>
+      </w:r>
+      <w:proofErr w:type="spellStart"/>
+      <w:r>
+        <w:rPr>
+          <w:lang w:val="et-EE"/>
+        </w:rPr>
+        <w:t>SotsiaalAI</w:t>
+      </w:r>
+      <w:proofErr w:type="spellEnd"/>
+      <w:r>
+        <w:rPr>
+          <w:lang w:val="et-EE"/>
+        </w:rPr>
+        <w:t xml:space="preserve"> töötleb andmeid organisatsiooni nimel.</w:t>
+      </w:r>
+    </w:p>
+    <w:p>
+      <w:pPr>
+        <w:rPr>
+          <w:lang w:val="et-EE"/>
+        </w:rPr>
+      </w:pPr>
+      <w:proofErr w:type="spellStart"/>
+      <w:r>
+        <w:rPr>
+          <w:lang w:val="et-EE"/>
+        </w:rPr>
+        <w:t>SotsiaalAI</w:t>
+      </w:r>
+      <w:proofErr w:type="spellEnd"/>
+      <w:r>
+        <w:rPr>
+          <w:lang w:val="et-EE"/>
+        </w:rPr>
+        <w:t xml:space="preserve"> on töövahend. Seda võib kasutada dokumentide, kirjade, kokkuvõtete, aruannete ja muude töömustandite ettevalmistamiseks, info korrastamiseks ning tööks vajalike failide hoidmiseks ja kasutamiseks platvormis. </w:t>
+      </w:r>
+      <w:proofErr w:type="spellStart"/>
+      <w:r>
+        <w:rPr>
+          <w:lang w:val="et-EE"/>
+        </w:rPr>
+        <w:t>SotsiaalAI</w:t>
+      </w:r>
+      <w:proofErr w:type="spellEnd"/>
+      <w:r>
+        <w:rPr>
+          <w:lang w:val="et-EE"/>
+        </w:rPr>
+        <w:t xml:space="preserve"> aitab töötajat töö tegemisel, kuid ei tee otsuseid inimese eest. Kõik oluline kontrollitakse enne kasutamist inimese poolt üle.</w:t>
+      </w:r>
+    </w:p>
+    <w:p>
+      <w:pPr>
+        <w:rPr>
+          <w:lang w:val="et-EE"/>
+        </w:rPr>
+      </w:pPr>
+      <w:r>
+        <w:rPr>
+          <w:lang w:val="et-EE"/>
+        </w:rPr>
+        <w:t>Käesolev dokument ei anna iseenesest õigust kasutada isikuandmeid ükskõik millisel viisil. Organisatsioon peab enne kasutamist veenduma, et andmete kasutamine on vajalik, lubatud ja seadusega kooskõlas.</w:t>
+      </w:r>
+    </w:p>
+    <w:p>
+      <w:pPr>
+        <w:pStyle w:val="Pealkiri1"/>
+        <w:spacing w:before="200" w:after="80"/>
+      </w:pPr>
+      <w:r>
+        <w:t xml:space="preserve">2. </w:t>
+      </w:r>
+      <w:proofErr w:type="spellStart"/>
+      <w:r>
+        <w:t>Kasutamise</w:t>
+      </w:r>
+      <w:proofErr w:type="spellEnd"/>
+      <w:r>
+        <w:t xml:space="preserve"> </w:t>
+      </w:r>
+      <w:proofErr w:type="spellStart"/>
+      <w:r>
+        <w:t>põhireeglid</w:t>
+      </w:r>
+      <w:proofErr w:type="spellEnd"/>
+    </w:p>
+    <w:p>
+      <w:pPr>
+        <w:rPr>
+          <w:lang w:val="et-EE"/>
+        </w:rPr>
+      </w:pPr>
+      <w:proofErr w:type="spellStart"/>
+      <w:r>
+        <w:rPr>
+          <w:lang w:val="et-EE"/>
+        </w:rPr>
+        <w:t>SotsiaalAI</w:t>
+      </w:r>
+      <w:proofErr w:type="spellEnd"/>
+      <w:r>
+        <w:rPr>
+          <w:lang w:val="et-EE"/>
+        </w:rPr>
+        <w:t>-d kasutatakse ainult tööalase vajaduse korral ja organisatsiooni kehtestatud juhiste kohaselt.</w:t>
+      </w:r>
+    </w:p>
+    <w:p>
+      <w:pPr>
+        <w:rPr>
+          <w:lang w:val="et-EE"/>
+        </w:rPr>
+      </w:pPr>
+      <w:proofErr w:type="spellStart"/>
+      <w:r>
+        <w:rPr>
+          <w:lang w:val="et-EE"/>
+        </w:rPr>
+        <w:t>SotsiaalAI</w:t>
+      </w:r>
+      <w:proofErr w:type="spellEnd"/>
+      <w:r>
+        <w:rPr>
+          <w:lang w:val="et-EE"/>
+        </w:rPr>
+        <w:t>-d ei tohi kasutada ainsa alusena otsusele, mis mõjutab inimese õigusi, kohustusi, toetusi, teenuseid või muud olulist olukorda. Lõplik hinnang ja otsus jäävad alati inimesele ning vajaduse korral organisatsioonile.</w:t>
+      </w:r>
+    </w:p>
+    <w:p>
+      <w:pPr>
+        <w:rPr>
+          <w:lang w:val="et-EE"/>
+        </w:rPr>
+      </w:pPr>
+      <w:r>
+        <w:rPr>
+          <w:lang w:val="et-EE"/>
+        </w:rPr>
+        <w:t>Platvormi võib kasutada tekstide sõnastamiseks, kokkuvõtete ja aruannete ettevalmistamiseks, töömustandite koostamiseks, info korrastamiseks ning tööks vajalike failide hoidmiseks ja kasutamiseks ühes keskkonnas.</w:t>
+      </w:r>
+    </w:p>
+    <w:p>
+      <w:pPr>
+        <w:pStyle w:val="Pealkiri1"/>
+        <w:spacing w:before="200" w:after="80"/>
+      </w:pPr>
+      <w:r>
+        <w:lastRenderedPageBreak/>
+        <w:t xml:space="preserve">3. </w:t>
+      </w:r>
+      <w:proofErr w:type="spellStart"/>
+      <w:r>
+        <w:t>Andmete</w:t>
+      </w:r>
+      <w:proofErr w:type="spellEnd"/>
+      <w:r>
+        <w:t xml:space="preserve"> </w:t>
+      </w:r>
+      <w:proofErr w:type="spellStart"/>
+      <w:r>
+        <w:t>kasutamine</w:t>
+      </w:r>
+      <w:proofErr w:type="spellEnd"/>
+    </w:p>
+    <w:p>
+      <w:pPr>
+        <w:rPr>
+          <w:lang w:val="et-EE"/>
+        </w:rPr>
+      </w:pPr>
+      <w:r>
+        <w:rPr>
+          <w:lang w:val="et-EE"/>
+        </w:rPr>
+        <w:t>Platvormi sisestatakse ja seal hoitakse ainult nii palju infot, kui on töö tegemiseks vajalik. Võimaluse korral kirjeldatakse olukorda üldisemalt ja selliselt, et inimest ei saaks kohe ära tunda.</w:t>
+      </w:r>
+    </w:p>
+    <w:p>
+      <w:pPr>
+        <w:rPr>
+          <w:lang w:val="et-EE"/>
+        </w:rPr>
+      </w:pPr>
+      <w:r>
+        <w:rPr>
+          <w:lang w:val="et-EE"/>
+        </w:rPr>
+        <w:t>Kui töö tegemiseks on siiski vaja kasutada tundlikke andmeid või inimese täpseid andmeid, tohib seda teha ainult siis, kui see on tööülesande täitmiseks vajalik, organisatsiooni poolt lubatud ja kohaldatava õigusega kooskõlas. Ka sel juhul kasutatakse ainult kõige vajalikumat osa.</w:t>
+      </w:r>
+    </w:p>
+    <w:p>
+      <w:pPr>
+        <w:rPr>
+          <w:lang w:val="et-EE"/>
+        </w:rPr>
+      </w:pPr>
+      <w:r>
+        <w:rPr>
+          <w:lang w:val="et-EE"/>
+        </w:rPr>
+        <w:t>Platvormi ei tohi sisestada salasõnu, sisselogimiskoode, pangakaardiandmeid ega muid salajasi ligipääsuandmeid. Samuti ei tohi sinna lisada andmeid või faile viisil, mis oleks vastuolus seaduse, ametisaladuse, kutse-eetika, konfidentsiaalsuskohustuse või organisatsiooni sisekorraga.</w:t>
+      </w:r>
+    </w:p>
+    <w:p>
+      <w:pPr>
+        <w:pStyle w:val="Pealkiri1"/>
+        <w:spacing w:before="200" w:after="80"/>
+      </w:pPr>
+      <w:r>
+        <w:t xml:space="preserve">4. </w:t>
+      </w:r>
+      <w:proofErr w:type="spellStart"/>
+      <w:r>
+        <w:t>Vastutus</w:t>
+      </w:r>
+      <w:proofErr w:type="spellEnd"/>
+    </w:p>
+    <w:p>
+      <w:pPr>
+        <w:rPr>
+          <w:lang w:val="et-EE"/>
+        </w:rPr>
+      </w:pPr>
+      <w:r>
+        <w:rPr>
+          <w:lang w:val="et-EE"/>
+        </w:rPr>
+        <w:t xml:space="preserve">Organisatsioon vastutab selle eest, et töötajale oleks selge, milleks tohib </w:t>
+      </w:r>
+      <w:proofErr w:type="spellStart"/>
+      <w:r>
+        <w:rPr>
+          <w:lang w:val="et-EE"/>
+        </w:rPr>
+        <w:t>SotsiaalAI</w:t>
+      </w:r>
+      <w:proofErr w:type="spellEnd"/>
+      <w:r>
+        <w:rPr>
+          <w:lang w:val="et-EE"/>
+        </w:rPr>
+        <w:t>-d kasutada ja milleks mitte. Organisatsioon otsustab, millal võib kasutada tuvastatavaid või tundlikke andmeid, kas vaja on täiendavaid kaitsemeetmeid ning millised piirangud või sisekorrareeglid kasutamisele kohalduvad.</w:t>
+      </w:r>
+    </w:p>
+    <w:p>
+      <w:pPr>
+        <w:rPr>
+          <w:lang w:val="et-EE"/>
+        </w:rPr>
+      </w:pPr>
+      <w:r>
+        <w:rPr>
+          <w:lang w:val="et-EE"/>
+        </w:rPr>
+        <w:t xml:space="preserve">Töötaja kasutab </w:t>
+      </w:r>
+      <w:proofErr w:type="spellStart"/>
+      <w:r>
+        <w:rPr>
+          <w:lang w:val="et-EE"/>
+        </w:rPr>
+        <w:t>SotsiaalAI</w:t>
+      </w:r>
+      <w:proofErr w:type="spellEnd"/>
+      <w:r>
+        <w:rPr>
+          <w:lang w:val="et-EE"/>
+        </w:rPr>
+        <w:t xml:space="preserve">-d ainult tööalase vajaduse korral ja organisatsiooni juhiste järgi. Töötaja vastutab selle eest, et ta ei sisesta rohkem andmeid kui vajalik, kontrollib platvormi vastused alati ise üle ning ei kasuta </w:t>
+      </w:r>
+      <w:proofErr w:type="spellStart"/>
+      <w:r>
+        <w:rPr>
+          <w:lang w:val="et-EE"/>
+        </w:rPr>
+        <w:t>SotsiaalAI</w:t>
+      </w:r>
+      <w:proofErr w:type="spellEnd"/>
+      <w:r>
+        <w:rPr>
+          <w:lang w:val="et-EE"/>
+        </w:rPr>
+        <w:t>-d inimese kohta lõpliku otsuse tegemiseks.</w:t>
+      </w:r>
+    </w:p>
+    <w:p>
+      <w:pPr>
+        <w:pStyle w:val="Pealkiri1"/>
+        <w:spacing w:before="200" w:after="80"/>
+      </w:pPr>
+      <w:r>
+        <w:t xml:space="preserve">5. </w:t>
+      </w:r>
+      <w:proofErr w:type="spellStart"/>
+      <w:r>
+        <w:t>Organisatsiooni</w:t>
+      </w:r>
+      <w:proofErr w:type="spellEnd"/>
+      <w:r>
+        <w:t xml:space="preserve"> </w:t>
+      </w:r>
+      <w:proofErr w:type="spellStart"/>
+      <w:r>
+        <w:t>eelkontroll</w:t>
+      </w:r>
+      <w:proofErr w:type="spellEnd"/>
+    </w:p>
+    <w:p>
+      <w:proofErr w:type="spellStart"/>
+      <w:r>
+        <w:t>Organisatsioon</w:t>
+      </w:r>
+      <w:proofErr w:type="spellEnd"/>
+      <w:r>
+        <w:t xml:space="preserve"> </w:t>
+      </w:r>
+      <w:proofErr w:type="spellStart"/>
+      <w:r>
+        <w:t>kinnitab</w:t>
+      </w:r>
+      <w:proofErr w:type="spellEnd"/>
+      <w:r>
+        <w:t xml:space="preserve"> </w:t>
+      </w:r>
+      <w:proofErr w:type="spellStart"/>
+      <w:r>
+        <w:t>käesoleva</w:t>
+      </w:r>
+      <w:proofErr w:type="spellEnd"/>
+      <w:r>
+        <w:t xml:space="preserve"> </w:t>
+      </w:r>
+      <w:proofErr w:type="spellStart"/>
+      <w:r>
+        <w:t>dokumendi</w:t>
+      </w:r>
+      <w:proofErr w:type="spellEnd"/>
+      <w:r>
+        <w:t xml:space="preserve"> </w:t>
+      </w:r>
+      <w:proofErr w:type="spellStart"/>
+      <w:r>
+        <w:t>allkirjastamisega</w:t>
+      </w:r>
+      <w:proofErr w:type="spellEnd"/>
+      <w:r>
+        <w:t xml:space="preserve">, et </w:t>
+      </w:r>
+      <w:proofErr w:type="spellStart"/>
+      <w:r>
+        <w:t>enne</w:t>
+      </w:r>
+      <w:proofErr w:type="spellEnd"/>
+      <w:r>
+        <w:t xml:space="preserve"> </w:t>
+      </w:r>
+      <w:proofErr w:type="spellStart"/>
+      <w:r>
+        <w:t>tuvastatavate</w:t>
+      </w:r>
+      <w:proofErr w:type="spellEnd"/>
+      <w:r>
+        <w:t xml:space="preserve"> </w:t>
+      </w:r>
+      <w:proofErr w:type="spellStart"/>
+      <w:r>
+        <w:t>või</w:t>
+      </w:r>
+      <w:proofErr w:type="spellEnd"/>
+      <w:r>
+        <w:t xml:space="preserve"> </w:t>
+      </w:r>
+      <w:proofErr w:type="spellStart"/>
+      <w:r>
+        <w:t>tundlike</w:t>
+      </w:r>
+      <w:proofErr w:type="spellEnd"/>
+      <w:r>
+        <w:t xml:space="preserve"> </w:t>
+      </w:r>
+      <w:proofErr w:type="spellStart"/>
+      <w:r>
+        <w:t>andmete</w:t>
+      </w:r>
+      <w:proofErr w:type="spellEnd"/>
+      <w:r>
+        <w:t xml:space="preserve"> </w:t>
+      </w:r>
+      <w:proofErr w:type="spellStart"/>
+      <w:r>
+        <w:t>kasutamist</w:t>
+      </w:r>
+      <w:proofErr w:type="spellEnd"/>
+      <w:r>
+        <w:t xml:space="preserve"> on </w:t>
+      </w:r>
+      <w:proofErr w:type="spellStart"/>
+      <w:r>
+        <w:t>vähemalt</w:t>
+      </w:r>
+      <w:proofErr w:type="spellEnd"/>
+      <w:r>
+        <w:t xml:space="preserve"> </w:t>
+      </w:r>
+      <w:proofErr w:type="spellStart"/>
+      <w:r>
+        <w:t>hinnatud</w:t>
+      </w:r>
+      <w:proofErr w:type="spellEnd"/>
+      <w:r>
+        <w:t xml:space="preserve"> </w:t>
+      </w:r>
+      <w:proofErr w:type="spellStart"/>
+      <w:r>
+        <w:t>järgmisi</w:t>
+      </w:r>
+      <w:proofErr w:type="spellEnd"/>
+      <w:r>
+        <w:t xml:space="preserve"> </w:t>
+      </w:r>
+      <w:proofErr w:type="spellStart"/>
+      <w:r>
+        <w:t>küsimusi</w:t>
+      </w:r>
+      <w:proofErr w:type="spellEnd"/>
+      <w:r>
+        <w:t xml:space="preserve">: </w:t>
+      </w:r>
+      <w:proofErr w:type="spellStart"/>
+      <w:r>
+        <w:t>kasutamise</w:t>
+      </w:r>
+      <w:proofErr w:type="spellEnd"/>
+      <w:r>
+        <w:t xml:space="preserve"> </w:t>
+      </w:r>
+      <w:proofErr w:type="spellStart"/>
+      <w:r>
+        <w:t>eesmärk</w:t>
+      </w:r>
+      <w:proofErr w:type="spellEnd"/>
+      <w:r>
+        <w:t xml:space="preserve">, </w:t>
+      </w:r>
+      <w:proofErr w:type="spellStart"/>
+      <w:r>
+        <w:t>andmete</w:t>
+      </w:r>
+      <w:proofErr w:type="spellEnd"/>
+      <w:r>
+        <w:t xml:space="preserve"> </w:t>
+      </w:r>
+      <w:proofErr w:type="spellStart"/>
+      <w:r>
+        <w:t>kasutamise</w:t>
+      </w:r>
+      <w:proofErr w:type="spellEnd"/>
+      <w:r>
+        <w:t xml:space="preserve"> </w:t>
+      </w:r>
+      <w:proofErr w:type="spellStart"/>
+      <w:r>
+        <w:t>õiguslik</w:t>
+      </w:r>
+      <w:proofErr w:type="spellEnd"/>
+      <w:r>
+        <w:t xml:space="preserve"> alus, </w:t>
+      </w:r>
+      <w:proofErr w:type="spellStart"/>
+      <w:r>
+        <w:t>kasutamise</w:t>
+      </w:r>
+      <w:proofErr w:type="spellEnd"/>
+      <w:r>
+        <w:t xml:space="preserve"> </w:t>
+      </w:r>
+      <w:proofErr w:type="spellStart"/>
+      <w:r>
+        <w:t>lubatavus</w:t>
+      </w:r>
+      <w:proofErr w:type="spellEnd"/>
+      <w:r>
+        <w:t xml:space="preserve">, </w:t>
+      </w:r>
+      <w:proofErr w:type="spellStart"/>
+      <w:r>
+        <w:t>vajadus</w:t>
+      </w:r>
+      <w:proofErr w:type="spellEnd"/>
+      <w:r>
+        <w:t xml:space="preserve"> </w:t>
+      </w:r>
+      <w:proofErr w:type="spellStart"/>
+      <w:r>
+        <w:t>täiendava</w:t>
+      </w:r>
+      <w:proofErr w:type="spellEnd"/>
+      <w:r>
+        <w:t xml:space="preserve"> </w:t>
+      </w:r>
+      <w:proofErr w:type="spellStart"/>
+      <w:r>
+        <w:t>hindamise</w:t>
+      </w:r>
+      <w:proofErr w:type="spellEnd"/>
+      <w:r>
+        <w:t xml:space="preserve"> </w:t>
+      </w:r>
+      <w:proofErr w:type="spellStart"/>
+      <w:r>
+        <w:t>või</w:t>
+      </w:r>
+      <w:proofErr w:type="spellEnd"/>
+      <w:r>
+        <w:t xml:space="preserve"> </w:t>
+      </w:r>
+      <w:proofErr w:type="spellStart"/>
+      <w:r>
+        <w:t>kaitsemeetmete</w:t>
+      </w:r>
+      <w:proofErr w:type="spellEnd"/>
+      <w:r>
+        <w:t xml:space="preserve"> </w:t>
+      </w:r>
+      <w:proofErr w:type="spellStart"/>
+      <w:r>
+        <w:t>järele</w:t>
+      </w:r>
+      <w:proofErr w:type="spellEnd"/>
+      <w:r>
+        <w:t xml:space="preserve"> </w:t>
+      </w:r>
+      <w:proofErr w:type="spellStart"/>
+      <w:r>
+        <w:t>ning</w:t>
+      </w:r>
+      <w:proofErr w:type="spellEnd"/>
+      <w:r>
+        <w:t xml:space="preserve"> see, kas </w:t>
+      </w:r>
+      <w:proofErr w:type="spellStart"/>
+      <w:r>
+        <w:t>töötajatele</w:t>
+      </w:r>
+      <w:proofErr w:type="spellEnd"/>
+      <w:r>
+        <w:t xml:space="preserve"> on </w:t>
+      </w:r>
+      <w:proofErr w:type="spellStart"/>
+      <w:r>
+        <w:t>antud</w:t>
+      </w:r>
+      <w:proofErr w:type="spellEnd"/>
+      <w:r>
+        <w:t xml:space="preserve"> </w:t>
+      </w:r>
+      <w:proofErr w:type="spellStart"/>
+      <w:r>
+        <w:t>piisavad</w:t>
+      </w:r>
+      <w:proofErr w:type="spellEnd"/>
+      <w:r>
+        <w:t xml:space="preserve"> </w:t>
+      </w:r>
+      <w:proofErr w:type="spellStart"/>
+      <w:r>
+        <w:t>juhised</w:t>
+      </w:r>
+      <w:proofErr w:type="spellEnd"/>
+      <w:r>
+        <w:t xml:space="preserve"> ja </w:t>
+      </w:r>
+      <w:proofErr w:type="spellStart"/>
+      <w:r>
+        <w:t>kasutusreeglid</w:t>
+      </w:r>
+      <w:proofErr w:type="spellEnd"/>
+      <w:r>
+        <w:t>.</w:t>
+      </w:r>
+    </w:p>
+    <w:p>
+      <w:pPr>
+        <w:pStyle w:val="Pealkiri1"/>
+        <w:spacing w:before="200" w:after="80"/>
+      </w:pPr>
+      <w:r>
+        <w:t xml:space="preserve">6. </w:t>
+      </w:r>
+      <w:proofErr w:type="spellStart"/>
+      <w:r>
+        <w:t>Kokkulepe</w:t>
+      </w:r>
+      <w:proofErr w:type="spellEnd"/>
+      <w:r>
+        <w:t xml:space="preserve"> </w:t>
+      </w:r>
+      <w:proofErr w:type="spellStart"/>
+      <w:r>
+        <w:t>andmete</w:t>
+      </w:r>
+      <w:proofErr w:type="spellEnd"/>
+      <w:r>
+        <w:t xml:space="preserve"> </w:t>
+      </w:r>
+      <w:proofErr w:type="spellStart"/>
+      <w:r>
+        <w:t>töötlemise</w:t>
+      </w:r>
+      <w:proofErr w:type="spellEnd"/>
+      <w:r>
+        <w:t xml:space="preserve"> </w:t>
+      </w:r>
+      <w:proofErr w:type="spellStart"/>
+      <w:r>
+        <w:t>kohta</w:t>
+      </w:r>
+      <w:proofErr w:type="spellEnd"/>
+    </w:p>
+    <w:p>
+      <w:pPr>
+        <w:rPr>
+          <w:lang w:val="et-EE"/>
+        </w:rPr>
+      </w:pPr>
+      <w:r>
+        <w:rPr>
+          <w:lang w:val="et-EE"/>
+        </w:rPr>
+        <w:t xml:space="preserve">Käesolev dokument on ühtlasi organisatsiooni ja </w:t>
+      </w:r>
+      <w:proofErr w:type="spellStart"/>
+      <w:r>
+        <w:rPr>
+          <w:lang w:val="et-EE"/>
+        </w:rPr>
+        <w:t>SotsiaalAI</w:t>
+      </w:r>
+      <w:proofErr w:type="spellEnd"/>
+      <w:r>
+        <w:rPr>
+          <w:lang w:val="et-EE"/>
+        </w:rPr>
+        <w:t xml:space="preserve"> vaheline kirjalik kokkulepe andmete töötlemise kohta ulatuses, milles </w:t>
+      </w:r>
+      <w:proofErr w:type="spellStart"/>
+      <w:r>
+        <w:rPr>
+          <w:lang w:val="et-EE"/>
+        </w:rPr>
+        <w:t>SotsiaalAI</w:t>
+      </w:r>
+      <w:proofErr w:type="spellEnd"/>
+      <w:r>
+        <w:rPr>
+          <w:lang w:val="et-EE"/>
+        </w:rPr>
+        <w:t xml:space="preserve"> töötleb isikuandmeid organisatsiooni nimel. Käesoleva dokumendi selles osas käsitatakse organisatsiooni vastutava töötlejana ja </w:t>
+      </w:r>
+      <w:proofErr w:type="spellStart"/>
+      <w:r>
+        <w:rPr>
+          <w:lang w:val="et-EE"/>
+        </w:rPr>
+        <w:t>SotsiaalAI</w:t>
+      </w:r>
+      <w:proofErr w:type="spellEnd"/>
+      <w:r>
+        <w:rPr>
+          <w:lang w:val="et-EE"/>
+        </w:rPr>
+        <w:t>-d volitatud töötlejana ulatuses, milles see õiguslik rollijaotus konkreetsele töötlemisele kohaldub.</w:t>
+      </w:r>
+    </w:p>
+    <w:p>
+      <w:pPr>
+        <w:rPr>
+          <w:lang w:val="et-EE"/>
+        </w:rPr>
+      </w:pPr>
+      <w:r>
+        <w:rPr>
+          <w:lang w:val="et-EE"/>
+        </w:rPr>
+        <w:t xml:space="preserve">See osa jõustub siis, kui organisatsioon ja </w:t>
+      </w:r>
+      <w:proofErr w:type="spellStart"/>
+      <w:r>
+        <w:rPr>
+          <w:lang w:val="et-EE"/>
+        </w:rPr>
+        <w:t>SotsiaalAI</w:t>
+      </w:r>
+      <w:proofErr w:type="spellEnd"/>
+      <w:r>
+        <w:rPr>
+          <w:lang w:val="et-EE"/>
+        </w:rPr>
+        <w:t xml:space="preserve"> on allkirjastanud sama sisuga faili.</w:t>
+      </w:r>
+    </w:p>
+    <w:p>
+      <w:pPr>
+        <w:rPr>
+          <w:lang w:val="et-EE"/>
+        </w:rPr>
+      </w:pPr>
+      <w:proofErr w:type="spellStart"/>
+      <w:r>
+        <w:rPr>
+          <w:lang w:val="et-EE"/>
+        </w:rPr>
+        <w:t>SotsiaalAI</w:t>
+      </w:r>
+      <w:proofErr w:type="spellEnd"/>
+      <w:r>
+        <w:rPr>
+          <w:lang w:val="et-EE"/>
+        </w:rPr>
+        <w:t xml:space="preserve"> töötleb organisatsiooni nimel andmeid ainult ulatuses, mis on vajalik teenuse osutamiseks. See võib hõlmata failide hoidmist, dokumentide, kokkuvõtete, aruannete ja muude töömustandite ettevalmistamist, info korrastamist, lubatud töövoogude tehnilist käitamist, kasutaja tuvastamist, tehnilist tuge, turvet ja teenuse töökindluse tagamist.</w:t>
+      </w:r>
+    </w:p>
+    <w:p>
+      <w:pPr>
+        <w:rPr>
+          <w:lang w:val="et-EE"/>
+        </w:rPr>
+      </w:pPr>
+      <w:r>
+        <w:rPr>
+          <w:lang w:val="et-EE"/>
+        </w:rPr>
+        <w:t xml:space="preserve">Töödeldavad andmed võivad hõlmata töömaterjalide sisu, vestluste sisendeid, dokumente, kontaktandmeid, kasutajakonto andmeid ning muid andmeid, mida organisatsioon kasutab teenuses </w:t>
+      </w:r>
+      <w:r>
+        <w:rPr>
+          <w:lang w:val="et-EE"/>
+        </w:rPr>
+        <w:lastRenderedPageBreak/>
+        <w:t>õiguspäraselt. Andmete hulka võivad kuuluda ka isikuandmed, sealhulgas eriliigilised isikuandmed, kui nende kasutamine on organisatsiooni tööülesannete täitmiseks vajalik ja lubatud.</w:t>
+      </w:r>
+    </w:p>
+    <w:p>
+      <w:pPr>
+        <w:rPr>
+          <w:lang w:val="et-EE"/>
+        </w:rPr>
+      </w:pPr>
+      <w:r>
+        <w:rPr>
+          <w:lang w:val="et-EE"/>
+        </w:rPr>
+        <w:t>Andmeid töödeldakse nii kaua, kui organisatsioon teenust kasutab, töötlemine on vajalik teenuse osutamiseks või säilitamine on vajalik seadusest, dokumendihaldusest, arhiveerimisnõuetest või teenuse töökindlusest tuleneval põhjusel.</w:t>
+      </w:r>
+    </w:p>
+    <w:p>
+      <w:pPr>
+        <w:rPr>
+          <w:lang w:val="et-EE"/>
+        </w:rPr>
+      </w:pPr>
+      <w:proofErr w:type="spellStart"/>
+      <w:r>
+        <w:rPr>
+          <w:lang w:val="et-EE"/>
+        </w:rPr>
+        <w:t>SotsiaalAI</w:t>
+      </w:r>
+      <w:proofErr w:type="spellEnd"/>
+      <w:r>
+        <w:rPr>
+          <w:lang w:val="et-EE"/>
+        </w:rPr>
+        <w:t xml:space="preserve"> töötleb andmeid organisatsiooni dokumenteeritud juhiste järgi, tagab andmetega kokku puutuvate isikute konfidentsiaalsuskohustuse ning rakendab asjakohaseid tehnilisi ja korralduslikke meetmeid andmete kaitsmiseks.</w:t>
+      </w:r>
+    </w:p>
+    <w:p>
+      <w:pPr>
+        <w:rPr>
+          <w:lang w:val="et-EE"/>
+        </w:rPr>
+      </w:pPr>
+      <w:proofErr w:type="spellStart"/>
+      <w:r>
+        <w:rPr>
+          <w:lang w:val="et-EE"/>
+        </w:rPr>
+        <w:t>SotsiaalAI</w:t>
+      </w:r>
+      <w:proofErr w:type="spellEnd"/>
+      <w:r>
+        <w:rPr>
+          <w:lang w:val="et-EE"/>
+        </w:rPr>
+        <w:t xml:space="preserve"> aitab mõistlikus ulatuses organisatsiooni andmesubjektide taotluste lahendamisel, isikuandmetega seotud rikkumiste hindamisel, turvameetmete kirjeldamisel ning muude andmekaitsealaste kohustuste täitmisel ulatuses, milles see on seotud teenusega.</w:t>
+      </w:r>
+    </w:p>
+    <w:p>
+      <w:pPr>
+        <w:rPr>
+          <w:lang w:val="et-EE"/>
+        </w:rPr>
+      </w:pPr>
+      <w:r>
+        <w:rPr>
+          <w:lang w:val="et-EE"/>
+        </w:rPr>
+        <w:t xml:space="preserve">Töötlemise lõppemisel kustutab või tagastab </w:t>
+      </w:r>
+      <w:proofErr w:type="spellStart"/>
+      <w:r>
+        <w:rPr>
+          <w:lang w:val="et-EE"/>
+        </w:rPr>
+        <w:t>SotsiaalAI</w:t>
+      </w:r>
+      <w:proofErr w:type="spellEnd"/>
+      <w:r>
+        <w:rPr>
+          <w:lang w:val="et-EE"/>
+        </w:rPr>
+        <w:t xml:space="preserve"> organisatsiooni andmed organisatsiooni juhiste kohaselt selles ulatuses, mis on tehniliselt võimalik ja kooskõlas säilitamiskohustustega. Kui seadus nõuab teatud andmete või dokumentide pikemat säilitamist, arhiveerimist või piiratud juurdepääsu, lähtutakse vastavast õiguslikust alusest.</w:t>
+      </w:r>
+    </w:p>
+    <w:p>
+      <w:pPr>
+        <w:pStyle w:val="Pealkiri1"/>
+        <w:spacing w:before="200" w:after="80"/>
+      </w:pPr>
+      <w:r>
+        <w:t xml:space="preserve">7. </w:t>
+      </w:r>
+      <w:proofErr w:type="spellStart"/>
+      <w:r>
+        <w:t>Turvalisus</w:t>
+      </w:r>
+      <w:proofErr w:type="spellEnd"/>
+    </w:p>
+    <w:p>
+      <w:pPr>
+        <w:rPr>
+          <w:lang w:val="et-EE"/>
+        </w:rPr>
+      </w:pPr>
+      <w:proofErr w:type="spellStart"/>
+      <w:r>
+        <w:rPr>
+          <w:lang w:val="et-EE"/>
+        </w:rPr>
+        <w:t>SotsiaalAI</w:t>
+      </w:r>
+      <w:proofErr w:type="spellEnd"/>
+      <w:r>
+        <w:rPr>
+          <w:lang w:val="et-EE"/>
+        </w:rPr>
+        <w:t xml:space="preserve"> kaitseb andmeid asjakohaste tehniliste ja korralduslike meetmetega. Nende hulka kuuluvad muu hulgas turvalised ühendused, ligipääsu piiramine vastavalt rollile ja töövajadusele, logimine, varundamine, taastamine, uuenduste ja haavatavuste haldus, rikkumiste käsitlus ning andmete säilitamise ja kustutamise reeglid.</w:t>
+      </w:r>
+    </w:p>
+    <w:p>
+      <w:pPr>
+        <w:rPr>
+          <w:lang w:val="et-EE"/>
+        </w:rPr>
+      </w:pPr>
+      <w:r>
+        <w:rPr>
+          <w:lang w:val="et-EE"/>
+        </w:rPr>
+        <w:t xml:space="preserve">Teenuse osutamiseks võib </w:t>
+      </w:r>
+      <w:proofErr w:type="spellStart"/>
+      <w:r>
+        <w:rPr>
+          <w:lang w:val="et-EE"/>
+        </w:rPr>
+        <w:t>SotsiaalAI</w:t>
+      </w:r>
+      <w:proofErr w:type="spellEnd"/>
+      <w:r>
+        <w:rPr>
+          <w:lang w:val="et-EE"/>
+        </w:rPr>
+        <w:t xml:space="preserve"> kasutada vajalikke teenusepakkujaid või </w:t>
+      </w:r>
+      <w:proofErr w:type="spellStart"/>
+      <w:r>
+        <w:rPr>
+          <w:lang w:val="et-EE"/>
+        </w:rPr>
+        <w:t>alltöötlejaid</w:t>
+      </w:r>
+      <w:proofErr w:type="spellEnd"/>
+      <w:r>
+        <w:rPr>
+          <w:lang w:val="et-EE"/>
+        </w:rPr>
+        <w:t>, näiteks majutuse, tehisintellekti, kõneteenuste, e-posti, logimise või monitooringu jaoks. Neid kasutatakse ainult teenuse toimimiseks vajalikus ulatuses ning neile kohalduvad asjakohased konfidentsiaalsus- ja andmekaitsekohustused.</w:t>
+      </w:r>
+    </w:p>
+    <w:p>
+      <w:pPr>
+        <w:rPr>
+          <w:lang w:val="et-EE"/>
+        </w:rPr>
+      </w:pPr>
+      <w:r>
+        <w:rPr>
+          <w:lang w:val="et-EE"/>
+        </w:rPr>
+        <w:t>Kui andmeid edastatakse väljapoole Euroopa Liitu või Euroopa Majanduspiirkonda, rakendatakse selleks asjakohaseid kaitsemeetmeid vastavalt kohaldatavale õigusele.</w:t>
+      </w:r>
+    </w:p>
+    <w:p>
+      <w:pPr>
+        <w:rPr>
+          <w:lang w:val="et-EE"/>
+        </w:rPr>
+      </w:pPr>
+      <w:r>
+        <w:rPr>
+          <w:lang w:val="et-EE"/>
+        </w:rPr>
+        <w:t>Platvormi põhimajutus toimub Euroopa Majanduspiirkonnas, sealhulgas Eestis, kui pooled ei lepi kirjalikult kokku teisiti.</w:t>
+      </w:r>
+    </w:p>
+    <w:p>
+      <w:pPr>
+        <w:pStyle w:val="Pealkiri1"/>
+        <w:spacing w:before="200" w:after="80"/>
+      </w:pPr>
+      <w:r>
+        <w:t xml:space="preserve">8. </w:t>
+      </w:r>
+      <w:proofErr w:type="spellStart"/>
+      <w:r>
+        <w:t>Vead</w:t>
+      </w:r>
+      <w:proofErr w:type="spellEnd"/>
+      <w:r>
+        <w:t xml:space="preserve"> ja </w:t>
+      </w:r>
+      <w:proofErr w:type="spellStart"/>
+      <w:r>
+        <w:t>rikkumised</w:t>
+      </w:r>
+      <w:proofErr w:type="spellEnd"/>
+    </w:p>
+    <w:p>
+      <w:pPr>
+        <w:rPr>
+          <w:lang w:val="et-EE"/>
+        </w:rPr>
+      </w:pPr>
+      <w:r>
+        <w:rPr>
+          <w:lang w:val="et-EE"/>
+        </w:rPr>
+        <w:t>Kui töötaja märkab või kahtlustab, et platvormi on sisestatud vale, liigne või loata info, peab ta sellest viivitamata teatama organisatsiooni tavapärase korra järgi.</w:t>
+      </w:r>
+    </w:p>
+    <w:p>
+      <w:pPr>
+        <w:rPr>
+          <w:lang w:val="et-EE"/>
+        </w:rPr>
+      </w:pPr>
+      <w:r>
+        <w:rPr>
+          <w:lang w:val="et-EE"/>
+        </w:rPr>
+        <w:t xml:space="preserve">Kui </w:t>
+      </w:r>
+      <w:proofErr w:type="spellStart"/>
+      <w:r>
+        <w:rPr>
+          <w:lang w:val="et-EE"/>
+        </w:rPr>
+        <w:t>SotsiaalAI</w:t>
+      </w:r>
+      <w:proofErr w:type="spellEnd"/>
+      <w:r>
+        <w:rPr>
+          <w:lang w:val="et-EE"/>
+        </w:rPr>
+        <w:t xml:space="preserve"> saab teada rikkumisest, mis puudutab organisatsiooni andmeid, teavitab ta organisatsiooni põhjendamatu viivituseta ning aitab mõistlikus ulatuses rikkumise asjaolude, võimaliku mõju ja edasiste sammude hindamisel.</w:t>
+      </w:r>
+    </w:p>
+    <w:p>
+      <w:pPr>
+        <w:pStyle w:val="Pealkiri1"/>
+        <w:spacing w:before="200" w:after="80"/>
+      </w:pPr>
+      <w:r>
+        <w:lastRenderedPageBreak/>
+        <w:t xml:space="preserve">9. </w:t>
+      </w:r>
+      <w:proofErr w:type="spellStart"/>
+      <w:r>
+        <w:t>Allkirjad</w:t>
+      </w:r>
+      <w:proofErr w:type="spellEnd"/>
+      <w:r>
+        <w:t xml:space="preserve"> ja </w:t>
+      </w:r>
+      <w:proofErr w:type="spellStart"/>
+      <w:r>
+        <w:t>jõustumine</w:t>
+      </w:r>
+      <w:proofErr w:type="spellEnd"/>
+    </w:p>
+    <w:p>
+      <w:pPr>
+        <w:spacing w:after="120" w:line="283" w:lineRule="auto"/>
+        <w:rPr>
+          <w:lang w:val="et-EE"/>
+        </w:rPr>
+      </w:pPr>
+      <w:r>
+        <w:rPr>
+          <w:lang w:val="et-EE"/>
+        </w:rPr>
+        <w:t>Käesolev dokument jõustub organisatsiooni sisemise tööalase kasutuse alusena siis, kui organisatsiooni esindaja ja töötaja on selle allkirjastanud.</w:t>
+      </w:r>
+    </w:p>
+    <w:p>
+      <w:pPr>
+        <w:spacing w:after="120" w:line="283" w:lineRule="auto"/>
+        <w:rPr>
+          <w:lang w:val="et-EE"/>
+        </w:rPr>
+      </w:pPr>
+      <w:r>
+        <w:rPr>
+          <w:lang w:val="et-EE"/>
+        </w:rPr>
+        <w:t xml:space="preserve">Käesoleva dokumendi lepinguline osa jõustub </w:t>
+      </w:r>
+      <w:proofErr w:type="spellStart"/>
+      <w:r>
+        <w:rPr>
+          <w:lang w:val="et-EE"/>
+        </w:rPr>
+        <w:t>SotsiaalAI</w:t>
+      </w:r>
+      <w:proofErr w:type="spellEnd"/>
+      <w:r>
+        <w:rPr>
+          <w:lang w:val="et-EE"/>
+        </w:rPr>
+        <w:t xml:space="preserve"> suhtes siis, kui organisatsioon ja </w:t>
+      </w:r>
+      <w:proofErr w:type="spellStart"/>
+      <w:r>
+        <w:rPr>
+          <w:lang w:val="et-EE"/>
+        </w:rPr>
+        <w:t>SotsiaalAI</w:t>
+      </w:r>
+      <w:proofErr w:type="spellEnd"/>
+      <w:r>
+        <w:rPr>
+          <w:lang w:val="et-EE"/>
+        </w:rPr>
+        <w:t xml:space="preserve"> on allkirjastanud sama sisuga faili.</w:t>
+      </w:r>
+    </w:p>
+    <w:tbl>
+      <w:tblPr>
+        <w:tblW w:w="0" w:type="auto"/>
+        <w:jc w:val="center"/>
+        <w:tblBorders>
+          <w:top w:val="single" w:sz="6" w:space="0" w:color="D8CBC5"/>
+          <w:left w:val="single" w:sz="6" w:space="0" w:color="D8CBC5"/>
+          <w:bottom w:val="single" w:sz="6" w:space="0" w:color="D8CBC5"/>
+          <w:right w:val="single" w:sz="6" w:space="0" w:color="D8CBC5"/>
+          <w:insideH w:val="single" w:sz="6" w:space="0" w:color="D8CBC5"/>
+          <w:insideV w:val="single" w:sz="6" w:space="0" w:color="D8CBC5"/>
+        </w:tblBorders>
+        <w:tblLayout w:type="fixed"/>
+        <w:tblLook w:val="04A0" w:firstRow="1" w:lastRow="0" w:firstColumn="1" w:lastColumn="0" w:noHBand="0" w:noVBand="1"/>
+      </w:tblPr>
+      <w:tblGrid>
+        <w:gridCol w:w="2948"/>
+        <w:gridCol w:w="5216"/>
+      </w:tblGrid>
+      <w:tr>
+        <w:trPr>
+          <w:trHeight w:val="360"/>
+          <w:jc w:val="center"/>
+        </w:trPr>
+        <w:tc>
+          <w:tcPr>
+            <w:tcW w:w="2948" w:type="dxa"/>
+            <w:shd w:val="clear" w:color="auto" w:fill="EFE7E3"/>
+            <w:tcMar>
+              <w:top w:w="85" w:type="dxa"/>
+              <w:left w:w="100" w:type="dxa"/>
+              <w:bottom w:w="85" w:type="dxa"/>
+              <w:right w:w="100" w:type="dxa"/>
+            </w:tcMar>
+            <w:vAlign w:val="center"/>
+          </w:tcPr>
+          <w:p>
+            <w:pPr>
+              <w:spacing w:after="0"/>
+            </w:pPr>
+            <w:proofErr w:type="spellStart"/>
+            <w:r>
+              <w:rPr>
+                <w:b/>
+              </w:rPr>
+              <w:t>Organisatsioon</w:t>
+            </w:r>
+            <w:proofErr w:type="spellEnd"/>
+          </w:p>
+        </w:tc>
+        <w:tc>
+          <w:tcPr>
+            <w:tcW w:w="5216" w:type="dxa"/>
+            <w:tcMar>
+              <w:top w:w="85" w:type="dxa"/>
+              <w:left w:w="100" w:type="dxa"/>
+              <w:bottom w:w="85" w:type="dxa"/>
+              <w:right w:w="100" w:type="dxa"/>
+            </w:tcMar>
+            <w:vAlign w:val="center"/>
+          </w:tcPr>
+          <w:p>
+            <w:pPr>
+              <w:spacing w:after="0"/>
+            </w:pPr>
+            <w:r>
+              <w:t xml:space="preserve"> </w:t>
+            </w:r>
+          </w:p>
+        </w:tc>
+      </w:tr>
+      <w:tr>
+        <w:trPr>
+          <w:trHeight w:val="360"/>
+          <w:jc w:val="center"/>
+        </w:trPr>
+        <w:tc>
+          <w:tcPr>
+            <w:tcW w:w="2948" w:type="dxa"/>
+            <w:shd w:val="clear" w:color="auto" w:fill="EFE7E3"/>
+            <w:tcMar>
+              <w:top w:w="85" w:type="dxa"/>
+              <w:left w:w="100" w:type="dxa"/>
+              <w:bottom w:w="85" w:type="dxa"/>
+              <w:right w:w="100" w:type="dxa"/>
+            </w:tcMar>
+            <w:vAlign w:val="center"/>
+          </w:tcPr>
+          <w:p>
+            <w:pPr>
+              <w:spacing w:after="0"/>
+            </w:pPr>
+            <w:proofErr w:type="spellStart"/>
+            <w:r>
+              <w:rPr>
+                <w:b/>
+              </w:rPr>
+              <w:t>Jõustumise</w:t>
+            </w:r>
+            <w:proofErr w:type="spellEnd"/>
+            <w:r>
+              <w:rPr>
+                <w:b/>
+              </w:rPr>
+              <w:t xml:space="preserve"> </w:t>
+            </w:r>
+            <w:proofErr w:type="spellStart"/>
+            <w:r>
+              <w:rPr>
+                <w:b/>
+              </w:rPr>
+              <w:t>kuupäev</w:t>
+            </w:r>
+            <w:proofErr w:type="spellEnd"/>
+          </w:p>
+        </w:tc>
+        <w:tc>
+          <w:tcPr>
+            <w:tcW w:w="5216" w:type="dxa"/>
+            <w:tcMar>
+              <w:top w:w="85" w:type="dxa"/>
+              <w:left w:w="100" w:type="dxa"/>
+              <w:bottom w:w="85" w:type="dxa"/>
+              <w:right w:w="100" w:type="dxa"/>
+            </w:tcMar>
+            <w:vAlign w:val="center"/>
+          </w:tcPr>
+          <w:p>
+            <w:pPr>
+              <w:spacing w:after="0"/>
+            </w:pPr>
+            <w:r>
+              <w:t xml:space="preserve"> </w:t>
+            </w:r>
+          </w:p>
+        </w:tc>
+      </w:tr>
+    </w:tbl>
+    <w:p>
+      <w:pPr>
+        <w:spacing w:after="120" w:line="283" w:lineRule="auto"/>
+      </w:pPr>
+    </w:p>
+    <w:tbl>
+      <w:tblPr>
+        <w:tblW w:w="0" w:type="auto"/>
+        <w:jc w:val="center"/>
+        <w:tblBorders>
+          <w:top w:val="single" w:sz="6" w:space="0" w:color="D8CBC5"/>
+          <w:left w:val="single" w:sz="6" w:space="0" w:color="D8CBC5"/>
+          <w:bottom w:val="single" w:sz="6" w:space="0" w:color="D8CBC5"/>
+          <w:right w:val="single" w:sz="6" w:space="0" w:color="D8CBC5"/>
+          <w:insideH w:val="single" w:sz="6" w:space="0" w:color="D8CBC5"/>
+          <w:insideV w:val="single" w:sz="6" w:space="0" w:color="D8CBC5"/>
+        </w:tblBorders>
+        <w:tblLayout w:type="fixed"/>
+        <w:tblLook w:val="04A0" w:firstRow="1" w:lastRow="0" w:firstColumn="1" w:lastColumn="0" w:noHBand="0" w:noVBand="1"/>
+      </w:tblPr>
+      <w:tblGrid>
+        <w:gridCol w:w="3118"/>
+        <w:gridCol w:w="2721"/>
+        <w:gridCol w:w="2324"/>
+      </w:tblGrid>
+      <w:tr>
+        <w:trPr>
+          <w:trHeight w:val="320"/>
+          <w:jc w:val="center"/>
+        </w:trPr>
+        <w:tc>
+          <w:tcPr>
+            <w:tcW w:w="3118" w:type="dxa"/>
+            <w:shd w:val="clear" w:color="auto" w:fill="E7DDD7"/>
+            <w:tcMar>
+              <w:top w:w="70" w:type="dxa"/>
+              <w:left w:w="90" w:type="dxa"/>
+              <w:bottom w:w="70" w:type="dxa"/>
+              <w:right w:w="90" w:type="dxa"/>
+            </w:tcMar>
+            <w:vAlign w:val="center"/>
+          </w:tcPr>
+          <w:p>
+            <w:pPr>
+              <w:spacing w:after="0"/>
+            </w:pPr>
+            <w:proofErr w:type="spellStart"/>
+            <w:r>
+              <w:rPr>
+                <w:b/>
+                <w:sz w:val="21"/>
+              </w:rPr>
+              <w:t>Allkirjastaja</w:t>
+            </w:r>
+            <w:proofErr w:type="spellEnd"/>
+          </w:p>
+        </w:tc>
+        <w:tc>
+          <w:tcPr>
+            <w:tcW w:w="2721" w:type="dxa"/>
+            <w:shd w:val="clear" w:color="auto" w:fill="E7DDD7"/>
+            <w:tcMar>
+              <w:top w:w="70" w:type="dxa"/>
+              <w:left w:w="90" w:type="dxa"/>
+              <w:bottom w:w="70" w:type="dxa"/>
+              <w:right w:w="90" w:type="dxa"/>
+            </w:tcMar>
+            <w:vAlign w:val="center"/>
+          </w:tcPr>
+          <w:p>
+            <w:pPr>
+              <w:spacing w:after="0"/>
+            </w:pPr>
+            <w:r>
+              <w:rPr>
+                <w:b/>
+                <w:sz w:val="21"/>
+              </w:rPr>
+              <w:t xml:space="preserve">Nimi ja </w:t>
+            </w:r>
+            <w:proofErr w:type="spellStart"/>
+            <w:r>
+              <w:rPr>
+                <w:b/>
+                <w:sz w:val="21"/>
+              </w:rPr>
+              <w:t>ametikoht</w:t>
+            </w:r>
+            <w:proofErr w:type="spellEnd"/>
+          </w:p>
+        </w:tc>
+        <w:tc>
+          <w:tcPr>
+            <w:tcW w:w="2324" w:type="dxa"/>
+            <w:shd w:val="clear" w:color="auto" w:fill="E7DDD7"/>
+            <w:tcMar>
+              <w:top w:w="70" w:type="dxa"/>
+              <w:left w:w="90" w:type="dxa"/>
+              <w:bottom w:w="70" w:type="dxa"/>
+              <w:right w:w="90" w:type="dxa"/>
+            </w:tcMar>
+            <w:vAlign w:val="center"/>
+          </w:tcPr>
+          <w:p>
+            <w:pPr>
+              <w:spacing w:after="0"/>
+            </w:pPr>
+            <w:proofErr w:type="spellStart"/>
+            <w:r>
+              <w:rPr>
+                <w:b/>
+                <w:sz w:val="21"/>
+              </w:rPr>
+              <w:t>Kuupäev</w:t>
+            </w:r>
+            <w:proofErr w:type="spellEnd"/>
+            <w:r>
+              <w:rPr>
+                <w:b/>
+                <w:sz w:val="21"/>
+              </w:rPr>
+              <w:t xml:space="preserve"> ja </w:t>
+            </w:r>
+            <w:proofErr w:type="spellStart"/>
+            <w:r>
+              <w:rPr>
+                <w:b/>
+                <w:sz w:val="21"/>
+              </w:rPr>
+              <w:t>allkiri</w:t>
+            </w:r>
+            <w:proofErr w:type="spellEnd"/>
+          </w:p>
+        </w:tc>
+      </w:tr>
+      <w:tr>
+        <w:trPr>
+          <w:trHeight w:val="320"/>
+          <w:jc w:val="center"/>
+        </w:trPr>
+        <w:tc>
+          <w:tcPr>
+            <w:tcW w:w="3118" w:type="dxa"/>
+            <w:tcMar>
+              <w:top w:w="70" w:type="dxa"/>
+              <w:left w:w="90" w:type="dxa"/>
+              <w:bottom w:w="70" w:type="dxa"/>
+              <w:right w:w="90" w:type="dxa"/>
+            </w:tcMar>
+            <w:vAlign w:val="center"/>
+          </w:tcPr>
+          <w:p>
+            <w:pPr>
+              <w:spacing w:after="0"/>
+            </w:pPr>
+            <w:proofErr w:type="spellStart"/>
+            <w:r>
+              <w:rPr>
+                <w:sz w:val="21"/>
+              </w:rPr>
+              <w:t>Organisatsiooni</w:t>
+            </w:r>
+            <w:proofErr w:type="spellEnd"/>
+            <w:r>
+              <w:rPr>
+                <w:sz w:val="21"/>
+              </w:rPr>
+              <w:t xml:space="preserve"> </w:t>
+            </w:r>
+            <w:proofErr w:type="spellStart"/>
+            <w:r>
+              <w:rPr>
+                <w:sz w:val="21"/>
+              </w:rPr>
+              <w:t>esindaja</w:t>
+            </w:r>
+            <w:proofErr w:type="spellEnd"/>
+          </w:p>
+        </w:tc>
+        <w:tc>
+          <w:tcPr>
+            <w:tcW w:w="2721" w:type="dxa"/>
+            <w:tcMar>
+              <w:top w:w="70" w:type="dxa"/>
+              <w:left w:w="90" w:type="dxa"/>
+              <w:bottom w:w="70" w:type="dxa"/>
+              <w:right w:w="90" w:type="dxa"/>
+            </w:tcMar>
+            <w:vAlign w:val="center"/>
+          </w:tcPr>
+          <w:p>
+            <w:pPr>
+              <w:spacing w:after="0"/>
+            </w:pPr>
+            <w:r>
+              <w:rPr>
+                <w:sz w:val="21"/>
+              </w:rPr>
+              <w:t xml:space="preserve"> </w:t>
+            </w:r>
+          </w:p>
+        </w:tc>
+        <w:tc>
+          <w:tcPr>
+            <w:tcW w:w="2324" w:type="dxa"/>
+            <w:tcMar>
+              <w:top w:w="70" w:type="dxa"/>
+              <w:left w:w="90" w:type="dxa"/>
+              <w:bottom w:w="70" w:type="dxa"/>
+              <w:right w:w="90" w:type="dxa"/>
+            </w:tcMar>
+            <w:vAlign w:val="center"/>
+          </w:tcPr>
+          <w:p>
+            <w:pPr>
+              <w:spacing w:after="0"/>
+            </w:pPr>
+            <w:r>
+              <w:rPr>
+                <w:sz w:val="21"/>
+              </w:rPr>
+              <w:t xml:space="preserve"> </w:t>
+            </w:r>
+          </w:p>
+        </w:tc>
+      </w:tr>
+      <w:tr>
+        <w:trPr>
+          <w:trHeight w:val="320"/>
+          <w:jc w:val="center"/>
+        </w:trPr>
+        <w:tc>
+          <w:tcPr>
+            <w:tcW w:w="3118" w:type="dxa"/>
+            <w:tcMar>
+              <w:top w:w="70" w:type="dxa"/>
+              <w:left w:w="90" w:type="dxa"/>
+              <w:bottom w:w="70" w:type="dxa"/>
+              <w:right w:w="90" w:type="dxa"/>
+            </w:tcMar>
+            <w:vAlign w:val="center"/>
+          </w:tcPr>
+          <w:p>
+            <w:pPr>
+              <w:spacing w:after="0"/>
+            </w:pPr>
+            <w:proofErr w:type="spellStart"/>
+            <w:r>
+              <w:t>Organisatsiooni</w:t>
+            </w:r>
+            <w:proofErr w:type="spellEnd"/>
+            <w:r>
+              <w:t xml:space="preserve"> </w:t>
+            </w:r>
+            <w:proofErr w:type="spellStart"/>
+            <w:r>
+              <w:t>töötaja</w:t>
+            </w:r>
+            <w:proofErr w:type="spellEnd"/>
+          </w:p>
+        </w:tc>
+        <w:tc>
+          <w:tcPr>
+            <w:tcW w:w="2721" w:type="dxa"/>
+            <w:tcMar>
+              <w:top w:w="70" w:type="dxa"/>
+              <w:left w:w="90" w:type="dxa"/>
+              <w:bottom w:w="70" w:type="dxa"/>
+              <w:right w:w="90" w:type="dxa"/>
+            </w:tcMar>
+            <w:vAlign w:val="center"/>
+          </w:tcPr>
+          <w:p>
+            <w:pPr>
+              <w:spacing w:after="0"/>
+            </w:pPr>
+          </w:p>
+        </w:tc>
+        <w:tc>
+          <w:tcPr>
+            <w:tcW w:w="2324" w:type="dxa"/>
+            <w:tcMar>
+              <w:top w:w="70" w:type="dxa"/>
+              <w:left w:w="90" w:type="dxa"/>
+              <w:bottom w:w="70" w:type="dxa"/>
+              <w:right w:w="90" w:type="dxa"/>
+            </w:tcMar>
+            <w:vAlign w:val="center"/>
+          </w:tcPr>
+          <w:p>
+            <w:pPr>
+              <w:spacing w:after="0"/>
+            </w:pPr>
+          </w:p>
+        </w:tc>
+      </w:tr>
+      <w:tr>
+        <w:trPr>
+          <w:trHeight w:val="320"/>
+          <w:jc w:val="center"/>
+        </w:trPr>
+        <w:tc>
+          <w:tcPr>
+            <w:tcW w:w="3118" w:type="dxa"/>
+            <w:tcMar>
+              <w:top w:w="70" w:type="dxa"/>
+              <w:left w:w="90" w:type="dxa"/>
+              <w:bottom w:w="70" w:type="dxa"/>
+              <w:right w:w="90" w:type="dxa"/>
+            </w:tcMar>
+            <w:vAlign w:val="center"/>
+          </w:tcPr>
+          <w:p>
+            <w:pPr>
+              <w:spacing w:after="0"/>
+            </w:pPr>
+            <w:proofErr w:type="spellStart"/>
+            <w:r>
+              <w:rPr>
+                <w:sz w:val="21"/>
+              </w:rPr>
+              <w:t>SotsiaalAI</w:t>
+            </w:r>
+            <w:proofErr w:type="spellEnd"/>
+            <w:r>
+              <w:rPr>
+                <w:sz w:val="21"/>
+              </w:rPr>
+              <w:t xml:space="preserve"> OÜ </w:t>
+            </w:r>
+            <w:proofErr w:type="spellStart"/>
+            <w:r>
+              <w:rPr>
+                <w:sz w:val="21"/>
+              </w:rPr>
+              <w:t>esindaja</w:t>
+            </w:r>
+            <w:proofErr w:type="spellEnd"/>
+          </w:p>
+        </w:tc>
+        <w:tc>
+          <w:tcPr>
+            <w:tcW w:w="2721" w:type="dxa"/>
+            <w:tcMar>
+              <w:top w:w="70" w:type="dxa"/>
+              <w:left w:w="90" w:type="dxa"/>
+              <w:bottom w:w="70" w:type="dxa"/>
+              <w:right w:w="90" w:type="dxa"/>
+            </w:tcMar>
+            <w:vAlign w:val="center"/>
+          </w:tcPr>
+          <w:p>
+            <w:pPr>
+              <w:spacing w:after="0"/>
+            </w:pPr>
+            <w:r>
+              <w:rPr>
+                <w:sz w:val="21"/>
+              </w:rPr>
+              <w:t xml:space="preserve"> </w:t>
+            </w:r>
+            <w:r>
+              <w:rPr>
+                <w:sz w:val="21"/>
+              </w:rPr>
+              <w:t xml:space="preserve">Laur Raudsoo, </w:t>
+            </w:r>
+            <w:proofErr w:type="spellStart"/>
+            <w:r>
+              <w:rPr>
+                <w:sz w:val="21"/>
+              </w:rPr>
+              <w:t>juhatuse</w:t>
+            </w:r>
+            <w:proofErr w:type="spellEnd"/>
+            <w:r>
+              <w:rPr>
+                <w:sz w:val="21"/>
+              </w:rPr>
+              <w:t xml:space="preserve"> </w:t>
+            </w:r>
+            <w:proofErr w:type="spellStart"/>
+            <w:r>
+              <w:rPr>
+                <w:sz w:val="21"/>
+              </w:rPr>
+              <w:t>liige</w:t>
+            </w:r>
+            <w:proofErr w:type="spellEnd"/>
+          </w:p>
+        </w:tc>
+        <w:tc>
+          <w:tcPr>
+            <w:tcW w:w="2324" w:type="dxa"/>
+            <w:tcMar>
+              <w:top w:w="70" w:type="dxa"/>
+              <w:left w:w="90" w:type="dxa"/>
+              <w:bottom w:w="70" w:type="dxa"/>
+              <w:right w:w="90" w:type="dxa"/>
+            </w:tcMar>
+            <w:vAlign w:val="center"/>
+          </w:tcPr>
+          <w:p>
+            <w:pPr>
+              <w:spacing w:after="0"/>
+            </w:pPr>
+            <w:r>
+              <w:rPr>
+                <w:sz w:val="21"/>
+              </w:rPr>
+              <w:t xml:space="preserve"> </w:t>
+            </w:r>
+            <w:r>
+              <w:rPr>
+                <w:sz w:val="21"/>
+              </w:rPr>
+              <w:t>23</w:t>
+            </w:r>
+            <w:r>
+              <w:rPr>
+                <w:sz w:val="21"/>
+              </w:rPr>
+              <w:t xml:space="preserve">.04.2026, </w:t>
+            </w:r>
+            <w:proofErr w:type="spellStart"/>
+            <w:r>
+              <w:rPr>
+                <w:sz w:val="21"/>
+              </w:rPr>
+              <w:t>allkiri</w:t>
+            </w:r>
+            <w:proofErr w:type="spellEnd"/>
+            <w:r>
+              <w:rPr>
+                <w:sz w:val="21"/>
+              </w:rPr>
+              <w:t xml:space="preserve"> </w:t>
+            </w:r>
+            <w:proofErr w:type="spellStart"/>
+            <w:r>
+              <w:rPr>
+                <w:sz w:val="21"/>
+              </w:rPr>
+              <w:t>digitaalne</w:t>
+            </w:r>
+            <w:proofErr w:type="spellEnd"/>
+          </w:p>
+        </w:tc>
+      </w:tr>
+    </w:tbl>
+    <w:p>
+      <w:pPr>
+        <w:spacing w:before="200" w:line="264" w:lineRule="auto"/>
+      </w:pPr>
+    </w:p>
+    <w:sectPr>
+      <w:headerReference w:type="even" r:id="rId8"/>
+      <w:headerReference w:type="default" r:id="rId9"/>
+      <w:footerReference w:type="even" r:id="rId10"/>
+      <w:footerReference w:type="default" r:id="rId11"/>
+      <w:headerReference w:type="first" r:id="rId12"/>
+      <w:footerReference w:type="first" r:id="rId13"/>
+      <w:pgSz w:w="12240" w:h="15840"/>
+      <w:pgMar w:top="1247" w:right="1304" w:bottom="1247" w:left="1304" w:header="720" w:footer="720" w:gutter="0"/>
+      <w:cols w:space="720"/>
+      <w:docGrid w:linePitch="360"/>
+    </w:sectPr>
+  </w:body>
+</w:document>
 </file>
 
 <file path=word/endnotes.xml><?xml version="1.0" encoding="utf-8"?>
@@ -200,7 +2049,7 @@
     <w:lvl w:ilvl="0">
       <w:start w:val="1"/>
       <w:numFmt w:val="bullet"/>
-      <w:lvlText w:val="?"/>
+      <w:lvlText w:val=""/>
       <w:lvlJc w:val="left"/>
       <w:pPr>
         <w:tabs>
@@ -221,7 +2070,7 @@
       <w:start w:val="1"/>
       <w:numFmt w:val="bullet"/>
       <w:pStyle w:val="Loenditpp3"/>
-      <w:lvlText w:val="?"/>
+      <w:lvlText w:val=""/>
       <w:lvlJc w:val="left"/>
       <w:pPr>
         <w:tabs>
@@ -242,7 +2091,7 @@
       <w:start w:val="1"/>
       <w:numFmt w:val="bullet"/>
       <w:pStyle w:val="Loenditpp2"/>
-      <w:lvlText w:val="?"/>
+      <w:lvlText w:val=""/>
       <w:lvlJc w:val="left"/>
       <w:pPr>
         <w:tabs>
@@ -281,7 +2130,7 @@
       <w:start w:val="1"/>
       <w:numFmt w:val="bullet"/>
       <w:pStyle w:val="Loenditpp"/>
-      <w:lvlText w:val="?"/>
+      <w:lvlText w:val=""/>
       <w:lvlJc w:val="left"/>
       <w:pPr>
         <w:tabs>
@@ -930,6 +2779,7 @@
   <w:style w:type="character" w:default="1" w:styleId="Liguvaikefont">
     <w:name w:val="Default Paragraph Font"/>
     <w:uiPriority w:val="1"/>
+    <w:semiHidden/>
     <w:unhideWhenUsed/>
   </w:style>
   <w:style w:type="table" w:default="1" w:styleId="Normaaltabel">
@@ -969,7 +2819,7 @@
     </w:pPr>
   </w:style>
   <w:style w:type="character" w:customStyle="1" w:styleId="PisMrk">
-    <w:name w:val="P�is M�rk"/>
+    <w:name w:val="Päis Märk"/>
     <w:basedOn w:val="Liguvaikefont"/>
     <w:link w:val="Pis"/>
     <w:uiPriority w:val="99"/>
@@ -991,7 +2841,7 @@
     </w:pPr>
   </w:style>
   <w:style w:type="character" w:customStyle="1" w:styleId="JalusMrk">
-    <w:name w:val="Jalus M�rk"/>
+    <w:name w:val="Jalus Märk"/>
     <w:basedOn w:val="Liguvaikefont"/>
     <w:link w:val="Jalus"/>
     <w:uiPriority w:val="99"/>
@@ -1007,7 +2857,7 @@
     </w:pPr>
   </w:style>
   <w:style w:type="character" w:customStyle="1" w:styleId="Pealkiri1Mrk">
-    <w:name w:val="Pealkiri 1 M�rk"/>
+    <w:name w:val="Pealkiri 1 Märk"/>
     <w:basedOn w:val="Liguvaikefont"/>
     <w:link w:val="Pealkiri1"/>
     <w:uiPriority w:val="9"/>
@@ -1022,7 +2872,7 @@
     </w:rPr>
   </w:style>
   <w:style w:type="character" w:customStyle="1" w:styleId="Pealkiri2Mrk">
-    <w:name w:val="Pealkiri 2 M�rk"/>
+    <w:name w:val="Pealkiri 2 Märk"/>
     <w:basedOn w:val="Liguvaikefont"/>
     <w:link w:val="Pealkiri2"/>
     <w:uiPriority w:val="9"/>
@@ -1037,7 +2887,7 @@
     </w:rPr>
   </w:style>
   <w:style w:type="character" w:customStyle="1" w:styleId="Pealkiri3Mrk">
-    <w:name w:val="Pealkiri 3 M�rk"/>
+    <w:name w:val="Pealkiri 3 Märk"/>
     <w:basedOn w:val="Liguvaikefont"/>
     <w:link w:val="Pealkiri3"/>
     <w:uiPriority w:val="9"/>
@@ -1075,7 +2925,7 @@
     </w:rPr>
   </w:style>
   <w:style w:type="character" w:customStyle="1" w:styleId="PealkiriMrk">
-    <w:name w:val="Pealkiri M�rk"/>
+    <w:name w:val="Pealkiri Märk"/>
     <w:basedOn w:val="Liguvaikefont"/>
     <w:link w:val="Pealkiri"/>
     <w:uiPriority w:val="10"/>
@@ -1113,7 +2963,7 @@
     </w:rPr>
   </w:style>
   <w:style w:type="character" w:customStyle="1" w:styleId="AlapealkiriMrk">
-    <w:name w:val="Alapealkiri M�rk"/>
+    <w:name w:val="Alapealkiri Märk"/>
     <w:basedOn w:val="Liguvaikefont"/>
     <w:link w:val="Alapealkiri"/>
     <w:uiPriority w:val="11"/>
@@ -1151,7 +3001,7 @@
     </w:pPr>
   </w:style>
   <w:style w:type="character" w:customStyle="1" w:styleId="KehatekstMrk">
-    <w:name w:val="Kehatekst M�rk"/>
+    <w:name w:val="Kehatekst Märk"/>
     <w:basedOn w:val="Liguvaikefont"/>
     <w:link w:val="Kehatekst"/>
     <w:uiPriority w:val="99"/>
@@ -1169,7 +3019,7 @@
     </w:pPr>
   </w:style>
   <w:style w:type="character" w:customStyle="1" w:styleId="Kehatekst2Mrk">
-    <w:name w:val="Kehatekst 2 M�rk"/>
+    <w:name w:val="Kehatekst 2 Märk"/>
     <w:basedOn w:val="Liguvaikefont"/>
     <w:link w:val="Kehatekst2"/>
     <w:uiPriority w:val="99"/>
@@ -1191,7 +3041,7 @@
     </w:rPr>
   </w:style>
   <w:style w:type="character" w:customStyle="1" w:styleId="Kehatekst3Mrk">
-    <w:name w:val="Kehatekst 3 M�rk"/>
+    <w:name w:val="Kehatekst 3 Märk"/>
     <w:basedOn w:val="Liguvaikefont"/>
     <w:link w:val="Kehatekst3"/>
     <w:uiPriority w:val="99"/>
@@ -1372,7 +3222,7 @@
     </w:rPr>
   </w:style>
   <w:style w:type="character" w:customStyle="1" w:styleId="MakrotekstMrk">
-    <w:name w:val="Makrotekst M�rk"/>
+    <w:name w:val="Makrotekst Märk"/>
     <w:basedOn w:val="Liguvaikefont"/>
     <w:link w:val="Makrotekst"/>
     <w:uiPriority w:val="99"/>
@@ -1398,7 +3248,7 @@
     </w:rPr>
   </w:style>
   <w:style w:type="character" w:customStyle="1" w:styleId="TsitaatMrk">
-    <w:name w:val="Tsitaat M�rk"/>
+    <w:name w:val="Tsitaat Märk"/>
     <w:basedOn w:val="Liguvaikefont"/>
     <w:link w:val="Tsitaat"/>
     <w:uiPriority w:val="29"/>
@@ -1410,7 +3260,7 @@
     </w:rPr>
   </w:style>
   <w:style w:type="character" w:customStyle="1" w:styleId="Pealkiri4Mrk">
-    <w:name w:val="Pealkiri 4 M�rk"/>
+    <w:name w:val="Pealkiri 4 Märk"/>
     <w:basedOn w:val="Liguvaikefont"/>
     <w:link w:val="Pealkiri4"/>
     <w:uiPriority w:val="9"/>
@@ -1426,7 +3276,7 @@
     </w:rPr>
   </w:style>
   <w:style w:type="character" w:customStyle="1" w:styleId="Pealkiri5Mrk">
-    <w:name w:val="Pealkiri 5 M�rk"/>
+    <w:name w:val="Pealkiri 5 Märk"/>
     <w:basedOn w:val="Liguvaikefont"/>
     <w:link w:val="Pealkiri5"/>
     <w:uiPriority w:val="9"/>
@@ -1438,7 +3288,7 @@
     </w:rPr>
   </w:style>
   <w:style w:type="character" w:customStyle="1" w:styleId="Pealkiri6Mrk">
-    <w:name w:val="Pealkiri 6 M�rk"/>
+    <w:name w:val="Pealkiri 6 Märk"/>
     <w:basedOn w:val="Liguvaikefont"/>
     <w:link w:val="Pealkiri6"/>
     <w:uiPriority w:val="9"/>
@@ -1452,7 +3302,7 @@
     </w:rPr>
   </w:style>
   <w:style w:type="character" w:customStyle="1" w:styleId="Pealkiri7Mrk">
-    <w:name w:val="Pealkiri 7 M�rk"/>
+    <w:name w:val="Pealkiri 7 Märk"/>
     <w:basedOn w:val="Liguvaikefont"/>
     <w:link w:val="Pealkiri7"/>
     <w:uiPriority w:val="9"/>
@@ -1466,7 +3316,7 @@
     </w:rPr>
   </w:style>
   <w:style w:type="character" w:customStyle="1" w:styleId="Pealkiri8Mrk">
-    <w:name w:val="Pealkiri 8 M�rk"/>
+    <w:name w:val="Pealkiri 8 Märk"/>
     <w:basedOn w:val="Liguvaikefont"/>
     <w:link w:val="Pealkiri8"/>
     <w:uiPriority w:val="9"/>
@@ -1480,7 +3330,7 @@
     </w:rPr>
   </w:style>
   <w:style w:type="character" w:customStyle="1" w:styleId="Pealkiri9Mrk">
-    <w:name w:val="Pealkiri 9 M�rk"/>
+    <w:name w:val="Pealkiri 9 Märk"/>
     <w:basedOn w:val="Liguvaikefont"/>
     <w:link w:val="Pealkiri9"/>
     <w:uiPriority w:val="9"/>
@@ -1561,7 +3411,7 @@
     </w:rPr>
   </w:style>
   <w:style w:type="character" w:customStyle="1" w:styleId="SelgeltmrgatavtsitaatMrk">
-    <w:name w:val="Selgelt m�rgatav tsitaat M�rk"/>
+    <w:name w:val="Selgelt märgatav tsitaat Märk"/>
     <w:basedOn w:val="Liguvaikefont"/>
     <w:link w:val="Selgeltmrgatavtsitaat"/>
     <w:uiPriority w:val="30"/>
@@ -11756,10 +13606,10 @@
         <a:latin typeface="Calibri"/>
         <a:ea typeface=""/>
         <a:cs typeface=""/>
-        <a:font script="Jpan" typeface="?? ????"/>
-        <a:font script="Hang" typeface="?? ??"/>
-        <a:font script="Hans" typeface="??"/>
-        <a:font script="Hant" typeface="????"/>
+        <a:font script="Jpan" typeface="ＭＳ ゴシック"/>
+        <a:font script="Hang" typeface="맑은 고딕"/>
+        <a:font script="Hans" typeface="宋体"/>
+        <a:font script="Hant" typeface="新細明體"/>
         <a:font script="Arab" typeface="Times New Roman"/>
         <a:font script="Hebr" typeface="Times New Roman"/>
         <a:font script="Thai" typeface="Angsana New"/>
@@ -11791,10 +13641,10 @@
         <a:latin typeface="Cambria"/>
         <a:ea typeface=""/>
         <a:cs typeface=""/>
-        <a:font script="Jpan" typeface="?? ??"/>
-        <a:font script="Hang" typeface="?? ??"/>
-        <a:font script="Hans" typeface="??"/>
-        <a:font script="Hant" typeface="????"/>
+        <a:font script="Jpan" typeface="ＭＳ 明朝"/>
+        <a:font script="Hang" typeface="맑은 고딕"/>
+        <a:font script="Hans" typeface="宋体"/>
+        <a:font script="Hant" typeface="新細明體"/>
         <a:font script="Arab" typeface="Arial"/>
         <a:font script="Hebr" typeface="Arial"/>
         <a:font script="Thai" typeface="Cordia New"/>

--- a/public/legal/SotsiaalAI_raamdokument.docx
+++ b/public/legal/SotsiaalAI_raamdokument.docx
@@ -89,21 +89,7 @@
         <w:rPr>
           <w:lang w:val="et-EE"/>
         </w:rPr>
-        <w:t xml:space="preserve">Käesolev dokument lähtub isikuandmete töötlemisel kohaldatavast õigusest, eelkõige Euroopa Parlamendi ja nõukogu määrusest (EL) 2016/679, Eesti isikuandmete kaitse seadusest ning vajaduse korral muudest organisatsiooni tegevusvaldkonda reguleerivatest õigusaktidest. Kui organisatsioonile kohalduvad avaliku teabe, dokumendihalduse, arhiveerimise või muud dokumentide säilitamise nõuded, tuleb </w:t>
-      </w:r>
-      <w:proofErr w:type="spellStart"/>
-      <w:r>
-        <w:rPr>
-          <w:lang w:val="et-EE"/>
-        </w:rPr>
-        <w:t>SotsiaalAI</w:t>
-      </w:r>
-      <w:proofErr w:type="spellEnd"/>
-      <w:r>
-        <w:rPr>
-          <w:lang w:val="et-EE"/>
-        </w:rPr>
-        <w:t xml:space="preserve"> kasutamisel järgida ka neid nõudeid.</w:t>
+        <w:t xml:space="preserve">Käesolev dokument lähtub isikuandmete töötlemisel kohaldatavast õigusest, eelkõige Euroopa Parlamendi ja nõukogu määrusest (EL) 2016/679 ning Eesti isikuandmete kaitse seadusest. Organisatsioon vastutab selle eest, et SotsiaalAI kasutamisel järgitakse ka organisatsioonile kohalduvaid valdkondlikke nõudeid, sealhulgas avaliku teabe, dokumendihalduse, arhiveerimise või dokumentide säilitamise nõudeid.</w:t>
       </w:r>
     </w:p>
     <w:p>
